--- a/Semester Project Documentation.docx
+++ b/Semester Project Documentation.docx
@@ -81,46 +81,28 @@
           <w:sz w:val="24"/>
           <w:szCs w:val="24"/>
         </w:rPr>
-        <w:t>Prepared by $</w:t>
-      </w:r>
-      <w:proofErr w:type="spellStart"/>
-      <w:r>
-        <w:rPr>
-          <w:rFonts w:ascii="Times New Roman" w:hAnsi="Times New Roman" w:cs="Times New Roman"/>
-          <w:b/>
-          <w:bCs/>
+        <w:t>Prepared by $oftware ¢orp</w:t>
+      </w:r>
+    </w:p>
+    <w:p>
+      <w:pPr>
+        <w:spacing w:after="500"/>
+        <w:jc w:val="center"/>
+        <w:rPr>
+          <w:rFonts w:ascii="Times New Roman" w:hAnsi="Times New Roman" w:cs="Times New Roman"/>
+        </w:rPr>
+      </w:pPr>
+      <w:r>
+        <w:rPr>
+          <w:rFonts w:ascii="Times New Roman" w:hAnsi="Times New Roman" w:cs="Times New Roman"/>
           <w:sz w:val="24"/>
           <w:szCs w:val="24"/>
         </w:rPr>
-        <w:t>oftware</w:t>
-      </w:r>
-      <w:proofErr w:type="spellEnd"/>
-      <w:r>
-        <w:rPr>
-          <w:rFonts w:ascii="Times New Roman" w:hAnsi="Times New Roman" w:cs="Times New Roman"/>
-          <w:b/>
-          <w:bCs/>
-          <w:sz w:val="24"/>
-          <w:szCs w:val="24"/>
-        </w:rPr>
-        <w:t xml:space="preserve"> ¢</w:t>
-      </w:r>
-      <w:proofErr w:type="spellStart"/>
-      <w:r>
-        <w:rPr>
-          <w:rFonts w:ascii="Times New Roman" w:hAnsi="Times New Roman" w:cs="Times New Roman"/>
-          <w:b/>
-          <w:bCs/>
-          <w:sz w:val="24"/>
-          <w:szCs w:val="24"/>
-        </w:rPr>
-        <w:t>orp</w:t>
-      </w:r>
-      <w:proofErr w:type="spellEnd"/>
-    </w:p>
-    <w:p>
-      <w:pPr>
-        <w:spacing w:after="500"/>
+        <w:t>Elisa Castillo</w:t>
+      </w:r>
+    </w:p>
+    <w:p>
+      <w:pPr>
         <w:jc w:val="center"/>
         <w:rPr>
           <w:rFonts w:ascii="Times New Roman" w:hAnsi="Times New Roman" w:cs="Times New Roman"/>
@@ -129,22 +111,6 @@
       <w:r>
         <w:rPr>
           <w:rFonts w:ascii="Times New Roman" w:hAnsi="Times New Roman" w:cs="Times New Roman"/>
-          <w:sz w:val="24"/>
-          <w:szCs w:val="24"/>
-        </w:rPr>
-        <w:t>Elisa Castillo</w:t>
-      </w:r>
-    </w:p>
-    <w:p>
-      <w:pPr>
-        <w:jc w:val="center"/>
-        <w:rPr>
-          <w:rFonts w:ascii="Times New Roman" w:hAnsi="Times New Roman" w:cs="Times New Roman"/>
-        </w:rPr>
-      </w:pPr>
-      <w:r>
-        <w:rPr>
-          <w:rFonts w:ascii="Times New Roman" w:hAnsi="Times New Roman" w:cs="Times New Roman"/>
         </w:rPr>
         <w:t xml:space="preserve">September </w:t>
       </w:r>
@@ -152,7 +118,13 @@
         <w:rPr>
           <w:rFonts w:ascii="Times New Roman" w:hAnsi="Times New Roman" w:cs="Times New Roman"/>
         </w:rPr>
-        <w:t>10</w:t>
+        <w:t>1</w:t>
+      </w:r>
+      <w:r>
+        <w:rPr>
+          <w:rFonts w:ascii="Times New Roman" w:hAnsi="Times New Roman" w:cs="Times New Roman"/>
+        </w:rPr>
+        <w:t>7</w:t>
       </w:r>
       <w:r>
         <w:rPr>
@@ -480,25 +452,113 @@
                 <w:sz w:val="20"/>
                 <w:szCs w:val="20"/>
               </w:rPr>
-              <w:t xml:space="preserve">Initial draft. Worked on document structure, competitive analysis of existing parking platforms, the vision/scope section, and the fifteen use cases with a traceability table mapping each use case to the </w:t>
-            </w:r>
-            <w:proofErr w:type="gramStart"/>
+              <w:t>Initial draft. Worked on document structure, competitive analysis of existing parking platforms, the vision/scope section, and the fifteen use cases with a traceability table mapping each use case to the high level features.</w:t>
+            </w:r>
+          </w:p>
+        </w:tc>
+      </w:tr>
+      <w:tr>
+        <w:tc>
+          <w:tcPr>
+            <w:tcW w:w="1100" w:type="dxa"/>
+            <w:tcMar>
+              <w:top w:w="80" w:type="dxa"/>
+              <w:left w:w="120" w:type="dxa"/>
+              <w:bottom w:w="80" w:type="dxa"/>
+              <w:right w:w="120" w:type="dxa"/>
+            </w:tcMar>
+          </w:tcPr>
+          <w:p>
+            <w:pPr>
+              <w:spacing w:line="260" w:lineRule="auto"/>
+              <w:rPr>
+                <w:rFonts w:ascii="Times New Roman" w:hAnsi="Times New Roman" w:cs="Times New Roman"/>
+              </w:rPr>
+            </w:pPr>
+            <w:r>
+              <w:rPr>
+                <w:rFonts w:ascii="Times New Roman" w:hAnsi="Times New Roman" w:cs="Times New Roman"/>
+              </w:rPr>
+              <w:t>0.2</w:t>
+            </w:r>
+          </w:p>
+        </w:tc>
+        <w:tc>
+          <w:tcPr>
+            <w:tcW w:w="1900" w:type="dxa"/>
+            <w:tcMar>
+              <w:top w:w="80" w:type="dxa"/>
+              <w:left w:w="120" w:type="dxa"/>
+              <w:bottom w:w="80" w:type="dxa"/>
+              <w:right w:w="120" w:type="dxa"/>
+            </w:tcMar>
+          </w:tcPr>
+          <w:p>
+            <w:pPr>
+              <w:spacing w:line="260" w:lineRule="auto"/>
+              <w:rPr>
+                <w:rFonts w:ascii="Times New Roman" w:hAnsi="Times New Roman" w:cs="Times New Roman"/>
+              </w:rPr>
+            </w:pPr>
             <w:r>
               <w:rPr>
                 <w:rFonts w:ascii="Times New Roman" w:hAnsi="Times New Roman" w:cs="Times New Roman"/>
                 <w:sz w:val="20"/>
                 <w:szCs w:val="20"/>
               </w:rPr>
-              <w:t>high level</w:t>
-            </w:r>
-            <w:proofErr w:type="gramEnd"/>
+              <w:t>September 17, 2026</w:t>
+            </w:r>
+          </w:p>
+        </w:tc>
+        <w:tc>
+          <w:tcPr>
+            <w:tcW w:w="2100" w:type="dxa"/>
+            <w:tcMar>
+              <w:top w:w="80" w:type="dxa"/>
+              <w:left w:w="120" w:type="dxa"/>
+              <w:bottom w:w="80" w:type="dxa"/>
+              <w:right w:w="120" w:type="dxa"/>
+            </w:tcMar>
+          </w:tcPr>
+          <w:p>
+            <w:pPr>
+              <w:spacing w:line="260" w:lineRule="auto"/>
+              <w:rPr>
+                <w:rFonts w:ascii="Times New Roman" w:hAnsi="Times New Roman" w:cs="Times New Roman"/>
+              </w:rPr>
+            </w:pPr>
+            <w:r>
+              <w:rPr>
+                <w:rFonts w:ascii="Times New Roman" w:hAnsi="Times New Roman" w:cs="Times New Roman"/>
+              </w:rPr>
+              <w:t>Elisa Castillo</w:t>
+            </w:r>
+          </w:p>
+        </w:tc>
+        <w:tc>
+          <w:tcPr>
+            <w:tcW w:w="4260" w:type="dxa"/>
+            <w:tcMar>
+              <w:top w:w="80" w:type="dxa"/>
+              <w:left w:w="120" w:type="dxa"/>
+              <w:bottom w:w="80" w:type="dxa"/>
+              <w:right w:w="120" w:type="dxa"/>
+            </w:tcMar>
+          </w:tcPr>
+          <w:p>
+            <w:pPr>
+              <w:spacing w:line="260" w:lineRule="auto"/>
+              <w:rPr>
+                <w:rFonts w:ascii="Times New Roman" w:hAnsi="Times New Roman" w:cs="Times New Roman"/>
+              </w:rPr>
+            </w:pPr>
             <w:r>
               <w:rPr>
                 <w:rFonts w:ascii="Times New Roman" w:hAnsi="Times New Roman" w:cs="Times New Roman"/>
                 <w:sz w:val="20"/>
                 <w:szCs w:val="20"/>
               </w:rPr>
-              <w:t xml:space="preserve"> features.</w:t>
+              <w:t>Added Section 6 Project Schedule: work breakdown structure to level 3, estimation basis, project timeline with Gantt chart, milestone schedule, and key dependencies. Added the work breakdown numbering convention to Section 1.3.</w:t>
             </w:r>
           </w:p>
         </w:tc>
@@ -659,84 +719,6 @@
           </w:p>
         </w:tc>
       </w:tr>
-      <w:tr>
-        <w:tc>
-          <w:tcPr>
-            <w:tcW w:w="1100" w:type="dxa"/>
-            <w:tcMar>
-              <w:top w:w="80" w:type="dxa"/>
-              <w:left w:w="120" w:type="dxa"/>
-              <w:bottom w:w="80" w:type="dxa"/>
-              <w:right w:w="120" w:type="dxa"/>
-            </w:tcMar>
-          </w:tcPr>
-          <w:p>
-            <w:pPr>
-              <w:spacing w:line="260" w:lineRule="auto"/>
-              <w:rPr>
-                <w:rFonts w:ascii="Times New Roman" w:hAnsi="Times New Roman" w:cs="Times New Roman"/>
-              </w:rPr>
-            </w:pPr>
-          </w:p>
-        </w:tc>
-        <w:tc>
-          <w:tcPr>
-            <w:tcW w:w="1900" w:type="dxa"/>
-            <w:tcMar>
-              <w:top w:w="80" w:type="dxa"/>
-              <w:left w:w="120" w:type="dxa"/>
-              <w:bottom w:w="80" w:type="dxa"/>
-              <w:right w:w="120" w:type="dxa"/>
-            </w:tcMar>
-          </w:tcPr>
-          <w:p>
-            <w:pPr>
-              <w:spacing w:line="260" w:lineRule="auto"/>
-              <w:rPr>
-                <w:rFonts w:ascii="Times New Roman" w:hAnsi="Times New Roman" w:cs="Times New Roman"/>
-              </w:rPr>
-            </w:pPr>
-          </w:p>
-        </w:tc>
-        <w:tc>
-          <w:tcPr>
-            <w:tcW w:w="2100" w:type="dxa"/>
-            <w:tcMar>
-              <w:top w:w="80" w:type="dxa"/>
-              <w:left w:w="120" w:type="dxa"/>
-              <w:bottom w:w="80" w:type="dxa"/>
-              <w:right w:w="120" w:type="dxa"/>
-            </w:tcMar>
-          </w:tcPr>
-          <w:p>
-            <w:pPr>
-              <w:spacing w:line="260" w:lineRule="auto"/>
-              <w:rPr>
-                <w:rFonts w:ascii="Times New Roman" w:hAnsi="Times New Roman" w:cs="Times New Roman"/>
-              </w:rPr>
-            </w:pPr>
-          </w:p>
-        </w:tc>
-        <w:tc>
-          <w:tcPr>
-            <w:tcW w:w="4260" w:type="dxa"/>
-            <w:tcMar>
-              <w:top w:w="80" w:type="dxa"/>
-              <w:left w:w="120" w:type="dxa"/>
-              <w:bottom w:w="80" w:type="dxa"/>
-              <w:right w:w="120" w:type="dxa"/>
-            </w:tcMar>
-          </w:tcPr>
-          <w:p>
-            <w:pPr>
-              <w:spacing w:line="260" w:lineRule="auto"/>
-              <w:rPr>
-                <w:rFonts w:ascii="Times New Roman" w:hAnsi="Times New Roman" w:cs="Times New Roman"/>
-              </w:rPr>
-            </w:pPr>
-          </w:p>
-        </w:tc>
-      </w:tr>
     </w:tbl>
     <w:p>
       <w:pPr>
@@ -784,7 +766,6 @@
         <w:alias w:val="Table of Contents"/>
         <w:id w:val="736373499"/>
       </w:sdtPr>
-      <w:sdtEndPr/>
       <w:sdtContent>
         <w:p>
           <w:pPr>
@@ -3180,35 +3161,7 @@
         <w:rPr>
           <w:rFonts w:ascii="Times New Roman" w:hAnsi="Times New Roman" w:cs="Times New Roman"/>
         </w:rPr>
-        <w:t xml:space="preserve">This document defines the vision, scope, requirements, and project management plan for the Smart Parking Platform, a system that helps drivers locate, reserve, and pay for parking spaces in parking garages in real time. It is a living document. New sections are added each </w:t>
-      </w:r>
-      <w:proofErr w:type="gramStart"/>
-      <w:r>
-        <w:rPr>
-          <w:rFonts w:ascii="Times New Roman" w:hAnsi="Times New Roman" w:cs="Times New Roman"/>
-        </w:rPr>
-        <w:t>week</w:t>
-      </w:r>
-      <w:proofErr w:type="gramEnd"/>
-      <w:r>
-        <w:rPr>
-          <w:rFonts w:ascii="Times New Roman" w:hAnsi="Times New Roman" w:cs="Times New Roman"/>
-        </w:rPr>
-        <w:t xml:space="preserve"> and existing sections are refined until the project is </w:t>
-      </w:r>
-      <w:proofErr w:type="gramStart"/>
-      <w:r>
-        <w:rPr>
-          <w:rFonts w:ascii="Times New Roman" w:hAnsi="Times New Roman" w:cs="Times New Roman"/>
-        </w:rPr>
-        <w:t>complete</w:t>
-      </w:r>
-      <w:proofErr w:type="gramEnd"/>
-      <w:r>
-        <w:rPr>
-          <w:rFonts w:ascii="Times New Roman" w:hAnsi="Times New Roman" w:cs="Times New Roman"/>
-        </w:rPr>
-        <w:t xml:space="preserve"> at the end of the semester.</w:t>
+        <w:t>This document defines the vision, scope, requirements, and project management plan for the Smart Parking Platform, a system that helps drivers locate, reserve, and pay for parking spaces in parking garages in real time. It is a living document. New sections are added each week and existing sections are refined until the project is complete at the end of the semester.</w:t>
       </w:r>
     </w:p>
     <w:p>
@@ -3238,51 +3191,7 @@
         <w:rPr>
           <w:rFonts w:ascii="Times New Roman" w:hAnsi="Times New Roman" w:cs="Times New Roman"/>
         </w:rPr>
-        <w:t>This document is written for the stakeholders of the project including drivers and vehicle owners, parking facility operators, city transportation departments, system administrators, finance and billing personnel, and the development teams at $</w:t>
-      </w:r>
-      <w:proofErr w:type="spellStart"/>
-      <w:r>
-        <w:rPr>
-          <w:rFonts w:ascii="Times New Roman" w:hAnsi="Times New Roman" w:cs="Times New Roman"/>
-        </w:rPr>
-        <w:t>oftware</w:t>
-      </w:r>
-      <w:proofErr w:type="spellEnd"/>
-      <w:r>
-        <w:rPr>
-          <w:rFonts w:ascii="Times New Roman" w:hAnsi="Times New Roman" w:cs="Times New Roman"/>
-        </w:rPr>
-        <w:t xml:space="preserve"> ¢</w:t>
-      </w:r>
-      <w:proofErr w:type="spellStart"/>
-      <w:r>
-        <w:rPr>
-          <w:rFonts w:ascii="Times New Roman" w:hAnsi="Times New Roman" w:cs="Times New Roman"/>
-        </w:rPr>
-        <w:t>orp</w:t>
-      </w:r>
-      <w:proofErr w:type="spellEnd"/>
-      <w:r>
-        <w:rPr>
-          <w:rFonts w:ascii="Times New Roman" w:hAnsi="Times New Roman" w:cs="Times New Roman"/>
-        </w:rPr>
-        <w:t xml:space="preserve">. Business sections are written for a </w:t>
-      </w:r>
-      <w:proofErr w:type="spellStart"/>
-      <w:proofErr w:type="gramStart"/>
-      <w:r>
-        <w:rPr>
-          <w:rFonts w:ascii="Times New Roman" w:hAnsi="Times New Roman" w:cs="Times New Roman"/>
-        </w:rPr>
-        <w:t>non technical</w:t>
-      </w:r>
-      <w:proofErr w:type="spellEnd"/>
-      <w:proofErr w:type="gramEnd"/>
-      <w:r>
-        <w:rPr>
-          <w:rFonts w:ascii="Times New Roman" w:hAnsi="Times New Roman" w:cs="Times New Roman"/>
-        </w:rPr>
-        <w:t xml:space="preserve"> audience</w:t>
+        <w:t>This document is written for the stakeholders of the project including drivers and vehicle owners, parking facility operators, city transportation departments, system administrators, finance and billing personnel, and the development teams at $oftware ¢orp. Business sections are written for a non technical audience</w:t>
       </w:r>
       <w:r>
         <w:rPr>
@@ -3330,21 +3239,7 @@
         <w:rPr>
           <w:rFonts w:ascii="Times New Roman" w:hAnsi="Times New Roman" w:cs="Times New Roman"/>
         </w:rPr>
-        <w:t xml:space="preserve">Version numbers follow a simple decimal scheme. Draft versions begin at </w:t>
-      </w:r>
-      <w:proofErr w:type="gramStart"/>
-      <w:r>
-        <w:rPr>
-          <w:rFonts w:ascii="Times New Roman" w:hAnsi="Times New Roman" w:cs="Times New Roman"/>
-        </w:rPr>
-        <w:t>0.1</w:t>
-      </w:r>
-      <w:proofErr w:type="gramEnd"/>
-      <w:r>
-        <w:rPr>
-          <w:rFonts w:ascii="Times New Roman" w:hAnsi="Times New Roman" w:cs="Times New Roman"/>
-        </w:rPr>
-        <w:t xml:space="preserve"> and the final submitted version will be 1.0.</w:t>
+        <w:t>Version numbers follow a simple decimal scheme. Draft versions begin at 0.1 and the final submitted version will be 1.0.</w:t>
       </w:r>
     </w:p>
     <w:p>
@@ -3464,63 +3359,7 @@
         <w:rPr>
           <w:rFonts w:ascii="Times New Roman" w:hAnsi="Times New Roman" w:cs="Times New Roman"/>
         </w:rPr>
-        <w:t>Before defining the scope of the Smart Parking Platform, $</w:t>
-      </w:r>
-      <w:proofErr w:type="spellStart"/>
-      <w:r>
-        <w:rPr>
-          <w:rFonts w:ascii="Times New Roman" w:hAnsi="Times New Roman" w:cs="Times New Roman"/>
-        </w:rPr>
-        <w:t>oftware</w:t>
-      </w:r>
-      <w:proofErr w:type="spellEnd"/>
-      <w:r>
-        <w:rPr>
-          <w:rFonts w:ascii="Times New Roman" w:hAnsi="Times New Roman" w:cs="Times New Roman"/>
-        </w:rPr>
-        <w:t xml:space="preserve"> ¢</w:t>
-      </w:r>
-      <w:proofErr w:type="spellStart"/>
-      <w:r>
-        <w:rPr>
-          <w:rFonts w:ascii="Times New Roman" w:hAnsi="Times New Roman" w:cs="Times New Roman"/>
-        </w:rPr>
-        <w:t>orp</w:t>
-      </w:r>
-      <w:proofErr w:type="spellEnd"/>
-      <w:r>
-        <w:rPr>
-          <w:rFonts w:ascii="Times New Roman" w:hAnsi="Times New Roman" w:cs="Times New Roman"/>
-        </w:rPr>
-        <w:t xml:space="preserve"> reviewed the parking applications that drivers already use today. Three products were selected because together they represent the main models in the market: a reservation marketplace for garages, a booking service built around guaranteed spaces, and a </w:t>
-      </w:r>
-      <w:proofErr w:type="gramStart"/>
-      <w:r>
-        <w:rPr>
-          <w:rFonts w:ascii="Times New Roman" w:hAnsi="Times New Roman" w:cs="Times New Roman"/>
-        </w:rPr>
-        <w:t>session based</w:t>
-      </w:r>
-      <w:proofErr w:type="gramEnd"/>
-      <w:r>
-        <w:rPr>
-          <w:rFonts w:ascii="Times New Roman" w:hAnsi="Times New Roman" w:cs="Times New Roman"/>
-        </w:rPr>
-        <w:t xml:space="preserve"> payment service for </w:t>
-      </w:r>
-      <w:proofErr w:type="gramStart"/>
-      <w:r>
-        <w:rPr>
-          <w:rFonts w:ascii="Times New Roman" w:hAnsi="Times New Roman" w:cs="Times New Roman"/>
-        </w:rPr>
-        <w:t>on street</w:t>
-      </w:r>
-      <w:proofErr w:type="gramEnd"/>
-      <w:r>
-        <w:rPr>
-          <w:rFonts w:ascii="Times New Roman" w:hAnsi="Times New Roman" w:cs="Times New Roman"/>
-        </w:rPr>
-        <w:t xml:space="preserve"> parking. Each product was reviewed for what it does well, where it falls short, and what that gap means for this project.</w:t>
+        <w:t>Before defining the scope of the Smart Parking Platform, $oftware ¢orp reviewed the parking applications that drivers already use today. Three products were selected because together they represent the main models in the market: a reservation marketplace for garages, a booking service built around guaranteed spaces, and a session based payment service for on street parking. Each product was reviewed for what it does well, where it falls short, and what that gap means for this project.</w:t>
       </w:r>
     </w:p>
     <w:p>
@@ -3535,17 +3374,9 @@
         <w:rPr>
           <w:rFonts w:ascii="Times New Roman" w:hAnsi="Times New Roman" w:cs="Times New Roman"/>
         </w:rPr>
-        <w:t xml:space="preserve">2.2 </w:t>
-      </w:r>
-      <w:proofErr w:type="spellStart"/>
-      <w:r>
-        <w:rPr>
-          <w:rFonts w:ascii="Times New Roman" w:hAnsi="Times New Roman" w:cs="Times New Roman"/>
-        </w:rPr>
-        <w:t>SpotHero</w:t>
+        <w:t>2.2 SpotHero</w:t>
       </w:r>
       <w:bookmarkEnd w:id="8"/>
-      <w:proofErr w:type="spellEnd"/>
     </w:p>
     <w:p>
       <w:pPr>
@@ -3558,7 +3389,6 @@
         </w:rPr>
       </w:pPr>
       <w:bookmarkStart w:id="9" w:name="_Toc239770206"/>
-      <w:proofErr w:type="spellStart"/>
       <w:r>
         <w:rPr>
           <w:rFonts w:ascii="Times New Roman" w:eastAsia="Calibri" w:hAnsi="Times New Roman" w:cs="Times New Roman"/>
@@ -3566,19 +3396,19 @@
           <w:sz w:val="22"/>
           <w:szCs w:val="22"/>
         </w:rPr>
-        <w:t>SpotHero</w:t>
-      </w:r>
-      <w:proofErr w:type="spellEnd"/>
-      <w:r>
+        <w:t>SpotHero is the well-known parking reservation app in North America. It helps drivers look at prices near a place they are going pay ahead to save a spot and then drive to a garage, lot or valet. It says users can save up to fifty percent compared to what they would pay when they arrive covers thousands of places in cities like Houston and works with Apple CarPlay so drivers can book without using a phone. It also has business accounts that keep work parking separate from parking and send receipts to accounting systems.</w:t>
+      </w:r>
+    </w:p>
+    <w:p>
+      <w:pPr>
+        <w:pStyle w:val="Heading2"/>
         <w:rPr>
           <w:rFonts w:ascii="Times New Roman" w:eastAsia="Calibri" w:hAnsi="Times New Roman" w:cs="Times New Roman"/>
           <w:color w:val="262626"/>
           <w:sz w:val="22"/>
           <w:szCs w:val="22"/>
         </w:rPr>
-        <w:t xml:space="preserve"> is </w:t>
-      </w:r>
-      <w:proofErr w:type="gramStart"/>
+      </w:pPr>
       <w:r>
         <w:rPr>
           <w:rFonts w:ascii="Times New Roman" w:eastAsia="Calibri" w:hAnsi="Times New Roman" w:cs="Times New Roman"/>
@@ -3586,137 +3416,50 @@
           <w:sz w:val="22"/>
           <w:szCs w:val="22"/>
         </w:rPr>
-        <w:t>the</w:t>
-      </w:r>
-      <w:proofErr w:type="gramEnd"/>
-      <w:r>
-        <w:rPr>
-          <w:rFonts w:ascii="Times New Roman" w:eastAsia="Calibri" w:hAnsi="Times New Roman" w:cs="Times New Roman"/>
-          <w:color w:val="262626"/>
-          <w:sz w:val="22"/>
-          <w:szCs w:val="22"/>
-        </w:rPr>
-        <w:t xml:space="preserve"> well-known parking reservation app in North America. It helps drivers look at prices near a place they are going </w:t>
-      </w:r>
-      <w:proofErr w:type="gramStart"/>
-      <w:r>
-        <w:rPr>
-          <w:rFonts w:ascii="Times New Roman" w:eastAsia="Calibri" w:hAnsi="Times New Roman" w:cs="Times New Roman"/>
-          <w:color w:val="262626"/>
-          <w:sz w:val="22"/>
-          <w:szCs w:val="22"/>
-        </w:rPr>
-        <w:t>pay</w:t>
-      </w:r>
-      <w:proofErr w:type="gramEnd"/>
-      <w:r>
-        <w:rPr>
-          <w:rFonts w:ascii="Times New Roman" w:eastAsia="Calibri" w:hAnsi="Times New Roman" w:cs="Times New Roman"/>
-          <w:color w:val="262626"/>
-          <w:sz w:val="22"/>
-          <w:szCs w:val="22"/>
-        </w:rPr>
-        <w:t xml:space="preserve"> ahead to save a spot and then drive to a garage, lot or valet. It says users can save up to fifty percent compared to what they would pay when they arrive </w:t>
-      </w:r>
-      <w:proofErr w:type="gramStart"/>
-      <w:r>
-        <w:rPr>
-          <w:rFonts w:ascii="Times New Roman" w:eastAsia="Calibri" w:hAnsi="Times New Roman" w:cs="Times New Roman"/>
-          <w:color w:val="262626"/>
-          <w:sz w:val="22"/>
-          <w:szCs w:val="22"/>
-        </w:rPr>
-        <w:t>covers thousands</w:t>
-      </w:r>
-      <w:proofErr w:type="gramEnd"/>
-      <w:r>
-        <w:rPr>
-          <w:rFonts w:ascii="Times New Roman" w:eastAsia="Calibri" w:hAnsi="Times New Roman" w:cs="Times New Roman"/>
-          <w:color w:val="262626"/>
-          <w:sz w:val="22"/>
-          <w:szCs w:val="22"/>
-        </w:rPr>
-        <w:t xml:space="preserve"> of places in cities like Houston and </w:t>
-      </w:r>
-      <w:proofErr w:type="gramStart"/>
-      <w:r>
-        <w:rPr>
-          <w:rFonts w:ascii="Times New Roman" w:eastAsia="Calibri" w:hAnsi="Times New Roman" w:cs="Times New Roman"/>
-          <w:color w:val="262626"/>
-          <w:sz w:val="22"/>
-          <w:szCs w:val="22"/>
-        </w:rPr>
-        <w:t>works</w:t>
-      </w:r>
-      <w:proofErr w:type="gramEnd"/>
-      <w:r>
-        <w:rPr>
-          <w:rFonts w:ascii="Times New Roman" w:eastAsia="Calibri" w:hAnsi="Times New Roman" w:cs="Times New Roman"/>
-          <w:color w:val="262626"/>
-          <w:sz w:val="22"/>
-          <w:szCs w:val="22"/>
-        </w:rPr>
-        <w:t xml:space="preserve"> with Apple CarPlay so drivers can book without using a phone. It also has business accounts that keep work parking separate from parking and send receipts to accounting systems.</w:t>
+        <w:t>Where it has problems: the spots a driver can see are the ones an owner has decided to list and sell ahead of time so what the app shows is already booked spaces, not what is actually available, inside the garage. Prices can change a lot and people who use the parking apps say rates go up a lot during busy times. The app is also mostly made for the driver. Tools that help the person who owns the garage are not a focus.</w:t>
       </w:r>
     </w:p>
     <w:p>
       <w:pPr>
         <w:pStyle w:val="Heading2"/>
         <w:rPr>
-          <w:rFonts w:ascii="Times New Roman" w:eastAsia="Calibri" w:hAnsi="Times New Roman" w:cs="Times New Roman"/>
-          <w:color w:val="262626"/>
-          <w:sz w:val="22"/>
-          <w:szCs w:val="22"/>
-        </w:rPr>
-      </w:pPr>
-      <w:r>
-        <w:rPr>
-          <w:rFonts w:ascii="Times New Roman" w:eastAsia="Calibri" w:hAnsi="Times New Roman" w:cs="Times New Roman"/>
-          <w:color w:val="262626"/>
-          <w:sz w:val="22"/>
-          <w:szCs w:val="22"/>
-        </w:rPr>
-        <w:t xml:space="preserve">Where it has problems: the spots a driver can see are the ones an owner has decided to list and sell ahead of </w:t>
-      </w:r>
-      <w:proofErr w:type="gramStart"/>
-      <w:r>
-        <w:rPr>
-          <w:rFonts w:ascii="Times New Roman" w:eastAsia="Calibri" w:hAnsi="Times New Roman" w:cs="Times New Roman"/>
-          <w:color w:val="262626"/>
-          <w:sz w:val="22"/>
-          <w:szCs w:val="22"/>
-        </w:rPr>
-        <w:t>time</w:t>
-      </w:r>
-      <w:proofErr w:type="gramEnd"/>
-      <w:r>
-        <w:rPr>
-          <w:rFonts w:ascii="Times New Roman" w:eastAsia="Calibri" w:hAnsi="Times New Roman" w:cs="Times New Roman"/>
-          <w:color w:val="262626"/>
-          <w:sz w:val="22"/>
-          <w:szCs w:val="22"/>
-        </w:rPr>
-        <w:t xml:space="preserve"> so what the app shows is already booked spaces, not what is </w:t>
-      </w:r>
-      <w:proofErr w:type="gramStart"/>
-      <w:r>
-        <w:rPr>
-          <w:rFonts w:ascii="Times New Roman" w:eastAsia="Calibri" w:hAnsi="Times New Roman" w:cs="Times New Roman"/>
-          <w:color w:val="262626"/>
-          <w:sz w:val="22"/>
-          <w:szCs w:val="22"/>
-        </w:rPr>
-        <w:t>actually available</w:t>
-      </w:r>
-      <w:proofErr w:type="gramEnd"/>
-      <w:r>
-        <w:rPr>
-          <w:rFonts w:ascii="Times New Roman" w:eastAsia="Calibri" w:hAnsi="Times New Roman" w:cs="Times New Roman"/>
-          <w:color w:val="262626"/>
-          <w:sz w:val="22"/>
-          <w:szCs w:val="22"/>
-        </w:rPr>
-        <w:t>, inside the garage. Prices can change a lot and people who use the parking apps say rates go up a lot during busy times. The app is also mostly made for the driver. Tools that help the person who owns the garage are not a focus.</w:t>
+          <w:rFonts w:ascii="Times New Roman" w:hAnsi="Times New Roman" w:cs="Times New Roman"/>
+        </w:rPr>
+      </w:pPr>
+      <w:r>
+        <w:rPr>
+          <w:rFonts w:ascii="Times New Roman" w:hAnsi="Times New Roman" w:cs="Times New Roman"/>
+        </w:rPr>
+        <w:t>2.3 ParkWhiz</w:t>
+      </w:r>
+      <w:bookmarkEnd w:id="9"/>
+    </w:p>
+    <w:p>
+      <w:pPr>
+        <w:spacing w:after="160" w:line="276" w:lineRule="auto"/>
+        <w:rPr>
+          <w:rFonts w:ascii="Times New Roman" w:hAnsi="Times New Roman" w:cs="Times New Roman"/>
+        </w:rPr>
+      </w:pPr>
+      <w:r>
+        <w:rPr>
+          <w:rFonts w:ascii="Times New Roman" w:hAnsi="Times New Roman" w:cs="Times New Roman"/>
+        </w:rPr>
+        <w:t>ParkWhiz follows a similar marketplace model with an emphasis on fast booking of guaranteed spaces, and it is frequently recommended alongside SpotHero for airport and event parking. Its strength is speed and certainty. A driver knows before leaving home that a specific space is held for them.</w:t>
+      </w:r>
+    </w:p>
+    <w:p>
+      <w:pPr>
+        <w:spacing w:after="160" w:line="276" w:lineRule="auto"/>
+        <w:rPr>
+          <w:rFonts w:ascii="Times New Roman" w:hAnsi="Times New Roman" w:cs="Times New Roman"/>
+        </w:rPr>
+      </w:pPr>
+      <w:r>
+        <w:rPr>
+          <w:rFonts w:ascii="Times New Roman" w:hAnsi="Times New Roman" w:cs="Times New Roman"/>
+        </w:rPr>
+        <w:t>Where it falls short: it draws on much of the same aggregated inventory as its competitors, so coverage varies noticeably by city and by venue. Like SpotHero, it confirms that a reservation exists but does not tell a driver how full a garage is at this moment, and it offers little to the operator beyond a channel for selling unsold spaces.</w:t>
       </w:r>
     </w:p>
     <w:p>
@@ -3726,21 +3469,14 @@
           <w:rFonts w:ascii="Times New Roman" w:hAnsi="Times New Roman" w:cs="Times New Roman"/>
         </w:rPr>
       </w:pPr>
-      <w:r>
-        <w:rPr>
-          <w:rFonts w:ascii="Times New Roman" w:hAnsi="Times New Roman" w:cs="Times New Roman"/>
-        </w:rPr>
-        <w:t xml:space="preserve">2.3 </w:t>
-      </w:r>
-      <w:proofErr w:type="spellStart"/>
-      <w:r>
-        <w:rPr>
-          <w:rFonts w:ascii="Times New Roman" w:hAnsi="Times New Roman" w:cs="Times New Roman"/>
-        </w:rPr>
-        <w:t>ParkWhiz</w:t>
-      </w:r>
-      <w:bookmarkEnd w:id="9"/>
-      <w:proofErr w:type="spellEnd"/>
+      <w:bookmarkStart w:id="10" w:name="_Toc239770207"/>
+      <w:r>
+        <w:rPr>
+          <w:rFonts w:ascii="Times New Roman" w:hAnsi="Times New Roman" w:cs="Times New Roman"/>
+        </w:rPr>
+        <w:t>2.4 ParkMobile</w:t>
+      </w:r>
+      <w:bookmarkEnd w:id="10"/>
     </w:p>
     <w:p>
       <w:pPr>
@@ -3749,133 +3485,11 @@
           <w:rFonts w:ascii="Times New Roman" w:hAnsi="Times New Roman" w:cs="Times New Roman"/>
         </w:rPr>
       </w:pPr>
-      <w:proofErr w:type="spellStart"/>
-      <w:r>
-        <w:rPr>
-          <w:rFonts w:ascii="Times New Roman" w:hAnsi="Times New Roman" w:cs="Times New Roman"/>
-        </w:rPr>
-        <w:t>ParkWhiz</w:t>
-      </w:r>
-      <w:proofErr w:type="spellEnd"/>
-      <w:r>
-        <w:rPr>
-          <w:rFonts w:ascii="Times New Roman" w:hAnsi="Times New Roman" w:cs="Times New Roman"/>
-        </w:rPr>
-        <w:t xml:space="preserve"> follows a similar marketplace model with an emphasis on fast booking of guaranteed spaces, and it is frequently recommended alongside </w:t>
-      </w:r>
-      <w:proofErr w:type="spellStart"/>
-      <w:r>
-        <w:rPr>
-          <w:rFonts w:ascii="Times New Roman" w:hAnsi="Times New Roman" w:cs="Times New Roman"/>
-        </w:rPr>
-        <w:t>SpotHero</w:t>
-      </w:r>
-      <w:proofErr w:type="spellEnd"/>
-      <w:r>
-        <w:rPr>
-          <w:rFonts w:ascii="Times New Roman" w:hAnsi="Times New Roman" w:cs="Times New Roman"/>
-        </w:rPr>
-        <w:t xml:space="preserve"> for airport and </w:t>
-      </w:r>
-      <w:proofErr w:type="gramStart"/>
-      <w:r>
-        <w:rPr>
-          <w:rFonts w:ascii="Times New Roman" w:hAnsi="Times New Roman" w:cs="Times New Roman"/>
-        </w:rPr>
-        <w:t>event</w:t>
-      </w:r>
-      <w:proofErr w:type="gramEnd"/>
-      <w:r>
-        <w:rPr>
-          <w:rFonts w:ascii="Times New Roman" w:hAnsi="Times New Roman" w:cs="Times New Roman"/>
-        </w:rPr>
-        <w:t xml:space="preserve"> parking. Its strength is speed and certainty. A driver knows before leaving home that a specific space is held for them.</w:t>
-      </w:r>
-    </w:p>
-    <w:p>
-      <w:pPr>
-        <w:spacing w:after="160" w:line="276" w:lineRule="auto"/>
-        <w:rPr>
-          <w:rFonts w:ascii="Times New Roman" w:hAnsi="Times New Roman" w:cs="Times New Roman"/>
-        </w:rPr>
-      </w:pPr>
-      <w:r>
-        <w:rPr>
-          <w:rFonts w:ascii="Times New Roman" w:hAnsi="Times New Roman" w:cs="Times New Roman"/>
-        </w:rPr>
-        <w:t xml:space="preserve">Where it falls short: it draws on much of the same aggregated inventory as its competitors, so coverage varies noticeably by city and by venue. Like </w:t>
-      </w:r>
-      <w:proofErr w:type="spellStart"/>
-      <w:r>
-        <w:rPr>
-          <w:rFonts w:ascii="Times New Roman" w:hAnsi="Times New Roman" w:cs="Times New Roman"/>
-        </w:rPr>
-        <w:t>SpotHero</w:t>
-      </w:r>
-      <w:proofErr w:type="spellEnd"/>
-      <w:r>
-        <w:rPr>
-          <w:rFonts w:ascii="Times New Roman" w:hAnsi="Times New Roman" w:cs="Times New Roman"/>
-        </w:rPr>
-        <w:t>, it confirms that a reservation exists but does not tell a driver how full a garage is at this moment, and it offers little to the operator beyond a channel for selling unsold spaces.</w:t>
-      </w:r>
-    </w:p>
-    <w:p>
-      <w:pPr>
-        <w:pStyle w:val="Heading2"/>
-        <w:rPr>
-          <w:rFonts w:ascii="Times New Roman" w:hAnsi="Times New Roman" w:cs="Times New Roman"/>
-        </w:rPr>
-      </w:pPr>
-      <w:bookmarkStart w:id="10" w:name="_Toc239770207"/>
-      <w:r>
-        <w:rPr>
-          <w:rFonts w:ascii="Times New Roman" w:hAnsi="Times New Roman" w:cs="Times New Roman"/>
-        </w:rPr>
-        <w:t>2.4 ParkMobile</w:t>
-      </w:r>
-      <w:bookmarkEnd w:id="10"/>
-    </w:p>
-    <w:p>
-      <w:pPr>
-        <w:spacing w:after="160" w:line="276" w:lineRule="auto"/>
-        <w:rPr>
-          <w:rFonts w:ascii="Times New Roman" w:hAnsi="Times New Roman" w:cs="Times New Roman"/>
-        </w:rPr>
-      </w:pPr>
-      <w:r>
-        <w:rPr>
-          <w:rFonts w:ascii="Times New Roman" w:hAnsi="Times New Roman" w:cs="Times New Roman"/>
-        </w:rPr>
-        <w:t xml:space="preserve">ParkMobile is the dominant application </w:t>
-      </w:r>
-      <w:proofErr w:type="gramStart"/>
-      <w:r>
-        <w:rPr>
-          <w:rFonts w:ascii="Times New Roman" w:hAnsi="Times New Roman" w:cs="Times New Roman"/>
-        </w:rPr>
-        <w:t>for on</w:t>
-      </w:r>
-      <w:proofErr w:type="gramEnd"/>
-      <w:r>
-        <w:rPr>
-          <w:rFonts w:ascii="Times New Roman" w:hAnsi="Times New Roman" w:cs="Times New Roman"/>
-        </w:rPr>
-        <w:t xml:space="preserve"> street and municipal parking. </w:t>
-      </w:r>
-      <w:proofErr w:type="gramStart"/>
-      <w:r>
-        <w:rPr>
-          <w:rFonts w:ascii="Times New Roman" w:hAnsi="Times New Roman" w:cs="Times New Roman"/>
-        </w:rPr>
-        <w:t>Drivers park</w:t>
-      </w:r>
-      <w:proofErr w:type="gramEnd"/>
-      <w:r>
-        <w:rPr>
-          <w:rFonts w:ascii="Times New Roman" w:hAnsi="Times New Roman" w:cs="Times New Roman"/>
-        </w:rPr>
-        <w:t>, pay for a session from their phone, and extend that session remotely without returning to the meter. It is adopted widely by cities, which gives it very broad reach and strong name recognition among everyday commuters.</w:t>
+      <w:r>
+        <w:rPr>
+          <w:rFonts w:ascii="Times New Roman" w:hAnsi="Times New Roman" w:cs="Times New Roman"/>
+        </w:rPr>
+        <w:t>ParkMobile is the dominant application for on street and municipal parking. Drivers park, pay for a session from their phone, and extend that session remotely without returning to the meter. It is adopted widely by cities, which gives it very broad reach and strong name recognition among everyday commuters.</w:t>
       </w:r>
     </w:p>
     <w:p>
@@ -3985,7 +3599,6 @@
                 <w:rFonts w:ascii="Times New Roman" w:hAnsi="Times New Roman" w:cs="Times New Roman"/>
               </w:rPr>
             </w:pPr>
-            <w:proofErr w:type="spellStart"/>
             <w:r>
               <w:rPr>
                 <w:rFonts w:ascii="Times New Roman" w:hAnsi="Times New Roman" w:cs="Times New Roman"/>
@@ -3997,7 +3610,6 @@
               </w:rPr>
               <w:t>SpotHero</w:t>
             </w:r>
-            <w:proofErr w:type="spellEnd"/>
           </w:p>
         </w:tc>
         <w:tc>
@@ -4018,7 +3630,6 @@
                 <w:rFonts w:ascii="Times New Roman" w:hAnsi="Times New Roman" w:cs="Times New Roman"/>
               </w:rPr>
             </w:pPr>
-            <w:proofErr w:type="spellStart"/>
             <w:r>
               <w:rPr>
                 <w:rFonts w:ascii="Times New Roman" w:hAnsi="Times New Roman" w:cs="Times New Roman"/>
@@ -4030,7 +3641,6 @@
               </w:rPr>
               <w:t>ParkWhiz</w:t>
             </w:r>
-            <w:proofErr w:type="spellEnd"/>
           </w:p>
         </w:tc>
         <w:tc>
@@ -4774,21 +4384,7 @@
         <w:rPr>
           <w:rFonts w:ascii="Times New Roman" w:hAnsi="Times New Roman" w:cs="Times New Roman"/>
         </w:rPr>
-        <w:t xml:space="preserve">ccurate real time availability: rather than showing only the spaces an operator has listed for sale, the platform will report live occupancy from operator systems and sensor feeds, so a driver sees what is </w:t>
-      </w:r>
-      <w:proofErr w:type="gramStart"/>
-      <w:r>
-        <w:rPr>
-          <w:rFonts w:ascii="Times New Roman" w:hAnsi="Times New Roman" w:cs="Times New Roman"/>
-        </w:rPr>
-        <w:t>actually free</w:t>
-      </w:r>
-      <w:proofErr w:type="gramEnd"/>
-      <w:r>
-        <w:rPr>
-          <w:rFonts w:ascii="Times New Roman" w:hAnsi="Times New Roman" w:cs="Times New Roman"/>
-        </w:rPr>
-        <w:t xml:space="preserve"> right now.</w:t>
+        <w:t>ccurate real time availability: rather than showing only the spaces an operator has listed for sale, the platform will report live occupancy from operator systems and sensor feeds, so a driver sees what is actually free right now.</w:t>
       </w:r>
     </w:p>
     <w:p>
@@ -4917,35 +4513,7 @@
         <w:rPr>
           <w:rFonts w:ascii="Times New Roman" w:hAnsi="Times New Roman" w:cs="Times New Roman"/>
         </w:rPr>
-        <w:t>$</w:t>
-      </w:r>
-      <w:proofErr w:type="spellStart"/>
-      <w:r>
-        <w:rPr>
-          <w:rFonts w:ascii="Times New Roman" w:hAnsi="Times New Roman" w:cs="Times New Roman"/>
-        </w:rPr>
-        <w:t>oftware</w:t>
-      </w:r>
-      <w:proofErr w:type="spellEnd"/>
-      <w:r>
-        <w:rPr>
-          <w:rFonts w:ascii="Times New Roman" w:hAnsi="Times New Roman" w:cs="Times New Roman"/>
-        </w:rPr>
-        <w:t xml:space="preserve"> ¢</w:t>
-      </w:r>
-      <w:proofErr w:type="spellStart"/>
-      <w:r>
-        <w:rPr>
-          <w:rFonts w:ascii="Times New Roman" w:hAnsi="Times New Roman" w:cs="Times New Roman"/>
-        </w:rPr>
-        <w:t>orp</w:t>
-      </w:r>
-      <w:proofErr w:type="spellEnd"/>
-      <w:r>
-        <w:rPr>
-          <w:rFonts w:ascii="Times New Roman" w:hAnsi="Times New Roman" w:cs="Times New Roman"/>
-        </w:rPr>
-        <w:t xml:space="preserve"> is a software development studio that designs, builds, and delivers complete platforms for clients in the transportation and mobility sector. The studio operates with unlimited theoretical resources and budget, which allows the project to be planned around the best solution rather than around cost. Work is delivered by six teams: mobile application, web application, backend and API, mapping and location services, payment integration, and quality assurance and testing.</w:t>
+        <w:t>$oftware ¢orp is a software development studio that designs, builds, and delivers complete platforms for clients in the transportation and mobility sector. The studio operates with unlimited theoretical resources and budget, which allows the project to be planned around the best solution rather than around cost. Work is delivered by six teams: mobile application, web application, backend and API, mapping and location services, payment integration, and quality assurance and testing.</w:t>
       </w:r>
     </w:p>
     <w:p>
@@ -4989,35 +4557,7 @@
         <w:rPr>
           <w:rFonts w:ascii="Times New Roman" w:hAnsi="Times New Roman" w:cs="Times New Roman"/>
         </w:rPr>
-        <w:t>The operator issued a request for proposal for a platform that would serve both audiences at once. $</w:t>
-      </w:r>
-      <w:proofErr w:type="spellStart"/>
-      <w:r>
-        <w:rPr>
-          <w:rFonts w:ascii="Times New Roman" w:hAnsi="Times New Roman" w:cs="Times New Roman"/>
-        </w:rPr>
-        <w:t>oftware</w:t>
-      </w:r>
-      <w:proofErr w:type="spellEnd"/>
-      <w:r>
-        <w:rPr>
-          <w:rFonts w:ascii="Times New Roman" w:hAnsi="Times New Roman" w:cs="Times New Roman"/>
-        </w:rPr>
-        <w:t xml:space="preserve"> ¢</w:t>
-      </w:r>
-      <w:proofErr w:type="spellStart"/>
-      <w:r>
-        <w:rPr>
-          <w:rFonts w:ascii="Times New Roman" w:hAnsi="Times New Roman" w:cs="Times New Roman"/>
-        </w:rPr>
-        <w:t>orp</w:t>
-      </w:r>
-      <w:proofErr w:type="spellEnd"/>
-      <w:r>
-        <w:rPr>
-          <w:rFonts w:ascii="Times New Roman" w:hAnsi="Times New Roman" w:cs="Times New Roman"/>
-        </w:rPr>
-        <w:t xml:space="preserve"> was selected because the proposal treated the operator dashboard and the driver application as equal halves of a single system rather than building a consumer app and adding reporting later. The engagement covers the full delivery of the platform, from requirements gathering through testing and release.</w:t>
+        <w:t>The operator issued a request for proposal for a platform that would serve both audiences at once. $oftware ¢orp was selected because the proposal treated the operator dashboard and the driver application as equal halves of a single system rather than building a consumer app and adding reporting later. The engagement covers the full delivery of the platform, from requirements gathering through testing and release.</w:t>
       </w:r>
     </w:p>
     <w:p>
@@ -5054,19 +4594,19 @@
           <w:sz w:val="22"/>
           <w:szCs w:val="22"/>
         </w:rPr>
-        <w:t xml:space="preserve">Drivers spend a lot of time looking for places to park. This search causes traffic </w:t>
-      </w:r>
-      <w:proofErr w:type="gramStart"/>
-      <w:r>
+        <w:t>Drivers spend a lot of time looking for places to park. This search causes traffic jams makes people upset and takes away time that could be used for things. It also makes more cars go onto streets that're already crowded. At the time the people who run parking areas do not have the tools they need to check how full the spaces are, to set prices and to make better use of the spaces they already have. A parking garage can be half empty while drivers drive around looking for a spot because neither side knows what the other is doing.</w:t>
+      </w:r>
+    </w:p>
+    <w:p>
+      <w:pPr>
+        <w:pStyle w:val="Heading2"/>
         <w:rPr>
           <w:rFonts w:ascii="Times New Roman" w:eastAsia="Calibri" w:hAnsi="Times New Roman" w:cs="Times New Roman"/>
           <w:color w:val="262626"/>
           <w:sz w:val="22"/>
           <w:szCs w:val="22"/>
         </w:rPr>
-        <w:t>jams</w:t>
-      </w:r>
-      <w:proofErr w:type="gramEnd"/>
+      </w:pPr>
       <w:r>
         <w:rPr>
           <w:rFonts w:ascii="Times New Roman" w:eastAsia="Calibri" w:hAnsi="Times New Roman" w:cs="Times New Roman"/>
@@ -5074,19 +4614,17 @@
           <w:sz w:val="22"/>
           <w:szCs w:val="22"/>
         </w:rPr>
-        <w:t xml:space="preserve"> makes people upset and takes away time that could be used for things. It also makes more cars go onto streets that're already crowded. At the time the people who run parking areas do not have the tools they need to check how full the spaces are, to set prices and to make better use of the spaces they already have. A parking garage can be half empty while drivers drive around looking for a spot because neither side knows what the other is doing.</w:t>
-      </w:r>
-    </w:p>
-    <w:p>
-      <w:pPr>
-        <w:pStyle w:val="Heading2"/>
+        <w:t>The Smart Parking Platform fixes that problem. It shows drivers where parking's available right now lets them book and pay for a spot before they get there and helps them find the space. It gives the people who run parking areas a real-time look, at how many spaces</w:t>
+      </w:r>
+      <w:r>
         <w:rPr>
           <w:rFonts w:ascii="Times New Roman" w:eastAsia="Calibri" w:hAnsi="Times New Roman" w:cs="Times New Roman"/>
           <w:color w:val="262626"/>
           <w:sz w:val="22"/>
           <w:szCs w:val="22"/>
         </w:rPr>
-      </w:pPr>
+        <w:t xml:space="preserve"> a</w:t>
+      </w:r>
       <w:r>
         <w:rPr>
           <w:rFonts w:ascii="Times New Roman" w:eastAsia="Calibri" w:hAnsi="Times New Roman" w:cs="Times New Roman"/>
@@ -5094,9 +4632,8 @@
           <w:sz w:val="22"/>
           <w:szCs w:val="22"/>
         </w:rPr>
-        <w:t xml:space="preserve">The Smart Parking Platform fixes that problem. It shows drivers where </w:t>
-      </w:r>
-      <w:proofErr w:type="gramStart"/>
+        <w:t>re filled</w:t>
+      </w:r>
       <w:r>
         <w:rPr>
           <w:rFonts w:ascii="Times New Roman" w:eastAsia="Calibri" w:hAnsi="Times New Roman" w:cs="Times New Roman"/>
@@ -5104,9 +4641,8 @@
           <w:sz w:val="22"/>
           <w:szCs w:val="22"/>
         </w:rPr>
-        <w:t>parking's</w:t>
-      </w:r>
-      <w:proofErr w:type="gramEnd"/>
+        <w:t>,</w:t>
+      </w:r>
       <w:r>
         <w:rPr>
           <w:rFonts w:ascii="Times New Roman" w:eastAsia="Calibri" w:hAnsi="Times New Roman" w:cs="Times New Roman"/>
@@ -5114,103 +4650,7 @@
           <w:sz w:val="22"/>
           <w:szCs w:val="22"/>
         </w:rPr>
-        <w:t xml:space="preserve"> available right </w:t>
-      </w:r>
-      <w:proofErr w:type="gramStart"/>
-      <w:r>
-        <w:rPr>
-          <w:rFonts w:ascii="Times New Roman" w:eastAsia="Calibri" w:hAnsi="Times New Roman" w:cs="Times New Roman"/>
-          <w:color w:val="262626"/>
-          <w:sz w:val="22"/>
-          <w:szCs w:val="22"/>
-        </w:rPr>
-        <w:t>now</w:t>
-      </w:r>
-      <w:proofErr w:type="gramEnd"/>
-      <w:r>
-        <w:rPr>
-          <w:rFonts w:ascii="Times New Roman" w:eastAsia="Calibri" w:hAnsi="Times New Roman" w:cs="Times New Roman"/>
-          <w:color w:val="262626"/>
-          <w:sz w:val="22"/>
-          <w:szCs w:val="22"/>
-        </w:rPr>
-        <w:t xml:space="preserve"> lets them book and pay for a spot before they get there and helps them find the space. It gives the people who run parking areas a real-time </w:t>
-      </w:r>
-      <w:proofErr w:type="gramStart"/>
-      <w:r>
-        <w:rPr>
-          <w:rFonts w:ascii="Times New Roman" w:eastAsia="Calibri" w:hAnsi="Times New Roman" w:cs="Times New Roman"/>
-          <w:color w:val="262626"/>
-          <w:sz w:val="22"/>
-          <w:szCs w:val="22"/>
-        </w:rPr>
-        <w:t>look,</w:t>
-      </w:r>
-      <w:proofErr w:type="gramEnd"/>
-      <w:r>
-        <w:rPr>
-          <w:rFonts w:ascii="Times New Roman" w:eastAsia="Calibri" w:hAnsi="Times New Roman" w:cs="Times New Roman"/>
-          <w:color w:val="262626"/>
-          <w:sz w:val="22"/>
-          <w:szCs w:val="22"/>
-        </w:rPr>
-        <w:t xml:space="preserve"> at how many spaces</w:t>
-      </w:r>
-      <w:r>
-        <w:rPr>
-          <w:rFonts w:ascii="Times New Roman" w:eastAsia="Calibri" w:hAnsi="Times New Roman" w:cs="Times New Roman"/>
-          <w:color w:val="262626"/>
-          <w:sz w:val="22"/>
-          <w:szCs w:val="22"/>
-        </w:rPr>
-        <w:t xml:space="preserve"> a</w:t>
-      </w:r>
-      <w:r>
-        <w:rPr>
-          <w:rFonts w:ascii="Times New Roman" w:eastAsia="Calibri" w:hAnsi="Times New Roman" w:cs="Times New Roman"/>
-          <w:color w:val="262626"/>
-          <w:sz w:val="22"/>
-          <w:szCs w:val="22"/>
-        </w:rPr>
-        <w:t>re filled</w:t>
-      </w:r>
-      <w:r>
-        <w:rPr>
-          <w:rFonts w:ascii="Times New Roman" w:eastAsia="Calibri" w:hAnsi="Times New Roman" w:cs="Times New Roman"/>
-          <w:color w:val="262626"/>
-          <w:sz w:val="22"/>
-          <w:szCs w:val="22"/>
-        </w:rPr>
-        <w:t>,</w:t>
-      </w:r>
-      <w:r>
-        <w:rPr>
-          <w:rFonts w:ascii="Times New Roman" w:eastAsia="Calibri" w:hAnsi="Times New Roman" w:cs="Times New Roman"/>
-          <w:color w:val="262626"/>
-          <w:sz w:val="22"/>
-          <w:szCs w:val="22"/>
-        </w:rPr>
-        <w:t xml:space="preserve"> lets them change prices and provides reports that show how the places are </w:t>
-      </w:r>
-      <w:proofErr w:type="gramStart"/>
-      <w:r>
-        <w:rPr>
-          <w:rFonts w:ascii="Times New Roman" w:eastAsia="Calibri" w:hAnsi="Times New Roman" w:cs="Times New Roman"/>
-          <w:color w:val="262626"/>
-          <w:sz w:val="22"/>
-          <w:szCs w:val="22"/>
-        </w:rPr>
-        <w:t>actually used</w:t>
-      </w:r>
-      <w:proofErr w:type="gramEnd"/>
-      <w:r>
-        <w:rPr>
-          <w:rFonts w:ascii="Times New Roman" w:eastAsia="Calibri" w:hAnsi="Times New Roman" w:cs="Times New Roman"/>
-          <w:color w:val="262626"/>
-          <w:sz w:val="22"/>
-          <w:szCs w:val="22"/>
-        </w:rPr>
-        <w:t>.</w:t>
+        <w:t xml:space="preserve"> lets them change prices and provides reports that show how the places are actually used.</w:t>
       </w:r>
     </w:p>
     <w:p>
@@ -5245,113 +4685,23 @@
           <w:i w:val="0"/>
           <w:sz w:val="22"/>
         </w:rPr>
-        <w:t xml:space="preserve">The first version of the Smart Parking Platform will let drivers and parking operators make accounts check their identities and log in safely. Drivers can see parking spots at garages that are part of the system using a map that they can interact with. They can pick a date and </w:t>
-      </w:r>
-      <w:proofErr w:type="gramStart"/>
+        <w:t>The first version of the Smart Parking Platform will let drivers and parking operators make accounts check their identities and log in safely. Drivers can see parking spots at garages that are part of the system using a map that they can interact with. They can pick a date and time book a spot and pay away using digital payment tools that work inside the platform. The system will also keep track of bookings allow users to get receipts and send confirmations, arrival alerts and reminders when a reservation is about to end.</w:t>
+      </w:r>
       <w:r>
         <w:rPr>
           <w:rFonts w:ascii="Times New Roman" w:hAnsi="Times New Roman" w:cs="Times New Roman"/>
           <w:i w:val="0"/>
           <w:sz w:val="22"/>
         </w:rPr>
-        <w:t>time</w:t>
-      </w:r>
-      <w:proofErr w:type="gramEnd"/>
+        <w:t xml:space="preserve"> </w:t>
+      </w:r>
       <w:r>
         <w:rPr>
           <w:rFonts w:ascii="Times New Roman" w:hAnsi="Times New Roman" w:cs="Times New Roman"/>
           <w:i w:val="0"/>
           <w:sz w:val="22"/>
         </w:rPr>
-        <w:t xml:space="preserve"> book a spot and pay away using digital payment tools that work inside the platform. The system will also keep track of </w:t>
-      </w:r>
-      <w:proofErr w:type="gramStart"/>
-      <w:r>
-        <w:rPr>
-          <w:rFonts w:ascii="Times New Roman" w:hAnsi="Times New Roman" w:cs="Times New Roman"/>
-          <w:i w:val="0"/>
-          <w:sz w:val="22"/>
-        </w:rPr>
-        <w:t>bookings</w:t>
-      </w:r>
-      <w:proofErr w:type="gramEnd"/>
-      <w:r>
-        <w:rPr>
-          <w:rFonts w:ascii="Times New Roman" w:hAnsi="Times New Roman" w:cs="Times New Roman"/>
-          <w:i w:val="0"/>
-          <w:sz w:val="22"/>
-        </w:rPr>
-        <w:t xml:space="preserve"> allow users to get receipts and send confirmations, arrival alerts and reminders when a reservation is about to end.</w:t>
-      </w:r>
-      <w:r>
-        <w:rPr>
-          <w:rFonts w:ascii="Times New Roman" w:hAnsi="Times New Roman" w:cs="Times New Roman"/>
-          <w:i w:val="0"/>
-          <w:sz w:val="22"/>
-        </w:rPr>
-        <w:t xml:space="preserve"> </w:t>
-      </w:r>
-      <w:r>
-        <w:rPr>
-          <w:rFonts w:ascii="Times New Roman" w:hAnsi="Times New Roman" w:cs="Times New Roman"/>
-          <w:i w:val="0"/>
-          <w:sz w:val="22"/>
-        </w:rPr>
-        <w:t xml:space="preserve">Parking operators will have a dashboard where they can handle their parking locations, update availability, change prices and look at data like how full the lots </w:t>
-      </w:r>
-      <w:proofErr w:type="gramStart"/>
-      <w:r>
-        <w:rPr>
-          <w:rFonts w:ascii="Times New Roman" w:hAnsi="Times New Roman" w:cs="Times New Roman"/>
-          <w:i w:val="0"/>
-          <w:sz w:val="22"/>
-        </w:rPr>
-        <w:t>are</w:t>
-      </w:r>
-      <w:proofErr w:type="gramEnd"/>
-      <w:r>
-        <w:rPr>
-          <w:rFonts w:ascii="Times New Roman" w:hAnsi="Times New Roman" w:cs="Times New Roman"/>
-          <w:i w:val="0"/>
-          <w:sz w:val="22"/>
-        </w:rPr>
-        <w:t xml:space="preserve"> how often they're used, demand patterns and income numbers. The platform will also connect to navigation </w:t>
-      </w:r>
-      <w:proofErr w:type="gramStart"/>
-      <w:r>
-        <w:rPr>
-          <w:rFonts w:ascii="Times New Roman" w:hAnsi="Times New Roman" w:cs="Times New Roman"/>
-          <w:i w:val="0"/>
-          <w:sz w:val="22"/>
-        </w:rPr>
-        <w:t>apps</w:t>
-      </w:r>
-      <w:proofErr w:type="gramEnd"/>
-      <w:r>
-        <w:rPr>
-          <w:rFonts w:ascii="Times New Roman" w:hAnsi="Times New Roman" w:cs="Times New Roman"/>
-          <w:i w:val="0"/>
-          <w:sz w:val="22"/>
-        </w:rPr>
-        <w:t xml:space="preserve"> so drivers get </w:t>
-      </w:r>
-      <w:proofErr w:type="gramStart"/>
-      <w:r>
-        <w:rPr>
-          <w:rFonts w:ascii="Times New Roman" w:hAnsi="Times New Roman" w:cs="Times New Roman"/>
-          <w:i w:val="0"/>
-          <w:sz w:val="22"/>
-        </w:rPr>
-        <w:t>directions,</w:t>
-      </w:r>
-      <w:proofErr w:type="gramEnd"/>
-      <w:r>
-        <w:rPr>
-          <w:rFonts w:ascii="Times New Roman" w:hAnsi="Times New Roman" w:cs="Times New Roman"/>
-          <w:i w:val="0"/>
-          <w:sz w:val="22"/>
-        </w:rPr>
-        <w:t xml:space="preserve"> to their reserved parking places.</w:t>
+        <w:t>Parking operators will have a dashboard where they can handle their parking locations, update availability, change prices and look at data like how full the lots are how often they're used, demand patterns and income numbers. The platform will also connect to navigation apps so drivers get directions, to their reserved parking places.</w:t>
       </w:r>
     </w:p>
     <w:p>
@@ -5428,35 +4778,7 @@
         <w:rPr>
           <w:rFonts w:ascii="Times New Roman" w:hAnsi="Times New Roman" w:cs="Times New Roman"/>
         </w:rPr>
-        <w:t xml:space="preserve">Valet services and </w:t>
-      </w:r>
-      <w:proofErr w:type="gramStart"/>
-      <w:r>
-        <w:rPr>
-          <w:rFonts w:ascii="Times New Roman" w:hAnsi="Times New Roman" w:cs="Times New Roman"/>
-        </w:rPr>
-        <w:t>attendant</w:t>
-      </w:r>
-      <w:proofErr w:type="gramEnd"/>
-      <w:r>
-        <w:rPr>
-          <w:rFonts w:ascii="Times New Roman" w:hAnsi="Times New Roman" w:cs="Times New Roman"/>
-        </w:rPr>
-        <w:t xml:space="preserve"> </w:t>
-      </w:r>
-      <w:proofErr w:type="gramStart"/>
-      <w:r>
-        <w:rPr>
-          <w:rFonts w:ascii="Times New Roman" w:hAnsi="Times New Roman" w:cs="Times New Roman"/>
-        </w:rPr>
-        <w:t>managed</w:t>
-      </w:r>
-      <w:proofErr w:type="gramEnd"/>
-      <w:r>
-        <w:rPr>
-          <w:rFonts w:ascii="Times New Roman" w:hAnsi="Times New Roman" w:cs="Times New Roman"/>
-        </w:rPr>
-        <w:t xml:space="preserve"> parking.</w:t>
+        <w:t>Valet services and attendant managed parking.</w:t>
       </w:r>
     </w:p>
     <w:p>
@@ -5807,21 +5129,7 @@
         <w:rPr>
           <w:rFonts w:ascii="Times New Roman" w:hAnsi="Times New Roman" w:cs="Times New Roman"/>
         </w:rPr>
-        <w:t xml:space="preserve">As a driver, I want to reserve a parking space for a selected time so that </w:t>
-      </w:r>
-      <w:proofErr w:type="gramStart"/>
-      <w:r>
-        <w:rPr>
-          <w:rFonts w:ascii="Times New Roman" w:hAnsi="Times New Roman" w:cs="Times New Roman"/>
-        </w:rPr>
-        <w:t>a space</w:t>
-      </w:r>
-      <w:proofErr w:type="gramEnd"/>
-      <w:r>
-        <w:rPr>
-          <w:rFonts w:ascii="Times New Roman" w:hAnsi="Times New Roman" w:cs="Times New Roman"/>
-        </w:rPr>
-        <w:t xml:space="preserve"> is available when I arrive.</w:t>
+        <w:t>As a driver, I want to reserve a parking space for a selected time so that a space is available when I arrive.</w:t>
       </w:r>
     </w:p>
     <w:p>
@@ -6255,71 +5563,222 @@
           <w:rFonts w:ascii="Times New Roman" w:hAnsi="Times New Roman" w:cs="Times New Roman"/>
         </w:rPr>
       </w:pPr>
-    </w:p>
-    <w:p>
-      <w:pPr>
-        <w:pStyle w:val="Heading1"/>
-        <w:rPr>
-          <w:rFonts w:ascii="Times New Roman" w:hAnsi="Times New Roman" w:cs="Times New Roman"/>
-        </w:rPr>
-      </w:pPr>
-      <w:bookmarkStart w:id="28" w:name="_Toc239770225"/>
-      <w:r>
-        <w:rPr>
-          <w:rFonts w:ascii="Times New Roman" w:hAnsi="Times New Roman" w:cs="Times New Roman"/>
-        </w:rPr>
-        <w:t>7. Budget</w:t>
-      </w:r>
-      <w:bookmarkEnd w:id="28"/>
-    </w:p>
-    <w:p>
-      <w:pPr>
-        <w:spacing w:after="160"/>
-        <w:rPr>
-          <w:rFonts w:ascii="Times New Roman" w:hAnsi="Times New Roman" w:cs="Times New Roman"/>
-        </w:rPr>
-      </w:pPr>
-    </w:p>
-    <w:p>
-      <w:pPr>
-        <w:pStyle w:val="Heading1"/>
-        <w:rPr>
-          <w:rFonts w:ascii="Times New Roman" w:hAnsi="Times New Roman" w:cs="Times New Roman"/>
-        </w:rPr>
-      </w:pPr>
-      <w:bookmarkStart w:id="29" w:name="_Toc239770226"/>
+      <w:r>
+        <w:rPr>
+          <w:rFonts w:ascii="Times New Roman" w:hAnsi="Times New Roman" w:cs="Times New Roman"/>
+        </w:rPr>
+        <w:t>This section presents the work breakdown structure for the Smart Parking Platform and the schedule that is derived from it. The breakdown decomposes the platform into deliverables, the schedule places those deliverables into weeks, and the milestone table marks the points at which a group of deliverables is complete. The schedule covers fifteen working weeks. Week 1 begins Thursday August 27, 2026 and week 15 ends Wednesday December 9, 2026.</w:t>
+      </w:r>
+    </w:p>
+    <w:p>
+      <w:pPr>
+        <w:pStyle w:val="Heading2"/>
+        <w:rPr>
+          <w:rFonts w:ascii="Times New Roman" w:hAnsi="Times New Roman" w:cs="Times New Roman"/>
+        </w:rPr>
+      </w:pPr>
       <w:r>
         <w:rPr>
           <w:rFonts w:ascii="Times New Roman" w:hAnsi="Times New Roman" w:cs="Times New Roman"/>
         </w:rPr>
         <w:lastRenderedPageBreak/>
-        <w:t>8. Risk Management</w:t>
-      </w:r>
-      <w:bookmarkEnd w:id="29"/>
-    </w:p>
-    <w:p>
-      <w:pPr>
-        <w:spacing w:after="160"/>
-        <w:rPr>
-          <w:rFonts w:ascii="Times New Roman" w:hAnsi="Times New Roman" w:cs="Times New Roman"/>
-        </w:rPr>
-      </w:pPr>
-    </w:p>
-    <w:p>
-      <w:pPr>
-        <w:pStyle w:val="Heading1"/>
-        <w:rPr>
-          <w:rFonts w:ascii="Times New Roman" w:hAnsi="Times New Roman" w:cs="Times New Roman"/>
-        </w:rPr>
-      </w:pPr>
-      <w:bookmarkStart w:id="30" w:name="_Toc239770227"/>
-      <w:r>
-        <w:rPr>
-          <w:rFonts w:ascii="Times New Roman" w:hAnsi="Times New Roman" w:cs="Times New Roman"/>
-        </w:rPr>
-        <w:t>9. Team Structure and Coordination</w:t>
-      </w:r>
-      <w:bookmarkEnd w:id="30"/>
+        <w:t>6.1 Work Breakdown Structure</w:t>
+      </w:r>
+    </w:p>
+    <w:p>
+      <w:pPr>
+        <w:pStyle w:val="Heading2"/>
+      </w:pPr>
+      <w:r>
+        <w:rPr>
+          <w:noProof/>
+          <w14:ligatures w14:val="standardContextual"/>
+        </w:rPr>
+        <w:lastRenderedPageBreak/>
+        <w:drawing>
+          <wp:inline distT="0" distB="0" distL="0" distR="0" wp14:anchorId="499263A3" wp14:editId="2C6CFB6F">
+            <wp:extent cx="5862328" cy="3054812"/>
+            <wp:effectExtent l="0" t="0" r="5080" b="0"/>
+            <wp:docPr id="1731163731" name="Picture 1"/>
+            <wp:cNvGraphicFramePr>
+              <a:graphicFrameLocks xmlns:a="http://schemas.openxmlformats.org/drawingml/2006/main" noChangeAspect="1"/>
+            </wp:cNvGraphicFramePr>
+            <a:graphic xmlns:a="http://schemas.openxmlformats.org/drawingml/2006/main">
+              <a:graphicData uri="http://schemas.openxmlformats.org/drawingml/2006/picture">
+                <pic:pic xmlns:pic="http://schemas.openxmlformats.org/drawingml/2006/picture">
+                  <pic:nvPicPr>
+                    <pic:cNvPr id="1731163731" name="Picture 1731163731"/>
+                    <pic:cNvPicPr/>
+                  </pic:nvPicPr>
+                  <pic:blipFill rotWithShape="1">
+                    <a:blip r:embed="rId7" cstate="print">
+                      <a:extLst>
+                        <a:ext uri="{28A0092B-C50C-407E-A947-70E740481C1C}">
+                          <a14:useLocalDpi xmlns:a14="http://schemas.microsoft.com/office/drawing/2010/main" val="0"/>
+                        </a:ext>
+                      </a:extLst>
+                    </a:blip>
+                    <a:srcRect l="22690" t="26128" r="8027" b="16108"/>
+                    <a:stretch>
+                      <a:fillRect/>
+                    </a:stretch>
+                  </pic:blipFill>
+                  <pic:spPr bwMode="auto">
+                    <a:xfrm>
+                      <a:off x="0" y="0"/>
+                      <a:ext cx="5901469" cy="3075208"/>
+                    </a:xfrm>
+                    <a:prstGeom prst="rect">
+                      <a:avLst/>
+                    </a:prstGeom>
+                    <a:ln>
+                      <a:noFill/>
+                    </a:ln>
+                    <a:extLst>
+                      <a:ext uri="{53640926-AAD7-44D8-BBD7-CCE9431645EC}">
+                        <a14:shadowObscured xmlns:a14="http://schemas.microsoft.com/office/drawing/2010/main"/>
+                      </a:ext>
+                    </a:extLst>
+                  </pic:spPr>
+                </pic:pic>
+              </a:graphicData>
+            </a:graphic>
+          </wp:inline>
+        </w:drawing>
+      </w:r>
+      <w:r>
+        <w:rPr>
+          <w:noProof/>
+          <w14:ligatures w14:val="standardContextual"/>
+        </w:rPr>
+        <w:drawing>
+          <wp:inline distT="0" distB="0" distL="0" distR="0" wp14:anchorId="185A45C6" wp14:editId="1B266E95">
+            <wp:extent cx="5859312" cy="3038971"/>
+            <wp:effectExtent l="0" t="0" r="8255" b="9525"/>
+            <wp:docPr id="1486586028" name="Picture 2"/>
+            <wp:cNvGraphicFramePr>
+              <a:graphicFrameLocks xmlns:a="http://schemas.openxmlformats.org/drawingml/2006/main" noChangeAspect="1"/>
+            </wp:cNvGraphicFramePr>
+            <a:graphic xmlns:a="http://schemas.openxmlformats.org/drawingml/2006/main">
+              <a:graphicData uri="http://schemas.openxmlformats.org/drawingml/2006/picture">
+                <pic:pic xmlns:pic="http://schemas.openxmlformats.org/drawingml/2006/picture">
+                  <pic:nvPicPr>
+                    <pic:cNvPr id="1486586028" name="Picture 1486586028"/>
+                    <pic:cNvPicPr/>
+                  </pic:nvPicPr>
+                  <pic:blipFill rotWithShape="1">
+                    <a:blip r:embed="rId8" cstate="print">
+                      <a:extLst>
+                        <a:ext uri="{28A0092B-C50C-407E-A947-70E740481C1C}">
+                          <a14:useLocalDpi xmlns:a14="http://schemas.microsoft.com/office/drawing/2010/main" val="0"/>
+                        </a:ext>
+                      </a:extLst>
+                    </a:blip>
+                    <a:srcRect l="22690" t="26678" r="8198" b="15969"/>
+                    <a:stretch>
+                      <a:fillRect/>
+                    </a:stretch>
+                  </pic:blipFill>
+                  <pic:spPr bwMode="auto">
+                    <a:xfrm>
+                      <a:off x="0" y="0"/>
+                      <a:ext cx="5892827" cy="3056354"/>
+                    </a:xfrm>
+                    <a:prstGeom prst="rect">
+                      <a:avLst/>
+                    </a:prstGeom>
+                    <a:ln>
+                      <a:noFill/>
+                    </a:ln>
+                    <a:extLst>
+                      <a:ext uri="{53640926-AAD7-44D8-BBD7-CCE9431645EC}">
+                        <a14:shadowObscured xmlns:a14="http://schemas.microsoft.com/office/drawing/2010/main"/>
+                      </a:ext>
+                    </a:extLst>
+                  </pic:spPr>
+                </pic:pic>
+              </a:graphicData>
+            </a:graphic>
+          </wp:inline>
+        </w:drawing>
+      </w:r>
+      <w:r>
+        <w:rPr>
+          <w:noProof/>
+          <w14:ligatures w14:val="standardContextual"/>
+        </w:rPr>
+        <w:lastRenderedPageBreak/>
+        <w:drawing>
+          <wp:inline distT="0" distB="0" distL="0" distR="0" wp14:anchorId="31E842F2" wp14:editId="7555B680">
+            <wp:extent cx="5943600" cy="3138888"/>
+            <wp:effectExtent l="0" t="0" r="0" b="4445"/>
+            <wp:docPr id="1262165870" name="Picture 3"/>
+            <wp:cNvGraphicFramePr>
+              <a:graphicFrameLocks xmlns:a="http://schemas.openxmlformats.org/drawingml/2006/main" noChangeAspect="1"/>
+            </wp:cNvGraphicFramePr>
+            <a:graphic xmlns:a="http://schemas.openxmlformats.org/drawingml/2006/main">
+              <a:graphicData uri="http://schemas.openxmlformats.org/drawingml/2006/picture">
+                <pic:pic xmlns:pic="http://schemas.openxmlformats.org/drawingml/2006/picture">
+                  <pic:nvPicPr>
+                    <pic:cNvPr id="1262165870" name="Picture 1262165870"/>
+                    <pic:cNvPicPr/>
+                  </pic:nvPicPr>
+                  <pic:blipFill rotWithShape="1">
+                    <a:blip r:embed="rId9" cstate="print">
+                      <a:extLst>
+                        <a:ext uri="{28A0092B-C50C-407E-A947-70E740481C1C}">
+                          <a14:useLocalDpi xmlns:a14="http://schemas.microsoft.com/office/drawing/2010/main" val="0"/>
+                        </a:ext>
+                      </a:extLst>
+                    </a:blip>
+                    <a:srcRect l="22776" t="25715" r="8369" b="16107"/>
+                    <a:stretch>
+                      <a:fillRect/>
+                    </a:stretch>
+                  </pic:blipFill>
+                  <pic:spPr bwMode="auto">
+                    <a:xfrm>
+                      <a:off x="0" y="0"/>
+                      <a:ext cx="5943600" cy="3138888"/>
+                    </a:xfrm>
+                    <a:prstGeom prst="rect">
+                      <a:avLst/>
+                    </a:prstGeom>
+                    <a:ln>
+                      <a:noFill/>
+                    </a:ln>
+                    <a:extLst>
+                      <a:ext uri="{53640926-AAD7-44D8-BBD7-CCE9431645EC}">
+                        <a14:shadowObscured xmlns:a14="http://schemas.microsoft.com/office/drawing/2010/main"/>
+                      </a:ext>
+                    </a:extLst>
+                  </pic:spPr>
+                </pic:pic>
+              </a:graphicData>
+            </a:graphic>
+          </wp:inline>
+        </w:drawing>
+      </w:r>
+      <w:r>
+        <w:rPr>
+          <w:rFonts w:ascii="Times New Roman" w:hAnsi="Times New Roman" w:cs="Times New Roman"/>
+        </w:rPr>
+        <w:t>6.2 Estimation Basis</w:t>
+      </w:r>
+    </w:p>
+    <w:p>
+      <w:pPr>
+        <w:spacing w:after="120" w:line="276" w:lineRule="auto"/>
+        <w:rPr>
+          <w:rFonts w:ascii="Times New Roman" w:hAnsi="Times New Roman" w:cs="Times New Roman"/>
+        </w:rPr>
+      </w:pPr>
+      <w:r>
+        <w:rPr>
+          <w:rFonts w:ascii="Times New Roman" w:hAnsi="Times New Roman" w:cs="Times New Roman"/>
+        </w:rPr>
+        <w:t>Effort was estimated before the schedule was built. Each level 4 activity was sized in story points on the Fibonacci scale by the team that owns it, and those values were calibrated by analogy to earlier projects of comparable scope delivered by the studio. Story points measure complexity, risk, and effort rather than hours, so the conversion into calendar weeks was made afterward, once team assignments were known.</w:t>
+      </w:r>
     </w:p>
     <w:p>
       <w:pPr>
@@ -6338,7 +5797,7 @@
         <w:rPr>
           <w:rFonts w:ascii="Times New Roman" w:hAnsi="Times New Roman" w:cs="Times New Roman"/>
         </w:rPr>
-        <w:t>Mobile Application Team</w:t>
+        <w:t>Level 4 activities are the estimating unit. Level 5 tasks refine an activity and do not add to its total.</w:t>
       </w:r>
     </w:p>
     <w:p>
@@ -6358,7 +5817,7 @@
         <w:rPr>
           <w:rFonts w:ascii="Times New Roman" w:hAnsi="Times New Roman" w:cs="Times New Roman"/>
         </w:rPr>
-        <w:t>Web Application Team</w:t>
+        <w:t>Point values were calibrated by analogy to earlier studio projects of comparable scope.</w:t>
       </w:r>
     </w:p>
     <w:p>
@@ -6378,7 +5837,7 @@
         <w:rPr>
           <w:rFonts w:ascii="Times New Roman" w:hAnsi="Times New Roman" w:cs="Times New Roman"/>
         </w:rPr>
-        <w:t>Backend and API Team</w:t>
+        <w:t>The development budget is theoretically unlimited, so staffing is not the constraint on the schedule. The fixed semester window is.</w:t>
       </w:r>
     </w:p>
     <w:p>
@@ -6398,7 +5857,7 @@
         <w:rPr>
           <w:rFonts w:ascii="Times New Roman" w:hAnsi="Times New Roman" w:cs="Times New Roman"/>
         </w:rPr>
-        <w:t>Mapping and Location Services Team</w:t>
+        <w:t>Durations assume the six delivery teams work in parallel on their own branches, as described in Section 9.</w:t>
       </w:r>
     </w:p>
     <w:p>
@@ -6418,8 +5877,960 @@
         <w:rPr>
           <w:rFonts w:ascii="Times New Roman" w:hAnsi="Times New Roman" w:cs="Times New Roman"/>
         </w:rPr>
-        <w:t>Payment Integration Team</w:t>
-      </w:r>
+        <w:t>Estimates are revisited at every milestone, and any revision is recorded in the revision history at the front of this document.</w:t>
+      </w:r>
+    </w:p>
+    <w:p>
+      <w:pPr>
+        <w:pStyle w:val="Heading2"/>
+        <w:rPr>
+          <w:rFonts w:ascii="Times New Roman" w:hAnsi="Times New Roman" w:cs="Times New Roman"/>
+        </w:rPr>
+      </w:pPr>
+      <w:r>
+        <w:rPr>
+          <w:rFonts w:ascii="Times New Roman" w:hAnsi="Times New Roman" w:cs="Times New Roman"/>
+        </w:rPr>
+        <w:t>6.3 Project Timeline</w:t>
+      </w:r>
+    </w:p>
+    <w:p>
+      <w:pPr>
+        <w:spacing w:after="120" w:line="276" w:lineRule="auto"/>
+        <w:rPr>
+          <w:rFonts w:ascii="Times New Roman" w:hAnsi="Times New Roman" w:cs="Times New Roman"/>
+        </w:rPr>
+      </w:pPr>
+      <w:r>
+        <w:rPr>
+          <w:rFonts w:ascii="Times New Roman" w:hAnsi="Times New Roman" w:cs="Times New Roman"/>
+        </w:rPr>
+        <w:t>The schedule runs for fifteen working weeks and is grouped into four phases. The phases overlap only at their boundaries, so each one ends at a milestone that can be reviewed before the next begins.</w:t>
+      </w:r>
+    </w:p>
+    <w:tbl>
+      <w:tblPr>
+        <w:tblW w:w="9360" w:type="dxa"/>
+        <w:tblBorders>
+          <w:top w:val="single" w:sz="4" w:space="0" w:color="auto"/>
+          <w:left w:val="single" w:sz="4" w:space="0" w:color="auto"/>
+          <w:bottom w:val="single" w:sz="4" w:space="0" w:color="auto"/>
+          <w:right w:val="single" w:sz="4" w:space="0" w:color="auto"/>
+          <w:insideH w:val="single" w:sz="4" w:space="0" w:color="auto"/>
+          <w:insideV w:val="single" w:sz="4" w:space="0" w:color="auto"/>
+        </w:tblBorders>
+        <w:tblCellMar>
+          <w:left w:w="10" w:type="dxa"/>
+          <w:right w:w="10" w:type="dxa"/>
+        </w:tblCellMar>
+        <w:tblLook w:val="04A0" w:firstRow="1" w:lastRow="0" w:firstColumn="1" w:lastColumn="0" w:noHBand="0" w:noVBand="1"/>
+      </w:tblPr>
+      <w:tblGrid>
+        <w:gridCol w:w="2400"/>
+        <w:gridCol w:w="1100"/>
+        <w:gridCol w:w="2300"/>
+        <w:gridCol w:w="3560"/>
+      </w:tblGrid>
+      <w:tr>
+        <w:trPr>
+          <w:tblHeader/>
+        </w:trPr>
+        <w:tc>
+          <w:tcPr>
+            <w:tcW w:w="2400" w:type="dxa"/>
+            <w:shd w:val="clear" w:color="auto" w:fill="1F4E79"/>
+            <w:tcMar>
+              <w:top w:w="80" w:type="dxa"/>
+              <w:left w:w="120" w:type="dxa"/>
+              <w:bottom w:w="80" w:type="dxa"/>
+              <w:right w:w="120" w:type="dxa"/>
+            </w:tcMar>
+          </w:tcPr>
+          <w:p>
+            <w:pPr>
+              <w:spacing w:line="260" w:lineRule="auto"/>
+              <w:rPr>
+                <w:rFonts w:ascii="Times New Roman" w:hAnsi="Times New Roman" w:cs="Times New Roman"/>
+              </w:rPr>
+            </w:pPr>
+            <w:r>
+              <w:rPr>
+                <w:rFonts w:ascii="Times New Roman" w:hAnsi="Times New Roman" w:cs="Times New Roman"/>
+                <w:b/>
+                <w:bCs/>
+                <w:color w:val="FFFFFF"/>
+                <w:sz w:val="20"/>
+                <w:szCs w:val="20"/>
+              </w:rPr>
+              <w:t>Phase</w:t>
+            </w:r>
+          </w:p>
+        </w:tc>
+        <w:tc>
+          <w:tcPr>
+            <w:tcW w:w="1100" w:type="dxa"/>
+            <w:shd w:val="clear" w:color="auto" w:fill="1F4E79"/>
+            <w:tcMar>
+              <w:top w:w="80" w:type="dxa"/>
+              <w:left w:w="120" w:type="dxa"/>
+              <w:bottom w:w="80" w:type="dxa"/>
+              <w:right w:w="120" w:type="dxa"/>
+            </w:tcMar>
+          </w:tcPr>
+          <w:p>
+            <w:pPr>
+              <w:spacing w:line="260" w:lineRule="auto"/>
+              <w:rPr>
+                <w:rFonts w:ascii="Times New Roman" w:hAnsi="Times New Roman" w:cs="Times New Roman"/>
+              </w:rPr>
+            </w:pPr>
+            <w:r>
+              <w:rPr>
+                <w:rFonts w:ascii="Times New Roman" w:hAnsi="Times New Roman" w:cs="Times New Roman"/>
+                <w:b/>
+                <w:bCs/>
+                <w:color w:val="FFFFFF"/>
+                <w:sz w:val="20"/>
+                <w:szCs w:val="20"/>
+              </w:rPr>
+              <w:t>Weeks</w:t>
+            </w:r>
+          </w:p>
+        </w:tc>
+        <w:tc>
+          <w:tcPr>
+            <w:tcW w:w="2300" w:type="dxa"/>
+            <w:shd w:val="clear" w:color="auto" w:fill="1F4E79"/>
+            <w:tcMar>
+              <w:top w:w="80" w:type="dxa"/>
+              <w:left w:w="120" w:type="dxa"/>
+              <w:bottom w:w="80" w:type="dxa"/>
+              <w:right w:w="120" w:type="dxa"/>
+            </w:tcMar>
+          </w:tcPr>
+          <w:p>
+            <w:pPr>
+              <w:spacing w:line="260" w:lineRule="auto"/>
+              <w:rPr>
+                <w:rFonts w:ascii="Times New Roman" w:hAnsi="Times New Roman" w:cs="Times New Roman"/>
+              </w:rPr>
+            </w:pPr>
+            <w:r>
+              <w:rPr>
+                <w:rFonts w:ascii="Times New Roman" w:hAnsi="Times New Roman" w:cs="Times New Roman"/>
+                <w:b/>
+                <w:bCs/>
+                <w:color w:val="FFFFFF"/>
+                <w:sz w:val="20"/>
+                <w:szCs w:val="20"/>
+              </w:rPr>
+              <w:t>Dates</w:t>
+            </w:r>
+          </w:p>
+        </w:tc>
+        <w:tc>
+          <w:tcPr>
+            <w:tcW w:w="3560" w:type="dxa"/>
+            <w:shd w:val="clear" w:color="auto" w:fill="1F4E79"/>
+            <w:tcMar>
+              <w:top w:w="80" w:type="dxa"/>
+              <w:left w:w="120" w:type="dxa"/>
+              <w:bottom w:w="80" w:type="dxa"/>
+              <w:right w:w="120" w:type="dxa"/>
+            </w:tcMar>
+          </w:tcPr>
+          <w:p>
+            <w:pPr>
+              <w:spacing w:line="260" w:lineRule="auto"/>
+              <w:rPr>
+                <w:rFonts w:ascii="Times New Roman" w:hAnsi="Times New Roman" w:cs="Times New Roman"/>
+              </w:rPr>
+            </w:pPr>
+            <w:r>
+              <w:rPr>
+                <w:rFonts w:ascii="Times New Roman" w:hAnsi="Times New Roman" w:cs="Times New Roman"/>
+                <w:b/>
+                <w:bCs/>
+                <w:color w:val="FFFFFF"/>
+                <w:sz w:val="20"/>
+                <w:szCs w:val="20"/>
+              </w:rPr>
+              <w:t>Focus</w:t>
+            </w:r>
+          </w:p>
+        </w:tc>
+      </w:tr>
+      <w:tr>
+        <w:tc>
+          <w:tcPr>
+            <w:tcW w:w="2400" w:type="dxa"/>
+            <w:tcMar>
+              <w:top w:w="80" w:type="dxa"/>
+              <w:left w:w="120" w:type="dxa"/>
+              <w:bottom w:w="80" w:type="dxa"/>
+              <w:right w:w="120" w:type="dxa"/>
+            </w:tcMar>
+          </w:tcPr>
+          <w:p>
+            <w:pPr>
+              <w:spacing w:line="260" w:lineRule="auto"/>
+              <w:rPr>
+                <w:rFonts w:ascii="Times New Roman" w:hAnsi="Times New Roman" w:cs="Times New Roman"/>
+              </w:rPr>
+            </w:pPr>
+            <w:r>
+              <w:rPr>
+                <w:rFonts w:ascii="Times New Roman" w:hAnsi="Times New Roman" w:cs="Times New Roman"/>
+                <w:b/>
+                <w:bCs/>
+                <w:sz w:val="20"/>
+                <w:szCs w:val="20"/>
+              </w:rPr>
+              <w:t>Plan and requirements</w:t>
+            </w:r>
+          </w:p>
+        </w:tc>
+        <w:tc>
+          <w:tcPr>
+            <w:tcW w:w="1100" w:type="dxa"/>
+            <w:tcMar>
+              <w:top w:w="80" w:type="dxa"/>
+              <w:left w:w="120" w:type="dxa"/>
+              <w:bottom w:w="80" w:type="dxa"/>
+              <w:right w:w="120" w:type="dxa"/>
+            </w:tcMar>
+          </w:tcPr>
+          <w:p>
+            <w:pPr>
+              <w:spacing w:line="260" w:lineRule="auto"/>
+              <w:rPr>
+                <w:rFonts w:ascii="Times New Roman" w:hAnsi="Times New Roman" w:cs="Times New Roman"/>
+              </w:rPr>
+            </w:pPr>
+            <w:r>
+              <w:rPr>
+                <w:rFonts w:ascii="Times New Roman" w:hAnsi="Times New Roman" w:cs="Times New Roman"/>
+                <w:sz w:val="20"/>
+                <w:szCs w:val="20"/>
+              </w:rPr>
+              <w:t>W1 to W4</w:t>
+            </w:r>
+          </w:p>
+        </w:tc>
+        <w:tc>
+          <w:tcPr>
+            <w:tcW w:w="2300" w:type="dxa"/>
+            <w:tcMar>
+              <w:top w:w="80" w:type="dxa"/>
+              <w:left w:w="120" w:type="dxa"/>
+              <w:bottom w:w="80" w:type="dxa"/>
+              <w:right w:w="120" w:type="dxa"/>
+            </w:tcMar>
+          </w:tcPr>
+          <w:p>
+            <w:pPr>
+              <w:spacing w:line="260" w:lineRule="auto"/>
+              <w:rPr>
+                <w:rFonts w:ascii="Times New Roman" w:hAnsi="Times New Roman" w:cs="Times New Roman"/>
+              </w:rPr>
+            </w:pPr>
+            <w:r>
+              <w:rPr>
+                <w:rFonts w:ascii="Times New Roman" w:hAnsi="Times New Roman" w:cs="Times New Roman"/>
+                <w:sz w:val="20"/>
+                <w:szCs w:val="20"/>
+              </w:rPr>
+              <w:t>Aug 27 to Sep 23</w:t>
+            </w:r>
+          </w:p>
+        </w:tc>
+        <w:tc>
+          <w:tcPr>
+            <w:tcW w:w="3560" w:type="dxa"/>
+            <w:tcMar>
+              <w:top w:w="80" w:type="dxa"/>
+              <w:left w:w="120" w:type="dxa"/>
+              <w:bottom w:w="80" w:type="dxa"/>
+              <w:right w:w="120" w:type="dxa"/>
+            </w:tcMar>
+          </w:tcPr>
+          <w:p>
+            <w:pPr>
+              <w:spacing w:line="260" w:lineRule="auto"/>
+              <w:rPr>
+                <w:rFonts w:ascii="Times New Roman" w:hAnsi="Times New Roman" w:cs="Times New Roman"/>
+              </w:rPr>
+            </w:pPr>
+            <w:r>
+              <w:rPr>
+                <w:rFonts w:ascii="Times New Roman" w:hAnsi="Times New Roman" w:cs="Times New Roman"/>
+                <w:sz w:val="20"/>
+                <w:szCs w:val="20"/>
+              </w:rPr>
+              <w:t>Stakeholder elicitation, use cases, risk and budget register, SRS baseline</w:t>
+            </w:r>
+          </w:p>
+        </w:tc>
+      </w:tr>
+      <w:tr>
+        <w:tc>
+          <w:tcPr>
+            <w:tcW w:w="2400" w:type="dxa"/>
+            <w:tcMar>
+              <w:top w:w="80" w:type="dxa"/>
+              <w:left w:w="120" w:type="dxa"/>
+              <w:bottom w:w="80" w:type="dxa"/>
+              <w:right w:w="120" w:type="dxa"/>
+            </w:tcMar>
+          </w:tcPr>
+          <w:p>
+            <w:pPr>
+              <w:spacing w:line="260" w:lineRule="auto"/>
+              <w:rPr>
+                <w:rFonts w:ascii="Times New Roman" w:hAnsi="Times New Roman" w:cs="Times New Roman"/>
+              </w:rPr>
+            </w:pPr>
+            <w:r>
+              <w:rPr>
+                <w:rFonts w:ascii="Times New Roman" w:hAnsi="Times New Roman" w:cs="Times New Roman"/>
+                <w:b/>
+                <w:bCs/>
+                <w:sz w:val="20"/>
+                <w:szCs w:val="20"/>
+              </w:rPr>
+              <w:t>Core build and applications</w:t>
+            </w:r>
+          </w:p>
+        </w:tc>
+        <w:tc>
+          <w:tcPr>
+            <w:tcW w:w="1100" w:type="dxa"/>
+            <w:tcMar>
+              <w:top w:w="80" w:type="dxa"/>
+              <w:left w:w="120" w:type="dxa"/>
+              <w:bottom w:w="80" w:type="dxa"/>
+              <w:right w:w="120" w:type="dxa"/>
+            </w:tcMar>
+          </w:tcPr>
+          <w:p>
+            <w:pPr>
+              <w:spacing w:line="260" w:lineRule="auto"/>
+              <w:rPr>
+                <w:rFonts w:ascii="Times New Roman" w:hAnsi="Times New Roman" w:cs="Times New Roman"/>
+              </w:rPr>
+            </w:pPr>
+            <w:r>
+              <w:rPr>
+                <w:rFonts w:ascii="Times New Roman" w:hAnsi="Times New Roman" w:cs="Times New Roman"/>
+                <w:sz w:val="20"/>
+                <w:szCs w:val="20"/>
+              </w:rPr>
+              <w:t>W5 to W11</w:t>
+            </w:r>
+          </w:p>
+        </w:tc>
+        <w:tc>
+          <w:tcPr>
+            <w:tcW w:w="2300" w:type="dxa"/>
+            <w:tcMar>
+              <w:top w:w="80" w:type="dxa"/>
+              <w:left w:w="120" w:type="dxa"/>
+              <w:bottom w:w="80" w:type="dxa"/>
+              <w:right w:w="120" w:type="dxa"/>
+            </w:tcMar>
+          </w:tcPr>
+          <w:p>
+            <w:pPr>
+              <w:spacing w:line="260" w:lineRule="auto"/>
+              <w:rPr>
+                <w:rFonts w:ascii="Times New Roman" w:hAnsi="Times New Roman" w:cs="Times New Roman"/>
+              </w:rPr>
+            </w:pPr>
+            <w:r>
+              <w:rPr>
+                <w:rFonts w:ascii="Times New Roman" w:hAnsi="Times New Roman" w:cs="Times New Roman"/>
+                <w:sz w:val="20"/>
+                <w:szCs w:val="20"/>
+              </w:rPr>
+              <w:t>Sep 24 to Nov 11</w:t>
+            </w:r>
+          </w:p>
+        </w:tc>
+        <w:tc>
+          <w:tcPr>
+            <w:tcW w:w="3560" w:type="dxa"/>
+            <w:tcMar>
+              <w:top w:w="80" w:type="dxa"/>
+              <w:left w:w="120" w:type="dxa"/>
+              <w:bottom w:w="80" w:type="dxa"/>
+              <w:right w:w="120" w:type="dxa"/>
+            </w:tcMar>
+          </w:tcPr>
+          <w:p>
+            <w:pPr>
+              <w:spacing w:line="260" w:lineRule="auto"/>
+              <w:rPr>
+                <w:rFonts w:ascii="Times New Roman" w:hAnsi="Times New Roman" w:cs="Times New Roman"/>
+              </w:rPr>
+            </w:pPr>
+            <w:r>
+              <w:rPr>
+                <w:rFonts w:ascii="Times New Roman" w:hAnsi="Times New Roman" w:cs="Times New Roman"/>
+                <w:sz w:val="20"/>
+                <w:szCs w:val="20"/>
+              </w:rPr>
+              <w:t>Backend services, driver application, operator dashboard, mapping and payment integration</w:t>
+            </w:r>
+          </w:p>
+        </w:tc>
+      </w:tr>
+      <w:tr>
+        <w:tc>
+          <w:tcPr>
+            <w:tcW w:w="2400" w:type="dxa"/>
+            <w:tcMar>
+              <w:top w:w="80" w:type="dxa"/>
+              <w:left w:w="120" w:type="dxa"/>
+              <w:bottom w:w="80" w:type="dxa"/>
+              <w:right w:w="120" w:type="dxa"/>
+            </w:tcMar>
+          </w:tcPr>
+          <w:p>
+            <w:pPr>
+              <w:spacing w:line="260" w:lineRule="auto"/>
+              <w:rPr>
+                <w:rFonts w:ascii="Times New Roman" w:hAnsi="Times New Roman" w:cs="Times New Roman"/>
+              </w:rPr>
+            </w:pPr>
+            <w:r>
+              <w:rPr>
+                <w:rFonts w:ascii="Times New Roman" w:hAnsi="Times New Roman" w:cs="Times New Roman"/>
+                <w:b/>
+                <w:bCs/>
+                <w:sz w:val="20"/>
+                <w:szCs w:val="20"/>
+              </w:rPr>
+              <w:lastRenderedPageBreak/>
+              <w:t>Integration and system test</w:t>
+            </w:r>
+          </w:p>
+        </w:tc>
+        <w:tc>
+          <w:tcPr>
+            <w:tcW w:w="1100" w:type="dxa"/>
+            <w:tcMar>
+              <w:top w:w="80" w:type="dxa"/>
+              <w:left w:w="120" w:type="dxa"/>
+              <w:bottom w:w="80" w:type="dxa"/>
+              <w:right w:w="120" w:type="dxa"/>
+            </w:tcMar>
+          </w:tcPr>
+          <w:p>
+            <w:pPr>
+              <w:spacing w:line="260" w:lineRule="auto"/>
+              <w:rPr>
+                <w:rFonts w:ascii="Times New Roman" w:hAnsi="Times New Roman" w:cs="Times New Roman"/>
+              </w:rPr>
+            </w:pPr>
+            <w:r>
+              <w:rPr>
+                <w:rFonts w:ascii="Times New Roman" w:hAnsi="Times New Roman" w:cs="Times New Roman"/>
+                <w:sz w:val="20"/>
+                <w:szCs w:val="20"/>
+              </w:rPr>
+              <w:t>W12 to W13</w:t>
+            </w:r>
+          </w:p>
+        </w:tc>
+        <w:tc>
+          <w:tcPr>
+            <w:tcW w:w="2300" w:type="dxa"/>
+            <w:tcMar>
+              <w:top w:w="80" w:type="dxa"/>
+              <w:left w:w="120" w:type="dxa"/>
+              <w:bottom w:w="80" w:type="dxa"/>
+              <w:right w:w="120" w:type="dxa"/>
+            </w:tcMar>
+          </w:tcPr>
+          <w:p>
+            <w:pPr>
+              <w:spacing w:line="260" w:lineRule="auto"/>
+              <w:rPr>
+                <w:rFonts w:ascii="Times New Roman" w:hAnsi="Times New Roman" w:cs="Times New Roman"/>
+              </w:rPr>
+            </w:pPr>
+            <w:r>
+              <w:rPr>
+                <w:rFonts w:ascii="Times New Roman" w:hAnsi="Times New Roman" w:cs="Times New Roman"/>
+                <w:sz w:val="20"/>
+                <w:szCs w:val="20"/>
+              </w:rPr>
+              <w:t>Nov 12 to Nov 25</w:t>
+            </w:r>
+          </w:p>
+        </w:tc>
+        <w:tc>
+          <w:tcPr>
+            <w:tcW w:w="3560" w:type="dxa"/>
+            <w:tcMar>
+              <w:top w:w="80" w:type="dxa"/>
+              <w:left w:w="120" w:type="dxa"/>
+              <w:bottom w:w="80" w:type="dxa"/>
+              <w:right w:w="120" w:type="dxa"/>
+            </w:tcMar>
+          </w:tcPr>
+          <w:p>
+            <w:pPr>
+              <w:spacing w:line="260" w:lineRule="auto"/>
+              <w:rPr>
+                <w:rFonts w:ascii="Times New Roman" w:hAnsi="Times New Roman" w:cs="Times New Roman"/>
+              </w:rPr>
+            </w:pPr>
+            <w:r>
+              <w:rPr>
+                <w:rFonts w:ascii="Times New Roman" w:hAnsi="Times New Roman" w:cs="Times New Roman"/>
+                <w:sz w:val="20"/>
+                <w:szCs w:val="20"/>
+              </w:rPr>
+              <w:t>End to end integration, load and stress testing, security and penetration testing</w:t>
+            </w:r>
+          </w:p>
+        </w:tc>
+      </w:tr>
+      <w:tr>
+        <w:tc>
+          <w:tcPr>
+            <w:tcW w:w="2400" w:type="dxa"/>
+            <w:tcMar>
+              <w:top w:w="80" w:type="dxa"/>
+              <w:left w:w="120" w:type="dxa"/>
+              <w:bottom w:w="80" w:type="dxa"/>
+              <w:right w:w="120" w:type="dxa"/>
+            </w:tcMar>
+          </w:tcPr>
+          <w:p>
+            <w:pPr>
+              <w:spacing w:line="260" w:lineRule="auto"/>
+              <w:rPr>
+                <w:rFonts w:ascii="Times New Roman" w:hAnsi="Times New Roman" w:cs="Times New Roman"/>
+              </w:rPr>
+            </w:pPr>
+            <w:r>
+              <w:rPr>
+                <w:rFonts w:ascii="Times New Roman" w:hAnsi="Times New Roman" w:cs="Times New Roman"/>
+                <w:b/>
+                <w:bCs/>
+                <w:sz w:val="20"/>
+                <w:szCs w:val="20"/>
+              </w:rPr>
+              <w:t>Acceptance and release</w:t>
+            </w:r>
+          </w:p>
+        </w:tc>
+        <w:tc>
+          <w:tcPr>
+            <w:tcW w:w="1100" w:type="dxa"/>
+            <w:tcMar>
+              <w:top w:w="80" w:type="dxa"/>
+              <w:left w:w="120" w:type="dxa"/>
+              <w:bottom w:w="80" w:type="dxa"/>
+              <w:right w:w="120" w:type="dxa"/>
+            </w:tcMar>
+          </w:tcPr>
+          <w:p>
+            <w:pPr>
+              <w:spacing w:line="260" w:lineRule="auto"/>
+              <w:rPr>
+                <w:rFonts w:ascii="Times New Roman" w:hAnsi="Times New Roman" w:cs="Times New Roman"/>
+              </w:rPr>
+            </w:pPr>
+            <w:r>
+              <w:rPr>
+                <w:rFonts w:ascii="Times New Roman" w:hAnsi="Times New Roman" w:cs="Times New Roman"/>
+                <w:sz w:val="20"/>
+                <w:szCs w:val="20"/>
+              </w:rPr>
+              <w:t>W14 to W15</w:t>
+            </w:r>
+          </w:p>
+        </w:tc>
+        <w:tc>
+          <w:tcPr>
+            <w:tcW w:w="2300" w:type="dxa"/>
+            <w:tcMar>
+              <w:top w:w="80" w:type="dxa"/>
+              <w:left w:w="120" w:type="dxa"/>
+              <w:bottom w:w="80" w:type="dxa"/>
+              <w:right w:w="120" w:type="dxa"/>
+            </w:tcMar>
+          </w:tcPr>
+          <w:p>
+            <w:pPr>
+              <w:spacing w:line="260" w:lineRule="auto"/>
+              <w:rPr>
+                <w:rFonts w:ascii="Times New Roman" w:hAnsi="Times New Roman" w:cs="Times New Roman"/>
+              </w:rPr>
+            </w:pPr>
+            <w:r>
+              <w:rPr>
+                <w:rFonts w:ascii="Times New Roman" w:hAnsi="Times New Roman" w:cs="Times New Roman"/>
+                <w:sz w:val="20"/>
+                <w:szCs w:val="20"/>
+              </w:rPr>
+              <w:t>Nov 26 to Dec 9</w:t>
+            </w:r>
+          </w:p>
+        </w:tc>
+        <w:tc>
+          <w:tcPr>
+            <w:tcW w:w="3560" w:type="dxa"/>
+            <w:tcMar>
+              <w:top w:w="80" w:type="dxa"/>
+              <w:left w:w="120" w:type="dxa"/>
+              <w:bottom w:w="80" w:type="dxa"/>
+              <w:right w:w="120" w:type="dxa"/>
+            </w:tcMar>
+          </w:tcPr>
+          <w:p>
+            <w:pPr>
+              <w:spacing w:line="260" w:lineRule="auto"/>
+              <w:rPr>
+                <w:rFonts w:ascii="Times New Roman" w:hAnsi="Times New Roman" w:cs="Times New Roman"/>
+              </w:rPr>
+            </w:pPr>
+            <w:r>
+              <w:rPr>
+                <w:rFonts w:ascii="Times New Roman" w:hAnsi="Times New Roman" w:cs="Times New Roman"/>
+                <w:sz w:val="20"/>
+                <w:szCs w:val="20"/>
+              </w:rPr>
+              <w:t>User acceptance testing, defect triage, pilot deployment, training and handover</w:t>
+            </w:r>
+          </w:p>
+        </w:tc>
+      </w:tr>
+    </w:tbl>
+    <w:p>
+      <w:pPr>
+        <w:spacing w:after="120" w:line="276" w:lineRule="auto"/>
+        <w:rPr>
+          <w:rFonts w:ascii="Times New Roman" w:hAnsi="Times New Roman" w:cs="Times New Roman"/>
+        </w:rPr>
+      </w:pPr>
+    </w:p>
+    <w:p>
+      <w:r>
+        <w:rPr>
+          <w:noProof/>
+          <w14:ligatures w14:val="standardContextual"/>
+        </w:rPr>
+        <w:drawing>
+          <wp:inline distT="0" distB="0" distL="0" distR="0" wp14:anchorId="6970ACC1" wp14:editId="630FEF21">
+            <wp:extent cx="6301632" cy="2957752"/>
+            <wp:effectExtent l="0" t="0" r="4445" b="0"/>
+            <wp:docPr id="877174293" name="Picture 4"/>
+            <wp:cNvGraphicFramePr>
+              <a:graphicFrameLocks xmlns:a="http://schemas.openxmlformats.org/drawingml/2006/main" noChangeAspect="1"/>
+            </wp:cNvGraphicFramePr>
+            <a:graphic xmlns:a="http://schemas.openxmlformats.org/drawingml/2006/main">
+              <a:graphicData uri="http://schemas.openxmlformats.org/drawingml/2006/picture">
+                <pic:pic xmlns:pic="http://schemas.openxmlformats.org/drawingml/2006/picture">
+                  <pic:nvPicPr>
+                    <pic:cNvPr id="877174293" name="Picture 877174293"/>
+                    <pic:cNvPicPr/>
+                  </pic:nvPicPr>
+                  <pic:blipFill rotWithShape="1">
+                    <a:blip r:embed="rId10" cstate="print">
+                      <a:extLst>
+                        <a:ext uri="{28A0092B-C50C-407E-A947-70E740481C1C}">
+                          <a14:useLocalDpi xmlns:a14="http://schemas.microsoft.com/office/drawing/2010/main" val="0"/>
+                        </a:ext>
+                      </a:extLst>
+                    </a:blip>
+                    <a:srcRect l="21574" t="32041" r="8283" b="15283"/>
+                    <a:stretch>
+                      <a:fillRect/>
+                    </a:stretch>
+                  </pic:blipFill>
+                  <pic:spPr bwMode="auto">
+                    <a:xfrm>
+                      <a:off x="0" y="0"/>
+                      <a:ext cx="6331764" cy="2971895"/>
+                    </a:xfrm>
+                    <a:prstGeom prst="rect">
+                      <a:avLst/>
+                    </a:prstGeom>
+                    <a:ln>
+                      <a:noFill/>
+                    </a:ln>
+                    <a:extLst>
+                      <a:ext uri="{53640926-AAD7-44D8-BBD7-CCE9431645EC}">
+                        <a14:shadowObscured xmlns:a14="http://schemas.microsoft.com/office/drawing/2010/main"/>
+                      </a:ext>
+                    </a:extLst>
+                  </pic:spPr>
+                </pic:pic>
+              </a:graphicData>
+            </a:graphic>
+          </wp:inline>
+        </w:drawing>
+      </w:r>
+      <w:r>
+        <w:rPr>
+          <w:noProof/>
+          <w14:ligatures w14:val="standardContextual"/>
+        </w:rPr>
+        <w:drawing>
+          <wp:inline distT="0" distB="0" distL="0" distR="0" wp14:anchorId="05DD8E50" wp14:editId="28FF3E90">
+            <wp:extent cx="6211790" cy="3050432"/>
+            <wp:effectExtent l="0" t="0" r="0" b="0"/>
+            <wp:docPr id="486109238" name="Picture 5"/>
+            <wp:cNvGraphicFramePr>
+              <a:graphicFrameLocks xmlns:a="http://schemas.openxmlformats.org/drawingml/2006/main" noChangeAspect="1"/>
+            </wp:cNvGraphicFramePr>
+            <a:graphic xmlns:a="http://schemas.openxmlformats.org/drawingml/2006/main">
+              <a:graphicData uri="http://schemas.openxmlformats.org/drawingml/2006/picture">
+                <pic:pic xmlns:pic="http://schemas.openxmlformats.org/drawingml/2006/picture">
+                  <pic:nvPicPr>
+                    <pic:cNvPr id="486109238" name="Picture 486109238"/>
+                    <pic:cNvPicPr/>
+                  </pic:nvPicPr>
+                  <pic:blipFill rotWithShape="1">
+                    <a:blip r:embed="rId11" cstate="print">
+                      <a:extLst>
+                        <a:ext uri="{28A0092B-C50C-407E-A947-70E740481C1C}">
+                          <a14:useLocalDpi xmlns:a14="http://schemas.microsoft.com/office/drawing/2010/main" val="0"/>
+                        </a:ext>
+                      </a:extLst>
+                    </a:blip>
+                    <a:srcRect l="23378" t="31903" r="9229" b="15144"/>
+                    <a:stretch>
+                      <a:fillRect/>
+                    </a:stretch>
+                  </pic:blipFill>
+                  <pic:spPr bwMode="auto">
+                    <a:xfrm>
+                      <a:off x="0" y="0"/>
+                      <a:ext cx="6233043" cy="3060869"/>
+                    </a:xfrm>
+                    <a:prstGeom prst="rect">
+                      <a:avLst/>
+                    </a:prstGeom>
+                    <a:ln>
+                      <a:noFill/>
+                    </a:ln>
+                    <a:extLst>
+                      <a:ext uri="{53640926-AAD7-44D8-BBD7-CCE9431645EC}">
+                        <a14:shadowObscured xmlns:a14="http://schemas.microsoft.com/office/drawing/2010/main"/>
+                      </a:ext>
+                    </a:extLst>
+                  </pic:spPr>
+                </pic:pic>
+              </a:graphicData>
+            </a:graphic>
+          </wp:inline>
+        </w:drawing>
+      </w:r>
+      <w:r>
+        <w:rPr>
+          <w:noProof/>
+          <w14:ligatures w14:val="standardContextual"/>
+        </w:rPr>
+        <w:lastRenderedPageBreak/>
+        <w:drawing>
+          <wp:inline distT="0" distB="0" distL="0" distR="0" wp14:anchorId="11482E4B" wp14:editId="59EB8EA2">
+            <wp:extent cx="6214804" cy="3019053"/>
+            <wp:effectExtent l="0" t="0" r="0" b="0"/>
+            <wp:docPr id="964159093" name="Picture 6"/>
+            <wp:cNvGraphicFramePr>
+              <a:graphicFrameLocks xmlns:a="http://schemas.openxmlformats.org/drawingml/2006/main" noChangeAspect="1"/>
+            </wp:cNvGraphicFramePr>
+            <a:graphic xmlns:a="http://schemas.openxmlformats.org/drawingml/2006/main">
+              <a:graphicData uri="http://schemas.openxmlformats.org/drawingml/2006/picture">
+                <pic:pic xmlns:pic="http://schemas.openxmlformats.org/drawingml/2006/picture">
+                  <pic:nvPicPr>
+                    <pic:cNvPr id="964159093" name="Picture 964159093"/>
+                    <pic:cNvPicPr/>
+                  </pic:nvPicPr>
+                  <pic:blipFill rotWithShape="1">
+                    <a:blip r:embed="rId12" cstate="print">
+                      <a:extLst>
+                        <a:ext uri="{28A0092B-C50C-407E-A947-70E740481C1C}">
+                          <a14:useLocalDpi xmlns:a14="http://schemas.microsoft.com/office/drawing/2010/main" val="0"/>
+                        </a:ext>
+                      </a:extLst>
+                    </a:blip>
+                    <a:srcRect l="24018" t="32433" r="8712" b="15281"/>
+                    <a:stretch>
+                      <a:fillRect/>
+                    </a:stretch>
+                  </pic:blipFill>
+                  <pic:spPr bwMode="auto">
+                    <a:xfrm>
+                      <a:off x="0" y="0"/>
+                      <a:ext cx="6264161" cy="3043030"/>
+                    </a:xfrm>
+                    <a:prstGeom prst="rect">
+                      <a:avLst/>
+                    </a:prstGeom>
+                    <a:ln>
+                      <a:noFill/>
+                    </a:ln>
+                    <a:extLst>
+                      <a:ext uri="{53640926-AAD7-44D8-BBD7-CCE9431645EC}">
+                        <a14:shadowObscured xmlns:a14="http://schemas.microsoft.com/office/drawing/2010/main"/>
+                      </a:ext>
+                    </a:extLst>
+                  </pic:spPr>
+                </pic:pic>
+              </a:graphicData>
+            </a:graphic>
+          </wp:inline>
+        </w:drawing>
+      </w:r>
+      <w:r>
+        <w:rPr>
+          <w:noProof/>
+          <w14:ligatures w14:val="standardContextual"/>
+        </w:rPr>
+        <w:drawing>
+          <wp:inline distT="0" distB="0" distL="0" distR="0" wp14:anchorId="409DBD68" wp14:editId="7A2433FE">
+            <wp:extent cx="6199107" cy="3059919"/>
+            <wp:effectExtent l="0" t="0" r="0" b="7620"/>
+            <wp:docPr id="1244801762" name="Picture 7"/>
+            <wp:cNvGraphicFramePr>
+              <a:graphicFrameLocks xmlns:a="http://schemas.openxmlformats.org/drawingml/2006/main" noChangeAspect="1"/>
+            </wp:cNvGraphicFramePr>
+            <a:graphic xmlns:a="http://schemas.openxmlformats.org/drawingml/2006/main">
+              <a:graphicData uri="http://schemas.openxmlformats.org/drawingml/2006/picture">
+                <pic:pic xmlns:pic="http://schemas.openxmlformats.org/drawingml/2006/picture">
+                  <pic:nvPicPr>
+                    <pic:cNvPr id="1244801762" name="Picture 1244801762"/>
+                    <pic:cNvPicPr/>
+                  </pic:nvPicPr>
+                  <pic:blipFill rotWithShape="1">
+                    <a:blip r:embed="rId13" cstate="print">
+                      <a:extLst>
+                        <a:ext uri="{28A0092B-C50C-407E-A947-70E740481C1C}">
+                          <a14:useLocalDpi xmlns:a14="http://schemas.microsoft.com/office/drawing/2010/main" val="0"/>
+                        </a:ext>
+                      </a:extLst>
+                    </a:blip>
+                    <a:srcRect l="23721" t="31629" r="9056" b="15281"/>
+                    <a:stretch>
+                      <a:fillRect/>
+                    </a:stretch>
+                  </pic:blipFill>
+                  <pic:spPr bwMode="auto">
+                    <a:xfrm>
+                      <a:off x="0" y="0"/>
+                      <a:ext cx="6239348" cy="3079782"/>
+                    </a:xfrm>
+                    <a:prstGeom prst="rect">
+                      <a:avLst/>
+                    </a:prstGeom>
+                    <a:ln>
+                      <a:noFill/>
+                    </a:ln>
+                    <a:extLst>
+                      <a:ext uri="{53640926-AAD7-44D8-BBD7-CCE9431645EC}">
+                        <a14:shadowObscured xmlns:a14="http://schemas.microsoft.com/office/drawing/2010/main"/>
+                      </a:ext>
+                    </a:extLst>
+                  </pic:spPr>
+                </pic:pic>
+              </a:graphicData>
+            </a:graphic>
+          </wp:inline>
+        </w:drawing>
+      </w:r>
+    </w:p>
+    <w:p>
+      <w:pPr>
+        <w:spacing w:after="120" w:line="276" w:lineRule="auto"/>
+        <w:rPr>
+          <w:rFonts w:ascii="Times New Roman" w:hAnsi="Times New Roman" w:cs="Times New Roman"/>
+        </w:rPr>
+      </w:pPr>
+      <w:bookmarkStart w:id="28" w:name="_Toc239770225"/>
+      <w:r>
+        <w:rPr>
+          <w:rFonts w:ascii="Times New Roman" w:hAnsi="Times New Roman" w:cs="Times New Roman"/>
+        </w:rPr>
+        <w:t>The Gantt chart shows the schedule at levels 4 and 5, with each bar grouped under the level 3 component it rolls up to. It is presented in four parts so that every branch of the breakdown stays legible at page width. All four parts share the same fifteen week grid, so a bar in one part can be read against a bar in another.</w:t>
+      </w:r>
+    </w:p>
+    <w:p>
+      <w:pPr>
+        <w:pStyle w:val="Heading1"/>
+        <w:rPr>
+          <w:rFonts w:ascii="Times New Roman" w:hAnsi="Times New Roman" w:cs="Times New Roman"/>
+        </w:rPr>
+      </w:pPr>
+    </w:p>
+    <w:p>
+      <w:pPr>
+        <w:pStyle w:val="Heading1"/>
+        <w:rPr>
+          <w:rFonts w:ascii="Times New Roman" w:hAnsi="Times New Roman" w:cs="Times New Roman"/>
+        </w:rPr>
+      </w:pPr>
+      <w:r>
+        <w:rPr>
+          <w:rFonts w:ascii="Times New Roman" w:hAnsi="Times New Roman" w:cs="Times New Roman"/>
+        </w:rPr>
+        <w:t>7. Budget</w:t>
+      </w:r>
+      <w:bookmarkEnd w:id="28"/>
+    </w:p>
+    <w:p>
+      <w:pPr>
+        <w:spacing w:after="160"/>
+        <w:rPr>
+          <w:rFonts w:ascii="Times New Roman" w:hAnsi="Times New Roman" w:cs="Times New Roman"/>
+        </w:rPr>
+      </w:pPr>
+    </w:p>
+    <w:p>
+      <w:pPr>
+        <w:pStyle w:val="Heading1"/>
+        <w:rPr>
+          <w:rFonts w:ascii="Times New Roman" w:hAnsi="Times New Roman" w:cs="Times New Roman"/>
+        </w:rPr>
+      </w:pPr>
+      <w:bookmarkStart w:id="29" w:name="_Toc239770226"/>
+      <w:r>
+        <w:rPr>
+          <w:rFonts w:ascii="Times New Roman" w:hAnsi="Times New Roman" w:cs="Times New Roman"/>
+        </w:rPr>
+        <w:lastRenderedPageBreak/>
+        <w:t>8. Risk Management</w:t>
+      </w:r>
+      <w:bookmarkEnd w:id="29"/>
+    </w:p>
+    <w:p>
+      <w:pPr>
+        <w:spacing w:after="160"/>
+        <w:rPr>
+          <w:rFonts w:ascii="Times New Roman" w:hAnsi="Times New Roman" w:cs="Times New Roman"/>
+        </w:rPr>
+      </w:pPr>
+    </w:p>
+    <w:p>
+      <w:pPr>
+        <w:pStyle w:val="Heading1"/>
+        <w:rPr>
+          <w:rFonts w:ascii="Times New Roman" w:hAnsi="Times New Roman" w:cs="Times New Roman"/>
+        </w:rPr>
+      </w:pPr>
+      <w:bookmarkStart w:id="30" w:name="_Toc239770227"/>
+      <w:r>
+        <w:rPr>
+          <w:rFonts w:ascii="Times New Roman" w:hAnsi="Times New Roman" w:cs="Times New Roman"/>
+        </w:rPr>
+        <w:t>9. Team Structure and Coordination</w:t>
+      </w:r>
+      <w:bookmarkEnd w:id="30"/>
     </w:p>
     <w:p>
       <w:pPr>
@@ -6438,6 +6849,106 @@
         <w:rPr>
           <w:rFonts w:ascii="Times New Roman" w:hAnsi="Times New Roman" w:cs="Times New Roman"/>
         </w:rPr>
+        <w:t>Mobile Application Team</w:t>
+      </w:r>
+    </w:p>
+    <w:p>
+      <w:pPr>
+        <w:pStyle w:val="ListParagraph"/>
+        <w:numPr>
+          <w:ilvl w:val="0"/>
+          <w:numId w:val="2"/>
+        </w:numPr>
+        <w:spacing w:after="80" w:line="276" w:lineRule="auto"/>
+        <w:contextualSpacing w:val="0"/>
+        <w:rPr>
+          <w:rFonts w:ascii="Times New Roman" w:hAnsi="Times New Roman" w:cs="Times New Roman"/>
+        </w:rPr>
+      </w:pPr>
+      <w:r>
+        <w:rPr>
+          <w:rFonts w:ascii="Times New Roman" w:hAnsi="Times New Roman" w:cs="Times New Roman"/>
+        </w:rPr>
+        <w:t>Web Application Team</w:t>
+      </w:r>
+    </w:p>
+    <w:p>
+      <w:pPr>
+        <w:pStyle w:val="ListParagraph"/>
+        <w:numPr>
+          <w:ilvl w:val="0"/>
+          <w:numId w:val="2"/>
+        </w:numPr>
+        <w:spacing w:after="80" w:line="276" w:lineRule="auto"/>
+        <w:contextualSpacing w:val="0"/>
+        <w:rPr>
+          <w:rFonts w:ascii="Times New Roman" w:hAnsi="Times New Roman" w:cs="Times New Roman"/>
+        </w:rPr>
+      </w:pPr>
+      <w:r>
+        <w:rPr>
+          <w:rFonts w:ascii="Times New Roman" w:hAnsi="Times New Roman" w:cs="Times New Roman"/>
+        </w:rPr>
+        <w:t>Backend and API Team</w:t>
+      </w:r>
+    </w:p>
+    <w:p>
+      <w:pPr>
+        <w:pStyle w:val="ListParagraph"/>
+        <w:numPr>
+          <w:ilvl w:val="0"/>
+          <w:numId w:val="2"/>
+        </w:numPr>
+        <w:spacing w:after="80" w:line="276" w:lineRule="auto"/>
+        <w:contextualSpacing w:val="0"/>
+        <w:rPr>
+          <w:rFonts w:ascii="Times New Roman" w:hAnsi="Times New Roman" w:cs="Times New Roman"/>
+        </w:rPr>
+      </w:pPr>
+      <w:r>
+        <w:rPr>
+          <w:rFonts w:ascii="Times New Roman" w:hAnsi="Times New Roman" w:cs="Times New Roman"/>
+        </w:rPr>
+        <w:t>Mapping and Location Services Team</w:t>
+      </w:r>
+    </w:p>
+    <w:p>
+      <w:pPr>
+        <w:pStyle w:val="ListParagraph"/>
+        <w:numPr>
+          <w:ilvl w:val="0"/>
+          <w:numId w:val="2"/>
+        </w:numPr>
+        <w:spacing w:after="80" w:line="276" w:lineRule="auto"/>
+        <w:contextualSpacing w:val="0"/>
+        <w:rPr>
+          <w:rFonts w:ascii="Times New Roman" w:hAnsi="Times New Roman" w:cs="Times New Roman"/>
+        </w:rPr>
+      </w:pPr>
+      <w:r>
+        <w:rPr>
+          <w:rFonts w:ascii="Times New Roman" w:hAnsi="Times New Roman" w:cs="Times New Roman"/>
+        </w:rPr>
+        <w:t>Payment Integration Team</w:t>
+      </w:r>
+    </w:p>
+    <w:p>
+      <w:pPr>
+        <w:pStyle w:val="ListParagraph"/>
+        <w:numPr>
+          <w:ilvl w:val="0"/>
+          <w:numId w:val="2"/>
+        </w:numPr>
+        <w:spacing w:after="80" w:line="276" w:lineRule="auto"/>
+        <w:contextualSpacing w:val="0"/>
+        <w:rPr>
+          <w:rFonts w:ascii="Times New Roman" w:hAnsi="Times New Roman" w:cs="Times New Roman"/>
+        </w:rPr>
+      </w:pPr>
+      <w:r>
+        <w:rPr>
+          <w:rFonts w:ascii="Times New Roman" w:hAnsi="Times New Roman" w:cs="Times New Roman"/>
+        </w:rPr>
         <w:t>Quality Assurance and Testing Team</w:t>
       </w:r>
     </w:p>
@@ -6488,7 +6999,7 @@
           <w:rFonts w:ascii="Times New Roman" w:hAnsi="Times New Roman" w:cs="Times New Roman"/>
         </w:rPr>
       </w:pPr>
-      <w:hyperlink r:id="rId7" w:history="1">
+      <w:hyperlink r:id="rId14" w:history="1">
         <w:r>
           <w:rPr>
             <w:rStyle w:val="Hyperlink"/>
@@ -6505,7 +7016,7 @@
           <w:rFonts w:ascii="Times New Roman" w:hAnsi="Times New Roman" w:cs="Times New Roman"/>
         </w:rPr>
       </w:pPr>
-      <w:hyperlink r:id="rId8" w:history="1">
+      <w:hyperlink r:id="rId15" w:history="1">
         <w:r>
           <w:rPr>
             <w:rStyle w:val="Hyperlink"/>
@@ -6522,7 +7033,7 @@
           <w:rFonts w:ascii="Times New Roman" w:hAnsi="Times New Roman" w:cs="Times New Roman"/>
         </w:rPr>
       </w:pPr>
-      <w:hyperlink r:id="rId9" w:history="1">
+      <w:hyperlink r:id="rId16" w:history="1">
         <w:r>
           <w:rPr>
             <w:rStyle w:val="Hyperlink"/>
@@ -6539,7 +7050,7 @@
           <w:rFonts w:ascii="Times New Roman" w:hAnsi="Times New Roman" w:cs="Times New Roman"/>
         </w:rPr>
       </w:pPr>
-      <w:hyperlink r:id="rId10" w:history="1">
+      <w:hyperlink r:id="rId17" w:history="1">
         <w:r>
           <w:rPr>
             <w:rStyle w:val="Hyperlink"/>
@@ -6556,7 +7067,7 @@
           <w:rFonts w:ascii="Times New Roman" w:hAnsi="Times New Roman" w:cs="Times New Roman"/>
         </w:rPr>
       </w:pPr>
-      <w:hyperlink r:id="rId11" w:history="1">
+      <w:hyperlink r:id="rId18" w:history="1">
         <w:r>
           <w:rPr>
             <w:rStyle w:val="Hyperlink"/>
@@ -6573,7 +7084,7 @@
           <w:rFonts w:ascii="Times New Roman" w:hAnsi="Times New Roman" w:cs="Times New Roman"/>
         </w:rPr>
       </w:pPr>
-      <w:hyperlink r:id="rId12" w:history="1">
+      <w:hyperlink r:id="rId19" w:history="1">
         <w:r>
           <w:rPr>
             <w:rStyle w:val="Hyperlink"/>
@@ -6590,7 +7101,7 @@
           <w:rFonts w:ascii="Times New Roman" w:hAnsi="Times New Roman" w:cs="Times New Roman"/>
         </w:rPr>
       </w:pPr>
-      <w:hyperlink r:id="rId13" w:history="1">
+      <w:hyperlink r:id="rId20" w:history="1">
         <w:r>
           <w:rPr>
             <w:rStyle w:val="Hyperlink"/>
@@ -6601,7 +7112,7 @@
       </w:hyperlink>
     </w:p>
     <w:sectPr>
-      <w:footerReference w:type="default" r:id="rId14"/>
+      <w:footerReference w:type="default" r:id="rId21"/>
       <w:pgSz w:w="12240" w:h="15840"/>
       <w:pgMar w:top="1440" w:right="1440" w:bottom="1440" w:left="1440" w:header="720" w:footer="720" w:gutter="0"/>
       <w:cols w:space="720"/>

--- a/Semester Project Documentation.docx
+++ b/Semester Project Documentation.docx
@@ -81,8 +81,42 @@
           <w:sz w:val="24"/>
           <w:szCs w:val="24"/>
         </w:rPr>
-        <w:t>Prepared by $oftware ¢orp</w:t>
-      </w:r>
+        <w:t>Prepared by $</w:t>
+      </w:r>
+      <w:proofErr w:type="spellStart"/>
+      <w:r>
+        <w:rPr>
+          <w:rFonts w:ascii="Times New Roman" w:hAnsi="Times New Roman" w:cs="Times New Roman"/>
+          <w:b/>
+          <w:bCs/>
+          <w:sz w:val="24"/>
+          <w:szCs w:val="24"/>
+        </w:rPr>
+        <w:t>oftware</w:t>
+      </w:r>
+      <w:proofErr w:type="spellEnd"/>
+      <w:r>
+        <w:rPr>
+          <w:rFonts w:ascii="Times New Roman" w:hAnsi="Times New Roman" w:cs="Times New Roman"/>
+          <w:b/>
+          <w:bCs/>
+          <w:sz w:val="24"/>
+          <w:szCs w:val="24"/>
+        </w:rPr>
+        <w:t xml:space="preserve"> ¢</w:t>
+      </w:r>
+      <w:proofErr w:type="spellStart"/>
+      <w:r>
+        <w:rPr>
+          <w:rFonts w:ascii="Times New Roman" w:hAnsi="Times New Roman" w:cs="Times New Roman"/>
+          <w:b/>
+          <w:bCs/>
+          <w:sz w:val="24"/>
+          <w:szCs w:val="24"/>
+        </w:rPr>
+        <w:t>orp</w:t>
+      </w:r>
+      <w:proofErr w:type="spellEnd"/>
     </w:p>
     <w:p>
       <w:pPr>
@@ -118,13 +152,7 @@
         <w:rPr>
           <w:rFonts w:ascii="Times New Roman" w:hAnsi="Times New Roman" w:cs="Times New Roman"/>
         </w:rPr>
-        <w:t>1</w:t>
-      </w:r>
-      <w:r>
-        <w:rPr>
-          <w:rFonts w:ascii="Times New Roman" w:hAnsi="Times New Roman" w:cs="Times New Roman"/>
-        </w:rPr>
-        <w:t>7</w:t>
+        <w:t>24</w:t>
       </w:r>
       <w:r>
         <w:rPr>
@@ -153,7 +181,7 @@
           <w:rFonts w:ascii="Times New Roman" w:hAnsi="Times New Roman" w:cs="Times New Roman"/>
         </w:rPr>
       </w:pPr>
-      <w:bookmarkStart w:id="0" w:name="_Toc239770197"/>
+      <w:bookmarkStart w:id="0" w:name="_Toc241185737"/>
       <w:r>
         <w:rPr>
           <w:rFonts w:ascii="Times New Roman" w:hAnsi="Times New Roman" w:cs="Times New Roman"/>
@@ -350,8 +378,6 @@
             <w:r>
               <w:rPr>
                 <w:rFonts w:ascii="Times New Roman" w:hAnsi="Times New Roman" w:cs="Times New Roman"/>
-                <w:b/>
-                <w:bCs/>
                 <w:sz w:val="20"/>
                 <w:szCs w:val="20"/>
               </w:rPr>
@@ -452,7 +478,25 @@
                 <w:sz w:val="20"/>
                 <w:szCs w:val="20"/>
               </w:rPr>
-              <w:t>Initial draft. Worked on document structure, competitive analysis of existing parking platforms, the vision/scope section, and the fifteen use cases with a traceability table mapping each use case to the high level features.</w:t>
+              <w:t xml:space="preserve">Initial draft. Worked on document structure, competitive analysis of existing parking platforms, the vision/scope section, and the fifteen use cases with a traceability table mapping each use case to the </w:t>
+            </w:r>
+            <w:proofErr w:type="gramStart"/>
+            <w:r>
+              <w:rPr>
+                <w:rFonts w:ascii="Times New Roman" w:hAnsi="Times New Roman" w:cs="Times New Roman"/>
+                <w:sz w:val="20"/>
+                <w:szCs w:val="20"/>
+              </w:rPr>
+              <w:t>high level</w:t>
+            </w:r>
+            <w:proofErr w:type="gramEnd"/>
+            <w:r>
+              <w:rPr>
+                <w:rFonts w:ascii="Times New Roman" w:hAnsi="Times New Roman" w:cs="Times New Roman"/>
+                <w:sz w:val="20"/>
+                <w:szCs w:val="20"/>
+              </w:rPr>
+              <w:t xml:space="preserve"> features.</w:t>
             </w:r>
           </w:p>
         </w:tc>
@@ -581,6 +625,12 @@
                 <w:rFonts w:ascii="Times New Roman" w:hAnsi="Times New Roman" w:cs="Times New Roman"/>
               </w:rPr>
             </w:pPr>
+            <w:r>
+              <w:rPr>
+                <w:rFonts w:ascii="Times New Roman" w:hAnsi="Times New Roman" w:cs="Times New Roman"/>
+              </w:rPr>
+              <w:t>0.3</w:t>
+            </w:r>
           </w:p>
         </w:tc>
         <w:tc>
@@ -600,6 +650,14 @@
                 <w:rFonts w:ascii="Times New Roman" w:hAnsi="Times New Roman" w:cs="Times New Roman"/>
               </w:rPr>
             </w:pPr>
+            <w:r>
+              <w:rPr>
+                <w:rFonts w:ascii="Times New Roman" w:hAnsi="Times New Roman" w:cs="Times New Roman"/>
+                <w:sz w:val="20"/>
+                <w:szCs w:val="20"/>
+              </w:rPr>
+              <w:t>September 24, 2026</w:t>
+            </w:r>
           </w:p>
         </w:tc>
         <w:tc>
@@ -619,6 +677,12 @@
                 <w:rFonts w:ascii="Times New Roman" w:hAnsi="Times New Roman" w:cs="Times New Roman"/>
               </w:rPr>
             </w:pPr>
+            <w:r>
+              <w:rPr>
+                <w:rFonts w:ascii="Times New Roman" w:hAnsi="Times New Roman" w:cs="Times New Roman"/>
+              </w:rPr>
+              <w:t>Elisa Castillo</w:t>
+            </w:r>
           </w:p>
         </w:tc>
         <w:tc>
@@ -638,6 +702,14 @@
                 <w:rFonts w:ascii="Times New Roman" w:hAnsi="Times New Roman" w:cs="Times New Roman"/>
               </w:rPr>
             </w:pPr>
+            <w:r>
+              <w:rPr>
+                <w:rFonts w:ascii="Times New Roman" w:hAnsi="Times New Roman" w:cs="Times New Roman"/>
+                <w:sz w:val="20"/>
+                <w:szCs w:val="20"/>
+              </w:rPr>
+              <w:t>Added Section 6.4 Product Backlog and Sprint Plan. Built the product backlog of 59 tasks across nine feature epics, derived from the use cases in Section 4.3 and the components in Section 6.1, and planned Sprint 1 around user authentication and live parking availability. Added the full backlog as Appendix A.</w:t>
+            </w:r>
           </w:p>
         </w:tc>
       </w:tr>
@@ -748,7 +820,7 @@
           <w:rFonts w:ascii="Times New Roman" w:hAnsi="Times New Roman" w:cs="Times New Roman"/>
         </w:rPr>
       </w:pPr>
-      <w:bookmarkStart w:id="1" w:name="_Toc239770198"/>
+      <w:bookmarkStart w:id="1" w:name="_Toc241185738"/>
       <w:r>
         <w:rPr>
           <w:rFonts w:ascii="Times New Roman" w:hAnsi="Times New Roman" w:cs="Times New Roman"/>
@@ -766,6 +838,7 @@
         <w:alias w:val="Table of Contents"/>
         <w:id w:val="736373499"/>
       </w:sdtPr>
+      <w:sdtEndPr/>
       <w:sdtContent>
         <w:p>
           <w:pPr>
@@ -774,8 +847,13 @@
               <w:tab w:val="right" w:leader="dot" w:pos="9350"/>
             </w:tabs>
             <w:rPr>
-              <w:rFonts w:ascii="Times New Roman" w:hAnsi="Times New Roman" w:cs="Times New Roman"/>
+              <w:rFonts w:asciiTheme="minorHAnsi" w:eastAsiaTheme="minorEastAsia" w:hAnsiTheme="minorHAnsi" w:cstheme="minorBidi"/>
               <w:noProof/>
+              <w:color w:val="auto"/>
+              <w:kern w:val="2"/>
+              <w:sz w:val="24"/>
+              <w:szCs w:val="24"/>
+              <w14:ligatures w14:val="standardContextual"/>
             </w:rPr>
           </w:pPr>
           <w:r>
@@ -796,7 +874,7 @@
             </w:rPr>
             <w:fldChar w:fldCharType="separate"/>
           </w:r>
-          <w:hyperlink w:anchor="_Toc239770197" w:history="1">
+          <w:hyperlink w:anchor="_Toc241185737" w:history="1">
             <w:r>
               <w:rPr>
                 <w:rStyle w:val="Hyperlink"/>
@@ -807,48 +885,41 @@
             </w:r>
             <w:r>
               <w:rPr>
-                <w:rFonts w:ascii="Times New Roman" w:hAnsi="Times New Roman" w:cs="Times New Roman"/>
                 <w:noProof/>
               </w:rPr>
               <w:tab/>
             </w:r>
             <w:r>
               <w:rPr>
-                <w:rFonts w:ascii="Times New Roman" w:hAnsi="Times New Roman" w:cs="Times New Roman"/>
                 <w:noProof/>
               </w:rPr>
               <w:fldChar w:fldCharType="begin"/>
             </w:r>
             <w:r>
               <w:rPr>
-                <w:rFonts w:ascii="Times New Roman" w:hAnsi="Times New Roman" w:cs="Times New Roman"/>
-                <w:noProof/>
-              </w:rPr>
-              <w:instrText xml:space="preserve"> PAGEREF _Toc239770197 \h </w:instrText>
-            </w:r>
-            <w:r>
-              <w:rPr>
-                <w:rFonts w:ascii="Times New Roman" w:hAnsi="Times New Roman" w:cs="Times New Roman"/>
-                <w:noProof/>
-              </w:rPr>
-            </w:r>
-            <w:r>
-              <w:rPr>
-                <w:rFonts w:ascii="Times New Roman" w:hAnsi="Times New Roman" w:cs="Times New Roman"/>
+                <w:noProof/>
+              </w:rPr>
+              <w:instrText xml:space="preserve"> PAGEREF _Toc241185737 \h </w:instrText>
+            </w:r>
+            <w:r>
+              <w:rPr>
+                <w:noProof/>
+              </w:rPr>
+            </w:r>
+            <w:r>
+              <w:rPr>
                 <w:noProof/>
               </w:rPr>
               <w:fldChar w:fldCharType="separate"/>
             </w:r>
             <w:r>
               <w:rPr>
-                <w:rFonts w:ascii="Times New Roman" w:hAnsi="Times New Roman" w:cs="Times New Roman"/>
                 <w:noProof/>
               </w:rPr>
               <w:t>2</w:t>
             </w:r>
             <w:r>
               <w:rPr>
-                <w:rFonts w:ascii="Times New Roman" w:hAnsi="Times New Roman" w:cs="Times New Roman"/>
                 <w:noProof/>
               </w:rPr>
               <w:fldChar w:fldCharType="end"/>
@@ -862,11 +933,16 @@
               <w:tab w:val="right" w:leader="dot" w:pos="9350"/>
             </w:tabs>
             <w:rPr>
-              <w:rFonts w:ascii="Times New Roman" w:hAnsi="Times New Roman" w:cs="Times New Roman"/>
+              <w:rFonts w:asciiTheme="minorHAnsi" w:eastAsiaTheme="minorEastAsia" w:hAnsiTheme="minorHAnsi" w:cstheme="minorBidi"/>
               <w:noProof/>
+              <w:color w:val="auto"/>
+              <w:kern w:val="2"/>
+              <w:sz w:val="24"/>
+              <w:szCs w:val="24"/>
+              <w14:ligatures w14:val="standardContextual"/>
             </w:rPr>
           </w:pPr>
-          <w:hyperlink w:anchor="_Toc239770198" w:history="1">
+          <w:hyperlink w:anchor="_Toc241185738" w:history="1">
             <w:r>
               <w:rPr>
                 <w:rStyle w:val="Hyperlink"/>
@@ -877,48 +953,41 @@
             </w:r>
             <w:r>
               <w:rPr>
-                <w:rFonts w:ascii="Times New Roman" w:hAnsi="Times New Roman" w:cs="Times New Roman"/>
                 <w:noProof/>
               </w:rPr>
               <w:tab/>
             </w:r>
             <w:r>
               <w:rPr>
-                <w:rFonts w:ascii="Times New Roman" w:hAnsi="Times New Roman" w:cs="Times New Roman"/>
                 <w:noProof/>
               </w:rPr>
               <w:fldChar w:fldCharType="begin"/>
             </w:r>
             <w:r>
               <w:rPr>
-                <w:rFonts w:ascii="Times New Roman" w:hAnsi="Times New Roman" w:cs="Times New Roman"/>
-                <w:noProof/>
-              </w:rPr>
-              <w:instrText xml:space="preserve"> PAGEREF _Toc239770198 \h </w:instrText>
-            </w:r>
-            <w:r>
-              <w:rPr>
-                <w:rFonts w:ascii="Times New Roman" w:hAnsi="Times New Roman" w:cs="Times New Roman"/>
-                <w:noProof/>
-              </w:rPr>
-            </w:r>
-            <w:r>
-              <w:rPr>
-                <w:rFonts w:ascii="Times New Roman" w:hAnsi="Times New Roman" w:cs="Times New Roman"/>
+                <w:noProof/>
+              </w:rPr>
+              <w:instrText xml:space="preserve"> PAGEREF _Toc241185738 \h </w:instrText>
+            </w:r>
+            <w:r>
+              <w:rPr>
+                <w:noProof/>
+              </w:rPr>
+            </w:r>
+            <w:r>
+              <w:rPr>
                 <w:noProof/>
               </w:rPr>
               <w:fldChar w:fldCharType="separate"/>
             </w:r>
             <w:r>
               <w:rPr>
-                <w:rFonts w:ascii="Times New Roman" w:hAnsi="Times New Roman" w:cs="Times New Roman"/>
                 <w:noProof/>
               </w:rPr>
               <w:t>3</w:t>
             </w:r>
             <w:r>
               <w:rPr>
-                <w:rFonts w:ascii="Times New Roman" w:hAnsi="Times New Roman" w:cs="Times New Roman"/>
                 <w:noProof/>
               </w:rPr>
               <w:fldChar w:fldCharType="end"/>
@@ -932,11 +1001,16 @@
               <w:tab w:val="right" w:leader="dot" w:pos="9350"/>
             </w:tabs>
             <w:rPr>
-              <w:rFonts w:ascii="Times New Roman" w:hAnsi="Times New Roman" w:cs="Times New Roman"/>
+              <w:rFonts w:asciiTheme="minorHAnsi" w:eastAsiaTheme="minorEastAsia" w:hAnsiTheme="minorHAnsi" w:cstheme="minorBidi"/>
               <w:noProof/>
+              <w:color w:val="auto"/>
+              <w:kern w:val="2"/>
+              <w:sz w:val="24"/>
+              <w:szCs w:val="24"/>
+              <w14:ligatures w14:val="standardContextual"/>
             </w:rPr>
           </w:pPr>
-          <w:hyperlink w:anchor="_Toc239770199" w:history="1">
+          <w:hyperlink w:anchor="_Toc241185739" w:history="1">
             <w:r>
               <w:rPr>
                 <w:rStyle w:val="Hyperlink"/>
@@ -947,48 +1021,41 @@
             </w:r>
             <w:r>
               <w:rPr>
-                <w:rFonts w:ascii="Times New Roman" w:hAnsi="Times New Roman" w:cs="Times New Roman"/>
                 <w:noProof/>
               </w:rPr>
               <w:tab/>
             </w:r>
             <w:r>
               <w:rPr>
-                <w:rFonts w:ascii="Times New Roman" w:hAnsi="Times New Roman" w:cs="Times New Roman"/>
                 <w:noProof/>
               </w:rPr>
               <w:fldChar w:fldCharType="begin"/>
             </w:r>
             <w:r>
               <w:rPr>
-                <w:rFonts w:ascii="Times New Roman" w:hAnsi="Times New Roman" w:cs="Times New Roman"/>
-                <w:noProof/>
-              </w:rPr>
-              <w:instrText xml:space="preserve"> PAGEREF _Toc239770199 \h </w:instrText>
-            </w:r>
-            <w:r>
-              <w:rPr>
-                <w:rFonts w:ascii="Times New Roman" w:hAnsi="Times New Roman" w:cs="Times New Roman"/>
-                <w:noProof/>
-              </w:rPr>
-            </w:r>
-            <w:r>
-              <w:rPr>
-                <w:rFonts w:ascii="Times New Roman" w:hAnsi="Times New Roman" w:cs="Times New Roman"/>
+                <w:noProof/>
+              </w:rPr>
+              <w:instrText xml:space="preserve"> PAGEREF _Toc241185739 \h </w:instrText>
+            </w:r>
+            <w:r>
+              <w:rPr>
+                <w:noProof/>
+              </w:rPr>
+            </w:r>
+            <w:r>
+              <w:rPr>
                 <w:noProof/>
               </w:rPr>
               <w:fldChar w:fldCharType="separate"/>
             </w:r>
             <w:r>
               <w:rPr>
-                <w:rFonts w:ascii="Times New Roman" w:hAnsi="Times New Roman" w:cs="Times New Roman"/>
                 <w:noProof/>
               </w:rPr>
               <w:t>4</w:t>
             </w:r>
             <w:r>
               <w:rPr>
-                <w:rFonts w:ascii="Times New Roman" w:hAnsi="Times New Roman" w:cs="Times New Roman"/>
                 <w:noProof/>
               </w:rPr>
               <w:fldChar w:fldCharType="end"/>
@@ -1002,11 +1069,16 @@
               <w:tab w:val="right" w:leader="dot" w:pos="9350"/>
             </w:tabs>
             <w:rPr>
-              <w:rFonts w:ascii="Times New Roman" w:hAnsi="Times New Roman" w:cs="Times New Roman"/>
+              <w:rFonts w:asciiTheme="minorHAnsi" w:eastAsiaTheme="minorEastAsia" w:hAnsiTheme="minorHAnsi" w:cstheme="minorBidi"/>
               <w:noProof/>
+              <w:color w:val="auto"/>
+              <w:kern w:val="2"/>
+              <w:sz w:val="24"/>
+              <w:szCs w:val="24"/>
+              <w14:ligatures w14:val="standardContextual"/>
             </w:rPr>
           </w:pPr>
-          <w:hyperlink w:anchor="_Toc239770200" w:history="1">
+          <w:hyperlink w:anchor="_Toc241185740" w:history="1">
             <w:r>
               <w:rPr>
                 <w:rStyle w:val="Hyperlink"/>
@@ -1017,48 +1089,41 @@
             </w:r>
             <w:r>
               <w:rPr>
-                <w:rFonts w:ascii="Times New Roman" w:hAnsi="Times New Roman" w:cs="Times New Roman"/>
                 <w:noProof/>
               </w:rPr>
               <w:tab/>
             </w:r>
             <w:r>
               <w:rPr>
-                <w:rFonts w:ascii="Times New Roman" w:hAnsi="Times New Roman" w:cs="Times New Roman"/>
                 <w:noProof/>
               </w:rPr>
               <w:fldChar w:fldCharType="begin"/>
             </w:r>
             <w:r>
               <w:rPr>
-                <w:rFonts w:ascii="Times New Roman" w:hAnsi="Times New Roman" w:cs="Times New Roman"/>
-                <w:noProof/>
-              </w:rPr>
-              <w:instrText xml:space="preserve"> PAGEREF _Toc239770200 \h </w:instrText>
-            </w:r>
-            <w:r>
-              <w:rPr>
-                <w:rFonts w:ascii="Times New Roman" w:hAnsi="Times New Roman" w:cs="Times New Roman"/>
-                <w:noProof/>
-              </w:rPr>
-            </w:r>
-            <w:r>
-              <w:rPr>
-                <w:rFonts w:ascii="Times New Roman" w:hAnsi="Times New Roman" w:cs="Times New Roman"/>
+                <w:noProof/>
+              </w:rPr>
+              <w:instrText xml:space="preserve"> PAGEREF _Toc241185740 \h </w:instrText>
+            </w:r>
+            <w:r>
+              <w:rPr>
+                <w:noProof/>
+              </w:rPr>
+            </w:r>
+            <w:r>
+              <w:rPr>
                 <w:noProof/>
               </w:rPr>
               <w:fldChar w:fldCharType="separate"/>
             </w:r>
             <w:r>
               <w:rPr>
-                <w:rFonts w:ascii="Times New Roman" w:hAnsi="Times New Roman" w:cs="Times New Roman"/>
                 <w:noProof/>
               </w:rPr>
               <w:t>4</w:t>
             </w:r>
             <w:r>
               <w:rPr>
-                <w:rFonts w:ascii="Times New Roman" w:hAnsi="Times New Roman" w:cs="Times New Roman"/>
                 <w:noProof/>
               </w:rPr>
               <w:fldChar w:fldCharType="end"/>
@@ -1072,11 +1137,16 @@
               <w:tab w:val="right" w:leader="dot" w:pos="9350"/>
             </w:tabs>
             <w:rPr>
-              <w:rFonts w:ascii="Times New Roman" w:hAnsi="Times New Roman" w:cs="Times New Roman"/>
+              <w:rFonts w:asciiTheme="minorHAnsi" w:eastAsiaTheme="minorEastAsia" w:hAnsiTheme="minorHAnsi" w:cstheme="minorBidi"/>
               <w:noProof/>
+              <w:color w:val="auto"/>
+              <w:kern w:val="2"/>
+              <w:sz w:val="24"/>
+              <w:szCs w:val="24"/>
+              <w14:ligatures w14:val="standardContextual"/>
             </w:rPr>
           </w:pPr>
-          <w:hyperlink w:anchor="_Toc239770201" w:history="1">
+          <w:hyperlink w:anchor="_Toc241185741" w:history="1">
             <w:r>
               <w:rPr>
                 <w:rStyle w:val="Hyperlink"/>
@@ -1087,48 +1157,41 @@
             </w:r>
             <w:r>
               <w:rPr>
-                <w:rFonts w:ascii="Times New Roman" w:hAnsi="Times New Roman" w:cs="Times New Roman"/>
                 <w:noProof/>
               </w:rPr>
               <w:tab/>
             </w:r>
             <w:r>
               <w:rPr>
-                <w:rFonts w:ascii="Times New Roman" w:hAnsi="Times New Roman" w:cs="Times New Roman"/>
                 <w:noProof/>
               </w:rPr>
               <w:fldChar w:fldCharType="begin"/>
             </w:r>
             <w:r>
               <w:rPr>
-                <w:rFonts w:ascii="Times New Roman" w:hAnsi="Times New Roman" w:cs="Times New Roman"/>
-                <w:noProof/>
-              </w:rPr>
-              <w:instrText xml:space="preserve"> PAGEREF _Toc239770201 \h </w:instrText>
-            </w:r>
-            <w:r>
-              <w:rPr>
-                <w:rFonts w:ascii="Times New Roman" w:hAnsi="Times New Roman" w:cs="Times New Roman"/>
-                <w:noProof/>
-              </w:rPr>
-            </w:r>
-            <w:r>
-              <w:rPr>
-                <w:rFonts w:ascii="Times New Roman" w:hAnsi="Times New Roman" w:cs="Times New Roman"/>
+                <w:noProof/>
+              </w:rPr>
+              <w:instrText xml:space="preserve"> PAGEREF _Toc241185741 \h </w:instrText>
+            </w:r>
+            <w:r>
+              <w:rPr>
+                <w:noProof/>
+              </w:rPr>
+            </w:r>
+            <w:r>
+              <w:rPr>
                 <w:noProof/>
               </w:rPr>
               <w:fldChar w:fldCharType="separate"/>
             </w:r>
             <w:r>
               <w:rPr>
-                <w:rFonts w:ascii="Times New Roman" w:hAnsi="Times New Roman" w:cs="Times New Roman"/>
                 <w:noProof/>
               </w:rPr>
               <w:t>4</w:t>
             </w:r>
             <w:r>
               <w:rPr>
-                <w:rFonts w:ascii="Times New Roman" w:hAnsi="Times New Roman" w:cs="Times New Roman"/>
                 <w:noProof/>
               </w:rPr>
               <w:fldChar w:fldCharType="end"/>
@@ -1142,11 +1205,16 @@
               <w:tab w:val="right" w:leader="dot" w:pos="9350"/>
             </w:tabs>
             <w:rPr>
-              <w:rFonts w:ascii="Times New Roman" w:hAnsi="Times New Roman" w:cs="Times New Roman"/>
+              <w:rFonts w:asciiTheme="minorHAnsi" w:eastAsiaTheme="minorEastAsia" w:hAnsiTheme="minorHAnsi" w:cstheme="minorBidi"/>
               <w:noProof/>
+              <w:color w:val="auto"/>
+              <w:kern w:val="2"/>
+              <w:sz w:val="24"/>
+              <w:szCs w:val="24"/>
+              <w14:ligatures w14:val="standardContextual"/>
             </w:rPr>
           </w:pPr>
-          <w:hyperlink w:anchor="_Toc239770202" w:history="1">
+          <w:hyperlink w:anchor="_Toc241185742" w:history="1">
             <w:r>
               <w:rPr>
                 <w:rStyle w:val="Hyperlink"/>
@@ -1157,48 +1225,41 @@
             </w:r>
             <w:r>
               <w:rPr>
-                <w:rFonts w:ascii="Times New Roman" w:hAnsi="Times New Roman" w:cs="Times New Roman"/>
                 <w:noProof/>
               </w:rPr>
               <w:tab/>
             </w:r>
             <w:r>
               <w:rPr>
-                <w:rFonts w:ascii="Times New Roman" w:hAnsi="Times New Roman" w:cs="Times New Roman"/>
                 <w:noProof/>
               </w:rPr>
               <w:fldChar w:fldCharType="begin"/>
             </w:r>
             <w:r>
               <w:rPr>
-                <w:rFonts w:ascii="Times New Roman" w:hAnsi="Times New Roman" w:cs="Times New Roman"/>
-                <w:noProof/>
-              </w:rPr>
-              <w:instrText xml:space="preserve"> PAGEREF _Toc239770202 \h </w:instrText>
-            </w:r>
-            <w:r>
-              <w:rPr>
-                <w:rFonts w:ascii="Times New Roman" w:hAnsi="Times New Roman" w:cs="Times New Roman"/>
-                <w:noProof/>
-              </w:rPr>
-            </w:r>
-            <w:r>
-              <w:rPr>
-                <w:rFonts w:ascii="Times New Roman" w:hAnsi="Times New Roman" w:cs="Times New Roman"/>
+                <w:noProof/>
+              </w:rPr>
+              <w:instrText xml:space="preserve"> PAGEREF _Toc241185742 \h </w:instrText>
+            </w:r>
+            <w:r>
+              <w:rPr>
+                <w:noProof/>
+              </w:rPr>
+            </w:r>
+            <w:r>
+              <w:rPr>
                 <w:noProof/>
               </w:rPr>
               <w:fldChar w:fldCharType="separate"/>
             </w:r>
             <w:r>
               <w:rPr>
-                <w:rFonts w:ascii="Times New Roman" w:hAnsi="Times New Roman" w:cs="Times New Roman"/>
                 <w:noProof/>
               </w:rPr>
               <w:t>4</w:t>
             </w:r>
             <w:r>
               <w:rPr>
-                <w:rFonts w:ascii="Times New Roman" w:hAnsi="Times New Roman" w:cs="Times New Roman"/>
                 <w:noProof/>
               </w:rPr>
               <w:fldChar w:fldCharType="end"/>
@@ -1212,11 +1273,16 @@
               <w:tab w:val="right" w:leader="dot" w:pos="9350"/>
             </w:tabs>
             <w:rPr>
-              <w:rFonts w:ascii="Times New Roman" w:hAnsi="Times New Roman" w:cs="Times New Roman"/>
+              <w:rFonts w:asciiTheme="minorHAnsi" w:eastAsiaTheme="minorEastAsia" w:hAnsiTheme="minorHAnsi" w:cstheme="minorBidi"/>
               <w:noProof/>
+              <w:color w:val="auto"/>
+              <w:kern w:val="2"/>
+              <w:sz w:val="24"/>
+              <w:szCs w:val="24"/>
+              <w14:ligatures w14:val="standardContextual"/>
             </w:rPr>
           </w:pPr>
-          <w:hyperlink w:anchor="_Toc239770203" w:history="1">
+          <w:hyperlink w:anchor="_Toc241185743" w:history="1">
             <w:r>
               <w:rPr>
                 <w:rStyle w:val="Hyperlink"/>
@@ -1227,48 +1293,41 @@
             </w:r>
             <w:r>
               <w:rPr>
-                <w:rFonts w:ascii="Times New Roman" w:hAnsi="Times New Roman" w:cs="Times New Roman"/>
                 <w:noProof/>
               </w:rPr>
               <w:tab/>
             </w:r>
             <w:r>
               <w:rPr>
-                <w:rFonts w:ascii="Times New Roman" w:hAnsi="Times New Roman" w:cs="Times New Roman"/>
                 <w:noProof/>
               </w:rPr>
               <w:fldChar w:fldCharType="begin"/>
             </w:r>
             <w:r>
               <w:rPr>
-                <w:rFonts w:ascii="Times New Roman" w:hAnsi="Times New Roman" w:cs="Times New Roman"/>
-                <w:noProof/>
-              </w:rPr>
-              <w:instrText xml:space="preserve"> PAGEREF _Toc239770203 \h </w:instrText>
-            </w:r>
-            <w:r>
-              <w:rPr>
-                <w:rFonts w:ascii="Times New Roman" w:hAnsi="Times New Roman" w:cs="Times New Roman"/>
-                <w:noProof/>
-              </w:rPr>
-            </w:r>
-            <w:r>
-              <w:rPr>
-                <w:rFonts w:ascii="Times New Roman" w:hAnsi="Times New Roman" w:cs="Times New Roman"/>
+                <w:noProof/>
+              </w:rPr>
+              <w:instrText xml:space="preserve"> PAGEREF _Toc241185743 \h </w:instrText>
+            </w:r>
+            <w:r>
+              <w:rPr>
+                <w:noProof/>
+              </w:rPr>
+            </w:r>
+            <w:r>
+              <w:rPr>
                 <w:noProof/>
               </w:rPr>
               <w:fldChar w:fldCharType="separate"/>
             </w:r>
             <w:r>
               <w:rPr>
-                <w:rFonts w:ascii="Times New Roman" w:hAnsi="Times New Roman" w:cs="Times New Roman"/>
                 <w:noProof/>
               </w:rPr>
               <w:t>5</w:t>
             </w:r>
             <w:r>
               <w:rPr>
-                <w:rFonts w:ascii="Times New Roman" w:hAnsi="Times New Roman" w:cs="Times New Roman"/>
                 <w:noProof/>
               </w:rPr>
               <w:fldChar w:fldCharType="end"/>
@@ -1282,11 +1341,16 @@
               <w:tab w:val="right" w:leader="dot" w:pos="9350"/>
             </w:tabs>
             <w:rPr>
-              <w:rFonts w:ascii="Times New Roman" w:hAnsi="Times New Roman" w:cs="Times New Roman"/>
+              <w:rFonts w:asciiTheme="minorHAnsi" w:eastAsiaTheme="minorEastAsia" w:hAnsiTheme="minorHAnsi" w:cstheme="minorBidi"/>
               <w:noProof/>
+              <w:color w:val="auto"/>
+              <w:kern w:val="2"/>
+              <w:sz w:val="24"/>
+              <w:szCs w:val="24"/>
+              <w14:ligatures w14:val="standardContextual"/>
             </w:rPr>
           </w:pPr>
-          <w:hyperlink w:anchor="_Toc239770204" w:history="1">
+          <w:hyperlink w:anchor="_Toc241185744" w:history="1">
             <w:r>
               <w:rPr>
                 <w:rStyle w:val="Hyperlink"/>
@@ -1297,48 +1361,41 @@
             </w:r>
             <w:r>
               <w:rPr>
-                <w:rFonts w:ascii="Times New Roman" w:hAnsi="Times New Roman" w:cs="Times New Roman"/>
                 <w:noProof/>
               </w:rPr>
               <w:tab/>
             </w:r>
             <w:r>
               <w:rPr>
-                <w:rFonts w:ascii="Times New Roman" w:hAnsi="Times New Roman" w:cs="Times New Roman"/>
                 <w:noProof/>
               </w:rPr>
               <w:fldChar w:fldCharType="begin"/>
             </w:r>
             <w:r>
               <w:rPr>
-                <w:rFonts w:ascii="Times New Roman" w:hAnsi="Times New Roman" w:cs="Times New Roman"/>
-                <w:noProof/>
-              </w:rPr>
-              <w:instrText xml:space="preserve"> PAGEREF _Toc239770204 \h </w:instrText>
-            </w:r>
-            <w:r>
-              <w:rPr>
-                <w:rFonts w:ascii="Times New Roman" w:hAnsi="Times New Roman" w:cs="Times New Roman"/>
-                <w:noProof/>
-              </w:rPr>
-            </w:r>
-            <w:r>
-              <w:rPr>
-                <w:rFonts w:ascii="Times New Roman" w:hAnsi="Times New Roman" w:cs="Times New Roman"/>
+                <w:noProof/>
+              </w:rPr>
+              <w:instrText xml:space="preserve"> PAGEREF _Toc241185744 \h </w:instrText>
+            </w:r>
+            <w:r>
+              <w:rPr>
+                <w:noProof/>
+              </w:rPr>
+            </w:r>
+            <w:r>
+              <w:rPr>
                 <w:noProof/>
               </w:rPr>
               <w:fldChar w:fldCharType="separate"/>
             </w:r>
             <w:r>
               <w:rPr>
-                <w:rFonts w:ascii="Times New Roman" w:hAnsi="Times New Roman" w:cs="Times New Roman"/>
                 <w:noProof/>
               </w:rPr>
               <w:t>5</w:t>
             </w:r>
             <w:r>
               <w:rPr>
-                <w:rFonts w:ascii="Times New Roman" w:hAnsi="Times New Roman" w:cs="Times New Roman"/>
                 <w:noProof/>
               </w:rPr>
               <w:fldChar w:fldCharType="end"/>
@@ -1352,11 +1409,16 @@
               <w:tab w:val="right" w:leader="dot" w:pos="9350"/>
             </w:tabs>
             <w:rPr>
-              <w:rFonts w:ascii="Times New Roman" w:hAnsi="Times New Roman" w:cs="Times New Roman"/>
+              <w:rFonts w:asciiTheme="minorHAnsi" w:eastAsiaTheme="minorEastAsia" w:hAnsiTheme="minorHAnsi" w:cstheme="minorBidi"/>
               <w:noProof/>
+              <w:color w:val="auto"/>
+              <w:kern w:val="2"/>
+              <w:sz w:val="24"/>
+              <w:szCs w:val="24"/>
+              <w14:ligatures w14:val="standardContextual"/>
             </w:rPr>
           </w:pPr>
-          <w:hyperlink w:anchor="_Toc239770205" w:history="1">
+          <w:hyperlink w:anchor="_Toc241185745" w:history="1">
             <w:r>
               <w:rPr>
                 <w:rStyle w:val="Hyperlink"/>
@@ -1367,48 +1429,41 @@
             </w:r>
             <w:r>
               <w:rPr>
-                <w:rFonts w:ascii="Times New Roman" w:hAnsi="Times New Roman" w:cs="Times New Roman"/>
                 <w:noProof/>
               </w:rPr>
               <w:tab/>
             </w:r>
             <w:r>
               <w:rPr>
-                <w:rFonts w:ascii="Times New Roman" w:hAnsi="Times New Roman" w:cs="Times New Roman"/>
                 <w:noProof/>
               </w:rPr>
               <w:fldChar w:fldCharType="begin"/>
             </w:r>
             <w:r>
               <w:rPr>
-                <w:rFonts w:ascii="Times New Roman" w:hAnsi="Times New Roman" w:cs="Times New Roman"/>
-                <w:noProof/>
-              </w:rPr>
-              <w:instrText xml:space="preserve"> PAGEREF _Toc239770205 \h </w:instrText>
-            </w:r>
-            <w:r>
-              <w:rPr>
-                <w:rFonts w:ascii="Times New Roman" w:hAnsi="Times New Roman" w:cs="Times New Roman"/>
-                <w:noProof/>
-              </w:rPr>
-            </w:r>
-            <w:r>
-              <w:rPr>
-                <w:rFonts w:ascii="Times New Roman" w:hAnsi="Times New Roman" w:cs="Times New Roman"/>
+                <w:noProof/>
+              </w:rPr>
+              <w:instrText xml:space="preserve"> PAGEREF _Toc241185745 \h </w:instrText>
+            </w:r>
+            <w:r>
+              <w:rPr>
+                <w:noProof/>
+              </w:rPr>
+            </w:r>
+            <w:r>
+              <w:rPr>
                 <w:noProof/>
               </w:rPr>
               <w:fldChar w:fldCharType="separate"/>
             </w:r>
             <w:r>
               <w:rPr>
-                <w:rFonts w:ascii="Times New Roman" w:hAnsi="Times New Roman" w:cs="Times New Roman"/>
                 <w:noProof/>
               </w:rPr>
               <w:t>5</w:t>
             </w:r>
             <w:r>
               <w:rPr>
-                <w:rFonts w:ascii="Times New Roman" w:hAnsi="Times New Roman" w:cs="Times New Roman"/>
                 <w:noProof/>
               </w:rPr>
               <w:fldChar w:fldCharType="end"/>
@@ -1422,11 +1477,16 @@
               <w:tab w:val="right" w:leader="dot" w:pos="9350"/>
             </w:tabs>
             <w:rPr>
-              <w:rFonts w:ascii="Times New Roman" w:hAnsi="Times New Roman" w:cs="Times New Roman"/>
+              <w:rFonts w:asciiTheme="minorHAnsi" w:eastAsiaTheme="minorEastAsia" w:hAnsiTheme="minorHAnsi" w:cstheme="minorBidi"/>
               <w:noProof/>
+              <w:color w:val="auto"/>
+              <w:kern w:val="2"/>
+              <w:sz w:val="24"/>
+              <w:szCs w:val="24"/>
+              <w14:ligatures w14:val="standardContextual"/>
             </w:rPr>
           </w:pPr>
-          <w:hyperlink w:anchor="_Toc239770206" w:history="1">
+          <w:hyperlink w:anchor="_Toc241185746" w:history="1">
             <w:r>
               <w:rPr>
                 <w:rStyle w:val="Hyperlink"/>
@@ -1437,48 +1497,41 @@
             </w:r>
             <w:r>
               <w:rPr>
-                <w:rFonts w:ascii="Times New Roman" w:hAnsi="Times New Roman" w:cs="Times New Roman"/>
                 <w:noProof/>
               </w:rPr>
               <w:tab/>
             </w:r>
             <w:r>
               <w:rPr>
-                <w:rFonts w:ascii="Times New Roman" w:hAnsi="Times New Roman" w:cs="Times New Roman"/>
                 <w:noProof/>
               </w:rPr>
               <w:fldChar w:fldCharType="begin"/>
             </w:r>
             <w:r>
               <w:rPr>
-                <w:rFonts w:ascii="Times New Roman" w:hAnsi="Times New Roman" w:cs="Times New Roman"/>
-                <w:noProof/>
-              </w:rPr>
-              <w:instrText xml:space="preserve"> PAGEREF _Toc239770206 \h </w:instrText>
-            </w:r>
-            <w:r>
-              <w:rPr>
-                <w:rFonts w:ascii="Times New Roman" w:hAnsi="Times New Roman" w:cs="Times New Roman"/>
-                <w:noProof/>
-              </w:rPr>
-            </w:r>
-            <w:r>
-              <w:rPr>
-                <w:rFonts w:ascii="Times New Roman" w:hAnsi="Times New Roman" w:cs="Times New Roman"/>
+                <w:noProof/>
+              </w:rPr>
+              <w:instrText xml:space="preserve"> PAGEREF _Toc241185746 \h </w:instrText>
+            </w:r>
+            <w:r>
+              <w:rPr>
+                <w:noProof/>
+              </w:rPr>
+            </w:r>
+            <w:r>
+              <w:rPr>
                 <w:noProof/>
               </w:rPr>
               <w:fldChar w:fldCharType="separate"/>
             </w:r>
             <w:r>
               <w:rPr>
-                <w:rFonts w:ascii="Times New Roman" w:hAnsi="Times New Roman" w:cs="Times New Roman"/>
                 <w:noProof/>
               </w:rPr>
               <w:t>5</w:t>
             </w:r>
             <w:r>
               <w:rPr>
-                <w:rFonts w:ascii="Times New Roman" w:hAnsi="Times New Roman" w:cs="Times New Roman"/>
                 <w:noProof/>
               </w:rPr>
               <w:fldChar w:fldCharType="end"/>
@@ -1492,11 +1545,16 @@
               <w:tab w:val="right" w:leader="dot" w:pos="9350"/>
             </w:tabs>
             <w:rPr>
-              <w:rFonts w:ascii="Times New Roman" w:hAnsi="Times New Roman" w:cs="Times New Roman"/>
+              <w:rFonts w:asciiTheme="minorHAnsi" w:eastAsiaTheme="minorEastAsia" w:hAnsiTheme="minorHAnsi" w:cstheme="minorBidi"/>
               <w:noProof/>
+              <w:color w:val="auto"/>
+              <w:kern w:val="2"/>
+              <w:sz w:val="24"/>
+              <w:szCs w:val="24"/>
+              <w14:ligatures w14:val="standardContextual"/>
             </w:rPr>
           </w:pPr>
-          <w:hyperlink w:anchor="_Toc239770207" w:history="1">
+          <w:hyperlink w:anchor="_Toc241185747" w:history="1">
             <w:r>
               <w:rPr>
                 <w:rStyle w:val="Hyperlink"/>
@@ -1507,48 +1565,41 @@
             </w:r>
             <w:r>
               <w:rPr>
-                <w:rFonts w:ascii="Times New Roman" w:hAnsi="Times New Roman" w:cs="Times New Roman"/>
                 <w:noProof/>
               </w:rPr>
               <w:tab/>
             </w:r>
             <w:r>
               <w:rPr>
-                <w:rFonts w:ascii="Times New Roman" w:hAnsi="Times New Roman" w:cs="Times New Roman"/>
                 <w:noProof/>
               </w:rPr>
               <w:fldChar w:fldCharType="begin"/>
             </w:r>
             <w:r>
               <w:rPr>
-                <w:rFonts w:ascii="Times New Roman" w:hAnsi="Times New Roman" w:cs="Times New Roman"/>
-                <w:noProof/>
-              </w:rPr>
-              <w:instrText xml:space="preserve"> PAGEREF _Toc239770207 \h </w:instrText>
-            </w:r>
-            <w:r>
-              <w:rPr>
-                <w:rFonts w:ascii="Times New Roman" w:hAnsi="Times New Roman" w:cs="Times New Roman"/>
-                <w:noProof/>
-              </w:rPr>
-            </w:r>
-            <w:r>
-              <w:rPr>
-                <w:rFonts w:ascii="Times New Roman" w:hAnsi="Times New Roman" w:cs="Times New Roman"/>
+                <w:noProof/>
+              </w:rPr>
+              <w:instrText xml:space="preserve"> PAGEREF _Toc241185747 \h </w:instrText>
+            </w:r>
+            <w:r>
+              <w:rPr>
+                <w:noProof/>
+              </w:rPr>
+            </w:r>
+            <w:r>
+              <w:rPr>
                 <w:noProof/>
               </w:rPr>
               <w:fldChar w:fldCharType="separate"/>
             </w:r>
             <w:r>
               <w:rPr>
-                <w:rFonts w:ascii="Times New Roman" w:hAnsi="Times New Roman" w:cs="Times New Roman"/>
                 <w:noProof/>
               </w:rPr>
               <w:t>5</w:t>
             </w:r>
             <w:r>
               <w:rPr>
-                <w:rFonts w:ascii="Times New Roman" w:hAnsi="Times New Roman" w:cs="Times New Roman"/>
                 <w:noProof/>
               </w:rPr>
               <w:fldChar w:fldCharType="end"/>
@@ -1562,11 +1613,16 @@
               <w:tab w:val="right" w:leader="dot" w:pos="9350"/>
             </w:tabs>
             <w:rPr>
-              <w:rFonts w:ascii="Times New Roman" w:hAnsi="Times New Roman" w:cs="Times New Roman"/>
+              <w:rFonts w:asciiTheme="minorHAnsi" w:eastAsiaTheme="minorEastAsia" w:hAnsiTheme="minorHAnsi" w:cstheme="minorBidi"/>
               <w:noProof/>
+              <w:color w:val="auto"/>
+              <w:kern w:val="2"/>
+              <w:sz w:val="24"/>
+              <w:szCs w:val="24"/>
+              <w14:ligatures w14:val="standardContextual"/>
             </w:rPr>
           </w:pPr>
-          <w:hyperlink w:anchor="_Toc239770208" w:history="1">
+          <w:hyperlink w:anchor="_Toc241185748" w:history="1">
             <w:r>
               <w:rPr>
                 <w:rStyle w:val="Hyperlink"/>
@@ -1577,48 +1633,41 @@
             </w:r>
             <w:r>
               <w:rPr>
-                <w:rFonts w:ascii="Times New Roman" w:hAnsi="Times New Roman" w:cs="Times New Roman"/>
                 <w:noProof/>
               </w:rPr>
               <w:tab/>
             </w:r>
             <w:r>
               <w:rPr>
-                <w:rFonts w:ascii="Times New Roman" w:hAnsi="Times New Roman" w:cs="Times New Roman"/>
                 <w:noProof/>
               </w:rPr>
               <w:fldChar w:fldCharType="begin"/>
             </w:r>
             <w:r>
               <w:rPr>
-                <w:rFonts w:ascii="Times New Roman" w:hAnsi="Times New Roman" w:cs="Times New Roman"/>
-                <w:noProof/>
-              </w:rPr>
-              <w:instrText xml:space="preserve"> PAGEREF _Toc239770208 \h </w:instrText>
-            </w:r>
-            <w:r>
-              <w:rPr>
-                <w:rFonts w:ascii="Times New Roman" w:hAnsi="Times New Roman" w:cs="Times New Roman"/>
-                <w:noProof/>
-              </w:rPr>
-            </w:r>
-            <w:r>
-              <w:rPr>
-                <w:rFonts w:ascii="Times New Roman" w:hAnsi="Times New Roman" w:cs="Times New Roman"/>
+                <w:noProof/>
+              </w:rPr>
+              <w:instrText xml:space="preserve"> PAGEREF _Toc241185748 \h </w:instrText>
+            </w:r>
+            <w:r>
+              <w:rPr>
+                <w:noProof/>
+              </w:rPr>
+            </w:r>
+            <w:r>
+              <w:rPr>
                 <w:noProof/>
               </w:rPr>
               <w:fldChar w:fldCharType="separate"/>
             </w:r>
             <w:r>
               <w:rPr>
-                <w:rFonts w:ascii="Times New Roman" w:hAnsi="Times New Roman" w:cs="Times New Roman"/>
                 <w:noProof/>
               </w:rPr>
               <w:t>6</w:t>
             </w:r>
             <w:r>
               <w:rPr>
-                <w:rFonts w:ascii="Times New Roman" w:hAnsi="Times New Roman" w:cs="Times New Roman"/>
                 <w:noProof/>
               </w:rPr>
               <w:fldChar w:fldCharType="end"/>
@@ -1632,11 +1681,16 @@
               <w:tab w:val="right" w:leader="dot" w:pos="9350"/>
             </w:tabs>
             <w:rPr>
-              <w:rFonts w:ascii="Times New Roman" w:hAnsi="Times New Roman" w:cs="Times New Roman"/>
+              <w:rFonts w:asciiTheme="minorHAnsi" w:eastAsiaTheme="minorEastAsia" w:hAnsiTheme="minorHAnsi" w:cstheme="minorBidi"/>
               <w:noProof/>
+              <w:color w:val="auto"/>
+              <w:kern w:val="2"/>
+              <w:sz w:val="24"/>
+              <w:szCs w:val="24"/>
+              <w14:ligatures w14:val="standardContextual"/>
             </w:rPr>
           </w:pPr>
-          <w:hyperlink w:anchor="_Toc239770209" w:history="1">
+          <w:hyperlink w:anchor="_Toc241185749" w:history="1">
             <w:r>
               <w:rPr>
                 <w:rStyle w:val="Hyperlink"/>
@@ -1647,48 +1701,41 @@
             </w:r>
             <w:r>
               <w:rPr>
-                <w:rFonts w:ascii="Times New Roman" w:hAnsi="Times New Roman" w:cs="Times New Roman"/>
                 <w:noProof/>
               </w:rPr>
               <w:tab/>
             </w:r>
             <w:r>
               <w:rPr>
-                <w:rFonts w:ascii="Times New Roman" w:hAnsi="Times New Roman" w:cs="Times New Roman"/>
                 <w:noProof/>
               </w:rPr>
               <w:fldChar w:fldCharType="begin"/>
             </w:r>
             <w:r>
               <w:rPr>
-                <w:rFonts w:ascii="Times New Roman" w:hAnsi="Times New Roman" w:cs="Times New Roman"/>
-                <w:noProof/>
-              </w:rPr>
-              <w:instrText xml:space="preserve"> PAGEREF _Toc239770209 \h </w:instrText>
-            </w:r>
-            <w:r>
-              <w:rPr>
-                <w:rFonts w:ascii="Times New Roman" w:hAnsi="Times New Roman" w:cs="Times New Roman"/>
-                <w:noProof/>
-              </w:rPr>
-            </w:r>
-            <w:r>
-              <w:rPr>
-                <w:rFonts w:ascii="Times New Roman" w:hAnsi="Times New Roman" w:cs="Times New Roman"/>
+                <w:noProof/>
+              </w:rPr>
+              <w:instrText xml:space="preserve"> PAGEREF _Toc241185749 \h </w:instrText>
+            </w:r>
+            <w:r>
+              <w:rPr>
+                <w:noProof/>
+              </w:rPr>
+            </w:r>
+            <w:r>
+              <w:rPr>
                 <w:noProof/>
               </w:rPr>
               <w:fldChar w:fldCharType="separate"/>
             </w:r>
             <w:r>
               <w:rPr>
-                <w:rFonts w:ascii="Times New Roman" w:hAnsi="Times New Roman" w:cs="Times New Roman"/>
                 <w:noProof/>
               </w:rPr>
               <w:t>6</w:t>
             </w:r>
             <w:r>
               <w:rPr>
-                <w:rFonts w:ascii="Times New Roman" w:hAnsi="Times New Roman" w:cs="Times New Roman"/>
                 <w:noProof/>
               </w:rPr>
               <w:fldChar w:fldCharType="end"/>
@@ -1702,11 +1749,16 @@
               <w:tab w:val="right" w:leader="dot" w:pos="9350"/>
             </w:tabs>
             <w:rPr>
-              <w:rFonts w:ascii="Times New Roman" w:hAnsi="Times New Roman" w:cs="Times New Roman"/>
+              <w:rFonts w:asciiTheme="minorHAnsi" w:eastAsiaTheme="minorEastAsia" w:hAnsiTheme="minorHAnsi" w:cstheme="minorBidi"/>
               <w:noProof/>
+              <w:color w:val="auto"/>
+              <w:kern w:val="2"/>
+              <w:sz w:val="24"/>
+              <w:szCs w:val="24"/>
+              <w14:ligatures w14:val="standardContextual"/>
             </w:rPr>
           </w:pPr>
-          <w:hyperlink w:anchor="_Toc239770210" w:history="1">
+          <w:hyperlink w:anchor="_Toc241185750" w:history="1">
             <w:r>
               <w:rPr>
                 <w:rStyle w:val="Hyperlink"/>
@@ -1717,48 +1769,41 @@
             </w:r>
             <w:r>
               <w:rPr>
-                <w:rFonts w:ascii="Times New Roman" w:hAnsi="Times New Roman" w:cs="Times New Roman"/>
                 <w:noProof/>
               </w:rPr>
               <w:tab/>
             </w:r>
             <w:r>
               <w:rPr>
-                <w:rFonts w:ascii="Times New Roman" w:hAnsi="Times New Roman" w:cs="Times New Roman"/>
                 <w:noProof/>
               </w:rPr>
               <w:fldChar w:fldCharType="begin"/>
             </w:r>
             <w:r>
               <w:rPr>
-                <w:rFonts w:ascii="Times New Roman" w:hAnsi="Times New Roman" w:cs="Times New Roman"/>
-                <w:noProof/>
-              </w:rPr>
-              <w:instrText xml:space="preserve"> PAGEREF _Toc239770210 \h </w:instrText>
-            </w:r>
-            <w:r>
-              <w:rPr>
-                <w:rFonts w:ascii="Times New Roman" w:hAnsi="Times New Roman" w:cs="Times New Roman"/>
-                <w:noProof/>
-              </w:rPr>
-            </w:r>
-            <w:r>
-              <w:rPr>
-                <w:rFonts w:ascii="Times New Roman" w:hAnsi="Times New Roman" w:cs="Times New Roman"/>
+                <w:noProof/>
+              </w:rPr>
+              <w:instrText xml:space="preserve"> PAGEREF _Toc241185750 \h </w:instrText>
+            </w:r>
+            <w:r>
+              <w:rPr>
+                <w:noProof/>
+              </w:rPr>
+            </w:r>
+            <w:r>
+              <w:rPr>
                 <w:noProof/>
               </w:rPr>
               <w:fldChar w:fldCharType="separate"/>
             </w:r>
             <w:r>
               <w:rPr>
-                <w:rFonts w:ascii="Times New Roman" w:hAnsi="Times New Roman" w:cs="Times New Roman"/>
                 <w:noProof/>
               </w:rPr>
               <w:t>7</w:t>
             </w:r>
             <w:r>
               <w:rPr>
-                <w:rFonts w:ascii="Times New Roman" w:hAnsi="Times New Roman" w:cs="Times New Roman"/>
                 <w:noProof/>
               </w:rPr>
               <w:fldChar w:fldCharType="end"/>
@@ -1772,11 +1817,16 @@
               <w:tab w:val="right" w:leader="dot" w:pos="9350"/>
             </w:tabs>
             <w:rPr>
-              <w:rFonts w:ascii="Times New Roman" w:hAnsi="Times New Roman" w:cs="Times New Roman"/>
+              <w:rFonts w:asciiTheme="minorHAnsi" w:eastAsiaTheme="minorEastAsia" w:hAnsiTheme="minorHAnsi" w:cstheme="minorBidi"/>
               <w:noProof/>
+              <w:color w:val="auto"/>
+              <w:kern w:val="2"/>
+              <w:sz w:val="24"/>
+              <w:szCs w:val="24"/>
+              <w14:ligatures w14:val="standardContextual"/>
             </w:rPr>
           </w:pPr>
-          <w:hyperlink w:anchor="_Toc239770211" w:history="1">
+          <w:hyperlink w:anchor="_Toc241185751" w:history="1">
             <w:r>
               <w:rPr>
                 <w:rStyle w:val="Hyperlink"/>
@@ -1787,48 +1837,41 @@
             </w:r>
             <w:r>
               <w:rPr>
-                <w:rFonts w:ascii="Times New Roman" w:hAnsi="Times New Roman" w:cs="Times New Roman"/>
                 <w:noProof/>
               </w:rPr>
               <w:tab/>
             </w:r>
             <w:r>
               <w:rPr>
-                <w:rFonts w:ascii="Times New Roman" w:hAnsi="Times New Roman" w:cs="Times New Roman"/>
                 <w:noProof/>
               </w:rPr>
               <w:fldChar w:fldCharType="begin"/>
             </w:r>
             <w:r>
               <w:rPr>
-                <w:rFonts w:ascii="Times New Roman" w:hAnsi="Times New Roman" w:cs="Times New Roman"/>
-                <w:noProof/>
-              </w:rPr>
-              <w:instrText xml:space="preserve"> PAGEREF _Toc239770211 \h </w:instrText>
-            </w:r>
-            <w:r>
-              <w:rPr>
-                <w:rFonts w:ascii="Times New Roman" w:hAnsi="Times New Roman" w:cs="Times New Roman"/>
-                <w:noProof/>
-              </w:rPr>
-            </w:r>
-            <w:r>
-              <w:rPr>
-                <w:rFonts w:ascii="Times New Roman" w:hAnsi="Times New Roman" w:cs="Times New Roman"/>
+                <w:noProof/>
+              </w:rPr>
+              <w:instrText xml:space="preserve"> PAGEREF _Toc241185751 \h </w:instrText>
+            </w:r>
+            <w:r>
+              <w:rPr>
+                <w:noProof/>
+              </w:rPr>
+            </w:r>
+            <w:r>
+              <w:rPr>
                 <w:noProof/>
               </w:rPr>
               <w:fldChar w:fldCharType="separate"/>
             </w:r>
             <w:r>
               <w:rPr>
-                <w:rFonts w:ascii="Times New Roman" w:hAnsi="Times New Roman" w:cs="Times New Roman"/>
                 <w:noProof/>
               </w:rPr>
               <w:t>7</w:t>
             </w:r>
             <w:r>
               <w:rPr>
-                <w:rFonts w:ascii="Times New Roman" w:hAnsi="Times New Roman" w:cs="Times New Roman"/>
                 <w:noProof/>
               </w:rPr>
               <w:fldChar w:fldCharType="end"/>
@@ -1842,11 +1885,16 @@
               <w:tab w:val="right" w:leader="dot" w:pos="9350"/>
             </w:tabs>
             <w:rPr>
-              <w:rFonts w:ascii="Times New Roman" w:hAnsi="Times New Roman" w:cs="Times New Roman"/>
+              <w:rFonts w:asciiTheme="minorHAnsi" w:eastAsiaTheme="minorEastAsia" w:hAnsiTheme="minorHAnsi" w:cstheme="minorBidi"/>
               <w:noProof/>
+              <w:color w:val="auto"/>
+              <w:kern w:val="2"/>
+              <w:sz w:val="24"/>
+              <w:szCs w:val="24"/>
+              <w14:ligatures w14:val="standardContextual"/>
             </w:rPr>
           </w:pPr>
-          <w:hyperlink w:anchor="_Toc239770212" w:history="1">
+          <w:hyperlink w:anchor="_Toc241185752" w:history="1">
             <w:r>
               <w:rPr>
                 <w:rStyle w:val="Hyperlink"/>
@@ -1857,48 +1905,41 @@
             </w:r>
             <w:r>
               <w:rPr>
-                <w:rFonts w:ascii="Times New Roman" w:hAnsi="Times New Roman" w:cs="Times New Roman"/>
                 <w:noProof/>
               </w:rPr>
               <w:tab/>
             </w:r>
             <w:r>
               <w:rPr>
-                <w:rFonts w:ascii="Times New Roman" w:hAnsi="Times New Roman" w:cs="Times New Roman"/>
                 <w:noProof/>
               </w:rPr>
               <w:fldChar w:fldCharType="begin"/>
             </w:r>
             <w:r>
               <w:rPr>
-                <w:rFonts w:ascii="Times New Roman" w:hAnsi="Times New Roman" w:cs="Times New Roman"/>
-                <w:noProof/>
-              </w:rPr>
-              <w:instrText xml:space="preserve"> PAGEREF _Toc239770212 \h </w:instrText>
-            </w:r>
-            <w:r>
-              <w:rPr>
-                <w:rFonts w:ascii="Times New Roman" w:hAnsi="Times New Roman" w:cs="Times New Roman"/>
-                <w:noProof/>
-              </w:rPr>
-            </w:r>
-            <w:r>
-              <w:rPr>
-                <w:rFonts w:ascii="Times New Roman" w:hAnsi="Times New Roman" w:cs="Times New Roman"/>
+                <w:noProof/>
+              </w:rPr>
+              <w:instrText xml:space="preserve"> PAGEREF _Toc241185752 \h </w:instrText>
+            </w:r>
+            <w:r>
+              <w:rPr>
+                <w:noProof/>
+              </w:rPr>
+            </w:r>
+            <w:r>
+              <w:rPr>
                 <w:noProof/>
               </w:rPr>
               <w:fldChar w:fldCharType="separate"/>
             </w:r>
             <w:r>
               <w:rPr>
-                <w:rFonts w:ascii="Times New Roman" w:hAnsi="Times New Roman" w:cs="Times New Roman"/>
                 <w:noProof/>
               </w:rPr>
               <w:t>7</w:t>
             </w:r>
             <w:r>
               <w:rPr>
-                <w:rFonts w:ascii="Times New Roman" w:hAnsi="Times New Roman" w:cs="Times New Roman"/>
                 <w:noProof/>
               </w:rPr>
               <w:fldChar w:fldCharType="end"/>
@@ -1912,11 +1953,16 @@
               <w:tab w:val="right" w:leader="dot" w:pos="9350"/>
             </w:tabs>
             <w:rPr>
-              <w:rFonts w:ascii="Times New Roman" w:hAnsi="Times New Roman" w:cs="Times New Roman"/>
+              <w:rFonts w:asciiTheme="minorHAnsi" w:eastAsiaTheme="minorEastAsia" w:hAnsiTheme="minorHAnsi" w:cstheme="minorBidi"/>
               <w:noProof/>
+              <w:color w:val="auto"/>
+              <w:kern w:val="2"/>
+              <w:sz w:val="24"/>
+              <w:szCs w:val="24"/>
+              <w14:ligatures w14:val="standardContextual"/>
             </w:rPr>
           </w:pPr>
-          <w:hyperlink w:anchor="_Toc239770213" w:history="1">
+          <w:hyperlink w:anchor="_Toc241185753" w:history="1">
             <w:r>
               <w:rPr>
                 <w:rStyle w:val="Hyperlink"/>
@@ -1927,48 +1973,41 @@
             </w:r>
             <w:r>
               <w:rPr>
-                <w:rFonts w:ascii="Times New Roman" w:hAnsi="Times New Roman" w:cs="Times New Roman"/>
                 <w:noProof/>
               </w:rPr>
               <w:tab/>
             </w:r>
             <w:r>
               <w:rPr>
-                <w:rFonts w:ascii="Times New Roman" w:hAnsi="Times New Roman" w:cs="Times New Roman"/>
                 <w:noProof/>
               </w:rPr>
               <w:fldChar w:fldCharType="begin"/>
             </w:r>
             <w:r>
               <w:rPr>
-                <w:rFonts w:ascii="Times New Roman" w:hAnsi="Times New Roman" w:cs="Times New Roman"/>
-                <w:noProof/>
-              </w:rPr>
-              <w:instrText xml:space="preserve"> PAGEREF _Toc239770213 \h </w:instrText>
-            </w:r>
-            <w:r>
-              <w:rPr>
-                <w:rFonts w:ascii="Times New Roman" w:hAnsi="Times New Roman" w:cs="Times New Roman"/>
-                <w:noProof/>
-              </w:rPr>
-            </w:r>
-            <w:r>
-              <w:rPr>
-                <w:rFonts w:ascii="Times New Roman" w:hAnsi="Times New Roman" w:cs="Times New Roman"/>
+                <w:noProof/>
+              </w:rPr>
+              <w:instrText xml:space="preserve"> PAGEREF _Toc241185753 \h </w:instrText>
+            </w:r>
+            <w:r>
+              <w:rPr>
+                <w:noProof/>
+              </w:rPr>
+            </w:r>
+            <w:r>
+              <w:rPr>
                 <w:noProof/>
               </w:rPr>
               <w:fldChar w:fldCharType="separate"/>
             </w:r>
             <w:r>
               <w:rPr>
-                <w:rFonts w:ascii="Times New Roman" w:hAnsi="Times New Roman" w:cs="Times New Roman"/>
                 <w:noProof/>
               </w:rPr>
               <w:t>7</w:t>
             </w:r>
             <w:r>
               <w:rPr>
-                <w:rFonts w:ascii="Times New Roman" w:hAnsi="Times New Roman" w:cs="Times New Roman"/>
                 <w:noProof/>
               </w:rPr>
               <w:fldChar w:fldCharType="end"/>
@@ -1982,11 +2021,16 @@
               <w:tab w:val="right" w:leader="dot" w:pos="9350"/>
             </w:tabs>
             <w:rPr>
-              <w:rFonts w:ascii="Times New Roman" w:hAnsi="Times New Roman" w:cs="Times New Roman"/>
+              <w:rFonts w:asciiTheme="minorHAnsi" w:eastAsiaTheme="minorEastAsia" w:hAnsiTheme="minorHAnsi" w:cstheme="minorBidi"/>
               <w:noProof/>
+              <w:color w:val="auto"/>
+              <w:kern w:val="2"/>
+              <w:sz w:val="24"/>
+              <w:szCs w:val="24"/>
+              <w14:ligatures w14:val="standardContextual"/>
             </w:rPr>
           </w:pPr>
-          <w:hyperlink w:anchor="_Toc239770214" w:history="1">
+          <w:hyperlink w:anchor="_Toc241185754" w:history="1">
             <w:r>
               <w:rPr>
                 <w:rStyle w:val="Hyperlink"/>
@@ -1997,48 +2041,41 @@
             </w:r>
             <w:r>
               <w:rPr>
-                <w:rFonts w:ascii="Times New Roman" w:hAnsi="Times New Roman" w:cs="Times New Roman"/>
                 <w:noProof/>
               </w:rPr>
               <w:tab/>
             </w:r>
             <w:r>
               <w:rPr>
-                <w:rFonts w:ascii="Times New Roman" w:hAnsi="Times New Roman" w:cs="Times New Roman"/>
                 <w:noProof/>
               </w:rPr>
               <w:fldChar w:fldCharType="begin"/>
             </w:r>
             <w:r>
               <w:rPr>
-                <w:rFonts w:ascii="Times New Roman" w:hAnsi="Times New Roman" w:cs="Times New Roman"/>
-                <w:noProof/>
-              </w:rPr>
-              <w:instrText xml:space="preserve"> PAGEREF _Toc239770214 \h </w:instrText>
-            </w:r>
-            <w:r>
-              <w:rPr>
-                <w:rFonts w:ascii="Times New Roman" w:hAnsi="Times New Roman" w:cs="Times New Roman"/>
-                <w:noProof/>
-              </w:rPr>
-            </w:r>
-            <w:r>
-              <w:rPr>
-                <w:rFonts w:ascii="Times New Roman" w:hAnsi="Times New Roman" w:cs="Times New Roman"/>
+                <w:noProof/>
+              </w:rPr>
+              <w:instrText xml:space="preserve"> PAGEREF _Toc241185754 \h </w:instrText>
+            </w:r>
+            <w:r>
+              <w:rPr>
+                <w:noProof/>
+              </w:rPr>
+            </w:r>
+            <w:r>
+              <w:rPr>
                 <w:noProof/>
               </w:rPr>
               <w:fldChar w:fldCharType="separate"/>
             </w:r>
             <w:r>
               <w:rPr>
-                <w:rFonts w:ascii="Times New Roman" w:hAnsi="Times New Roman" w:cs="Times New Roman"/>
                 <w:noProof/>
               </w:rPr>
               <w:t>7</w:t>
             </w:r>
             <w:r>
               <w:rPr>
-                <w:rFonts w:ascii="Times New Roman" w:hAnsi="Times New Roman" w:cs="Times New Roman"/>
                 <w:noProof/>
               </w:rPr>
               <w:fldChar w:fldCharType="end"/>
@@ -2052,11 +2089,16 @@
               <w:tab w:val="right" w:leader="dot" w:pos="9350"/>
             </w:tabs>
             <w:rPr>
-              <w:rFonts w:ascii="Times New Roman" w:hAnsi="Times New Roman" w:cs="Times New Roman"/>
+              <w:rFonts w:asciiTheme="minorHAnsi" w:eastAsiaTheme="minorEastAsia" w:hAnsiTheme="minorHAnsi" w:cstheme="minorBidi"/>
               <w:noProof/>
+              <w:color w:val="auto"/>
+              <w:kern w:val="2"/>
+              <w:sz w:val="24"/>
+              <w:szCs w:val="24"/>
+              <w14:ligatures w14:val="standardContextual"/>
             </w:rPr>
           </w:pPr>
-          <w:hyperlink w:anchor="_Toc239770215" w:history="1">
+          <w:hyperlink w:anchor="_Toc241185755" w:history="1">
             <w:r>
               <w:rPr>
                 <w:rStyle w:val="Hyperlink"/>
@@ -2067,48 +2109,41 @@
             </w:r>
             <w:r>
               <w:rPr>
-                <w:rFonts w:ascii="Times New Roman" w:hAnsi="Times New Roman" w:cs="Times New Roman"/>
                 <w:noProof/>
               </w:rPr>
               <w:tab/>
             </w:r>
             <w:r>
               <w:rPr>
-                <w:rFonts w:ascii="Times New Roman" w:hAnsi="Times New Roman" w:cs="Times New Roman"/>
                 <w:noProof/>
               </w:rPr>
               <w:fldChar w:fldCharType="begin"/>
             </w:r>
             <w:r>
               <w:rPr>
-                <w:rFonts w:ascii="Times New Roman" w:hAnsi="Times New Roman" w:cs="Times New Roman"/>
-                <w:noProof/>
-              </w:rPr>
-              <w:instrText xml:space="preserve"> PAGEREF _Toc239770215 \h </w:instrText>
-            </w:r>
-            <w:r>
-              <w:rPr>
-                <w:rFonts w:ascii="Times New Roman" w:hAnsi="Times New Roman" w:cs="Times New Roman"/>
-                <w:noProof/>
-              </w:rPr>
-            </w:r>
-            <w:r>
-              <w:rPr>
-                <w:rFonts w:ascii="Times New Roman" w:hAnsi="Times New Roman" w:cs="Times New Roman"/>
+                <w:noProof/>
+              </w:rPr>
+              <w:instrText xml:space="preserve"> PAGEREF _Toc241185755 \h </w:instrText>
+            </w:r>
+            <w:r>
+              <w:rPr>
+                <w:noProof/>
+              </w:rPr>
+            </w:r>
+            <w:r>
+              <w:rPr>
                 <w:noProof/>
               </w:rPr>
               <w:fldChar w:fldCharType="separate"/>
             </w:r>
             <w:r>
               <w:rPr>
-                <w:rFonts w:ascii="Times New Roman" w:hAnsi="Times New Roman" w:cs="Times New Roman"/>
                 <w:noProof/>
               </w:rPr>
               <w:t>8</w:t>
             </w:r>
             <w:r>
               <w:rPr>
-                <w:rFonts w:ascii="Times New Roman" w:hAnsi="Times New Roman" w:cs="Times New Roman"/>
                 <w:noProof/>
               </w:rPr>
               <w:fldChar w:fldCharType="end"/>
@@ -2122,11 +2157,16 @@
               <w:tab w:val="right" w:leader="dot" w:pos="9350"/>
             </w:tabs>
             <w:rPr>
-              <w:rFonts w:ascii="Times New Roman" w:hAnsi="Times New Roman" w:cs="Times New Roman"/>
+              <w:rFonts w:asciiTheme="minorHAnsi" w:eastAsiaTheme="minorEastAsia" w:hAnsiTheme="minorHAnsi" w:cstheme="minorBidi"/>
               <w:noProof/>
+              <w:color w:val="auto"/>
+              <w:kern w:val="2"/>
+              <w:sz w:val="24"/>
+              <w:szCs w:val="24"/>
+              <w14:ligatures w14:val="standardContextual"/>
             </w:rPr>
           </w:pPr>
-          <w:hyperlink w:anchor="_Toc239770216" w:history="1">
+          <w:hyperlink w:anchor="_Toc241185756" w:history="1">
             <w:r>
               <w:rPr>
                 <w:rStyle w:val="Hyperlink"/>
@@ -2137,48 +2177,41 @@
             </w:r>
             <w:r>
               <w:rPr>
-                <w:rFonts w:ascii="Times New Roman" w:hAnsi="Times New Roman" w:cs="Times New Roman"/>
                 <w:noProof/>
               </w:rPr>
               <w:tab/>
             </w:r>
             <w:r>
               <w:rPr>
-                <w:rFonts w:ascii="Times New Roman" w:hAnsi="Times New Roman" w:cs="Times New Roman"/>
                 <w:noProof/>
               </w:rPr>
               <w:fldChar w:fldCharType="begin"/>
             </w:r>
             <w:r>
               <w:rPr>
-                <w:rFonts w:ascii="Times New Roman" w:hAnsi="Times New Roman" w:cs="Times New Roman"/>
-                <w:noProof/>
-              </w:rPr>
-              <w:instrText xml:space="preserve"> PAGEREF _Toc239770216 \h </w:instrText>
-            </w:r>
-            <w:r>
-              <w:rPr>
-                <w:rFonts w:ascii="Times New Roman" w:hAnsi="Times New Roman" w:cs="Times New Roman"/>
-                <w:noProof/>
-              </w:rPr>
-            </w:r>
-            <w:r>
-              <w:rPr>
-                <w:rFonts w:ascii="Times New Roman" w:hAnsi="Times New Roman" w:cs="Times New Roman"/>
+                <w:noProof/>
+              </w:rPr>
+              <w:instrText xml:space="preserve"> PAGEREF _Toc241185756 \h </w:instrText>
+            </w:r>
+            <w:r>
+              <w:rPr>
+                <w:noProof/>
+              </w:rPr>
+            </w:r>
+            <w:r>
+              <w:rPr>
                 <w:noProof/>
               </w:rPr>
               <w:fldChar w:fldCharType="separate"/>
             </w:r>
             <w:r>
               <w:rPr>
-                <w:rFonts w:ascii="Times New Roman" w:hAnsi="Times New Roman" w:cs="Times New Roman"/>
                 <w:noProof/>
               </w:rPr>
               <w:t>8</w:t>
             </w:r>
             <w:r>
               <w:rPr>
-                <w:rFonts w:ascii="Times New Roman" w:hAnsi="Times New Roman" w:cs="Times New Roman"/>
                 <w:noProof/>
               </w:rPr>
               <w:fldChar w:fldCharType="end"/>
@@ -2192,11 +2225,16 @@
               <w:tab w:val="right" w:leader="dot" w:pos="9350"/>
             </w:tabs>
             <w:rPr>
-              <w:rFonts w:ascii="Times New Roman" w:hAnsi="Times New Roman" w:cs="Times New Roman"/>
+              <w:rFonts w:asciiTheme="minorHAnsi" w:eastAsiaTheme="minorEastAsia" w:hAnsiTheme="minorHAnsi" w:cstheme="minorBidi"/>
               <w:noProof/>
+              <w:color w:val="auto"/>
+              <w:kern w:val="2"/>
+              <w:sz w:val="24"/>
+              <w:szCs w:val="24"/>
+              <w14:ligatures w14:val="standardContextual"/>
             </w:rPr>
           </w:pPr>
-          <w:hyperlink w:anchor="_Toc239770217" w:history="1">
+          <w:hyperlink w:anchor="_Toc241185757" w:history="1">
             <w:r>
               <w:rPr>
                 <w:rStyle w:val="Hyperlink"/>
@@ -2207,48 +2245,41 @@
             </w:r>
             <w:r>
               <w:rPr>
-                <w:rFonts w:ascii="Times New Roman" w:hAnsi="Times New Roman" w:cs="Times New Roman"/>
                 <w:noProof/>
               </w:rPr>
               <w:tab/>
             </w:r>
             <w:r>
               <w:rPr>
-                <w:rFonts w:ascii="Times New Roman" w:hAnsi="Times New Roman" w:cs="Times New Roman"/>
                 <w:noProof/>
               </w:rPr>
               <w:fldChar w:fldCharType="begin"/>
             </w:r>
             <w:r>
               <w:rPr>
-                <w:rFonts w:ascii="Times New Roman" w:hAnsi="Times New Roman" w:cs="Times New Roman"/>
-                <w:noProof/>
-              </w:rPr>
-              <w:instrText xml:space="preserve"> PAGEREF _Toc239770217 \h </w:instrText>
-            </w:r>
-            <w:r>
-              <w:rPr>
-                <w:rFonts w:ascii="Times New Roman" w:hAnsi="Times New Roman" w:cs="Times New Roman"/>
-                <w:noProof/>
-              </w:rPr>
-            </w:r>
-            <w:r>
-              <w:rPr>
-                <w:rFonts w:ascii="Times New Roman" w:hAnsi="Times New Roman" w:cs="Times New Roman"/>
+                <w:noProof/>
+              </w:rPr>
+              <w:instrText xml:space="preserve"> PAGEREF _Toc241185757 \h </w:instrText>
+            </w:r>
+            <w:r>
+              <w:rPr>
+                <w:noProof/>
+              </w:rPr>
+            </w:r>
+            <w:r>
+              <w:rPr>
                 <w:noProof/>
               </w:rPr>
               <w:fldChar w:fldCharType="separate"/>
             </w:r>
             <w:r>
               <w:rPr>
-                <w:rFonts w:ascii="Times New Roman" w:hAnsi="Times New Roman" w:cs="Times New Roman"/>
-                <w:noProof/>
-              </w:rPr>
-              <w:t>9</w:t>
-            </w:r>
-            <w:r>
-              <w:rPr>
-                <w:rFonts w:ascii="Times New Roman" w:hAnsi="Times New Roman" w:cs="Times New Roman"/>
+                <w:noProof/>
+              </w:rPr>
+              <w:t>8</w:t>
+            </w:r>
+            <w:r>
+              <w:rPr>
                 <w:noProof/>
               </w:rPr>
               <w:fldChar w:fldCharType="end"/>
@@ -2262,11 +2293,16 @@
               <w:tab w:val="right" w:leader="dot" w:pos="9350"/>
             </w:tabs>
             <w:rPr>
-              <w:rFonts w:ascii="Times New Roman" w:hAnsi="Times New Roman" w:cs="Times New Roman"/>
+              <w:rFonts w:asciiTheme="minorHAnsi" w:eastAsiaTheme="minorEastAsia" w:hAnsiTheme="minorHAnsi" w:cstheme="minorBidi"/>
               <w:noProof/>
+              <w:color w:val="auto"/>
+              <w:kern w:val="2"/>
+              <w:sz w:val="24"/>
+              <w:szCs w:val="24"/>
+              <w14:ligatures w14:val="standardContextual"/>
             </w:rPr>
           </w:pPr>
-          <w:hyperlink w:anchor="_Toc239770218" w:history="1">
+          <w:hyperlink w:anchor="_Toc241185758" w:history="1">
             <w:r>
               <w:rPr>
                 <w:rStyle w:val="Hyperlink"/>
@@ -2277,48 +2313,41 @@
             </w:r>
             <w:r>
               <w:rPr>
-                <w:rFonts w:ascii="Times New Roman" w:hAnsi="Times New Roman" w:cs="Times New Roman"/>
                 <w:noProof/>
               </w:rPr>
               <w:tab/>
             </w:r>
             <w:r>
               <w:rPr>
-                <w:rFonts w:ascii="Times New Roman" w:hAnsi="Times New Roman" w:cs="Times New Roman"/>
                 <w:noProof/>
               </w:rPr>
               <w:fldChar w:fldCharType="begin"/>
             </w:r>
             <w:r>
               <w:rPr>
-                <w:rFonts w:ascii="Times New Roman" w:hAnsi="Times New Roman" w:cs="Times New Roman"/>
-                <w:noProof/>
-              </w:rPr>
-              <w:instrText xml:space="preserve"> PAGEREF _Toc239770218 \h </w:instrText>
-            </w:r>
-            <w:r>
-              <w:rPr>
-                <w:rFonts w:ascii="Times New Roman" w:hAnsi="Times New Roman" w:cs="Times New Roman"/>
-                <w:noProof/>
-              </w:rPr>
-            </w:r>
-            <w:r>
-              <w:rPr>
-                <w:rFonts w:ascii="Times New Roman" w:hAnsi="Times New Roman" w:cs="Times New Roman"/>
+                <w:noProof/>
+              </w:rPr>
+              <w:instrText xml:space="preserve"> PAGEREF _Toc241185758 \h </w:instrText>
+            </w:r>
+            <w:r>
+              <w:rPr>
+                <w:noProof/>
+              </w:rPr>
+            </w:r>
+            <w:r>
+              <w:rPr>
                 <w:noProof/>
               </w:rPr>
               <w:fldChar w:fldCharType="separate"/>
             </w:r>
             <w:r>
               <w:rPr>
-                <w:rFonts w:ascii="Times New Roman" w:hAnsi="Times New Roman" w:cs="Times New Roman"/>
-                <w:noProof/>
-              </w:rPr>
-              <w:t>9</w:t>
-            </w:r>
-            <w:r>
-              <w:rPr>
-                <w:rFonts w:ascii="Times New Roman" w:hAnsi="Times New Roman" w:cs="Times New Roman"/>
+                <w:noProof/>
+              </w:rPr>
+              <w:t>8</w:t>
+            </w:r>
+            <w:r>
+              <w:rPr>
                 <w:noProof/>
               </w:rPr>
               <w:fldChar w:fldCharType="end"/>
@@ -2332,11 +2361,16 @@
               <w:tab w:val="right" w:leader="dot" w:pos="9350"/>
             </w:tabs>
             <w:rPr>
-              <w:rFonts w:ascii="Times New Roman" w:hAnsi="Times New Roman" w:cs="Times New Roman"/>
+              <w:rFonts w:asciiTheme="minorHAnsi" w:eastAsiaTheme="minorEastAsia" w:hAnsiTheme="minorHAnsi" w:cstheme="minorBidi"/>
               <w:noProof/>
+              <w:color w:val="auto"/>
+              <w:kern w:val="2"/>
+              <w:sz w:val="24"/>
+              <w:szCs w:val="24"/>
+              <w14:ligatures w14:val="standardContextual"/>
             </w:rPr>
           </w:pPr>
-          <w:hyperlink w:anchor="_Toc239770219" w:history="1">
+          <w:hyperlink w:anchor="_Toc241185759" w:history="1">
             <w:r>
               <w:rPr>
                 <w:rStyle w:val="Hyperlink"/>
@@ -2347,48 +2381,41 @@
             </w:r>
             <w:r>
               <w:rPr>
-                <w:rFonts w:ascii="Times New Roman" w:hAnsi="Times New Roman" w:cs="Times New Roman"/>
                 <w:noProof/>
               </w:rPr>
               <w:tab/>
             </w:r>
             <w:r>
               <w:rPr>
-                <w:rFonts w:ascii="Times New Roman" w:hAnsi="Times New Roman" w:cs="Times New Roman"/>
                 <w:noProof/>
               </w:rPr>
               <w:fldChar w:fldCharType="begin"/>
             </w:r>
             <w:r>
               <w:rPr>
-                <w:rFonts w:ascii="Times New Roman" w:hAnsi="Times New Roman" w:cs="Times New Roman"/>
-                <w:noProof/>
-              </w:rPr>
-              <w:instrText xml:space="preserve"> PAGEREF _Toc239770219 \h </w:instrText>
-            </w:r>
-            <w:r>
-              <w:rPr>
-                <w:rFonts w:ascii="Times New Roman" w:hAnsi="Times New Roman" w:cs="Times New Roman"/>
-                <w:noProof/>
-              </w:rPr>
-            </w:r>
-            <w:r>
-              <w:rPr>
-                <w:rFonts w:ascii="Times New Roman" w:hAnsi="Times New Roman" w:cs="Times New Roman"/>
+                <w:noProof/>
+              </w:rPr>
+              <w:instrText xml:space="preserve"> PAGEREF _Toc241185759 \h </w:instrText>
+            </w:r>
+            <w:r>
+              <w:rPr>
+                <w:noProof/>
+              </w:rPr>
+            </w:r>
+            <w:r>
+              <w:rPr>
                 <w:noProof/>
               </w:rPr>
               <w:fldChar w:fldCharType="separate"/>
             </w:r>
             <w:r>
               <w:rPr>
-                <w:rFonts w:ascii="Times New Roman" w:hAnsi="Times New Roman" w:cs="Times New Roman"/>
-                <w:noProof/>
-              </w:rPr>
-              <w:t>9</w:t>
-            </w:r>
-            <w:r>
-              <w:rPr>
-                <w:rFonts w:ascii="Times New Roman" w:hAnsi="Times New Roman" w:cs="Times New Roman"/>
+                <w:noProof/>
+              </w:rPr>
+              <w:t>8</w:t>
+            </w:r>
+            <w:r>
+              <w:rPr>
                 <w:noProof/>
               </w:rPr>
               <w:fldChar w:fldCharType="end"/>
@@ -2402,11 +2429,16 @@
               <w:tab w:val="right" w:leader="dot" w:pos="9350"/>
             </w:tabs>
             <w:rPr>
-              <w:rFonts w:ascii="Times New Roman" w:hAnsi="Times New Roman" w:cs="Times New Roman"/>
+              <w:rFonts w:asciiTheme="minorHAnsi" w:eastAsiaTheme="minorEastAsia" w:hAnsiTheme="minorHAnsi" w:cstheme="minorBidi"/>
               <w:noProof/>
+              <w:color w:val="auto"/>
+              <w:kern w:val="2"/>
+              <w:sz w:val="24"/>
+              <w:szCs w:val="24"/>
+              <w14:ligatures w14:val="standardContextual"/>
             </w:rPr>
           </w:pPr>
-          <w:hyperlink w:anchor="_Toc239770220" w:history="1">
+          <w:hyperlink w:anchor="_Toc241185760" w:history="1">
             <w:r>
               <w:rPr>
                 <w:rStyle w:val="Hyperlink"/>
@@ -2417,48 +2449,41 @@
             </w:r>
             <w:r>
               <w:rPr>
-                <w:rFonts w:ascii="Times New Roman" w:hAnsi="Times New Roman" w:cs="Times New Roman"/>
                 <w:noProof/>
               </w:rPr>
               <w:tab/>
             </w:r>
             <w:r>
               <w:rPr>
-                <w:rFonts w:ascii="Times New Roman" w:hAnsi="Times New Roman" w:cs="Times New Roman"/>
                 <w:noProof/>
               </w:rPr>
               <w:fldChar w:fldCharType="begin"/>
             </w:r>
             <w:r>
               <w:rPr>
-                <w:rFonts w:ascii="Times New Roman" w:hAnsi="Times New Roman" w:cs="Times New Roman"/>
-                <w:noProof/>
-              </w:rPr>
-              <w:instrText xml:space="preserve"> PAGEREF _Toc239770220 \h </w:instrText>
-            </w:r>
-            <w:r>
-              <w:rPr>
-                <w:rFonts w:ascii="Times New Roman" w:hAnsi="Times New Roman" w:cs="Times New Roman"/>
-                <w:noProof/>
-              </w:rPr>
-            </w:r>
-            <w:r>
-              <w:rPr>
-                <w:rFonts w:ascii="Times New Roman" w:hAnsi="Times New Roman" w:cs="Times New Roman"/>
+                <w:noProof/>
+              </w:rPr>
+              <w:instrText xml:space="preserve"> PAGEREF _Toc241185760 \h </w:instrText>
+            </w:r>
+            <w:r>
+              <w:rPr>
+                <w:noProof/>
+              </w:rPr>
+            </w:r>
+            <w:r>
+              <w:rPr>
                 <w:noProof/>
               </w:rPr>
               <w:fldChar w:fldCharType="separate"/>
             </w:r>
             <w:r>
               <w:rPr>
-                <w:rFonts w:ascii="Times New Roman" w:hAnsi="Times New Roman" w:cs="Times New Roman"/>
-                <w:noProof/>
-              </w:rPr>
-              <w:t>9</w:t>
-            </w:r>
-            <w:r>
-              <w:rPr>
-                <w:rFonts w:ascii="Times New Roman" w:hAnsi="Times New Roman" w:cs="Times New Roman"/>
+                <w:noProof/>
+              </w:rPr>
+              <w:t>8</w:t>
+            </w:r>
+            <w:r>
+              <w:rPr>
                 <w:noProof/>
               </w:rPr>
               <w:fldChar w:fldCharType="end"/>
@@ -2472,11 +2497,16 @@
               <w:tab w:val="right" w:leader="dot" w:pos="9350"/>
             </w:tabs>
             <w:rPr>
-              <w:rFonts w:ascii="Times New Roman" w:hAnsi="Times New Roman" w:cs="Times New Roman"/>
+              <w:rFonts w:asciiTheme="minorHAnsi" w:eastAsiaTheme="minorEastAsia" w:hAnsiTheme="minorHAnsi" w:cstheme="minorBidi"/>
               <w:noProof/>
+              <w:color w:val="auto"/>
+              <w:kern w:val="2"/>
+              <w:sz w:val="24"/>
+              <w:szCs w:val="24"/>
+              <w14:ligatures w14:val="standardContextual"/>
             </w:rPr>
           </w:pPr>
-          <w:hyperlink w:anchor="_Toc239770221" w:history="1">
+          <w:hyperlink w:anchor="_Toc241185761" w:history="1">
             <w:r>
               <w:rPr>
                 <w:rStyle w:val="Hyperlink"/>
@@ -2487,48 +2517,41 @@
             </w:r>
             <w:r>
               <w:rPr>
-                <w:rFonts w:ascii="Times New Roman" w:hAnsi="Times New Roman" w:cs="Times New Roman"/>
                 <w:noProof/>
               </w:rPr>
               <w:tab/>
             </w:r>
             <w:r>
               <w:rPr>
-                <w:rFonts w:ascii="Times New Roman" w:hAnsi="Times New Roman" w:cs="Times New Roman"/>
                 <w:noProof/>
               </w:rPr>
               <w:fldChar w:fldCharType="begin"/>
             </w:r>
             <w:r>
               <w:rPr>
-                <w:rFonts w:ascii="Times New Roman" w:hAnsi="Times New Roman" w:cs="Times New Roman"/>
-                <w:noProof/>
-              </w:rPr>
-              <w:instrText xml:space="preserve"> PAGEREF _Toc239770221 \h </w:instrText>
-            </w:r>
-            <w:r>
-              <w:rPr>
-                <w:rFonts w:ascii="Times New Roman" w:hAnsi="Times New Roman" w:cs="Times New Roman"/>
-                <w:noProof/>
-              </w:rPr>
-            </w:r>
-            <w:r>
-              <w:rPr>
-                <w:rFonts w:ascii="Times New Roman" w:hAnsi="Times New Roman" w:cs="Times New Roman"/>
+                <w:noProof/>
+              </w:rPr>
+              <w:instrText xml:space="preserve"> PAGEREF _Toc241185761 \h </w:instrText>
+            </w:r>
+            <w:r>
+              <w:rPr>
+                <w:noProof/>
+              </w:rPr>
+            </w:r>
+            <w:r>
+              <w:rPr>
                 <w:noProof/>
               </w:rPr>
               <w:fldChar w:fldCharType="separate"/>
             </w:r>
             <w:r>
               <w:rPr>
-                <w:rFonts w:ascii="Times New Roman" w:hAnsi="Times New Roman" w:cs="Times New Roman"/>
-                <w:noProof/>
-              </w:rPr>
-              <w:t>17</w:t>
-            </w:r>
-            <w:r>
-              <w:rPr>
-                <w:rFonts w:ascii="Times New Roman" w:hAnsi="Times New Roman" w:cs="Times New Roman"/>
+                <w:noProof/>
+              </w:rPr>
+              <w:t>9</w:t>
+            </w:r>
+            <w:r>
+              <w:rPr>
                 <w:noProof/>
               </w:rPr>
               <w:fldChar w:fldCharType="end"/>
@@ -2542,11 +2565,16 @@
               <w:tab w:val="right" w:leader="dot" w:pos="9350"/>
             </w:tabs>
             <w:rPr>
-              <w:rFonts w:ascii="Times New Roman" w:hAnsi="Times New Roman" w:cs="Times New Roman"/>
+              <w:rFonts w:asciiTheme="minorHAnsi" w:eastAsiaTheme="minorEastAsia" w:hAnsiTheme="minorHAnsi" w:cstheme="minorBidi"/>
               <w:noProof/>
+              <w:color w:val="auto"/>
+              <w:kern w:val="2"/>
+              <w:sz w:val="24"/>
+              <w:szCs w:val="24"/>
+              <w14:ligatures w14:val="standardContextual"/>
             </w:rPr>
           </w:pPr>
-          <w:hyperlink w:anchor="_Toc239770222" w:history="1">
+          <w:hyperlink w:anchor="_Toc241185762" w:history="1">
             <w:r>
               <w:rPr>
                 <w:rStyle w:val="Hyperlink"/>
@@ -2557,48 +2585,41 @@
             </w:r>
             <w:r>
               <w:rPr>
-                <w:rFonts w:ascii="Times New Roman" w:hAnsi="Times New Roman" w:cs="Times New Roman"/>
                 <w:noProof/>
               </w:rPr>
               <w:tab/>
             </w:r>
             <w:r>
               <w:rPr>
-                <w:rFonts w:ascii="Times New Roman" w:hAnsi="Times New Roman" w:cs="Times New Roman"/>
                 <w:noProof/>
               </w:rPr>
               <w:fldChar w:fldCharType="begin"/>
             </w:r>
             <w:r>
               <w:rPr>
-                <w:rFonts w:ascii="Times New Roman" w:hAnsi="Times New Roman" w:cs="Times New Roman"/>
-                <w:noProof/>
-              </w:rPr>
-              <w:instrText xml:space="preserve"> PAGEREF _Toc239770222 \h </w:instrText>
-            </w:r>
-            <w:r>
-              <w:rPr>
-                <w:rFonts w:ascii="Times New Roman" w:hAnsi="Times New Roman" w:cs="Times New Roman"/>
-                <w:noProof/>
-              </w:rPr>
-            </w:r>
-            <w:r>
-              <w:rPr>
-                <w:rFonts w:ascii="Times New Roman" w:hAnsi="Times New Roman" w:cs="Times New Roman"/>
+                <w:noProof/>
+              </w:rPr>
+              <w:instrText xml:space="preserve"> PAGEREF _Toc241185762 \h </w:instrText>
+            </w:r>
+            <w:r>
+              <w:rPr>
+                <w:noProof/>
+              </w:rPr>
+            </w:r>
+            <w:r>
+              <w:rPr>
                 <w:noProof/>
               </w:rPr>
               <w:fldChar w:fldCharType="separate"/>
             </w:r>
             <w:r>
               <w:rPr>
-                <w:rFonts w:ascii="Times New Roman" w:hAnsi="Times New Roman" w:cs="Times New Roman"/>
-                <w:noProof/>
-              </w:rPr>
-              <w:t>17</w:t>
-            </w:r>
-            <w:r>
-              <w:rPr>
-                <w:rFonts w:ascii="Times New Roman" w:hAnsi="Times New Roman" w:cs="Times New Roman"/>
+                <w:noProof/>
+              </w:rPr>
+              <w:t>9</w:t>
+            </w:r>
+            <w:r>
+              <w:rPr>
                 <w:noProof/>
               </w:rPr>
               <w:fldChar w:fldCharType="end"/>
@@ -2612,11 +2633,16 @@
               <w:tab w:val="right" w:leader="dot" w:pos="9350"/>
             </w:tabs>
             <w:rPr>
-              <w:rFonts w:ascii="Times New Roman" w:hAnsi="Times New Roman" w:cs="Times New Roman"/>
+              <w:rFonts w:asciiTheme="minorHAnsi" w:eastAsiaTheme="minorEastAsia" w:hAnsiTheme="minorHAnsi" w:cstheme="minorBidi"/>
               <w:noProof/>
+              <w:color w:val="auto"/>
+              <w:kern w:val="2"/>
+              <w:sz w:val="24"/>
+              <w:szCs w:val="24"/>
+              <w14:ligatures w14:val="standardContextual"/>
             </w:rPr>
           </w:pPr>
-          <w:hyperlink w:anchor="_Toc239770223" w:history="1">
+          <w:hyperlink w:anchor="_Toc241185763" w:history="1">
             <w:r>
               <w:rPr>
                 <w:rStyle w:val="Hyperlink"/>
@@ -2627,48 +2653,41 @@
             </w:r>
             <w:r>
               <w:rPr>
-                <w:rFonts w:ascii="Times New Roman" w:hAnsi="Times New Roman" w:cs="Times New Roman"/>
                 <w:noProof/>
               </w:rPr>
               <w:tab/>
             </w:r>
             <w:r>
               <w:rPr>
-                <w:rFonts w:ascii="Times New Roman" w:hAnsi="Times New Roman" w:cs="Times New Roman"/>
                 <w:noProof/>
               </w:rPr>
               <w:fldChar w:fldCharType="begin"/>
             </w:r>
             <w:r>
               <w:rPr>
-                <w:rFonts w:ascii="Times New Roman" w:hAnsi="Times New Roman" w:cs="Times New Roman"/>
-                <w:noProof/>
-              </w:rPr>
-              <w:instrText xml:space="preserve"> PAGEREF _Toc239770223 \h </w:instrText>
-            </w:r>
-            <w:r>
-              <w:rPr>
-                <w:rFonts w:ascii="Times New Roman" w:hAnsi="Times New Roman" w:cs="Times New Roman"/>
-                <w:noProof/>
-              </w:rPr>
-            </w:r>
-            <w:r>
-              <w:rPr>
-                <w:rFonts w:ascii="Times New Roman" w:hAnsi="Times New Roman" w:cs="Times New Roman"/>
+                <w:noProof/>
+              </w:rPr>
+              <w:instrText xml:space="preserve"> PAGEREF _Toc241185763 \h </w:instrText>
+            </w:r>
+            <w:r>
+              <w:rPr>
+                <w:noProof/>
+              </w:rPr>
+            </w:r>
+            <w:r>
+              <w:rPr>
                 <w:noProof/>
               </w:rPr>
               <w:fldChar w:fldCharType="separate"/>
             </w:r>
             <w:r>
               <w:rPr>
-                <w:rFonts w:ascii="Times New Roman" w:hAnsi="Times New Roman" w:cs="Times New Roman"/>
-                <w:noProof/>
-              </w:rPr>
-              <w:t>17</w:t>
-            </w:r>
-            <w:r>
-              <w:rPr>
-                <w:rFonts w:ascii="Times New Roman" w:hAnsi="Times New Roman" w:cs="Times New Roman"/>
+                <w:noProof/>
+              </w:rPr>
+              <w:t>9</w:t>
+            </w:r>
+            <w:r>
+              <w:rPr>
                 <w:noProof/>
               </w:rPr>
               <w:fldChar w:fldCharType="end"/>
@@ -2682,11 +2701,16 @@
               <w:tab w:val="right" w:leader="dot" w:pos="9350"/>
             </w:tabs>
             <w:rPr>
-              <w:rFonts w:ascii="Times New Roman" w:hAnsi="Times New Roman" w:cs="Times New Roman"/>
+              <w:rFonts w:asciiTheme="minorHAnsi" w:eastAsiaTheme="minorEastAsia" w:hAnsiTheme="minorHAnsi" w:cstheme="minorBidi"/>
               <w:noProof/>
+              <w:color w:val="auto"/>
+              <w:kern w:val="2"/>
+              <w:sz w:val="24"/>
+              <w:szCs w:val="24"/>
+              <w14:ligatures w14:val="standardContextual"/>
             </w:rPr>
           </w:pPr>
-          <w:hyperlink w:anchor="_Toc239770224" w:history="1">
+          <w:hyperlink w:anchor="_Toc241185764" w:history="1">
             <w:r>
               <w:rPr>
                 <w:rStyle w:val="Hyperlink"/>
@@ -2697,48 +2721,245 @@
             </w:r>
             <w:r>
               <w:rPr>
-                <w:rFonts w:ascii="Times New Roman" w:hAnsi="Times New Roman" w:cs="Times New Roman"/>
                 <w:noProof/>
               </w:rPr>
               <w:tab/>
             </w:r>
             <w:r>
               <w:rPr>
-                <w:rFonts w:ascii="Times New Roman" w:hAnsi="Times New Roman" w:cs="Times New Roman"/>
                 <w:noProof/>
               </w:rPr>
               <w:fldChar w:fldCharType="begin"/>
             </w:r>
             <w:r>
               <w:rPr>
-                <w:rFonts w:ascii="Times New Roman" w:hAnsi="Times New Roman" w:cs="Times New Roman"/>
-                <w:noProof/>
-              </w:rPr>
-              <w:instrText xml:space="preserve"> PAGEREF _Toc239770224 \h </w:instrText>
-            </w:r>
-            <w:r>
-              <w:rPr>
-                <w:rFonts w:ascii="Times New Roman" w:hAnsi="Times New Roman" w:cs="Times New Roman"/>
-                <w:noProof/>
-              </w:rPr>
-            </w:r>
-            <w:r>
-              <w:rPr>
-                <w:rFonts w:ascii="Times New Roman" w:hAnsi="Times New Roman" w:cs="Times New Roman"/>
+                <w:noProof/>
+              </w:rPr>
+              <w:instrText xml:space="preserve"> PAGEREF _Toc241185764 \h </w:instrText>
+            </w:r>
+            <w:r>
+              <w:rPr>
+                <w:noProof/>
+              </w:rPr>
+            </w:r>
+            <w:r>
+              <w:rPr>
                 <w:noProof/>
               </w:rPr>
               <w:fldChar w:fldCharType="separate"/>
             </w:r>
             <w:r>
               <w:rPr>
-                <w:rFonts w:ascii="Times New Roman" w:hAnsi="Times New Roman" w:cs="Times New Roman"/>
-                <w:noProof/>
-              </w:rPr>
-              <w:t>18</w:t>
-            </w:r>
-            <w:r>
-              <w:rPr>
-                <w:rFonts w:ascii="Times New Roman" w:hAnsi="Times New Roman" w:cs="Times New Roman"/>
+                <w:noProof/>
+              </w:rPr>
+              <w:t>9</w:t>
+            </w:r>
+            <w:r>
+              <w:rPr>
+                <w:noProof/>
+              </w:rPr>
+              <w:fldChar w:fldCharType="end"/>
+            </w:r>
+          </w:hyperlink>
+        </w:p>
+        <w:p>
+          <w:pPr>
+            <w:pStyle w:val="TOC2"/>
+            <w:tabs>
+              <w:tab w:val="right" w:leader="dot" w:pos="9350"/>
+            </w:tabs>
+            <w:rPr>
+              <w:rFonts w:asciiTheme="minorHAnsi" w:eastAsiaTheme="minorEastAsia" w:hAnsiTheme="minorHAnsi" w:cstheme="minorBidi"/>
+              <w:noProof/>
+              <w:color w:val="auto"/>
+              <w:kern w:val="2"/>
+              <w:sz w:val="24"/>
+              <w:szCs w:val="24"/>
+              <w14:ligatures w14:val="standardContextual"/>
+            </w:rPr>
+          </w:pPr>
+          <w:hyperlink w:anchor="_Toc241185765" w:history="1">
+            <w:r>
+              <w:rPr>
+                <w:rStyle w:val="Hyperlink"/>
+                <w:rFonts w:ascii="Times New Roman" w:hAnsi="Times New Roman" w:cs="Times New Roman"/>
+                <w:noProof/>
+              </w:rPr>
+              <w:t>6.1 Work Breakdown Structure</w:t>
+            </w:r>
+            <w:r>
+              <w:rPr>
+                <w:noProof/>
+              </w:rPr>
+              <w:tab/>
+            </w:r>
+            <w:r>
+              <w:rPr>
+                <w:noProof/>
+              </w:rPr>
+              <w:fldChar w:fldCharType="begin"/>
+            </w:r>
+            <w:r>
+              <w:rPr>
+                <w:noProof/>
+              </w:rPr>
+              <w:instrText xml:space="preserve"> PAGEREF _Toc241185765 \h </w:instrText>
+            </w:r>
+            <w:r>
+              <w:rPr>
+                <w:noProof/>
+              </w:rPr>
+            </w:r>
+            <w:r>
+              <w:rPr>
+                <w:noProof/>
+              </w:rPr>
+              <w:fldChar w:fldCharType="separate"/>
+            </w:r>
+            <w:r>
+              <w:rPr>
+                <w:noProof/>
+              </w:rPr>
+              <w:t>10</w:t>
+            </w:r>
+            <w:r>
+              <w:rPr>
+                <w:noProof/>
+              </w:rPr>
+              <w:fldChar w:fldCharType="end"/>
+            </w:r>
+          </w:hyperlink>
+        </w:p>
+        <w:p>
+          <w:pPr>
+            <w:pStyle w:val="TOC2"/>
+            <w:tabs>
+              <w:tab w:val="right" w:leader="dot" w:pos="9350"/>
+            </w:tabs>
+            <w:rPr>
+              <w:rFonts w:asciiTheme="minorHAnsi" w:eastAsiaTheme="minorEastAsia" w:hAnsiTheme="minorHAnsi" w:cstheme="minorBidi"/>
+              <w:noProof/>
+              <w:color w:val="auto"/>
+              <w:kern w:val="2"/>
+              <w:sz w:val="24"/>
+              <w:szCs w:val="24"/>
+              <w14:ligatures w14:val="standardContextual"/>
+            </w:rPr>
+          </w:pPr>
+          <w:hyperlink w:anchor="_Toc241185766" w:history="1">
+            <w:r>
+              <w:rPr>
+                <w:rStyle w:val="Hyperlink"/>
+                <w:rFonts w:ascii="Times New Roman" w:hAnsi="Times New Roman" w:cs="Times New Roman"/>
+                <w:noProof/>
+              </w:rPr>
+              <w:t>6.2 Estimation Basis</w:t>
+            </w:r>
+            <w:r>
+              <w:rPr>
+                <w:noProof/>
+              </w:rPr>
+              <w:tab/>
+            </w:r>
+            <w:r>
+              <w:rPr>
+                <w:noProof/>
+              </w:rPr>
+              <w:fldChar w:fldCharType="begin"/>
+            </w:r>
+            <w:r>
+              <w:rPr>
+                <w:noProof/>
+              </w:rPr>
+              <w:instrText xml:space="preserve"> PAGEREF _Toc241185766 \h </w:instrText>
+            </w:r>
+            <w:r>
+              <w:rPr>
+                <w:noProof/>
+              </w:rPr>
+            </w:r>
+            <w:r>
+              <w:rPr>
+                <w:noProof/>
+              </w:rPr>
+              <w:fldChar w:fldCharType="separate"/>
+            </w:r>
+            <w:r>
+              <w:rPr>
+                <w:noProof/>
+              </w:rPr>
+              <w:t>11</w:t>
+            </w:r>
+            <w:r>
+              <w:rPr>
+                <w:noProof/>
+              </w:rPr>
+              <w:fldChar w:fldCharType="end"/>
+            </w:r>
+          </w:hyperlink>
+        </w:p>
+        <w:p>
+          <w:pPr>
+            <w:pStyle w:val="TOC2"/>
+            <w:tabs>
+              <w:tab w:val="right" w:leader="dot" w:pos="9350"/>
+            </w:tabs>
+            <w:rPr>
+              <w:rFonts w:asciiTheme="minorHAnsi" w:eastAsiaTheme="minorEastAsia" w:hAnsiTheme="minorHAnsi" w:cstheme="minorBidi"/>
+              <w:noProof/>
+              <w:color w:val="auto"/>
+              <w:kern w:val="2"/>
+              <w:sz w:val="24"/>
+              <w:szCs w:val="24"/>
+              <w14:ligatures w14:val="standardContextual"/>
+            </w:rPr>
+          </w:pPr>
+          <w:hyperlink w:anchor="_Toc241185767" w:history="1">
+            <w:r>
+              <w:rPr>
+                <w:rStyle w:val="Hyperlink"/>
+                <w:rFonts w:ascii="Times New Roman" w:hAnsi="Times New Roman" w:cs="Times New Roman"/>
+                <w:noProof/>
+              </w:rPr>
+              <w:t>6.3 Project Timeline</w:t>
+            </w:r>
+            <w:r>
+              <w:rPr>
+                <w:noProof/>
+              </w:rPr>
+              <w:tab/>
+            </w:r>
+            <w:r>
+              <w:rPr>
+                <w:noProof/>
+              </w:rPr>
+              <w:fldChar w:fldCharType="begin"/>
+            </w:r>
+            <w:r>
+              <w:rPr>
+                <w:noProof/>
+              </w:rPr>
+              <w:instrText xml:space="preserve"> PAGEREF _Toc241185767 \h </w:instrText>
+            </w:r>
+            <w:r>
+              <w:rPr>
+                <w:noProof/>
+              </w:rPr>
+            </w:r>
+            <w:r>
+              <w:rPr>
+                <w:noProof/>
+              </w:rPr>
+              <w:fldChar w:fldCharType="separate"/>
+            </w:r>
+            <w:r>
+              <w:rPr>
+                <w:noProof/>
+              </w:rPr>
+              <w:t>11</w:t>
+            </w:r>
+            <w:r>
+              <w:rPr>
                 <w:noProof/>
               </w:rPr>
               <w:fldChar w:fldCharType="end"/>
@@ -2752,63 +2973,61 @@
               <w:tab w:val="right" w:leader="dot" w:pos="9350"/>
             </w:tabs>
             <w:rPr>
-              <w:rFonts w:ascii="Times New Roman" w:hAnsi="Times New Roman" w:cs="Times New Roman"/>
+              <w:rFonts w:asciiTheme="minorHAnsi" w:eastAsiaTheme="minorEastAsia" w:hAnsiTheme="minorHAnsi" w:cstheme="minorBidi"/>
               <w:noProof/>
+              <w:color w:val="auto"/>
+              <w:kern w:val="2"/>
+              <w:sz w:val="24"/>
+              <w:szCs w:val="24"/>
+              <w14:ligatures w14:val="standardContextual"/>
             </w:rPr>
           </w:pPr>
-          <w:hyperlink w:anchor="_Toc239770225" w:history="1">
+          <w:hyperlink w:anchor="_Toc241185768" w:history="1">
             <w:r>
               <w:rPr>
                 <w:rStyle w:val="Hyperlink"/>
                 <w:rFonts w:ascii="Times New Roman" w:hAnsi="Times New Roman" w:cs="Times New Roman"/>
                 <w:noProof/>
               </w:rPr>
-              <w:t>7. Budget</w:t>
-            </w:r>
-            <w:r>
-              <w:rPr>
-                <w:rFonts w:ascii="Times New Roman" w:hAnsi="Times New Roman" w:cs="Times New Roman"/>
+              <w:t>6.4 Product Backlog</w:t>
+            </w:r>
+            <w:r>
+              <w:rPr>
                 <w:noProof/>
               </w:rPr>
               <w:tab/>
             </w:r>
             <w:r>
               <w:rPr>
-                <w:rFonts w:ascii="Times New Roman" w:hAnsi="Times New Roman" w:cs="Times New Roman"/>
                 <w:noProof/>
               </w:rPr>
               <w:fldChar w:fldCharType="begin"/>
             </w:r>
             <w:r>
               <w:rPr>
-                <w:rFonts w:ascii="Times New Roman" w:hAnsi="Times New Roman" w:cs="Times New Roman"/>
-                <w:noProof/>
-              </w:rPr>
-              <w:instrText xml:space="preserve"> PAGEREF _Toc239770225 \h </w:instrText>
-            </w:r>
-            <w:r>
-              <w:rPr>
-                <w:rFonts w:ascii="Times New Roman" w:hAnsi="Times New Roman" w:cs="Times New Roman"/>
-                <w:noProof/>
-              </w:rPr>
-            </w:r>
-            <w:r>
-              <w:rPr>
-                <w:rFonts w:ascii="Times New Roman" w:hAnsi="Times New Roman" w:cs="Times New Roman"/>
+                <w:noProof/>
+              </w:rPr>
+              <w:instrText xml:space="preserve"> PAGEREF _Toc241185768 \h </w:instrText>
+            </w:r>
+            <w:r>
+              <w:rPr>
+                <w:noProof/>
+              </w:rPr>
+            </w:r>
+            <w:r>
+              <w:rPr>
                 <w:noProof/>
               </w:rPr>
               <w:fldChar w:fldCharType="separate"/>
             </w:r>
             <w:r>
               <w:rPr>
-                <w:rFonts w:ascii="Times New Roman" w:hAnsi="Times New Roman" w:cs="Times New Roman"/>
-                <w:noProof/>
-              </w:rPr>
-              <w:t>18</w:t>
-            </w:r>
-            <w:r>
-              <w:rPr>
-                <w:rFonts w:ascii="Times New Roman" w:hAnsi="Times New Roman" w:cs="Times New Roman"/>
+                <w:noProof/>
+              </w:rPr>
+              <w:t>14</w:t>
+            </w:r>
+            <w:r>
+              <w:rPr>
                 <w:noProof/>
               </w:rPr>
               <w:fldChar w:fldCharType="end"/>
@@ -2822,63 +3041,61 @@
               <w:tab w:val="right" w:leader="dot" w:pos="9350"/>
             </w:tabs>
             <w:rPr>
-              <w:rFonts w:ascii="Times New Roman" w:hAnsi="Times New Roman" w:cs="Times New Roman"/>
+              <w:rFonts w:asciiTheme="minorHAnsi" w:eastAsiaTheme="minorEastAsia" w:hAnsiTheme="minorHAnsi" w:cstheme="minorBidi"/>
               <w:noProof/>
+              <w:color w:val="auto"/>
+              <w:kern w:val="2"/>
+              <w:sz w:val="24"/>
+              <w:szCs w:val="24"/>
+              <w14:ligatures w14:val="standardContextual"/>
             </w:rPr>
           </w:pPr>
-          <w:hyperlink w:anchor="_Toc239770226" w:history="1">
+          <w:hyperlink w:anchor="_Toc241185769" w:history="1">
             <w:r>
               <w:rPr>
                 <w:rStyle w:val="Hyperlink"/>
                 <w:rFonts w:ascii="Times New Roman" w:hAnsi="Times New Roman" w:cs="Times New Roman"/>
                 <w:noProof/>
               </w:rPr>
-              <w:t>8. Risk Management</w:t>
-            </w:r>
-            <w:r>
-              <w:rPr>
-                <w:rFonts w:ascii="Times New Roman" w:hAnsi="Times New Roman" w:cs="Times New Roman"/>
+              <w:t>7. Budget</w:t>
+            </w:r>
+            <w:r>
+              <w:rPr>
                 <w:noProof/>
               </w:rPr>
               <w:tab/>
             </w:r>
             <w:r>
               <w:rPr>
-                <w:rFonts w:ascii="Times New Roman" w:hAnsi="Times New Roman" w:cs="Times New Roman"/>
                 <w:noProof/>
               </w:rPr>
               <w:fldChar w:fldCharType="begin"/>
             </w:r>
             <w:r>
               <w:rPr>
-                <w:rFonts w:ascii="Times New Roman" w:hAnsi="Times New Roman" w:cs="Times New Roman"/>
-                <w:noProof/>
-              </w:rPr>
-              <w:instrText xml:space="preserve"> PAGEREF _Toc239770226 \h </w:instrText>
-            </w:r>
-            <w:r>
-              <w:rPr>
-                <w:rFonts w:ascii="Times New Roman" w:hAnsi="Times New Roman" w:cs="Times New Roman"/>
-                <w:noProof/>
-              </w:rPr>
-            </w:r>
-            <w:r>
-              <w:rPr>
-                <w:rFonts w:ascii="Times New Roman" w:hAnsi="Times New Roman" w:cs="Times New Roman"/>
+                <w:noProof/>
+              </w:rPr>
+              <w:instrText xml:space="preserve"> PAGEREF _Toc241185769 \h </w:instrText>
+            </w:r>
+            <w:r>
+              <w:rPr>
+                <w:noProof/>
+              </w:rPr>
+            </w:r>
+            <w:r>
+              <w:rPr>
                 <w:noProof/>
               </w:rPr>
               <w:fldChar w:fldCharType="separate"/>
             </w:r>
             <w:r>
               <w:rPr>
-                <w:rFonts w:ascii="Times New Roman" w:hAnsi="Times New Roman" w:cs="Times New Roman"/>
-                <w:noProof/>
-              </w:rPr>
-              <w:t>18</w:t>
-            </w:r>
-            <w:r>
-              <w:rPr>
-                <w:rFonts w:ascii="Times New Roman" w:hAnsi="Times New Roman" w:cs="Times New Roman"/>
+                <w:noProof/>
+              </w:rPr>
+              <w:t>15</w:t>
+            </w:r>
+            <w:r>
+              <w:rPr>
                 <w:noProof/>
               </w:rPr>
               <w:fldChar w:fldCharType="end"/>
@@ -2892,63 +3109,61 @@
               <w:tab w:val="right" w:leader="dot" w:pos="9350"/>
             </w:tabs>
             <w:rPr>
-              <w:rFonts w:ascii="Times New Roman" w:hAnsi="Times New Roman" w:cs="Times New Roman"/>
+              <w:rFonts w:asciiTheme="minorHAnsi" w:eastAsiaTheme="minorEastAsia" w:hAnsiTheme="minorHAnsi" w:cstheme="minorBidi"/>
               <w:noProof/>
+              <w:color w:val="auto"/>
+              <w:kern w:val="2"/>
+              <w:sz w:val="24"/>
+              <w:szCs w:val="24"/>
+              <w14:ligatures w14:val="standardContextual"/>
             </w:rPr>
           </w:pPr>
-          <w:hyperlink w:anchor="_Toc239770227" w:history="1">
+          <w:hyperlink w:anchor="_Toc241185770" w:history="1">
             <w:r>
               <w:rPr>
                 <w:rStyle w:val="Hyperlink"/>
                 <w:rFonts w:ascii="Times New Roman" w:hAnsi="Times New Roman" w:cs="Times New Roman"/>
                 <w:noProof/>
               </w:rPr>
-              <w:t>9. Team Structure and Coordination</w:t>
-            </w:r>
-            <w:r>
-              <w:rPr>
-                <w:rFonts w:ascii="Times New Roman" w:hAnsi="Times New Roman" w:cs="Times New Roman"/>
+              <w:t>8. Risk Management</w:t>
+            </w:r>
+            <w:r>
+              <w:rPr>
                 <w:noProof/>
               </w:rPr>
               <w:tab/>
             </w:r>
             <w:r>
               <w:rPr>
-                <w:rFonts w:ascii="Times New Roman" w:hAnsi="Times New Roman" w:cs="Times New Roman"/>
                 <w:noProof/>
               </w:rPr>
               <w:fldChar w:fldCharType="begin"/>
             </w:r>
             <w:r>
               <w:rPr>
-                <w:rFonts w:ascii="Times New Roman" w:hAnsi="Times New Roman" w:cs="Times New Roman"/>
-                <w:noProof/>
-              </w:rPr>
-              <w:instrText xml:space="preserve"> PAGEREF _Toc239770227 \h </w:instrText>
-            </w:r>
-            <w:r>
-              <w:rPr>
-                <w:rFonts w:ascii="Times New Roman" w:hAnsi="Times New Roman" w:cs="Times New Roman"/>
-                <w:noProof/>
-              </w:rPr>
-            </w:r>
-            <w:r>
-              <w:rPr>
-                <w:rFonts w:ascii="Times New Roman" w:hAnsi="Times New Roman" w:cs="Times New Roman"/>
+                <w:noProof/>
+              </w:rPr>
+              <w:instrText xml:space="preserve"> PAGEREF _Toc241185770 \h </w:instrText>
+            </w:r>
+            <w:r>
+              <w:rPr>
+                <w:noProof/>
+              </w:rPr>
+            </w:r>
+            <w:r>
+              <w:rPr>
                 <w:noProof/>
               </w:rPr>
               <w:fldChar w:fldCharType="separate"/>
             </w:r>
             <w:r>
               <w:rPr>
-                <w:rFonts w:ascii="Times New Roman" w:hAnsi="Times New Roman" w:cs="Times New Roman"/>
-                <w:noProof/>
-              </w:rPr>
-              <w:t>18</w:t>
-            </w:r>
-            <w:r>
-              <w:rPr>
-                <w:rFonts w:ascii="Times New Roman" w:hAnsi="Times New Roman" w:cs="Times New Roman"/>
+                <w:noProof/>
+              </w:rPr>
+              <w:t>15</w:t>
+            </w:r>
+            <w:r>
+              <w:rPr>
                 <w:noProof/>
               </w:rPr>
               <w:fldChar w:fldCharType="end"/>
@@ -2962,63 +3177,61 @@
               <w:tab w:val="right" w:leader="dot" w:pos="9350"/>
             </w:tabs>
             <w:rPr>
-              <w:rFonts w:ascii="Times New Roman" w:hAnsi="Times New Roman" w:cs="Times New Roman"/>
+              <w:rFonts w:asciiTheme="minorHAnsi" w:eastAsiaTheme="minorEastAsia" w:hAnsiTheme="minorHAnsi" w:cstheme="minorBidi"/>
               <w:noProof/>
+              <w:color w:val="auto"/>
+              <w:kern w:val="2"/>
+              <w:sz w:val="24"/>
+              <w:szCs w:val="24"/>
+              <w14:ligatures w14:val="standardContextual"/>
             </w:rPr>
           </w:pPr>
-          <w:hyperlink w:anchor="_Toc239770228" w:history="1">
+          <w:hyperlink w:anchor="_Toc241185771" w:history="1">
             <w:r>
               <w:rPr>
                 <w:rStyle w:val="Hyperlink"/>
                 <w:rFonts w:ascii="Times New Roman" w:hAnsi="Times New Roman" w:cs="Times New Roman"/>
                 <w:noProof/>
               </w:rPr>
-              <w:t>10. Appendices</w:t>
-            </w:r>
-            <w:r>
-              <w:rPr>
-                <w:rFonts w:ascii="Times New Roman" w:hAnsi="Times New Roman" w:cs="Times New Roman"/>
+              <w:t>9. Team Structure and Coordination</w:t>
+            </w:r>
+            <w:r>
+              <w:rPr>
                 <w:noProof/>
               </w:rPr>
               <w:tab/>
             </w:r>
             <w:r>
               <w:rPr>
-                <w:rFonts w:ascii="Times New Roman" w:hAnsi="Times New Roman" w:cs="Times New Roman"/>
                 <w:noProof/>
               </w:rPr>
               <w:fldChar w:fldCharType="begin"/>
             </w:r>
             <w:r>
               <w:rPr>
-                <w:rFonts w:ascii="Times New Roman" w:hAnsi="Times New Roman" w:cs="Times New Roman"/>
-                <w:noProof/>
-              </w:rPr>
-              <w:instrText xml:space="preserve"> PAGEREF _Toc239770228 \h </w:instrText>
-            </w:r>
-            <w:r>
-              <w:rPr>
-                <w:rFonts w:ascii="Times New Roman" w:hAnsi="Times New Roman" w:cs="Times New Roman"/>
-                <w:noProof/>
-              </w:rPr>
-            </w:r>
-            <w:r>
-              <w:rPr>
-                <w:rFonts w:ascii="Times New Roman" w:hAnsi="Times New Roman" w:cs="Times New Roman"/>
+                <w:noProof/>
+              </w:rPr>
+              <w:instrText xml:space="preserve"> PAGEREF _Toc241185771 \h </w:instrText>
+            </w:r>
+            <w:r>
+              <w:rPr>
+                <w:noProof/>
+              </w:rPr>
+            </w:r>
+            <w:r>
+              <w:rPr>
                 <w:noProof/>
               </w:rPr>
               <w:fldChar w:fldCharType="separate"/>
             </w:r>
             <w:r>
               <w:rPr>
-                <w:rFonts w:ascii="Times New Roman" w:hAnsi="Times New Roman" w:cs="Times New Roman"/>
-                <w:noProof/>
-              </w:rPr>
-              <w:t>18</w:t>
-            </w:r>
-            <w:r>
-              <w:rPr>
-                <w:rFonts w:ascii="Times New Roman" w:hAnsi="Times New Roman" w:cs="Times New Roman"/>
+                <w:noProof/>
+              </w:rPr>
+              <w:t>15</w:t>
+            </w:r>
+            <w:r>
+              <w:rPr>
                 <w:noProof/>
               </w:rPr>
               <w:fldChar w:fldCharType="end"/>
@@ -3032,63 +3245,129 @@
               <w:tab w:val="right" w:leader="dot" w:pos="9350"/>
             </w:tabs>
             <w:rPr>
-              <w:rFonts w:ascii="Times New Roman" w:hAnsi="Times New Roman" w:cs="Times New Roman"/>
+              <w:rFonts w:asciiTheme="minorHAnsi" w:eastAsiaTheme="minorEastAsia" w:hAnsiTheme="minorHAnsi" w:cstheme="minorBidi"/>
               <w:noProof/>
+              <w:color w:val="auto"/>
+              <w:kern w:val="2"/>
+              <w:sz w:val="24"/>
+              <w:szCs w:val="24"/>
+              <w14:ligatures w14:val="standardContextual"/>
             </w:rPr>
           </w:pPr>
-          <w:hyperlink w:anchor="_Toc239770229" w:history="1">
+          <w:hyperlink w:anchor="_Toc241185772" w:history="1">
             <w:r>
               <w:rPr>
                 <w:rStyle w:val="Hyperlink"/>
                 <w:rFonts w:ascii="Times New Roman" w:hAnsi="Times New Roman" w:cs="Times New Roman"/>
                 <w:noProof/>
               </w:rPr>
+              <w:t>10. Appendices</w:t>
+            </w:r>
+            <w:r>
+              <w:rPr>
+                <w:noProof/>
+              </w:rPr>
+              <w:tab/>
+            </w:r>
+            <w:r>
+              <w:rPr>
+                <w:noProof/>
+              </w:rPr>
+              <w:fldChar w:fldCharType="begin"/>
+            </w:r>
+            <w:r>
+              <w:rPr>
+                <w:noProof/>
+              </w:rPr>
+              <w:instrText xml:space="preserve"> PAGEREF _Toc241185772 \h </w:instrText>
+            </w:r>
+            <w:r>
+              <w:rPr>
+                <w:noProof/>
+              </w:rPr>
+            </w:r>
+            <w:r>
+              <w:rPr>
+                <w:noProof/>
+              </w:rPr>
+              <w:fldChar w:fldCharType="separate"/>
+            </w:r>
+            <w:r>
+              <w:rPr>
+                <w:noProof/>
+              </w:rPr>
+              <w:t>15</w:t>
+            </w:r>
+            <w:r>
+              <w:rPr>
+                <w:noProof/>
+              </w:rPr>
+              <w:fldChar w:fldCharType="end"/>
+            </w:r>
+          </w:hyperlink>
+        </w:p>
+        <w:p>
+          <w:pPr>
+            <w:pStyle w:val="TOC1"/>
+            <w:tabs>
+              <w:tab w:val="right" w:leader="dot" w:pos="9350"/>
+            </w:tabs>
+            <w:rPr>
+              <w:rFonts w:asciiTheme="minorHAnsi" w:eastAsiaTheme="minorEastAsia" w:hAnsiTheme="minorHAnsi" w:cstheme="minorBidi"/>
+              <w:noProof/>
+              <w:color w:val="auto"/>
+              <w:kern w:val="2"/>
+              <w:sz w:val="24"/>
+              <w:szCs w:val="24"/>
+              <w14:ligatures w14:val="standardContextual"/>
+            </w:rPr>
+          </w:pPr>
+          <w:hyperlink w:anchor="_Toc241185773" w:history="1">
+            <w:r>
+              <w:rPr>
+                <w:rStyle w:val="Hyperlink"/>
+                <w:rFonts w:ascii="Times New Roman" w:hAnsi="Times New Roman" w:cs="Times New Roman"/>
+                <w:noProof/>
+              </w:rPr>
               <w:t>11. References</w:t>
             </w:r>
             <w:r>
               <w:rPr>
-                <w:rFonts w:ascii="Times New Roman" w:hAnsi="Times New Roman" w:cs="Times New Roman"/>
                 <w:noProof/>
               </w:rPr>
               <w:tab/>
             </w:r>
             <w:r>
               <w:rPr>
-                <w:rFonts w:ascii="Times New Roman" w:hAnsi="Times New Roman" w:cs="Times New Roman"/>
                 <w:noProof/>
               </w:rPr>
               <w:fldChar w:fldCharType="begin"/>
             </w:r>
             <w:r>
               <w:rPr>
-                <w:rFonts w:ascii="Times New Roman" w:hAnsi="Times New Roman" w:cs="Times New Roman"/>
-                <w:noProof/>
-              </w:rPr>
-              <w:instrText xml:space="preserve"> PAGEREF _Toc239770229 \h </w:instrText>
-            </w:r>
-            <w:r>
-              <w:rPr>
-                <w:rFonts w:ascii="Times New Roman" w:hAnsi="Times New Roman" w:cs="Times New Roman"/>
-                <w:noProof/>
-              </w:rPr>
-            </w:r>
-            <w:r>
-              <w:rPr>
-                <w:rFonts w:ascii="Times New Roman" w:hAnsi="Times New Roman" w:cs="Times New Roman"/>
+                <w:noProof/>
+              </w:rPr>
+              <w:instrText xml:space="preserve"> PAGEREF _Toc241185773 \h </w:instrText>
+            </w:r>
+            <w:r>
+              <w:rPr>
+                <w:noProof/>
+              </w:rPr>
+            </w:r>
+            <w:r>
+              <w:rPr>
                 <w:noProof/>
               </w:rPr>
               <w:fldChar w:fldCharType="separate"/>
             </w:r>
             <w:r>
               <w:rPr>
-                <w:rFonts w:ascii="Times New Roman" w:hAnsi="Times New Roman" w:cs="Times New Roman"/>
-                <w:noProof/>
-              </w:rPr>
-              <w:t>19</w:t>
-            </w:r>
-            <w:r>
-              <w:rPr>
-                <w:rFonts w:ascii="Times New Roman" w:hAnsi="Times New Roman" w:cs="Times New Roman"/>
+                <w:noProof/>
+              </w:rPr>
+              <w:t>15</w:t>
+            </w:r>
+            <w:r>
+              <w:rPr>
                 <w:noProof/>
               </w:rPr>
               <w:fldChar w:fldCharType="end"/>
@@ -3112,24 +3391,16 @@
     </w:sdt>
     <w:p>
       <w:pPr>
-        <w:rPr>
-          <w:rFonts w:ascii="Times New Roman" w:hAnsi="Times New Roman" w:cs="Times New Roman"/>
-        </w:rPr>
-      </w:pPr>
-    </w:p>
-    <w:p>
-      <w:pPr>
         <w:pStyle w:val="Heading1"/>
         <w:rPr>
           <w:rFonts w:ascii="Times New Roman" w:hAnsi="Times New Roman" w:cs="Times New Roman"/>
         </w:rPr>
       </w:pPr>
-      <w:bookmarkStart w:id="2" w:name="_Toc239770199"/>
-      <w:r>
-        <w:rPr>
-          <w:rFonts w:ascii="Times New Roman" w:hAnsi="Times New Roman" w:cs="Times New Roman"/>
-        </w:rPr>
-        <w:lastRenderedPageBreak/>
+      <w:bookmarkStart w:id="2" w:name="_Toc241185739"/>
+      <w:r>
+        <w:rPr>
+          <w:rFonts w:ascii="Times New Roman" w:hAnsi="Times New Roman" w:cs="Times New Roman"/>
+        </w:rPr>
         <w:t>1. Introduction</w:t>
       </w:r>
       <w:bookmarkEnd w:id="2"/>
@@ -3141,7 +3412,7 @@
           <w:rFonts w:ascii="Times New Roman" w:hAnsi="Times New Roman" w:cs="Times New Roman"/>
         </w:rPr>
       </w:pPr>
-      <w:bookmarkStart w:id="3" w:name="_Toc239770200"/>
+      <w:bookmarkStart w:id="3" w:name="_Toc241185740"/>
       <w:r>
         <w:rPr>
           <w:rFonts w:ascii="Times New Roman" w:hAnsi="Times New Roman" w:cs="Times New Roman"/>
@@ -3161,7 +3432,35 @@
         <w:rPr>
           <w:rFonts w:ascii="Times New Roman" w:hAnsi="Times New Roman" w:cs="Times New Roman"/>
         </w:rPr>
-        <w:t>This document defines the vision, scope, requirements, and project management plan for the Smart Parking Platform, a system that helps drivers locate, reserve, and pay for parking spaces in parking garages in real time. It is a living document. New sections are added each week and existing sections are refined until the project is complete at the end of the semester.</w:t>
+        <w:t xml:space="preserve">This document defines the vision, scope, requirements, and project management plan for the Smart Parking Platform, a system that helps drivers locate, reserve, and pay for parking spaces in parking garages in real time. It is a living document. New sections are added each </w:t>
+      </w:r>
+      <w:proofErr w:type="gramStart"/>
+      <w:r>
+        <w:rPr>
+          <w:rFonts w:ascii="Times New Roman" w:hAnsi="Times New Roman" w:cs="Times New Roman"/>
+        </w:rPr>
+        <w:t>week</w:t>
+      </w:r>
+      <w:proofErr w:type="gramEnd"/>
+      <w:r>
+        <w:rPr>
+          <w:rFonts w:ascii="Times New Roman" w:hAnsi="Times New Roman" w:cs="Times New Roman"/>
+        </w:rPr>
+        <w:t xml:space="preserve"> and existing sections are refined until the project is </w:t>
+      </w:r>
+      <w:proofErr w:type="gramStart"/>
+      <w:r>
+        <w:rPr>
+          <w:rFonts w:ascii="Times New Roman" w:hAnsi="Times New Roman" w:cs="Times New Roman"/>
+        </w:rPr>
+        <w:t>complete</w:t>
+      </w:r>
+      <w:proofErr w:type="gramEnd"/>
+      <w:r>
+        <w:rPr>
+          <w:rFonts w:ascii="Times New Roman" w:hAnsi="Times New Roman" w:cs="Times New Roman"/>
+        </w:rPr>
+        <w:t xml:space="preserve"> at the end of the semester.</w:t>
       </w:r>
     </w:p>
     <w:p>
@@ -3171,7 +3470,7 @@
           <w:rFonts w:ascii="Times New Roman" w:hAnsi="Times New Roman" w:cs="Times New Roman"/>
         </w:rPr>
       </w:pPr>
-      <w:bookmarkStart w:id="4" w:name="_Toc239770201"/>
+      <w:bookmarkStart w:id="4" w:name="_Toc241185741"/>
       <w:r>
         <w:rPr>
           <w:rFonts w:ascii="Times New Roman" w:hAnsi="Times New Roman" w:cs="Times New Roman"/>
@@ -3191,7 +3490,49 @@
         <w:rPr>
           <w:rFonts w:ascii="Times New Roman" w:hAnsi="Times New Roman" w:cs="Times New Roman"/>
         </w:rPr>
-        <w:t>This document is written for the stakeholders of the project including drivers and vehicle owners, parking facility operators, city transportation departments, system administrators, finance and billing personnel, and the development teams at $oftware ¢orp. Business sections are written for a non technical audience</w:t>
+        <w:t>This document is written for the stakeholders of the project including drivers and vehicle owners, parking facility operators, city transportation departments, system administrators, finance and billing personnel, and the development teams at $</w:t>
+      </w:r>
+      <w:proofErr w:type="spellStart"/>
+      <w:r>
+        <w:rPr>
+          <w:rFonts w:ascii="Times New Roman" w:hAnsi="Times New Roman" w:cs="Times New Roman"/>
+        </w:rPr>
+        <w:t>oftware</w:t>
+      </w:r>
+      <w:proofErr w:type="spellEnd"/>
+      <w:r>
+        <w:rPr>
+          <w:rFonts w:ascii="Times New Roman" w:hAnsi="Times New Roman" w:cs="Times New Roman"/>
+        </w:rPr>
+        <w:t xml:space="preserve"> ¢</w:t>
+      </w:r>
+      <w:proofErr w:type="spellStart"/>
+      <w:r>
+        <w:rPr>
+          <w:rFonts w:ascii="Times New Roman" w:hAnsi="Times New Roman" w:cs="Times New Roman"/>
+        </w:rPr>
+        <w:t>orp</w:t>
+      </w:r>
+      <w:proofErr w:type="spellEnd"/>
+      <w:r>
+        <w:rPr>
+          <w:rFonts w:ascii="Times New Roman" w:hAnsi="Times New Roman" w:cs="Times New Roman"/>
+        </w:rPr>
+        <w:t xml:space="preserve">. Business sections are written for a </w:t>
+      </w:r>
+      <w:proofErr w:type="gramStart"/>
+      <w:r>
+        <w:rPr>
+          <w:rFonts w:ascii="Times New Roman" w:hAnsi="Times New Roman" w:cs="Times New Roman"/>
+        </w:rPr>
+        <w:t>non technical</w:t>
+      </w:r>
+      <w:proofErr w:type="gramEnd"/>
+      <w:r>
+        <w:rPr>
+          <w:rFonts w:ascii="Times New Roman" w:hAnsi="Times New Roman" w:cs="Times New Roman"/>
+        </w:rPr>
+        <w:t xml:space="preserve"> audience</w:t>
       </w:r>
       <w:r>
         <w:rPr>
@@ -3213,7 +3554,7 @@
           <w:rFonts w:ascii="Times New Roman" w:hAnsi="Times New Roman" w:cs="Times New Roman"/>
         </w:rPr>
       </w:pPr>
-      <w:bookmarkStart w:id="5" w:name="_Toc239770202"/>
+      <w:bookmarkStart w:id="5" w:name="_Toc241185742"/>
       <w:r>
         <w:rPr>
           <w:rFonts w:ascii="Times New Roman" w:hAnsi="Times New Roman" w:cs="Times New Roman"/>
@@ -3239,7 +3580,21 @@
         <w:rPr>
           <w:rFonts w:ascii="Times New Roman" w:hAnsi="Times New Roman" w:cs="Times New Roman"/>
         </w:rPr>
-        <w:t>Version numbers follow a simple decimal scheme. Draft versions begin at 0.1 and the final submitted version will be 1.0.</w:t>
+        <w:t xml:space="preserve">Version numbers follow a simple decimal scheme. Draft versions begin at </w:t>
+      </w:r>
+      <w:proofErr w:type="gramStart"/>
+      <w:r>
+        <w:rPr>
+          <w:rFonts w:ascii="Times New Roman" w:hAnsi="Times New Roman" w:cs="Times New Roman"/>
+        </w:rPr>
+        <w:t>0.1</w:t>
+      </w:r>
+      <w:proofErr w:type="gramEnd"/>
+      <w:r>
+        <w:rPr>
+          <w:rFonts w:ascii="Times New Roman" w:hAnsi="Times New Roman" w:cs="Times New Roman"/>
+        </w:rPr>
+        <w:t xml:space="preserve"> and the final submitted version will be 1.0.</w:t>
       </w:r>
     </w:p>
     <w:p>
@@ -3322,7 +3677,7 @@
           <w:rFonts w:ascii="Times New Roman" w:hAnsi="Times New Roman" w:cs="Times New Roman"/>
         </w:rPr>
       </w:pPr>
-      <w:bookmarkStart w:id="6" w:name="_Toc239770203"/>
+      <w:bookmarkStart w:id="6" w:name="_Toc241185743"/>
       <w:r>
         <w:rPr>
           <w:rFonts w:ascii="Times New Roman" w:hAnsi="Times New Roman" w:cs="Times New Roman"/>
@@ -3339,7 +3694,7 @@
           <w:rFonts w:ascii="Times New Roman" w:hAnsi="Times New Roman" w:cs="Times New Roman"/>
         </w:rPr>
       </w:pPr>
-      <w:bookmarkStart w:id="7" w:name="_Toc239770204"/>
+      <w:bookmarkStart w:id="7" w:name="_Toc241185744"/>
       <w:r>
         <w:rPr>
           <w:rFonts w:ascii="Times New Roman" w:hAnsi="Times New Roman" w:cs="Times New Roman"/>
@@ -3359,7 +3714,63 @@
         <w:rPr>
           <w:rFonts w:ascii="Times New Roman" w:hAnsi="Times New Roman" w:cs="Times New Roman"/>
         </w:rPr>
-        <w:t>Before defining the scope of the Smart Parking Platform, $oftware ¢orp reviewed the parking applications that drivers already use today. Three products were selected because together they represent the main models in the market: a reservation marketplace for garages, a booking service built around guaranteed spaces, and a session based payment service for on street parking. Each product was reviewed for what it does well, where it falls short, and what that gap means for this project.</w:t>
+        <w:t>Before defining the scope of the Smart Parking Platform, $</w:t>
+      </w:r>
+      <w:proofErr w:type="spellStart"/>
+      <w:r>
+        <w:rPr>
+          <w:rFonts w:ascii="Times New Roman" w:hAnsi="Times New Roman" w:cs="Times New Roman"/>
+        </w:rPr>
+        <w:t>oftware</w:t>
+      </w:r>
+      <w:proofErr w:type="spellEnd"/>
+      <w:r>
+        <w:rPr>
+          <w:rFonts w:ascii="Times New Roman" w:hAnsi="Times New Roman" w:cs="Times New Roman"/>
+        </w:rPr>
+        <w:t xml:space="preserve"> ¢</w:t>
+      </w:r>
+      <w:proofErr w:type="spellStart"/>
+      <w:r>
+        <w:rPr>
+          <w:rFonts w:ascii="Times New Roman" w:hAnsi="Times New Roman" w:cs="Times New Roman"/>
+        </w:rPr>
+        <w:t>orp</w:t>
+      </w:r>
+      <w:proofErr w:type="spellEnd"/>
+      <w:r>
+        <w:rPr>
+          <w:rFonts w:ascii="Times New Roman" w:hAnsi="Times New Roman" w:cs="Times New Roman"/>
+        </w:rPr>
+        <w:t xml:space="preserve"> reviewed the parking applications that drivers already use today. Three products were selected because together they represent the main models in the market: a reservation marketplace for garages, a booking service built around guaranteed spaces, and a </w:t>
+      </w:r>
+      <w:proofErr w:type="gramStart"/>
+      <w:r>
+        <w:rPr>
+          <w:rFonts w:ascii="Times New Roman" w:hAnsi="Times New Roman" w:cs="Times New Roman"/>
+        </w:rPr>
+        <w:t>session based</w:t>
+      </w:r>
+      <w:proofErr w:type="gramEnd"/>
+      <w:r>
+        <w:rPr>
+          <w:rFonts w:ascii="Times New Roman" w:hAnsi="Times New Roman" w:cs="Times New Roman"/>
+        </w:rPr>
+        <w:t xml:space="preserve"> payment service for </w:t>
+      </w:r>
+      <w:proofErr w:type="gramStart"/>
+      <w:r>
+        <w:rPr>
+          <w:rFonts w:ascii="Times New Roman" w:hAnsi="Times New Roman" w:cs="Times New Roman"/>
+        </w:rPr>
+        <w:t>on street</w:t>
+      </w:r>
+      <w:proofErr w:type="gramEnd"/>
+      <w:r>
+        <w:rPr>
+          <w:rFonts w:ascii="Times New Roman" w:hAnsi="Times New Roman" w:cs="Times New Roman"/>
+        </w:rPr>
+        <w:t xml:space="preserve"> parking. Each product was reviewed for what it does well, where it falls short, and what that gap means for this project.</w:t>
       </w:r>
     </w:p>
     <w:p>
@@ -3369,54 +3780,228 @@
           <w:rFonts w:ascii="Times New Roman" w:hAnsi="Times New Roman" w:cs="Times New Roman"/>
         </w:rPr>
       </w:pPr>
-      <w:bookmarkStart w:id="8" w:name="_Toc239770205"/>
-      <w:r>
-        <w:rPr>
-          <w:rFonts w:ascii="Times New Roman" w:hAnsi="Times New Roman" w:cs="Times New Roman"/>
-        </w:rPr>
-        <w:t>2.2 SpotHero</w:t>
+      <w:bookmarkStart w:id="8" w:name="_Toc241185745"/>
+      <w:r>
+        <w:rPr>
+          <w:rFonts w:ascii="Times New Roman" w:hAnsi="Times New Roman" w:cs="Times New Roman"/>
+        </w:rPr>
+        <w:t xml:space="preserve">2.2 </w:t>
+      </w:r>
+      <w:proofErr w:type="spellStart"/>
+      <w:r>
+        <w:rPr>
+          <w:rFonts w:ascii="Times New Roman" w:hAnsi="Times New Roman" w:cs="Times New Roman"/>
+        </w:rPr>
+        <w:t>SpotHero</w:t>
       </w:r>
       <w:bookmarkEnd w:id="8"/>
+      <w:proofErr w:type="spellEnd"/>
+    </w:p>
+    <w:p>
+      <w:proofErr w:type="spellStart"/>
+      <w:r>
+        <w:t>SpotHero</w:t>
+      </w:r>
+      <w:proofErr w:type="spellEnd"/>
+      <w:r>
+        <w:t xml:space="preserve"> is </w:t>
+      </w:r>
+      <w:proofErr w:type="gramStart"/>
+      <w:r>
+        <w:t>the</w:t>
+      </w:r>
+      <w:proofErr w:type="gramEnd"/>
+      <w:r>
+        <w:t xml:space="preserve"> well-known parking reservation app in North America. It helps drivers look at prices near a place they are going </w:t>
+      </w:r>
+      <w:proofErr w:type="gramStart"/>
+      <w:r>
+        <w:t>pay</w:t>
+      </w:r>
+      <w:proofErr w:type="gramEnd"/>
+      <w:r>
+        <w:t xml:space="preserve"> ahead to save a spot and then drive to a garage, lot or valet. It says users can save up to fifty percent compared to what they would pay when they arrive </w:t>
+      </w:r>
+      <w:proofErr w:type="gramStart"/>
+      <w:r>
+        <w:t>covers thousands</w:t>
+      </w:r>
+      <w:proofErr w:type="gramEnd"/>
+      <w:r>
+        <w:t xml:space="preserve"> of places in cities like Houston and </w:t>
+      </w:r>
+      <w:proofErr w:type="gramStart"/>
+      <w:r>
+        <w:t>works</w:t>
+      </w:r>
+      <w:proofErr w:type="gramEnd"/>
+      <w:r>
+        <w:t xml:space="preserve"> with Apple CarPlay so drivers can book without using a phone. It also has business accounts that keep work parking separate from parking and send receipts to accounting systems.</w:t>
+      </w:r>
+    </w:p>
+    <w:p>
+      <w:r>
+        <w:t xml:space="preserve">Where it has problems: the spots a driver can see are the ones an owner has decided to list and sell ahead of </w:t>
+      </w:r>
+      <w:proofErr w:type="gramStart"/>
+      <w:r>
+        <w:t>time</w:t>
+      </w:r>
+      <w:proofErr w:type="gramEnd"/>
+      <w:r>
+        <w:t xml:space="preserve"> so what the app shows is already booked spaces, not what is </w:t>
+      </w:r>
+      <w:proofErr w:type="gramStart"/>
+      <w:r>
+        <w:t>actually available</w:t>
+      </w:r>
+      <w:proofErr w:type="gramEnd"/>
+      <w:r>
+        <w:t>, inside the garage. Prices can change a lot and people who use the parking apps say rates go up a lot during busy times. The app is also mostly made for the driver. Tools that help the person who owns the garage are not a focus.</w:t>
+      </w:r>
     </w:p>
     <w:p>
       <w:pPr>
         <w:pStyle w:val="Heading2"/>
         <w:rPr>
-          <w:rFonts w:ascii="Times New Roman" w:eastAsia="Calibri" w:hAnsi="Times New Roman" w:cs="Times New Roman"/>
-          <w:color w:val="262626"/>
-          <w:sz w:val="22"/>
-          <w:szCs w:val="22"/>
-        </w:rPr>
-      </w:pPr>
-      <w:bookmarkStart w:id="9" w:name="_Toc239770206"/>
-      <w:r>
-        <w:rPr>
-          <w:rFonts w:ascii="Times New Roman" w:eastAsia="Calibri" w:hAnsi="Times New Roman" w:cs="Times New Roman"/>
-          <w:color w:val="262626"/>
-          <w:sz w:val="22"/>
-          <w:szCs w:val="22"/>
-        </w:rPr>
-        <w:t>SpotHero is the well-known parking reservation app in North America. It helps drivers look at prices near a place they are going pay ahead to save a spot and then drive to a garage, lot or valet. It says users can save up to fifty percent compared to what they would pay when they arrive covers thousands of places in cities like Houston and works with Apple CarPlay so drivers can book without using a phone. It also has business accounts that keep work parking separate from parking and send receipts to accounting systems.</w:t>
+          <w:rFonts w:ascii="Times New Roman" w:hAnsi="Times New Roman" w:cs="Times New Roman"/>
+        </w:rPr>
+      </w:pPr>
+      <w:bookmarkStart w:id="9" w:name="_Toc241185746"/>
+      <w:r>
+        <w:rPr>
+          <w:rFonts w:ascii="Times New Roman" w:hAnsi="Times New Roman" w:cs="Times New Roman"/>
+        </w:rPr>
+        <w:t xml:space="preserve">2.3 </w:t>
+      </w:r>
+      <w:proofErr w:type="spellStart"/>
+      <w:r>
+        <w:rPr>
+          <w:rFonts w:ascii="Times New Roman" w:hAnsi="Times New Roman" w:cs="Times New Roman"/>
+        </w:rPr>
+        <w:t>ParkWhiz</w:t>
+      </w:r>
+      <w:bookmarkEnd w:id="9"/>
+      <w:proofErr w:type="spellEnd"/>
+    </w:p>
+    <w:p>
+      <w:pPr>
+        <w:spacing w:after="160" w:line="276" w:lineRule="auto"/>
+        <w:rPr>
+          <w:rFonts w:ascii="Times New Roman" w:hAnsi="Times New Roman" w:cs="Times New Roman"/>
+        </w:rPr>
+      </w:pPr>
+      <w:proofErr w:type="spellStart"/>
+      <w:r>
+        <w:rPr>
+          <w:rFonts w:ascii="Times New Roman" w:hAnsi="Times New Roman" w:cs="Times New Roman"/>
+        </w:rPr>
+        <w:t>ParkWhiz</w:t>
+      </w:r>
+      <w:proofErr w:type="spellEnd"/>
+      <w:r>
+        <w:rPr>
+          <w:rFonts w:ascii="Times New Roman" w:hAnsi="Times New Roman" w:cs="Times New Roman"/>
+        </w:rPr>
+        <w:t xml:space="preserve"> follows a similar marketplace model with an emphasis on fast booking of guaranteed spaces, and it is frequently recommended alongside </w:t>
+      </w:r>
+      <w:proofErr w:type="spellStart"/>
+      <w:r>
+        <w:rPr>
+          <w:rFonts w:ascii="Times New Roman" w:hAnsi="Times New Roman" w:cs="Times New Roman"/>
+        </w:rPr>
+        <w:t>SpotHero</w:t>
+      </w:r>
+      <w:proofErr w:type="spellEnd"/>
+      <w:r>
+        <w:rPr>
+          <w:rFonts w:ascii="Times New Roman" w:hAnsi="Times New Roman" w:cs="Times New Roman"/>
+        </w:rPr>
+        <w:t xml:space="preserve"> for airport and </w:t>
+      </w:r>
+      <w:proofErr w:type="gramStart"/>
+      <w:r>
+        <w:rPr>
+          <w:rFonts w:ascii="Times New Roman" w:hAnsi="Times New Roman" w:cs="Times New Roman"/>
+        </w:rPr>
+        <w:t>event</w:t>
+      </w:r>
+      <w:proofErr w:type="gramEnd"/>
+      <w:r>
+        <w:rPr>
+          <w:rFonts w:ascii="Times New Roman" w:hAnsi="Times New Roman" w:cs="Times New Roman"/>
+        </w:rPr>
+        <w:t xml:space="preserve"> parking. Its strength is speed and certainty. A driver knows before leaving home that a specific space is held for them.</w:t>
+      </w:r>
+    </w:p>
+    <w:p>
+      <w:pPr>
+        <w:spacing w:after="160" w:line="276" w:lineRule="auto"/>
+        <w:rPr>
+          <w:rFonts w:ascii="Times New Roman" w:hAnsi="Times New Roman" w:cs="Times New Roman"/>
+        </w:rPr>
+      </w:pPr>
+      <w:r>
+        <w:rPr>
+          <w:rFonts w:ascii="Times New Roman" w:hAnsi="Times New Roman" w:cs="Times New Roman"/>
+        </w:rPr>
+        <w:t xml:space="preserve">Where it falls short: it draws on much of the same aggregated inventory as its competitors, so coverage varies noticeably by city and by venue. Like </w:t>
+      </w:r>
+      <w:proofErr w:type="spellStart"/>
+      <w:r>
+        <w:rPr>
+          <w:rFonts w:ascii="Times New Roman" w:hAnsi="Times New Roman" w:cs="Times New Roman"/>
+        </w:rPr>
+        <w:t>SpotHero</w:t>
+      </w:r>
+      <w:proofErr w:type="spellEnd"/>
+      <w:r>
+        <w:rPr>
+          <w:rFonts w:ascii="Times New Roman" w:hAnsi="Times New Roman" w:cs="Times New Roman"/>
+        </w:rPr>
+        <w:t>, it confirms that a reservation exists but does not tell a driver how full a garage is at this moment, and it offers little to the operator beyond a channel for selling unsold spaces.</w:t>
       </w:r>
     </w:p>
     <w:p>
       <w:pPr>
         <w:pStyle w:val="Heading2"/>
         <w:rPr>
-          <w:rFonts w:ascii="Times New Roman" w:eastAsia="Calibri" w:hAnsi="Times New Roman" w:cs="Times New Roman"/>
-          <w:color w:val="262626"/>
-          <w:sz w:val="22"/>
-          <w:szCs w:val="22"/>
-        </w:rPr>
-      </w:pPr>
-      <w:r>
-        <w:rPr>
-          <w:rFonts w:ascii="Times New Roman" w:eastAsia="Calibri" w:hAnsi="Times New Roman" w:cs="Times New Roman"/>
-          <w:color w:val="262626"/>
-          <w:sz w:val="22"/>
-          <w:szCs w:val="22"/>
-        </w:rPr>
-        <w:t>Where it has problems: the spots a driver can see are the ones an owner has decided to list and sell ahead of time so what the app shows is already booked spaces, not what is actually available, inside the garage. Prices can change a lot and people who use the parking apps say rates go up a lot during busy times. The app is also mostly made for the driver. Tools that help the person who owns the garage are not a focus.</w:t>
+          <w:rFonts w:ascii="Times New Roman" w:hAnsi="Times New Roman" w:cs="Times New Roman"/>
+        </w:rPr>
+      </w:pPr>
+      <w:bookmarkStart w:id="10" w:name="_Toc241185747"/>
+      <w:r>
+        <w:rPr>
+          <w:rFonts w:ascii="Times New Roman" w:hAnsi="Times New Roman" w:cs="Times New Roman"/>
+        </w:rPr>
+        <w:t>2.4 ParkMobile</w:t>
+      </w:r>
+      <w:bookmarkEnd w:id="10"/>
+    </w:p>
+    <w:p>
+      <w:r>
+        <w:t xml:space="preserve">ParkMobile is the dominant application </w:t>
+      </w:r>
+      <w:proofErr w:type="gramStart"/>
+      <w:r>
+        <w:t>for on</w:t>
+      </w:r>
+      <w:proofErr w:type="gramEnd"/>
+      <w:r>
+        <w:t xml:space="preserve"> street and municipal parking. </w:t>
+      </w:r>
+      <w:proofErr w:type="gramStart"/>
+      <w:r>
+        <w:t>Drivers park</w:t>
+      </w:r>
+      <w:proofErr w:type="gramEnd"/>
+      <w:r>
+        <w:t>, pay for a session from their phone, and extend that session remotely without returning to the meter. It is adopted widely by cities, which gives it very broad reach and strong name recognition among everyday commuters.</w:t>
+      </w:r>
+    </w:p>
+    <w:p>
+      <w:r>
+        <w:t>Where it falls short: it is designed around metered zones rather than garages, so garage reservation is not its core strength. Reviews of these applications describe notifications that arrive after a session has already expired and charges for sessions the driver believed had ended, which points to a reliability problem in the alerting and session tracking layer. Service fees added on top of the parking rate are a common source of complaints.</w:t>
       </w:r>
     </w:p>
     <w:p>
@@ -3426,94 +4011,7 @@
           <w:rFonts w:ascii="Times New Roman" w:hAnsi="Times New Roman" w:cs="Times New Roman"/>
         </w:rPr>
       </w:pPr>
-      <w:r>
-        <w:rPr>
-          <w:rFonts w:ascii="Times New Roman" w:hAnsi="Times New Roman" w:cs="Times New Roman"/>
-        </w:rPr>
-        <w:t>2.3 ParkWhiz</w:t>
-      </w:r>
-      <w:bookmarkEnd w:id="9"/>
-    </w:p>
-    <w:p>
-      <w:pPr>
-        <w:spacing w:after="160" w:line="276" w:lineRule="auto"/>
-        <w:rPr>
-          <w:rFonts w:ascii="Times New Roman" w:hAnsi="Times New Roman" w:cs="Times New Roman"/>
-        </w:rPr>
-      </w:pPr>
-      <w:r>
-        <w:rPr>
-          <w:rFonts w:ascii="Times New Roman" w:hAnsi="Times New Roman" w:cs="Times New Roman"/>
-        </w:rPr>
-        <w:t>ParkWhiz follows a similar marketplace model with an emphasis on fast booking of guaranteed spaces, and it is frequently recommended alongside SpotHero for airport and event parking. Its strength is speed and certainty. A driver knows before leaving home that a specific space is held for them.</w:t>
-      </w:r>
-    </w:p>
-    <w:p>
-      <w:pPr>
-        <w:spacing w:after="160" w:line="276" w:lineRule="auto"/>
-        <w:rPr>
-          <w:rFonts w:ascii="Times New Roman" w:hAnsi="Times New Roman" w:cs="Times New Roman"/>
-        </w:rPr>
-      </w:pPr>
-      <w:r>
-        <w:rPr>
-          <w:rFonts w:ascii="Times New Roman" w:hAnsi="Times New Roman" w:cs="Times New Roman"/>
-        </w:rPr>
-        <w:t>Where it falls short: it draws on much of the same aggregated inventory as its competitors, so coverage varies noticeably by city and by venue. Like SpotHero, it confirms that a reservation exists but does not tell a driver how full a garage is at this moment, and it offers little to the operator beyond a channel for selling unsold spaces.</w:t>
-      </w:r>
-    </w:p>
-    <w:p>
-      <w:pPr>
-        <w:pStyle w:val="Heading2"/>
-        <w:rPr>
-          <w:rFonts w:ascii="Times New Roman" w:hAnsi="Times New Roman" w:cs="Times New Roman"/>
-        </w:rPr>
-      </w:pPr>
-      <w:bookmarkStart w:id="10" w:name="_Toc239770207"/>
-      <w:r>
-        <w:rPr>
-          <w:rFonts w:ascii="Times New Roman" w:hAnsi="Times New Roman" w:cs="Times New Roman"/>
-        </w:rPr>
-        <w:t>2.4 ParkMobile</w:t>
-      </w:r>
-      <w:bookmarkEnd w:id="10"/>
-    </w:p>
-    <w:p>
-      <w:pPr>
-        <w:spacing w:after="160" w:line="276" w:lineRule="auto"/>
-        <w:rPr>
-          <w:rFonts w:ascii="Times New Roman" w:hAnsi="Times New Roman" w:cs="Times New Roman"/>
-        </w:rPr>
-      </w:pPr>
-      <w:r>
-        <w:rPr>
-          <w:rFonts w:ascii="Times New Roman" w:hAnsi="Times New Roman" w:cs="Times New Roman"/>
-        </w:rPr>
-        <w:t>ParkMobile is the dominant application for on street and municipal parking. Drivers park, pay for a session from their phone, and extend that session remotely without returning to the meter. It is adopted widely by cities, which gives it very broad reach and strong name recognition among everyday commuters.</w:t>
-      </w:r>
-    </w:p>
-    <w:p>
-      <w:pPr>
-        <w:spacing w:after="160" w:line="276" w:lineRule="auto"/>
-        <w:rPr>
-          <w:rFonts w:ascii="Times New Roman" w:hAnsi="Times New Roman" w:cs="Times New Roman"/>
-        </w:rPr>
-      </w:pPr>
-      <w:r>
-        <w:rPr>
-          <w:rFonts w:ascii="Times New Roman" w:hAnsi="Times New Roman" w:cs="Times New Roman"/>
-        </w:rPr>
-        <w:t>Where it falls short: it is designed around metered zones rather than garages, so garage reservation is not its core strength. Reviews of these applications describe notifications that arrive after a session has already expired and charges for sessions the driver believed had ended, which points to a reliability problem in the alerting and session tracking layer. Service fees added on top of the parking rate are a common source of complaints.</w:t>
-      </w:r>
-    </w:p>
-    <w:p>
-      <w:pPr>
-        <w:pStyle w:val="Heading2"/>
-        <w:rPr>
-          <w:rFonts w:ascii="Times New Roman" w:hAnsi="Times New Roman" w:cs="Times New Roman"/>
-        </w:rPr>
-      </w:pPr>
-      <w:bookmarkStart w:id="11" w:name="_Toc239770208"/>
+      <w:bookmarkStart w:id="11" w:name="_Toc241185748"/>
       <w:r>
         <w:rPr>
           <w:rFonts w:ascii="Times New Roman" w:hAnsi="Times New Roman" w:cs="Times New Roman"/>
@@ -3599,6 +4097,7 @@
                 <w:rFonts w:ascii="Times New Roman" w:hAnsi="Times New Roman" w:cs="Times New Roman"/>
               </w:rPr>
             </w:pPr>
+            <w:proofErr w:type="spellStart"/>
             <w:r>
               <w:rPr>
                 <w:rFonts w:ascii="Times New Roman" w:hAnsi="Times New Roman" w:cs="Times New Roman"/>
@@ -3610,6 +4109,7 @@
               </w:rPr>
               <w:t>SpotHero</w:t>
             </w:r>
+            <w:proofErr w:type="spellEnd"/>
           </w:p>
         </w:tc>
         <w:tc>
@@ -3630,6 +4130,7 @@
                 <w:rFonts w:ascii="Times New Roman" w:hAnsi="Times New Roman" w:cs="Times New Roman"/>
               </w:rPr>
             </w:pPr>
+            <w:proofErr w:type="spellStart"/>
             <w:r>
               <w:rPr>
                 <w:rFonts w:ascii="Times New Roman" w:hAnsi="Times New Roman" w:cs="Times New Roman"/>
@@ -3641,6 +4142,7 @@
               </w:rPr>
               <w:t>ParkWhiz</w:t>
             </w:r>
+            <w:proofErr w:type="spellEnd"/>
           </w:p>
         </w:tc>
         <w:tc>
@@ -4353,7 +4855,7 @@
           <w:rFonts w:ascii="Times New Roman" w:hAnsi="Times New Roman" w:cs="Times New Roman"/>
         </w:rPr>
       </w:pPr>
-      <w:bookmarkStart w:id="12" w:name="_Toc239770209"/>
+      <w:bookmarkStart w:id="12" w:name="_Toc241185749"/>
       <w:r>
         <w:rPr>
           <w:rFonts w:ascii="Times New Roman" w:hAnsi="Times New Roman" w:cs="Times New Roman"/>
@@ -4384,7 +4886,21 @@
         <w:rPr>
           <w:rFonts w:ascii="Times New Roman" w:hAnsi="Times New Roman" w:cs="Times New Roman"/>
         </w:rPr>
-        <w:t>ccurate real time availability: rather than showing only the spaces an operator has listed for sale, the platform will report live occupancy from operator systems and sensor feeds, so a driver sees what is actually free right now.</w:t>
+        <w:t xml:space="preserve">ccurate real time availability: rather than showing only the spaces an operator has listed for sale, the platform will report live occupancy from operator systems and sensor feeds, so a driver sees what is </w:t>
+      </w:r>
+      <w:proofErr w:type="gramStart"/>
+      <w:r>
+        <w:rPr>
+          <w:rFonts w:ascii="Times New Roman" w:hAnsi="Times New Roman" w:cs="Times New Roman"/>
+        </w:rPr>
+        <w:t>actually free</w:t>
+      </w:r>
+      <w:proofErr w:type="gramEnd"/>
+      <w:r>
+        <w:rPr>
+          <w:rFonts w:ascii="Times New Roman" w:hAnsi="Times New Roman" w:cs="Times New Roman"/>
+        </w:rPr>
+        <w:t xml:space="preserve"> right now.</w:t>
       </w:r>
     </w:p>
     <w:p>
@@ -4476,7 +4992,7 @@
           <w:rFonts w:ascii="Times New Roman" w:hAnsi="Times New Roman" w:cs="Times New Roman"/>
         </w:rPr>
       </w:pPr>
-      <w:bookmarkStart w:id="13" w:name="_Toc239770210"/>
+      <w:bookmarkStart w:id="13" w:name="_Toc241185750"/>
       <w:r>
         <w:rPr>
           <w:rFonts w:ascii="Times New Roman" w:hAnsi="Times New Roman" w:cs="Times New Roman"/>
@@ -4493,7 +5009,7 @@
           <w:rFonts w:ascii="Times New Roman" w:hAnsi="Times New Roman" w:cs="Times New Roman"/>
         </w:rPr>
       </w:pPr>
-      <w:bookmarkStart w:id="14" w:name="_Toc239770211"/>
+      <w:bookmarkStart w:id="14" w:name="_Toc241185751"/>
       <w:r>
         <w:rPr>
           <w:rFonts w:ascii="Times New Roman" w:hAnsi="Times New Roman" w:cs="Times New Roman"/>
@@ -4513,7 +5029,35 @@
         <w:rPr>
           <w:rFonts w:ascii="Times New Roman" w:hAnsi="Times New Roman" w:cs="Times New Roman"/>
         </w:rPr>
-        <w:t>$oftware ¢orp is a software development studio that designs, builds, and delivers complete platforms for clients in the transportation and mobility sector. The studio operates with unlimited theoretical resources and budget, which allows the project to be planned around the best solution rather than around cost. Work is delivered by six teams: mobile application, web application, backend and API, mapping and location services, payment integration, and quality assurance and testing.</w:t>
+        <w:t>$</w:t>
+      </w:r>
+      <w:proofErr w:type="spellStart"/>
+      <w:r>
+        <w:rPr>
+          <w:rFonts w:ascii="Times New Roman" w:hAnsi="Times New Roman" w:cs="Times New Roman"/>
+        </w:rPr>
+        <w:t>oftware</w:t>
+      </w:r>
+      <w:proofErr w:type="spellEnd"/>
+      <w:r>
+        <w:rPr>
+          <w:rFonts w:ascii="Times New Roman" w:hAnsi="Times New Roman" w:cs="Times New Roman"/>
+        </w:rPr>
+        <w:t xml:space="preserve"> ¢</w:t>
+      </w:r>
+      <w:proofErr w:type="spellStart"/>
+      <w:r>
+        <w:rPr>
+          <w:rFonts w:ascii="Times New Roman" w:hAnsi="Times New Roman" w:cs="Times New Roman"/>
+        </w:rPr>
+        <w:t>orp</w:t>
+      </w:r>
+      <w:proofErr w:type="spellEnd"/>
+      <w:r>
+        <w:rPr>
+          <w:rFonts w:ascii="Times New Roman" w:hAnsi="Times New Roman" w:cs="Times New Roman"/>
+        </w:rPr>
+        <w:t xml:space="preserve"> is a software development studio that designs, builds, and delivers complete platforms for clients in the transportation and mobility sector. The studio operates with unlimited theoretical resources and budget, which allows the project to be planned around the best solution rather than around cost. Work is delivered by six teams: mobile application, web application, backend and API, mapping and location services, payment integration, and quality assurance and testing.</w:t>
       </w:r>
     </w:p>
     <w:p>
@@ -4523,7 +5067,7 @@
           <w:rFonts w:ascii="Times New Roman" w:hAnsi="Times New Roman" w:cs="Times New Roman"/>
         </w:rPr>
       </w:pPr>
-      <w:bookmarkStart w:id="15" w:name="_Toc239770212"/>
+      <w:bookmarkStart w:id="15" w:name="_Toc241185752"/>
       <w:r>
         <w:rPr>
           <w:rFonts w:ascii="Times New Roman" w:hAnsi="Times New Roman" w:cs="Times New Roman"/>
@@ -4557,7 +5101,35 @@
         <w:rPr>
           <w:rFonts w:ascii="Times New Roman" w:hAnsi="Times New Roman" w:cs="Times New Roman"/>
         </w:rPr>
-        <w:t>The operator issued a request for proposal for a platform that would serve both audiences at once. $oftware ¢orp was selected because the proposal treated the operator dashboard and the driver application as equal halves of a single system rather than building a consumer app and adding reporting later. The engagement covers the full delivery of the platform, from requirements gathering through testing and release.</w:t>
+        <w:t>The operator issued a request for proposal for a platform that would serve both audiences at once. $</w:t>
+      </w:r>
+      <w:proofErr w:type="spellStart"/>
+      <w:r>
+        <w:rPr>
+          <w:rFonts w:ascii="Times New Roman" w:hAnsi="Times New Roman" w:cs="Times New Roman"/>
+        </w:rPr>
+        <w:t>oftware</w:t>
+      </w:r>
+      <w:proofErr w:type="spellEnd"/>
+      <w:r>
+        <w:rPr>
+          <w:rFonts w:ascii="Times New Roman" w:hAnsi="Times New Roman" w:cs="Times New Roman"/>
+        </w:rPr>
+        <w:t xml:space="preserve"> ¢</w:t>
+      </w:r>
+      <w:proofErr w:type="spellStart"/>
+      <w:r>
+        <w:rPr>
+          <w:rFonts w:ascii="Times New Roman" w:hAnsi="Times New Roman" w:cs="Times New Roman"/>
+        </w:rPr>
+        <w:t>orp</w:t>
+      </w:r>
+      <w:proofErr w:type="spellEnd"/>
+      <w:r>
+        <w:rPr>
+          <w:rFonts w:ascii="Times New Roman" w:hAnsi="Times New Roman" w:cs="Times New Roman"/>
+        </w:rPr>
+        <w:t xml:space="preserve"> was selected because the proposal treated the operator dashboard and the driver application as equal halves of a single system rather than building a consumer app and adding reporting later. The engagement covers the full delivery of the platform, from requirements gathering through testing and release.</w:t>
       </w:r>
     </w:p>
     <w:p>
@@ -4567,7 +5139,7 @@
           <w:rFonts w:ascii="Times New Roman" w:hAnsi="Times New Roman" w:cs="Times New Roman"/>
         </w:rPr>
       </w:pPr>
-      <w:bookmarkStart w:id="16" w:name="_Toc239770213"/>
+      <w:bookmarkStart w:id="16" w:name="_Toc241185753"/>
       <w:r>
         <w:rPr>
           <w:rFonts w:ascii="Times New Roman" w:hAnsi="Times New Roman" w:cs="Times New Roman"/>
@@ -4577,141 +5149,147 @@
       <w:bookmarkEnd w:id="16"/>
     </w:p>
     <w:p>
+      <w:r>
+        <w:t xml:space="preserve">Drivers spend a lot of time looking for places to park. This search causes traffic </w:t>
+      </w:r>
+      <w:proofErr w:type="gramStart"/>
+      <w:r>
+        <w:t>jams</w:t>
+      </w:r>
+      <w:proofErr w:type="gramEnd"/>
+      <w:r>
+        <w:t xml:space="preserve"> makes people upset and takes away time that could be used for things. It also makes more cars go onto streets that're already crowded. At the time the people who run parking areas do not have the tools they need to check how full the spaces are, to set prices and to make better use of the spaces they already have. A parking garage can be half empty while drivers drive around looking for a spot because neither side knows what the other is doing.</w:t>
+      </w:r>
+    </w:p>
+    <w:p>
+      <w:r>
+        <w:t xml:space="preserve">The Smart Parking Platform fixes that problem. It shows drivers where </w:t>
+      </w:r>
+      <w:proofErr w:type="gramStart"/>
+      <w:r>
+        <w:t>parking's</w:t>
+      </w:r>
+      <w:proofErr w:type="gramEnd"/>
+      <w:r>
+        <w:t xml:space="preserve"> available right </w:t>
+      </w:r>
+      <w:proofErr w:type="gramStart"/>
+      <w:r>
+        <w:t>now</w:t>
+      </w:r>
+      <w:proofErr w:type="gramEnd"/>
+      <w:r>
+        <w:t xml:space="preserve"> lets them book and pay for a spot before they get there and helps them find the space. It gives the people who run parking areas a real-time </w:t>
+      </w:r>
+      <w:proofErr w:type="gramStart"/>
+      <w:r>
+        <w:t>look,</w:t>
+      </w:r>
+      <w:proofErr w:type="gramEnd"/>
+      <w:r>
+        <w:t xml:space="preserve"> at how many spaces</w:t>
+      </w:r>
+      <w:r>
+        <w:t xml:space="preserve"> a</w:t>
+      </w:r>
+      <w:r>
+        <w:t>re filled</w:t>
+      </w:r>
+      <w:r>
+        <w:t>,</w:t>
+      </w:r>
+      <w:r>
+        <w:t xml:space="preserve"> lets them change prices and provides reports that show how the places are </w:t>
+      </w:r>
+      <w:proofErr w:type="gramStart"/>
+      <w:r>
+        <w:t>actually used</w:t>
+      </w:r>
+      <w:proofErr w:type="gramEnd"/>
+      <w:r>
+        <w:t>.</w:t>
+      </w:r>
+    </w:p>
+    <w:p>
       <w:pPr>
         <w:pStyle w:val="Heading2"/>
         <w:rPr>
-          <w:rFonts w:ascii="Times New Roman" w:eastAsia="Calibri" w:hAnsi="Times New Roman" w:cs="Times New Roman"/>
-          <w:color w:val="262626"/>
-          <w:sz w:val="22"/>
-          <w:szCs w:val="22"/>
-        </w:rPr>
-      </w:pPr>
-      <w:bookmarkStart w:id="17" w:name="_Toc239770214"/>
-      <w:r>
-        <w:rPr>
-          <w:rFonts w:ascii="Times New Roman" w:eastAsia="Calibri" w:hAnsi="Times New Roman" w:cs="Times New Roman"/>
-          <w:color w:val="262626"/>
-          <w:sz w:val="22"/>
-          <w:szCs w:val="22"/>
-        </w:rPr>
-        <w:t>Drivers spend a lot of time looking for places to park. This search causes traffic jams makes people upset and takes away time that could be used for things. It also makes more cars go onto streets that're already crowded. At the time the people who run parking areas do not have the tools they need to check how full the spaces are, to set prices and to make better use of the spaces they already have. A parking garage can be half empty while drivers drive around looking for a spot because neither side knows what the other is doing.</w:t>
+          <w:rFonts w:ascii="Times New Roman" w:hAnsi="Times New Roman" w:cs="Times New Roman"/>
+        </w:rPr>
+      </w:pPr>
+      <w:bookmarkStart w:id="17" w:name="_Toc241185754"/>
+      <w:r>
+        <w:rPr>
+          <w:rFonts w:ascii="Times New Roman" w:hAnsi="Times New Roman" w:cs="Times New Roman"/>
+        </w:rPr>
+        <w:t>3.4 Scope</w:t>
+      </w:r>
+      <w:bookmarkEnd w:id="17"/>
+    </w:p>
+    <w:p>
+      <w:pPr>
+        <w:rPr>
+          <w:i/>
+        </w:rPr>
+      </w:pPr>
+      <w:r>
+        <w:t xml:space="preserve">The first version of the Smart Parking Platform will let drivers and parking operators make accounts check their identities and log in safely. Drivers can see parking spots at garages that are part of the system using a map that they can interact with. They can pick a date and </w:t>
+      </w:r>
+      <w:proofErr w:type="gramStart"/>
+      <w:r>
+        <w:t>time</w:t>
+      </w:r>
+      <w:proofErr w:type="gramEnd"/>
+      <w:r>
+        <w:t xml:space="preserve"> book a spot and pay away using digital payment tools that work inside the platform. The system will also keep track of </w:t>
+      </w:r>
+      <w:proofErr w:type="gramStart"/>
+      <w:r>
+        <w:t>bookings</w:t>
+      </w:r>
+      <w:proofErr w:type="gramEnd"/>
+      <w:r>
+        <w:t xml:space="preserve"> allow users to get receipts and send confirmations, arrival alerts and reminders when a reservation is about to end.</w:t>
+      </w:r>
+      <w:r>
+        <w:t xml:space="preserve"> </w:t>
+      </w:r>
+      <w:r>
+        <w:t xml:space="preserve">Parking operators will have a dashboard where they can handle their parking locations, update availability, change prices and look at data like how full the lots </w:t>
+      </w:r>
+      <w:proofErr w:type="gramStart"/>
+      <w:r>
+        <w:t>are</w:t>
+      </w:r>
+      <w:proofErr w:type="gramEnd"/>
+      <w:r>
+        <w:t xml:space="preserve"> how often they're used, demand patterns and income numbers. The platform will also connect to navigation </w:t>
+      </w:r>
+      <w:proofErr w:type="gramStart"/>
+      <w:r>
+        <w:t>apps</w:t>
+      </w:r>
+      <w:proofErr w:type="gramEnd"/>
+      <w:r>
+        <w:t xml:space="preserve"> so drivers get </w:t>
+      </w:r>
+      <w:proofErr w:type="gramStart"/>
+      <w:r>
+        <w:t>directions,</w:t>
+      </w:r>
+      <w:proofErr w:type="gramEnd"/>
+      <w:r>
+        <w:t xml:space="preserve"> to their reserved parking places.</w:t>
       </w:r>
     </w:p>
     <w:p>
       <w:pPr>
         <w:pStyle w:val="Heading2"/>
         <w:rPr>
-          <w:rFonts w:ascii="Times New Roman" w:eastAsia="Calibri" w:hAnsi="Times New Roman" w:cs="Times New Roman"/>
-          <w:color w:val="262626"/>
-          <w:sz w:val="22"/>
-          <w:szCs w:val="22"/>
-        </w:rPr>
-      </w:pPr>
-      <w:r>
-        <w:rPr>
-          <w:rFonts w:ascii="Times New Roman" w:eastAsia="Calibri" w:hAnsi="Times New Roman" w:cs="Times New Roman"/>
-          <w:color w:val="262626"/>
-          <w:sz w:val="22"/>
-          <w:szCs w:val="22"/>
-        </w:rPr>
-        <w:t>The Smart Parking Platform fixes that problem. It shows drivers where parking's available right now lets them book and pay for a spot before they get there and helps them find the space. It gives the people who run parking areas a real-time look, at how many spaces</w:t>
-      </w:r>
-      <w:r>
-        <w:rPr>
-          <w:rFonts w:ascii="Times New Roman" w:eastAsia="Calibri" w:hAnsi="Times New Roman" w:cs="Times New Roman"/>
-          <w:color w:val="262626"/>
-          <w:sz w:val="22"/>
-          <w:szCs w:val="22"/>
-        </w:rPr>
-        <w:t xml:space="preserve"> a</w:t>
-      </w:r>
-      <w:r>
-        <w:rPr>
-          <w:rFonts w:ascii="Times New Roman" w:eastAsia="Calibri" w:hAnsi="Times New Roman" w:cs="Times New Roman"/>
-          <w:color w:val="262626"/>
-          <w:sz w:val="22"/>
-          <w:szCs w:val="22"/>
-        </w:rPr>
-        <w:t>re filled</w:t>
-      </w:r>
-      <w:r>
-        <w:rPr>
-          <w:rFonts w:ascii="Times New Roman" w:eastAsia="Calibri" w:hAnsi="Times New Roman" w:cs="Times New Roman"/>
-          <w:color w:val="262626"/>
-          <w:sz w:val="22"/>
-          <w:szCs w:val="22"/>
-        </w:rPr>
-        <w:t>,</w:t>
-      </w:r>
-      <w:r>
-        <w:rPr>
-          <w:rFonts w:ascii="Times New Roman" w:eastAsia="Calibri" w:hAnsi="Times New Roman" w:cs="Times New Roman"/>
-          <w:color w:val="262626"/>
-          <w:sz w:val="22"/>
-          <w:szCs w:val="22"/>
-        </w:rPr>
-        <w:t xml:space="preserve"> lets them change prices and provides reports that show how the places are actually used.</w:t>
-      </w:r>
-    </w:p>
-    <w:p>
-      <w:pPr>
-        <w:pStyle w:val="Heading2"/>
-        <w:rPr>
-          <w:rFonts w:ascii="Times New Roman" w:hAnsi="Times New Roman" w:cs="Times New Roman"/>
-        </w:rPr>
-      </w:pPr>
-      <w:r>
-        <w:rPr>
-          <w:rFonts w:ascii="Times New Roman" w:hAnsi="Times New Roman" w:cs="Times New Roman"/>
-        </w:rPr>
-        <w:t>3.4 Scope</w:t>
-      </w:r>
-      <w:bookmarkEnd w:id="17"/>
-    </w:p>
-    <w:p>
-      <w:pPr>
-        <w:pStyle w:val="TableCaption"/>
-        <w:spacing w:before="80" w:after="240"/>
-        <w:jc w:val="left"/>
-        <w:rPr>
-          <w:rFonts w:ascii="Times New Roman" w:hAnsi="Times New Roman" w:cs="Times New Roman"/>
-          <w:i w:val="0"/>
-          <w:sz w:val="22"/>
-        </w:rPr>
-      </w:pPr>
-      <w:r>
-        <w:rPr>
-          <w:rFonts w:ascii="Times New Roman" w:hAnsi="Times New Roman" w:cs="Times New Roman"/>
-          <w:i w:val="0"/>
-          <w:sz w:val="22"/>
-        </w:rPr>
-        <w:t>The first version of the Smart Parking Platform will let drivers and parking operators make accounts check their identities and log in safely. Drivers can see parking spots at garages that are part of the system using a map that they can interact with. They can pick a date and time book a spot and pay away using digital payment tools that work inside the platform. The system will also keep track of bookings allow users to get receipts and send confirmations, arrival alerts and reminders when a reservation is about to end.</w:t>
-      </w:r>
-      <w:r>
-        <w:rPr>
-          <w:rFonts w:ascii="Times New Roman" w:hAnsi="Times New Roman" w:cs="Times New Roman"/>
-          <w:i w:val="0"/>
-          <w:sz w:val="22"/>
-        </w:rPr>
-        <w:t xml:space="preserve"> </w:t>
-      </w:r>
-      <w:r>
-        <w:rPr>
-          <w:rFonts w:ascii="Times New Roman" w:hAnsi="Times New Roman" w:cs="Times New Roman"/>
-          <w:i w:val="0"/>
-          <w:sz w:val="22"/>
-        </w:rPr>
-        <w:t>Parking operators will have a dashboard where they can handle their parking locations, update availability, change prices and look at data like how full the lots are how often they're used, demand patterns and income numbers. The platform will also connect to navigation apps so drivers get directions, to their reserved parking places.</w:t>
-      </w:r>
-    </w:p>
-    <w:p>
-      <w:pPr>
-        <w:pStyle w:val="Heading2"/>
-        <w:rPr>
-          <w:rFonts w:ascii="Times New Roman" w:hAnsi="Times New Roman" w:cs="Times New Roman"/>
-        </w:rPr>
-      </w:pPr>
-      <w:bookmarkStart w:id="18" w:name="_Toc239770215"/>
+          <w:rFonts w:ascii="Times New Roman" w:hAnsi="Times New Roman" w:cs="Times New Roman"/>
+        </w:rPr>
+      </w:pPr>
+      <w:bookmarkStart w:id="18" w:name="_Toc241185755"/>
       <w:r>
         <w:rPr>
           <w:rFonts w:ascii="Times New Roman" w:hAnsi="Times New Roman" w:cs="Times New Roman"/>
@@ -4778,7 +5356,35 @@
         <w:rPr>
           <w:rFonts w:ascii="Times New Roman" w:hAnsi="Times New Roman" w:cs="Times New Roman"/>
         </w:rPr>
-        <w:t>Valet services and attendant managed parking.</w:t>
+        <w:t xml:space="preserve">Valet services and </w:t>
+      </w:r>
+      <w:proofErr w:type="gramStart"/>
+      <w:r>
+        <w:rPr>
+          <w:rFonts w:ascii="Times New Roman" w:hAnsi="Times New Roman" w:cs="Times New Roman"/>
+        </w:rPr>
+        <w:t>attendant</w:t>
+      </w:r>
+      <w:proofErr w:type="gramEnd"/>
+      <w:r>
+        <w:rPr>
+          <w:rFonts w:ascii="Times New Roman" w:hAnsi="Times New Roman" w:cs="Times New Roman"/>
+        </w:rPr>
+        <w:t xml:space="preserve"> </w:t>
+      </w:r>
+      <w:proofErr w:type="gramStart"/>
+      <w:r>
+        <w:rPr>
+          <w:rFonts w:ascii="Times New Roman" w:hAnsi="Times New Roman" w:cs="Times New Roman"/>
+        </w:rPr>
+        <w:t>managed</w:t>
+      </w:r>
+      <w:proofErr w:type="gramEnd"/>
+      <w:r>
+        <w:rPr>
+          <w:rFonts w:ascii="Times New Roman" w:hAnsi="Times New Roman" w:cs="Times New Roman"/>
+        </w:rPr>
+        <w:t xml:space="preserve"> parking.</w:t>
       </w:r>
     </w:p>
     <w:p>
@@ -4868,7 +5474,7 @@
           <w:rFonts w:ascii="Times New Roman" w:hAnsi="Times New Roman" w:cs="Times New Roman"/>
         </w:rPr>
       </w:pPr>
-      <w:bookmarkStart w:id="19" w:name="_Toc239770216"/>
+      <w:bookmarkStart w:id="19" w:name="_Toc241185756"/>
       <w:r>
         <w:rPr>
           <w:rFonts w:ascii="Times New Roman" w:hAnsi="Times New Roman" w:cs="Times New Roman"/>
@@ -4964,7 +5570,7 @@
           <w:rFonts w:ascii="Times New Roman" w:hAnsi="Times New Roman" w:cs="Times New Roman"/>
         </w:rPr>
       </w:pPr>
-      <w:bookmarkStart w:id="20" w:name="_Toc239770217"/>
+      <w:bookmarkStart w:id="20" w:name="_Toc241185757"/>
       <w:r>
         <w:rPr>
           <w:rFonts w:ascii="Times New Roman" w:hAnsi="Times New Roman" w:cs="Times New Roman"/>
@@ -4980,7 +5586,7 @@
           <w:rFonts w:ascii="Times New Roman" w:hAnsi="Times New Roman" w:cs="Times New Roman"/>
         </w:rPr>
       </w:pPr>
-      <w:bookmarkStart w:id="21" w:name="_Toc239770218"/>
+      <w:bookmarkStart w:id="21" w:name="_Toc241185758"/>
       <w:r>
         <w:rPr>
           <w:rFonts w:ascii="Times New Roman" w:hAnsi="Times New Roman" w:cs="Times New Roman"/>
@@ -4996,7 +5602,7 @@
           <w:rFonts w:ascii="Times New Roman" w:hAnsi="Times New Roman" w:cs="Times New Roman"/>
         </w:rPr>
       </w:pPr>
-      <w:bookmarkStart w:id="22" w:name="_Toc239770219"/>
+      <w:bookmarkStart w:id="22" w:name="_Toc241185759"/>
       <w:r>
         <w:rPr>
           <w:rFonts w:ascii="Times New Roman" w:hAnsi="Times New Roman" w:cs="Times New Roman"/>
@@ -5012,7 +5618,7 @@
           <w:rFonts w:ascii="Times New Roman" w:hAnsi="Times New Roman" w:cs="Times New Roman"/>
         </w:rPr>
       </w:pPr>
-      <w:bookmarkStart w:id="23" w:name="_Toc239770220"/>
+      <w:bookmarkStart w:id="23" w:name="_Toc241185760"/>
       <w:r>
         <w:rPr>
           <w:rFonts w:ascii="Times New Roman" w:hAnsi="Times New Roman" w:cs="Times New Roman"/>
@@ -5029,7 +5635,6 @@
           <w:rFonts w:ascii="Times New Roman" w:hAnsi="Times New Roman" w:cs="Times New Roman"/>
         </w:rPr>
       </w:pPr>
-      <w:bookmarkStart w:id="24" w:name="_Toc239770221"/>
       <w:r>
         <w:rPr>
           <w:rFonts w:ascii="Times New Roman" w:hAnsi="Times New Roman" w:cs="Times New Roman"/>
@@ -5129,7 +5734,21 @@
         <w:rPr>
           <w:rFonts w:ascii="Times New Roman" w:hAnsi="Times New Roman" w:cs="Times New Roman"/>
         </w:rPr>
-        <w:t>As a driver, I want to reserve a parking space for a selected time so that a space is available when I arrive.</w:t>
+        <w:t xml:space="preserve">As a driver, I want to reserve a parking space for a selected time so that </w:t>
+      </w:r>
+      <w:proofErr w:type="gramStart"/>
+      <w:r>
+        <w:rPr>
+          <w:rFonts w:ascii="Times New Roman" w:hAnsi="Times New Roman" w:cs="Times New Roman"/>
+        </w:rPr>
+        <w:t>a space</w:t>
+      </w:r>
+      <w:proofErr w:type="gramEnd"/>
+      <w:r>
+        <w:rPr>
+          <w:rFonts w:ascii="Times New Roman" w:hAnsi="Times New Roman" w:cs="Times New Roman"/>
+        </w:rPr>
+        <w:t xml:space="preserve"> is available when I arrive.</w:t>
       </w:r>
     </w:p>
     <w:p>
@@ -5360,6 +5979,7 @@
           <w:rFonts w:ascii="Times New Roman" w:hAnsi="Times New Roman" w:cs="Times New Roman"/>
         </w:rPr>
       </w:pPr>
+      <w:bookmarkStart w:id="24" w:name="_Toc241185761"/>
       <w:r>
         <w:rPr>
           <w:rFonts w:ascii="Times New Roman" w:hAnsi="Times New Roman" w:cs="Times New Roman"/>
@@ -5375,7 +5995,7 @@
           <w:rFonts w:ascii="Times New Roman" w:hAnsi="Times New Roman" w:cs="Times New Roman"/>
         </w:rPr>
       </w:pPr>
-      <w:bookmarkStart w:id="25" w:name="_Toc239770222"/>
+      <w:bookmarkStart w:id="25" w:name="_Toc241185762"/>
       <w:r>
         <w:rPr>
           <w:rFonts w:ascii="Times New Roman" w:hAnsi="Times New Roman" w:cs="Times New Roman"/>
@@ -5391,7 +6011,7 @@
           <w:rFonts w:ascii="Times New Roman" w:hAnsi="Times New Roman" w:cs="Times New Roman"/>
         </w:rPr>
       </w:pPr>
-      <w:bookmarkStart w:id="26" w:name="_Toc239770223"/>
+      <w:bookmarkStart w:id="26" w:name="_Toc241185763"/>
       <w:r>
         <w:rPr>
           <w:rFonts w:ascii="Times New Roman" w:hAnsi="Times New Roman" w:cs="Times New Roman"/>
@@ -5547,7 +6167,7 @@
           <w:rFonts w:ascii="Times New Roman" w:hAnsi="Times New Roman" w:cs="Times New Roman"/>
         </w:rPr>
       </w:pPr>
-      <w:bookmarkStart w:id="27" w:name="_Toc239770224"/>
+      <w:bookmarkStart w:id="27" w:name="_Toc241185764"/>
       <w:r>
         <w:rPr>
           <w:rFonts w:ascii="Times New Roman" w:hAnsi="Times New Roman" w:cs="Times New Roman"/>
@@ -5567,7 +6187,21 @@
         <w:rPr>
           <w:rFonts w:ascii="Times New Roman" w:hAnsi="Times New Roman" w:cs="Times New Roman"/>
         </w:rPr>
-        <w:t>This section presents the work breakdown structure for the Smart Parking Platform and the schedule that is derived from it. The breakdown decomposes the platform into deliverables, the schedule places those deliverables into weeks, and the milestone table marks the points at which a group of deliverables is complete. The schedule covers fifteen working weeks. Week 1 begins Thursday August 27, 2026 and week 15 ends Wednesday December 9, 2026.</w:t>
+        <w:t xml:space="preserve">This section presents the work breakdown structure for the Smart Parking Platform and the schedule that is derived from it. The breakdown decomposes the platform into deliverables, the schedule places those deliverables into weeks, and the milestone table marks the points at which a group of deliverables is complete. The schedule covers fifteen working weeks. Week 1 begins Thursday August 27, </w:t>
+      </w:r>
+      <w:proofErr w:type="gramStart"/>
+      <w:r>
+        <w:rPr>
+          <w:rFonts w:ascii="Times New Roman" w:hAnsi="Times New Roman" w:cs="Times New Roman"/>
+        </w:rPr>
+        <w:t>2026</w:t>
+      </w:r>
+      <w:proofErr w:type="gramEnd"/>
+      <w:r>
+        <w:rPr>
+          <w:rFonts w:ascii="Times New Roman" w:hAnsi="Times New Roman" w:cs="Times New Roman"/>
+        </w:rPr>
+        <w:t xml:space="preserve"> and week 15 ends Wednesday December 9, 2026.</w:t>
       </w:r>
     </w:p>
     <w:p>
@@ -5577,18 +6211,7 @@
           <w:rFonts w:ascii="Times New Roman" w:hAnsi="Times New Roman" w:cs="Times New Roman"/>
         </w:rPr>
       </w:pPr>
-      <w:r>
-        <w:rPr>
-          <w:rFonts w:ascii="Times New Roman" w:hAnsi="Times New Roman" w:cs="Times New Roman"/>
-        </w:rPr>
-        <w:lastRenderedPageBreak/>
-        <w:t>6.1 Work Breakdown Structure</w:t>
-      </w:r>
-    </w:p>
-    <w:p>
-      <w:pPr>
-        <w:pStyle w:val="Heading2"/>
-      </w:pPr>
+      <w:bookmarkStart w:id="28" w:name="_Toc241185765"/>
       <w:r>
         <w:rPr>
           <w:noProof/>
@@ -5596,10 +6219,18 @@
         </w:rPr>
         <w:lastRenderedPageBreak/>
         <w:drawing>
-          <wp:inline distT="0" distB="0" distL="0" distR="0" wp14:anchorId="499263A3" wp14:editId="2C6CFB6F">
-            <wp:extent cx="5862328" cy="3054812"/>
-            <wp:effectExtent l="0" t="0" r="5080" b="0"/>
-            <wp:docPr id="1731163731" name="Picture 1"/>
+          <wp:anchor distT="0" distB="0" distL="114300" distR="114300" simplePos="0" relativeHeight="251659264" behindDoc="0" locked="0" layoutInCell="1" allowOverlap="1" wp14:anchorId="31E842F2" wp14:editId="77A87C74">
+            <wp:simplePos x="0" y="0"/>
+            <wp:positionH relativeFrom="margin">
+              <wp:align>right</wp:align>
+            </wp:positionH>
+            <wp:positionV relativeFrom="page">
+              <wp:posOffset>6778625</wp:posOffset>
+            </wp:positionV>
+            <wp:extent cx="5943600" cy="3138805"/>
+            <wp:effectExtent l="0" t="0" r="0" b="4445"/>
+            <wp:wrapTopAndBottom/>
+            <wp:docPr id="1262165870" name="Picture 3"/>
             <wp:cNvGraphicFramePr>
               <a:graphicFrameLocks xmlns:a="http://schemas.openxmlformats.org/drawingml/2006/main" noChangeAspect="1"/>
             </wp:cNvGraphicFramePr>
@@ -5607,18 +6238,18 @@
               <a:graphicData uri="http://schemas.openxmlformats.org/drawingml/2006/picture">
                 <pic:pic xmlns:pic="http://schemas.openxmlformats.org/drawingml/2006/picture">
                   <pic:nvPicPr>
-                    <pic:cNvPr id="1731163731" name="Picture 1731163731"/>
+                    <pic:cNvPr id="1262165870" name="Picture 1262165870"/>
                     <pic:cNvPicPr/>
                   </pic:nvPicPr>
                   <pic:blipFill rotWithShape="1">
-                    <a:blip r:embed="rId7" cstate="print">
+                    <a:blip r:embed="rId8" cstate="print">
                       <a:extLst>
                         <a:ext uri="{28A0092B-C50C-407E-A947-70E740481C1C}">
                           <a14:useLocalDpi xmlns:a14="http://schemas.microsoft.com/office/drawing/2010/main" val="0"/>
                         </a:ext>
                       </a:extLst>
                     </a:blip>
-                    <a:srcRect l="22690" t="26128" r="8027" b="16108"/>
+                    <a:srcRect l="22776" t="25715" r="8369" b="16107"/>
                     <a:stretch>
                       <a:fillRect/>
                     </a:stretch>
@@ -5626,7 +6257,7 @@
                   <pic:spPr bwMode="auto">
                     <a:xfrm>
                       <a:off x="0" y="0"/>
-                      <a:ext cx="5901469" cy="3075208"/>
+                      <a:ext cx="5943600" cy="3138805"/>
                     </a:xfrm>
                     <a:prstGeom prst="rect">
                       <a:avLst/>
@@ -5643,7 +6274,7 @@
                 </pic:pic>
               </a:graphicData>
             </a:graphic>
-          </wp:inline>
+          </wp:anchor>
         </w:drawing>
       </w:r>
       <w:r>
@@ -5652,9 +6283,17 @@
           <w14:ligatures w14:val="standardContextual"/>
         </w:rPr>
         <w:drawing>
-          <wp:inline distT="0" distB="0" distL="0" distR="0" wp14:anchorId="185A45C6" wp14:editId="1B266E95">
-            <wp:extent cx="5859312" cy="3038971"/>
+          <wp:anchor distT="0" distB="0" distL="114300" distR="114300" simplePos="0" relativeHeight="251660288" behindDoc="0" locked="0" layoutInCell="1" allowOverlap="1" wp14:anchorId="66D50472" wp14:editId="7026F2AB">
+            <wp:simplePos x="0" y="0"/>
+            <wp:positionH relativeFrom="margin">
+              <wp:align>right</wp:align>
+            </wp:positionH>
+            <wp:positionV relativeFrom="page">
+              <wp:posOffset>3778250</wp:posOffset>
+            </wp:positionV>
+            <wp:extent cx="5859145" cy="3038475"/>
             <wp:effectExtent l="0" t="0" r="8255" b="9525"/>
+            <wp:wrapTopAndBottom/>
             <wp:docPr id="1486586028" name="Picture 2"/>
             <wp:cNvGraphicFramePr>
               <a:graphicFrameLocks xmlns:a="http://schemas.openxmlformats.org/drawingml/2006/main" noChangeAspect="1"/>
@@ -5667,7 +6306,7 @@
                     <pic:cNvPicPr/>
                   </pic:nvPicPr>
                   <pic:blipFill rotWithShape="1">
-                    <a:blip r:embed="rId8" cstate="print">
+                    <a:blip r:embed="rId9" cstate="print">
                       <a:extLst>
                         <a:ext uri="{28A0092B-C50C-407E-A947-70E740481C1C}">
                           <a14:useLocalDpi xmlns:a14="http://schemas.microsoft.com/office/drawing/2010/main" val="0"/>
@@ -5682,7 +6321,7 @@
                   <pic:spPr bwMode="auto">
                     <a:xfrm>
                       <a:off x="0" y="0"/>
-                      <a:ext cx="5892827" cy="3056354"/>
+                      <a:ext cx="5859145" cy="3038475"/>
                     </a:xfrm>
                     <a:prstGeom prst="rect">
                       <a:avLst/>
@@ -5699,7 +6338,7 @@
                 </pic:pic>
               </a:graphicData>
             </a:graphic>
-          </wp:inline>
+          </wp:anchor>
         </w:drawing>
       </w:r>
       <w:r>
@@ -5707,12 +6346,19 @@
           <w:noProof/>
           <w14:ligatures w14:val="standardContextual"/>
         </w:rPr>
-        <w:lastRenderedPageBreak/>
         <w:drawing>
-          <wp:inline distT="0" distB="0" distL="0" distR="0" wp14:anchorId="31E842F2" wp14:editId="7555B680">
-            <wp:extent cx="5943600" cy="3138888"/>
-            <wp:effectExtent l="0" t="0" r="0" b="4445"/>
-            <wp:docPr id="1262165870" name="Picture 3"/>
+          <wp:anchor distT="0" distB="0" distL="114300" distR="114300" simplePos="0" relativeHeight="251658240" behindDoc="0" locked="0" layoutInCell="1" allowOverlap="1" wp14:anchorId="2E19D5DB" wp14:editId="7C29F19C">
+            <wp:simplePos x="0" y="0"/>
+            <wp:positionH relativeFrom="margin">
+              <wp:align>center</wp:align>
+            </wp:positionH>
+            <wp:positionV relativeFrom="page">
+              <wp:posOffset>1177925</wp:posOffset>
+            </wp:positionV>
+            <wp:extent cx="5862320" cy="2552700"/>
+            <wp:effectExtent l="0" t="0" r="5080" b="0"/>
+            <wp:wrapTopAndBottom/>
+            <wp:docPr id="1731163731" name="Picture 1"/>
             <wp:cNvGraphicFramePr>
               <a:graphicFrameLocks xmlns:a="http://schemas.openxmlformats.org/drawingml/2006/main" noChangeAspect="1"/>
             </wp:cNvGraphicFramePr>
@@ -5720,18 +6366,18 @@
               <a:graphicData uri="http://schemas.openxmlformats.org/drawingml/2006/picture">
                 <pic:pic xmlns:pic="http://schemas.openxmlformats.org/drawingml/2006/picture">
                   <pic:nvPicPr>
-                    <pic:cNvPr id="1262165870" name="Picture 1262165870"/>
+                    <pic:cNvPr id="1731163731" name="Picture 1731163731"/>
                     <pic:cNvPicPr/>
                   </pic:nvPicPr>
                   <pic:blipFill rotWithShape="1">
-                    <a:blip r:embed="rId9" cstate="print">
+                    <a:blip r:embed="rId10" cstate="print">
                       <a:extLst>
                         <a:ext uri="{28A0092B-C50C-407E-A947-70E740481C1C}">
                           <a14:useLocalDpi xmlns:a14="http://schemas.microsoft.com/office/drawing/2010/main" val="0"/>
                         </a:ext>
                       </a:extLst>
                     </a:blip>
-                    <a:srcRect l="22776" t="25715" r="8369" b="16107"/>
+                    <a:srcRect l="22690" t="35615" r="8027" b="16108"/>
                     <a:stretch>
                       <a:fillRect/>
                     </a:stretch>
@@ -5739,7 +6385,7 @@
                   <pic:spPr bwMode="auto">
                     <a:xfrm>
                       <a:off x="0" y="0"/>
-                      <a:ext cx="5943600" cy="3138888"/>
+                      <a:ext cx="5862320" cy="2552700"/>
                     </a:xfrm>
                     <a:prstGeom prst="rect">
                       <a:avLst/>
@@ -5756,15 +6402,33 @@
                 </pic:pic>
               </a:graphicData>
             </a:graphic>
-          </wp:inline>
+            <wp14:sizeRelV relativeFrom="margin">
+              <wp14:pctHeight>0</wp14:pctHeight>
+            </wp14:sizeRelV>
+          </wp:anchor>
         </w:drawing>
       </w:r>
       <w:r>
         <w:rPr>
           <w:rFonts w:ascii="Times New Roman" w:hAnsi="Times New Roman" w:cs="Times New Roman"/>
         </w:rPr>
+        <w:t>6.1 Work Breakdown Structure</w:t>
+      </w:r>
+      <w:bookmarkEnd w:id="28"/>
+    </w:p>
+    <w:p>
+      <w:pPr>
+        <w:pStyle w:val="Heading2"/>
+      </w:pPr>
+      <w:bookmarkStart w:id="29" w:name="_Toc241185766"/>
+      <w:r>
+        <w:rPr>
+          <w:rFonts w:ascii="Times New Roman" w:hAnsi="Times New Roman" w:cs="Times New Roman"/>
+        </w:rPr>
+        <w:lastRenderedPageBreak/>
         <w:t>6.2 Estimation Basis</w:t>
       </w:r>
+      <w:bookmarkEnd w:id="29"/>
     </w:p>
     <w:p>
       <w:pPr>
@@ -5857,7 +6521,21 @@
         <w:rPr>
           <w:rFonts w:ascii="Times New Roman" w:hAnsi="Times New Roman" w:cs="Times New Roman"/>
         </w:rPr>
-        <w:t>Durations assume the six delivery teams work in parallel on their own branches, as described in Section 9.</w:t>
+        <w:t xml:space="preserve">Durations assume the six delivery teams work in parallel </w:t>
+      </w:r>
+      <w:proofErr w:type="gramStart"/>
+      <w:r>
+        <w:rPr>
+          <w:rFonts w:ascii="Times New Roman" w:hAnsi="Times New Roman" w:cs="Times New Roman"/>
+        </w:rPr>
+        <w:t>on</w:t>
+      </w:r>
+      <w:proofErr w:type="gramEnd"/>
+      <w:r>
+        <w:rPr>
+          <w:rFonts w:ascii="Times New Roman" w:hAnsi="Times New Roman" w:cs="Times New Roman"/>
+        </w:rPr>
+        <w:t xml:space="preserve"> their own branches, as described in Section 9.</w:t>
       </w:r>
     </w:p>
     <w:p>
@@ -5887,12 +6565,14 @@
           <w:rFonts w:ascii="Times New Roman" w:hAnsi="Times New Roman" w:cs="Times New Roman"/>
         </w:rPr>
       </w:pPr>
+      <w:bookmarkStart w:id="30" w:name="_Toc241185767"/>
       <w:r>
         <w:rPr>
           <w:rFonts w:ascii="Times New Roman" w:hAnsi="Times New Roman" w:cs="Times New Roman"/>
         </w:rPr>
         <w:t>6.3 Project Timeline</w:t>
       </w:r>
+      <w:bookmarkEnd w:id="30"/>
     </w:p>
     <w:p>
       <w:pPr>
@@ -6310,7 +6990,6 @@
                 <w:sz w:val="20"/>
                 <w:szCs w:val="20"/>
               </w:rPr>
-              <w:lastRenderedPageBreak/>
               <w:t>Integration and system test</w:t>
             </w:r>
           </w:p>
@@ -6524,6 +7203,7 @@
           <w:noProof/>
           <w14:ligatures w14:val="standardContextual"/>
         </w:rPr>
+        <w:lastRenderedPageBreak/>
         <w:drawing>
           <wp:inline distT="0" distB="0" distL="0" distR="0" wp14:anchorId="6970ACC1" wp14:editId="630FEF21">
             <wp:extent cx="6301632" cy="2957752"/>
@@ -6540,7 +7220,7 @@
                     <pic:cNvPicPr/>
                   </pic:nvPicPr>
                   <pic:blipFill rotWithShape="1">
-                    <a:blip r:embed="rId10" cstate="print">
+                    <a:blip r:embed="rId11" cstate="print">
                       <a:extLst>
                         <a:ext uri="{28A0092B-C50C-407E-A947-70E740481C1C}">
                           <a14:useLocalDpi xmlns:a14="http://schemas.microsoft.com/office/drawing/2010/main" val="0"/>
@@ -6596,7 +7276,7 @@
                     <pic:cNvPicPr/>
                   </pic:nvPicPr>
                   <pic:blipFill rotWithShape="1">
-                    <a:blip r:embed="rId11" cstate="print">
+                    <a:blip r:embed="rId12" cstate="print">
                       <a:extLst>
                         <a:ext uri="{28A0092B-C50C-407E-A947-70E740481C1C}">
                           <a14:useLocalDpi xmlns:a14="http://schemas.microsoft.com/office/drawing/2010/main" val="0"/>
@@ -6653,7 +7333,7 @@
                     <pic:cNvPicPr/>
                   </pic:nvPicPr>
                   <pic:blipFill rotWithShape="1">
-                    <a:blip r:embed="rId12" cstate="print">
+                    <a:blip r:embed="rId13" cstate="print">
                       <a:extLst>
                         <a:ext uri="{28A0092B-C50C-407E-A947-70E740481C1C}">
                           <a14:useLocalDpi xmlns:a14="http://schemas.microsoft.com/office/drawing/2010/main" val="0"/>
@@ -6709,7 +7389,7 @@
                     <pic:cNvPicPr/>
                   </pic:nvPicPr>
                   <pic:blipFill rotWithShape="1">
-                    <a:blip r:embed="rId13" cstate="print">
+                    <a:blip r:embed="rId14" cstate="print">
                       <a:extLst>
                         <a:ext uri="{28A0092B-C50C-407E-A947-70E740481C1C}">
                           <a14:useLocalDpi xmlns:a14="http://schemas.microsoft.com/office/drawing/2010/main" val="0"/>
@@ -6752,12 +7432,25 @@
           <w:rFonts w:ascii="Times New Roman" w:hAnsi="Times New Roman" w:cs="Times New Roman"/>
         </w:rPr>
       </w:pPr>
-      <w:bookmarkStart w:id="28" w:name="_Toc239770225"/>
-      <w:r>
-        <w:rPr>
-          <w:rFonts w:ascii="Times New Roman" w:hAnsi="Times New Roman" w:cs="Times New Roman"/>
-        </w:rPr>
-        <w:t>The Gantt chart shows the schedule at levels 4 and 5, with each bar grouped under the level 3 component it rolls up to. It is presented in four parts so that every branch of the breakdown stays legible at page width. All four parts share the same fifteen week grid, so a bar in one part can be read against a bar in another.</w:t>
+      <w:r>
+        <w:rPr>
+          <w:rFonts w:ascii="Times New Roman" w:hAnsi="Times New Roman" w:cs="Times New Roman"/>
+        </w:rPr>
+        <w:t xml:space="preserve">The Gantt chart shows the schedule at levels 4 and 5, with each bar grouped under the level 3 component it rolls up to. It is presented in four parts so that every branch of the breakdown stays legible at page width. All four parts share the same </w:t>
+      </w:r>
+      <w:proofErr w:type="gramStart"/>
+      <w:r>
+        <w:rPr>
+          <w:rFonts w:ascii="Times New Roman" w:hAnsi="Times New Roman" w:cs="Times New Roman"/>
+        </w:rPr>
+        <w:t>fifteen week</w:t>
+      </w:r>
+      <w:proofErr w:type="gramEnd"/>
+      <w:r>
+        <w:rPr>
+          <w:rFonts w:ascii="Times New Roman" w:hAnsi="Times New Roman" w:cs="Times New Roman"/>
+        </w:rPr>
+        <w:t xml:space="preserve"> grid, so a bar in one part can be read against a bar in another.</w:t>
       </w:r>
     </w:p>
     <w:p>
@@ -6767,6 +7460,191 @@
           <w:rFonts w:ascii="Times New Roman" w:hAnsi="Times New Roman" w:cs="Times New Roman"/>
         </w:rPr>
       </w:pPr>
+      <w:bookmarkStart w:id="31" w:name="_Toc241185768"/>
+      <w:r>
+        <w:rPr>
+          <w:noProof/>
+          <w14:ligatures w14:val="standardContextual"/>
+        </w:rPr>
+        <w:lastRenderedPageBreak/>
+        <w:drawing>
+          <wp:anchor distT="0" distB="0" distL="114300" distR="114300" simplePos="0" relativeHeight="251661312" behindDoc="0" locked="0" layoutInCell="1" allowOverlap="1" wp14:anchorId="336E8E40" wp14:editId="68BB7FFD">
+            <wp:simplePos x="0" y="0"/>
+            <wp:positionH relativeFrom="margin">
+              <wp:align>left</wp:align>
+            </wp:positionH>
+            <wp:positionV relativeFrom="page">
+              <wp:posOffset>1231900</wp:posOffset>
+            </wp:positionV>
+            <wp:extent cx="2987675" cy="5725160"/>
+            <wp:effectExtent l="0" t="0" r="3175" b="8890"/>
+            <wp:wrapTopAndBottom/>
+            <wp:docPr id="529998638" name="Picture 1"/>
+            <wp:cNvGraphicFramePr>
+              <a:graphicFrameLocks xmlns:a="http://schemas.openxmlformats.org/drawingml/2006/main" noChangeAspect="1"/>
+            </wp:cNvGraphicFramePr>
+            <a:graphic xmlns:a="http://schemas.openxmlformats.org/drawingml/2006/main">
+              <a:graphicData uri="http://schemas.openxmlformats.org/drawingml/2006/picture">
+                <pic:pic xmlns:pic="http://schemas.openxmlformats.org/drawingml/2006/picture">
+                  <pic:nvPicPr>
+                    <pic:cNvPr id="529998638" name="Picture 529998638"/>
+                    <pic:cNvPicPr/>
+                  </pic:nvPicPr>
+                  <pic:blipFill rotWithShape="1">
+                    <a:blip r:embed="rId15" cstate="print">
+                      <a:extLst>
+                        <a:ext uri="{28A0092B-C50C-407E-A947-70E740481C1C}">
+                          <a14:useLocalDpi xmlns:a14="http://schemas.microsoft.com/office/drawing/2010/main" val="0"/>
+                        </a:ext>
+                      </a:extLst>
+                    </a:blip>
+                    <a:srcRect l="-108" t="17616" r="77671" b="13591"/>
+                    <a:stretch>
+                      <a:fillRect/>
+                    </a:stretch>
+                  </pic:blipFill>
+                  <pic:spPr bwMode="auto">
+                    <a:xfrm>
+                      <a:off x="0" y="0"/>
+                      <a:ext cx="2987675" cy="5725160"/>
+                    </a:xfrm>
+                    <a:prstGeom prst="rect">
+                      <a:avLst/>
+                    </a:prstGeom>
+                    <a:ln>
+                      <a:noFill/>
+                    </a:ln>
+                    <a:extLst>
+                      <a:ext uri="{53640926-AAD7-44D8-BBD7-CCE9431645EC}">
+                        <a14:shadowObscured xmlns:a14="http://schemas.microsoft.com/office/drawing/2010/main"/>
+                      </a:ext>
+                    </a:extLst>
+                  </pic:spPr>
+                </pic:pic>
+              </a:graphicData>
+            </a:graphic>
+            <wp14:sizeRelH relativeFrom="margin">
+              <wp14:pctWidth>0</wp14:pctWidth>
+            </wp14:sizeRelH>
+            <wp14:sizeRelV relativeFrom="margin">
+              <wp14:pctHeight>0</wp14:pctHeight>
+            </wp14:sizeRelV>
+          </wp:anchor>
+        </w:drawing>
+      </w:r>
+      <w:r>
+        <w:rPr>
+          <w:rFonts w:ascii="Times New Roman" w:hAnsi="Times New Roman" w:cs="Times New Roman"/>
+        </w:rPr>
+        <w:t xml:space="preserve">6.4 </w:t>
+      </w:r>
+      <w:r>
+        <w:rPr>
+          <w:rFonts w:ascii="Times New Roman" w:hAnsi="Times New Roman" w:cs="Times New Roman"/>
+        </w:rPr>
+        <w:t>Product Backlog</w:t>
+      </w:r>
+      <w:bookmarkEnd w:id="31"/>
+    </w:p>
+    <w:p/>
+    <w:p>
+      <w:pPr>
+        <w:rPr>
+          <w:rFonts w:ascii="Times New Roman" w:eastAsiaTheme="majorEastAsia" w:hAnsi="Times New Roman" w:cs="Times New Roman"/>
+          <w:color w:val="0F4761" w:themeColor="accent1" w:themeShade="BF"/>
+          <w:sz w:val="40"/>
+          <w:szCs w:val="40"/>
+        </w:rPr>
+      </w:pPr>
+      <w:r>
+        <w:rPr>
+          <w:rFonts w:ascii="Times New Roman" w:eastAsiaTheme="majorEastAsia" w:hAnsi="Times New Roman" w:cs="Times New Roman"/>
+          <w:color w:val="0F4761" w:themeColor="accent1" w:themeShade="BF"/>
+          <w:sz w:val="40"/>
+          <w:szCs w:val="40"/>
+        </w:rPr>
+        <w:t xml:space="preserve">6.5 </w:t>
+      </w:r>
+      <w:r>
+        <w:rPr>
+          <w:rFonts w:ascii="Times New Roman" w:eastAsiaTheme="majorEastAsia" w:hAnsi="Times New Roman" w:cs="Times New Roman"/>
+          <w:color w:val="0F4761" w:themeColor="accent1" w:themeShade="BF"/>
+          <w:sz w:val="40"/>
+          <w:szCs w:val="40"/>
+        </w:rPr>
+        <w:t>Sprint 1 Backlog</w:t>
+      </w:r>
+    </w:p>
+    <w:p>
+      <w:pPr>
+        <w:rPr>
+          <w:rFonts w:ascii="Times New Roman" w:eastAsiaTheme="majorEastAsia" w:hAnsi="Times New Roman" w:cs="Times New Roman"/>
+          <w:color w:val="0F4761" w:themeColor="accent1" w:themeShade="BF"/>
+          <w:sz w:val="40"/>
+          <w:szCs w:val="40"/>
+        </w:rPr>
+      </w:pPr>
+      <w:r>
+        <w:rPr>
+          <w:rFonts w:ascii="Times New Roman" w:eastAsiaTheme="majorEastAsia" w:hAnsi="Times New Roman" w:cs="Times New Roman"/>
+          <w:noProof/>
+          <w:color w:val="0F4761" w:themeColor="accent1" w:themeShade="BF"/>
+          <w:sz w:val="40"/>
+          <w:szCs w:val="40"/>
+          <w14:ligatures w14:val="standardContextual"/>
+        </w:rPr>
+        <w:lastRenderedPageBreak/>
+        <w:drawing>
+          <wp:inline distT="0" distB="0" distL="0" distR="0" wp14:anchorId="062AC33B" wp14:editId="6D08D569">
+            <wp:extent cx="6099175" cy="3054456"/>
+            <wp:effectExtent l="0" t="0" r="0" b="0"/>
+            <wp:docPr id="1157711203" name="Picture 4"/>
+            <wp:cNvGraphicFramePr>
+              <a:graphicFrameLocks xmlns:a="http://schemas.openxmlformats.org/drawingml/2006/main" noChangeAspect="1"/>
+            </wp:cNvGraphicFramePr>
+            <a:graphic xmlns:a="http://schemas.openxmlformats.org/drawingml/2006/main">
+              <a:graphicData uri="http://schemas.openxmlformats.org/drawingml/2006/picture">
+                <pic:pic xmlns:pic="http://schemas.openxmlformats.org/drawingml/2006/picture">
+                  <pic:nvPicPr>
+                    <pic:cNvPr id="1157711203" name="Picture 1157711203"/>
+                    <pic:cNvPicPr/>
+                  </pic:nvPicPr>
+                  <pic:blipFill rotWithShape="1">
+                    <a:blip r:embed="rId16" cstate="print">
+                      <a:extLst>
+                        <a:ext uri="{28A0092B-C50C-407E-A947-70E740481C1C}">
+                          <a14:useLocalDpi xmlns:a14="http://schemas.microsoft.com/office/drawing/2010/main" val="0"/>
+                        </a:ext>
+                      </a:extLst>
+                    </a:blip>
+                    <a:srcRect l="-374" t="12479" r="-1" b="7094"/>
+                    <a:stretch>
+                      <a:fillRect/>
+                    </a:stretch>
+                  </pic:blipFill>
+                  <pic:spPr bwMode="auto">
+                    <a:xfrm>
+                      <a:off x="0" y="0"/>
+                      <a:ext cx="6112037" cy="3060897"/>
+                    </a:xfrm>
+                    <a:prstGeom prst="rect">
+                      <a:avLst/>
+                    </a:prstGeom>
+                    <a:ln>
+                      <a:noFill/>
+                    </a:ln>
+                    <a:extLst>
+                      <a:ext uri="{53640926-AAD7-44D8-BBD7-CCE9431645EC}">
+                        <a14:shadowObscured xmlns:a14="http://schemas.microsoft.com/office/drawing/2010/main"/>
+                      </a:ext>
+                    </a:extLst>
+                  </pic:spPr>
+                </pic:pic>
+              </a:graphicData>
+            </a:graphic>
+          </wp:inline>
+        </w:drawing>
+      </w:r>
     </w:p>
     <w:p>
       <w:pPr>
@@ -6775,13 +7653,14 @@
           <w:rFonts w:ascii="Times New Roman" w:hAnsi="Times New Roman" w:cs="Times New Roman"/>
         </w:rPr>
       </w:pPr>
+      <w:bookmarkStart w:id="32" w:name="_Toc241185769"/>
       <w:r>
         <w:rPr>
           <w:rFonts w:ascii="Times New Roman" w:hAnsi="Times New Roman" w:cs="Times New Roman"/>
         </w:rPr>
         <w:t>7. Budget</w:t>
       </w:r>
-      <w:bookmarkEnd w:id="28"/>
+      <w:bookmarkEnd w:id="32"/>
     </w:p>
     <w:p>
       <w:pPr>
@@ -6798,15 +7677,14 @@
           <w:rFonts w:ascii="Times New Roman" w:hAnsi="Times New Roman" w:cs="Times New Roman"/>
         </w:rPr>
       </w:pPr>
-      <w:bookmarkStart w:id="29" w:name="_Toc239770226"/>
-      <w:r>
-        <w:rPr>
-          <w:rFonts w:ascii="Times New Roman" w:hAnsi="Times New Roman" w:cs="Times New Roman"/>
-        </w:rPr>
-        <w:lastRenderedPageBreak/>
+      <w:bookmarkStart w:id="33" w:name="_Toc241185770"/>
+      <w:r>
+        <w:rPr>
+          <w:rFonts w:ascii="Times New Roman" w:hAnsi="Times New Roman" w:cs="Times New Roman"/>
+        </w:rPr>
         <w:t>8. Risk Management</w:t>
       </w:r>
-      <w:bookmarkEnd w:id="29"/>
+      <w:bookmarkEnd w:id="33"/>
     </w:p>
     <w:p>
       <w:pPr>
@@ -6823,14 +7701,14 @@
           <w:rFonts w:ascii="Times New Roman" w:hAnsi="Times New Roman" w:cs="Times New Roman"/>
         </w:rPr>
       </w:pPr>
-      <w:bookmarkStart w:id="30" w:name="_Toc239770227"/>
+      <w:bookmarkStart w:id="34" w:name="_Toc241185771"/>
       <w:r>
         <w:rPr>
           <w:rFonts w:ascii="Times New Roman" w:hAnsi="Times New Roman" w:cs="Times New Roman"/>
         </w:rPr>
         <w:t>9. Team Structure and Coordination</w:t>
       </w:r>
-      <w:bookmarkEnd w:id="30"/>
+      <w:bookmarkEnd w:id="34"/>
     </w:p>
     <w:p>
       <w:pPr>
@@ -6959,14 +7837,14 @@
           <w:rFonts w:ascii="Times New Roman" w:hAnsi="Times New Roman" w:cs="Times New Roman"/>
         </w:rPr>
       </w:pPr>
-      <w:bookmarkStart w:id="31" w:name="_Toc239770228"/>
+      <w:bookmarkStart w:id="35" w:name="_Toc241185772"/>
       <w:r>
         <w:rPr>
           <w:rFonts w:ascii="Times New Roman" w:hAnsi="Times New Roman" w:cs="Times New Roman"/>
         </w:rPr>
         <w:t>10. Appendices</w:t>
       </w:r>
-      <w:bookmarkEnd w:id="31"/>
+      <w:bookmarkEnd w:id="35"/>
     </w:p>
     <w:p>
       <w:pPr>
@@ -6983,14 +7861,14 @@
           <w:rFonts w:ascii="Times New Roman" w:hAnsi="Times New Roman" w:cs="Times New Roman"/>
         </w:rPr>
       </w:pPr>
-      <w:bookmarkStart w:id="32" w:name="_Toc239770229"/>
+      <w:bookmarkStart w:id="36" w:name="_Toc241185773"/>
       <w:r>
         <w:rPr>
           <w:rFonts w:ascii="Times New Roman" w:hAnsi="Times New Roman" w:cs="Times New Roman"/>
         </w:rPr>
         <w:t>11. References</w:t>
       </w:r>
-      <w:bookmarkEnd w:id="32"/>
+      <w:bookmarkEnd w:id="36"/>
     </w:p>
     <w:p>
       <w:pPr>
@@ -6999,7 +7877,7 @@
           <w:rFonts w:ascii="Times New Roman" w:hAnsi="Times New Roman" w:cs="Times New Roman"/>
         </w:rPr>
       </w:pPr>
-      <w:hyperlink r:id="rId14" w:history="1">
+      <w:hyperlink r:id="rId17" w:history="1">
         <w:r>
           <w:rPr>
             <w:rStyle w:val="Hyperlink"/>
@@ -7016,7 +7894,7 @@
           <w:rFonts w:ascii="Times New Roman" w:hAnsi="Times New Roman" w:cs="Times New Roman"/>
         </w:rPr>
       </w:pPr>
-      <w:hyperlink r:id="rId15" w:history="1">
+      <w:hyperlink r:id="rId18" w:history="1">
         <w:r>
           <w:rPr>
             <w:rStyle w:val="Hyperlink"/>
@@ -7033,7 +7911,7 @@
           <w:rFonts w:ascii="Times New Roman" w:hAnsi="Times New Roman" w:cs="Times New Roman"/>
         </w:rPr>
       </w:pPr>
-      <w:hyperlink r:id="rId16" w:history="1">
+      <w:hyperlink r:id="rId19" w:history="1">
         <w:r>
           <w:rPr>
             <w:rStyle w:val="Hyperlink"/>
@@ -7050,7 +7928,7 @@
           <w:rFonts w:ascii="Times New Roman" w:hAnsi="Times New Roman" w:cs="Times New Roman"/>
         </w:rPr>
       </w:pPr>
-      <w:hyperlink r:id="rId17" w:history="1">
+      <w:hyperlink r:id="rId20" w:history="1">
         <w:r>
           <w:rPr>
             <w:rStyle w:val="Hyperlink"/>
@@ -7067,7 +7945,7 @@
           <w:rFonts w:ascii="Times New Roman" w:hAnsi="Times New Roman" w:cs="Times New Roman"/>
         </w:rPr>
       </w:pPr>
-      <w:hyperlink r:id="rId18" w:history="1">
+      <w:hyperlink r:id="rId21" w:history="1">
         <w:r>
           <w:rPr>
             <w:rStyle w:val="Hyperlink"/>
@@ -7084,7 +7962,7 @@
           <w:rFonts w:ascii="Times New Roman" w:hAnsi="Times New Roman" w:cs="Times New Roman"/>
         </w:rPr>
       </w:pPr>
-      <w:hyperlink r:id="rId19" w:history="1">
+      <w:hyperlink r:id="rId22" w:history="1">
         <w:r>
           <w:rPr>
             <w:rStyle w:val="Hyperlink"/>
@@ -7101,7 +7979,7 @@
           <w:rFonts w:ascii="Times New Roman" w:hAnsi="Times New Roman" w:cs="Times New Roman"/>
         </w:rPr>
       </w:pPr>
-      <w:hyperlink r:id="rId20" w:history="1">
+      <w:hyperlink r:id="rId23" w:history="1">
         <w:r>
           <w:rPr>
             <w:rStyle w:val="Hyperlink"/>
@@ -7112,7 +7990,7 @@
       </w:hyperlink>
     </w:p>
     <w:sectPr>
-      <w:footerReference w:type="default" r:id="rId21"/>
+      <w:footerReference w:type="default" r:id="rId24"/>
       <w:pgSz w:w="12240" w:h="15840"/>
       <w:pgMar w:top="1440" w:right="1440" w:bottom="1440" w:left="1440" w:header="720" w:footer="720" w:gutter="0"/>
       <w:cols w:space="720"/>
@@ -8639,6 +9517,23 @@
       <w:sz w:val="16"/>
     </w:rPr>
   </w:style>
+  <w:style w:type="paragraph" w:styleId="TOCHeading">
+    <w:name w:val="TOC Heading"/>
+    <w:basedOn w:val="Heading1"/>
+    <w:next w:val="Normal"/>
+    <w:uiPriority w:val="39"/>
+    <w:unhideWhenUsed/>
+    <w:qFormat/>
+    <w:rsid w:val="0068232E"/>
+    <w:pPr>
+      <w:spacing w:before="240" w:after="0" w:line="259" w:lineRule="auto"/>
+      <w:outlineLvl w:val="9"/>
+    </w:pPr>
+    <w:rPr>
+      <w:sz w:val="32"/>
+      <w:szCs w:val="32"/>
+    </w:rPr>
+  </w:style>
 </w:styles>
 </file>
 
@@ -8955,4 +9850,16 @@
     </a:ext>
   </a:extLst>
 </a:theme>
+</file>
+
+<file path=customXml/item1.xml><?xml version="1.0" encoding="utf-8"?>
+<b:Sources xmlns:b="http://schemas.openxmlformats.org/officeDocument/2006/bibliography" xmlns="http://schemas.openxmlformats.org/officeDocument/2006/bibliography" SelectedStyle="\APASixthEditionOfficeOnline.xsl" StyleName="APA" Version="6"/>
+</file>
+
+<file path=customXml/itemProps1.xml><?xml version="1.0" encoding="utf-8"?>
+<ds:datastoreItem xmlns:ds="http://schemas.openxmlformats.org/officeDocument/2006/customXml" ds:itemID="{88AB2562-9019-4180-9B34-F54B83630614}">
+  <ds:schemaRefs>
+    <ds:schemaRef ds:uri="http://schemas.openxmlformats.org/officeDocument/2006/bibliography"/>
+  </ds:schemaRefs>
+</ds:datastoreItem>
 </file>
--- a/Semester Project Documentation.docx
+++ b/Semester Project Documentation.docx
@@ -181,7 +181,7 @@
           <w:rFonts w:ascii="Times New Roman" w:hAnsi="Times New Roman" w:cs="Times New Roman"/>
         </w:rPr>
       </w:pPr>
-      <w:bookmarkStart w:id="0" w:name="_Toc241185737"/>
+      <w:bookmarkStart w:id="0" w:name="_Toc241617128"/>
       <w:r>
         <w:rPr>
           <w:rFonts w:ascii="Times New Roman" w:hAnsi="Times New Roman" w:cs="Times New Roman"/>
@@ -731,6 +731,12 @@
                 <w:rFonts w:ascii="Times New Roman" w:hAnsi="Times New Roman" w:cs="Times New Roman"/>
               </w:rPr>
             </w:pPr>
+            <w:r>
+              <w:rPr>
+                <w:rFonts w:ascii="Times New Roman" w:hAnsi="Times New Roman" w:cs="Times New Roman"/>
+              </w:rPr>
+              <w:t>0.4</w:t>
+            </w:r>
           </w:p>
         </w:tc>
         <w:tc>
@@ -750,6 +756,30 @@
                 <w:rFonts w:ascii="Times New Roman" w:hAnsi="Times New Roman" w:cs="Times New Roman"/>
               </w:rPr>
             </w:pPr>
+            <w:r>
+              <w:rPr>
+                <w:rFonts w:ascii="Times New Roman" w:hAnsi="Times New Roman" w:cs="Times New Roman"/>
+                <w:sz w:val="20"/>
+                <w:szCs w:val="20"/>
+              </w:rPr>
+              <w:t>September 2</w:t>
+            </w:r>
+            <w:r>
+              <w:rPr>
+                <w:rFonts w:ascii="Times New Roman" w:hAnsi="Times New Roman" w:cs="Times New Roman"/>
+                <w:sz w:val="20"/>
+                <w:szCs w:val="20"/>
+              </w:rPr>
+              <w:t>9</w:t>
+            </w:r>
+            <w:r>
+              <w:rPr>
+                <w:rFonts w:ascii="Times New Roman" w:hAnsi="Times New Roman" w:cs="Times New Roman"/>
+                <w:sz w:val="20"/>
+                <w:szCs w:val="20"/>
+              </w:rPr>
+              <w:t>, 2026</w:t>
+            </w:r>
           </w:p>
         </w:tc>
         <w:tc>
@@ -769,6 +799,12 @@
                 <w:rFonts w:ascii="Times New Roman" w:hAnsi="Times New Roman" w:cs="Times New Roman"/>
               </w:rPr>
             </w:pPr>
+            <w:r>
+              <w:rPr>
+                <w:rFonts w:ascii="Times New Roman" w:hAnsi="Times New Roman" w:cs="Times New Roman"/>
+              </w:rPr>
+              <w:t>Elisa Castillo</w:t>
+            </w:r>
           </w:p>
         </w:tc>
         <w:tc>
@@ -786,8 +822,18 @@
               <w:spacing w:line="260" w:lineRule="auto"/>
               <w:rPr>
                 <w:rFonts w:ascii="Times New Roman" w:hAnsi="Times New Roman" w:cs="Times New Roman"/>
+                <w:sz w:val="20"/>
+                <w:szCs w:val="20"/>
               </w:rPr>
             </w:pPr>
+            <w:r>
+              <w:rPr>
+                <w:rFonts w:ascii="Times New Roman" w:hAnsi="Times New Roman" w:cs="Times New Roman"/>
+                <w:sz w:val="20"/>
+                <w:szCs w:val="20"/>
+              </w:rPr>
+              <w:t>Added Section 8 Risk Management: the approach and rating scales, and a risk register of sixteen risks, four in each of the technical, schedule, financial, and people categories. Added Sections 9.2 and 9.3, the communication plan and the reporting method by audience. Added the risk numbering convention to Section 1.3.</w:t>
+            </w:r>
           </w:p>
         </w:tc>
       </w:tr>
@@ -820,7 +866,7 @@
           <w:rFonts w:ascii="Times New Roman" w:hAnsi="Times New Roman" w:cs="Times New Roman"/>
         </w:rPr>
       </w:pPr>
-      <w:bookmarkStart w:id="1" w:name="_Toc241185738"/>
+      <w:bookmarkStart w:id="1" w:name="_Toc241617129"/>
       <w:r>
         <w:rPr>
           <w:rFonts w:ascii="Times New Roman" w:hAnsi="Times New Roman" w:cs="Times New Roman"/>
@@ -874,7 +920,7 @@
             </w:rPr>
             <w:fldChar w:fldCharType="separate"/>
           </w:r>
-          <w:hyperlink w:anchor="_Toc241185737" w:history="1">
+          <w:hyperlink w:anchor="_Toc241617128" w:history="1">
             <w:r>
               <w:rPr>
                 <w:rStyle w:val="Hyperlink"/>
@@ -899,7 +945,7 @@
               <w:rPr>
                 <w:noProof/>
               </w:rPr>
-              <w:instrText xml:space="preserve"> PAGEREF _Toc241185737 \h </w:instrText>
+              <w:instrText xml:space="preserve"> PAGEREF _Toc241617128 \h </w:instrText>
             </w:r>
             <w:r>
               <w:rPr>
@@ -942,7 +988,7 @@
               <w14:ligatures w14:val="standardContextual"/>
             </w:rPr>
           </w:pPr>
-          <w:hyperlink w:anchor="_Toc241185738" w:history="1">
+          <w:hyperlink w:anchor="_Toc241617129" w:history="1">
             <w:r>
               <w:rPr>
                 <w:rStyle w:val="Hyperlink"/>
@@ -967,7 +1013,7 @@
               <w:rPr>
                 <w:noProof/>
               </w:rPr>
-              <w:instrText xml:space="preserve"> PAGEREF _Toc241185738 \h </w:instrText>
+              <w:instrText xml:space="preserve"> PAGEREF _Toc241617129 \h </w:instrText>
             </w:r>
             <w:r>
               <w:rPr>
@@ -1010,7 +1056,7 @@
               <w14:ligatures w14:val="standardContextual"/>
             </w:rPr>
           </w:pPr>
-          <w:hyperlink w:anchor="_Toc241185739" w:history="1">
+          <w:hyperlink w:anchor="_Toc241617130" w:history="1">
             <w:r>
               <w:rPr>
                 <w:rStyle w:val="Hyperlink"/>
@@ -1035,7 +1081,7 @@
               <w:rPr>
                 <w:noProof/>
               </w:rPr>
-              <w:instrText xml:space="preserve"> PAGEREF _Toc241185739 \h </w:instrText>
+              <w:instrText xml:space="preserve"> PAGEREF _Toc241617130 \h </w:instrText>
             </w:r>
             <w:r>
               <w:rPr>
@@ -1078,7 +1124,7 @@
               <w14:ligatures w14:val="standardContextual"/>
             </w:rPr>
           </w:pPr>
-          <w:hyperlink w:anchor="_Toc241185740" w:history="1">
+          <w:hyperlink w:anchor="_Toc241617131" w:history="1">
             <w:r>
               <w:rPr>
                 <w:rStyle w:val="Hyperlink"/>
@@ -1103,7 +1149,7 @@
               <w:rPr>
                 <w:noProof/>
               </w:rPr>
-              <w:instrText xml:space="preserve"> PAGEREF _Toc241185740 \h </w:instrText>
+              <w:instrText xml:space="preserve"> PAGEREF _Toc241617131 \h </w:instrText>
             </w:r>
             <w:r>
               <w:rPr>
@@ -1146,7 +1192,7 @@
               <w14:ligatures w14:val="standardContextual"/>
             </w:rPr>
           </w:pPr>
-          <w:hyperlink w:anchor="_Toc241185741" w:history="1">
+          <w:hyperlink w:anchor="_Toc241617132" w:history="1">
             <w:r>
               <w:rPr>
                 <w:rStyle w:val="Hyperlink"/>
@@ -1171,7 +1217,7 @@
               <w:rPr>
                 <w:noProof/>
               </w:rPr>
-              <w:instrText xml:space="preserve"> PAGEREF _Toc241185741 \h </w:instrText>
+              <w:instrText xml:space="preserve"> PAGEREF _Toc241617132 \h </w:instrText>
             </w:r>
             <w:r>
               <w:rPr>
@@ -1214,7 +1260,7 @@
               <w14:ligatures w14:val="standardContextual"/>
             </w:rPr>
           </w:pPr>
-          <w:hyperlink w:anchor="_Toc241185742" w:history="1">
+          <w:hyperlink w:anchor="_Toc241617133" w:history="1">
             <w:r>
               <w:rPr>
                 <w:rStyle w:val="Hyperlink"/>
@@ -1239,7 +1285,7 @@
               <w:rPr>
                 <w:noProof/>
               </w:rPr>
-              <w:instrText xml:space="preserve"> PAGEREF _Toc241185742 \h </w:instrText>
+              <w:instrText xml:space="preserve"> PAGEREF _Toc241617133 \h </w:instrText>
             </w:r>
             <w:r>
               <w:rPr>
@@ -1282,7 +1328,7 @@
               <w14:ligatures w14:val="standardContextual"/>
             </w:rPr>
           </w:pPr>
-          <w:hyperlink w:anchor="_Toc241185743" w:history="1">
+          <w:hyperlink w:anchor="_Toc241617134" w:history="1">
             <w:r>
               <w:rPr>
                 <w:rStyle w:val="Hyperlink"/>
@@ -1307,7 +1353,7 @@
               <w:rPr>
                 <w:noProof/>
               </w:rPr>
-              <w:instrText xml:space="preserve"> PAGEREF _Toc241185743 \h </w:instrText>
+              <w:instrText xml:space="preserve"> PAGEREF _Toc241617134 \h </w:instrText>
             </w:r>
             <w:r>
               <w:rPr>
@@ -1350,7 +1396,7 @@
               <w14:ligatures w14:val="standardContextual"/>
             </w:rPr>
           </w:pPr>
-          <w:hyperlink w:anchor="_Toc241185744" w:history="1">
+          <w:hyperlink w:anchor="_Toc241617135" w:history="1">
             <w:r>
               <w:rPr>
                 <w:rStyle w:val="Hyperlink"/>
@@ -1375,7 +1421,7 @@
               <w:rPr>
                 <w:noProof/>
               </w:rPr>
-              <w:instrText xml:space="preserve"> PAGEREF _Toc241185744 \h </w:instrText>
+              <w:instrText xml:space="preserve"> PAGEREF _Toc241617135 \h </w:instrText>
             </w:r>
             <w:r>
               <w:rPr>
@@ -1418,7 +1464,7 @@
               <w14:ligatures w14:val="standardContextual"/>
             </w:rPr>
           </w:pPr>
-          <w:hyperlink w:anchor="_Toc241185745" w:history="1">
+          <w:hyperlink w:anchor="_Toc241617136" w:history="1">
             <w:r>
               <w:rPr>
                 <w:rStyle w:val="Hyperlink"/>
@@ -1443,7 +1489,7 @@
               <w:rPr>
                 <w:noProof/>
               </w:rPr>
-              <w:instrText xml:space="preserve"> PAGEREF _Toc241185745 \h </w:instrText>
+              <w:instrText xml:space="preserve"> PAGEREF _Toc241617136 \h </w:instrText>
             </w:r>
             <w:r>
               <w:rPr>
@@ -1486,7 +1532,7 @@
               <w14:ligatures w14:val="standardContextual"/>
             </w:rPr>
           </w:pPr>
-          <w:hyperlink w:anchor="_Toc241185746" w:history="1">
+          <w:hyperlink w:anchor="_Toc241617137" w:history="1">
             <w:r>
               <w:rPr>
                 <w:rStyle w:val="Hyperlink"/>
@@ -1511,7 +1557,7 @@
               <w:rPr>
                 <w:noProof/>
               </w:rPr>
-              <w:instrText xml:space="preserve"> PAGEREF _Toc241185746 \h </w:instrText>
+              <w:instrText xml:space="preserve"> PAGEREF _Toc241617137 \h </w:instrText>
             </w:r>
             <w:r>
               <w:rPr>
@@ -1554,7 +1600,7 @@
               <w14:ligatures w14:val="standardContextual"/>
             </w:rPr>
           </w:pPr>
-          <w:hyperlink w:anchor="_Toc241185747" w:history="1">
+          <w:hyperlink w:anchor="_Toc241617138" w:history="1">
             <w:r>
               <w:rPr>
                 <w:rStyle w:val="Hyperlink"/>
@@ -1579,7 +1625,7 @@
               <w:rPr>
                 <w:noProof/>
               </w:rPr>
-              <w:instrText xml:space="preserve"> PAGEREF _Toc241185747 \h </w:instrText>
+              <w:instrText xml:space="preserve"> PAGEREF _Toc241617138 \h </w:instrText>
             </w:r>
             <w:r>
               <w:rPr>
@@ -1622,7 +1668,7 @@
               <w14:ligatures w14:val="standardContextual"/>
             </w:rPr>
           </w:pPr>
-          <w:hyperlink w:anchor="_Toc241185748" w:history="1">
+          <w:hyperlink w:anchor="_Toc241617139" w:history="1">
             <w:r>
               <w:rPr>
                 <w:rStyle w:val="Hyperlink"/>
@@ -1647,7 +1693,7 @@
               <w:rPr>
                 <w:noProof/>
               </w:rPr>
-              <w:instrText xml:space="preserve"> PAGEREF _Toc241185748 \h </w:instrText>
+              <w:instrText xml:space="preserve"> PAGEREF _Toc241617139 \h </w:instrText>
             </w:r>
             <w:r>
               <w:rPr>
@@ -1690,7 +1736,7 @@
               <w14:ligatures w14:val="standardContextual"/>
             </w:rPr>
           </w:pPr>
-          <w:hyperlink w:anchor="_Toc241185749" w:history="1">
+          <w:hyperlink w:anchor="_Toc241617140" w:history="1">
             <w:r>
               <w:rPr>
                 <w:rStyle w:val="Hyperlink"/>
@@ -1715,7 +1761,7 @@
               <w:rPr>
                 <w:noProof/>
               </w:rPr>
-              <w:instrText xml:space="preserve"> PAGEREF _Toc241185749 \h </w:instrText>
+              <w:instrText xml:space="preserve"> PAGEREF _Toc241617140 \h </w:instrText>
             </w:r>
             <w:r>
               <w:rPr>
@@ -1758,7 +1804,7 @@
               <w14:ligatures w14:val="standardContextual"/>
             </w:rPr>
           </w:pPr>
-          <w:hyperlink w:anchor="_Toc241185750" w:history="1">
+          <w:hyperlink w:anchor="_Toc241617141" w:history="1">
             <w:r>
               <w:rPr>
                 <w:rStyle w:val="Hyperlink"/>
@@ -1783,7 +1829,7 @@
               <w:rPr>
                 <w:noProof/>
               </w:rPr>
-              <w:instrText xml:space="preserve"> PAGEREF _Toc241185750 \h </w:instrText>
+              <w:instrText xml:space="preserve"> PAGEREF _Toc241617141 \h </w:instrText>
             </w:r>
             <w:r>
               <w:rPr>
@@ -1826,7 +1872,7 @@
               <w14:ligatures w14:val="standardContextual"/>
             </w:rPr>
           </w:pPr>
-          <w:hyperlink w:anchor="_Toc241185751" w:history="1">
+          <w:hyperlink w:anchor="_Toc241617142" w:history="1">
             <w:r>
               <w:rPr>
                 <w:rStyle w:val="Hyperlink"/>
@@ -1851,7 +1897,7 @@
               <w:rPr>
                 <w:noProof/>
               </w:rPr>
-              <w:instrText xml:space="preserve"> PAGEREF _Toc241185751 \h </w:instrText>
+              <w:instrText xml:space="preserve"> PAGEREF _Toc241617142 \h </w:instrText>
             </w:r>
             <w:r>
               <w:rPr>
@@ -1894,7 +1940,7 @@
               <w14:ligatures w14:val="standardContextual"/>
             </w:rPr>
           </w:pPr>
-          <w:hyperlink w:anchor="_Toc241185752" w:history="1">
+          <w:hyperlink w:anchor="_Toc241617143" w:history="1">
             <w:r>
               <w:rPr>
                 <w:rStyle w:val="Hyperlink"/>
@@ -1919,7 +1965,7 @@
               <w:rPr>
                 <w:noProof/>
               </w:rPr>
-              <w:instrText xml:space="preserve"> PAGEREF _Toc241185752 \h </w:instrText>
+              <w:instrText xml:space="preserve"> PAGEREF _Toc241617143 \h </w:instrText>
             </w:r>
             <w:r>
               <w:rPr>
@@ -1962,7 +2008,7 @@
               <w14:ligatures w14:val="standardContextual"/>
             </w:rPr>
           </w:pPr>
-          <w:hyperlink w:anchor="_Toc241185753" w:history="1">
+          <w:hyperlink w:anchor="_Toc241617144" w:history="1">
             <w:r>
               <w:rPr>
                 <w:rStyle w:val="Hyperlink"/>
@@ -1987,7 +2033,7 @@
               <w:rPr>
                 <w:noProof/>
               </w:rPr>
-              <w:instrText xml:space="preserve"> PAGEREF _Toc241185753 \h </w:instrText>
+              <w:instrText xml:space="preserve"> PAGEREF _Toc241617144 \h </w:instrText>
             </w:r>
             <w:r>
               <w:rPr>
@@ -2030,7 +2076,7 @@
               <w14:ligatures w14:val="standardContextual"/>
             </w:rPr>
           </w:pPr>
-          <w:hyperlink w:anchor="_Toc241185754" w:history="1">
+          <w:hyperlink w:anchor="_Toc241617145" w:history="1">
             <w:r>
               <w:rPr>
                 <w:rStyle w:val="Hyperlink"/>
@@ -2055,7 +2101,7 @@
               <w:rPr>
                 <w:noProof/>
               </w:rPr>
-              <w:instrText xml:space="preserve"> PAGEREF _Toc241185754 \h </w:instrText>
+              <w:instrText xml:space="preserve"> PAGEREF _Toc241617145 \h </w:instrText>
             </w:r>
             <w:r>
               <w:rPr>
@@ -2098,7 +2144,7 @@
               <w14:ligatures w14:val="standardContextual"/>
             </w:rPr>
           </w:pPr>
-          <w:hyperlink w:anchor="_Toc241185755" w:history="1">
+          <w:hyperlink w:anchor="_Toc241617146" w:history="1">
             <w:r>
               <w:rPr>
                 <w:rStyle w:val="Hyperlink"/>
@@ -2123,7 +2169,7 @@
               <w:rPr>
                 <w:noProof/>
               </w:rPr>
-              <w:instrText xml:space="preserve"> PAGEREF _Toc241185755 \h </w:instrText>
+              <w:instrText xml:space="preserve"> PAGEREF _Toc241617146 \h </w:instrText>
             </w:r>
             <w:r>
               <w:rPr>
@@ -2166,7 +2212,7 @@
               <w14:ligatures w14:val="standardContextual"/>
             </w:rPr>
           </w:pPr>
-          <w:hyperlink w:anchor="_Toc241185756" w:history="1">
+          <w:hyperlink w:anchor="_Toc241617147" w:history="1">
             <w:r>
               <w:rPr>
                 <w:rStyle w:val="Hyperlink"/>
@@ -2191,7 +2237,7 @@
               <w:rPr>
                 <w:noProof/>
               </w:rPr>
-              <w:instrText xml:space="preserve"> PAGEREF _Toc241185756 \h </w:instrText>
+              <w:instrText xml:space="preserve"> PAGEREF _Toc241617147 \h </w:instrText>
             </w:r>
             <w:r>
               <w:rPr>
@@ -2234,7 +2280,7 @@
               <w14:ligatures w14:val="standardContextual"/>
             </w:rPr>
           </w:pPr>
-          <w:hyperlink w:anchor="_Toc241185757" w:history="1">
+          <w:hyperlink w:anchor="_Toc241617148" w:history="1">
             <w:r>
               <w:rPr>
                 <w:rStyle w:val="Hyperlink"/>
@@ -2259,7 +2305,7 @@
               <w:rPr>
                 <w:noProof/>
               </w:rPr>
-              <w:instrText xml:space="preserve"> PAGEREF _Toc241185757 \h </w:instrText>
+              <w:instrText xml:space="preserve"> PAGEREF _Toc241617148 \h </w:instrText>
             </w:r>
             <w:r>
               <w:rPr>
@@ -2302,7 +2348,7 @@
               <w14:ligatures w14:val="standardContextual"/>
             </w:rPr>
           </w:pPr>
-          <w:hyperlink w:anchor="_Toc241185758" w:history="1">
+          <w:hyperlink w:anchor="_Toc241617149" w:history="1">
             <w:r>
               <w:rPr>
                 <w:rStyle w:val="Hyperlink"/>
@@ -2327,7 +2373,7 @@
               <w:rPr>
                 <w:noProof/>
               </w:rPr>
-              <w:instrText xml:space="preserve"> PAGEREF _Toc241185758 \h </w:instrText>
+              <w:instrText xml:space="preserve"> PAGEREF _Toc241617149 \h </w:instrText>
             </w:r>
             <w:r>
               <w:rPr>
@@ -2370,7 +2416,7 @@
               <w14:ligatures w14:val="standardContextual"/>
             </w:rPr>
           </w:pPr>
-          <w:hyperlink w:anchor="_Toc241185759" w:history="1">
+          <w:hyperlink w:anchor="_Toc241617150" w:history="1">
             <w:r>
               <w:rPr>
                 <w:rStyle w:val="Hyperlink"/>
@@ -2395,7 +2441,7 @@
               <w:rPr>
                 <w:noProof/>
               </w:rPr>
-              <w:instrText xml:space="preserve"> PAGEREF _Toc241185759 \h </w:instrText>
+              <w:instrText xml:space="preserve"> PAGEREF _Toc241617150 \h </w:instrText>
             </w:r>
             <w:r>
               <w:rPr>
@@ -2412,7 +2458,7 @@
               <w:rPr>
                 <w:noProof/>
               </w:rPr>
-              <w:t>8</w:t>
+              <w:t>9</w:t>
             </w:r>
             <w:r>
               <w:rPr>
@@ -2438,7 +2484,7 @@
               <w14:ligatures w14:val="standardContextual"/>
             </w:rPr>
           </w:pPr>
-          <w:hyperlink w:anchor="_Toc241185760" w:history="1">
+          <w:hyperlink w:anchor="_Toc241617151" w:history="1">
             <w:r>
               <w:rPr>
                 <w:rStyle w:val="Hyperlink"/>
@@ -2463,7 +2509,7 @@
               <w:rPr>
                 <w:noProof/>
               </w:rPr>
-              <w:instrText xml:space="preserve"> PAGEREF _Toc241185760 \h </w:instrText>
+              <w:instrText xml:space="preserve"> PAGEREF _Toc241617151 \h </w:instrText>
             </w:r>
             <w:r>
               <w:rPr>
@@ -2480,7 +2526,7 @@
               <w:rPr>
                 <w:noProof/>
               </w:rPr>
-              <w:t>8</w:t>
+              <w:t>9</w:t>
             </w:r>
             <w:r>
               <w:rPr>
@@ -2506,7 +2552,7 @@
               <w14:ligatures w14:val="standardContextual"/>
             </w:rPr>
           </w:pPr>
-          <w:hyperlink w:anchor="_Toc241185761" w:history="1">
+          <w:hyperlink w:anchor="_Toc241617152" w:history="1">
             <w:r>
               <w:rPr>
                 <w:rStyle w:val="Hyperlink"/>
@@ -2531,7 +2577,7 @@
               <w:rPr>
                 <w:noProof/>
               </w:rPr>
-              <w:instrText xml:space="preserve"> PAGEREF _Toc241185761 \h </w:instrText>
+              <w:instrText xml:space="preserve"> PAGEREF _Toc241617152 \h </w:instrText>
             </w:r>
             <w:r>
               <w:rPr>
@@ -2548,7 +2594,7 @@
               <w:rPr>
                 <w:noProof/>
               </w:rPr>
-              <w:t>9</w:t>
+              <w:t>10</w:t>
             </w:r>
             <w:r>
               <w:rPr>
@@ -2574,7 +2620,7 @@
               <w14:ligatures w14:val="standardContextual"/>
             </w:rPr>
           </w:pPr>
-          <w:hyperlink w:anchor="_Toc241185762" w:history="1">
+          <w:hyperlink w:anchor="_Toc241617153" w:history="1">
             <w:r>
               <w:rPr>
                 <w:rStyle w:val="Hyperlink"/>
@@ -2599,7 +2645,7 @@
               <w:rPr>
                 <w:noProof/>
               </w:rPr>
-              <w:instrText xml:space="preserve"> PAGEREF _Toc241185762 \h </w:instrText>
+              <w:instrText xml:space="preserve"> PAGEREF _Toc241617153 \h </w:instrText>
             </w:r>
             <w:r>
               <w:rPr>
@@ -2616,7 +2662,7 @@
               <w:rPr>
                 <w:noProof/>
               </w:rPr>
-              <w:t>9</w:t>
+              <w:t>10</w:t>
             </w:r>
             <w:r>
               <w:rPr>
@@ -2642,7 +2688,7 @@
               <w14:ligatures w14:val="standardContextual"/>
             </w:rPr>
           </w:pPr>
-          <w:hyperlink w:anchor="_Toc241185763" w:history="1">
+          <w:hyperlink w:anchor="_Toc241617154" w:history="1">
             <w:r>
               <w:rPr>
                 <w:rStyle w:val="Hyperlink"/>
@@ -2667,7 +2713,7 @@
               <w:rPr>
                 <w:noProof/>
               </w:rPr>
-              <w:instrText xml:space="preserve"> PAGEREF _Toc241185763 \h </w:instrText>
+              <w:instrText xml:space="preserve"> PAGEREF _Toc241617154 \h </w:instrText>
             </w:r>
             <w:r>
               <w:rPr>
@@ -2684,7 +2730,7 @@
               <w:rPr>
                 <w:noProof/>
               </w:rPr>
-              <w:t>9</w:t>
+              <w:t>10</w:t>
             </w:r>
             <w:r>
               <w:rPr>
@@ -2710,7 +2756,7 @@
               <w14:ligatures w14:val="standardContextual"/>
             </w:rPr>
           </w:pPr>
-          <w:hyperlink w:anchor="_Toc241185764" w:history="1">
+          <w:hyperlink w:anchor="_Toc241617155" w:history="1">
             <w:r>
               <w:rPr>
                 <w:rStyle w:val="Hyperlink"/>
@@ -2735,7 +2781,7 @@
               <w:rPr>
                 <w:noProof/>
               </w:rPr>
-              <w:instrText xml:space="preserve"> PAGEREF _Toc241185764 \h </w:instrText>
+              <w:instrText xml:space="preserve"> PAGEREF _Toc241617155 \h </w:instrText>
             </w:r>
             <w:r>
               <w:rPr>
@@ -2752,7 +2798,7 @@
               <w:rPr>
                 <w:noProof/>
               </w:rPr>
-              <w:t>9</w:t>
+              <w:t>10</w:t>
             </w:r>
             <w:r>
               <w:rPr>
@@ -2778,7 +2824,7 @@
               <w14:ligatures w14:val="standardContextual"/>
             </w:rPr>
           </w:pPr>
-          <w:hyperlink w:anchor="_Toc241185765" w:history="1">
+          <w:hyperlink w:anchor="_Toc241617156" w:history="1">
             <w:r>
               <w:rPr>
                 <w:rStyle w:val="Hyperlink"/>
@@ -2803,7 +2849,7 @@
               <w:rPr>
                 <w:noProof/>
               </w:rPr>
-              <w:instrText xml:space="preserve"> PAGEREF _Toc241185765 \h </w:instrText>
+              <w:instrText xml:space="preserve"> PAGEREF _Toc241617156 \h </w:instrText>
             </w:r>
             <w:r>
               <w:rPr>
@@ -2820,7 +2866,7 @@
               <w:rPr>
                 <w:noProof/>
               </w:rPr>
-              <w:t>10</w:t>
+              <w:t>11</w:t>
             </w:r>
             <w:r>
               <w:rPr>
@@ -2846,7 +2892,7 @@
               <w14:ligatures w14:val="standardContextual"/>
             </w:rPr>
           </w:pPr>
-          <w:hyperlink w:anchor="_Toc241185766" w:history="1">
+          <w:hyperlink w:anchor="_Toc241617157" w:history="1">
             <w:r>
               <w:rPr>
                 <w:rStyle w:val="Hyperlink"/>
@@ -2871,7 +2917,7 @@
               <w:rPr>
                 <w:noProof/>
               </w:rPr>
-              <w:instrText xml:space="preserve"> PAGEREF _Toc241185766 \h </w:instrText>
+              <w:instrText xml:space="preserve"> PAGEREF _Toc241617157 \h </w:instrText>
             </w:r>
             <w:r>
               <w:rPr>
@@ -2888,7 +2934,7 @@
               <w:rPr>
                 <w:noProof/>
               </w:rPr>
-              <w:t>11</w:t>
+              <w:t>12</w:t>
             </w:r>
             <w:r>
               <w:rPr>
@@ -2914,7 +2960,7 @@
               <w14:ligatures w14:val="standardContextual"/>
             </w:rPr>
           </w:pPr>
-          <w:hyperlink w:anchor="_Toc241185767" w:history="1">
+          <w:hyperlink w:anchor="_Toc241617158" w:history="1">
             <w:r>
               <w:rPr>
                 <w:rStyle w:val="Hyperlink"/>
@@ -2939,7 +2985,7 @@
               <w:rPr>
                 <w:noProof/>
               </w:rPr>
-              <w:instrText xml:space="preserve"> PAGEREF _Toc241185767 \h </w:instrText>
+              <w:instrText xml:space="preserve"> PAGEREF _Toc241617158 \h </w:instrText>
             </w:r>
             <w:r>
               <w:rPr>
@@ -2956,7 +3002,143 @@
               <w:rPr>
                 <w:noProof/>
               </w:rPr>
-              <w:t>11</w:t>
+              <w:t>13</w:t>
+            </w:r>
+            <w:r>
+              <w:rPr>
+                <w:noProof/>
+              </w:rPr>
+              <w:fldChar w:fldCharType="end"/>
+            </w:r>
+          </w:hyperlink>
+        </w:p>
+        <w:p>
+          <w:pPr>
+            <w:pStyle w:val="TOC2"/>
+            <w:tabs>
+              <w:tab w:val="right" w:leader="dot" w:pos="9350"/>
+            </w:tabs>
+            <w:rPr>
+              <w:rFonts w:asciiTheme="minorHAnsi" w:eastAsiaTheme="minorEastAsia" w:hAnsiTheme="minorHAnsi" w:cstheme="minorBidi"/>
+              <w:noProof/>
+              <w:color w:val="auto"/>
+              <w:kern w:val="2"/>
+              <w:sz w:val="24"/>
+              <w:szCs w:val="24"/>
+              <w14:ligatures w14:val="standardContextual"/>
+            </w:rPr>
+          </w:pPr>
+          <w:hyperlink w:anchor="_Toc241617159" w:history="1">
+            <w:r>
+              <w:rPr>
+                <w:rStyle w:val="Hyperlink"/>
+                <w:rFonts w:ascii="Times New Roman" w:hAnsi="Times New Roman" w:cs="Times New Roman"/>
+                <w:noProof/>
+              </w:rPr>
+              <w:t>6.4 Product Backlog</w:t>
+            </w:r>
+            <w:r>
+              <w:rPr>
+                <w:noProof/>
+              </w:rPr>
+              <w:tab/>
+            </w:r>
+            <w:r>
+              <w:rPr>
+                <w:noProof/>
+              </w:rPr>
+              <w:fldChar w:fldCharType="begin"/>
+            </w:r>
+            <w:r>
+              <w:rPr>
+                <w:noProof/>
+              </w:rPr>
+              <w:instrText xml:space="preserve"> PAGEREF _Toc241617159 \h </w:instrText>
+            </w:r>
+            <w:r>
+              <w:rPr>
+                <w:noProof/>
+              </w:rPr>
+            </w:r>
+            <w:r>
+              <w:rPr>
+                <w:noProof/>
+              </w:rPr>
+              <w:fldChar w:fldCharType="separate"/>
+            </w:r>
+            <w:r>
+              <w:rPr>
+                <w:noProof/>
+              </w:rPr>
+              <w:t>14</w:t>
+            </w:r>
+            <w:r>
+              <w:rPr>
+                <w:noProof/>
+              </w:rPr>
+              <w:fldChar w:fldCharType="end"/>
+            </w:r>
+          </w:hyperlink>
+        </w:p>
+        <w:p>
+          <w:pPr>
+            <w:pStyle w:val="TOC2"/>
+            <w:tabs>
+              <w:tab w:val="right" w:leader="dot" w:pos="9350"/>
+            </w:tabs>
+            <w:rPr>
+              <w:rFonts w:asciiTheme="minorHAnsi" w:eastAsiaTheme="minorEastAsia" w:hAnsiTheme="minorHAnsi" w:cstheme="minorBidi"/>
+              <w:noProof/>
+              <w:color w:val="auto"/>
+              <w:kern w:val="2"/>
+              <w:sz w:val="24"/>
+              <w:szCs w:val="24"/>
+              <w14:ligatures w14:val="standardContextual"/>
+            </w:rPr>
+          </w:pPr>
+          <w:hyperlink w:anchor="_Toc241617160" w:history="1">
+            <w:r>
+              <w:rPr>
+                <w:rStyle w:val="Hyperlink"/>
+                <w:rFonts w:ascii="Times New Roman" w:hAnsi="Times New Roman" w:cs="Times New Roman"/>
+                <w:noProof/>
+              </w:rPr>
+              <w:t>6.5 Sprint 1 Backlog</w:t>
+            </w:r>
+            <w:r>
+              <w:rPr>
+                <w:noProof/>
+              </w:rPr>
+              <w:tab/>
+            </w:r>
+            <w:r>
+              <w:rPr>
+                <w:noProof/>
+              </w:rPr>
+              <w:fldChar w:fldCharType="begin"/>
+            </w:r>
+            <w:r>
+              <w:rPr>
+                <w:noProof/>
+              </w:rPr>
+              <w:instrText xml:space="preserve"> PAGEREF _Toc241617160 \h </w:instrText>
+            </w:r>
+            <w:r>
+              <w:rPr>
+                <w:noProof/>
+              </w:rPr>
+            </w:r>
+            <w:r>
+              <w:rPr>
+                <w:noProof/>
+              </w:rPr>
+              <w:fldChar w:fldCharType="separate"/>
+            </w:r>
+            <w:r>
+              <w:rPr>
+                <w:noProof/>
+              </w:rPr>
+              <w:t>14</w:t>
             </w:r>
             <w:r>
               <w:rPr>
@@ -2982,14 +3164,14 @@
               <w14:ligatures w14:val="standardContextual"/>
             </w:rPr>
           </w:pPr>
-          <w:hyperlink w:anchor="_Toc241185768" w:history="1">
+          <w:hyperlink w:anchor="_Toc241617161" w:history="1">
             <w:r>
               <w:rPr>
                 <w:rStyle w:val="Hyperlink"/>
                 <w:rFonts w:ascii="Times New Roman" w:hAnsi="Times New Roman" w:cs="Times New Roman"/>
                 <w:noProof/>
               </w:rPr>
-              <w:t>6.4 Product Backlog</w:t>
+              <w:t>7. Budget</w:t>
             </w:r>
             <w:r>
               <w:rPr>
@@ -3007,7 +3189,7 @@
               <w:rPr>
                 <w:noProof/>
               </w:rPr>
-              <w:instrText xml:space="preserve"> PAGEREF _Toc241185768 \h </w:instrText>
+              <w:instrText xml:space="preserve"> PAGEREF _Toc241617161 \h </w:instrText>
             </w:r>
             <w:r>
               <w:rPr>
@@ -3024,7 +3206,7 @@
               <w:rPr>
                 <w:noProof/>
               </w:rPr>
-              <w:t>14</w:t>
+              <w:t>15</w:t>
             </w:r>
             <w:r>
               <w:rPr>
@@ -3050,14 +3232,14 @@
               <w14:ligatures w14:val="standardContextual"/>
             </w:rPr>
           </w:pPr>
-          <w:hyperlink w:anchor="_Toc241185769" w:history="1">
+          <w:hyperlink w:anchor="_Toc241617162" w:history="1">
             <w:r>
               <w:rPr>
                 <w:rStyle w:val="Hyperlink"/>
                 <w:rFonts w:ascii="Times New Roman" w:hAnsi="Times New Roman" w:cs="Times New Roman"/>
                 <w:noProof/>
               </w:rPr>
-              <w:t>7. Budget</w:t>
+              <w:t>8. Risk Management</w:t>
             </w:r>
             <w:r>
               <w:rPr>
@@ -3075,7 +3257,7 @@
               <w:rPr>
                 <w:noProof/>
               </w:rPr>
-              <w:instrText xml:space="preserve"> PAGEREF _Toc241185769 \h </w:instrText>
+              <w:instrText xml:space="preserve"> PAGEREF _Toc241617162 \h </w:instrText>
             </w:r>
             <w:r>
               <w:rPr>
@@ -3093,6 +3275,142 @@
                 <w:noProof/>
               </w:rPr>
               <w:t>15</w:t>
+            </w:r>
+            <w:r>
+              <w:rPr>
+                <w:noProof/>
+              </w:rPr>
+              <w:fldChar w:fldCharType="end"/>
+            </w:r>
+          </w:hyperlink>
+        </w:p>
+        <w:p>
+          <w:pPr>
+            <w:pStyle w:val="TOC2"/>
+            <w:tabs>
+              <w:tab w:val="right" w:leader="dot" w:pos="9350"/>
+            </w:tabs>
+            <w:rPr>
+              <w:rFonts w:asciiTheme="minorHAnsi" w:eastAsiaTheme="minorEastAsia" w:hAnsiTheme="minorHAnsi" w:cstheme="minorBidi"/>
+              <w:noProof/>
+              <w:color w:val="auto"/>
+              <w:kern w:val="2"/>
+              <w:sz w:val="24"/>
+              <w:szCs w:val="24"/>
+              <w14:ligatures w14:val="standardContextual"/>
+            </w:rPr>
+          </w:pPr>
+          <w:hyperlink w:anchor="_Toc241617163" w:history="1">
+            <w:r>
+              <w:rPr>
+                <w:rStyle w:val="Hyperlink"/>
+                <w:rFonts w:ascii="Times New Roman" w:hAnsi="Times New Roman" w:cs="Times New Roman"/>
+                <w:noProof/>
+              </w:rPr>
+              <w:t>8.1 Approach and rating scales</w:t>
+            </w:r>
+            <w:r>
+              <w:rPr>
+                <w:noProof/>
+              </w:rPr>
+              <w:tab/>
+            </w:r>
+            <w:r>
+              <w:rPr>
+                <w:noProof/>
+              </w:rPr>
+              <w:fldChar w:fldCharType="begin"/>
+            </w:r>
+            <w:r>
+              <w:rPr>
+                <w:noProof/>
+              </w:rPr>
+              <w:instrText xml:space="preserve"> PAGEREF _Toc241617163 \h </w:instrText>
+            </w:r>
+            <w:r>
+              <w:rPr>
+                <w:noProof/>
+              </w:rPr>
+            </w:r>
+            <w:r>
+              <w:rPr>
+                <w:noProof/>
+              </w:rPr>
+              <w:fldChar w:fldCharType="separate"/>
+            </w:r>
+            <w:r>
+              <w:rPr>
+                <w:noProof/>
+              </w:rPr>
+              <w:t>15</w:t>
+            </w:r>
+            <w:r>
+              <w:rPr>
+                <w:noProof/>
+              </w:rPr>
+              <w:fldChar w:fldCharType="end"/>
+            </w:r>
+          </w:hyperlink>
+        </w:p>
+        <w:p>
+          <w:pPr>
+            <w:pStyle w:val="TOC2"/>
+            <w:tabs>
+              <w:tab w:val="right" w:leader="dot" w:pos="9350"/>
+            </w:tabs>
+            <w:rPr>
+              <w:rFonts w:asciiTheme="minorHAnsi" w:eastAsiaTheme="minorEastAsia" w:hAnsiTheme="minorHAnsi" w:cstheme="minorBidi"/>
+              <w:noProof/>
+              <w:color w:val="auto"/>
+              <w:kern w:val="2"/>
+              <w:sz w:val="24"/>
+              <w:szCs w:val="24"/>
+              <w14:ligatures w14:val="standardContextual"/>
+            </w:rPr>
+          </w:pPr>
+          <w:hyperlink w:anchor="_Toc241617164" w:history="1">
+            <w:r>
+              <w:rPr>
+                <w:rStyle w:val="Hyperlink"/>
+                <w:rFonts w:ascii="Times New Roman" w:hAnsi="Times New Roman" w:cs="Times New Roman"/>
+                <w:noProof/>
+              </w:rPr>
+              <w:t>8.2 Risk register</w:t>
+            </w:r>
+            <w:r>
+              <w:rPr>
+                <w:noProof/>
+              </w:rPr>
+              <w:tab/>
+            </w:r>
+            <w:r>
+              <w:rPr>
+                <w:noProof/>
+              </w:rPr>
+              <w:fldChar w:fldCharType="begin"/>
+            </w:r>
+            <w:r>
+              <w:rPr>
+                <w:noProof/>
+              </w:rPr>
+              <w:instrText xml:space="preserve"> PAGEREF _Toc241617164 \h </w:instrText>
+            </w:r>
+            <w:r>
+              <w:rPr>
+                <w:noProof/>
+              </w:rPr>
+            </w:r>
+            <w:r>
+              <w:rPr>
+                <w:noProof/>
+              </w:rPr>
+              <w:fldChar w:fldCharType="separate"/>
+            </w:r>
+            <w:r>
+              <w:rPr>
+                <w:noProof/>
+              </w:rPr>
+              <w:t>16</w:t>
             </w:r>
             <w:r>
               <w:rPr>
@@ -3118,14 +3436,14 @@
               <w14:ligatures w14:val="standardContextual"/>
             </w:rPr>
           </w:pPr>
-          <w:hyperlink w:anchor="_Toc241185770" w:history="1">
+          <w:hyperlink w:anchor="_Toc241617165" w:history="1">
             <w:r>
               <w:rPr>
                 <w:rStyle w:val="Hyperlink"/>
                 <w:rFonts w:ascii="Times New Roman" w:hAnsi="Times New Roman" w:cs="Times New Roman"/>
                 <w:noProof/>
               </w:rPr>
-              <w:t>8. Risk Management</w:t>
+              <w:t>9. Team Structure and Coordination</w:t>
             </w:r>
             <w:r>
               <w:rPr>
@@ -3143,7 +3461,7 @@
               <w:rPr>
                 <w:noProof/>
               </w:rPr>
-              <w:instrText xml:space="preserve"> PAGEREF _Toc241185770 \h </w:instrText>
+              <w:instrText xml:space="preserve"> PAGEREF _Toc241617165 \h </w:instrText>
             </w:r>
             <w:r>
               <w:rPr>
@@ -3160,7 +3478,211 @@
               <w:rPr>
                 <w:noProof/>
               </w:rPr>
-              <w:t>15</w:t>
+              <w:t>16</w:t>
+            </w:r>
+            <w:r>
+              <w:rPr>
+                <w:noProof/>
+              </w:rPr>
+              <w:fldChar w:fldCharType="end"/>
+            </w:r>
+          </w:hyperlink>
+        </w:p>
+        <w:p>
+          <w:pPr>
+            <w:pStyle w:val="TOC2"/>
+            <w:tabs>
+              <w:tab w:val="right" w:leader="dot" w:pos="9350"/>
+            </w:tabs>
+            <w:rPr>
+              <w:rFonts w:asciiTheme="minorHAnsi" w:eastAsiaTheme="minorEastAsia" w:hAnsiTheme="minorHAnsi" w:cstheme="minorBidi"/>
+              <w:noProof/>
+              <w:color w:val="auto"/>
+              <w:kern w:val="2"/>
+              <w:sz w:val="24"/>
+              <w:szCs w:val="24"/>
+              <w14:ligatures w14:val="standardContextual"/>
+            </w:rPr>
+          </w:pPr>
+          <w:hyperlink w:anchor="_Toc241617166" w:history="1">
+            <w:r>
+              <w:rPr>
+                <w:rStyle w:val="Hyperlink"/>
+                <w:rFonts w:ascii="Times New Roman" w:hAnsi="Times New Roman" w:cs="Times New Roman"/>
+                <w:noProof/>
+              </w:rPr>
+              <w:t>9.1 Delivery teams</w:t>
+            </w:r>
+            <w:r>
+              <w:rPr>
+                <w:noProof/>
+              </w:rPr>
+              <w:tab/>
+            </w:r>
+            <w:r>
+              <w:rPr>
+                <w:noProof/>
+              </w:rPr>
+              <w:fldChar w:fldCharType="begin"/>
+            </w:r>
+            <w:r>
+              <w:rPr>
+                <w:noProof/>
+              </w:rPr>
+              <w:instrText xml:space="preserve"> PAGEREF _Toc241617166 \h </w:instrText>
+            </w:r>
+            <w:r>
+              <w:rPr>
+                <w:noProof/>
+              </w:rPr>
+            </w:r>
+            <w:r>
+              <w:rPr>
+                <w:noProof/>
+              </w:rPr>
+              <w:fldChar w:fldCharType="separate"/>
+            </w:r>
+            <w:r>
+              <w:rPr>
+                <w:noProof/>
+              </w:rPr>
+              <w:t>16</w:t>
+            </w:r>
+            <w:r>
+              <w:rPr>
+                <w:noProof/>
+              </w:rPr>
+              <w:fldChar w:fldCharType="end"/>
+            </w:r>
+          </w:hyperlink>
+        </w:p>
+        <w:p>
+          <w:pPr>
+            <w:pStyle w:val="TOC2"/>
+            <w:tabs>
+              <w:tab w:val="right" w:leader="dot" w:pos="9350"/>
+            </w:tabs>
+            <w:rPr>
+              <w:rFonts w:asciiTheme="minorHAnsi" w:eastAsiaTheme="minorEastAsia" w:hAnsiTheme="minorHAnsi" w:cstheme="minorBidi"/>
+              <w:noProof/>
+              <w:color w:val="auto"/>
+              <w:kern w:val="2"/>
+              <w:sz w:val="24"/>
+              <w:szCs w:val="24"/>
+              <w14:ligatures w14:val="standardContextual"/>
+            </w:rPr>
+          </w:pPr>
+          <w:hyperlink w:anchor="_Toc241617167" w:history="1">
+            <w:r>
+              <w:rPr>
+                <w:rStyle w:val="Hyperlink"/>
+                <w:rFonts w:ascii="Times New Roman" w:hAnsi="Times New Roman" w:cs="Times New Roman"/>
+                <w:noProof/>
+              </w:rPr>
+              <w:t>9.2 Communication plan</w:t>
+            </w:r>
+            <w:r>
+              <w:rPr>
+                <w:noProof/>
+              </w:rPr>
+              <w:tab/>
+            </w:r>
+            <w:r>
+              <w:rPr>
+                <w:noProof/>
+              </w:rPr>
+              <w:fldChar w:fldCharType="begin"/>
+            </w:r>
+            <w:r>
+              <w:rPr>
+                <w:noProof/>
+              </w:rPr>
+              <w:instrText xml:space="preserve"> PAGEREF _Toc241617167 \h </w:instrText>
+            </w:r>
+            <w:r>
+              <w:rPr>
+                <w:noProof/>
+              </w:rPr>
+            </w:r>
+            <w:r>
+              <w:rPr>
+                <w:noProof/>
+              </w:rPr>
+              <w:fldChar w:fldCharType="separate"/>
+            </w:r>
+            <w:r>
+              <w:rPr>
+                <w:noProof/>
+              </w:rPr>
+              <w:t>17</w:t>
+            </w:r>
+            <w:r>
+              <w:rPr>
+                <w:noProof/>
+              </w:rPr>
+              <w:fldChar w:fldCharType="end"/>
+            </w:r>
+          </w:hyperlink>
+        </w:p>
+        <w:p>
+          <w:pPr>
+            <w:pStyle w:val="TOC2"/>
+            <w:tabs>
+              <w:tab w:val="right" w:leader="dot" w:pos="9350"/>
+            </w:tabs>
+            <w:rPr>
+              <w:rFonts w:asciiTheme="minorHAnsi" w:eastAsiaTheme="minorEastAsia" w:hAnsiTheme="minorHAnsi" w:cstheme="minorBidi"/>
+              <w:noProof/>
+              <w:color w:val="auto"/>
+              <w:kern w:val="2"/>
+              <w:sz w:val="24"/>
+              <w:szCs w:val="24"/>
+              <w14:ligatures w14:val="standardContextual"/>
+            </w:rPr>
+          </w:pPr>
+          <w:hyperlink w:anchor="_Toc241617168" w:history="1">
+            <w:r>
+              <w:rPr>
+                <w:rStyle w:val="Hyperlink"/>
+                <w:rFonts w:ascii="Times New Roman" w:hAnsi="Times New Roman" w:cs="Times New Roman"/>
+                <w:noProof/>
+              </w:rPr>
+              <w:t>9.3 Reporting method by audience</w:t>
+            </w:r>
+            <w:r>
+              <w:rPr>
+                <w:noProof/>
+              </w:rPr>
+              <w:tab/>
+            </w:r>
+            <w:r>
+              <w:rPr>
+                <w:noProof/>
+              </w:rPr>
+              <w:fldChar w:fldCharType="begin"/>
+            </w:r>
+            <w:r>
+              <w:rPr>
+                <w:noProof/>
+              </w:rPr>
+              <w:instrText xml:space="preserve"> PAGEREF _Toc241617168 \h </w:instrText>
+            </w:r>
+            <w:r>
+              <w:rPr>
+                <w:noProof/>
+              </w:rPr>
+            </w:r>
+            <w:r>
+              <w:rPr>
+                <w:noProof/>
+              </w:rPr>
+              <w:fldChar w:fldCharType="separate"/>
+            </w:r>
+            <w:r>
+              <w:rPr>
+                <w:noProof/>
+              </w:rPr>
+              <w:t>17</w:t>
             </w:r>
             <w:r>
               <w:rPr>
@@ -3186,14 +3708,14 @@
               <w14:ligatures w14:val="standardContextual"/>
             </w:rPr>
           </w:pPr>
-          <w:hyperlink w:anchor="_Toc241185771" w:history="1">
+          <w:hyperlink w:anchor="_Toc241617169" w:history="1">
             <w:r>
               <w:rPr>
                 <w:rStyle w:val="Hyperlink"/>
                 <w:rFonts w:ascii="Times New Roman" w:hAnsi="Times New Roman" w:cs="Times New Roman"/>
                 <w:noProof/>
               </w:rPr>
-              <w:t>9. Team Structure and Coordination</w:t>
+              <w:t>10. Appendices</w:t>
             </w:r>
             <w:r>
               <w:rPr>
@@ -3211,7 +3733,7 @@
               <w:rPr>
                 <w:noProof/>
               </w:rPr>
-              <w:instrText xml:space="preserve"> PAGEREF _Toc241185771 \h </w:instrText>
+              <w:instrText xml:space="preserve"> PAGEREF _Toc241617169 \h </w:instrText>
             </w:r>
             <w:r>
               <w:rPr>
@@ -3228,7 +3750,7 @@
               <w:rPr>
                 <w:noProof/>
               </w:rPr>
-              <w:t>15</w:t>
+              <w:t>17</w:t>
             </w:r>
             <w:r>
               <w:rPr>
@@ -3254,14 +3776,14 @@
               <w14:ligatures w14:val="standardContextual"/>
             </w:rPr>
           </w:pPr>
-          <w:hyperlink w:anchor="_Toc241185772" w:history="1">
+          <w:hyperlink w:anchor="_Toc241617170" w:history="1">
             <w:r>
               <w:rPr>
                 <w:rStyle w:val="Hyperlink"/>
                 <w:rFonts w:ascii="Times New Roman" w:hAnsi="Times New Roman" w:cs="Times New Roman"/>
                 <w:noProof/>
               </w:rPr>
-              <w:t>10. Appendices</w:t>
+              <w:t>11. References</w:t>
             </w:r>
             <w:r>
               <w:rPr>
@@ -3279,7 +3801,7 @@
               <w:rPr>
                 <w:noProof/>
               </w:rPr>
-              <w:instrText xml:space="preserve"> PAGEREF _Toc241185772 \h </w:instrText>
+              <w:instrText xml:space="preserve"> PAGEREF _Toc241617170 \h </w:instrText>
             </w:r>
             <w:r>
               <w:rPr>
@@ -3296,75 +3818,7 @@
               <w:rPr>
                 <w:noProof/>
               </w:rPr>
-              <w:t>15</w:t>
-            </w:r>
-            <w:r>
-              <w:rPr>
-                <w:noProof/>
-              </w:rPr>
-              <w:fldChar w:fldCharType="end"/>
-            </w:r>
-          </w:hyperlink>
-        </w:p>
-        <w:p>
-          <w:pPr>
-            <w:pStyle w:val="TOC1"/>
-            <w:tabs>
-              <w:tab w:val="right" w:leader="dot" w:pos="9350"/>
-            </w:tabs>
-            <w:rPr>
-              <w:rFonts w:asciiTheme="minorHAnsi" w:eastAsiaTheme="minorEastAsia" w:hAnsiTheme="minorHAnsi" w:cstheme="minorBidi"/>
-              <w:noProof/>
-              <w:color w:val="auto"/>
-              <w:kern w:val="2"/>
-              <w:sz w:val="24"/>
-              <w:szCs w:val="24"/>
-              <w14:ligatures w14:val="standardContextual"/>
-            </w:rPr>
-          </w:pPr>
-          <w:hyperlink w:anchor="_Toc241185773" w:history="1">
-            <w:r>
-              <w:rPr>
-                <w:rStyle w:val="Hyperlink"/>
-                <w:rFonts w:ascii="Times New Roman" w:hAnsi="Times New Roman" w:cs="Times New Roman"/>
-                <w:noProof/>
-              </w:rPr>
-              <w:t>11. References</w:t>
-            </w:r>
-            <w:r>
-              <w:rPr>
-                <w:noProof/>
-              </w:rPr>
-              <w:tab/>
-            </w:r>
-            <w:r>
-              <w:rPr>
-                <w:noProof/>
-              </w:rPr>
-              <w:fldChar w:fldCharType="begin"/>
-            </w:r>
-            <w:r>
-              <w:rPr>
-                <w:noProof/>
-              </w:rPr>
-              <w:instrText xml:space="preserve"> PAGEREF _Toc241185773 \h </w:instrText>
-            </w:r>
-            <w:r>
-              <w:rPr>
-                <w:noProof/>
-              </w:rPr>
-            </w:r>
-            <w:r>
-              <w:rPr>
-                <w:noProof/>
-              </w:rPr>
-              <w:fldChar w:fldCharType="separate"/>
-            </w:r>
-            <w:r>
-              <w:rPr>
-                <w:noProof/>
-              </w:rPr>
-              <w:t>15</w:t>
+              <w:t>18</w:t>
             </w:r>
             <w:r>
               <w:rPr>
@@ -3396,7 +3850,7 @@
           <w:rFonts w:ascii="Times New Roman" w:hAnsi="Times New Roman" w:cs="Times New Roman"/>
         </w:rPr>
       </w:pPr>
-      <w:bookmarkStart w:id="2" w:name="_Toc241185739"/>
+      <w:bookmarkStart w:id="2" w:name="_Toc241617130"/>
       <w:r>
         <w:rPr>
           <w:rFonts w:ascii="Times New Roman" w:hAnsi="Times New Roman" w:cs="Times New Roman"/>
@@ -3412,7 +3866,7 @@
           <w:rFonts w:ascii="Times New Roman" w:hAnsi="Times New Roman" w:cs="Times New Roman"/>
         </w:rPr>
       </w:pPr>
-      <w:bookmarkStart w:id="3" w:name="_Toc241185740"/>
+      <w:bookmarkStart w:id="3" w:name="_Toc241617131"/>
       <w:r>
         <w:rPr>
           <w:rFonts w:ascii="Times New Roman" w:hAnsi="Times New Roman" w:cs="Times New Roman"/>
@@ -3470,7 +3924,7 @@
           <w:rFonts w:ascii="Times New Roman" w:hAnsi="Times New Roman" w:cs="Times New Roman"/>
         </w:rPr>
       </w:pPr>
-      <w:bookmarkStart w:id="4" w:name="_Toc241185741"/>
+      <w:bookmarkStart w:id="4" w:name="_Toc241617132"/>
       <w:r>
         <w:rPr>
           <w:rFonts w:ascii="Times New Roman" w:hAnsi="Times New Roman" w:cs="Times New Roman"/>
@@ -3554,7 +4008,7 @@
           <w:rFonts w:ascii="Times New Roman" w:hAnsi="Times New Roman" w:cs="Times New Roman"/>
         </w:rPr>
       </w:pPr>
-      <w:bookmarkStart w:id="5" w:name="_Toc241185742"/>
+      <w:bookmarkStart w:id="5" w:name="_Toc241617133"/>
       <w:r>
         <w:rPr>
           <w:rFonts w:ascii="Times New Roman" w:hAnsi="Times New Roman" w:cs="Times New Roman"/>
@@ -3677,7 +4131,7 @@
           <w:rFonts w:ascii="Times New Roman" w:hAnsi="Times New Roman" w:cs="Times New Roman"/>
         </w:rPr>
       </w:pPr>
-      <w:bookmarkStart w:id="6" w:name="_Toc241185743"/>
+      <w:bookmarkStart w:id="6" w:name="_Toc241617134"/>
       <w:r>
         <w:rPr>
           <w:rFonts w:ascii="Times New Roman" w:hAnsi="Times New Roman" w:cs="Times New Roman"/>
@@ -3694,7 +4148,7 @@
           <w:rFonts w:ascii="Times New Roman" w:hAnsi="Times New Roman" w:cs="Times New Roman"/>
         </w:rPr>
       </w:pPr>
-      <w:bookmarkStart w:id="7" w:name="_Toc241185744"/>
+      <w:bookmarkStart w:id="7" w:name="_Toc241617135"/>
       <w:r>
         <w:rPr>
           <w:rFonts w:ascii="Times New Roman" w:hAnsi="Times New Roman" w:cs="Times New Roman"/>
@@ -3780,7 +4234,7 @@
           <w:rFonts w:ascii="Times New Roman" w:hAnsi="Times New Roman" w:cs="Times New Roman"/>
         </w:rPr>
       </w:pPr>
-      <w:bookmarkStart w:id="8" w:name="_Toc241185745"/>
+      <w:bookmarkStart w:id="8" w:name="_Toc241617136"/>
       <w:r>
         <w:rPr>
           <w:rFonts w:ascii="Times New Roman" w:hAnsi="Times New Roman" w:cs="Times New Roman"/>
@@ -3867,7 +4321,7 @@
           <w:rFonts w:ascii="Times New Roman" w:hAnsi="Times New Roman" w:cs="Times New Roman"/>
         </w:rPr>
       </w:pPr>
-      <w:bookmarkStart w:id="9" w:name="_Toc241185746"/>
+      <w:bookmarkStart w:id="9" w:name="_Toc241617137"/>
       <w:r>
         <w:rPr>
           <w:rFonts w:ascii="Times New Roman" w:hAnsi="Times New Roman" w:cs="Times New Roman"/>
@@ -3969,7 +4423,7 @@
           <w:rFonts w:ascii="Times New Roman" w:hAnsi="Times New Roman" w:cs="Times New Roman"/>
         </w:rPr>
       </w:pPr>
-      <w:bookmarkStart w:id="10" w:name="_Toc241185747"/>
+      <w:bookmarkStart w:id="10" w:name="_Toc241617138"/>
       <w:r>
         <w:rPr>
           <w:rFonts w:ascii="Times New Roman" w:hAnsi="Times New Roman" w:cs="Times New Roman"/>
@@ -4011,7 +4465,7 @@
           <w:rFonts w:ascii="Times New Roman" w:hAnsi="Times New Roman" w:cs="Times New Roman"/>
         </w:rPr>
       </w:pPr>
-      <w:bookmarkStart w:id="11" w:name="_Toc241185748"/>
+      <w:bookmarkStart w:id="11" w:name="_Toc241617139"/>
       <w:r>
         <w:rPr>
           <w:rFonts w:ascii="Times New Roman" w:hAnsi="Times New Roman" w:cs="Times New Roman"/>
@@ -4855,7 +5309,7 @@
           <w:rFonts w:ascii="Times New Roman" w:hAnsi="Times New Roman" w:cs="Times New Roman"/>
         </w:rPr>
       </w:pPr>
-      <w:bookmarkStart w:id="12" w:name="_Toc241185749"/>
+      <w:bookmarkStart w:id="12" w:name="_Toc241617140"/>
       <w:r>
         <w:rPr>
           <w:rFonts w:ascii="Times New Roman" w:hAnsi="Times New Roman" w:cs="Times New Roman"/>
@@ -4886,21 +5340,21 @@
         <w:rPr>
           <w:rFonts w:ascii="Times New Roman" w:hAnsi="Times New Roman" w:cs="Times New Roman"/>
         </w:rPr>
-        <w:t xml:space="preserve">ccurate real time availability: rather than showing only the spaces an operator has listed for sale, the platform will report live occupancy from operator systems and sensor feeds, so a driver sees what is </w:t>
+        <w:t xml:space="preserve">ccurate real time availability: rather than showing only the spaces an operator has listed for sale, the platform will report live occupancy from operator systems and sensor feeds, so a driver sees what </w:t>
       </w:r>
       <w:proofErr w:type="gramStart"/>
       <w:r>
         <w:rPr>
           <w:rFonts w:ascii="Times New Roman" w:hAnsi="Times New Roman" w:cs="Times New Roman"/>
         </w:rPr>
-        <w:t>actually free</w:t>
+        <w:t>is actually free right now</w:t>
       </w:r>
       <w:proofErr w:type="gramEnd"/>
       <w:r>
         <w:rPr>
           <w:rFonts w:ascii="Times New Roman" w:hAnsi="Times New Roman" w:cs="Times New Roman"/>
         </w:rPr>
-        <w:t xml:space="preserve"> right now.</w:t>
+        <w:t>.</w:t>
       </w:r>
     </w:p>
     <w:p>
@@ -4992,7 +5446,7 @@
           <w:rFonts w:ascii="Times New Roman" w:hAnsi="Times New Roman" w:cs="Times New Roman"/>
         </w:rPr>
       </w:pPr>
-      <w:bookmarkStart w:id="13" w:name="_Toc241185750"/>
+      <w:bookmarkStart w:id="13" w:name="_Toc241617141"/>
       <w:r>
         <w:rPr>
           <w:rFonts w:ascii="Times New Roman" w:hAnsi="Times New Roman" w:cs="Times New Roman"/>
@@ -5009,7 +5463,7 @@
           <w:rFonts w:ascii="Times New Roman" w:hAnsi="Times New Roman" w:cs="Times New Roman"/>
         </w:rPr>
       </w:pPr>
-      <w:bookmarkStart w:id="14" w:name="_Toc241185751"/>
+      <w:bookmarkStart w:id="14" w:name="_Toc241617142"/>
       <w:r>
         <w:rPr>
           <w:rFonts w:ascii="Times New Roman" w:hAnsi="Times New Roman" w:cs="Times New Roman"/>
@@ -5067,7 +5521,7 @@
           <w:rFonts w:ascii="Times New Roman" w:hAnsi="Times New Roman" w:cs="Times New Roman"/>
         </w:rPr>
       </w:pPr>
-      <w:bookmarkStart w:id="15" w:name="_Toc241185752"/>
+      <w:bookmarkStart w:id="15" w:name="_Toc241617143"/>
       <w:r>
         <w:rPr>
           <w:rFonts w:ascii="Times New Roman" w:hAnsi="Times New Roman" w:cs="Times New Roman"/>
@@ -5129,7 +5583,7 @@
         <w:rPr>
           <w:rFonts w:ascii="Times New Roman" w:hAnsi="Times New Roman" w:cs="Times New Roman"/>
         </w:rPr>
-        <w:t xml:space="preserve"> was selected because the proposal treated the operator dashboard and the driver application as equal halves of a single system rather than building a consumer app and adding reporting later. The engagement covers the full delivery of the platform, from requirements gathering through testing and release.</w:t>
+        <w:t xml:space="preserve"> was selected because the proposal treated the operator dashboard and the driver application as equal halves of a single system rather than building a consumer app and adding reporting later. The engagement covers full delivery of the platform, from requirements gathering through testing and release.</w:t>
       </w:r>
     </w:p>
     <w:p>
@@ -5139,7 +5593,7 @@
           <w:rFonts w:ascii="Times New Roman" w:hAnsi="Times New Roman" w:cs="Times New Roman"/>
         </w:rPr>
       </w:pPr>
-      <w:bookmarkStart w:id="16" w:name="_Toc241185753"/>
+      <w:bookmarkStart w:id="16" w:name="_Toc241617144"/>
       <w:r>
         <w:rPr>
           <w:rFonts w:ascii="Times New Roman" w:hAnsi="Times New Roman" w:cs="Times New Roman"/>
@@ -5149,67 +5603,87 @@
       <w:bookmarkEnd w:id="16"/>
     </w:p>
     <w:p>
-      <w:r>
-        <w:t xml:space="preserve">Drivers spend a lot of time looking for places to park. This search causes traffic </w:t>
+      <w:pPr>
+        <w:pStyle w:val="Heading2"/>
+        <w:rPr>
+          <w:rFonts w:ascii="Times New Roman" w:eastAsia="Calibri" w:hAnsi="Times New Roman" w:cs="Times New Roman"/>
+          <w:color w:val="262626"/>
+          <w:sz w:val="22"/>
+          <w:szCs w:val="22"/>
+        </w:rPr>
+      </w:pPr>
+      <w:bookmarkStart w:id="17" w:name="_Toc241617145"/>
+      <w:r>
+        <w:rPr>
+          <w:rFonts w:ascii="Times New Roman" w:eastAsia="Calibri" w:hAnsi="Times New Roman" w:cs="Times New Roman"/>
+          <w:color w:val="262626"/>
+          <w:sz w:val="22"/>
+          <w:szCs w:val="22"/>
+        </w:rPr>
+        <w:t xml:space="preserve">Drivers lose a significant amount of time searching for parking. The search creates congestion, wastes time that could be spent elsewhere, and adds cars to streets that are already crowded. Parking operators face the other half of the same problem, since they lack the tools to monitor how </w:t>
       </w:r>
       <w:proofErr w:type="gramStart"/>
       <w:r>
-        <w:t>jams</w:t>
+        <w:rPr>
+          <w:rFonts w:ascii="Times New Roman" w:eastAsia="Calibri" w:hAnsi="Times New Roman" w:cs="Times New Roman"/>
+          <w:color w:val="262626"/>
+          <w:sz w:val="22"/>
+          <w:szCs w:val="22"/>
+        </w:rPr>
+        <w:t>full</w:t>
       </w:r>
       <w:proofErr w:type="gramEnd"/>
       <w:r>
-        <w:t xml:space="preserve"> makes people upset and takes away time that could be used for things. It also makes more cars go onto streets that're already crowded. At the time the people who run parking areas do not have the tools they need to check how full the spaces are, to set prices and to make better use of the spaces they already have. A parking garage can be half empty while drivers drive around looking for a spot because neither side knows what the other is doing.</w:t>
-      </w:r>
-    </w:p>
-    <w:p>
-      <w:r>
-        <w:t xml:space="preserve">The Smart Parking Platform fixes that problem. It shows drivers where </w:t>
+        <w:rPr>
+          <w:rFonts w:ascii="Times New Roman" w:eastAsia="Calibri" w:hAnsi="Times New Roman" w:cs="Times New Roman"/>
+          <w:color w:val="262626"/>
+          <w:sz w:val="22"/>
+          <w:szCs w:val="22"/>
+        </w:rPr>
+        <w:t xml:space="preserve"> their facilities are, to set prices against real demand, and to improve the use of the spaces they already have. A garage can sit half empty while drivers circle the block outside it, because neither side can see what the other is doing.</w:t>
+      </w:r>
+    </w:p>
+    <w:p>
+      <w:pPr>
+        <w:pStyle w:val="Heading2"/>
+        <w:rPr>
+          <w:rFonts w:ascii="Times New Roman" w:eastAsia="Calibri" w:hAnsi="Times New Roman" w:cs="Times New Roman"/>
+          <w:color w:val="262626"/>
+          <w:sz w:val="22"/>
+          <w:szCs w:val="22"/>
+        </w:rPr>
+      </w:pPr>
+      <w:r>
+        <w:rPr>
+          <w:rFonts w:ascii="Times New Roman" w:eastAsia="Calibri" w:hAnsi="Times New Roman" w:cs="Times New Roman"/>
+          <w:color w:val="262626"/>
+          <w:sz w:val="22"/>
+          <w:szCs w:val="22"/>
+        </w:rPr>
+        <w:t xml:space="preserve">The Smart Parking Platform solves that problem from both directions. It shows drivers which spaces are available at that moment, lets them reserve and pay before they arrive, and guides them to the space itself. It gives operators a live view of occupancy, control over their pricing, and reports that show how their facilities are </w:t>
       </w:r>
       <w:proofErr w:type="gramStart"/>
       <w:r>
-        <w:t>parking's</w:t>
+        <w:rPr>
+          <w:rFonts w:ascii="Times New Roman" w:eastAsia="Calibri" w:hAnsi="Times New Roman" w:cs="Times New Roman"/>
+          <w:color w:val="262626"/>
+          <w:sz w:val="22"/>
+          <w:szCs w:val="22"/>
+        </w:rPr>
+        <w:t>actually used</w:t>
       </w:r>
       <w:proofErr w:type="gramEnd"/>
       <w:r>
-        <w:t xml:space="preserve"> available right </w:t>
-      </w:r>
-      <w:proofErr w:type="gramStart"/>
-      <w:r>
-        <w:t>now</w:t>
-      </w:r>
-      <w:proofErr w:type="gramEnd"/>
-      <w:r>
-        <w:t xml:space="preserve"> lets them book and pay for a spot before they get there and helps them find the space. It gives the people who run parking areas a real-time </w:t>
-      </w:r>
-      <w:proofErr w:type="gramStart"/>
-      <w:r>
-        <w:t>look,</w:t>
-      </w:r>
-      <w:proofErr w:type="gramEnd"/>
-      <w:r>
-        <w:t xml:space="preserve"> at how many spaces</w:t>
-      </w:r>
-      <w:r>
-        <w:t xml:space="preserve"> a</w:t>
-      </w:r>
-      <w:r>
-        <w:t>re filled</w:t>
-      </w:r>
-      <w:r>
-        <w:t>,</w:t>
-      </w:r>
-      <w:r>
-        <w:t xml:space="preserve"> lets them change prices and provides reports that show how the places are </w:t>
-      </w:r>
-      <w:proofErr w:type="gramStart"/>
-      <w:r>
-        <w:t>actually used</w:t>
-      </w:r>
-      <w:proofErr w:type="gramEnd"/>
-      <w:r>
+        <w:rPr>
+          <w:rFonts w:ascii="Times New Roman" w:eastAsia="Calibri" w:hAnsi="Times New Roman" w:cs="Times New Roman"/>
+          <w:color w:val="262626"/>
+          <w:sz w:val="22"/>
+          <w:szCs w:val="22"/>
+        </w:rPr>
         <w:t>.</w:t>
       </w:r>
     </w:p>
+    <w:p/>
     <w:p>
       <w:pPr>
         <w:pStyle w:val="Heading2"/>
@@ -5217,84 +5691,67 @@
           <w:rFonts w:ascii="Times New Roman" w:hAnsi="Times New Roman" w:cs="Times New Roman"/>
         </w:rPr>
       </w:pPr>
-      <w:bookmarkStart w:id="17" w:name="_Toc241185754"/>
-      <w:r>
-        <w:rPr>
-          <w:rFonts w:ascii="Times New Roman" w:hAnsi="Times New Roman" w:cs="Times New Roman"/>
-        </w:rPr>
+      <w:r>
+        <w:rPr>
+          <w:rFonts w:ascii="Times New Roman" w:hAnsi="Times New Roman" w:cs="Times New Roman"/>
+        </w:rPr>
+        <w:lastRenderedPageBreak/>
         <w:t>3.4 Scope</w:t>
       </w:r>
       <w:bookmarkEnd w:id="17"/>
     </w:p>
     <w:p>
       <w:pPr>
-        <w:rPr>
-          <w:i/>
-        </w:rPr>
-      </w:pPr>
-      <w:r>
-        <w:t xml:space="preserve">The first version of the Smart Parking Platform will let drivers and parking operators make accounts check their identities and log in safely. Drivers can see parking spots at garages that are part of the system using a map that they can interact with. They can pick a date and </w:t>
-      </w:r>
-      <w:proofErr w:type="gramStart"/>
-      <w:r>
-        <w:t>time</w:t>
-      </w:r>
-      <w:proofErr w:type="gramEnd"/>
-      <w:r>
-        <w:t xml:space="preserve"> book a spot and pay away using digital payment tools that work inside the platform. The system will also keep track of </w:t>
-      </w:r>
-      <w:proofErr w:type="gramStart"/>
-      <w:r>
-        <w:t>bookings</w:t>
-      </w:r>
-      <w:proofErr w:type="gramEnd"/>
-      <w:r>
-        <w:t xml:space="preserve"> allow users to get receipts and send confirmations, arrival alerts and reminders when a reservation is about to end.</w:t>
-      </w:r>
-      <w:r>
-        <w:t xml:space="preserve"> </w:t>
-      </w:r>
-      <w:r>
-        <w:t xml:space="preserve">Parking operators will have a dashboard where they can handle their parking locations, update availability, change prices and look at data like how full the lots </w:t>
-      </w:r>
-      <w:proofErr w:type="gramStart"/>
-      <w:r>
-        <w:t>are</w:t>
-      </w:r>
-      <w:proofErr w:type="gramEnd"/>
-      <w:r>
-        <w:t xml:space="preserve"> how often they're used, demand patterns and income numbers. The platform will also connect to navigation </w:t>
-      </w:r>
-      <w:proofErr w:type="gramStart"/>
-      <w:r>
-        <w:t>apps</w:t>
-      </w:r>
-      <w:proofErr w:type="gramEnd"/>
-      <w:r>
-        <w:t xml:space="preserve"> so drivers get </w:t>
-      </w:r>
-      <w:proofErr w:type="gramStart"/>
-      <w:r>
-        <w:t>directions,</w:t>
-      </w:r>
-      <w:proofErr w:type="gramEnd"/>
-      <w:r>
-        <w:t xml:space="preserve"> to their reserved parking places.</w:t>
-      </w:r>
-    </w:p>
-    <w:p>
-      <w:pPr>
         <w:pStyle w:val="Heading2"/>
         <w:rPr>
-          <w:rFonts w:ascii="Times New Roman" w:hAnsi="Times New Roman" w:cs="Times New Roman"/>
-        </w:rPr>
-      </w:pPr>
-      <w:bookmarkStart w:id="18" w:name="_Toc241185755"/>
-      <w:r>
-        <w:rPr>
-          <w:rFonts w:ascii="Times New Roman" w:hAnsi="Times New Roman" w:cs="Times New Roman"/>
-        </w:rPr>
-        <w:lastRenderedPageBreak/>
+          <w:rFonts w:ascii="Times New Roman" w:eastAsia="Calibri" w:hAnsi="Times New Roman" w:cs="Times New Roman"/>
+          <w:color w:val="262626"/>
+          <w:sz w:val="22"/>
+          <w:szCs w:val="22"/>
+        </w:rPr>
+      </w:pPr>
+      <w:bookmarkStart w:id="18" w:name="_Toc241617146"/>
+      <w:r>
+        <w:rPr>
+          <w:rFonts w:ascii="Times New Roman" w:eastAsia="Calibri" w:hAnsi="Times New Roman" w:cs="Times New Roman"/>
+          <w:color w:val="262626"/>
+          <w:sz w:val="22"/>
+          <w:szCs w:val="22"/>
+        </w:rPr>
+        <w:t>The first version of the Smart Parking Platform lets drivers and parking operators create accounts, verify their identity, and sign in securely. Drivers see the spaces available at participating garages on an interactive map, select a date and time, reserve a space, and pay for it with the digital payment methods built into the platform. The platform keeps a record of every reservation, makes receipts available, and sends confirmations, arrival alerts, and reminders when a reservation is close to expiring.</w:t>
+      </w:r>
+    </w:p>
+    <w:p>
+      <w:pPr>
+        <w:pStyle w:val="Heading2"/>
+        <w:rPr>
+          <w:rFonts w:ascii="Times New Roman" w:eastAsia="Calibri" w:hAnsi="Times New Roman" w:cs="Times New Roman"/>
+          <w:color w:val="262626"/>
+          <w:sz w:val="22"/>
+          <w:szCs w:val="22"/>
+        </w:rPr>
+      </w:pPr>
+      <w:r>
+        <w:rPr>
+          <w:rFonts w:ascii="Times New Roman" w:eastAsia="Calibri" w:hAnsi="Times New Roman" w:cs="Times New Roman"/>
+          <w:color w:val="262626"/>
+          <w:sz w:val="22"/>
+          <w:szCs w:val="22"/>
+        </w:rPr>
+        <w:t>Parking operators receive a dashboard that manages their facilities, updates availability, adjusts pricing, and reports on occupancy, utilization, demand patterns, and revenue. The platform also connects to external navigation services, so drivers receive directions to the garage they reserved.</w:t>
+      </w:r>
+    </w:p>
+    <w:p>
+      <w:pPr>
+        <w:pStyle w:val="Heading2"/>
+        <w:rPr>
+          <w:rFonts w:ascii="Times New Roman" w:hAnsi="Times New Roman" w:cs="Times New Roman"/>
+        </w:rPr>
+      </w:pPr>
+      <w:r>
+        <w:rPr>
+          <w:rFonts w:ascii="Times New Roman" w:hAnsi="Times New Roman" w:cs="Times New Roman"/>
+        </w:rPr>
         <w:t>3.5 Out of Scope for Now</w:t>
       </w:r>
       <w:bookmarkEnd w:id="18"/>
@@ -5474,7 +5931,7 @@
           <w:rFonts w:ascii="Times New Roman" w:hAnsi="Times New Roman" w:cs="Times New Roman"/>
         </w:rPr>
       </w:pPr>
-      <w:bookmarkStart w:id="19" w:name="_Toc241185756"/>
+      <w:bookmarkStart w:id="19" w:name="_Toc241617147"/>
       <w:r>
         <w:rPr>
           <w:rFonts w:ascii="Times New Roman" w:hAnsi="Times New Roman" w:cs="Times New Roman"/>
@@ -5540,7 +5997,7 @@
         <w:rPr>
           <w:rFonts w:ascii="Times New Roman" w:hAnsi="Times New Roman" w:cs="Times New Roman"/>
         </w:rPr>
-        <w:t>The platform depends on third party services and APIs for mapping, navigation, and payment processing.</w:t>
+        <w:t>The platform depends on third party services and APIs for mapping, navigation, and payment.</w:t>
       </w:r>
     </w:p>
     <w:p>
@@ -5570,7 +6027,7 @@
           <w:rFonts w:ascii="Times New Roman" w:hAnsi="Times New Roman" w:cs="Times New Roman"/>
         </w:rPr>
       </w:pPr>
-      <w:bookmarkStart w:id="20" w:name="_Toc241185757"/>
+      <w:bookmarkStart w:id="20" w:name="_Toc241617148"/>
       <w:r>
         <w:rPr>
           <w:rFonts w:ascii="Times New Roman" w:hAnsi="Times New Roman" w:cs="Times New Roman"/>
@@ -5586,7 +6043,7 @@
           <w:rFonts w:ascii="Times New Roman" w:hAnsi="Times New Roman" w:cs="Times New Roman"/>
         </w:rPr>
       </w:pPr>
-      <w:bookmarkStart w:id="21" w:name="_Toc241185758"/>
+      <w:bookmarkStart w:id="21" w:name="_Toc241617149"/>
       <w:r>
         <w:rPr>
           <w:rFonts w:ascii="Times New Roman" w:hAnsi="Times New Roman" w:cs="Times New Roman"/>
@@ -5597,12 +6054,226 @@
     </w:p>
     <w:p>
       <w:pPr>
+        <w:spacing w:after="120"/>
+        <w:rPr>
+          <w:rFonts w:ascii="Times New Roman" w:hAnsi="Times New Roman" w:cs="Times New Roman"/>
+        </w:rPr>
+      </w:pPr>
+      <w:r>
+        <w:rPr>
+          <w:rFonts w:ascii="Times New Roman" w:hAnsi="Times New Roman" w:cs="Times New Roman"/>
+        </w:rPr>
+        <w:t xml:space="preserve">The Smart Parking Platform is a new system and does not replace an existing product at the </w:t>
+      </w:r>
+      <w:proofErr w:type="gramStart"/>
+      <w:r>
+        <w:rPr>
+          <w:rFonts w:ascii="Times New Roman" w:hAnsi="Times New Roman" w:cs="Times New Roman"/>
+        </w:rPr>
+        <w:t>operator</w:t>
+      </w:r>
+      <w:proofErr w:type="gramEnd"/>
+      <w:r>
+        <w:rPr>
+          <w:rFonts w:ascii="Times New Roman" w:hAnsi="Times New Roman" w:cs="Times New Roman"/>
+        </w:rPr>
+        <w:t xml:space="preserve"> or the city. It presents two faces on one shared backend. Drivers use a mobile and web application to find, reserve, and pay for a space, and parking operators use a dashboard to manage facilities, pricing, and reporting. </w:t>
+      </w:r>
+      <w:r>
+        <w:rPr>
+          <w:rFonts w:ascii="Times New Roman" w:hAnsi="Times New Roman" w:cs="Times New Roman"/>
+        </w:rPr>
+        <w:t>Then, a</w:t>
+      </w:r>
+      <w:r>
+        <w:rPr>
+          <w:rFonts w:ascii="Times New Roman" w:hAnsi="Times New Roman" w:cs="Times New Roman"/>
+        </w:rPr>
+        <w:t xml:space="preserve"> space sold to a driver leaves the </w:t>
+      </w:r>
+      <w:proofErr w:type="gramStart"/>
+      <w:r>
+        <w:rPr>
+          <w:rFonts w:ascii="Times New Roman" w:hAnsi="Times New Roman" w:cs="Times New Roman"/>
+        </w:rPr>
+        <w:t>operator</w:t>
+      </w:r>
+      <w:proofErr w:type="gramEnd"/>
+      <w:r>
+        <w:rPr>
+          <w:rFonts w:ascii="Times New Roman" w:hAnsi="Times New Roman" w:cs="Times New Roman"/>
+        </w:rPr>
+        <w:t xml:space="preserve"> view </w:t>
+      </w:r>
+      <w:proofErr w:type="gramStart"/>
+      <w:r>
+        <w:rPr>
+          <w:rFonts w:ascii="Times New Roman" w:hAnsi="Times New Roman" w:cs="Times New Roman"/>
+        </w:rPr>
+        <w:t>in</w:t>
+      </w:r>
+      <w:proofErr w:type="gramEnd"/>
+      <w:r>
+        <w:rPr>
+          <w:rFonts w:ascii="Times New Roman" w:hAnsi="Times New Roman" w:cs="Times New Roman"/>
+        </w:rPr>
+        <w:t xml:space="preserve"> the same moment.</w:t>
+      </w:r>
+    </w:p>
+    <w:p>
+      <w:pPr>
+        <w:spacing w:after="120"/>
+        <w:rPr>
+          <w:rFonts w:ascii="Times New Roman" w:hAnsi="Times New Roman" w:cs="Times New Roman"/>
+        </w:rPr>
+      </w:pPr>
+      <w:r>
+        <w:rPr>
+          <w:rFonts w:ascii="Times New Roman" w:hAnsi="Times New Roman" w:cs="Times New Roman"/>
+          <w:b/>
+          <w:bCs/>
+        </w:rPr>
+        <w:t>Product perspective:</w:t>
+      </w:r>
+      <w:r>
+        <w:rPr>
+          <w:rFonts w:ascii="Times New Roman" w:hAnsi="Times New Roman" w:cs="Times New Roman"/>
+        </w:rPr>
+        <w:t xml:space="preserve"> A web and mobile platform on a shared backend, integrated with external mapping, navigation, and payment services and with the sensor and gate equipment already installed in participating garages.</w:t>
+      </w:r>
+    </w:p>
+    <w:p>
+      <w:pPr>
+        <w:spacing w:after="120"/>
+        <w:rPr>
+          <w:rFonts w:ascii="Times New Roman" w:hAnsi="Times New Roman" w:cs="Times New Roman"/>
+        </w:rPr>
+      </w:pPr>
+      <w:r>
+        <w:rPr>
+          <w:rFonts w:ascii="Times New Roman" w:hAnsi="Times New Roman" w:cs="Times New Roman"/>
+          <w:b/>
+          <w:bCs/>
+        </w:rPr>
+        <w:t>Major functions:</w:t>
+      </w:r>
+      <w:r>
+        <w:rPr>
+          <w:rFonts w:ascii="Times New Roman" w:hAnsi="Times New Roman" w:cs="Times New Roman"/>
+        </w:rPr>
+        <w:t xml:space="preserve"> Account registration and secure sign in, parking search, live availability, reservation, digital payment, navigation to the garage, entry validation, reservation extension and cancellation, history and receipts, notifications, facility and pricing management, and occupancy and revenue analytics.</w:t>
+      </w:r>
+    </w:p>
+    <w:p>
+      <w:pPr>
+        <w:spacing w:after="120"/>
+        <w:rPr>
+          <w:rFonts w:ascii="Times New Roman" w:hAnsi="Times New Roman" w:cs="Times New Roman"/>
+        </w:rPr>
+      </w:pPr>
+      <w:r>
+        <w:rPr>
+          <w:rFonts w:ascii="Times New Roman" w:hAnsi="Times New Roman" w:cs="Times New Roman"/>
+          <w:b/>
+          <w:bCs/>
+        </w:rPr>
+        <w:lastRenderedPageBreak/>
+        <w:t>User classes:</w:t>
+      </w:r>
+      <w:r>
+        <w:rPr>
+          <w:rFonts w:ascii="Times New Roman" w:hAnsi="Times New Roman" w:cs="Times New Roman"/>
+        </w:rPr>
+        <w:t xml:space="preserve"> Drivers use the platform occasionally and receive no training, so the driver application </w:t>
+      </w:r>
+      <w:proofErr w:type="gramStart"/>
+      <w:r>
+        <w:rPr>
+          <w:rFonts w:ascii="Times New Roman" w:hAnsi="Times New Roman" w:cs="Times New Roman"/>
+        </w:rPr>
+        <w:t>has to</w:t>
+      </w:r>
+      <w:proofErr w:type="gramEnd"/>
+      <w:r>
+        <w:rPr>
+          <w:rFonts w:ascii="Times New Roman" w:hAnsi="Times New Roman" w:cs="Times New Roman"/>
+        </w:rPr>
+        <w:t xml:space="preserve"> work on the first attempt. Operators use it daily and need depth over simplicity. Finance and billing staff and system administrators use a narrow set of functions with elevated permissions.</w:t>
+      </w:r>
+    </w:p>
+    <w:p>
+      <w:pPr>
+        <w:spacing w:after="120"/>
+        <w:rPr>
+          <w:rFonts w:ascii="Times New Roman" w:hAnsi="Times New Roman" w:cs="Times New Roman"/>
+        </w:rPr>
+      </w:pPr>
+      <w:r>
+        <w:rPr>
+          <w:rFonts w:ascii="Times New Roman" w:hAnsi="Times New Roman" w:cs="Times New Roman"/>
+          <w:b/>
+          <w:bCs/>
+        </w:rPr>
+        <w:t>Operating environment:</w:t>
+      </w:r>
+      <w:r>
+        <w:rPr>
+          <w:rFonts w:ascii="Times New Roman" w:hAnsi="Times New Roman" w:cs="Times New Roman"/>
+        </w:rPr>
+        <w:t xml:space="preserve"> iOS and Android for the driver application, current desktop and mobile browsers for the operator dashboard, and cloud hosted backend services.</w:t>
+      </w:r>
+    </w:p>
+    <w:p>
+      <w:pPr>
+        <w:spacing w:after="120"/>
+        <w:rPr>
+          <w:rFonts w:ascii="Times New Roman" w:hAnsi="Times New Roman" w:cs="Times New Roman"/>
+        </w:rPr>
+      </w:pPr>
+      <w:r>
+        <w:rPr>
+          <w:rFonts w:ascii="Times New Roman" w:hAnsi="Times New Roman" w:cs="Times New Roman"/>
+          <w:b/>
+          <w:bCs/>
+        </w:rPr>
+        <w:t>Design constraints:</w:t>
+      </w:r>
+      <w:r>
+        <w:rPr>
+          <w:rFonts w:ascii="Times New Roman" w:hAnsi="Times New Roman" w:cs="Times New Roman"/>
+        </w:rPr>
+        <w:t xml:space="preserve"> Card data is held by the payment provider rather than by the platform. Location history is retained only for the period agreed with the city transportation department.</w:t>
+      </w:r>
+    </w:p>
+    <w:p>
+      <w:pPr>
+        <w:rPr>
+          <w:rFonts w:ascii="Times New Roman" w:hAnsi="Times New Roman" w:cs="Times New Roman"/>
+        </w:rPr>
+      </w:pPr>
+      <w:r>
+        <w:rPr>
+          <w:rFonts w:ascii="Times New Roman" w:hAnsi="Times New Roman" w:cs="Times New Roman"/>
+          <w:b/>
+          <w:bCs/>
+        </w:rPr>
+        <w:t>Assumptions and dependencies:</w:t>
+      </w:r>
+      <w:r>
+        <w:rPr>
+          <w:rFonts w:ascii="Times New Roman" w:hAnsi="Times New Roman" w:cs="Times New Roman"/>
+        </w:rPr>
+        <w:t xml:space="preserve"> Participating garages supply live occupancy data from their own equipment. Mapping, navigation, and payment are supplied by third parties under contract. Drivers carry a smartphone with location services enabled.</w:t>
+      </w:r>
+    </w:p>
+    <w:p>
+      <w:pPr>
         <w:pStyle w:val="Heading2"/>
         <w:rPr>
           <w:rFonts w:ascii="Times New Roman" w:hAnsi="Times New Roman" w:cs="Times New Roman"/>
         </w:rPr>
       </w:pPr>
-      <w:bookmarkStart w:id="22" w:name="_Toc241185759"/>
+      <w:bookmarkStart w:id="22" w:name="_Toc241617150"/>
       <w:r>
         <w:rPr>
           <w:rFonts w:ascii="Times New Roman" w:hAnsi="Times New Roman" w:cs="Times New Roman"/>
@@ -5613,12 +6284,273 @@
     </w:p>
     <w:p>
       <w:pPr>
+        <w:rPr>
+          <w:rFonts w:ascii="Times New Roman" w:hAnsi="Times New Roman" w:cs="Times New Roman"/>
+        </w:rPr>
+      </w:pPr>
+      <w:r>
+        <w:rPr>
+          <w:rFonts w:ascii="Times New Roman" w:hAnsi="Times New Roman" w:cs="Times New Roman"/>
+          <w:b/>
+          <w:bCs/>
+        </w:rPr>
+        <w:t>Primary actors</w:t>
+      </w:r>
+    </w:p>
+    <w:p>
+      <w:pPr>
+        <w:numPr>
+          <w:ilvl w:val="0"/>
+          <w:numId w:val="10"/>
+        </w:numPr>
+        <w:rPr>
+          <w:rFonts w:ascii="Times New Roman" w:hAnsi="Times New Roman" w:cs="Times New Roman"/>
+        </w:rPr>
+      </w:pPr>
+      <w:r>
+        <w:rPr>
+          <w:rFonts w:ascii="Times New Roman" w:hAnsi="Times New Roman" w:cs="Times New Roman"/>
+          <w:b/>
+          <w:bCs/>
+        </w:rPr>
+        <w:t>Driver:</w:t>
+      </w:r>
+      <w:r>
+        <w:rPr>
+          <w:rFonts w:ascii="Times New Roman" w:hAnsi="Times New Roman" w:cs="Times New Roman"/>
+        </w:rPr>
+        <w:t xml:space="preserve"> Registers, searches for parking, reserves a space, pays, navigates to the garage, enters, extends or cancels, and retrieves receipts. The driver appears in twelve of the fifteen use cases.</w:t>
+      </w:r>
+    </w:p>
+    <w:p>
+      <w:pPr>
+        <w:numPr>
+          <w:ilvl w:val="0"/>
+          <w:numId w:val="10"/>
+        </w:numPr>
+        <w:rPr>
+          <w:rFonts w:ascii="Times New Roman" w:hAnsi="Times New Roman" w:cs="Times New Roman"/>
+        </w:rPr>
+      </w:pPr>
+      <w:r>
+        <w:rPr>
+          <w:rFonts w:ascii="Times New Roman" w:hAnsi="Times New Roman" w:cs="Times New Roman"/>
+          <w:b/>
+          <w:bCs/>
+        </w:rPr>
+        <w:t>Parking Operator:</w:t>
+      </w:r>
+      <w:r>
+        <w:rPr>
+          <w:rFonts w:ascii="Times New Roman" w:hAnsi="Times New Roman" w:cs="Times New Roman"/>
+        </w:rPr>
+        <w:t xml:space="preserve"> Maintains facility details, availability, and pricing, and reads occupancy and revenue analytics from the dashboard.</w:t>
+      </w:r>
+    </w:p>
+    <w:p>
+      <w:pPr>
+        <w:numPr>
+          <w:ilvl w:val="0"/>
+          <w:numId w:val="10"/>
+        </w:numPr>
+        <w:rPr>
+          <w:rFonts w:ascii="Times New Roman" w:hAnsi="Times New Roman" w:cs="Times New Roman"/>
+        </w:rPr>
+      </w:pPr>
+      <w:r>
+        <w:rPr>
+          <w:rFonts w:ascii="Times New Roman" w:hAnsi="Times New Roman" w:cs="Times New Roman"/>
+          <w:b/>
+          <w:bCs/>
+        </w:rPr>
+        <w:t>Finance and Billing Employee:</w:t>
+      </w:r>
+      <w:r>
+        <w:rPr>
+          <w:rFonts w:ascii="Times New Roman" w:hAnsi="Times New Roman" w:cs="Times New Roman"/>
+        </w:rPr>
+        <w:t xml:space="preserve"> Issues full or partial refunds for disputed charges and reconciles payouts to operators.</w:t>
+      </w:r>
+    </w:p>
+    <w:p>
+      <w:pPr>
+        <w:numPr>
+          <w:ilvl w:val="0"/>
+          <w:numId w:val="10"/>
+        </w:numPr>
+        <w:rPr>
+          <w:rFonts w:ascii="Times New Roman" w:hAnsi="Times New Roman" w:cs="Times New Roman"/>
+        </w:rPr>
+      </w:pPr>
+      <w:r>
+        <w:rPr>
+          <w:rFonts w:ascii="Times New Roman" w:hAnsi="Times New Roman" w:cs="Times New Roman"/>
+          <w:b/>
+          <w:bCs/>
+        </w:rPr>
+        <w:t>System Administrator:</w:t>
+      </w:r>
+      <w:r>
+        <w:rPr>
+          <w:rFonts w:ascii="Times New Roman" w:hAnsi="Times New Roman" w:cs="Times New Roman"/>
+        </w:rPr>
+        <w:t xml:space="preserve"> Manages accounts, roles, and permissions, and monitors the health of the platform.</w:t>
+      </w:r>
+    </w:p>
+    <w:p>
+      <w:pPr>
+        <w:rPr>
+          <w:rFonts w:ascii="Times New Roman" w:hAnsi="Times New Roman" w:cs="Times New Roman"/>
+        </w:rPr>
+      </w:pPr>
+      <w:r>
+        <w:rPr>
+          <w:rFonts w:ascii="Times New Roman" w:hAnsi="Times New Roman" w:cs="Times New Roman"/>
+          <w:b/>
+          <w:bCs/>
+        </w:rPr>
+        <w:t>Secondary actors</w:t>
+      </w:r>
+    </w:p>
+    <w:p>
+      <w:pPr>
+        <w:numPr>
+          <w:ilvl w:val="0"/>
+          <w:numId w:val="11"/>
+        </w:numPr>
+        <w:rPr>
+          <w:rFonts w:ascii="Times New Roman" w:hAnsi="Times New Roman" w:cs="Times New Roman"/>
+        </w:rPr>
+      </w:pPr>
+      <w:r>
+        <w:rPr>
+          <w:rFonts w:ascii="Times New Roman" w:hAnsi="Times New Roman" w:cs="Times New Roman"/>
+          <w:b/>
+          <w:bCs/>
+        </w:rPr>
+        <w:t>Payment Provider:</w:t>
+      </w:r>
+      <w:r>
+        <w:rPr>
+          <w:rFonts w:ascii="Times New Roman" w:hAnsi="Times New Roman" w:cs="Times New Roman"/>
+        </w:rPr>
+        <w:t xml:space="preserve"> Authorizes, captures, and refunds transactions, and holds card data on behalf of the platform.</w:t>
+      </w:r>
+    </w:p>
+    <w:p>
+      <w:pPr>
+        <w:numPr>
+          <w:ilvl w:val="0"/>
+          <w:numId w:val="11"/>
+        </w:numPr>
+        <w:rPr>
+          <w:rFonts w:ascii="Times New Roman" w:hAnsi="Times New Roman" w:cs="Times New Roman"/>
+        </w:rPr>
+      </w:pPr>
+      <w:r>
+        <w:rPr>
+          <w:rFonts w:ascii="Times New Roman" w:hAnsi="Times New Roman" w:cs="Times New Roman"/>
+          <w:b/>
+          <w:bCs/>
+        </w:rPr>
+        <w:t>Mapping and Navigation Service:</w:t>
+      </w:r>
+      <w:r>
+        <w:rPr>
+          <w:rFonts w:ascii="Times New Roman" w:hAnsi="Times New Roman" w:cs="Times New Roman"/>
+        </w:rPr>
+        <w:t xml:space="preserve"> Supplies base maps, geocoding, and </w:t>
+      </w:r>
+      <w:proofErr w:type="gramStart"/>
+      <w:r>
+        <w:rPr>
+          <w:rFonts w:ascii="Times New Roman" w:hAnsi="Times New Roman" w:cs="Times New Roman"/>
+        </w:rPr>
+        <w:t>routing</w:t>
+      </w:r>
+      <w:proofErr w:type="gramEnd"/>
+      <w:r>
+        <w:rPr>
+          <w:rFonts w:ascii="Times New Roman" w:hAnsi="Times New Roman" w:cs="Times New Roman"/>
+        </w:rPr>
+        <w:t xml:space="preserve"> to the reserved garage.</w:t>
+      </w:r>
+    </w:p>
+    <w:p>
+      <w:pPr>
+        <w:numPr>
+          <w:ilvl w:val="0"/>
+          <w:numId w:val="11"/>
+        </w:numPr>
+        <w:rPr>
+          <w:rFonts w:ascii="Times New Roman" w:hAnsi="Times New Roman" w:cs="Times New Roman"/>
+        </w:rPr>
+      </w:pPr>
+      <w:r>
+        <w:rPr>
+          <w:rFonts w:ascii="Times New Roman" w:hAnsi="Times New Roman" w:cs="Times New Roman"/>
+          <w:b/>
+          <w:bCs/>
+        </w:rPr>
+        <w:t>Garage Sensor and Gate System:</w:t>
+      </w:r>
+      <w:r>
+        <w:rPr>
+          <w:rFonts w:ascii="Times New Roman" w:hAnsi="Times New Roman" w:cs="Times New Roman"/>
+        </w:rPr>
+        <w:t xml:space="preserve"> Reports occupancy counts and entry and exit </w:t>
+      </w:r>
+      <w:proofErr w:type="gramStart"/>
+      <w:r>
+        <w:rPr>
+          <w:rFonts w:ascii="Times New Roman" w:hAnsi="Times New Roman" w:cs="Times New Roman"/>
+        </w:rPr>
+        <w:t>events, and</w:t>
+      </w:r>
+      <w:proofErr w:type="gramEnd"/>
+      <w:r>
+        <w:rPr>
+          <w:rFonts w:ascii="Times New Roman" w:hAnsi="Times New Roman" w:cs="Times New Roman"/>
+        </w:rPr>
+        <w:t xml:space="preserve"> validates a reservation at the gate.</w:t>
+      </w:r>
+    </w:p>
+    <w:p>
+      <w:pPr>
+        <w:rPr>
+          <w:rFonts w:ascii="Times New Roman" w:hAnsi="Times New Roman" w:cs="Times New Roman"/>
+        </w:rPr>
+      </w:pPr>
+      <w:r>
+        <w:rPr>
+          <w:rFonts w:ascii="Times New Roman" w:hAnsi="Times New Roman" w:cs="Times New Roman"/>
+          <w:b/>
+          <w:bCs/>
+        </w:rPr>
+        <w:t>Note:</w:t>
+      </w:r>
+      <w:r>
+        <w:rPr>
+          <w:rFonts w:ascii="Times New Roman" w:hAnsi="Times New Roman" w:cs="Times New Roman"/>
+        </w:rPr>
+        <w:t xml:space="preserve"> </w:t>
+      </w:r>
+      <w:r>
+        <w:rPr>
+          <w:rFonts w:ascii="Times New Roman" w:hAnsi="Times New Roman" w:cs="Times New Roman"/>
+        </w:rPr>
+        <w:t>The city transportation department is a stakeholder rather than an actor. It receives aggregate reporting through the operator and does not sign in to the platform in the first version.</w:t>
+      </w:r>
+    </w:p>
+    <w:p/>
+    <w:p>
+      <w:pPr>
         <w:pStyle w:val="Heading2"/>
         <w:rPr>
           <w:rFonts w:ascii="Times New Roman" w:hAnsi="Times New Roman" w:cs="Times New Roman"/>
         </w:rPr>
       </w:pPr>
-      <w:bookmarkStart w:id="23" w:name="_Toc241185760"/>
+      <w:bookmarkStart w:id="23" w:name="_Toc241617151"/>
       <w:r>
         <w:rPr>
           <w:rFonts w:ascii="Times New Roman" w:hAnsi="Times New Roman" w:cs="Times New Roman"/>
@@ -5786,6 +6718,7 @@
           <w:rFonts w:ascii="Times New Roman" w:hAnsi="Times New Roman" w:cs="Times New Roman"/>
           <w:b/>
         </w:rPr>
+        <w:lastRenderedPageBreak/>
         <w:t xml:space="preserve">Garage Navigation - </w:t>
       </w:r>
       <w:r>
@@ -5808,7 +6741,6 @@
           <w:rFonts w:ascii="Times New Roman" w:hAnsi="Times New Roman" w:cs="Times New Roman"/>
           <w:b/>
         </w:rPr>
-        <w:lastRenderedPageBreak/>
         <w:t xml:space="preserve">Entry Validation - </w:t>
       </w:r>
       <w:r>
@@ -5979,7 +6911,7 @@
           <w:rFonts w:ascii="Times New Roman" w:hAnsi="Times New Roman" w:cs="Times New Roman"/>
         </w:rPr>
       </w:pPr>
-      <w:bookmarkStart w:id="24" w:name="_Toc241185761"/>
+      <w:bookmarkStart w:id="24" w:name="_Toc241617152"/>
       <w:r>
         <w:rPr>
           <w:rFonts w:ascii="Times New Roman" w:hAnsi="Times New Roman" w:cs="Times New Roman"/>
@@ -5995,7 +6927,7 @@
           <w:rFonts w:ascii="Times New Roman" w:hAnsi="Times New Roman" w:cs="Times New Roman"/>
         </w:rPr>
       </w:pPr>
-      <w:bookmarkStart w:id="25" w:name="_Toc241185762"/>
+      <w:bookmarkStart w:id="25" w:name="_Toc241617153"/>
       <w:r>
         <w:rPr>
           <w:rFonts w:ascii="Times New Roman" w:hAnsi="Times New Roman" w:cs="Times New Roman"/>
@@ -6011,7 +6943,7 @@
           <w:rFonts w:ascii="Times New Roman" w:hAnsi="Times New Roman" w:cs="Times New Roman"/>
         </w:rPr>
       </w:pPr>
-      <w:bookmarkStart w:id="26" w:name="_Toc241185763"/>
+      <w:bookmarkStart w:id="26" w:name="_Toc241617154"/>
       <w:r>
         <w:rPr>
           <w:rFonts w:ascii="Times New Roman" w:hAnsi="Times New Roman" w:cs="Times New Roman"/>
@@ -6167,7 +7099,7 @@
           <w:rFonts w:ascii="Times New Roman" w:hAnsi="Times New Roman" w:cs="Times New Roman"/>
         </w:rPr>
       </w:pPr>
-      <w:bookmarkStart w:id="27" w:name="_Toc241185764"/>
+      <w:bookmarkStart w:id="27" w:name="_Toc241617155"/>
       <w:r>
         <w:rPr>
           <w:rFonts w:ascii="Times New Roman" w:hAnsi="Times New Roman" w:cs="Times New Roman"/>
@@ -6211,26 +7143,1172 @@
           <w:rFonts w:ascii="Times New Roman" w:hAnsi="Times New Roman" w:cs="Times New Roman"/>
         </w:rPr>
       </w:pPr>
-      <w:bookmarkStart w:id="28" w:name="_Toc241185765"/>
+      <w:bookmarkStart w:id="28" w:name="_Toc241617156"/>
+      <w:r>
+        <w:rPr>
+          <w:rFonts w:ascii="Times New Roman" w:hAnsi="Times New Roman" w:cs="Times New Roman"/>
+        </w:rPr>
+        <w:lastRenderedPageBreak/>
+        <w:t>6.1 Work Breakdown Structure</w:t>
+      </w:r>
+      <w:bookmarkEnd w:id="28"/>
+    </w:p>
+    <w:p>
+      <w:pPr>
+        <w:rPr>
+          <w:rFonts w:ascii="Times New Roman" w:hAnsi="Times New Roman" w:cs="Times New Roman"/>
+        </w:rPr>
+      </w:pPr>
+      <w:r>
+        <w:rPr>
+          <w:rFonts w:ascii="Times New Roman" w:hAnsi="Times New Roman" w:cs="Times New Roman"/>
+          <w:b/>
+          <w:bCs/>
+        </w:rPr>
+        <w:t>1. Project Initiation and Planning</w:t>
+      </w:r>
+    </w:p>
+    <w:p>
+      <w:pPr>
+        <w:numPr>
+          <w:ilvl w:val="0"/>
+          <w:numId w:val="4"/>
+        </w:numPr>
+        <w:rPr>
+          <w:rFonts w:ascii="Times New Roman" w:hAnsi="Times New Roman" w:cs="Times New Roman"/>
+        </w:rPr>
+      </w:pPr>
+      <w:r>
+        <w:rPr>
+          <w:rFonts w:ascii="Times New Roman" w:hAnsi="Times New Roman" w:cs="Times New Roman"/>
+        </w:rPr>
+        <w:t xml:space="preserve">1.1 Requirements Elicitation </w:t>
+      </w:r>
+    </w:p>
+    <w:p>
+      <w:pPr>
+        <w:numPr>
+          <w:ilvl w:val="1"/>
+          <w:numId w:val="4"/>
+        </w:numPr>
+        <w:rPr>
+          <w:rFonts w:ascii="Times New Roman" w:hAnsi="Times New Roman" w:cs="Times New Roman"/>
+        </w:rPr>
+      </w:pPr>
+      <w:r>
+        <w:rPr>
+          <w:rFonts w:ascii="Times New Roman" w:hAnsi="Times New Roman" w:cs="Times New Roman"/>
+        </w:rPr>
+        <w:t>1.1.1 Stakeholder Interviews</w:t>
+      </w:r>
+    </w:p>
+    <w:p>
+      <w:pPr>
+        <w:numPr>
+          <w:ilvl w:val="1"/>
+          <w:numId w:val="4"/>
+        </w:numPr>
+        <w:rPr>
+          <w:rFonts w:ascii="Times New Roman" w:hAnsi="Times New Roman" w:cs="Times New Roman"/>
+        </w:rPr>
+      </w:pPr>
+      <w:r>
+        <w:rPr>
+          <w:rFonts w:ascii="Times New Roman" w:hAnsi="Times New Roman" w:cs="Times New Roman"/>
+        </w:rPr>
+        <w:t>1.1.2 Competitive Analysis</w:t>
+      </w:r>
+    </w:p>
+    <w:p>
+      <w:pPr>
+        <w:numPr>
+          <w:ilvl w:val="1"/>
+          <w:numId w:val="4"/>
+        </w:numPr>
+        <w:rPr>
+          <w:rFonts w:ascii="Times New Roman" w:hAnsi="Times New Roman" w:cs="Times New Roman"/>
+        </w:rPr>
+      </w:pPr>
+      <w:r>
+        <w:rPr>
+          <w:rFonts w:ascii="Times New Roman" w:hAnsi="Times New Roman" w:cs="Times New Roman"/>
+        </w:rPr>
+        <w:t>1.1.3 Requirements Workshop with Operator and City</w:t>
+      </w:r>
+    </w:p>
+    <w:p>
+      <w:pPr>
+        <w:numPr>
+          <w:ilvl w:val="0"/>
+          <w:numId w:val="4"/>
+        </w:numPr>
+        <w:rPr>
+          <w:rFonts w:ascii="Times New Roman" w:hAnsi="Times New Roman" w:cs="Times New Roman"/>
+        </w:rPr>
+      </w:pPr>
+      <w:r>
+        <w:rPr>
+          <w:rFonts w:ascii="Times New Roman" w:hAnsi="Times New Roman" w:cs="Times New Roman"/>
+        </w:rPr>
+        <w:t>1.2 Vision and Scope Document</w:t>
+      </w:r>
+    </w:p>
+    <w:p>
+      <w:pPr>
+        <w:numPr>
+          <w:ilvl w:val="0"/>
+          <w:numId w:val="4"/>
+        </w:numPr>
+        <w:rPr>
+          <w:rFonts w:ascii="Times New Roman" w:hAnsi="Times New Roman" w:cs="Times New Roman"/>
+        </w:rPr>
+      </w:pPr>
+      <w:r>
+        <w:rPr>
+          <w:rFonts w:ascii="Times New Roman" w:hAnsi="Times New Roman" w:cs="Times New Roman"/>
+        </w:rPr>
+        <w:t xml:space="preserve">1.3 Software Requirements Specification </w:t>
+      </w:r>
+    </w:p>
+    <w:p>
+      <w:pPr>
+        <w:numPr>
+          <w:ilvl w:val="1"/>
+          <w:numId w:val="4"/>
+        </w:numPr>
+        <w:rPr>
+          <w:rFonts w:ascii="Times New Roman" w:hAnsi="Times New Roman" w:cs="Times New Roman"/>
+        </w:rPr>
+      </w:pPr>
+      <w:r>
+        <w:rPr>
+          <w:rFonts w:ascii="Times New Roman" w:hAnsi="Times New Roman" w:cs="Times New Roman"/>
+        </w:rPr>
+        <w:t>1.3.1 Use Case Catalog</w:t>
+      </w:r>
+    </w:p>
+    <w:p>
+      <w:pPr>
+        <w:numPr>
+          <w:ilvl w:val="1"/>
+          <w:numId w:val="4"/>
+        </w:numPr>
+        <w:rPr>
+          <w:rFonts w:ascii="Times New Roman" w:hAnsi="Times New Roman" w:cs="Times New Roman"/>
+        </w:rPr>
+      </w:pPr>
+      <w:r>
+        <w:rPr>
+          <w:rFonts w:ascii="Times New Roman" w:hAnsi="Times New Roman" w:cs="Times New Roman"/>
+        </w:rPr>
+        <w:t>1.3.2 Nonfunctional Requirements</w:t>
+      </w:r>
+    </w:p>
+    <w:p>
+      <w:pPr>
+        <w:numPr>
+          <w:ilvl w:val="0"/>
+          <w:numId w:val="4"/>
+        </w:numPr>
+        <w:rPr>
+          <w:rFonts w:ascii="Times New Roman" w:hAnsi="Times New Roman" w:cs="Times New Roman"/>
+        </w:rPr>
+      </w:pPr>
+      <w:r>
+        <w:rPr>
+          <w:rFonts w:ascii="Times New Roman" w:hAnsi="Times New Roman" w:cs="Times New Roman"/>
+        </w:rPr>
+        <w:t xml:space="preserve">1.4 Project Management Plan </w:t>
+      </w:r>
+    </w:p>
+    <w:p>
+      <w:pPr>
+        <w:numPr>
+          <w:ilvl w:val="1"/>
+          <w:numId w:val="4"/>
+        </w:numPr>
+        <w:rPr>
+          <w:rFonts w:ascii="Times New Roman" w:hAnsi="Times New Roman" w:cs="Times New Roman"/>
+        </w:rPr>
+      </w:pPr>
+      <w:r>
+        <w:rPr>
+          <w:rFonts w:ascii="Times New Roman" w:hAnsi="Times New Roman" w:cs="Times New Roman"/>
+        </w:rPr>
+        <w:t>1.4.1 Work Breakdown Structure and Schedule</w:t>
+      </w:r>
+    </w:p>
+    <w:p>
+      <w:pPr>
+        <w:numPr>
+          <w:ilvl w:val="1"/>
+          <w:numId w:val="4"/>
+        </w:numPr>
+        <w:rPr>
+          <w:rFonts w:ascii="Times New Roman" w:hAnsi="Times New Roman" w:cs="Times New Roman"/>
+        </w:rPr>
+      </w:pPr>
+      <w:r>
+        <w:rPr>
+          <w:rFonts w:ascii="Times New Roman" w:hAnsi="Times New Roman" w:cs="Times New Roman"/>
+        </w:rPr>
+        <w:t>1.4.2 Risk Register</w:t>
+      </w:r>
+    </w:p>
+    <w:p>
+      <w:pPr>
+        <w:numPr>
+          <w:ilvl w:val="1"/>
+          <w:numId w:val="4"/>
+        </w:numPr>
+        <w:rPr>
+          <w:rFonts w:ascii="Times New Roman" w:hAnsi="Times New Roman" w:cs="Times New Roman"/>
+        </w:rPr>
+      </w:pPr>
+      <w:r>
+        <w:rPr>
+          <w:rFonts w:ascii="Times New Roman" w:hAnsi="Times New Roman" w:cs="Times New Roman"/>
+        </w:rPr>
+        <w:t>1.4.3 Communication Plan</w:t>
+      </w:r>
+    </w:p>
+    <w:p>
+      <w:pPr>
+        <w:numPr>
+          <w:ilvl w:val="0"/>
+          <w:numId w:val="4"/>
+        </w:numPr>
+        <w:rPr>
+          <w:rFonts w:ascii="Times New Roman" w:hAnsi="Times New Roman" w:cs="Times New Roman"/>
+        </w:rPr>
+      </w:pPr>
+      <w:r>
+        <w:rPr>
+          <w:rFonts w:ascii="Times New Roman" w:hAnsi="Times New Roman" w:cs="Times New Roman"/>
+        </w:rPr>
+        <w:t>1.5 Kickoff and Baseline Approval</w:t>
+      </w:r>
+    </w:p>
+    <w:p>
+      <w:pPr>
+        <w:rPr>
+          <w:rFonts w:ascii="Times New Roman" w:hAnsi="Times New Roman" w:cs="Times New Roman"/>
+        </w:rPr>
+      </w:pPr>
+      <w:r>
+        <w:rPr>
+          <w:rFonts w:ascii="Times New Roman" w:hAnsi="Times New Roman" w:cs="Times New Roman"/>
+          <w:b/>
+          <w:bCs/>
+        </w:rPr>
+        <w:t>2. System Design</w:t>
+      </w:r>
+    </w:p>
+    <w:p>
+      <w:pPr>
+        <w:numPr>
+          <w:ilvl w:val="0"/>
+          <w:numId w:val="5"/>
+        </w:numPr>
+        <w:rPr>
+          <w:rFonts w:ascii="Times New Roman" w:hAnsi="Times New Roman" w:cs="Times New Roman"/>
+        </w:rPr>
+      </w:pPr>
+      <w:r>
+        <w:rPr>
+          <w:rFonts w:ascii="Times New Roman" w:hAnsi="Times New Roman" w:cs="Times New Roman"/>
+        </w:rPr>
+        <w:t xml:space="preserve">2.1 Architecture Design </w:t>
+      </w:r>
+    </w:p>
+    <w:p>
+      <w:pPr>
+        <w:numPr>
+          <w:ilvl w:val="1"/>
+          <w:numId w:val="5"/>
+        </w:numPr>
+        <w:rPr>
+          <w:rFonts w:ascii="Times New Roman" w:hAnsi="Times New Roman" w:cs="Times New Roman"/>
+        </w:rPr>
+      </w:pPr>
+      <w:r>
+        <w:rPr>
+          <w:rFonts w:ascii="Times New Roman" w:hAnsi="Times New Roman" w:cs="Times New Roman"/>
+        </w:rPr>
+        <w:t>2.1.1 Service and Interface Contract Design</w:t>
+      </w:r>
+    </w:p>
+    <w:p>
+      <w:pPr>
+        <w:numPr>
+          <w:ilvl w:val="1"/>
+          <w:numId w:val="5"/>
+        </w:numPr>
+        <w:rPr>
+          <w:rFonts w:ascii="Times New Roman" w:hAnsi="Times New Roman" w:cs="Times New Roman"/>
+        </w:rPr>
+      </w:pPr>
+      <w:r>
+        <w:rPr>
+          <w:rFonts w:ascii="Times New Roman" w:hAnsi="Times New Roman" w:cs="Times New Roman"/>
+        </w:rPr>
+        <w:t>2.1.2 Database Schema Design</w:t>
+      </w:r>
+    </w:p>
+    <w:p>
+      <w:pPr>
+        <w:numPr>
+          <w:ilvl w:val="1"/>
+          <w:numId w:val="5"/>
+        </w:numPr>
+        <w:rPr>
+          <w:rFonts w:ascii="Times New Roman" w:hAnsi="Times New Roman" w:cs="Times New Roman"/>
+        </w:rPr>
+      </w:pPr>
+      <w:r>
+        <w:rPr>
+          <w:rFonts w:ascii="Times New Roman" w:hAnsi="Times New Roman" w:cs="Times New Roman"/>
+        </w:rPr>
+        <w:t>2.1.3 Availability Data Model</w:t>
+      </w:r>
+    </w:p>
+    <w:p>
+      <w:pPr>
+        <w:numPr>
+          <w:ilvl w:val="0"/>
+          <w:numId w:val="5"/>
+        </w:numPr>
+        <w:rPr>
+          <w:rFonts w:ascii="Times New Roman" w:hAnsi="Times New Roman" w:cs="Times New Roman"/>
+        </w:rPr>
+      </w:pPr>
+      <w:r>
+        <w:rPr>
+          <w:rFonts w:ascii="Times New Roman" w:hAnsi="Times New Roman" w:cs="Times New Roman"/>
+        </w:rPr>
+        <w:t xml:space="preserve">2.2 Interface Design </w:t>
+      </w:r>
+    </w:p>
+    <w:p>
+      <w:pPr>
+        <w:numPr>
+          <w:ilvl w:val="1"/>
+          <w:numId w:val="5"/>
+        </w:numPr>
+        <w:rPr>
+          <w:rFonts w:ascii="Times New Roman" w:hAnsi="Times New Roman" w:cs="Times New Roman"/>
+        </w:rPr>
+      </w:pPr>
+      <w:r>
+        <w:rPr>
+          <w:rFonts w:ascii="Times New Roman" w:hAnsi="Times New Roman" w:cs="Times New Roman"/>
+        </w:rPr>
+        <w:t>2.2.1 Driver Application Wireframes</w:t>
+      </w:r>
+    </w:p>
+    <w:p>
+      <w:pPr>
+        <w:numPr>
+          <w:ilvl w:val="1"/>
+          <w:numId w:val="5"/>
+        </w:numPr>
+        <w:rPr>
+          <w:rFonts w:ascii="Times New Roman" w:hAnsi="Times New Roman" w:cs="Times New Roman"/>
+        </w:rPr>
+      </w:pPr>
+      <w:r>
+        <w:rPr>
+          <w:rFonts w:ascii="Times New Roman" w:hAnsi="Times New Roman" w:cs="Times New Roman"/>
+        </w:rPr>
+        <w:t>2.2.2 Operator Dashboard Wireframes</w:t>
+      </w:r>
+    </w:p>
+    <w:p>
+      <w:pPr>
+        <w:numPr>
+          <w:ilvl w:val="1"/>
+          <w:numId w:val="5"/>
+        </w:numPr>
+        <w:rPr>
+          <w:rFonts w:ascii="Times New Roman" w:hAnsi="Times New Roman" w:cs="Times New Roman"/>
+        </w:rPr>
+      </w:pPr>
+      <w:r>
+        <w:rPr>
+          <w:rFonts w:ascii="Times New Roman" w:hAnsi="Times New Roman" w:cs="Times New Roman"/>
+        </w:rPr>
+        <w:t>2.2.3 Interactive Map Design</w:t>
+      </w:r>
+    </w:p>
+    <w:p>
+      <w:pPr>
+        <w:numPr>
+          <w:ilvl w:val="0"/>
+          <w:numId w:val="5"/>
+        </w:numPr>
+        <w:rPr>
+          <w:rFonts w:ascii="Times New Roman" w:hAnsi="Times New Roman" w:cs="Times New Roman"/>
+        </w:rPr>
+      </w:pPr>
+      <w:r>
+        <w:rPr>
+          <w:rFonts w:ascii="Times New Roman" w:hAnsi="Times New Roman" w:cs="Times New Roman"/>
+        </w:rPr>
+        <w:t xml:space="preserve">2.3 Security and Compliance Design </w:t>
+      </w:r>
+    </w:p>
+    <w:p>
+      <w:pPr>
+        <w:numPr>
+          <w:ilvl w:val="1"/>
+          <w:numId w:val="5"/>
+        </w:numPr>
+        <w:rPr>
+          <w:rFonts w:ascii="Times New Roman" w:hAnsi="Times New Roman" w:cs="Times New Roman"/>
+        </w:rPr>
+      </w:pPr>
+      <w:r>
+        <w:rPr>
+          <w:rFonts w:ascii="Times New Roman" w:hAnsi="Times New Roman" w:cs="Times New Roman"/>
+        </w:rPr>
+        <w:t>2.3.1 Authentication and Authorization Model</w:t>
+      </w:r>
+    </w:p>
+    <w:p>
+      <w:pPr>
+        <w:numPr>
+          <w:ilvl w:val="1"/>
+          <w:numId w:val="5"/>
+        </w:numPr>
+        <w:rPr>
+          <w:rFonts w:ascii="Times New Roman" w:hAnsi="Times New Roman" w:cs="Times New Roman"/>
+        </w:rPr>
+      </w:pPr>
+      <w:r>
+        <w:rPr>
+          <w:rFonts w:ascii="Times New Roman" w:hAnsi="Times New Roman" w:cs="Times New Roman"/>
+        </w:rPr>
+        <w:t>2.3.2 PCI DSS Scope Definition</w:t>
+      </w:r>
+    </w:p>
+    <w:p>
+      <w:pPr>
+        <w:numPr>
+          <w:ilvl w:val="1"/>
+          <w:numId w:val="5"/>
+        </w:numPr>
+        <w:rPr>
+          <w:rFonts w:ascii="Times New Roman" w:hAnsi="Times New Roman" w:cs="Times New Roman"/>
+        </w:rPr>
+      </w:pPr>
+      <w:r>
+        <w:rPr>
+          <w:rFonts w:ascii="Times New Roman" w:hAnsi="Times New Roman" w:cs="Times New Roman"/>
+        </w:rPr>
+        <w:t>2.3.3 Data Retention Policy</w:t>
+      </w:r>
+    </w:p>
+    <w:p>
+      <w:pPr>
+        <w:rPr>
+          <w:rFonts w:ascii="Times New Roman" w:hAnsi="Times New Roman" w:cs="Times New Roman"/>
+        </w:rPr>
+      </w:pPr>
+      <w:r>
+        <w:rPr>
+          <w:rFonts w:ascii="Times New Roman" w:hAnsi="Times New Roman" w:cs="Times New Roman"/>
+          <w:b/>
+          <w:bCs/>
+        </w:rPr>
+        <w:t>3. Development</w:t>
+      </w:r>
+    </w:p>
+    <w:p>
+      <w:pPr>
+        <w:numPr>
+          <w:ilvl w:val="0"/>
+          <w:numId w:val="6"/>
+        </w:numPr>
+        <w:rPr>
+          <w:rFonts w:ascii="Times New Roman" w:hAnsi="Times New Roman" w:cs="Times New Roman"/>
+        </w:rPr>
+      </w:pPr>
+      <w:r>
+        <w:rPr>
+          <w:rFonts w:ascii="Times New Roman" w:hAnsi="Times New Roman" w:cs="Times New Roman"/>
+        </w:rPr>
+        <w:t xml:space="preserve">3.1 Backend and API Services </w:t>
+      </w:r>
+    </w:p>
+    <w:p>
+      <w:pPr>
+        <w:numPr>
+          <w:ilvl w:val="1"/>
+          <w:numId w:val="6"/>
+        </w:numPr>
+        <w:rPr>
+          <w:rFonts w:ascii="Times New Roman" w:hAnsi="Times New Roman" w:cs="Times New Roman"/>
+        </w:rPr>
+      </w:pPr>
+      <w:r>
+        <w:rPr>
+          <w:rFonts w:ascii="Times New Roman" w:hAnsi="Times New Roman" w:cs="Times New Roman"/>
+        </w:rPr>
+        <w:t>3.1.1 Account and Authentication Service</w:t>
+      </w:r>
+    </w:p>
+    <w:p>
+      <w:pPr>
+        <w:numPr>
+          <w:ilvl w:val="1"/>
+          <w:numId w:val="6"/>
+        </w:numPr>
+        <w:rPr>
+          <w:rFonts w:ascii="Times New Roman" w:hAnsi="Times New Roman" w:cs="Times New Roman"/>
+        </w:rPr>
+      </w:pPr>
+      <w:r>
+        <w:rPr>
+          <w:rFonts w:ascii="Times New Roman" w:hAnsi="Times New Roman" w:cs="Times New Roman"/>
+        </w:rPr>
+        <w:t>3.1.2 Availability Service</w:t>
+      </w:r>
+    </w:p>
+    <w:p>
+      <w:pPr>
+        <w:numPr>
+          <w:ilvl w:val="1"/>
+          <w:numId w:val="6"/>
+        </w:numPr>
+        <w:rPr>
+          <w:rFonts w:ascii="Times New Roman" w:hAnsi="Times New Roman" w:cs="Times New Roman"/>
+        </w:rPr>
+      </w:pPr>
+      <w:r>
+        <w:rPr>
+          <w:rFonts w:ascii="Times New Roman" w:hAnsi="Times New Roman" w:cs="Times New Roman"/>
+        </w:rPr>
+        <w:t>3.1.3 Reservation Engine</w:t>
+      </w:r>
+    </w:p>
+    <w:p>
+      <w:pPr>
+        <w:numPr>
+          <w:ilvl w:val="1"/>
+          <w:numId w:val="6"/>
+        </w:numPr>
+        <w:rPr>
+          <w:rFonts w:ascii="Times New Roman" w:hAnsi="Times New Roman" w:cs="Times New Roman"/>
+        </w:rPr>
+      </w:pPr>
+      <w:r>
+        <w:rPr>
+          <w:rFonts w:ascii="Times New Roman" w:hAnsi="Times New Roman" w:cs="Times New Roman"/>
+        </w:rPr>
+        <w:t>3.1.4 Notification Service</w:t>
+      </w:r>
+    </w:p>
+    <w:p>
+      <w:pPr>
+        <w:numPr>
+          <w:ilvl w:val="1"/>
+          <w:numId w:val="6"/>
+        </w:numPr>
+        <w:rPr>
+          <w:rFonts w:ascii="Times New Roman" w:hAnsi="Times New Roman" w:cs="Times New Roman"/>
+        </w:rPr>
+      </w:pPr>
+      <w:r>
+        <w:rPr>
+          <w:rFonts w:ascii="Times New Roman" w:hAnsi="Times New Roman" w:cs="Times New Roman"/>
+        </w:rPr>
+        <w:t>3.1.5 Analytics and Reporting Service</w:t>
+      </w:r>
+    </w:p>
+    <w:p>
+      <w:pPr>
+        <w:numPr>
+          <w:ilvl w:val="0"/>
+          <w:numId w:val="6"/>
+        </w:numPr>
+        <w:rPr>
+          <w:rFonts w:ascii="Times New Roman" w:hAnsi="Times New Roman" w:cs="Times New Roman"/>
+        </w:rPr>
+      </w:pPr>
+      <w:r>
+        <w:rPr>
+          <w:rFonts w:ascii="Times New Roman" w:hAnsi="Times New Roman" w:cs="Times New Roman"/>
+        </w:rPr>
+        <w:t xml:space="preserve">3.2 Driver Application </w:t>
+      </w:r>
+    </w:p>
+    <w:p>
+      <w:pPr>
+        <w:numPr>
+          <w:ilvl w:val="1"/>
+          <w:numId w:val="6"/>
+        </w:numPr>
+        <w:rPr>
+          <w:rFonts w:ascii="Times New Roman" w:hAnsi="Times New Roman" w:cs="Times New Roman"/>
+        </w:rPr>
+      </w:pPr>
+      <w:r>
+        <w:rPr>
+          <w:rFonts w:ascii="Times New Roman" w:hAnsi="Times New Roman" w:cs="Times New Roman"/>
+        </w:rPr>
+        <w:t>3.2.1 Registration and Sign In</w:t>
+      </w:r>
+    </w:p>
+    <w:p>
+      <w:pPr>
+        <w:numPr>
+          <w:ilvl w:val="1"/>
+          <w:numId w:val="6"/>
+        </w:numPr>
+        <w:rPr>
+          <w:rFonts w:ascii="Times New Roman" w:hAnsi="Times New Roman" w:cs="Times New Roman"/>
+        </w:rPr>
+      </w:pPr>
+      <w:r>
+        <w:rPr>
+          <w:rFonts w:ascii="Times New Roman" w:hAnsi="Times New Roman" w:cs="Times New Roman"/>
+        </w:rPr>
+        <w:t>3.2.2 Parking Search and Interactive Map</w:t>
+      </w:r>
+    </w:p>
+    <w:p>
+      <w:pPr>
+        <w:numPr>
+          <w:ilvl w:val="1"/>
+          <w:numId w:val="6"/>
+        </w:numPr>
+        <w:rPr>
+          <w:rFonts w:ascii="Times New Roman" w:hAnsi="Times New Roman" w:cs="Times New Roman"/>
+        </w:rPr>
+      </w:pPr>
+      <w:r>
+        <w:rPr>
+          <w:rFonts w:ascii="Times New Roman" w:hAnsi="Times New Roman" w:cs="Times New Roman"/>
+        </w:rPr>
+        <w:t>3.2.3 Reservation and Checkout</w:t>
+      </w:r>
+    </w:p>
+    <w:p>
+      <w:pPr>
+        <w:numPr>
+          <w:ilvl w:val="1"/>
+          <w:numId w:val="6"/>
+        </w:numPr>
+        <w:rPr>
+          <w:rFonts w:ascii="Times New Roman" w:hAnsi="Times New Roman" w:cs="Times New Roman"/>
+        </w:rPr>
+      </w:pPr>
+      <w:r>
+        <w:rPr>
+          <w:rFonts w:ascii="Times New Roman" w:hAnsi="Times New Roman" w:cs="Times New Roman"/>
+        </w:rPr>
+        <w:t>3.2.4 Reservation History and Receipts</w:t>
+      </w:r>
+    </w:p>
+    <w:p>
+      <w:pPr>
+        <w:numPr>
+          <w:ilvl w:val="0"/>
+          <w:numId w:val="6"/>
+        </w:numPr>
+        <w:rPr>
+          <w:rFonts w:ascii="Times New Roman" w:hAnsi="Times New Roman" w:cs="Times New Roman"/>
+        </w:rPr>
+      </w:pPr>
+      <w:r>
+        <w:rPr>
+          <w:rFonts w:ascii="Times New Roman" w:hAnsi="Times New Roman" w:cs="Times New Roman"/>
+        </w:rPr>
+        <w:t xml:space="preserve">3.3 Operator Dashboard </w:t>
+      </w:r>
+    </w:p>
+    <w:p>
+      <w:pPr>
+        <w:numPr>
+          <w:ilvl w:val="1"/>
+          <w:numId w:val="6"/>
+        </w:numPr>
+        <w:rPr>
+          <w:rFonts w:ascii="Times New Roman" w:hAnsi="Times New Roman" w:cs="Times New Roman"/>
+        </w:rPr>
+      </w:pPr>
+      <w:r>
+        <w:rPr>
+          <w:rFonts w:ascii="Times New Roman" w:hAnsi="Times New Roman" w:cs="Times New Roman"/>
+        </w:rPr>
+        <w:t>3.3.1 Facility and Pricing Management</w:t>
+      </w:r>
+    </w:p>
+    <w:p>
+      <w:pPr>
+        <w:numPr>
+          <w:ilvl w:val="1"/>
+          <w:numId w:val="6"/>
+        </w:numPr>
+        <w:rPr>
+          <w:rFonts w:ascii="Times New Roman" w:hAnsi="Times New Roman" w:cs="Times New Roman"/>
+        </w:rPr>
+      </w:pPr>
+      <w:r>
+        <w:rPr>
+          <w:rFonts w:ascii="Times New Roman" w:hAnsi="Times New Roman" w:cs="Times New Roman"/>
+        </w:rPr>
+        <w:t>3.3.2 Live Occupancy View</w:t>
+      </w:r>
+    </w:p>
+    <w:p>
+      <w:pPr>
+        <w:numPr>
+          <w:ilvl w:val="1"/>
+          <w:numId w:val="6"/>
+        </w:numPr>
+        <w:rPr>
+          <w:rFonts w:ascii="Times New Roman" w:hAnsi="Times New Roman" w:cs="Times New Roman"/>
+        </w:rPr>
+      </w:pPr>
+      <w:r>
+        <w:rPr>
+          <w:rFonts w:ascii="Times New Roman" w:hAnsi="Times New Roman" w:cs="Times New Roman"/>
+        </w:rPr>
+        <w:t>3.3.3 Occupancy and Revenue Reports</w:t>
+      </w:r>
+    </w:p>
+    <w:p>
+      <w:pPr>
+        <w:numPr>
+          <w:ilvl w:val="0"/>
+          <w:numId w:val="6"/>
+        </w:numPr>
+        <w:rPr>
+          <w:rFonts w:ascii="Times New Roman" w:hAnsi="Times New Roman" w:cs="Times New Roman"/>
+        </w:rPr>
+      </w:pPr>
+      <w:r>
+        <w:rPr>
+          <w:rFonts w:ascii="Times New Roman" w:hAnsi="Times New Roman" w:cs="Times New Roman"/>
+        </w:rPr>
+        <w:t xml:space="preserve">3.4 Mapping and Location Services </w:t>
+      </w:r>
+    </w:p>
+    <w:p>
+      <w:pPr>
+        <w:numPr>
+          <w:ilvl w:val="1"/>
+          <w:numId w:val="6"/>
+        </w:numPr>
+        <w:rPr>
+          <w:rFonts w:ascii="Times New Roman" w:hAnsi="Times New Roman" w:cs="Times New Roman"/>
+        </w:rPr>
+      </w:pPr>
+      <w:r>
+        <w:rPr>
+          <w:rFonts w:ascii="Times New Roman" w:hAnsi="Times New Roman" w:cs="Times New Roman"/>
+        </w:rPr>
+        <w:t>3.4.1 Provider Abstraction Layer</w:t>
+      </w:r>
+    </w:p>
+    <w:p>
+      <w:pPr>
+        <w:numPr>
+          <w:ilvl w:val="1"/>
+          <w:numId w:val="6"/>
+        </w:numPr>
+        <w:rPr>
+          <w:rFonts w:ascii="Times New Roman" w:hAnsi="Times New Roman" w:cs="Times New Roman"/>
+        </w:rPr>
+      </w:pPr>
+      <w:r>
+        <w:rPr>
+          <w:rFonts w:ascii="Times New Roman" w:hAnsi="Times New Roman" w:cs="Times New Roman"/>
+        </w:rPr>
+        <w:t>3.4.2 Geocoding and Garage Search</w:t>
+      </w:r>
+    </w:p>
+    <w:p>
+      <w:pPr>
+        <w:numPr>
+          <w:ilvl w:val="1"/>
+          <w:numId w:val="6"/>
+        </w:numPr>
+        <w:rPr>
+          <w:rFonts w:ascii="Times New Roman" w:hAnsi="Times New Roman" w:cs="Times New Roman"/>
+        </w:rPr>
+      </w:pPr>
+      <w:r>
+        <w:rPr>
+          <w:rFonts w:ascii="Times New Roman" w:hAnsi="Times New Roman" w:cs="Times New Roman"/>
+        </w:rPr>
+        <w:t>3.4.3 Navigation Handoff</w:t>
+      </w:r>
+    </w:p>
+    <w:p>
+      <w:pPr>
+        <w:numPr>
+          <w:ilvl w:val="0"/>
+          <w:numId w:val="6"/>
+        </w:numPr>
+        <w:rPr>
+          <w:rFonts w:ascii="Times New Roman" w:hAnsi="Times New Roman" w:cs="Times New Roman"/>
+        </w:rPr>
+      </w:pPr>
+      <w:r>
+        <w:rPr>
+          <w:rFonts w:ascii="Times New Roman" w:hAnsi="Times New Roman" w:cs="Times New Roman"/>
+        </w:rPr>
+        <w:t xml:space="preserve">3.5 Payment Integration </w:t>
+      </w:r>
+    </w:p>
+    <w:p>
+      <w:pPr>
+        <w:numPr>
+          <w:ilvl w:val="1"/>
+          <w:numId w:val="6"/>
+        </w:numPr>
+        <w:rPr>
+          <w:rFonts w:ascii="Times New Roman" w:hAnsi="Times New Roman" w:cs="Times New Roman"/>
+        </w:rPr>
+      </w:pPr>
+      <w:r>
+        <w:rPr>
+          <w:rFonts w:ascii="Times New Roman" w:hAnsi="Times New Roman" w:cs="Times New Roman"/>
+        </w:rPr>
+        <w:t>3.5.1 Hosted Payment Page and Tokenization</w:t>
+      </w:r>
+    </w:p>
+    <w:p>
+      <w:pPr>
+        <w:numPr>
+          <w:ilvl w:val="1"/>
+          <w:numId w:val="6"/>
+        </w:numPr>
+        <w:rPr>
+          <w:rFonts w:ascii="Times New Roman" w:hAnsi="Times New Roman" w:cs="Times New Roman"/>
+        </w:rPr>
+      </w:pPr>
+      <w:r>
+        <w:rPr>
+          <w:rFonts w:ascii="Times New Roman" w:hAnsi="Times New Roman" w:cs="Times New Roman"/>
+        </w:rPr>
+        <w:lastRenderedPageBreak/>
+        <w:t>3.5.2 Refund and Cancellation Handling</w:t>
+      </w:r>
+    </w:p>
+    <w:p>
+      <w:pPr>
+        <w:numPr>
+          <w:ilvl w:val="1"/>
+          <w:numId w:val="6"/>
+        </w:numPr>
+        <w:rPr>
+          <w:rFonts w:ascii="Times New Roman" w:hAnsi="Times New Roman" w:cs="Times New Roman"/>
+        </w:rPr>
+      </w:pPr>
+      <w:r>
+        <w:rPr>
+          <w:rFonts w:ascii="Times New Roman" w:hAnsi="Times New Roman" w:cs="Times New Roman"/>
+        </w:rPr>
+        <w:t>3.5.3 Operator Payout Reconciliation</w:t>
+      </w:r>
+    </w:p>
+    <w:p>
+      <w:pPr>
+        <w:numPr>
+          <w:ilvl w:val="0"/>
+          <w:numId w:val="6"/>
+        </w:numPr>
+        <w:rPr>
+          <w:rFonts w:ascii="Times New Roman" w:hAnsi="Times New Roman" w:cs="Times New Roman"/>
+        </w:rPr>
+      </w:pPr>
+      <w:r>
+        <w:rPr>
+          <w:rFonts w:ascii="Times New Roman" w:hAnsi="Times New Roman" w:cs="Times New Roman"/>
+        </w:rPr>
+        <w:t xml:space="preserve">3.6 Sensor and Gate Integration </w:t>
+      </w:r>
+    </w:p>
+    <w:p>
+      <w:pPr>
+        <w:numPr>
+          <w:ilvl w:val="1"/>
+          <w:numId w:val="6"/>
+        </w:numPr>
+        <w:rPr>
+          <w:rFonts w:ascii="Times New Roman" w:hAnsi="Times New Roman" w:cs="Times New Roman"/>
+        </w:rPr>
+      </w:pPr>
+      <w:r>
+        <w:rPr>
+          <w:rFonts w:ascii="Times New Roman" w:hAnsi="Times New Roman" w:cs="Times New Roman"/>
+        </w:rPr>
+        <w:t>3.6.1 Occupancy Feed Ingestion</w:t>
+      </w:r>
+    </w:p>
+    <w:p>
+      <w:pPr>
+        <w:numPr>
+          <w:ilvl w:val="1"/>
+          <w:numId w:val="6"/>
+        </w:numPr>
+        <w:rPr>
+          <w:rFonts w:ascii="Times New Roman" w:hAnsi="Times New Roman" w:cs="Times New Roman"/>
+        </w:rPr>
+      </w:pPr>
+      <w:r>
+        <w:rPr>
+          <w:rFonts w:ascii="Times New Roman" w:hAnsi="Times New Roman" w:cs="Times New Roman"/>
+        </w:rPr>
+        <w:t>3.6.2 Entry Validation at the Gate</w:t>
+      </w:r>
+    </w:p>
+    <w:p>
+      <w:pPr>
+        <w:rPr>
+          <w:rFonts w:ascii="Times New Roman" w:hAnsi="Times New Roman" w:cs="Times New Roman"/>
+        </w:rPr>
+      </w:pPr>
+      <w:r>
+        <w:rPr>
+          <w:rFonts w:ascii="Times New Roman" w:hAnsi="Times New Roman" w:cs="Times New Roman"/>
+          <w:b/>
+          <w:bCs/>
+        </w:rPr>
+        <w:t>4. Testing</w:t>
+      </w:r>
+    </w:p>
+    <w:p>
+      <w:pPr>
+        <w:numPr>
+          <w:ilvl w:val="0"/>
+          <w:numId w:val="7"/>
+        </w:numPr>
+        <w:rPr>
+          <w:rFonts w:ascii="Times New Roman" w:hAnsi="Times New Roman" w:cs="Times New Roman"/>
+        </w:rPr>
+      </w:pPr>
+      <w:r>
+        <w:rPr>
+          <w:rFonts w:ascii="Times New Roman" w:hAnsi="Times New Roman" w:cs="Times New Roman"/>
+        </w:rPr>
+        <w:t>4.1 Unit Testing</w:t>
+      </w:r>
+    </w:p>
+    <w:p>
+      <w:pPr>
+        <w:numPr>
+          <w:ilvl w:val="0"/>
+          <w:numId w:val="7"/>
+        </w:numPr>
+        <w:rPr>
+          <w:rFonts w:ascii="Times New Roman" w:hAnsi="Times New Roman" w:cs="Times New Roman"/>
+        </w:rPr>
+      </w:pPr>
+      <w:r>
+        <w:rPr>
+          <w:rFonts w:ascii="Times New Roman" w:hAnsi="Times New Roman" w:cs="Times New Roman"/>
+        </w:rPr>
+        <w:t>4.2 Integration Testing</w:t>
+      </w:r>
+    </w:p>
+    <w:p>
+      <w:pPr>
+        <w:numPr>
+          <w:ilvl w:val="0"/>
+          <w:numId w:val="7"/>
+        </w:numPr>
+        <w:rPr>
+          <w:rFonts w:ascii="Times New Roman" w:hAnsi="Times New Roman" w:cs="Times New Roman"/>
+        </w:rPr>
+      </w:pPr>
+      <w:r>
+        <w:rPr>
+          <w:rFonts w:ascii="Times New Roman" w:hAnsi="Times New Roman" w:cs="Times New Roman"/>
+        </w:rPr>
+        <w:t>4.3 Load and Stress Testing</w:t>
+      </w:r>
+    </w:p>
+    <w:p>
+      <w:pPr>
+        <w:numPr>
+          <w:ilvl w:val="0"/>
+          <w:numId w:val="7"/>
+        </w:numPr>
+        <w:rPr>
+          <w:rFonts w:ascii="Times New Roman" w:hAnsi="Times New Roman" w:cs="Times New Roman"/>
+        </w:rPr>
+      </w:pPr>
+      <w:r>
+        <w:rPr>
+          <w:rFonts w:ascii="Times New Roman" w:hAnsi="Times New Roman" w:cs="Times New Roman"/>
+        </w:rPr>
+        <w:t>4.4 Security and Penetration Testing</w:t>
+      </w:r>
+    </w:p>
+    <w:p>
+      <w:pPr>
+        <w:numPr>
+          <w:ilvl w:val="0"/>
+          <w:numId w:val="7"/>
+        </w:numPr>
+        <w:rPr>
+          <w:rFonts w:ascii="Times New Roman" w:hAnsi="Times New Roman" w:cs="Times New Roman"/>
+        </w:rPr>
+      </w:pPr>
+      <w:r>
+        <w:rPr>
+          <w:rFonts w:ascii="Times New Roman" w:hAnsi="Times New Roman" w:cs="Times New Roman"/>
+        </w:rPr>
+        <w:t>4.5 User Acceptance Testing</w:t>
+      </w:r>
+    </w:p>
+    <w:p>
+      <w:pPr>
+        <w:rPr>
+          <w:rFonts w:ascii="Times New Roman" w:hAnsi="Times New Roman" w:cs="Times New Roman"/>
+        </w:rPr>
+      </w:pPr>
+      <w:r>
+        <w:rPr>
+          <w:rFonts w:ascii="Times New Roman" w:hAnsi="Times New Roman" w:cs="Times New Roman"/>
+          <w:b/>
+          <w:bCs/>
+        </w:rPr>
+        <w:t>5. Deployment</w:t>
+      </w:r>
+    </w:p>
+    <w:p>
+      <w:pPr>
+        <w:numPr>
+          <w:ilvl w:val="0"/>
+          <w:numId w:val="8"/>
+        </w:numPr>
+        <w:rPr>
+          <w:rFonts w:ascii="Times New Roman" w:hAnsi="Times New Roman" w:cs="Times New Roman"/>
+        </w:rPr>
+      </w:pPr>
+      <w:r>
+        <w:rPr>
+          <w:rFonts w:ascii="Times New Roman" w:hAnsi="Times New Roman" w:cs="Times New Roman"/>
+        </w:rPr>
+        <w:t>5.1 Environment Setup</w:t>
+      </w:r>
+    </w:p>
+    <w:p>
+      <w:pPr>
+        <w:numPr>
+          <w:ilvl w:val="0"/>
+          <w:numId w:val="8"/>
+        </w:numPr>
+        <w:rPr>
+          <w:rFonts w:ascii="Times New Roman" w:hAnsi="Times New Roman" w:cs="Times New Roman"/>
+        </w:rPr>
+      </w:pPr>
+      <w:r>
+        <w:rPr>
+          <w:rFonts w:ascii="Times New Roman" w:hAnsi="Times New Roman" w:cs="Times New Roman"/>
+        </w:rPr>
+        <w:t>5.2 Pilot Deployment to Two Garages</w:t>
+      </w:r>
+    </w:p>
+    <w:p>
+      <w:pPr>
+        <w:numPr>
+          <w:ilvl w:val="0"/>
+          <w:numId w:val="8"/>
+        </w:numPr>
+        <w:rPr>
+          <w:rFonts w:ascii="Times New Roman" w:hAnsi="Times New Roman" w:cs="Times New Roman"/>
+        </w:rPr>
+      </w:pPr>
+      <w:r>
+        <w:rPr>
+          <w:rFonts w:ascii="Times New Roman" w:hAnsi="Times New Roman" w:cs="Times New Roman"/>
+        </w:rPr>
+        <w:t>5.3 Production Release</w:t>
+      </w:r>
+    </w:p>
+    <w:p>
+      <w:pPr>
+        <w:rPr>
+          <w:rFonts w:ascii="Times New Roman" w:hAnsi="Times New Roman" w:cs="Times New Roman"/>
+        </w:rPr>
+      </w:pPr>
+      <w:r>
+        <w:rPr>
+          <w:rFonts w:ascii="Times New Roman" w:hAnsi="Times New Roman" w:cs="Times New Roman"/>
+          <w:b/>
+          <w:bCs/>
+        </w:rPr>
+        <w:t>6. Project Closure</w:t>
+      </w:r>
+    </w:p>
+    <w:p>
+      <w:pPr>
+        <w:numPr>
+          <w:ilvl w:val="0"/>
+          <w:numId w:val="9"/>
+        </w:numPr>
+        <w:rPr>
+          <w:rFonts w:ascii="Times New Roman" w:hAnsi="Times New Roman" w:cs="Times New Roman"/>
+        </w:rPr>
+      </w:pPr>
+      <w:r>
+        <w:rPr>
+          <w:rFonts w:ascii="Times New Roman" w:hAnsi="Times New Roman" w:cs="Times New Roman"/>
+        </w:rPr>
+        <w:t>6.1 Operator and Staff Training</w:t>
+      </w:r>
+    </w:p>
+    <w:p>
+      <w:pPr>
+        <w:numPr>
+          <w:ilvl w:val="0"/>
+          <w:numId w:val="9"/>
+        </w:numPr>
+        <w:rPr>
+          <w:rFonts w:ascii="Times New Roman" w:hAnsi="Times New Roman" w:cs="Times New Roman"/>
+        </w:rPr>
+      </w:pPr>
+      <w:r>
+        <w:rPr>
+          <w:rFonts w:ascii="Times New Roman" w:hAnsi="Times New Roman" w:cs="Times New Roman"/>
+        </w:rPr>
+        <w:t>6.2 Documentation Handover</w:t>
+      </w:r>
+    </w:p>
+    <w:p>
+      <w:pPr>
+        <w:numPr>
+          <w:ilvl w:val="0"/>
+          <w:numId w:val="9"/>
+        </w:numPr>
+        <w:rPr>
+          <w:rFonts w:ascii="Times New Roman" w:hAnsi="Times New Roman" w:cs="Times New Roman"/>
+        </w:rPr>
+      </w:pPr>
       <w:r>
         <w:rPr>
           <w:noProof/>
           <w14:ligatures w14:val="standardContextual"/>
         </w:rPr>
-        <w:lastRenderedPageBreak/>
         <w:drawing>
-          <wp:anchor distT="0" distB="0" distL="114300" distR="114300" simplePos="0" relativeHeight="251659264" behindDoc="0" locked="0" layoutInCell="1" allowOverlap="1" wp14:anchorId="31E842F2" wp14:editId="77A87C74">
+          <wp:anchor distT="0" distB="0" distL="114300" distR="114300" simplePos="0" relativeHeight="251680768" behindDoc="0" locked="0" layoutInCell="1" allowOverlap="1" wp14:anchorId="17385A47" wp14:editId="1EC964CD">
             <wp:simplePos x="0" y="0"/>
             <wp:positionH relativeFrom="margin">
               <wp:align>right</wp:align>
             </wp:positionH>
-            <wp:positionV relativeFrom="page">
-              <wp:posOffset>6778625</wp:posOffset>
+            <wp:positionV relativeFrom="paragraph">
+              <wp:posOffset>303591</wp:posOffset>
             </wp:positionV>
-            <wp:extent cx="5943600" cy="3138805"/>
-            <wp:effectExtent l="0" t="0" r="0" b="4445"/>
+            <wp:extent cx="5942330" cy="2713439"/>
+            <wp:effectExtent l="0" t="0" r="1270" b="0"/>
             <wp:wrapTopAndBottom/>
-            <wp:docPr id="1262165870" name="Picture 3"/>
+            <wp:docPr id="477224934" name="Picture 2"/>
             <wp:cNvGraphicFramePr>
               <a:graphicFrameLocks xmlns:a="http://schemas.openxmlformats.org/drawingml/2006/main" noChangeAspect="1"/>
             </wp:cNvGraphicFramePr>
@@ -6238,7 +8316,7 @@
               <a:graphicData uri="http://schemas.openxmlformats.org/drawingml/2006/picture">
                 <pic:pic xmlns:pic="http://schemas.openxmlformats.org/drawingml/2006/picture">
                   <pic:nvPicPr>
-                    <pic:cNvPr id="1262165870" name="Picture 1262165870"/>
+                    <pic:cNvPr id="477224934" name="Picture 477224934"/>
                     <pic:cNvPicPr/>
                   </pic:nvPicPr>
                   <pic:blipFill rotWithShape="1">
@@ -6249,7 +8327,7 @@
                         </a:ext>
                       </a:extLst>
                     </a:blip>
-                    <a:srcRect l="22776" t="25715" r="8369" b="16107"/>
+                    <a:srcRect t="15882" b="11059"/>
                     <a:stretch>
                       <a:fillRect/>
                     </a:stretch>
@@ -6257,7 +8335,7 @@
                   <pic:spPr bwMode="auto">
                     <a:xfrm>
                       <a:off x="0" y="0"/>
-                      <a:ext cx="5943600" cy="3138805"/>
+                      <a:ext cx="5942330" cy="2713439"/>
                     </a:xfrm>
                     <a:prstGeom prst="rect">
                       <a:avLst/>
@@ -6279,22 +8357,194 @@
       </w:r>
       <w:r>
         <w:rPr>
+          <w:rFonts w:ascii="Times New Roman" w:hAnsi="Times New Roman" w:cs="Times New Roman"/>
+        </w:rPr>
+        <w:t>6.3 Final Approval and Sign Off</w:t>
+      </w:r>
+    </w:p>
+    <w:p>
+      <w:pPr>
+        <w:pStyle w:val="Heading2"/>
+      </w:pPr>
+      <w:bookmarkStart w:id="29" w:name="_Toc241617157"/>
+      <w:r>
+        <w:rPr>
+          <w:rFonts w:ascii="Times New Roman" w:hAnsi="Times New Roman" w:cs="Times New Roman"/>
+        </w:rPr>
+        <w:t>6.2 Estimation Basis</w:t>
+      </w:r>
+      <w:bookmarkEnd w:id="29"/>
+    </w:p>
+    <w:p>
+      <w:pPr>
+        <w:spacing w:after="120" w:line="276" w:lineRule="auto"/>
+        <w:rPr>
+          <w:rFonts w:ascii="Times New Roman" w:hAnsi="Times New Roman" w:cs="Times New Roman"/>
+        </w:rPr>
+      </w:pPr>
+      <w:r>
+        <w:rPr>
+          <w:rFonts w:ascii="Times New Roman" w:hAnsi="Times New Roman" w:cs="Times New Roman"/>
+        </w:rPr>
+        <w:t>Effort was estimated before the schedule was built. Each level 4 activity was sized in story points on the Fibonacci scale by the team that owns it, and those values were calibrated by analogy to earlier projects of comparable scope delivered by the studio. Story points measure complexity, risk, and effort rather than hours, so the conversion into calendar weeks was made afterward, once team assignments were known.</w:t>
+      </w:r>
+    </w:p>
+    <w:p>
+      <w:pPr>
+        <w:pStyle w:val="ListParagraph"/>
+        <w:numPr>
+          <w:ilvl w:val="0"/>
+          <w:numId w:val="2"/>
+        </w:numPr>
+        <w:spacing w:after="80" w:line="276" w:lineRule="auto"/>
+        <w:contextualSpacing w:val="0"/>
+        <w:rPr>
+          <w:rFonts w:ascii="Times New Roman" w:hAnsi="Times New Roman" w:cs="Times New Roman"/>
+        </w:rPr>
+      </w:pPr>
+      <w:r>
+        <w:rPr>
+          <w:rFonts w:ascii="Times New Roman" w:hAnsi="Times New Roman" w:cs="Times New Roman"/>
+        </w:rPr>
+        <w:t>Level 4 activities are the estimating unit. Level 5 tasks refine an activity and do not add to its total.</w:t>
+      </w:r>
+    </w:p>
+    <w:p>
+      <w:pPr>
+        <w:pStyle w:val="ListParagraph"/>
+        <w:numPr>
+          <w:ilvl w:val="0"/>
+          <w:numId w:val="2"/>
+        </w:numPr>
+        <w:spacing w:after="80" w:line="276" w:lineRule="auto"/>
+        <w:contextualSpacing w:val="0"/>
+        <w:rPr>
+          <w:rFonts w:ascii="Times New Roman" w:hAnsi="Times New Roman" w:cs="Times New Roman"/>
+        </w:rPr>
+      </w:pPr>
+      <w:r>
+        <w:rPr>
+          <w:rFonts w:ascii="Times New Roman" w:hAnsi="Times New Roman" w:cs="Times New Roman"/>
+        </w:rPr>
+        <w:t>Point values were calibrated by analogy to earlier studio projects of comparable scope.</w:t>
+      </w:r>
+    </w:p>
+    <w:p>
+      <w:pPr>
+        <w:pStyle w:val="ListParagraph"/>
+        <w:numPr>
+          <w:ilvl w:val="0"/>
+          <w:numId w:val="2"/>
+        </w:numPr>
+        <w:spacing w:after="80" w:line="276" w:lineRule="auto"/>
+        <w:contextualSpacing w:val="0"/>
+        <w:rPr>
+          <w:rFonts w:ascii="Times New Roman" w:hAnsi="Times New Roman" w:cs="Times New Roman"/>
+        </w:rPr>
+      </w:pPr>
+      <w:r>
+        <w:rPr>
+          <w:rFonts w:ascii="Times New Roman" w:hAnsi="Times New Roman" w:cs="Times New Roman"/>
+        </w:rPr>
+        <w:t>The development budget is theoretically unlimited, so staffing is not the constraint on the schedule. The fixed semester window is.</w:t>
+      </w:r>
+    </w:p>
+    <w:p>
+      <w:pPr>
+        <w:pStyle w:val="ListParagraph"/>
+        <w:numPr>
+          <w:ilvl w:val="0"/>
+          <w:numId w:val="2"/>
+        </w:numPr>
+        <w:spacing w:after="80" w:line="276" w:lineRule="auto"/>
+        <w:contextualSpacing w:val="0"/>
+        <w:rPr>
+          <w:rFonts w:ascii="Times New Roman" w:hAnsi="Times New Roman" w:cs="Times New Roman"/>
+        </w:rPr>
+      </w:pPr>
+      <w:r>
+        <w:rPr>
+          <w:rFonts w:ascii="Times New Roman" w:hAnsi="Times New Roman" w:cs="Times New Roman"/>
+        </w:rPr>
+        <w:lastRenderedPageBreak/>
+        <w:t xml:space="preserve">Durations assume the six delivery teams work in parallel </w:t>
+      </w:r>
+      <w:proofErr w:type="gramStart"/>
+      <w:r>
+        <w:rPr>
+          <w:rFonts w:ascii="Times New Roman" w:hAnsi="Times New Roman" w:cs="Times New Roman"/>
+        </w:rPr>
+        <w:t>on</w:t>
+      </w:r>
+      <w:proofErr w:type="gramEnd"/>
+      <w:r>
+        <w:rPr>
+          <w:rFonts w:ascii="Times New Roman" w:hAnsi="Times New Roman" w:cs="Times New Roman"/>
+        </w:rPr>
+        <w:t xml:space="preserve"> their own branches, as described in Section 9.</w:t>
+      </w:r>
+    </w:p>
+    <w:p>
+      <w:pPr>
+        <w:pStyle w:val="ListParagraph"/>
+        <w:numPr>
+          <w:ilvl w:val="0"/>
+          <w:numId w:val="2"/>
+        </w:numPr>
+        <w:spacing w:after="80" w:line="276" w:lineRule="auto"/>
+        <w:contextualSpacing w:val="0"/>
+        <w:rPr>
+          <w:rFonts w:ascii="Times New Roman" w:hAnsi="Times New Roman" w:cs="Times New Roman"/>
+        </w:rPr>
+      </w:pPr>
+      <w:r>
+        <w:rPr>
+          <w:rFonts w:ascii="Times New Roman" w:hAnsi="Times New Roman" w:cs="Times New Roman"/>
+        </w:rPr>
+        <w:t>Estimates are revisited at every milestone, and any revision is recorded in the revision history at the front of this document.</w:t>
+      </w:r>
+    </w:p>
+    <w:p>
+      <w:pPr>
+        <w:pStyle w:val="Heading2"/>
+        <w:rPr>
+          <w:rFonts w:ascii="Times New Roman" w:hAnsi="Times New Roman" w:cs="Times New Roman"/>
+        </w:rPr>
+      </w:pPr>
+      <w:bookmarkStart w:id="30" w:name="_Toc241617158"/>
+      <w:r>
+        <w:rPr>
+          <w:rFonts w:ascii="Times New Roman" w:hAnsi="Times New Roman" w:cs="Times New Roman"/>
+        </w:rPr>
+        <w:t>6.3 Project Timeline</w:t>
+      </w:r>
+      <w:bookmarkEnd w:id="30"/>
+    </w:p>
+    <w:p>
+      <w:pPr>
+        <w:spacing w:after="120" w:line="276" w:lineRule="auto"/>
+        <w:rPr>
+          <w:rFonts w:ascii="Times New Roman" w:hAnsi="Times New Roman" w:cs="Times New Roman"/>
+        </w:rPr>
+      </w:pPr>
+      <w:r>
+        <w:rPr>
           <w:noProof/>
           <w14:ligatures w14:val="standardContextual"/>
         </w:rPr>
         <w:drawing>
-          <wp:anchor distT="0" distB="0" distL="114300" distR="114300" simplePos="0" relativeHeight="251660288" behindDoc="0" locked="0" layoutInCell="1" allowOverlap="1" wp14:anchorId="66D50472" wp14:editId="7026F2AB">
+          <wp:anchor distT="0" distB="0" distL="114300" distR="114300" simplePos="0" relativeHeight="251677696" behindDoc="0" locked="0" layoutInCell="1" allowOverlap="1" wp14:anchorId="26B23660" wp14:editId="33354CA0">
             <wp:simplePos x="0" y="0"/>
             <wp:positionH relativeFrom="margin">
-              <wp:align>right</wp:align>
+              <wp:align>center</wp:align>
             </wp:positionH>
             <wp:positionV relativeFrom="page">
-              <wp:posOffset>3778250</wp:posOffset>
+              <wp:posOffset>4643858</wp:posOffset>
             </wp:positionV>
-            <wp:extent cx="5859145" cy="3038475"/>
-            <wp:effectExtent l="0" t="0" r="8255" b="9525"/>
+            <wp:extent cx="5202555" cy="4375150"/>
+            <wp:effectExtent l="0" t="0" r="0" b="6350"/>
             <wp:wrapTopAndBottom/>
-            <wp:docPr id="1486586028" name="Picture 2"/>
+            <wp:docPr id="1526323858" name="Picture 1"/>
             <wp:cNvGraphicFramePr>
               <a:graphicFrameLocks xmlns:a="http://schemas.openxmlformats.org/drawingml/2006/main" noChangeAspect="1"/>
             </wp:cNvGraphicFramePr>
@@ -6302,7 +8552,7 @@
               <a:graphicData uri="http://schemas.openxmlformats.org/drawingml/2006/picture">
                 <pic:pic xmlns:pic="http://schemas.openxmlformats.org/drawingml/2006/picture">
                   <pic:nvPicPr>
-                    <pic:cNvPr id="1486586028" name="Picture 1486586028"/>
+                    <pic:cNvPr id="1526323858" name="Picture 1526323858"/>
                     <pic:cNvPicPr/>
                   </pic:nvPicPr>
                   <pic:blipFill rotWithShape="1">
@@ -6313,7 +8563,7 @@
                         </a:ext>
                       </a:extLst>
                     </a:blip>
-                    <a:srcRect l="22690" t="26678" r="8198" b="15969"/>
+                    <a:srcRect l="1379" t="18175" r="48663" b="14585"/>
                     <a:stretch>
                       <a:fillRect/>
                     </a:stretch>
@@ -6321,1192 +8571,7 @@
                   <pic:spPr bwMode="auto">
                     <a:xfrm>
                       <a:off x="0" y="0"/>
-                      <a:ext cx="5859145" cy="3038475"/>
-                    </a:xfrm>
-                    <a:prstGeom prst="rect">
-                      <a:avLst/>
-                    </a:prstGeom>
-                    <a:ln>
-                      <a:noFill/>
-                    </a:ln>
-                    <a:extLst>
-                      <a:ext uri="{53640926-AAD7-44D8-BBD7-CCE9431645EC}">
-                        <a14:shadowObscured xmlns:a14="http://schemas.microsoft.com/office/drawing/2010/main"/>
-                      </a:ext>
-                    </a:extLst>
-                  </pic:spPr>
-                </pic:pic>
-              </a:graphicData>
-            </a:graphic>
-          </wp:anchor>
-        </w:drawing>
-      </w:r>
-      <w:r>
-        <w:rPr>
-          <w:noProof/>
-          <w14:ligatures w14:val="standardContextual"/>
-        </w:rPr>
-        <w:drawing>
-          <wp:anchor distT="0" distB="0" distL="114300" distR="114300" simplePos="0" relativeHeight="251658240" behindDoc="0" locked="0" layoutInCell="1" allowOverlap="1" wp14:anchorId="2E19D5DB" wp14:editId="7C29F19C">
-            <wp:simplePos x="0" y="0"/>
-            <wp:positionH relativeFrom="margin">
-              <wp:align>center</wp:align>
-            </wp:positionH>
-            <wp:positionV relativeFrom="page">
-              <wp:posOffset>1177925</wp:posOffset>
-            </wp:positionV>
-            <wp:extent cx="5862320" cy="2552700"/>
-            <wp:effectExtent l="0" t="0" r="5080" b="0"/>
-            <wp:wrapTopAndBottom/>
-            <wp:docPr id="1731163731" name="Picture 1"/>
-            <wp:cNvGraphicFramePr>
-              <a:graphicFrameLocks xmlns:a="http://schemas.openxmlformats.org/drawingml/2006/main" noChangeAspect="1"/>
-            </wp:cNvGraphicFramePr>
-            <a:graphic xmlns:a="http://schemas.openxmlformats.org/drawingml/2006/main">
-              <a:graphicData uri="http://schemas.openxmlformats.org/drawingml/2006/picture">
-                <pic:pic xmlns:pic="http://schemas.openxmlformats.org/drawingml/2006/picture">
-                  <pic:nvPicPr>
-                    <pic:cNvPr id="1731163731" name="Picture 1731163731"/>
-                    <pic:cNvPicPr/>
-                  </pic:nvPicPr>
-                  <pic:blipFill rotWithShape="1">
-                    <a:blip r:embed="rId10" cstate="print">
-                      <a:extLst>
-                        <a:ext uri="{28A0092B-C50C-407E-A947-70E740481C1C}">
-                          <a14:useLocalDpi xmlns:a14="http://schemas.microsoft.com/office/drawing/2010/main" val="0"/>
-                        </a:ext>
-                      </a:extLst>
-                    </a:blip>
-                    <a:srcRect l="22690" t="35615" r="8027" b="16108"/>
-                    <a:stretch>
-                      <a:fillRect/>
-                    </a:stretch>
-                  </pic:blipFill>
-                  <pic:spPr bwMode="auto">
-                    <a:xfrm>
-                      <a:off x="0" y="0"/>
-                      <a:ext cx="5862320" cy="2552700"/>
-                    </a:xfrm>
-                    <a:prstGeom prst="rect">
-                      <a:avLst/>
-                    </a:prstGeom>
-                    <a:ln>
-                      <a:noFill/>
-                    </a:ln>
-                    <a:extLst>
-                      <a:ext uri="{53640926-AAD7-44D8-BBD7-CCE9431645EC}">
-                        <a14:shadowObscured xmlns:a14="http://schemas.microsoft.com/office/drawing/2010/main"/>
-                      </a:ext>
-                    </a:extLst>
-                  </pic:spPr>
-                </pic:pic>
-              </a:graphicData>
-            </a:graphic>
-            <wp14:sizeRelV relativeFrom="margin">
-              <wp14:pctHeight>0</wp14:pctHeight>
-            </wp14:sizeRelV>
-          </wp:anchor>
-        </w:drawing>
-      </w:r>
-      <w:r>
-        <w:rPr>
-          <w:rFonts w:ascii="Times New Roman" w:hAnsi="Times New Roman" w:cs="Times New Roman"/>
-        </w:rPr>
-        <w:t>6.1 Work Breakdown Structure</w:t>
-      </w:r>
-      <w:bookmarkEnd w:id="28"/>
-    </w:p>
-    <w:p>
-      <w:pPr>
-        <w:pStyle w:val="Heading2"/>
-      </w:pPr>
-      <w:bookmarkStart w:id="29" w:name="_Toc241185766"/>
-      <w:r>
-        <w:rPr>
-          <w:rFonts w:ascii="Times New Roman" w:hAnsi="Times New Roman" w:cs="Times New Roman"/>
-        </w:rPr>
-        <w:lastRenderedPageBreak/>
-        <w:t>6.2 Estimation Basis</w:t>
-      </w:r>
-      <w:bookmarkEnd w:id="29"/>
-    </w:p>
-    <w:p>
-      <w:pPr>
-        <w:spacing w:after="120" w:line="276" w:lineRule="auto"/>
-        <w:rPr>
-          <w:rFonts w:ascii="Times New Roman" w:hAnsi="Times New Roman" w:cs="Times New Roman"/>
-        </w:rPr>
-      </w:pPr>
-      <w:r>
-        <w:rPr>
-          <w:rFonts w:ascii="Times New Roman" w:hAnsi="Times New Roman" w:cs="Times New Roman"/>
-        </w:rPr>
-        <w:t>Effort was estimated before the schedule was built. Each level 4 activity was sized in story points on the Fibonacci scale by the team that owns it, and those values were calibrated by analogy to earlier projects of comparable scope delivered by the studio. Story points measure complexity, risk, and effort rather than hours, so the conversion into calendar weeks was made afterward, once team assignments were known.</w:t>
-      </w:r>
-    </w:p>
-    <w:p>
-      <w:pPr>
-        <w:pStyle w:val="ListParagraph"/>
-        <w:numPr>
-          <w:ilvl w:val="0"/>
-          <w:numId w:val="2"/>
-        </w:numPr>
-        <w:spacing w:after="80" w:line="276" w:lineRule="auto"/>
-        <w:contextualSpacing w:val="0"/>
-        <w:rPr>
-          <w:rFonts w:ascii="Times New Roman" w:hAnsi="Times New Roman" w:cs="Times New Roman"/>
-        </w:rPr>
-      </w:pPr>
-      <w:r>
-        <w:rPr>
-          <w:rFonts w:ascii="Times New Roman" w:hAnsi="Times New Roman" w:cs="Times New Roman"/>
-        </w:rPr>
-        <w:t>Level 4 activities are the estimating unit. Level 5 tasks refine an activity and do not add to its total.</w:t>
-      </w:r>
-    </w:p>
-    <w:p>
-      <w:pPr>
-        <w:pStyle w:val="ListParagraph"/>
-        <w:numPr>
-          <w:ilvl w:val="0"/>
-          <w:numId w:val="2"/>
-        </w:numPr>
-        <w:spacing w:after="80" w:line="276" w:lineRule="auto"/>
-        <w:contextualSpacing w:val="0"/>
-        <w:rPr>
-          <w:rFonts w:ascii="Times New Roman" w:hAnsi="Times New Roman" w:cs="Times New Roman"/>
-        </w:rPr>
-      </w:pPr>
-      <w:r>
-        <w:rPr>
-          <w:rFonts w:ascii="Times New Roman" w:hAnsi="Times New Roman" w:cs="Times New Roman"/>
-        </w:rPr>
-        <w:t>Point values were calibrated by analogy to earlier studio projects of comparable scope.</w:t>
-      </w:r>
-    </w:p>
-    <w:p>
-      <w:pPr>
-        <w:pStyle w:val="ListParagraph"/>
-        <w:numPr>
-          <w:ilvl w:val="0"/>
-          <w:numId w:val="2"/>
-        </w:numPr>
-        <w:spacing w:after="80" w:line="276" w:lineRule="auto"/>
-        <w:contextualSpacing w:val="0"/>
-        <w:rPr>
-          <w:rFonts w:ascii="Times New Roman" w:hAnsi="Times New Roman" w:cs="Times New Roman"/>
-        </w:rPr>
-      </w:pPr>
-      <w:r>
-        <w:rPr>
-          <w:rFonts w:ascii="Times New Roman" w:hAnsi="Times New Roman" w:cs="Times New Roman"/>
-        </w:rPr>
-        <w:t>The development budget is theoretically unlimited, so staffing is not the constraint on the schedule. The fixed semester window is.</w:t>
-      </w:r>
-    </w:p>
-    <w:p>
-      <w:pPr>
-        <w:pStyle w:val="ListParagraph"/>
-        <w:numPr>
-          <w:ilvl w:val="0"/>
-          <w:numId w:val="2"/>
-        </w:numPr>
-        <w:spacing w:after="80" w:line="276" w:lineRule="auto"/>
-        <w:contextualSpacing w:val="0"/>
-        <w:rPr>
-          <w:rFonts w:ascii="Times New Roman" w:hAnsi="Times New Roman" w:cs="Times New Roman"/>
-        </w:rPr>
-      </w:pPr>
-      <w:r>
-        <w:rPr>
-          <w:rFonts w:ascii="Times New Roman" w:hAnsi="Times New Roman" w:cs="Times New Roman"/>
-        </w:rPr>
-        <w:t xml:space="preserve">Durations assume the six delivery teams work in parallel </w:t>
-      </w:r>
-      <w:proofErr w:type="gramStart"/>
-      <w:r>
-        <w:rPr>
-          <w:rFonts w:ascii="Times New Roman" w:hAnsi="Times New Roman" w:cs="Times New Roman"/>
-        </w:rPr>
-        <w:t>on</w:t>
-      </w:r>
-      <w:proofErr w:type="gramEnd"/>
-      <w:r>
-        <w:rPr>
-          <w:rFonts w:ascii="Times New Roman" w:hAnsi="Times New Roman" w:cs="Times New Roman"/>
-        </w:rPr>
-        <w:t xml:space="preserve"> their own branches, as described in Section 9.</w:t>
-      </w:r>
-    </w:p>
-    <w:p>
-      <w:pPr>
-        <w:pStyle w:val="ListParagraph"/>
-        <w:numPr>
-          <w:ilvl w:val="0"/>
-          <w:numId w:val="2"/>
-        </w:numPr>
-        <w:spacing w:after="80" w:line="276" w:lineRule="auto"/>
-        <w:contextualSpacing w:val="0"/>
-        <w:rPr>
-          <w:rFonts w:ascii="Times New Roman" w:hAnsi="Times New Roman" w:cs="Times New Roman"/>
-        </w:rPr>
-      </w:pPr>
-      <w:r>
-        <w:rPr>
-          <w:rFonts w:ascii="Times New Roman" w:hAnsi="Times New Roman" w:cs="Times New Roman"/>
-        </w:rPr>
-        <w:t>Estimates are revisited at every milestone, and any revision is recorded in the revision history at the front of this document.</w:t>
-      </w:r>
-    </w:p>
-    <w:p>
-      <w:pPr>
-        <w:pStyle w:val="Heading2"/>
-        <w:rPr>
-          <w:rFonts w:ascii="Times New Roman" w:hAnsi="Times New Roman" w:cs="Times New Roman"/>
-        </w:rPr>
-      </w:pPr>
-      <w:bookmarkStart w:id="30" w:name="_Toc241185767"/>
-      <w:r>
-        <w:rPr>
-          <w:rFonts w:ascii="Times New Roman" w:hAnsi="Times New Roman" w:cs="Times New Roman"/>
-        </w:rPr>
-        <w:t>6.3 Project Timeline</w:t>
-      </w:r>
-      <w:bookmarkEnd w:id="30"/>
-    </w:p>
-    <w:p>
-      <w:pPr>
-        <w:spacing w:after="120" w:line="276" w:lineRule="auto"/>
-        <w:rPr>
-          <w:rFonts w:ascii="Times New Roman" w:hAnsi="Times New Roman" w:cs="Times New Roman"/>
-        </w:rPr>
-      </w:pPr>
-      <w:r>
-        <w:rPr>
-          <w:rFonts w:ascii="Times New Roman" w:hAnsi="Times New Roman" w:cs="Times New Roman"/>
-        </w:rPr>
-        <w:t>The schedule runs for fifteen working weeks and is grouped into four phases. The phases overlap only at their boundaries, so each one ends at a milestone that can be reviewed before the next begins.</w:t>
-      </w:r>
-    </w:p>
-    <w:tbl>
-      <w:tblPr>
-        <w:tblW w:w="9360" w:type="dxa"/>
-        <w:tblBorders>
-          <w:top w:val="single" w:sz="4" w:space="0" w:color="auto"/>
-          <w:left w:val="single" w:sz="4" w:space="0" w:color="auto"/>
-          <w:bottom w:val="single" w:sz="4" w:space="0" w:color="auto"/>
-          <w:right w:val="single" w:sz="4" w:space="0" w:color="auto"/>
-          <w:insideH w:val="single" w:sz="4" w:space="0" w:color="auto"/>
-          <w:insideV w:val="single" w:sz="4" w:space="0" w:color="auto"/>
-        </w:tblBorders>
-        <w:tblCellMar>
-          <w:left w:w="10" w:type="dxa"/>
-          <w:right w:w="10" w:type="dxa"/>
-        </w:tblCellMar>
-        <w:tblLook w:val="04A0" w:firstRow="1" w:lastRow="0" w:firstColumn="1" w:lastColumn="0" w:noHBand="0" w:noVBand="1"/>
-      </w:tblPr>
-      <w:tblGrid>
-        <w:gridCol w:w="2400"/>
-        <w:gridCol w:w="1100"/>
-        <w:gridCol w:w="2300"/>
-        <w:gridCol w:w="3560"/>
-      </w:tblGrid>
-      <w:tr>
-        <w:trPr>
-          <w:tblHeader/>
-        </w:trPr>
-        <w:tc>
-          <w:tcPr>
-            <w:tcW w:w="2400" w:type="dxa"/>
-            <w:shd w:val="clear" w:color="auto" w:fill="1F4E79"/>
-            <w:tcMar>
-              <w:top w:w="80" w:type="dxa"/>
-              <w:left w:w="120" w:type="dxa"/>
-              <w:bottom w:w="80" w:type="dxa"/>
-              <w:right w:w="120" w:type="dxa"/>
-            </w:tcMar>
-          </w:tcPr>
-          <w:p>
-            <w:pPr>
-              <w:spacing w:line="260" w:lineRule="auto"/>
-              <w:rPr>
-                <w:rFonts w:ascii="Times New Roman" w:hAnsi="Times New Roman" w:cs="Times New Roman"/>
-              </w:rPr>
-            </w:pPr>
-            <w:r>
-              <w:rPr>
-                <w:rFonts w:ascii="Times New Roman" w:hAnsi="Times New Roman" w:cs="Times New Roman"/>
-                <w:b/>
-                <w:bCs/>
-                <w:color w:val="FFFFFF"/>
-                <w:sz w:val="20"/>
-                <w:szCs w:val="20"/>
-              </w:rPr>
-              <w:t>Phase</w:t>
-            </w:r>
-          </w:p>
-        </w:tc>
-        <w:tc>
-          <w:tcPr>
-            <w:tcW w:w="1100" w:type="dxa"/>
-            <w:shd w:val="clear" w:color="auto" w:fill="1F4E79"/>
-            <w:tcMar>
-              <w:top w:w="80" w:type="dxa"/>
-              <w:left w:w="120" w:type="dxa"/>
-              <w:bottom w:w="80" w:type="dxa"/>
-              <w:right w:w="120" w:type="dxa"/>
-            </w:tcMar>
-          </w:tcPr>
-          <w:p>
-            <w:pPr>
-              <w:spacing w:line="260" w:lineRule="auto"/>
-              <w:rPr>
-                <w:rFonts w:ascii="Times New Roman" w:hAnsi="Times New Roman" w:cs="Times New Roman"/>
-              </w:rPr>
-            </w:pPr>
-            <w:r>
-              <w:rPr>
-                <w:rFonts w:ascii="Times New Roman" w:hAnsi="Times New Roman" w:cs="Times New Roman"/>
-                <w:b/>
-                <w:bCs/>
-                <w:color w:val="FFFFFF"/>
-                <w:sz w:val="20"/>
-                <w:szCs w:val="20"/>
-              </w:rPr>
-              <w:t>Weeks</w:t>
-            </w:r>
-          </w:p>
-        </w:tc>
-        <w:tc>
-          <w:tcPr>
-            <w:tcW w:w="2300" w:type="dxa"/>
-            <w:shd w:val="clear" w:color="auto" w:fill="1F4E79"/>
-            <w:tcMar>
-              <w:top w:w="80" w:type="dxa"/>
-              <w:left w:w="120" w:type="dxa"/>
-              <w:bottom w:w="80" w:type="dxa"/>
-              <w:right w:w="120" w:type="dxa"/>
-            </w:tcMar>
-          </w:tcPr>
-          <w:p>
-            <w:pPr>
-              <w:spacing w:line="260" w:lineRule="auto"/>
-              <w:rPr>
-                <w:rFonts w:ascii="Times New Roman" w:hAnsi="Times New Roman" w:cs="Times New Roman"/>
-              </w:rPr>
-            </w:pPr>
-            <w:r>
-              <w:rPr>
-                <w:rFonts w:ascii="Times New Roman" w:hAnsi="Times New Roman" w:cs="Times New Roman"/>
-                <w:b/>
-                <w:bCs/>
-                <w:color w:val="FFFFFF"/>
-                <w:sz w:val="20"/>
-                <w:szCs w:val="20"/>
-              </w:rPr>
-              <w:t>Dates</w:t>
-            </w:r>
-          </w:p>
-        </w:tc>
-        <w:tc>
-          <w:tcPr>
-            <w:tcW w:w="3560" w:type="dxa"/>
-            <w:shd w:val="clear" w:color="auto" w:fill="1F4E79"/>
-            <w:tcMar>
-              <w:top w:w="80" w:type="dxa"/>
-              <w:left w:w="120" w:type="dxa"/>
-              <w:bottom w:w="80" w:type="dxa"/>
-              <w:right w:w="120" w:type="dxa"/>
-            </w:tcMar>
-          </w:tcPr>
-          <w:p>
-            <w:pPr>
-              <w:spacing w:line="260" w:lineRule="auto"/>
-              <w:rPr>
-                <w:rFonts w:ascii="Times New Roman" w:hAnsi="Times New Roman" w:cs="Times New Roman"/>
-              </w:rPr>
-            </w:pPr>
-            <w:r>
-              <w:rPr>
-                <w:rFonts w:ascii="Times New Roman" w:hAnsi="Times New Roman" w:cs="Times New Roman"/>
-                <w:b/>
-                <w:bCs/>
-                <w:color w:val="FFFFFF"/>
-                <w:sz w:val="20"/>
-                <w:szCs w:val="20"/>
-              </w:rPr>
-              <w:t>Focus</w:t>
-            </w:r>
-          </w:p>
-        </w:tc>
-      </w:tr>
-      <w:tr>
-        <w:tc>
-          <w:tcPr>
-            <w:tcW w:w="2400" w:type="dxa"/>
-            <w:tcMar>
-              <w:top w:w="80" w:type="dxa"/>
-              <w:left w:w="120" w:type="dxa"/>
-              <w:bottom w:w="80" w:type="dxa"/>
-              <w:right w:w="120" w:type="dxa"/>
-            </w:tcMar>
-          </w:tcPr>
-          <w:p>
-            <w:pPr>
-              <w:spacing w:line="260" w:lineRule="auto"/>
-              <w:rPr>
-                <w:rFonts w:ascii="Times New Roman" w:hAnsi="Times New Roman" w:cs="Times New Roman"/>
-              </w:rPr>
-            </w:pPr>
-            <w:r>
-              <w:rPr>
-                <w:rFonts w:ascii="Times New Roman" w:hAnsi="Times New Roman" w:cs="Times New Roman"/>
-                <w:b/>
-                <w:bCs/>
-                <w:sz w:val="20"/>
-                <w:szCs w:val="20"/>
-              </w:rPr>
-              <w:t>Plan and requirements</w:t>
-            </w:r>
-          </w:p>
-        </w:tc>
-        <w:tc>
-          <w:tcPr>
-            <w:tcW w:w="1100" w:type="dxa"/>
-            <w:tcMar>
-              <w:top w:w="80" w:type="dxa"/>
-              <w:left w:w="120" w:type="dxa"/>
-              <w:bottom w:w="80" w:type="dxa"/>
-              <w:right w:w="120" w:type="dxa"/>
-            </w:tcMar>
-          </w:tcPr>
-          <w:p>
-            <w:pPr>
-              <w:spacing w:line="260" w:lineRule="auto"/>
-              <w:rPr>
-                <w:rFonts w:ascii="Times New Roman" w:hAnsi="Times New Roman" w:cs="Times New Roman"/>
-              </w:rPr>
-            </w:pPr>
-            <w:r>
-              <w:rPr>
-                <w:rFonts w:ascii="Times New Roman" w:hAnsi="Times New Roman" w:cs="Times New Roman"/>
-                <w:sz w:val="20"/>
-                <w:szCs w:val="20"/>
-              </w:rPr>
-              <w:t>W1 to W4</w:t>
-            </w:r>
-          </w:p>
-        </w:tc>
-        <w:tc>
-          <w:tcPr>
-            <w:tcW w:w="2300" w:type="dxa"/>
-            <w:tcMar>
-              <w:top w:w="80" w:type="dxa"/>
-              <w:left w:w="120" w:type="dxa"/>
-              <w:bottom w:w="80" w:type="dxa"/>
-              <w:right w:w="120" w:type="dxa"/>
-            </w:tcMar>
-          </w:tcPr>
-          <w:p>
-            <w:pPr>
-              <w:spacing w:line="260" w:lineRule="auto"/>
-              <w:rPr>
-                <w:rFonts w:ascii="Times New Roman" w:hAnsi="Times New Roman" w:cs="Times New Roman"/>
-              </w:rPr>
-            </w:pPr>
-            <w:r>
-              <w:rPr>
-                <w:rFonts w:ascii="Times New Roman" w:hAnsi="Times New Roman" w:cs="Times New Roman"/>
-                <w:sz w:val="20"/>
-                <w:szCs w:val="20"/>
-              </w:rPr>
-              <w:t>Aug 27 to Sep 23</w:t>
-            </w:r>
-          </w:p>
-        </w:tc>
-        <w:tc>
-          <w:tcPr>
-            <w:tcW w:w="3560" w:type="dxa"/>
-            <w:tcMar>
-              <w:top w:w="80" w:type="dxa"/>
-              <w:left w:w="120" w:type="dxa"/>
-              <w:bottom w:w="80" w:type="dxa"/>
-              <w:right w:w="120" w:type="dxa"/>
-            </w:tcMar>
-          </w:tcPr>
-          <w:p>
-            <w:pPr>
-              <w:spacing w:line="260" w:lineRule="auto"/>
-              <w:rPr>
-                <w:rFonts w:ascii="Times New Roman" w:hAnsi="Times New Roman" w:cs="Times New Roman"/>
-              </w:rPr>
-            </w:pPr>
-            <w:r>
-              <w:rPr>
-                <w:rFonts w:ascii="Times New Roman" w:hAnsi="Times New Roman" w:cs="Times New Roman"/>
-                <w:sz w:val="20"/>
-                <w:szCs w:val="20"/>
-              </w:rPr>
-              <w:t>Stakeholder elicitation, use cases, risk and budget register, SRS baseline</w:t>
-            </w:r>
-          </w:p>
-        </w:tc>
-      </w:tr>
-      <w:tr>
-        <w:tc>
-          <w:tcPr>
-            <w:tcW w:w="2400" w:type="dxa"/>
-            <w:tcMar>
-              <w:top w:w="80" w:type="dxa"/>
-              <w:left w:w="120" w:type="dxa"/>
-              <w:bottom w:w="80" w:type="dxa"/>
-              <w:right w:w="120" w:type="dxa"/>
-            </w:tcMar>
-          </w:tcPr>
-          <w:p>
-            <w:pPr>
-              <w:spacing w:line="260" w:lineRule="auto"/>
-              <w:rPr>
-                <w:rFonts w:ascii="Times New Roman" w:hAnsi="Times New Roman" w:cs="Times New Roman"/>
-              </w:rPr>
-            </w:pPr>
-            <w:r>
-              <w:rPr>
-                <w:rFonts w:ascii="Times New Roman" w:hAnsi="Times New Roman" w:cs="Times New Roman"/>
-                <w:b/>
-                <w:bCs/>
-                <w:sz w:val="20"/>
-                <w:szCs w:val="20"/>
-              </w:rPr>
-              <w:t>Core build and applications</w:t>
-            </w:r>
-          </w:p>
-        </w:tc>
-        <w:tc>
-          <w:tcPr>
-            <w:tcW w:w="1100" w:type="dxa"/>
-            <w:tcMar>
-              <w:top w:w="80" w:type="dxa"/>
-              <w:left w:w="120" w:type="dxa"/>
-              <w:bottom w:w="80" w:type="dxa"/>
-              <w:right w:w="120" w:type="dxa"/>
-            </w:tcMar>
-          </w:tcPr>
-          <w:p>
-            <w:pPr>
-              <w:spacing w:line="260" w:lineRule="auto"/>
-              <w:rPr>
-                <w:rFonts w:ascii="Times New Roman" w:hAnsi="Times New Roman" w:cs="Times New Roman"/>
-              </w:rPr>
-            </w:pPr>
-            <w:r>
-              <w:rPr>
-                <w:rFonts w:ascii="Times New Roman" w:hAnsi="Times New Roman" w:cs="Times New Roman"/>
-                <w:sz w:val="20"/>
-                <w:szCs w:val="20"/>
-              </w:rPr>
-              <w:t>W5 to W11</w:t>
-            </w:r>
-          </w:p>
-        </w:tc>
-        <w:tc>
-          <w:tcPr>
-            <w:tcW w:w="2300" w:type="dxa"/>
-            <w:tcMar>
-              <w:top w:w="80" w:type="dxa"/>
-              <w:left w:w="120" w:type="dxa"/>
-              <w:bottom w:w="80" w:type="dxa"/>
-              <w:right w:w="120" w:type="dxa"/>
-            </w:tcMar>
-          </w:tcPr>
-          <w:p>
-            <w:pPr>
-              <w:spacing w:line="260" w:lineRule="auto"/>
-              <w:rPr>
-                <w:rFonts w:ascii="Times New Roman" w:hAnsi="Times New Roman" w:cs="Times New Roman"/>
-              </w:rPr>
-            </w:pPr>
-            <w:r>
-              <w:rPr>
-                <w:rFonts w:ascii="Times New Roman" w:hAnsi="Times New Roman" w:cs="Times New Roman"/>
-                <w:sz w:val="20"/>
-                <w:szCs w:val="20"/>
-              </w:rPr>
-              <w:t>Sep 24 to Nov 11</w:t>
-            </w:r>
-          </w:p>
-        </w:tc>
-        <w:tc>
-          <w:tcPr>
-            <w:tcW w:w="3560" w:type="dxa"/>
-            <w:tcMar>
-              <w:top w:w="80" w:type="dxa"/>
-              <w:left w:w="120" w:type="dxa"/>
-              <w:bottom w:w="80" w:type="dxa"/>
-              <w:right w:w="120" w:type="dxa"/>
-            </w:tcMar>
-          </w:tcPr>
-          <w:p>
-            <w:pPr>
-              <w:spacing w:line="260" w:lineRule="auto"/>
-              <w:rPr>
-                <w:rFonts w:ascii="Times New Roman" w:hAnsi="Times New Roman" w:cs="Times New Roman"/>
-              </w:rPr>
-            </w:pPr>
-            <w:r>
-              <w:rPr>
-                <w:rFonts w:ascii="Times New Roman" w:hAnsi="Times New Roman" w:cs="Times New Roman"/>
-                <w:sz w:val="20"/>
-                <w:szCs w:val="20"/>
-              </w:rPr>
-              <w:t>Backend services, driver application, operator dashboard, mapping and payment integration</w:t>
-            </w:r>
-          </w:p>
-        </w:tc>
-      </w:tr>
-      <w:tr>
-        <w:tc>
-          <w:tcPr>
-            <w:tcW w:w="2400" w:type="dxa"/>
-            <w:tcMar>
-              <w:top w:w="80" w:type="dxa"/>
-              <w:left w:w="120" w:type="dxa"/>
-              <w:bottom w:w="80" w:type="dxa"/>
-              <w:right w:w="120" w:type="dxa"/>
-            </w:tcMar>
-          </w:tcPr>
-          <w:p>
-            <w:pPr>
-              <w:spacing w:line="260" w:lineRule="auto"/>
-              <w:rPr>
-                <w:rFonts w:ascii="Times New Roman" w:hAnsi="Times New Roman" w:cs="Times New Roman"/>
-              </w:rPr>
-            </w:pPr>
-            <w:r>
-              <w:rPr>
-                <w:rFonts w:ascii="Times New Roman" w:hAnsi="Times New Roman" w:cs="Times New Roman"/>
-                <w:b/>
-                <w:bCs/>
-                <w:sz w:val="20"/>
-                <w:szCs w:val="20"/>
-              </w:rPr>
-              <w:t>Integration and system test</w:t>
-            </w:r>
-          </w:p>
-        </w:tc>
-        <w:tc>
-          <w:tcPr>
-            <w:tcW w:w="1100" w:type="dxa"/>
-            <w:tcMar>
-              <w:top w:w="80" w:type="dxa"/>
-              <w:left w:w="120" w:type="dxa"/>
-              <w:bottom w:w="80" w:type="dxa"/>
-              <w:right w:w="120" w:type="dxa"/>
-            </w:tcMar>
-          </w:tcPr>
-          <w:p>
-            <w:pPr>
-              <w:spacing w:line="260" w:lineRule="auto"/>
-              <w:rPr>
-                <w:rFonts w:ascii="Times New Roman" w:hAnsi="Times New Roman" w:cs="Times New Roman"/>
-              </w:rPr>
-            </w:pPr>
-            <w:r>
-              <w:rPr>
-                <w:rFonts w:ascii="Times New Roman" w:hAnsi="Times New Roman" w:cs="Times New Roman"/>
-                <w:sz w:val="20"/>
-                <w:szCs w:val="20"/>
-              </w:rPr>
-              <w:t>W12 to W13</w:t>
-            </w:r>
-          </w:p>
-        </w:tc>
-        <w:tc>
-          <w:tcPr>
-            <w:tcW w:w="2300" w:type="dxa"/>
-            <w:tcMar>
-              <w:top w:w="80" w:type="dxa"/>
-              <w:left w:w="120" w:type="dxa"/>
-              <w:bottom w:w="80" w:type="dxa"/>
-              <w:right w:w="120" w:type="dxa"/>
-            </w:tcMar>
-          </w:tcPr>
-          <w:p>
-            <w:pPr>
-              <w:spacing w:line="260" w:lineRule="auto"/>
-              <w:rPr>
-                <w:rFonts w:ascii="Times New Roman" w:hAnsi="Times New Roman" w:cs="Times New Roman"/>
-              </w:rPr>
-            </w:pPr>
-            <w:r>
-              <w:rPr>
-                <w:rFonts w:ascii="Times New Roman" w:hAnsi="Times New Roman" w:cs="Times New Roman"/>
-                <w:sz w:val="20"/>
-                <w:szCs w:val="20"/>
-              </w:rPr>
-              <w:t>Nov 12 to Nov 25</w:t>
-            </w:r>
-          </w:p>
-        </w:tc>
-        <w:tc>
-          <w:tcPr>
-            <w:tcW w:w="3560" w:type="dxa"/>
-            <w:tcMar>
-              <w:top w:w="80" w:type="dxa"/>
-              <w:left w:w="120" w:type="dxa"/>
-              <w:bottom w:w="80" w:type="dxa"/>
-              <w:right w:w="120" w:type="dxa"/>
-            </w:tcMar>
-          </w:tcPr>
-          <w:p>
-            <w:pPr>
-              <w:spacing w:line="260" w:lineRule="auto"/>
-              <w:rPr>
-                <w:rFonts w:ascii="Times New Roman" w:hAnsi="Times New Roman" w:cs="Times New Roman"/>
-              </w:rPr>
-            </w:pPr>
-            <w:r>
-              <w:rPr>
-                <w:rFonts w:ascii="Times New Roman" w:hAnsi="Times New Roman" w:cs="Times New Roman"/>
-                <w:sz w:val="20"/>
-                <w:szCs w:val="20"/>
-              </w:rPr>
-              <w:t>End to end integration, load and stress testing, security and penetration testing</w:t>
-            </w:r>
-          </w:p>
-        </w:tc>
-      </w:tr>
-      <w:tr>
-        <w:tc>
-          <w:tcPr>
-            <w:tcW w:w="2400" w:type="dxa"/>
-            <w:tcMar>
-              <w:top w:w="80" w:type="dxa"/>
-              <w:left w:w="120" w:type="dxa"/>
-              <w:bottom w:w="80" w:type="dxa"/>
-              <w:right w:w="120" w:type="dxa"/>
-            </w:tcMar>
-          </w:tcPr>
-          <w:p>
-            <w:pPr>
-              <w:spacing w:line="260" w:lineRule="auto"/>
-              <w:rPr>
-                <w:rFonts w:ascii="Times New Roman" w:hAnsi="Times New Roman" w:cs="Times New Roman"/>
-              </w:rPr>
-            </w:pPr>
-            <w:r>
-              <w:rPr>
-                <w:rFonts w:ascii="Times New Roman" w:hAnsi="Times New Roman" w:cs="Times New Roman"/>
-                <w:b/>
-                <w:bCs/>
-                <w:sz w:val="20"/>
-                <w:szCs w:val="20"/>
-              </w:rPr>
-              <w:t>Acceptance and release</w:t>
-            </w:r>
-          </w:p>
-        </w:tc>
-        <w:tc>
-          <w:tcPr>
-            <w:tcW w:w="1100" w:type="dxa"/>
-            <w:tcMar>
-              <w:top w:w="80" w:type="dxa"/>
-              <w:left w:w="120" w:type="dxa"/>
-              <w:bottom w:w="80" w:type="dxa"/>
-              <w:right w:w="120" w:type="dxa"/>
-            </w:tcMar>
-          </w:tcPr>
-          <w:p>
-            <w:pPr>
-              <w:spacing w:line="260" w:lineRule="auto"/>
-              <w:rPr>
-                <w:rFonts w:ascii="Times New Roman" w:hAnsi="Times New Roman" w:cs="Times New Roman"/>
-              </w:rPr>
-            </w:pPr>
-            <w:r>
-              <w:rPr>
-                <w:rFonts w:ascii="Times New Roman" w:hAnsi="Times New Roman" w:cs="Times New Roman"/>
-                <w:sz w:val="20"/>
-                <w:szCs w:val="20"/>
-              </w:rPr>
-              <w:t>W14 to W15</w:t>
-            </w:r>
-          </w:p>
-        </w:tc>
-        <w:tc>
-          <w:tcPr>
-            <w:tcW w:w="2300" w:type="dxa"/>
-            <w:tcMar>
-              <w:top w:w="80" w:type="dxa"/>
-              <w:left w:w="120" w:type="dxa"/>
-              <w:bottom w:w="80" w:type="dxa"/>
-              <w:right w:w="120" w:type="dxa"/>
-            </w:tcMar>
-          </w:tcPr>
-          <w:p>
-            <w:pPr>
-              <w:spacing w:line="260" w:lineRule="auto"/>
-              <w:rPr>
-                <w:rFonts w:ascii="Times New Roman" w:hAnsi="Times New Roman" w:cs="Times New Roman"/>
-              </w:rPr>
-            </w:pPr>
-            <w:r>
-              <w:rPr>
-                <w:rFonts w:ascii="Times New Roman" w:hAnsi="Times New Roman" w:cs="Times New Roman"/>
-                <w:sz w:val="20"/>
-                <w:szCs w:val="20"/>
-              </w:rPr>
-              <w:t>Nov 26 to Dec 9</w:t>
-            </w:r>
-          </w:p>
-        </w:tc>
-        <w:tc>
-          <w:tcPr>
-            <w:tcW w:w="3560" w:type="dxa"/>
-            <w:tcMar>
-              <w:top w:w="80" w:type="dxa"/>
-              <w:left w:w="120" w:type="dxa"/>
-              <w:bottom w:w="80" w:type="dxa"/>
-              <w:right w:w="120" w:type="dxa"/>
-            </w:tcMar>
-          </w:tcPr>
-          <w:p>
-            <w:pPr>
-              <w:spacing w:line="260" w:lineRule="auto"/>
-              <w:rPr>
-                <w:rFonts w:ascii="Times New Roman" w:hAnsi="Times New Roman" w:cs="Times New Roman"/>
-              </w:rPr>
-            </w:pPr>
-            <w:r>
-              <w:rPr>
-                <w:rFonts w:ascii="Times New Roman" w:hAnsi="Times New Roman" w:cs="Times New Roman"/>
-                <w:sz w:val="20"/>
-                <w:szCs w:val="20"/>
-              </w:rPr>
-              <w:t>User acceptance testing, defect triage, pilot deployment, training and handover</w:t>
-            </w:r>
-          </w:p>
-        </w:tc>
-      </w:tr>
-    </w:tbl>
-    <w:p>
-      <w:pPr>
-        <w:spacing w:after="120" w:line="276" w:lineRule="auto"/>
-        <w:rPr>
-          <w:rFonts w:ascii="Times New Roman" w:hAnsi="Times New Roman" w:cs="Times New Roman"/>
-        </w:rPr>
-      </w:pPr>
-    </w:p>
-    <w:p>
-      <w:r>
-        <w:rPr>
-          <w:noProof/>
-          <w14:ligatures w14:val="standardContextual"/>
-        </w:rPr>
-        <w:lastRenderedPageBreak/>
-        <w:drawing>
-          <wp:inline distT="0" distB="0" distL="0" distR="0" wp14:anchorId="6970ACC1" wp14:editId="630FEF21">
-            <wp:extent cx="6301632" cy="2957752"/>
-            <wp:effectExtent l="0" t="0" r="4445" b="0"/>
-            <wp:docPr id="877174293" name="Picture 4"/>
-            <wp:cNvGraphicFramePr>
-              <a:graphicFrameLocks xmlns:a="http://schemas.openxmlformats.org/drawingml/2006/main" noChangeAspect="1"/>
-            </wp:cNvGraphicFramePr>
-            <a:graphic xmlns:a="http://schemas.openxmlformats.org/drawingml/2006/main">
-              <a:graphicData uri="http://schemas.openxmlformats.org/drawingml/2006/picture">
-                <pic:pic xmlns:pic="http://schemas.openxmlformats.org/drawingml/2006/picture">
-                  <pic:nvPicPr>
-                    <pic:cNvPr id="877174293" name="Picture 877174293"/>
-                    <pic:cNvPicPr/>
-                  </pic:nvPicPr>
-                  <pic:blipFill rotWithShape="1">
-                    <a:blip r:embed="rId11" cstate="print">
-                      <a:extLst>
-                        <a:ext uri="{28A0092B-C50C-407E-A947-70E740481C1C}">
-                          <a14:useLocalDpi xmlns:a14="http://schemas.microsoft.com/office/drawing/2010/main" val="0"/>
-                        </a:ext>
-                      </a:extLst>
-                    </a:blip>
-                    <a:srcRect l="21574" t="32041" r="8283" b="15283"/>
-                    <a:stretch>
-                      <a:fillRect/>
-                    </a:stretch>
-                  </pic:blipFill>
-                  <pic:spPr bwMode="auto">
-                    <a:xfrm>
-                      <a:off x="0" y="0"/>
-                      <a:ext cx="6331764" cy="2971895"/>
-                    </a:xfrm>
-                    <a:prstGeom prst="rect">
-                      <a:avLst/>
-                    </a:prstGeom>
-                    <a:ln>
-                      <a:noFill/>
-                    </a:ln>
-                    <a:extLst>
-                      <a:ext uri="{53640926-AAD7-44D8-BBD7-CCE9431645EC}">
-                        <a14:shadowObscured xmlns:a14="http://schemas.microsoft.com/office/drawing/2010/main"/>
-                      </a:ext>
-                    </a:extLst>
-                  </pic:spPr>
-                </pic:pic>
-              </a:graphicData>
-            </a:graphic>
-          </wp:inline>
-        </w:drawing>
-      </w:r>
-      <w:r>
-        <w:rPr>
-          <w:noProof/>
-          <w14:ligatures w14:val="standardContextual"/>
-        </w:rPr>
-        <w:drawing>
-          <wp:inline distT="0" distB="0" distL="0" distR="0" wp14:anchorId="05DD8E50" wp14:editId="28FF3E90">
-            <wp:extent cx="6211790" cy="3050432"/>
-            <wp:effectExtent l="0" t="0" r="0" b="0"/>
-            <wp:docPr id="486109238" name="Picture 5"/>
-            <wp:cNvGraphicFramePr>
-              <a:graphicFrameLocks xmlns:a="http://schemas.openxmlformats.org/drawingml/2006/main" noChangeAspect="1"/>
-            </wp:cNvGraphicFramePr>
-            <a:graphic xmlns:a="http://schemas.openxmlformats.org/drawingml/2006/main">
-              <a:graphicData uri="http://schemas.openxmlformats.org/drawingml/2006/picture">
-                <pic:pic xmlns:pic="http://schemas.openxmlformats.org/drawingml/2006/picture">
-                  <pic:nvPicPr>
-                    <pic:cNvPr id="486109238" name="Picture 486109238"/>
-                    <pic:cNvPicPr/>
-                  </pic:nvPicPr>
-                  <pic:blipFill rotWithShape="1">
-                    <a:blip r:embed="rId12" cstate="print">
-                      <a:extLst>
-                        <a:ext uri="{28A0092B-C50C-407E-A947-70E740481C1C}">
-                          <a14:useLocalDpi xmlns:a14="http://schemas.microsoft.com/office/drawing/2010/main" val="0"/>
-                        </a:ext>
-                      </a:extLst>
-                    </a:blip>
-                    <a:srcRect l="23378" t="31903" r="9229" b="15144"/>
-                    <a:stretch>
-                      <a:fillRect/>
-                    </a:stretch>
-                  </pic:blipFill>
-                  <pic:spPr bwMode="auto">
-                    <a:xfrm>
-                      <a:off x="0" y="0"/>
-                      <a:ext cx="6233043" cy="3060869"/>
-                    </a:xfrm>
-                    <a:prstGeom prst="rect">
-                      <a:avLst/>
-                    </a:prstGeom>
-                    <a:ln>
-                      <a:noFill/>
-                    </a:ln>
-                    <a:extLst>
-                      <a:ext uri="{53640926-AAD7-44D8-BBD7-CCE9431645EC}">
-                        <a14:shadowObscured xmlns:a14="http://schemas.microsoft.com/office/drawing/2010/main"/>
-                      </a:ext>
-                    </a:extLst>
-                  </pic:spPr>
-                </pic:pic>
-              </a:graphicData>
-            </a:graphic>
-          </wp:inline>
-        </w:drawing>
-      </w:r>
-      <w:r>
-        <w:rPr>
-          <w:noProof/>
-          <w14:ligatures w14:val="standardContextual"/>
-        </w:rPr>
-        <w:lastRenderedPageBreak/>
-        <w:drawing>
-          <wp:inline distT="0" distB="0" distL="0" distR="0" wp14:anchorId="11482E4B" wp14:editId="59EB8EA2">
-            <wp:extent cx="6214804" cy="3019053"/>
-            <wp:effectExtent l="0" t="0" r="0" b="0"/>
-            <wp:docPr id="964159093" name="Picture 6"/>
-            <wp:cNvGraphicFramePr>
-              <a:graphicFrameLocks xmlns:a="http://schemas.openxmlformats.org/drawingml/2006/main" noChangeAspect="1"/>
-            </wp:cNvGraphicFramePr>
-            <a:graphic xmlns:a="http://schemas.openxmlformats.org/drawingml/2006/main">
-              <a:graphicData uri="http://schemas.openxmlformats.org/drawingml/2006/picture">
-                <pic:pic xmlns:pic="http://schemas.openxmlformats.org/drawingml/2006/picture">
-                  <pic:nvPicPr>
-                    <pic:cNvPr id="964159093" name="Picture 964159093"/>
-                    <pic:cNvPicPr/>
-                  </pic:nvPicPr>
-                  <pic:blipFill rotWithShape="1">
-                    <a:blip r:embed="rId13" cstate="print">
-                      <a:extLst>
-                        <a:ext uri="{28A0092B-C50C-407E-A947-70E740481C1C}">
-                          <a14:useLocalDpi xmlns:a14="http://schemas.microsoft.com/office/drawing/2010/main" val="0"/>
-                        </a:ext>
-                      </a:extLst>
-                    </a:blip>
-                    <a:srcRect l="24018" t="32433" r="8712" b="15281"/>
-                    <a:stretch>
-                      <a:fillRect/>
-                    </a:stretch>
-                  </pic:blipFill>
-                  <pic:spPr bwMode="auto">
-                    <a:xfrm>
-                      <a:off x="0" y="0"/>
-                      <a:ext cx="6264161" cy="3043030"/>
-                    </a:xfrm>
-                    <a:prstGeom prst="rect">
-                      <a:avLst/>
-                    </a:prstGeom>
-                    <a:ln>
-                      <a:noFill/>
-                    </a:ln>
-                    <a:extLst>
-                      <a:ext uri="{53640926-AAD7-44D8-BBD7-CCE9431645EC}">
-                        <a14:shadowObscured xmlns:a14="http://schemas.microsoft.com/office/drawing/2010/main"/>
-                      </a:ext>
-                    </a:extLst>
-                  </pic:spPr>
-                </pic:pic>
-              </a:graphicData>
-            </a:graphic>
-          </wp:inline>
-        </w:drawing>
-      </w:r>
-      <w:r>
-        <w:rPr>
-          <w:noProof/>
-          <w14:ligatures w14:val="standardContextual"/>
-        </w:rPr>
-        <w:drawing>
-          <wp:inline distT="0" distB="0" distL="0" distR="0" wp14:anchorId="409DBD68" wp14:editId="7A2433FE">
-            <wp:extent cx="6199107" cy="3059919"/>
-            <wp:effectExtent l="0" t="0" r="0" b="7620"/>
-            <wp:docPr id="1244801762" name="Picture 7"/>
-            <wp:cNvGraphicFramePr>
-              <a:graphicFrameLocks xmlns:a="http://schemas.openxmlformats.org/drawingml/2006/main" noChangeAspect="1"/>
-            </wp:cNvGraphicFramePr>
-            <a:graphic xmlns:a="http://schemas.openxmlformats.org/drawingml/2006/main">
-              <a:graphicData uri="http://schemas.openxmlformats.org/drawingml/2006/picture">
-                <pic:pic xmlns:pic="http://schemas.openxmlformats.org/drawingml/2006/picture">
-                  <pic:nvPicPr>
-                    <pic:cNvPr id="1244801762" name="Picture 1244801762"/>
-                    <pic:cNvPicPr/>
-                  </pic:nvPicPr>
-                  <pic:blipFill rotWithShape="1">
-                    <a:blip r:embed="rId14" cstate="print">
-                      <a:extLst>
-                        <a:ext uri="{28A0092B-C50C-407E-A947-70E740481C1C}">
-                          <a14:useLocalDpi xmlns:a14="http://schemas.microsoft.com/office/drawing/2010/main" val="0"/>
-                        </a:ext>
-                      </a:extLst>
-                    </a:blip>
-                    <a:srcRect l="23721" t="31629" r="9056" b="15281"/>
-                    <a:stretch>
-                      <a:fillRect/>
-                    </a:stretch>
-                  </pic:blipFill>
-                  <pic:spPr bwMode="auto">
-                    <a:xfrm>
-                      <a:off x="0" y="0"/>
-                      <a:ext cx="6239348" cy="3079782"/>
-                    </a:xfrm>
-                    <a:prstGeom prst="rect">
-                      <a:avLst/>
-                    </a:prstGeom>
-                    <a:ln>
-                      <a:noFill/>
-                    </a:ln>
-                    <a:extLst>
-                      <a:ext uri="{53640926-AAD7-44D8-BBD7-CCE9431645EC}">
-                        <a14:shadowObscured xmlns:a14="http://schemas.microsoft.com/office/drawing/2010/main"/>
-                      </a:ext>
-                    </a:extLst>
-                  </pic:spPr>
-                </pic:pic>
-              </a:graphicData>
-            </a:graphic>
-          </wp:inline>
-        </w:drawing>
-      </w:r>
-    </w:p>
-    <w:p>
-      <w:pPr>
-        <w:spacing w:after="120" w:line="276" w:lineRule="auto"/>
-        <w:rPr>
-          <w:rFonts w:ascii="Times New Roman" w:hAnsi="Times New Roman" w:cs="Times New Roman"/>
-        </w:rPr>
-      </w:pPr>
-      <w:r>
-        <w:rPr>
-          <w:rFonts w:ascii="Times New Roman" w:hAnsi="Times New Roman" w:cs="Times New Roman"/>
-        </w:rPr>
-        <w:t xml:space="preserve">The Gantt chart shows the schedule at levels 4 and 5, with each bar grouped under the level 3 component it rolls up to. It is presented in four parts so that every branch of the breakdown stays legible at page width. All four parts share the same </w:t>
-      </w:r>
-      <w:proofErr w:type="gramStart"/>
-      <w:r>
-        <w:rPr>
-          <w:rFonts w:ascii="Times New Roman" w:hAnsi="Times New Roman" w:cs="Times New Roman"/>
-        </w:rPr>
-        <w:t>fifteen week</w:t>
-      </w:r>
-      <w:proofErr w:type="gramEnd"/>
-      <w:r>
-        <w:rPr>
-          <w:rFonts w:ascii="Times New Roman" w:hAnsi="Times New Roman" w:cs="Times New Roman"/>
-        </w:rPr>
-        <w:t xml:space="preserve"> grid, so a bar in one part can be read against a bar in another.</w:t>
-      </w:r>
-    </w:p>
-    <w:p>
-      <w:pPr>
-        <w:pStyle w:val="Heading1"/>
-        <w:rPr>
-          <w:rFonts w:ascii="Times New Roman" w:hAnsi="Times New Roman" w:cs="Times New Roman"/>
-        </w:rPr>
-      </w:pPr>
-      <w:bookmarkStart w:id="31" w:name="_Toc241185768"/>
-      <w:r>
-        <w:rPr>
-          <w:noProof/>
-          <w14:ligatures w14:val="standardContextual"/>
-        </w:rPr>
-        <w:lastRenderedPageBreak/>
-        <w:drawing>
-          <wp:anchor distT="0" distB="0" distL="114300" distR="114300" simplePos="0" relativeHeight="251661312" behindDoc="0" locked="0" layoutInCell="1" allowOverlap="1" wp14:anchorId="336E8E40" wp14:editId="68BB7FFD">
-            <wp:simplePos x="0" y="0"/>
-            <wp:positionH relativeFrom="margin">
-              <wp:align>left</wp:align>
-            </wp:positionH>
-            <wp:positionV relativeFrom="page">
-              <wp:posOffset>1231900</wp:posOffset>
-            </wp:positionV>
-            <wp:extent cx="2987675" cy="5725160"/>
-            <wp:effectExtent l="0" t="0" r="3175" b="8890"/>
-            <wp:wrapTopAndBottom/>
-            <wp:docPr id="529998638" name="Picture 1"/>
-            <wp:cNvGraphicFramePr>
-              <a:graphicFrameLocks xmlns:a="http://schemas.openxmlformats.org/drawingml/2006/main" noChangeAspect="1"/>
-            </wp:cNvGraphicFramePr>
-            <a:graphic xmlns:a="http://schemas.openxmlformats.org/drawingml/2006/main">
-              <a:graphicData uri="http://schemas.openxmlformats.org/drawingml/2006/picture">
-                <pic:pic xmlns:pic="http://schemas.openxmlformats.org/drawingml/2006/picture">
-                  <pic:nvPicPr>
-                    <pic:cNvPr id="529998638" name="Picture 529998638"/>
-                    <pic:cNvPicPr/>
-                  </pic:nvPicPr>
-                  <pic:blipFill rotWithShape="1">
-                    <a:blip r:embed="rId15" cstate="print">
-                      <a:extLst>
-                        <a:ext uri="{28A0092B-C50C-407E-A947-70E740481C1C}">
-                          <a14:useLocalDpi xmlns:a14="http://schemas.microsoft.com/office/drawing/2010/main" val="0"/>
-                        </a:ext>
-                      </a:extLst>
-                    </a:blip>
-                    <a:srcRect l="-108" t="17616" r="77671" b="13591"/>
-                    <a:stretch>
-                      <a:fillRect/>
-                    </a:stretch>
-                  </pic:blipFill>
-                  <pic:spPr bwMode="auto">
-                    <a:xfrm>
-                      <a:off x="0" y="0"/>
-                      <a:ext cx="2987675" cy="5725160"/>
+                      <a:ext cx="5202555" cy="4375150"/>
                     </a:xfrm>
                     <a:prstGeom prst="rect">
                       <a:avLst/>
@@ -7536,6 +8601,690 @@
         <w:rPr>
           <w:rFonts w:ascii="Times New Roman" w:hAnsi="Times New Roman" w:cs="Times New Roman"/>
         </w:rPr>
+        <w:t>The schedule runs for fifteen working weeks and is grouped into four phases. The phases overlap only at their boundaries, so each one ends at a milestone that can be reviewed before the next begins.</w:t>
+      </w:r>
+    </w:p>
+    <w:tbl>
+      <w:tblPr>
+        <w:tblW w:w="9360" w:type="dxa"/>
+        <w:tblBorders>
+          <w:top w:val="single" w:sz="4" w:space="0" w:color="auto"/>
+          <w:left w:val="single" w:sz="4" w:space="0" w:color="auto"/>
+          <w:bottom w:val="single" w:sz="4" w:space="0" w:color="auto"/>
+          <w:right w:val="single" w:sz="4" w:space="0" w:color="auto"/>
+          <w:insideH w:val="single" w:sz="4" w:space="0" w:color="auto"/>
+          <w:insideV w:val="single" w:sz="4" w:space="0" w:color="auto"/>
+        </w:tblBorders>
+        <w:tblCellMar>
+          <w:left w:w="10" w:type="dxa"/>
+          <w:right w:w="10" w:type="dxa"/>
+        </w:tblCellMar>
+        <w:tblLook w:val="04A0" w:firstRow="1" w:lastRow="0" w:firstColumn="1" w:lastColumn="0" w:noHBand="0" w:noVBand="1"/>
+      </w:tblPr>
+      <w:tblGrid>
+        <w:gridCol w:w="2245"/>
+        <w:gridCol w:w="1080"/>
+        <w:gridCol w:w="1800"/>
+        <w:gridCol w:w="4235"/>
+      </w:tblGrid>
+      <w:tr>
+        <w:trPr>
+          <w:tblHeader/>
+        </w:trPr>
+        <w:tc>
+          <w:tcPr>
+            <w:tcW w:w="2245" w:type="dxa"/>
+            <w:shd w:val="clear" w:color="auto" w:fill="1F4E79"/>
+            <w:tcMar>
+              <w:top w:w="80" w:type="dxa"/>
+              <w:left w:w="120" w:type="dxa"/>
+              <w:bottom w:w="80" w:type="dxa"/>
+              <w:right w:w="120" w:type="dxa"/>
+            </w:tcMar>
+          </w:tcPr>
+          <w:p>
+            <w:pPr>
+              <w:spacing w:line="260" w:lineRule="auto"/>
+              <w:rPr>
+                <w:rFonts w:ascii="Times New Roman" w:hAnsi="Times New Roman" w:cs="Times New Roman"/>
+              </w:rPr>
+            </w:pPr>
+            <w:r>
+              <w:rPr>
+                <w:rFonts w:ascii="Times New Roman" w:hAnsi="Times New Roman" w:cs="Times New Roman"/>
+                <w:b/>
+                <w:bCs/>
+                <w:color w:val="FFFFFF"/>
+                <w:sz w:val="20"/>
+                <w:szCs w:val="20"/>
+              </w:rPr>
+              <w:t>Phase</w:t>
+            </w:r>
+          </w:p>
+        </w:tc>
+        <w:tc>
+          <w:tcPr>
+            <w:tcW w:w="1080" w:type="dxa"/>
+            <w:shd w:val="clear" w:color="auto" w:fill="1F4E79"/>
+            <w:tcMar>
+              <w:top w:w="80" w:type="dxa"/>
+              <w:left w:w="120" w:type="dxa"/>
+              <w:bottom w:w="80" w:type="dxa"/>
+              <w:right w:w="120" w:type="dxa"/>
+            </w:tcMar>
+          </w:tcPr>
+          <w:p>
+            <w:pPr>
+              <w:spacing w:line="260" w:lineRule="auto"/>
+              <w:rPr>
+                <w:rFonts w:ascii="Times New Roman" w:hAnsi="Times New Roman" w:cs="Times New Roman"/>
+              </w:rPr>
+            </w:pPr>
+            <w:r>
+              <w:rPr>
+                <w:rFonts w:ascii="Times New Roman" w:hAnsi="Times New Roman" w:cs="Times New Roman"/>
+                <w:b/>
+                <w:bCs/>
+                <w:color w:val="FFFFFF"/>
+                <w:sz w:val="20"/>
+                <w:szCs w:val="20"/>
+              </w:rPr>
+              <w:t>Weeks</w:t>
+            </w:r>
+          </w:p>
+        </w:tc>
+        <w:tc>
+          <w:tcPr>
+            <w:tcW w:w="1800" w:type="dxa"/>
+            <w:shd w:val="clear" w:color="auto" w:fill="1F4E79"/>
+            <w:tcMar>
+              <w:top w:w="80" w:type="dxa"/>
+              <w:left w:w="120" w:type="dxa"/>
+              <w:bottom w:w="80" w:type="dxa"/>
+              <w:right w:w="120" w:type="dxa"/>
+            </w:tcMar>
+          </w:tcPr>
+          <w:p>
+            <w:pPr>
+              <w:spacing w:line="260" w:lineRule="auto"/>
+              <w:rPr>
+                <w:rFonts w:ascii="Times New Roman" w:hAnsi="Times New Roman" w:cs="Times New Roman"/>
+              </w:rPr>
+            </w:pPr>
+            <w:r>
+              <w:rPr>
+                <w:rFonts w:ascii="Times New Roman" w:hAnsi="Times New Roman" w:cs="Times New Roman"/>
+                <w:b/>
+                <w:bCs/>
+                <w:color w:val="FFFFFF"/>
+                <w:sz w:val="20"/>
+                <w:szCs w:val="20"/>
+              </w:rPr>
+              <w:t>Dates</w:t>
+            </w:r>
+          </w:p>
+        </w:tc>
+        <w:tc>
+          <w:tcPr>
+            <w:tcW w:w="4235" w:type="dxa"/>
+            <w:shd w:val="clear" w:color="auto" w:fill="1F4E79"/>
+            <w:tcMar>
+              <w:top w:w="80" w:type="dxa"/>
+              <w:left w:w="120" w:type="dxa"/>
+              <w:bottom w:w="80" w:type="dxa"/>
+              <w:right w:w="120" w:type="dxa"/>
+            </w:tcMar>
+          </w:tcPr>
+          <w:p>
+            <w:pPr>
+              <w:spacing w:line="260" w:lineRule="auto"/>
+              <w:rPr>
+                <w:rFonts w:ascii="Times New Roman" w:hAnsi="Times New Roman" w:cs="Times New Roman"/>
+              </w:rPr>
+            </w:pPr>
+            <w:r>
+              <w:rPr>
+                <w:rFonts w:ascii="Times New Roman" w:hAnsi="Times New Roman" w:cs="Times New Roman"/>
+                <w:b/>
+                <w:bCs/>
+                <w:color w:val="FFFFFF"/>
+                <w:sz w:val="20"/>
+                <w:szCs w:val="20"/>
+              </w:rPr>
+              <w:t>Focus</w:t>
+            </w:r>
+          </w:p>
+        </w:tc>
+      </w:tr>
+      <w:tr>
+        <w:tc>
+          <w:tcPr>
+            <w:tcW w:w="2245" w:type="dxa"/>
+            <w:tcMar>
+              <w:top w:w="80" w:type="dxa"/>
+              <w:left w:w="120" w:type="dxa"/>
+              <w:bottom w:w="80" w:type="dxa"/>
+              <w:right w:w="120" w:type="dxa"/>
+            </w:tcMar>
+          </w:tcPr>
+          <w:p>
+            <w:pPr>
+              <w:spacing w:line="260" w:lineRule="auto"/>
+              <w:rPr>
+                <w:rFonts w:ascii="Times New Roman" w:hAnsi="Times New Roman" w:cs="Times New Roman"/>
+              </w:rPr>
+            </w:pPr>
+            <w:r>
+              <w:rPr>
+                <w:rFonts w:ascii="Times New Roman" w:hAnsi="Times New Roman" w:cs="Times New Roman"/>
+                <w:b/>
+                <w:bCs/>
+                <w:sz w:val="20"/>
+                <w:szCs w:val="20"/>
+              </w:rPr>
+              <w:t>Plan and requirements</w:t>
+            </w:r>
+          </w:p>
+        </w:tc>
+        <w:tc>
+          <w:tcPr>
+            <w:tcW w:w="1080" w:type="dxa"/>
+            <w:tcMar>
+              <w:top w:w="80" w:type="dxa"/>
+              <w:left w:w="120" w:type="dxa"/>
+              <w:bottom w:w="80" w:type="dxa"/>
+              <w:right w:w="120" w:type="dxa"/>
+            </w:tcMar>
+          </w:tcPr>
+          <w:p>
+            <w:pPr>
+              <w:spacing w:line="260" w:lineRule="auto"/>
+              <w:rPr>
+                <w:rFonts w:ascii="Times New Roman" w:hAnsi="Times New Roman" w:cs="Times New Roman"/>
+              </w:rPr>
+            </w:pPr>
+            <w:r>
+              <w:rPr>
+                <w:rFonts w:ascii="Times New Roman" w:hAnsi="Times New Roman" w:cs="Times New Roman"/>
+                <w:sz w:val="20"/>
+                <w:szCs w:val="20"/>
+              </w:rPr>
+              <w:t>W1 to W4</w:t>
+            </w:r>
+          </w:p>
+        </w:tc>
+        <w:tc>
+          <w:tcPr>
+            <w:tcW w:w="1800" w:type="dxa"/>
+            <w:tcMar>
+              <w:top w:w="80" w:type="dxa"/>
+              <w:left w:w="120" w:type="dxa"/>
+              <w:bottom w:w="80" w:type="dxa"/>
+              <w:right w:w="120" w:type="dxa"/>
+            </w:tcMar>
+          </w:tcPr>
+          <w:p>
+            <w:pPr>
+              <w:spacing w:line="260" w:lineRule="auto"/>
+              <w:rPr>
+                <w:rFonts w:ascii="Times New Roman" w:hAnsi="Times New Roman" w:cs="Times New Roman"/>
+              </w:rPr>
+            </w:pPr>
+            <w:r>
+              <w:rPr>
+                <w:rFonts w:ascii="Times New Roman" w:hAnsi="Times New Roman" w:cs="Times New Roman"/>
+                <w:sz w:val="20"/>
+                <w:szCs w:val="20"/>
+              </w:rPr>
+              <w:t>Aug 27 to Sep 23</w:t>
+            </w:r>
+          </w:p>
+        </w:tc>
+        <w:tc>
+          <w:tcPr>
+            <w:tcW w:w="4235" w:type="dxa"/>
+            <w:tcMar>
+              <w:top w:w="80" w:type="dxa"/>
+              <w:left w:w="120" w:type="dxa"/>
+              <w:bottom w:w="80" w:type="dxa"/>
+              <w:right w:w="120" w:type="dxa"/>
+            </w:tcMar>
+          </w:tcPr>
+          <w:p>
+            <w:pPr>
+              <w:spacing w:line="260" w:lineRule="auto"/>
+              <w:rPr>
+                <w:rFonts w:ascii="Times New Roman" w:hAnsi="Times New Roman" w:cs="Times New Roman"/>
+              </w:rPr>
+            </w:pPr>
+            <w:r>
+              <w:rPr>
+                <w:rFonts w:ascii="Times New Roman" w:hAnsi="Times New Roman" w:cs="Times New Roman"/>
+                <w:sz w:val="20"/>
+                <w:szCs w:val="20"/>
+              </w:rPr>
+              <w:t>Stakeholder elicitation, use cases, risk and budget register, SRS baseline</w:t>
+            </w:r>
+          </w:p>
+        </w:tc>
+      </w:tr>
+      <w:tr>
+        <w:tc>
+          <w:tcPr>
+            <w:tcW w:w="2245" w:type="dxa"/>
+            <w:tcMar>
+              <w:top w:w="80" w:type="dxa"/>
+              <w:left w:w="120" w:type="dxa"/>
+              <w:bottom w:w="80" w:type="dxa"/>
+              <w:right w:w="120" w:type="dxa"/>
+            </w:tcMar>
+          </w:tcPr>
+          <w:p>
+            <w:pPr>
+              <w:spacing w:line="260" w:lineRule="auto"/>
+              <w:rPr>
+                <w:rFonts w:ascii="Times New Roman" w:hAnsi="Times New Roman" w:cs="Times New Roman"/>
+              </w:rPr>
+            </w:pPr>
+            <w:r>
+              <w:rPr>
+                <w:rFonts w:ascii="Times New Roman" w:hAnsi="Times New Roman" w:cs="Times New Roman"/>
+                <w:b/>
+                <w:bCs/>
+                <w:sz w:val="20"/>
+                <w:szCs w:val="20"/>
+              </w:rPr>
+              <w:t>Core build and applications</w:t>
+            </w:r>
+          </w:p>
+        </w:tc>
+        <w:tc>
+          <w:tcPr>
+            <w:tcW w:w="1080" w:type="dxa"/>
+            <w:tcMar>
+              <w:top w:w="80" w:type="dxa"/>
+              <w:left w:w="120" w:type="dxa"/>
+              <w:bottom w:w="80" w:type="dxa"/>
+              <w:right w:w="120" w:type="dxa"/>
+            </w:tcMar>
+          </w:tcPr>
+          <w:p>
+            <w:pPr>
+              <w:spacing w:line="260" w:lineRule="auto"/>
+              <w:rPr>
+                <w:rFonts w:ascii="Times New Roman" w:hAnsi="Times New Roman" w:cs="Times New Roman"/>
+              </w:rPr>
+            </w:pPr>
+            <w:r>
+              <w:rPr>
+                <w:rFonts w:ascii="Times New Roman" w:hAnsi="Times New Roman" w:cs="Times New Roman"/>
+                <w:sz w:val="20"/>
+                <w:szCs w:val="20"/>
+              </w:rPr>
+              <w:t>W5 to W11</w:t>
+            </w:r>
+          </w:p>
+        </w:tc>
+        <w:tc>
+          <w:tcPr>
+            <w:tcW w:w="1800" w:type="dxa"/>
+            <w:tcMar>
+              <w:top w:w="80" w:type="dxa"/>
+              <w:left w:w="120" w:type="dxa"/>
+              <w:bottom w:w="80" w:type="dxa"/>
+              <w:right w:w="120" w:type="dxa"/>
+            </w:tcMar>
+          </w:tcPr>
+          <w:p>
+            <w:pPr>
+              <w:spacing w:line="260" w:lineRule="auto"/>
+              <w:rPr>
+                <w:rFonts w:ascii="Times New Roman" w:hAnsi="Times New Roman" w:cs="Times New Roman"/>
+              </w:rPr>
+            </w:pPr>
+            <w:r>
+              <w:rPr>
+                <w:rFonts w:ascii="Times New Roman" w:hAnsi="Times New Roman" w:cs="Times New Roman"/>
+                <w:sz w:val="20"/>
+                <w:szCs w:val="20"/>
+              </w:rPr>
+              <w:t>Sep 24 to Nov 11</w:t>
+            </w:r>
+          </w:p>
+        </w:tc>
+        <w:tc>
+          <w:tcPr>
+            <w:tcW w:w="4235" w:type="dxa"/>
+            <w:tcMar>
+              <w:top w:w="80" w:type="dxa"/>
+              <w:left w:w="120" w:type="dxa"/>
+              <w:bottom w:w="80" w:type="dxa"/>
+              <w:right w:w="120" w:type="dxa"/>
+            </w:tcMar>
+          </w:tcPr>
+          <w:p>
+            <w:pPr>
+              <w:spacing w:line="260" w:lineRule="auto"/>
+              <w:rPr>
+                <w:rFonts w:ascii="Times New Roman" w:hAnsi="Times New Roman" w:cs="Times New Roman"/>
+              </w:rPr>
+            </w:pPr>
+            <w:r>
+              <w:rPr>
+                <w:rFonts w:ascii="Times New Roman" w:hAnsi="Times New Roman" w:cs="Times New Roman"/>
+                <w:sz w:val="20"/>
+                <w:szCs w:val="20"/>
+              </w:rPr>
+              <w:t>Backend services, driver application, operator dashboard, mapping and payment integration</w:t>
+            </w:r>
+          </w:p>
+        </w:tc>
+      </w:tr>
+      <w:tr>
+        <w:tc>
+          <w:tcPr>
+            <w:tcW w:w="2245" w:type="dxa"/>
+            <w:tcMar>
+              <w:top w:w="80" w:type="dxa"/>
+              <w:left w:w="120" w:type="dxa"/>
+              <w:bottom w:w="80" w:type="dxa"/>
+              <w:right w:w="120" w:type="dxa"/>
+            </w:tcMar>
+          </w:tcPr>
+          <w:p>
+            <w:pPr>
+              <w:spacing w:line="260" w:lineRule="auto"/>
+              <w:rPr>
+                <w:rFonts w:ascii="Times New Roman" w:hAnsi="Times New Roman" w:cs="Times New Roman"/>
+              </w:rPr>
+            </w:pPr>
+            <w:r>
+              <w:rPr>
+                <w:rFonts w:ascii="Times New Roman" w:hAnsi="Times New Roman" w:cs="Times New Roman"/>
+                <w:b/>
+                <w:bCs/>
+                <w:sz w:val="20"/>
+                <w:szCs w:val="20"/>
+              </w:rPr>
+              <w:t>Integration and system test</w:t>
+            </w:r>
+          </w:p>
+        </w:tc>
+        <w:tc>
+          <w:tcPr>
+            <w:tcW w:w="1080" w:type="dxa"/>
+            <w:tcMar>
+              <w:top w:w="80" w:type="dxa"/>
+              <w:left w:w="120" w:type="dxa"/>
+              <w:bottom w:w="80" w:type="dxa"/>
+              <w:right w:w="120" w:type="dxa"/>
+            </w:tcMar>
+          </w:tcPr>
+          <w:p>
+            <w:pPr>
+              <w:spacing w:line="260" w:lineRule="auto"/>
+              <w:rPr>
+                <w:rFonts w:ascii="Times New Roman" w:hAnsi="Times New Roman" w:cs="Times New Roman"/>
+              </w:rPr>
+            </w:pPr>
+            <w:r>
+              <w:rPr>
+                <w:rFonts w:ascii="Times New Roman" w:hAnsi="Times New Roman" w:cs="Times New Roman"/>
+                <w:sz w:val="20"/>
+                <w:szCs w:val="20"/>
+              </w:rPr>
+              <w:t>W12 to W13</w:t>
+            </w:r>
+          </w:p>
+        </w:tc>
+        <w:tc>
+          <w:tcPr>
+            <w:tcW w:w="1800" w:type="dxa"/>
+            <w:tcMar>
+              <w:top w:w="80" w:type="dxa"/>
+              <w:left w:w="120" w:type="dxa"/>
+              <w:bottom w:w="80" w:type="dxa"/>
+              <w:right w:w="120" w:type="dxa"/>
+            </w:tcMar>
+          </w:tcPr>
+          <w:p>
+            <w:pPr>
+              <w:spacing w:line="260" w:lineRule="auto"/>
+              <w:rPr>
+                <w:rFonts w:ascii="Times New Roman" w:hAnsi="Times New Roman" w:cs="Times New Roman"/>
+              </w:rPr>
+            </w:pPr>
+            <w:r>
+              <w:rPr>
+                <w:rFonts w:ascii="Times New Roman" w:hAnsi="Times New Roman" w:cs="Times New Roman"/>
+                <w:sz w:val="20"/>
+                <w:szCs w:val="20"/>
+              </w:rPr>
+              <w:t>Nov 12 to Nov 25</w:t>
+            </w:r>
+          </w:p>
+        </w:tc>
+        <w:tc>
+          <w:tcPr>
+            <w:tcW w:w="4235" w:type="dxa"/>
+            <w:tcMar>
+              <w:top w:w="80" w:type="dxa"/>
+              <w:left w:w="120" w:type="dxa"/>
+              <w:bottom w:w="80" w:type="dxa"/>
+              <w:right w:w="120" w:type="dxa"/>
+            </w:tcMar>
+          </w:tcPr>
+          <w:p>
+            <w:pPr>
+              <w:spacing w:line="260" w:lineRule="auto"/>
+              <w:rPr>
+                <w:rFonts w:ascii="Times New Roman" w:hAnsi="Times New Roman" w:cs="Times New Roman"/>
+              </w:rPr>
+            </w:pPr>
+            <w:r>
+              <w:rPr>
+                <w:rFonts w:ascii="Times New Roman" w:hAnsi="Times New Roman" w:cs="Times New Roman"/>
+                <w:sz w:val="20"/>
+                <w:szCs w:val="20"/>
+              </w:rPr>
+              <w:t>End to end integration, load and stress testing, security and penetration testing</w:t>
+            </w:r>
+          </w:p>
+        </w:tc>
+      </w:tr>
+      <w:tr>
+        <w:tc>
+          <w:tcPr>
+            <w:tcW w:w="2245" w:type="dxa"/>
+            <w:tcMar>
+              <w:top w:w="80" w:type="dxa"/>
+              <w:left w:w="120" w:type="dxa"/>
+              <w:bottom w:w="80" w:type="dxa"/>
+              <w:right w:w="120" w:type="dxa"/>
+            </w:tcMar>
+          </w:tcPr>
+          <w:p>
+            <w:pPr>
+              <w:spacing w:line="260" w:lineRule="auto"/>
+              <w:rPr>
+                <w:rFonts w:ascii="Times New Roman" w:hAnsi="Times New Roman" w:cs="Times New Roman"/>
+              </w:rPr>
+            </w:pPr>
+            <w:r>
+              <w:rPr>
+                <w:rFonts w:ascii="Times New Roman" w:hAnsi="Times New Roman" w:cs="Times New Roman"/>
+                <w:b/>
+                <w:bCs/>
+                <w:sz w:val="20"/>
+                <w:szCs w:val="20"/>
+              </w:rPr>
+              <w:t>Acceptance and release</w:t>
+            </w:r>
+          </w:p>
+        </w:tc>
+        <w:tc>
+          <w:tcPr>
+            <w:tcW w:w="1080" w:type="dxa"/>
+            <w:tcMar>
+              <w:top w:w="80" w:type="dxa"/>
+              <w:left w:w="120" w:type="dxa"/>
+              <w:bottom w:w="80" w:type="dxa"/>
+              <w:right w:w="120" w:type="dxa"/>
+            </w:tcMar>
+          </w:tcPr>
+          <w:p>
+            <w:pPr>
+              <w:spacing w:line="260" w:lineRule="auto"/>
+              <w:rPr>
+                <w:rFonts w:ascii="Times New Roman" w:hAnsi="Times New Roman" w:cs="Times New Roman"/>
+              </w:rPr>
+            </w:pPr>
+            <w:r>
+              <w:rPr>
+                <w:rFonts w:ascii="Times New Roman" w:hAnsi="Times New Roman" w:cs="Times New Roman"/>
+                <w:sz w:val="20"/>
+                <w:szCs w:val="20"/>
+              </w:rPr>
+              <w:t>W14 to W15</w:t>
+            </w:r>
+          </w:p>
+        </w:tc>
+        <w:tc>
+          <w:tcPr>
+            <w:tcW w:w="1800" w:type="dxa"/>
+            <w:tcMar>
+              <w:top w:w="80" w:type="dxa"/>
+              <w:left w:w="120" w:type="dxa"/>
+              <w:bottom w:w="80" w:type="dxa"/>
+              <w:right w:w="120" w:type="dxa"/>
+            </w:tcMar>
+          </w:tcPr>
+          <w:p>
+            <w:pPr>
+              <w:spacing w:line="260" w:lineRule="auto"/>
+              <w:rPr>
+                <w:rFonts w:ascii="Times New Roman" w:hAnsi="Times New Roman" w:cs="Times New Roman"/>
+              </w:rPr>
+            </w:pPr>
+            <w:r>
+              <w:rPr>
+                <w:rFonts w:ascii="Times New Roman" w:hAnsi="Times New Roman" w:cs="Times New Roman"/>
+                <w:sz w:val="20"/>
+                <w:szCs w:val="20"/>
+              </w:rPr>
+              <w:t>Nov 26 to Dec 9</w:t>
+            </w:r>
+          </w:p>
+        </w:tc>
+        <w:tc>
+          <w:tcPr>
+            <w:tcW w:w="4235" w:type="dxa"/>
+            <w:tcMar>
+              <w:top w:w="80" w:type="dxa"/>
+              <w:left w:w="120" w:type="dxa"/>
+              <w:bottom w:w="80" w:type="dxa"/>
+              <w:right w:w="120" w:type="dxa"/>
+            </w:tcMar>
+          </w:tcPr>
+          <w:p>
+            <w:pPr>
+              <w:spacing w:line="260" w:lineRule="auto"/>
+              <w:rPr>
+                <w:rFonts w:ascii="Times New Roman" w:hAnsi="Times New Roman" w:cs="Times New Roman"/>
+              </w:rPr>
+            </w:pPr>
+            <w:r>
+              <w:rPr>
+                <w:rFonts w:ascii="Times New Roman" w:hAnsi="Times New Roman" w:cs="Times New Roman"/>
+                <w:sz w:val="20"/>
+                <w:szCs w:val="20"/>
+              </w:rPr>
+              <w:t>User acceptance testing, defect triage, pilot deployment, training and handover</w:t>
+            </w:r>
+          </w:p>
+        </w:tc>
+      </w:tr>
+    </w:tbl>
+    <w:p>
+      <w:pPr>
+        <w:pStyle w:val="Heading2"/>
+      </w:pPr>
+      <w:bookmarkStart w:id="31" w:name="_Toc241617159"/>
+      <w:r>
+        <w:rPr>
+          <w:rFonts w:ascii="Times New Roman" w:hAnsi="Times New Roman" w:cs="Times New Roman"/>
+          <w:noProof/>
+        </w:rPr>
+        <w:lastRenderedPageBreak/>
+        <w:drawing>
+          <wp:anchor distT="0" distB="0" distL="114300" distR="114300" simplePos="0" relativeHeight="251679744" behindDoc="0" locked="0" layoutInCell="1" allowOverlap="1" wp14:anchorId="2ECC6D53" wp14:editId="30C2DCBD">
+            <wp:simplePos x="0" y="0"/>
+            <wp:positionH relativeFrom="margin">
+              <wp:align>center</wp:align>
+            </wp:positionH>
+            <wp:positionV relativeFrom="page">
+              <wp:posOffset>1211129</wp:posOffset>
+            </wp:positionV>
+            <wp:extent cx="3480435" cy="6900545"/>
+            <wp:effectExtent l="0" t="0" r="5715" b="0"/>
+            <wp:wrapTopAndBottom/>
+            <wp:docPr id="529998638" name="Picture 1"/>
+            <wp:cNvGraphicFramePr>
+              <a:graphicFrameLocks xmlns:a="http://schemas.openxmlformats.org/drawingml/2006/main" noChangeAspect="1"/>
+            </wp:cNvGraphicFramePr>
+            <a:graphic xmlns:a="http://schemas.openxmlformats.org/drawingml/2006/main">
+              <a:graphicData uri="http://schemas.openxmlformats.org/drawingml/2006/picture">
+                <pic:pic xmlns:pic="http://schemas.openxmlformats.org/drawingml/2006/picture">
+                  <pic:nvPicPr>
+                    <pic:cNvPr id="529998638" name="Picture 529998638"/>
+                    <pic:cNvPicPr/>
+                  </pic:nvPicPr>
+                  <pic:blipFill rotWithShape="1">
+                    <a:blip r:embed="rId10" cstate="print">
+                      <a:extLst>
+                        <a:ext uri="{28A0092B-C50C-407E-A947-70E740481C1C}">
+                          <a14:useLocalDpi xmlns:a14="http://schemas.microsoft.com/office/drawing/2010/main" val="0"/>
+                        </a:ext>
+                      </a:extLst>
+                    </a:blip>
+                    <a:srcRect l="1068" t="18969" r="77671" b="13591"/>
+                    <a:stretch>
+                      <a:fillRect/>
+                    </a:stretch>
+                  </pic:blipFill>
+                  <pic:spPr bwMode="auto">
+                    <a:xfrm>
+                      <a:off x="0" y="0"/>
+                      <a:ext cx="3480435" cy="6900545"/>
+                    </a:xfrm>
+                    <a:prstGeom prst="rect">
+                      <a:avLst/>
+                    </a:prstGeom>
+                    <a:ln>
+                      <a:noFill/>
+                    </a:ln>
+                    <a:extLst>
+                      <a:ext uri="{53640926-AAD7-44D8-BBD7-CCE9431645EC}">
+                        <a14:shadowObscured xmlns:a14="http://schemas.microsoft.com/office/drawing/2010/main"/>
+                      </a:ext>
+                    </a:extLst>
+                  </pic:spPr>
+                </pic:pic>
+              </a:graphicData>
+            </a:graphic>
+            <wp14:sizeRelH relativeFrom="margin">
+              <wp14:pctWidth>0</wp14:pctWidth>
+            </wp14:sizeRelH>
+            <wp14:sizeRelV relativeFrom="margin">
+              <wp14:pctHeight>0</wp14:pctHeight>
+            </wp14:sizeRelV>
+          </wp:anchor>
+        </w:drawing>
+      </w:r>
+      <w:r>
+        <w:rPr>
+          <w:rFonts w:ascii="Times New Roman" w:hAnsi="Times New Roman" w:cs="Times New Roman"/>
+        </w:rPr>
         <w:t xml:space="preserve">6.4 </w:t>
       </w:r>
       <w:r>
@@ -7546,34 +9295,24 @@
       </w:r>
       <w:bookmarkEnd w:id="31"/>
     </w:p>
-    <w:p/>
-    <w:p>
-      <w:pPr>
-        <w:rPr>
-          <w:rFonts w:ascii="Times New Roman" w:eastAsiaTheme="majorEastAsia" w:hAnsi="Times New Roman" w:cs="Times New Roman"/>
-          <w:color w:val="0F4761" w:themeColor="accent1" w:themeShade="BF"/>
-          <w:sz w:val="40"/>
-          <w:szCs w:val="40"/>
-        </w:rPr>
-      </w:pPr>
-      <w:r>
-        <w:rPr>
-          <w:rFonts w:ascii="Times New Roman" w:eastAsiaTheme="majorEastAsia" w:hAnsi="Times New Roman" w:cs="Times New Roman"/>
-          <w:color w:val="0F4761" w:themeColor="accent1" w:themeShade="BF"/>
-          <w:sz w:val="40"/>
-          <w:szCs w:val="40"/>
+    <w:p>
+      <w:pPr>
+        <w:pStyle w:val="Heading2"/>
+      </w:pPr>
+      <w:bookmarkStart w:id="32" w:name="_Toc241617160"/>
+      <w:r>
+        <w:rPr>
+          <w:rFonts w:ascii="Times New Roman" w:hAnsi="Times New Roman" w:cs="Times New Roman"/>
         </w:rPr>
         <w:t xml:space="preserve">6.5 </w:t>
       </w:r>
       <w:r>
         <w:rPr>
-          <w:rFonts w:ascii="Times New Roman" w:eastAsiaTheme="majorEastAsia" w:hAnsi="Times New Roman" w:cs="Times New Roman"/>
-          <w:color w:val="0F4761" w:themeColor="accent1" w:themeShade="BF"/>
-          <w:sz w:val="40"/>
-          <w:szCs w:val="40"/>
+          <w:rFonts w:ascii="Times New Roman" w:hAnsi="Times New Roman" w:cs="Times New Roman"/>
         </w:rPr>
         <w:t>Sprint 1 Backlog</w:t>
       </w:r>
+      <w:bookmarkEnd w:id="32"/>
     </w:p>
     <w:p>
       <w:pPr>
@@ -7610,7 +9349,7 @@
                     <pic:cNvPicPr/>
                   </pic:nvPicPr>
                   <pic:blipFill rotWithShape="1">
-                    <a:blip r:embed="rId16" cstate="print">
+                    <a:blip r:embed="rId11" cstate="print">
                       <a:extLst>
                         <a:ext uri="{28A0092B-C50C-407E-A947-70E740481C1C}">
                           <a14:useLocalDpi xmlns:a14="http://schemas.microsoft.com/office/drawing/2010/main" val="0"/>
@@ -7653,14 +9392,14 @@
           <w:rFonts w:ascii="Times New Roman" w:hAnsi="Times New Roman" w:cs="Times New Roman"/>
         </w:rPr>
       </w:pPr>
-      <w:bookmarkStart w:id="32" w:name="_Toc241185769"/>
+      <w:bookmarkStart w:id="33" w:name="_Toc241617161"/>
       <w:r>
         <w:rPr>
           <w:rFonts w:ascii="Times New Roman" w:hAnsi="Times New Roman" w:cs="Times New Roman"/>
         </w:rPr>
         <w:t>7. Budget</w:t>
       </w:r>
-      <w:bookmarkEnd w:id="32"/>
+      <w:bookmarkEnd w:id="33"/>
     </w:p>
     <w:p>
       <w:pPr>
@@ -7677,14 +9416,208 @@
           <w:rFonts w:ascii="Times New Roman" w:hAnsi="Times New Roman" w:cs="Times New Roman"/>
         </w:rPr>
       </w:pPr>
-      <w:bookmarkStart w:id="33" w:name="_Toc241185770"/>
+      <w:bookmarkStart w:id="34" w:name="_Toc241617162"/>
       <w:r>
         <w:rPr>
           <w:rFonts w:ascii="Times New Roman" w:hAnsi="Times New Roman" w:cs="Times New Roman"/>
         </w:rPr>
         <w:t>8. Risk Management</w:t>
       </w:r>
-      <w:bookmarkEnd w:id="33"/>
+      <w:bookmarkEnd w:id="34"/>
+    </w:p>
+    <w:p>
+      <w:pPr>
+        <w:rPr>
+          <w:rFonts w:ascii="Times New Roman" w:hAnsi="Times New Roman" w:cs="Times New Roman"/>
+        </w:rPr>
+      </w:pPr>
+      <w:r>
+        <w:rPr>
+          <w:rFonts w:ascii="Times New Roman" w:hAnsi="Times New Roman" w:cs="Times New Roman"/>
+          <w:noProof/>
+        </w:rPr>
+        <w:drawing>
+          <wp:anchor distT="0" distB="0" distL="114300" distR="114300" simplePos="0" relativeHeight="251673600" behindDoc="0" locked="0" layoutInCell="1" allowOverlap="1" wp14:anchorId="6D631B46" wp14:editId="233165B6">
+            <wp:simplePos x="0" y="0"/>
+            <wp:positionH relativeFrom="margin">
+              <wp:posOffset>3000150</wp:posOffset>
+            </wp:positionH>
+            <wp:positionV relativeFrom="page">
+              <wp:posOffset>6579645</wp:posOffset>
+            </wp:positionV>
+            <wp:extent cx="3233420" cy="988695"/>
+            <wp:effectExtent l="0" t="0" r="5080" b="1905"/>
+            <wp:wrapTopAndBottom/>
+            <wp:docPr id="410714330" name="Picture 1"/>
+            <wp:cNvGraphicFramePr>
+              <a:graphicFrameLocks xmlns:a="http://schemas.openxmlformats.org/drawingml/2006/main" noChangeAspect="1"/>
+            </wp:cNvGraphicFramePr>
+            <a:graphic xmlns:a="http://schemas.openxmlformats.org/drawingml/2006/main">
+              <a:graphicData uri="http://schemas.openxmlformats.org/drawingml/2006/picture">
+                <pic:pic xmlns:pic="http://schemas.openxmlformats.org/drawingml/2006/picture">
+                  <pic:nvPicPr>
+                    <pic:cNvPr id="1383716892" name="Picture 1383716892"/>
+                    <pic:cNvPicPr/>
+                  </pic:nvPicPr>
+                  <pic:blipFill rotWithShape="1">
+                    <a:blip r:embed="rId12" cstate="print">
+                      <a:extLst>
+                        <a:ext uri="{28A0092B-C50C-407E-A947-70E740481C1C}">
+                          <a14:useLocalDpi xmlns:a14="http://schemas.microsoft.com/office/drawing/2010/main" val="0"/>
+                        </a:ext>
+                      </a:extLst>
+                    </a:blip>
+                    <a:srcRect l="1689" t="40941" r="57801" b="39225"/>
+                    <a:stretch>
+                      <a:fillRect/>
+                    </a:stretch>
+                  </pic:blipFill>
+                  <pic:spPr bwMode="auto">
+                    <a:xfrm>
+                      <a:off x="0" y="0"/>
+                      <a:ext cx="3233420" cy="988695"/>
+                    </a:xfrm>
+                    <a:prstGeom prst="rect">
+                      <a:avLst/>
+                    </a:prstGeom>
+                    <a:ln>
+                      <a:noFill/>
+                    </a:ln>
+                    <a:extLst>
+                      <a:ext uri="{53640926-AAD7-44D8-BBD7-CCE9431645EC}">
+                        <a14:shadowObscured xmlns:a14="http://schemas.microsoft.com/office/drawing/2010/main"/>
+                      </a:ext>
+                    </a:extLst>
+                  </pic:spPr>
+                </pic:pic>
+              </a:graphicData>
+            </a:graphic>
+            <wp14:sizeRelH relativeFrom="margin">
+              <wp14:pctWidth>0</wp14:pctWidth>
+            </wp14:sizeRelH>
+            <wp14:sizeRelV relativeFrom="margin">
+              <wp14:pctHeight>0</wp14:pctHeight>
+            </wp14:sizeRelV>
+          </wp:anchor>
+        </w:drawing>
+      </w:r>
+      <w:r>
+        <w:rPr>
+          <w:rFonts w:ascii="Times New Roman" w:hAnsi="Times New Roman" w:cs="Times New Roman"/>
+          <w:noProof/>
+        </w:rPr>
+        <w:drawing>
+          <wp:anchor distT="0" distB="0" distL="114300" distR="114300" simplePos="0" relativeHeight="251669504" behindDoc="0" locked="0" layoutInCell="1" allowOverlap="1" wp14:anchorId="5645262F" wp14:editId="2C81285F">
+            <wp:simplePos x="0" y="0"/>
+            <wp:positionH relativeFrom="margin">
+              <wp:posOffset>-281489</wp:posOffset>
+            </wp:positionH>
+            <wp:positionV relativeFrom="margin">
+              <wp:posOffset>5689661</wp:posOffset>
+            </wp:positionV>
+            <wp:extent cx="3225165" cy="1017270"/>
+            <wp:effectExtent l="0" t="0" r="0" b="0"/>
+            <wp:wrapTopAndBottom/>
+            <wp:docPr id="1383716892" name="Picture 1"/>
+            <wp:cNvGraphicFramePr>
+              <a:graphicFrameLocks xmlns:a="http://schemas.openxmlformats.org/drawingml/2006/main" noChangeAspect="1"/>
+            </wp:cNvGraphicFramePr>
+            <a:graphic xmlns:a="http://schemas.openxmlformats.org/drawingml/2006/main">
+              <a:graphicData uri="http://schemas.openxmlformats.org/drawingml/2006/picture">
+                <pic:pic xmlns:pic="http://schemas.openxmlformats.org/drawingml/2006/picture">
+                  <pic:nvPicPr>
+                    <pic:cNvPr id="1383716892" name="Picture 1383716892"/>
+                    <pic:cNvPicPr/>
+                  </pic:nvPicPr>
+                  <pic:blipFill rotWithShape="1">
+                    <a:blip r:embed="rId12" cstate="print">
+                      <a:extLst>
+                        <a:ext uri="{28A0092B-C50C-407E-A947-70E740481C1C}">
+                          <a14:useLocalDpi xmlns:a14="http://schemas.microsoft.com/office/drawing/2010/main" val="0"/>
+                        </a:ext>
+                      </a:extLst>
+                    </a:blip>
+                    <a:srcRect l="1790" t="18716" r="57794" b="60873"/>
+                    <a:stretch>
+                      <a:fillRect/>
+                    </a:stretch>
+                  </pic:blipFill>
+                  <pic:spPr bwMode="auto">
+                    <a:xfrm>
+                      <a:off x="0" y="0"/>
+                      <a:ext cx="3225165" cy="1017270"/>
+                    </a:xfrm>
+                    <a:prstGeom prst="rect">
+                      <a:avLst/>
+                    </a:prstGeom>
+                    <a:ln>
+                      <a:noFill/>
+                    </a:ln>
+                    <a:extLst>
+                      <a:ext uri="{53640926-AAD7-44D8-BBD7-CCE9431645EC}">
+                        <a14:shadowObscured xmlns:a14="http://schemas.microsoft.com/office/drawing/2010/main"/>
+                      </a:ext>
+                    </a:extLst>
+                  </pic:spPr>
+                </pic:pic>
+              </a:graphicData>
+            </a:graphic>
+            <wp14:sizeRelH relativeFrom="margin">
+              <wp14:pctWidth>0</wp14:pctWidth>
+            </wp14:sizeRelH>
+            <wp14:sizeRelV relativeFrom="margin">
+              <wp14:pctHeight>0</wp14:pctHeight>
+            </wp14:sizeRelV>
+          </wp:anchor>
+        </w:drawing>
+      </w:r>
+      <w:r>
+        <w:rPr>
+          <w:rFonts w:ascii="Times New Roman" w:hAnsi="Times New Roman" w:cs="Times New Roman"/>
+        </w:rPr>
+        <w:t xml:space="preserve">This section presents the risk management approach for the Smart Parking Platform and the register that is derived from it. The rating scales assign a probability and an impact to every risk, the matrix converts that pair into a single risk level, and the register records the response strategy, the owner, and the </w:t>
+      </w:r>
+      <w:proofErr w:type="gramStart"/>
+      <w:r>
+        <w:rPr>
+          <w:rFonts w:ascii="Times New Roman" w:hAnsi="Times New Roman" w:cs="Times New Roman"/>
+        </w:rPr>
+        <w:t>current status</w:t>
+      </w:r>
+      <w:proofErr w:type="gramEnd"/>
+      <w:r>
+        <w:rPr>
+          <w:rFonts w:ascii="Times New Roman" w:hAnsi="Times New Roman" w:cs="Times New Roman"/>
+        </w:rPr>
+        <w:t xml:space="preserve"> for each entry. Sixteen risks are recorded, four in each of the four categories the project tracks: technical, schedule, financial, and people. The register is baselined at the end of the plan and requirements phase in week 4 and is reviewed every two weeks, so probability and impact are </w:t>
+      </w:r>
+      <w:proofErr w:type="gramStart"/>
+      <w:r>
+        <w:rPr>
+          <w:rFonts w:ascii="Times New Roman" w:hAnsi="Times New Roman" w:cs="Times New Roman"/>
+        </w:rPr>
+        <w:t>rescored</w:t>
+      </w:r>
+      <w:proofErr w:type="gramEnd"/>
+      <w:r>
+        <w:rPr>
+          <w:rFonts w:ascii="Times New Roman" w:hAnsi="Times New Roman" w:cs="Times New Roman"/>
+        </w:rPr>
+        <w:t xml:space="preserve"> as the project moves through the phases in Section 6.3.</w:t>
+      </w:r>
+    </w:p>
+    <w:p>
+      <w:pPr>
+        <w:pStyle w:val="Heading2"/>
+      </w:pPr>
+      <w:bookmarkStart w:id="35" w:name="_Toc241617163"/>
+      <w:r>
+        <w:rPr>
+          <w:rFonts w:ascii="Times New Roman" w:hAnsi="Times New Roman" w:cs="Times New Roman"/>
+        </w:rPr>
+        <w:t>8.1 Approach and rating scales</w:t>
+      </w:r>
+      <w:bookmarkEnd w:id="35"/>
     </w:p>
     <w:p>
       <w:pPr>
@@ -7693,7 +9626,196 @@
           <w:rFonts w:ascii="Times New Roman" w:hAnsi="Times New Roman" w:cs="Times New Roman"/>
         </w:rPr>
       </w:pPr>
-    </w:p>
+      <w:r>
+        <w:rPr>
+          <w:rFonts w:ascii="Times New Roman" w:hAnsi="Times New Roman" w:cs="Times New Roman"/>
+        </w:rPr>
+        <w:t xml:space="preserve">Every risk is scored on two </w:t>
+      </w:r>
+      <w:proofErr w:type="gramStart"/>
+      <w:r>
+        <w:rPr>
+          <w:rFonts w:ascii="Times New Roman" w:hAnsi="Times New Roman" w:cs="Times New Roman"/>
+        </w:rPr>
+        <w:t>five point</w:t>
+      </w:r>
+      <w:proofErr w:type="gramEnd"/>
+      <w:r>
+        <w:rPr>
+          <w:rFonts w:ascii="Times New Roman" w:hAnsi="Times New Roman" w:cs="Times New Roman"/>
+        </w:rPr>
+        <w:t xml:space="preserve"> scales, one for the probability that it occurs and one for the impact if it does. The two scores meet in a </w:t>
+      </w:r>
+      <w:proofErr w:type="gramStart"/>
+      <w:r>
+        <w:rPr>
+          <w:rFonts w:ascii="Times New Roman" w:hAnsi="Times New Roman" w:cs="Times New Roman"/>
+        </w:rPr>
+        <w:t>five by five</w:t>
+      </w:r>
+      <w:proofErr w:type="gramEnd"/>
+      <w:r>
+        <w:rPr>
+          <w:rFonts w:ascii="Times New Roman" w:hAnsi="Times New Roman" w:cs="Times New Roman"/>
+        </w:rPr>
+        <w:t xml:space="preserve"> matrix that resolves them into a single level of low, medium, high, or extreme, so a rare risk with severe consequences and a frequent risk with minor ones do not end up at the same priority. Each risk is then given one of four responses: avoid, mitigate, transfer, or accept.</w:t>
+      </w:r>
+    </w:p>
+    <w:p>
+      <w:pPr>
+        <w:pStyle w:val="Heading2"/>
+      </w:pPr>
+      <w:bookmarkStart w:id="36" w:name="_Toc241617164"/>
+      <w:r>
+        <w:rPr>
+          <w:noProof/>
+          <w14:ligatures w14:val="standardContextual"/>
+        </w:rPr>
+        <w:lastRenderedPageBreak/>
+        <w:drawing>
+          <wp:anchor distT="0" distB="0" distL="114300" distR="114300" simplePos="0" relativeHeight="251676672" behindDoc="0" locked="0" layoutInCell="1" allowOverlap="1" wp14:anchorId="293707B8" wp14:editId="25E8A409">
+            <wp:simplePos x="0" y="0"/>
+            <wp:positionH relativeFrom="margin">
+              <wp:align>center</wp:align>
+            </wp:positionH>
+            <wp:positionV relativeFrom="paragraph">
+              <wp:posOffset>1113790</wp:posOffset>
+            </wp:positionV>
+            <wp:extent cx="6355715" cy="3222625"/>
+            <wp:effectExtent l="0" t="0" r="6985" b="0"/>
+            <wp:wrapTopAndBottom/>
+            <wp:docPr id="1640601898" name="Picture 1"/>
+            <wp:cNvGraphicFramePr>
+              <a:graphicFrameLocks xmlns:a="http://schemas.openxmlformats.org/drawingml/2006/main" noChangeAspect="1"/>
+            </wp:cNvGraphicFramePr>
+            <a:graphic xmlns:a="http://schemas.openxmlformats.org/drawingml/2006/main">
+              <a:graphicData uri="http://schemas.openxmlformats.org/drawingml/2006/picture">
+                <pic:pic xmlns:pic="http://schemas.openxmlformats.org/drawingml/2006/picture">
+                  <pic:nvPicPr>
+                    <pic:cNvPr id="1640601898" name="Picture 1640601898"/>
+                    <pic:cNvPicPr/>
+                  </pic:nvPicPr>
+                  <pic:blipFill rotWithShape="1">
+                    <a:blip r:embed="rId13" cstate="print">
+                      <a:extLst>
+                        <a:ext uri="{28A0092B-C50C-407E-A947-70E740481C1C}">
+                          <a14:useLocalDpi xmlns:a14="http://schemas.microsoft.com/office/drawing/2010/main" val="0"/>
+                        </a:ext>
+                      </a:extLst>
+                    </a:blip>
+                    <a:srcRect l="1570" t="18085" r="16618" b="15528"/>
+                    <a:stretch>
+                      <a:fillRect/>
+                    </a:stretch>
+                  </pic:blipFill>
+                  <pic:spPr bwMode="auto">
+                    <a:xfrm>
+                      <a:off x="0" y="0"/>
+                      <a:ext cx="6355715" cy="3222625"/>
+                    </a:xfrm>
+                    <a:prstGeom prst="rect">
+                      <a:avLst/>
+                    </a:prstGeom>
+                    <a:ln>
+                      <a:noFill/>
+                    </a:ln>
+                    <a:extLst>
+                      <a:ext uri="{53640926-AAD7-44D8-BBD7-CCE9431645EC}">
+                        <a14:shadowObscured xmlns:a14="http://schemas.microsoft.com/office/drawing/2010/main"/>
+                      </a:ext>
+                    </a:extLst>
+                  </pic:spPr>
+                </pic:pic>
+              </a:graphicData>
+            </a:graphic>
+            <wp14:sizeRelH relativeFrom="margin">
+              <wp14:pctWidth>0</wp14:pctWidth>
+            </wp14:sizeRelH>
+            <wp14:sizeRelV relativeFrom="margin">
+              <wp14:pctHeight>0</wp14:pctHeight>
+            </wp14:sizeRelV>
+          </wp:anchor>
+        </w:drawing>
+      </w:r>
+      <w:r>
+        <w:rPr>
+          <w:rFonts w:ascii="Times New Roman" w:hAnsi="Times New Roman" w:cs="Times New Roman"/>
+          <w:noProof/>
+        </w:rPr>
+        <w:drawing>
+          <wp:anchor distT="0" distB="0" distL="114300" distR="114300" simplePos="0" relativeHeight="251671552" behindDoc="0" locked="0" layoutInCell="1" allowOverlap="1" wp14:anchorId="1A105422" wp14:editId="0156CA7E">
+            <wp:simplePos x="0" y="0"/>
+            <wp:positionH relativeFrom="margin">
+              <wp:posOffset>636905</wp:posOffset>
+            </wp:positionH>
+            <wp:positionV relativeFrom="page">
+              <wp:posOffset>647700</wp:posOffset>
+            </wp:positionV>
+            <wp:extent cx="4622165" cy="1120140"/>
+            <wp:effectExtent l="0" t="0" r="6985" b="3810"/>
+            <wp:wrapTopAndBottom/>
+            <wp:docPr id="326942221" name="Picture 1"/>
+            <wp:cNvGraphicFramePr>
+              <a:graphicFrameLocks xmlns:a="http://schemas.openxmlformats.org/drawingml/2006/main" noChangeAspect="1"/>
+            </wp:cNvGraphicFramePr>
+            <a:graphic xmlns:a="http://schemas.openxmlformats.org/drawingml/2006/main">
+              <a:graphicData uri="http://schemas.openxmlformats.org/drawingml/2006/picture">
+                <pic:pic xmlns:pic="http://schemas.openxmlformats.org/drawingml/2006/picture">
+                  <pic:nvPicPr>
+                    <pic:cNvPr id="1383716892" name="Picture 1383716892"/>
+                    <pic:cNvPicPr/>
+                  </pic:nvPicPr>
+                  <pic:blipFill rotWithShape="1">
+                    <a:blip r:embed="rId12" cstate="print">
+                      <a:extLst>
+                        <a:ext uri="{28A0092B-C50C-407E-A947-70E740481C1C}">
+                          <a14:useLocalDpi xmlns:a14="http://schemas.microsoft.com/office/drawing/2010/main" val="0"/>
+                        </a:ext>
+                      </a:extLst>
+                    </a:blip>
+                    <a:srcRect l="1724" t="63209" r="40379" b="14342"/>
+                    <a:stretch>
+                      <a:fillRect/>
+                    </a:stretch>
+                  </pic:blipFill>
+                  <pic:spPr bwMode="auto">
+                    <a:xfrm>
+                      <a:off x="0" y="0"/>
+                      <a:ext cx="4622165" cy="1120140"/>
+                    </a:xfrm>
+                    <a:prstGeom prst="rect">
+                      <a:avLst/>
+                    </a:prstGeom>
+                    <a:ln>
+                      <a:noFill/>
+                    </a:ln>
+                    <a:extLst>
+                      <a:ext uri="{53640926-AAD7-44D8-BBD7-CCE9431645EC}">
+                        <a14:shadowObscured xmlns:a14="http://schemas.microsoft.com/office/drawing/2010/main"/>
+                      </a:ext>
+                    </a:extLst>
+                  </pic:spPr>
+                </pic:pic>
+              </a:graphicData>
+            </a:graphic>
+            <wp14:sizeRelH relativeFrom="margin">
+              <wp14:pctWidth>0</wp14:pctWidth>
+            </wp14:sizeRelH>
+            <wp14:sizeRelV relativeFrom="margin">
+              <wp14:pctHeight>0</wp14:pctHeight>
+            </wp14:sizeRelV>
+          </wp:anchor>
+        </w:drawing>
+      </w:r>
+      <w:r>
+        <w:rPr>
+          <w:rFonts w:ascii="Times New Roman" w:hAnsi="Times New Roman" w:cs="Times New Roman"/>
+        </w:rPr>
+        <w:t>8.2 Risk register</w:t>
+      </w:r>
+      <w:bookmarkEnd w:id="36"/>
+    </w:p>
+    <w:p/>
     <w:p>
       <w:pPr>
         <w:pStyle w:val="Heading1"/>
@@ -7701,14 +9823,99 @@
           <w:rFonts w:ascii="Times New Roman" w:hAnsi="Times New Roman" w:cs="Times New Roman"/>
         </w:rPr>
       </w:pPr>
-      <w:bookmarkStart w:id="34" w:name="_Toc241185771"/>
+      <w:bookmarkStart w:id="37" w:name="_Toc241617165"/>
       <w:r>
         <w:rPr>
           <w:rFonts w:ascii="Times New Roman" w:hAnsi="Times New Roman" w:cs="Times New Roman"/>
         </w:rPr>
         <w:t>9. Team Structure and Coordination</w:t>
       </w:r>
-      <w:bookmarkEnd w:id="34"/>
+      <w:bookmarkEnd w:id="37"/>
+    </w:p>
+    <w:p>
+      <w:pPr>
+        <w:rPr>
+          <w:rFonts w:ascii="Times New Roman" w:hAnsi="Times New Roman" w:cs="Times New Roman"/>
+        </w:rPr>
+      </w:pPr>
+      <w:r>
+        <w:rPr>
+          <w:rFonts w:ascii="Times New Roman" w:hAnsi="Times New Roman" w:cs="Times New Roman"/>
+        </w:rPr>
+        <w:t xml:space="preserve">The Smart Parking Platform is delivered by six teams working in parallel, so information </w:t>
+      </w:r>
+      <w:proofErr w:type="gramStart"/>
+      <w:r>
+        <w:rPr>
+          <w:rFonts w:ascii="Times New Roman" w:hAnsi="Times New Roman" w:cs="Times New Roman"/>
+        </w:rPr>
+        <w:t>has to</w:t>
+      </w:r>
+      <w:proofErr w:type="gramEnd"/>
+      <w:r>
+        <w:rPr>
+          <w:rFonts w:ascii="Times New Roman" w:hAnsi="Times New Roman" w:cs="Times New Roman"/>
+        </w:rPr>
+        <w:t xml:space="preserve"> move between them </w:t>
+      </w:r>
+      <w:proofErr w:type="gramStart"/>
+      <w:r>
+        <w:rPr>
+          <w:rFonts w:ascii="Times New Roman" w:hAnsi="Times New Roman" w:cs="Times New Roman"/>
+        </w:rPr>
+        <w:t>on</w:t>
+      </w:r>
+      <w:proofErr w:type="gramEnd"/>
+      <w:r>
+        <w:rPr>
+          <w:rFonts w:ascii="Times New Roman" w:hAnsi="Times New Roman" w:cs="Times New Roman"/>
+        </w:rPr>
+        <w:t xml:space="preserve"> a fixed rhythm rather than on demand. This section names those teams, sets the meeting cadence each one follows, and defines what every audience receives and through which method. Counting the six team </w:t>
+      </w:r>
+      <w:proofErr w:type="gramStart"/>
+      <w:r>
+        <w:rPr>
+          <w:rFonts w:ascii="Times New Roman" w:hAnsi="Times New Roman" w:cs="Times New Roman"/>
+        </w:rPr>
+        <w:t>leads</w:t>
+      </w:r>
+      <w:proofErr w:type="gramEnd"/>
+      <w:r>
+        <w:rPr>
+          <w:rFonts w:ascii="Times New Roman" w:hAnsi="Times New Roman" w:cs="Times New Roman"/>
+        </w:rPr>
+        <w:t xml:space="preserve"> and the project manager, the project carries </w:t>
+      </w:r>
+      <w:proofErr w:type="gramStart"/>
+      <w:r>
+        <w:rPr>
+          <w:rFonts w:ascii="Times New Roman" w:hAnsi="Times New Roman" w:cs="Times New Roman"/>
+        </w:rPr>
+        <w:t>twenty one</w:t>
+      </w:r>
+      <w:proofErr w:type="gramEnd"/>
+      <w:r>
+        <w:rPr>
+          <w:rFonts w:ascii="Times New Roman" w:hAnsi="Times New Roman" w:cs="Times New Roman"/>
+        </w:rPr>
+        <w:t xml:space="preserve"> channels at the coordination level, so cross team decisions are made at a single weekly sync and the detail inside each team stays inside its own standup.</w:t>
+      </w:r>
+    </w:p>
+    <w:p>
+      <w:pPr>
+        <w:pStyle w:val="Heading2"/>
+        <w:rPr>
+          <w:rFonts w:ascii="Times New Roman" w:hAnsi="Times New Roman" w:cs="Times New Roman"/>
+        </w:rPr>
+      </w:pPr>
+      <w:bookmarkStart w:id="38" w:name="_Toc241617166"/>
+      <w:r>
+        <w:rPr>
+          <w:rFonts w:ascii="Times New Roman" w:hAnsi="Times New Roman" w:cs="Times New Roman"/>
+        </w:rPr>
+        <w:t>9.1 Delivery teams</w:t>
+      </w:r>
+      <w:bookmarkEnd w:id="38"/>
     </w:p>
     <w:p>
       <w:pPr>
@@ -7830,6 +10037,188 @@
         <w:t>Quality Assurance and Testing Team</w:t>
       </w:r>
     </w:p>
+    <w:p/>
+    <w:p>
+      <w:pPr>
+        <w:pStyle w:val="Heading2"/>
+      </w:pPr>
+      <w:bookmarkStart w:id="39" w:name="_Toc241617167"/>
+      <w:r>
+        <w:rPr>
+          <w:rFonts w:ascii="Times New Roman" w:hAnsi="Times New Roman" w:cs="Times New Roman"/>
+          <w:noProof/>
+        </w:rPr>
+        <w:lastRenderedPageBreak/>
+        <w:drawing>
+          <wp:anchor distT="0" distB="0" distL="114300" distR="114300" simplePos="0" relativeHeight="251666432" behindDoc="0" locked="0" layoutInCell="1" allowOverlap="1" wp14:anchorId="2EA6F285" wp14:editId="3A3E2B8C">
+            <wp:simplePos x="0" y="0"/>
+            <wp:positionH relativeFrom="margin">
+              <wp:align>center</wp:align>
+            </wp:positionH>
+            <wp:positionV relativeFrom="margin">
+              <wp:posOffset>238678</wp:posOffset>
+            </wp:positionV>
+            <wp:extent cx="5824855" cy="5230495"/>
+            <wp:effectExtent l="0" t="0" r="4445" b="8255"/>
+            <wp:wrapTopAndBottom/>
+            <wp:docPr id="998404274" name="Picture 3"/>
+            <wp:cNvGraphicFramePr>
+              <a:graphicFrameLocks xmlns:a="http://schemas.openxmlformats.org/drawingml/2006/main" noChangeAspect="1"/>
+            </wp:cNvGraphicFramePr>
+            <a:graphic xmlns:a="http://schemas.openxmlformats.org/drawingml/2006/main">
+              <a:graphicData uri="http://schemas.openxmlformats.org/drawingml/2006/picture">
+                <pic:pic xmlns:pic="http://schemas.openxmlformats.org/drawingml/2006/picture">
+                  <pic:nvPicPr>
+                    <pic:cNvPr id="998404274" name="Picture 998404274"/>
+                    <pic:cNvPicPr/>
+                  </pic:nvPicPr>
+                  <pic:blipFill rotWithShape="1">
+                    <a:blip r:embed="rId14" cstate="print">
+                      <a:extLst>
+                        <a:ext uri="{28A0092B-C50C-407E-A947-70E740481C1C}">
+                          <a14:useLocalDpi xmlns:a14="http://schemas.microsoft.com/office/drawing/2010/main" val="0"/>
+                        </a:ext>
+                      </a:extLst>
+                    </a:blip>
+                    <a:srcRect l="1106" t="17613" r="51148" b="13766"/>
+                    <a:stretch>
+                      <a:fillRect/>
+                    </a:stretch>
+                  </pic:blipFill>
+                  <pic:spPr bwMode="auto">
+                    <a:xfrm>
+                      <a:off x="0" y="0"/>
+                      <a:ext cx="5824855" cy="5230495"/>
+                    </a:xfrm>
+                    <a:prstGeom prst="rect">
+                      <a:avLst/>
+                    </a:prstGeom>
+                    <a:ln>
+                      <a:noFill/>
+                    </a:ln>
+                    <a:extLst>
+                      <a:ext uri="{53640926-AAD7-44D8-BBD7-CCE9431645EC}">
+                        <a14:shadowObscured xmlns:a14="http://schemas.microsoft.com/office/drawing/2010/main"/>
+                      </a:ext>
+                    </a:extLst>
+                  </pic:spPr>
+                </pic:pic>
+              </a:graphicData>
+            </a:graphic>
+            <wp14:sizeRelH relativeFrom="margin">
+              <wp14:pctWidth>0</wp14:pctWidth>
+            </wp14:sizeRelH>
+            <wp14:sizeRelV relativeFrom="margin">
+              <wp14:pctHeight>0</wp14:pctHeight>
+            </wp14:sizeRelV>
+          </wp:anchor>
+        </w:drawing>
+      </w:r>
+      <w:r>
+        <w:rPr>
+          <w:rFonts w:ascii="Times New Roman" w:hAnsi="Times New Roman" w:cs="Times New Roman"/>
+        </w:rPr>
+        <w:t xml:space="preserve">9.2 </w:t>
+      </w:r>
+      <w:r>
+        <w:rPr>
+          <w:rFonts w:ascii="Times New Roman" w:hAnsi="Times New Roman" w:cs="Times New Roman"/>
+        </w:rPr>
+        <w:t>Communication plan</w:t>
+      </w:r>
+      <w:bookmarkEnd w:id="39"/>
+    </w:p>
+    <w:p/>
+    <w:p>
+      <w:pPr>
+        <w:pStyle w:val="Heading2"/>
+      </w:pPr>
+      <w:bookmarkStart w:id="40" w:name="_Toc241617168"/>
+      <w:r>
+        <w:rPr>
+          <w:rFonts w:ascii="Times New Roman" w:hAnsi="Times New Roman" w:cs="Times New Roman"/>
+          <w:noProof/>
+        </w:rPr>
+        <w:drawing>
+          <wp:anchor distT="0" distB="0" distL="114300" distR="114300" simplePos="0" relativeHeight="251675648" behindDoc="0" locked="0" layoutInCell="1" allowOverlap="1" wp14:anchorId="7384153B" wp14:editId="73AFCC51">
+            <wp:simplePos x="0" y="0"/>
+            <wp:positionH relativeFrom="margin">
+              <wp:align>center</wp:align>
+            </wp:positionH>
+            <wp:positionV relativeFrom="topMargin">
+              <wp:posOffset>6962775</wp:posOffset>
+            </wp:positionV>
+            <wp:extent cx="4622165" cy="1404620"/>
+            <wp:effectExtent l="0" t="0" r="6985" b="5080"/>
+            <wp:wrapTopAndBottom/>
+            <wp:docPr id="965738632" name="Picture 4"/>
+            <wp:cNvGraphicFramePr>
+              <a:graphicFrameLocks xmlns:a="http://schemas.openxmlformats.org/drawingml/2006/main" noChangeAspect="1"/>
+            </wp:cNvGraphicFramePr>
+            <a:graphic xmlns:a="http://schemas.openxmlformats.org/drawingml/2006/main">
+              <a:graphicData uri="http://schemas.openxmlformats.org/drawingml/2006/picture">
+                <pic:pic xmlns:pic="http://schemas.openxmlformats.org/drawingml/2006/picture">
+                  <pic:nvPicPr>
+                    <pic:cNvPr id="965738632" name="Picture 965738632"/>
+                    <pic:cNvPicPr/>
+                  </pic:nvPicPr>
+                  <pic:blipFill rotWithShape="1">
+                    <a:blip r:embed="rId15" cstate="print">
+                      <a:extLst>
+                        <a:ext uri="{28A0092B-C50C-407E-A947-70E740481C1C}">
+                          <a14:useLocalDpi xmlns:a14="http://schemas.microsoft.com/office/drawing/2010/main" val="0"/>
+                        </a:ext>
+                      </a:extLst>
+                    </a:blip>
+                    <a:srcRect l="3095" t="32042" r="22149" b="31596"/>
+                    <a:stretch>
+                      <a:fillRect/>
+                    </a:stretch>
+                  </pic:blipFill>
+                  <pic:spPr bwMode="auto">
+                    <a:xfrm>
+                      <a:off x="0" y="0"/>
+                      <a:ext cx="4622165" cy="1404620"/>
+                    </a:xfrm>
+                    <a:prstGeom prst="rect">
+                      <a:avLst/>
+                    </a:prstGeom>
+                    <a:ln>
+                      <a:noFill/>
+                    </a:ln>
+                    <a:extLst>
+                      <a:ext uri="{53640926-AAD7-44D8-BBD7-CCE9431645EC}">
+                        <a14:shadowObscured xmlns:a14="http://schemas.microsoft.com/office/drawing/2010/main"/>
+                      </a:ext>
+                    </a:extLst>
+                  </pic:spPr>
+                </pic:pic>
+              </a:graphicData>
+            </a:graphic>
+            <wp14:sizeRelH relativeFrom="margin">
+              <wp14:pctWidth>0</wp14:pctWidth>
+            </wp14:sizeRelH>
+            <wp14:sizeRelV relativeFrom="margin">
+              <wp14:pctHeight>0</wp14:pctHeight>
+            </wp14:sizeRelV>
+          </wp:anchor>
+        </w:drawing>
+      </w:r>
+      <w:r>
+        <w:rPr>
+          <w:rFonts w:ascii="Times New Roman" w:hAnsi="Times New Roman" w:cs="Times New Roman"/>
+        </w:rPr>
+        <w:t>9.3</w:t>
+      </w:r>
+      <w:r>
+        <w:rPr>
+          <w:rFonts w:ascii="Times New Roman" w:hAnsi="Times New Roman" w:cs="Times New Roman"/>
+        </w:rPr>
+        <w:t xml:space="preserve"> Reporting method by audience</w:t>
+      </w:r>
+      <w:bookmarkEnd w:id="40"/>
+    </w:p>
+    <w:p/>
     <w:p>
       <w:pPr>
         <w:pStyle w:val="Heading1"/>
@@ -7837,14 +10226,15 @@
           <w:rFonts w:ascii="Times New Roman" w:hAnsi="Times New Roman" w:cs="Times New Roman"/>
         </w:rPr>
       </w:pPr>
-      <w:bookmarkStart w:id="35" w:name="_Toc241185772"/>
-      <w:r>
-        <w:rPr>
-          <w:rFonts w:ascii="Times New Roman" w:hAnsi="Times New Roman" w:cs="Times New Roman"/>
-        </w:rPr>
+      <w:bookmarkStart w:id="41" w:name="_Toc241617169"/>
+      <w:r>
+        <w:rPr>
+          <w:rFonts w:ascii="Times New Roman" w:hAnsi="Times New Roman" w:cs="Times New Roman"/>
+        </w:rPr>
+        <w:lastRenderedPageBreak/>
         <w:t>10. Appendices</w:t>
       </w:r>
-      <w:bookmarkEnd w:id="35"/>
+      <w:bookmarkEnd w:id="41"/>
     </w:p>
     <w:p>
       <w:pPr>
@@ -7861,14 +10251,14 @@
           <w:rFonts w:ascii="Times New Roman" w:hAnsi="Times New Roman" w:cs="Times New Roman"/>
         </w:rPr>
       </w:pPr>
-      <w:bookmarkStart w:id="36" w:name="_Toc241185773"/>
+      <w:bookmarkStart w:id="42" w:name="_Toc241617170"/>
       <w:r>
         <w:rPr>
           <w:rFonts w:ascii="Times New Roman" w:hAnsi="Times New Roman" w:cs="Times New Roman"/>
         </w:rPr>
         <w:t>11. References</w:t>
       </w:r>
-      <w:bookmarkEnd w:id="36"/>
+      <w:bookmarkEnd w:id="42"/>
     </w:p>
     <w:p>
       <w:pPr>
@@ -7877,7 +10267,7 @@
           <w:rFonts w:ascii="Times New Roman" w:hAnsi="Times New Roman" w:cs="Times New Roman"/>
         </w:rPr>
       </w:pPr>
-      <w:hyperlink r:id="rId17" w:history="1">
+      <w:hyperlink r:id="rId16" w:history="1">
         <w:r>
           <w:rPr>
             <w:rStyle w:val="Hyperlink"/>
@@ -7894,7 +10284,7 @@
           <w:rFonts w:ascii="Times New Roman" w:hAnsi="Times New Roman" w:cs="Times New Roman"/>
         </w:rPr>
       </w:pPr>
-      <w:hyperlink r:id="rId18" w:history="1">
+      <w:hyperlink r:id="rId17" w:history="1">
         <w:r>
           <w:rPr>
             <w:rStyle w:val="Hyperlink"/>
@@ -7911,7 +10301,7 @@
           <w:rFonts w:ascii="Times New Roman" w:hAnsi="Times New Roman" w:cs="Times New Roman"/>
         </w:rPr>
       </w:pPr>
-      <w:hyperlink r:id="rId19" w:history="1">
+      <w:hyperlink r:id="rId18" w:history="1">
         <w:r>
           <w:rPr>
             <w:rStyle w:val="Hyperlink"/>
@@ -7928,7 +10318,7 @@
           <w:rFonts w:ascii="Times New Roman" w:hAnsi="Times New Roman" w:cs="Times New Roman"/>
         </w:rPr>
       </w:pPr>
-      <w:hyperlink r:id="rId20" w:history="1">
+      <w:hyperlink r:id="rId19" w:history="1">
         <w:r>
           <w:rPr>
             <w:rStyle w:val="Hyperlink"/>
@@ -7945,7 +10335,7 @@
           <w:rFonts w:ascii="Times New Roman" w:hAnsi="Times New Roman" w:cs="Times New Roman"/>
         </w:rPr>
       </w:pPr>
-      <w:hyperlink r:id="rId21" w:history="1">
+      <w:hyperlink r:id="rId20" w:history="1">
         <w:r>
           <w:rPr>
             <w:rStyle w:val="Hyperlink"/>
@@ -7962,7 +10352,7 @@
           <w:rFonts w:ascii="Times New Roman" w:hAnsi="Times New Roman" w:cs="Times New Roman"/>
         </w:rPr>
       </w:pPr>
-      <w:hyperlink r:id="rId22" w:history="1">
+      <w:hyperlink r:id="rId21" w:history="1">
         <w:r>
           <w:rPr>
             <w:rStyle w:val="Hyperlink"/>
@@ -7979,7 +10369,7 @@
           <w:rFonts w:ascii="Times New Roman" w:hAnsi="Times New Roman" w:cs="Times New Roman"/>
         </w:rPr>
       </w:pPr>
-      <w:hyperlink r:id="rId23" w:history="1">
+      <w:hyperlink r:id="rId22" w:history="1">
         <w:r>
           <w:rPr>
             <w:rStyle w:val="Hyperlink"/>
@@ -7990,7 +10380,7 @@
       </w:hyperlink>
     </w:p>
     <w:sectPr>
-      <w:footerReference w:type="default" r:id="rId24"/>
+      <w:footerReference w:type="default" r:id="rId23"/>
       <w:pgSz w:w="12240" w:h="15840"/>
       <w:pgMar w:top="1440" w:right="1440" w:bottom="1440" w:left="1440" w:header="720" w:footer="720" w:gutter="0"/>
       <w:cols w:space="720"/>
@@ -8094,6 +10484,304 @@
 <file path=word/numbering.xml><?xml version="1.0" encoding="utf-8"?>
 <w:numbering xmlns:wpc="http://schemas.microsoft.com/office/word/2010/wordprocessingCanvas" xmlns:cx="http://schemas.microsoft.com/office/drawing/2014/chartex" xmlns:cx1="http://schemas.microsoft.com/office/drawing/2015/9/8/chartex" xmlns:cx2="http://schemas.microsoft.com/office/drawing/2015/10/21/chartex" xmlns:cx3="http://schemas.microsoft.com/office/drawing/2016/5/9/chartex" xmlns:cx4="http://schemas.microsoft.com/office/drawing/2016/5/10/chartex" xmlns:cx5="http://schemas.microsoft.com/office/drawing/2016/5/11/chartex" xmlns:cx6="http://schemas.microsoft.com/office/drawing/2016/5/12/chartex" xmlns:cx7="http://schemas.microsoft.com/office/drawing/2016/5/13/chartex" xmlns:cx8="http://schemas.microsoft.com/office/drawing/2016/5/14/chartex" xmlns:mc="http://schemas.openxmlformats.org/markup-compatibility/2006" xmlns:aink="http://schemas.microsoft.com/office/drawing/2016/ink" xmlns:am3d="http://schemas.microsoft.com/office/drawing/2017/model3d" xmlns:o="urn:schemas-microsoft-com:office:office" xmlns:oel="http://schemas.microsoft.com/office/2019/extlst" xmlns:r="http://schemas.openxmlformats.org/officeDocument/2006/relationships" xmlns:m="http://schemas.openxmlformats.org/officeDocument/2006/math" xmlns:v="urn:schemas-microsoft-com:vml" xmlns:wp14="http://schemas.microsoft.com/office/word/2010/wordprocessingDrawing" xmlns:wp="http://schemas.openxmlformats.org/drawingml/2006/wordprocessingDrawing" xmlns:w10="urn:schemas-microsoft-com:office:word" xmlns:w="http://schemas.openxmlformats.org/wordprocessingml/2006/main" xmlns:w14="http://schemas.microsoft.com/office/word/2010/wordml" xmlns:w15="http://schemas.microsoft.com/office/word/2012/wordml" xmlns:w16cex="http://schemas.microsoft.com/office/word/2018/wordml/cex" xmlns:w16cid="http://schemas.microsoft.com/office/word/2016/wordml/cid" xmlns:w16="http://schemas.microsoft.com/office/word/2018/wordml" xmlns:w16du="http://schemas.microsoft.com/office/word/2023/wordml/word16du" xmlns:w16sdtdh="http://schemas.microsoft.com/office/word/2020/wordml/sdtdatahash" xmlns:w16sdtfl="http://schemas.microsoft.com/office/word/2024/wordml/sdtformatlock" xmlns:w16se="http://schemas.microsoft.com/office/word/2015/wordml/symex" xmlns:wpg="http://schemas.microsoft.com/office/word/2010/wordprocessingGroup" xmlns:wpi="http://schemas.microsoft.com/office/word/2010/wordprocessingInk" xmlns:wne="http://schemas.microsoft.com/office/word/2006/wordml" xmlns:wps="http://schemas.microsoft.com/office/word/2010/wordprocessingShape" mc:Ignorable="w14 w15 w16se w16cid w16 w16cex w16sdtdh w16sdtfl w16du wp14">
   <w:abstractNum w:abstractNumId="0" w15:restartNumberingAfterBreak="0">
+    <w:nsid w:val="0DBD3D9F"/>
+    <w:multiLevelType w:val="multilevel"/>
+    <w:tmpl w:val="7C369746"/>
+    <w:lvl w:ilvl="0">
+      <w:start w:val="1"/>
+      <w:numFmt w:val="bullet"/>
+      <w:lvlText w:val=""/>
+      <w:lvlJc w:val="left"/>
+      <w:pPr>
+        <w:tabs>
+          <w:tab w:val="num" w:pos="720"/>
+        </w:tabs>
+        <w:ind w:left="720" w:hanging="360"/>
+      </w:pPr>
+      <w:rPr>
+        <w:rFonts w:ascii="Symbol" w:hAnsi="Symbol" w:hint="default"/>
+        <w:sz w:val="20"/>
+      </w:rPr>
+    </w:lvl>
+    <w:lvl w:ilvl="1" w:tentative="1">
+      <w:start w:val="1"/>
+      <w:numFmt w:val="bullet"/>
+      <w:lvlText w:val="o"/>
+      <w:lvlJc w:val="left"/>
+      <w:pPr>
+        <w:tabs>
+          <w:tab w:val="num" w:pos="1440"/>
+        </w:tabs>
+        <w:ind w:left="1440" w:hanging="360"/>
+      </w:pPr>
+      <w:rPr>
+        <w:rFonts w:ascii="Courier New" w:hAnsi="Courier New" w:hint="default"/>
+        <w:sz w:val="20"/>
+      </w:rPr>
+    </w:lvl>
+    <w:lvl w:ilvl="2" w:tentative="1">
+      <w:start w:val="1"/>
+      <w:numFmt w:val="bullet"/>
+      <w:lvlText w:val=""/>
+      <w:lvlJc w:val="left"/>
+      <w:pPr>
+        <w:tabs>
+          <w:tab w:val="num" w:pos="2160"/>
+        </w:tabs>
+        <w:ind w:left="2160" w:hanging="360"/>
+      </w:pPr>
+      <w:rPr>
+        <w:rFonts w:ascii="Wingdings" w:hAnsi="Wingdings" w:hint="default"/>
+        <w:sz w:val="20"/>
+      </w:rPr>
+    </w:lvl>
+    <w:lvl w:ilvl="3" w:tentative="1">
+      <w:start w:val="1"/>
+      <w:numFmt w:val="bullet"/>
+      <w:lvlText w:val=""/>
+      <w:lvlJc w:val="left"/>
+      <w:pPr>
+        <w:tabs>
+          <w:tab w:val="num" w:pos="2880"/>
+        </w:tabs>
+        <w:ind w:left="2880" w:hanging="360"/>
+      </w:pPr>
+      <w:rPr>
+        <w:rFonts w:ascii="Wingdings" w:hAnsi="Wingdings" w:hint="default"/>
+        <w:sz w:val="20"/>
+      </w:rPr>
+    </w:lvl>
+    <w:lvl w:ilvl="4" w:tentative="1">
+      <w:start w:val="1"/>
+      <w:numFmt w:val="bullet"/>
+      <w:lvlText w:val=""/>
+      <w:lvlJc w:val="left"/>
+      <w:pPr>
+        <w:tabs>
+          <w:tab w:val="num" w:pos="3600"/>
+        </w:tabs>
+        <w:ind w:left="3600" w:hanging="360"/>
+      </w:pPr>
+      <w:rPr>
+        <w:rFonts w:ascii="Wingdings" w:hAnsi="Wingdings" w:hint="default"/>
+        <w:sz w:val="20"/>
+      </w:rPr>
+    </w:lvl>
+    <w:lvl w:ilvl="5" w:tentative="1">
+      <w:start w:val="1"/>
+      <w:numFmt w:val="bullet"/>
+      <w:lvlText w:val=""/>
+      <w:lvlJc w:val="left"/>
+      <w:pPr>
+        <w:tabs>
+          <w:tab w:val="num" w:pos="4320"/>
+        </w:tabs>
+        <w:ind w:left="4320" w:hanging="360"/>
+      </w:pPr>
+      <w:rPr>
+        <w:rFonts w:ascii="Wingdings" w:hAnsi="Wingdings" w:hint="default"/>
+        <w:sz w:val="20"/>
+      </w:rPr>
+    </w:lvl>
+    <w:lvl w:ilvl="6" w:tentative="1">
+      <w:start w:val="1"/>
+      <w:numFmt w:val="bullet"/>
+      <w:lvlText w:val=""/>
+      <w:lvlJc w:val="left"/>
+      <w:pPr>
+        <w:tabs>
+          <w:tab w:val="num" w:pos="5040"/>
+        </w:tabs>
+        <w:ind w:left="5040" w:hanging="360"/>
+      </w:pPr>
+      <w:rPr>
+        <w:rFonts w:ascii="Wingdings" w:hAnsi="Wingdings" w:hint="default"/>
+        <w:sz w:val="20"/>
+      </w:rPr>
+    </w:lvl>
+    <w:lvl w:ilvl="7" w:tentative="1">
+      <w:start w:val="1"/>
+      <w:numFmt w:val="bullet"/>
+      <w:lvlText w:val=""/>
+      <w:lvlJc w:val="left"/>
+      <w:pPr>
+        <w:tabs>
+          <w:tab w:val="num" w:pos="5760"/>
+        </w:tabs>
+        <w:ind w:left="5760" w:hanging="360"/>
+      </w:pPr>
+      <w:rPr>
+        <w:rFonts w:ascii="Wingdings" w:hAnsi="Wingdings" w:hint="default"/>
+        <w:sz w:val="20"/>
+      </w:rPr>
+    </w:lvl>
+    <w:lvl w:ilvl="8" w:tentative="1">
+      <w:start w:val="1"/>
+      <w:numFmt w:val="bullet"/>
+      <w:lvlText w:val=""/>
+      <w:lvlJc w:val="left"/>
+      <w:pPr>
+        <w:tabs>
+          <w:tab w:val="num" w:pos="6480"/>
+        </w:tabs>
+        <w:ind w:left="6480" w:hanging="360"/>
+      </w:pPr>
+      <w:rPr>
+        <w:rFonts w:ascii="Wingdings" w:hAnsi="Wingdings" w:hint="default"/>
+        <w:sz w:val="20"/>
+      </w:rPr>
+    </w:lvl>
+  </w:abstractNum>
+  <w:abstractNum w:abstractNumId="1" w15:restartNumberingAfterBreak="0">
+    <w:nsid w:val="12474F28"/>
+    <w:multiLevelType w:val="multilevel"/>
+    <w:tmpl w:val="01AA2DBE"/>
+    <w:lvl w:ilvl="0">
+      <w:start w:val="1"/>
+      <w:numFmt w:val="bullet"/>
+      <w:lvlText w:val=""/>
+      <w:lvlJc w:val="left"/>
+      <w:pPr>
+        <w:tabs>
+          <w:tab w:val="num" w:pos="720"/>
+        </w:tabs>
+        <w:ind w:left="720" w:hanging="360"/>
+      </w:pPr>
+      <w:rPr>
+        <w:rFonts w:ascii="Symbol" w:hAnsi="Symbol" w:hint="default"/>
+        <w:sz w:val="20"/>
+      </w:rPr>
+    </w:lvl>
+    <w:lvl w:ilvl="1" w:tentative="1">
+      <w:start w:val="1"/>
+      <w:numFmt w:val="bullet"/>
+      <w:lvlText w:val="o"/>
+      <w:lvlJc w:val="left"/>
+      <w:pPr>
+        <w:tabs>
+          <w:tab w:val="num" w:pos="1440"/>
+        </w:tabs>
+        <w:ind w:left="1440" w:hanging="360"/>
+      </w:pPr>
+      <w:rPr>
+        <w:rFonts w:ascii="Courier New" w:hAnsi="Courier New" w:hint="default"/>
+        <w:sz w:val="20"/>
+      </w:rPr>
+    </w:lvl>
+    <w:lvl w:ilvl="2" w:tentative="1">
+      <w:start w:val="1"/>
+      <w:numFmt w:val="bullet"/>
+      <w:lvlText w:val=""/>
+      <w:lvlJc w:val="left"/>
+      <w:pPr>
+        <w:tabs>
+          <w:tab w:val="num" w:pos="2160"/>
+        </w:tabs>
+        <w:ind w:left="2160" w:hanging="360"/>
+      </w:pPr>
+      <w:rPr>
+        <w:rFonts w:ascii="Wingdings" w:hAnsi="Wingdings" w:hint="default"/>
+        <w:sz w:val="20"/>
+      </w:rPr>
+    </w:lvl>
+    <w:lvl w:ilvl="3" w:tentative="1">
+      <w:start w:val="1"/>
+      <w:numFmt w:val="bullet"/>
+      <w:lvlText w:val=""/>
+      <w:lvlJc w:val="left"/>
+      <w:pPr>
+        <w:tabs>
+          <w:tab w:val="num" w:pos="2880"/>
+        </w:tabs>
+        <w:ind w:left="2880" w:hanging="360"/>
+      </w:pPr>
+      <w:rPr>
+        <w:rFonts w:ascii="Wingdings" w:hAnsi="Wingdings" w:hint="default"/>
+        <w:sz w:val="20"/>
+      </w:rPr>
+    </w:lvl>
+    <w:lvl w:ilvl="4" w:tentative="1">
+      <w:start w:val="1"/>
+      <w:numFmt w:val="bullet"/>
+      <w:lvlText w:val=""/>
+      <w:lvlJc w:val="left"/>
+      <w:pPr>
+        <w:tabs>
+          <w:tab w:val="num" w:pos="3600"/>
+        </w:tabs>
+        <w:ind w:left="3600" w:hanging="360"/>
+      </w:pPr>
+      <w:rPr>
+        <w:rFonts w:ascii="Wingdings" w:hAnsi="Wingdings" w:hint="default"/>
+        <w:sz w:val="20"/>
+      </w:rPr>
+    </w:lvl>
+    <w:lvl w:ilvl="5" w:tentative="1">
+      <w:start w:val="1"/>
+      <w:numFmt w:val="bullet"/>
+      <w:lvlText w:val=""/>
+      <w:lvlJc w:val="left"/>
+      <w:pPr>
+        <w:tabs>
+          <w:tab w:val="num" w:pos="4320"/>
+        </w:tabs>
+        <w:ind w:left="4320" w:hanging="360"/>
+      </w:pPr>
+      <w:rPr>
+        <w:rFonts w:ascii="Wingdings" w:hAnsi="Wingdings" w:hint="default"/>
+        <w:sz w:val="20"/>
+      </w:rPr>
+    </w:lvl>
+    <w:lvl w:ilvl="6" w:tentative="1">
+      <w:start w:val="1"/>
+      <w:numFmt w:val="bullet"/>
+      <w:lvlText w:val=""/>
+      <w:lvlJc w:val="left"/>
+      <w:pPr>
+        <w:tabs>
+          <w:tab w:val="num" w:pos="5040"/>
+        </w:tabs>
+        <w:ind w:left="5040" w:hanging="360"/>
+      </w:pPr>
+      <w:rPr>
+        <w:rFonts w:ascii="Wingdings" w:hAnsi="Wingdings" w:hint="default"/>
+        <w:sz w:val="20"/>
+      </w:rPr>
+    </w:lvl>
+    <w:lvl w:ilvl="7" w:tentative="1">
+      <w:start w:val="1"/>
+      <w:numFmt w:val="bullet"/>
+      <w:lvlText w:val=""/>
+      <w:lvlJc w:val="left"/>
+      <w:pPr>
+        <w:tabs>
+          <w:tab w:val="num" w:pos="5760"/>
+        </w:tabs>
+        <w:ind w:left="5760" w:hanging="360"/>
+      </w:pPr>
+      <w:rPr>
+        <w:rFonts w:ascii="Wingdings" w:hAnsi="Wingdings" w:hint="default"/>
+        <w:sz w:val="20"/>
+      </w:rPr>
+    </w:lvl>
+    <w:lvl w:ilvl="8" w:tentative="1">
+      <w:start w:val="1"/>
+      <w:numFmt w:val="bullet"/>
+      <w:lvlText w:val=""/>
+      <w:lvlJc w:val="left"/>
+      <w:pPr>
+        <w:tabs>
+          <w:tab w:val="num" w:pos="6480"/>
+        </w:tabs>
+        <w:ind w:left="6480" w:hanging="360"/>
+      </w:pPr>
+      <w:rPr>
+        <w:rFonts w:ascii="Wingdings" w:hAnsi="Wingdings" w:hint="default"/>
+        <w:sz w:val="20"/>
+      </w:rPr>
+    </w:lvl>
+  </w:abstractNum>
+  <w:abstractNum w:abstractNumId="2" w15:restartNumberingAfterBreak="0">
     <w:nsid w:val="13443C69"/>
     <w:multiLevelType w:val="hybridMultilevel"/>
     <w:tmpl w:val="8C703ACE"/>
@@ -8206,7 +10894,305 @@
       </w:rPr>
     </w:lvl>
   </w:abstractNum>
-  <w:abstractNum w:abstractNumId="1" w15:restartNumberingAfterBreak="0">
+  <w:abstractNum w:abstractNumId="3" w15:restartNumberingAfterBreak="0">
+    <w:nsid w:val="29D225F7"/>
+    <w:multiLevelType w:val="multilevel"/>
+    <w:tmpl w:val="5C2ED370"/>
+    <w:lvl w:ilvl="0">
+      <w:start w:val="1"/>
+      <w:numFmt w:val="bullet"/>
+      <w:lvlText w:val=""/>
+      <w:lvlJc w:val="left"/>
+      <w:pPr>
+        <w:tabs>
+          <w:tab w:val="num" w:pos="720"/>
+        </w:tabs>
+        <w:ind w:left="720" w:hanging="360"/>
+      </w:pPr>
+      <w:rPr>
+        <w:rFonts w:ascii="Symbol" w:hAnsi="Symbol" w:hint="default"/>
+        <w:sz w:val="20"/>
+      </w:rPr>
+    </w:lvl>
+    <w:lvl w:ilvl="1" w:tentative="1">
+      <w:start w:val="1"/>
+      <w:numFmt w:val="bullet"/>
+      <w:lvlText w:val="o"/>
+      <w:lvlJc w:val="left"/>
+      <w:pPr>
+        <w:tabs>
+          <w:tab w:val="num" w:pos="1440"/>
+        </w:tabs>
+        <w:ind w:left="1440" w:hanging="360"/>
+      </w:pPr>
+      <w:rPr>
+        <w:rFonts w:ascii="Courier New" w:hAnsi="Courier New" w:hint="default"/>
+        <w:sz w:val="20"/>
+      </w:rPr>
+    </w:lvl>
+    <w:lvl w:ilvl="2" w:tentative="1">
+      <w:start w:val="1"/>
+      <w:numFmt w:val="bullet"/>
+      <w:lvlText w:val=""/>
+      <w:lvlJc w:val="left"/>
+      <w:pPr>
+        <w:tabs>
+          <w:tab w:val="num" w:pos="2160"/>
+        </w:tabs>
+        <w:ind w:left="2160" w:hanging="360"/>
+      </w:pPr>
+      <w:rPr>
+        <w:rFonts w:ascii="Wingdings" w:hAnsi="Wingdings" w:hint="default"/>
+        <w:sz w:val="20"/>
+      </w:rPr>
+    </w:lvl>
+    <w:lvl w:ilvl="3" w:tentative="1">
+      <w:start w:val="1"/>
+      <w:numFmt w:val="bullet"/>
+      <w:lvlText w:val=""/>
+      <w:lvlJc w:val="left"/>
+      <w:pPr>
+        <w:tabs>
+          <w:tab w:val="num" w:pos="2880"/>
+        </w:tabs>
+        <w:ind w:left="2880" w:hanging="360"/>
+      </w:pPr>
+      <w:rPr>
+        <w:rFonts w:ascii="Wingdings" w:hAnsi="Wingdings" w:hint="default"/>
+        <w:sz w:val="20"/>
+      </w:rPr>
+    </w:lvl>
+    <w:lvl w:ilvl="4" w:tentative="1">
+      <w:start w:val="1"/>
+      <w:numFmt w:val="bullet"/>
+      <w:lvlText w:val=""/>
+      <w:lvlJc w:val="left"/>
+      <w:pPr>
+        <w:tabs>
+          <w:tab w:val="num" w:pos="3600"/>
+        </w:tabs>
+        <w:ind w:left="3600" w:hanging="360"/>
+      </w:pPr>
+      <w:rPr>
+        <w:rFonts w:ascii="Wingdings" w:hAnsi="Wingdings" w:hint="default"/>
+        <w:sz w:val="20"/>
+      </w:rPr>
+    </w:lvl>
+    <w:lvl w:ilvl="5" w:tentative="1">
+      <w:start w:val="1"/>
+      <w:numFmt w:val="bullet"/>
+      <w:lvlText w:val=""/>
+      <w:lvlJc w:val="left"/>
+      <w:pPr>
+        <w:tabs>
+          <w:tab w:val="num" w:pos="4320"/>
+        </w:tabs>
+        <w:ind w:left="4320" w:hanging="360"/>
+      </w:pPr>
+      <w:rPr>
+        <w:rFonts w:ascii="Wingdings" w:hAnsi="Wingdings" w:hint="default"/>
+        <w:sz w:val="20"/>
+      </w:rPr>
+    </w:lvl>
+    <w:lvl w:ilvl="6" w:tentative="1">
+      <w:start w:val="1"/>
+      <w:numFmt w:val="bullet"/>
+      <w:lvlText w:val=""/>
+      <w:lvlJc w:val="left"/>
+      <w:pPr>
+        <w:tabs>
+          <w:tab w:val="num" w:pos="5040"/>
+        </w:tabs>
+        <w:ind w:left="5040" w:hanging="360"/>
+      </w:pPr>
+      <w:rPr>
+        <w:rFonts w:ascii="Wingdings" w:hAnsi="Wingdings" w:hint="default"/>
+        <w:sz w:val="20"/>
+      </w:rPr>
+    </w:lvl>
+    <w:lvl w:ilvl="7" w:tentative="1">
+      <w:start w:val="1"/>
+      <w:numFmt w:val="bullet"/>
+      <w:lvlText w:val=""/>
+      <w:lvlJc w:val="left"/>
+      <w:pPr>
+        <w:tabs>
+          <w:tab w:val="num" w:pos="5760"/>
+        </w:tabs>
+        <w:ind w:left="5760" w:hanging="360"/>
+      </w:pPr>
+      <w:rPr>
+        <w:rFonts w:ascii="Wingdings" w:hAnsi="Wingdings" w:hint="default"/>
+        <w:sz w:val="20"/>
+      </w:rPr>
+    </w:lvl>
+    <w:lvl w:ilvl="8" w:tentative="1">
+      <w:start w:val="1"/>
+      <w:numFmt w:val="bullet"/>
+      <w:lvlText w:val=""/>
+      <w:lvlJc w:val="left"/>
+      <w:pPr>
+        <w:tabs>
+          <w:tab w:val="num" w:pos="6480"/>
+        </w:tabs>
+        <w:ind w:left="6480" w:hanging="360"/>
+      </w:pPr>
+      <w:rPr>
+        <w:rFonts w:ascii="Wingdings" w:hAnsi="Wingdings" w:hint="default"/>
+        <w:sz w:val="20"/>
+      </w:rPr>
+    </w:lvl>
+  </w:abstractNum>
+  <w:abstractNum w:abstractNumId="4" w15:restartNumberingAfterBreak="0">
+    <w:nsid w:val="2C975192"/>
+    <w:multiLevelType w:val="multilevel"/>
+    <w:tmpl w:val="4ACA8784"/>
+    <w:lvl w:ilvl="0">
+      <w:start w:val="1"/>
+      <w:numFmt w:val="bullet"/>
+      <w:lvlText w:val=""/>
+      <w:lvlJc w:val="left"/>
+      <w:pPr>
+        <w:tabs>
+          <w:tab w:val="num" w:pos="720"/>
+        </w:tabs>
+        <w:ind w:left="720" w:hanging="360"/>
+      </w:pPr>
+      <w:rPr>
+        <w:rFonts w:ascii="Symbol" w:hAnsi="Symbol" w:hint="default"/>
+        <w:sz w:val="20"/>
+      </w:rPr>
+    </w:lvl>
+    <w:lvl w:ilvl="1" w:tentative="1">
+      <w:start w:val="1"/>
+      <w:numFmt w:val="bullet"/>
+      <w:lvlText w:val="o"/>
+      <w:lvlJc w:val="left"/>
+      <w:pPr>
+        <w:tabs>
+          <w:tab w:val="num" w:pos="1440"/>
+        </w:tabs>
+        <w:ind w:left="1440" w:hanging="360"/>
+      </w:pPr>
+      <w:rPr>
+        <w:rFonts w:ascii="Courier New" w:hAnsi="Courier New" w:hint="default"/>
+        <w:sz w:val="20"/>
+      </w:rPr>
+    </w:lvl>
+    <w:lvl w:ilvl="2" w:tentative="1">
+      <w:start w:val="1"/>
+      <w:numFmt w:val="bullet"/>
+      <w:lvlText w:val=""/>
+      <w:lvlJc w:val="left"/>
+      <w:pPr>
+        <w:tabs>
+          <w:tab w:val="num" w:pos="2160"/>
+        </w:tabs>
+        <w:ind w:left="2160" w:hanging="360"/>
+      </w:pPr>
+      <w:rPr>
+        <w:rFonts w:ascii="Wingdings" w:hAnsi="Wingdings" w:hint="default"/>
+        <w:sz w:val="20"/>
+      </w:rPr>
+    </w:lvl>
+    <w:lvl w:ilvl="3" w:tentative="1">
+      <w:start w:val="1"/>
+      <w:numFmt w:val="bullet"/>
+      <w:lvlText w:val=""/>
+      <w:lvlJc w:val="left"/>
+      <w:pPr>
+        <w:tabs>
+          <w:tab w:val="num" w:pos="2880"/>
+        </w:tabs>
+        <w:ind w:left="2880" w:hanging="360"/>
+      </w:pPr>
+      <w:rPr>
+        <w:rFonts w:ascii="Wingdings" w:hAnsi="Wingdings" w:hint="default"/>
+        <w:sz w:val="20"/>
+      </w:rPr>
+    </w:lvl>
+    <w:lvl w:ilvl="4" w:tentative="1">
+      <w:start w:val="1"/>
+      <w:numFmt w:val="bullet"/>
+      <w:lvlText w:val=""/>
+      <w:lvlJc w:val="left"/>
+      <w:pPr>
+        <w:tabs>
+          <w:tab w:val="num" w:pos="3600"/>
+        </w:tabs>
+        <w:ind w:left="3600" w:hanging="360"/>
+      </w:pPr>
+      <w:rPr>
+        <w:rFonts w:ascii="Wingdings" w:hAnsi="Wingdings" w:hint="default"/>
+        <w:sz w:val="20"/>
+      </w:rPr>
+    </w:lvl>
+    <w:lvl w:ilvl="5" w:tentative="1">
+      <w:start w:val="1"/>
+      <w:numFmt w:val="bullet"/>
+      <w:lvlText w:val=""/>
+      <w:lvlJc w:val="left"/>
+      <w:pPr>
+        <w:tabs>
+          <w:tab w:val="num" w:pos="4320"/>
+        </w:tabs>
+        <w:ind w:left="4320" w:hanging="360"/>
+      </w:pPr>
+      <w:rPr>
+        <w:rFonts w:ascii="Wingdings" w:hAnsi="Wingdings" w:hint="default"/>
+        <w:sz w:val="20"/>
+      </w:rPr>
+    </w:lvl>
+    <w:lvl w:ilvl="6" w:tentative="1">
+      <w:start w:val="1"/>
+      <w:numFmt w:val="bullet"/>
+      <w:lvlText w:val=""/>
+      <w:lvlJc w:val="left"/>
+      <w:pPr>
+        <w:tabs>
+          <w:tab w:val="num" w:pos="5040"/>
+        </w:tabs>
+        <w:ind w:left="5040" w:hanging="360"/>
+      </w:pPr>
+      <w:rPr>
+        <w:rFonts w:ascii="Wingdings" w:hAnsi="Wingdings" w:hint="default"/>
+        <w:sz w:val="20"/>
+      </w:rPr>
+    </w:lvl>
+    <w:lvl w:ilvl="7" w:tentative="1">
+      <w:start w:val="1"/>
+      <w:numFmt w:val="bullet"/>
+      <w:lvlText w:val=""/>
+      <w:lvlJc w:val="left"/>
+      <w:pPr>
+        <w:tabs>
+          <w:tab w:val="num" w:pos="5760"/>
+        </w:tabs>
+        <w:ind w:left="5760" w:hanging="360"/>
+      </w:pPr>
+      <w:rPr>
+        <w:rFonts w:ascii="Wingdings" w:hAnsi="Wingdings" w:hint="default"/>
+        <w:sz w:val="20"/>
+      </w:rPr>
+    </w:lvl>
+    <w:lvl w:ilvl="8" w:tentative="1">
+      <w:start w:val="1"/>
+      <w:numFmt w:val="bullet"/>
+      <w:lvlText w:val=""/>
+      <w:lvlJc w:val="left"/>
+      <w:pPr>
+        <w:tabs>
+          <w:tab w:val="num" w:pos="6480"/>
+        </w:tabs>
+        <w:ind w:left="6480" w:hanging="360"/>
+      </w:pPr>
+      <w:rPr>
+        <w:rFonts w:ascii="Wingdings" w:hAnsi="Wingdings" w:hint="default"/>
+        <w:sz w:val="20"/>
+      </w:rPr>
+    </w:lvl>
+  </w:abstractNum>
+  <w:abstractNum w:abstractNumId="5" w15:restartNumberingAfterBreak="0">
     <w:nsid w:val="3EB971CF"/>
     <w:multiLevelType w:val="hybridMultilevel"/>
     <w:tmpl w:val="7E2CEA0E"/>
@@ -8292,7 +11278,7 @@
       </w:pPr>
     </w:lvl>
   </w:abstractNum>
-  <w:abstractNum w:abstractNumId="2" w15:restartNumberingAfterBreak="0">
+  <w:abstractNum w:abstractNumId="6" w15:restartNumberingAfterBreak="0">
     <w:nsid w:val="40AC3A62"/>
     <w:multiLevelType w:val="hybridMultilevel"/>
     <w:tmpl w:val="F8544592"/>
@@ -8346,20 +11332,640 @@
       <w:lvlJc w:val="left"/>
     </w:lvl>
   </w:abstractNum>
+  <w:abstractNum w:abstractNumId="7" w15:restartNumberingAfterBreak="0">
+    <w:nsid w:val="57FC3290"/>
+    <w:multiLevelType w:val="multilevel"/>
+    <w:tmpl w:val="F32449AC"/>
+    <w:lvl w:ilvl="0">
+      <w:start w:val="1"/>
+      <w:numFmt w:val="bullet"/>
+      <w:lvlText w:val=""/>
+      <w:lvlJc w:val="left"/>
+      <w:pPr>
+        <w:tabs>
+          <w:tab w:val="num" w:pos="720"/>
+        </w:tabs>
+        <w:ind w:left="720" w:hanging="360"/>
+      </w:pPr>
+      <w:rPr>
+        <w:rFonts w:ascii="Symbol" w:hAnsi="Symbol" w:hint="default"/>
+        <w:sz w:val="20"/>
+      </w:rPr>
+    </w:lvl>
+    <w:lvl w:ilvl="1">
+      <w:start w:val="1"/>
+      <w:numFmt w:val="bullet"/>
+      <w:lvlText w:val="o"/>
+      <w:lvlJc w:val="left"/>
+      <w:pPr>
+        <w:tabs>
+          <w:tab w:val="num" w:pos="1440"/>
+        </w:tabs>
+        <w:ind w:left="1440" w:hanging="360"/>
+      </w:pPr>
+      <w:rPr>
+        <w:rFonts w:ascii="Courier New" w:hAnsi="Courier New" w:hint="default"/>
+        <w:sz w:val="20"/>
+      </w:rPr>
+    </w:lvl>
+    <w:lvl w:ilvl="2" w:tentative="1">
+      <w:start w:val="1"/>
+      <w:numFmt w:val="bullet"/>
+      <w:lvlText w:val=""/>
+      <w:lvlJc w:val="left"/>
+      <w:pPr>
+        <w:tabs>
+          <w:tab w:val="num" w:pos="2160"/>
+        </w:tabs>
+        <w:ind w:left="2160" w:hanging="360"/>
+      </w:pPr>
+      <w:rPr>
+        <w:rFonts w:ascii="Wingdings" w:hAnsi="Wingdings" w:hint="default"/>
+        <w:sz w:val="20"/>
+      </w:rPr>
+    </w:lvl>
+    <w:lvl w:ilvl="3" w:tentative="1">
+      <w:start w:val="1"/>
+      <w:numFmt w:val="bullet"/>
+      <w:lvlText w:val=""/>
+      <w:lvlJc w:val="left"/>
+      <w:pPr>
+        <w:tabs>
+          <w:tab w:val="num" w:pos="2880"/>
+        </w:tabs>
+        <w:ind w:left="2880" w:hanging="360"/>
+      </w:pPr>
+      <w:rPr>
+        <w:rFonts w:ascii="Wingdings" w:hAnsi="Wingdings" w:hint="default"/>
+        <w:sz w:val="20"/>
+      </w:rPr>
+    </w:lvl>
+    <w:lvl w:ilvl="4" w:tentative="1">
+      <w:start w:val="1"/>
+      <w:numFmt w:val="bullet"/>
+      <w:lvlText w:val=""/>
+      <w:lvlJc w:val="left"/>
+      <w:pPr>
+        <w:tabs>
+          <w:tab w:val="num" w:pos="3600"/>
+        </w:tabs>
+        <w:ind w:left="3600" w:hanging="360"/>
+      </w:pPr>
+      <w:rPr>
+        <w:rFonts w:ascii="Wingdings" w:hAnsi="Wingdings" w:hint="default"/>
+        <w:sz w:val="20"/>
+      </w:rPr>
+    </w:lvl>
+    <w:lvl w:ilvl="5" w:tentative="1">
+      <w:start w:val="1"/>
+      <w:numFmt w:val="bullet"/>
+      <w:lvlText w:val=""/>
+      <w:lvlJc w:val="left"/>
+      <w:pPr>
+        <w:tabs>
+          <w:tab w:val="num" w:pos="4320"/>
+        </w:tabs>
+        <w:ind w:left="4320" w:hanging="360"/>
+      </w:pPr>
+      <w:rPr>
+        <w:rFonts w:ascii="Wingdings" w:hAnsi="Wingdings" w:hint="default"/>
+        <w:sz w:val="20"/>
+      </w:rPr>
+    </w:lvl>
+    <w:lvl w:ilvl="6" w:tentative="1">
+      <w:start w:val="1"/>
+      <w:numFmt w:val="bullet"/>
+      <w:lvlText w:val=""/>
+      <w:lvlJc w:val="left"/>
+      <w:pPr>
+        <w:tabs>
+          <w:tab w:val="num" w:pos="5040"/>
+        </w:tabs>
+        <w:ind w:left="5040" w:hanging="360"/>
+      </w:pPr>
+      <w:rPr>
+        <w:rFonts w:ascii="Wingdings" w:hAnsi="Wingdings" w:hint="default"/>
+        <w:sz w:val="20"/>
+      </w:rPr>
+    </w:lvl>
+    <w:lvl w:ilvl="7" w:tentative="1">
+      <w:start w:val="1"/>
+      <w:numFmt w:val="bullet"/>
+      <w:lvlText w:val=""/>
+      <w:lvlJc w:val="left"/>
+      <w:pPr>
+        <w:tabs>
+          <w:tab w:val="num" w:pos="5760"/>
+        </w:tabs>
+        <w:ind w:left="5760" w:hanging="360"/>
+      </w:pPr>
+      <w:rPr>
+        <w:rFonts w:ascii="Wingdings" w:hAnsi="Wingdings" w:hint="default"/>
+        <w:sz w:val="20"/>
+      </w:rPr>
+    </w:lvl>
+    <w:lvl w:ilvl="8" w:tentative="1">
+      <w:start w:val="1"/>
+      <w:numFmt w:val="bullet"/>
+      <w:lvlText w:val=""/>
+      <w:lvlJc w:val="left"/>
+      <w:pPr>
+        <w:tabs>
+          <w:tab w:val="num" w:pos="6480"/>
+        </w:tabs>
+        <w:ind w:left="6480" w:hanging="360"/>
+      </w:pPr>
+      <w:rPr>
+        <w:rFonts w:ascii="Wingdings" w:hAnsi="Wingdings" w:hint="default"/>
+        <w:sz w:val="20"/>
+      </w:rPr>
+    </w:lvl>
+  </w:abstractNum>
+  <w:abstractNum w:abstractNumId="8" w15:restartNumberingAfterBreak="0">
+    <w:nsid w:val="66F33EC4"/>
+    <w:multiLevelType w:val="multilevel"/>
+    <w:tmpl w:val="3F6C823A"/>
+    <w:lvl w:ilvl="0">
+      <w:start w:val="1"/>
+      <w:numFmt w:val="bullet"/>
+      <w:lvlText w:val=""/>
+      <w:lvlJc w:val="left"/>
+      <w:pPr>
+        <w:tabs>
+          <w:tab w:val="num" w:pos="720"/>
+        </w:tabs>
+        <w:ind w:left="720" w:hanging="360"/>
+      </w:pPr>
+      <w:rPr>
+        <w:rFonts w:ascii="Symbol" w:hAnsi="Symbol" w:hint="default"/>
+        <w:sz w:val="20"/>
+      </w:rPr>
+    </w:lvl>
+    <w:lvl w:ilvl="1" w:tentative="1">
+      <w:start w:val="1"/>
+      <w:numFmt w:val="bullet"/>
+      <w:lvlText w:val="o"/>
+      <w:lvlJc w:val="left"/>
+      <w:pPr>
+        <w:tabs>
+          <w:tab w:val="num" w:pos="1440"/>
+        </w:tabs>
+        <w:ind w:left="1440" w:hanging="360"/>
+      </w:pPr>
+      <w:rPr>
+        <w:rFonts w:ascii="Courier New" w:hAnsi="Courier New" w:hint="default"/>
+        <w:sz w:val="20"/>
+      </w:rPr>
+    </w:lvl>
+    <w:lvl w:ilvl="2" w:tentative="1">
+      <w:start w:val="1"/>
+      <w:numFmt w:val="bullet"/>
+      <w:lvlText w:val=""/>
+      <w:lvlJc w:val="left"/>
+      <w:pPr>
+        <w:tabs>
+          <w:tab w:val="num" w:pos="2160"/>
+        </w:tabs>
+        <w:ind w:left="2160" w:hanging="360"/>
+      </w:pPr>
+      <w:rPr>
+        <w:rFonts w:ascii="Wingdings" w:hAnsi="Wingdings" w:hint="default"/>
+        <w:sz w:val="20"/>
+      </w:rPr>
+    </w:lvl>
+    <w:lvl w:ilvl="3" w:tentative="1">
+      <w:start w:val="1"/>
+      <w:numFmt w:val="bullet"/>
+      <w:lvlText w:val=""/>
+      <w:lvlJc w:val="left"/>
+      <w:pPr>
+        <w:tabs>
+          <w:tab w:val="num" w:pos="2880"/>
+        </w:tabs>
+        <w:ind w:left="2880" w:hanging="360"/>
+      </w:pPr>
+      <w:rPr>
+        <w:rFonts w:ascii="Wingdings" w:hAnsi="Wingdings" w:hint="default"/>
+        <w:sz w:val="20"/>
+      </w:rPr>
+    </w:lvl>
+    <w:lvl w:ilvl="4" w:tentative="1">
+      <w:start w:val="1"/>
+      <w:numFmt w:val="bullet"/>
+      <w:lvlText w:val=""/>
+      <w:lvlJc w:val="left"/>
+      <w:pPr>
+        <w:tabs>
+          <w:tab w:val="num" w:pos="3600"/>
+        </w:tabs>
+        <w:ind w:left="3600" w:hanging="360"/>
+      </w:pPr>
+      <w:rPr>
+        <w:rFonts w:ascii="Wingdings" w:hAnsi="Wingdings" w:hint="default"/>
+        <w:sz w:val="20"/>
+      </w:rPr>
+    </w:lvl>
+    <w:lvl w:ilvl="5" w:tentative="1">
+      <w:start w:val="1"/>
+      <w:numFmt w:val="bullet"/>
+      <w:lvlText w:val=""/>
+      <w:lvlJc w:val="left"/>
+      <w:pPr>
+        <w:tabs>
+          <w:tab w:val="num" w:pos="4320"/>
+        </w:tabs>
+        <w:ind w:left="4320" w:hanging="360"/>
+      </w:pPr>
+      <w:rPr>
+        <w:rFonts w:ascii="Wingdings" w:hAnsi="Wingdings" w:hint="default"/>
+        <w:sz w:val="20"/>
+      </w:rPr>
+    </w:lvl>
+    <w:lvl w:ilvl="6" w:tentative="1">
+      <w:start w:val="1"/>
+      <w:numFmt w:val="bullet"/>
+      <w:lvlText w:val=""/>
+      <w:lvlJc w:val="left"/>
+      <w:pPr>
+        <w:tabs>
+          <w:tab w:val="num" w:pos="5040"/>
+        </w:tabs>
+        <w:ind w:left="5040" w:hanging="360"/>
+      </w:pPr>
+      <w:rPr>
+        <w:rFonts w:ascii="Wingdings" w:hAnsi="Wingdings" w:hint="default"/>
+        <w:sz w:val="20"/>
+      </w:rPr>
+    </w:lvl>
+    <w:lvl w:ilvl="7" w:tentative="1">
+      <w:start w:val="1"/>
+      <w:numFmt w:val="bullet"/>
+      <w:lvlText w:val=""/>
+      <w:lvlJc w:val="left"/>
+      <w:pPr>
+        <w:tabs>
+          <w:tab w:val="num" w:pos="5760"/>
+        </w:tabs>
+        <w:ind w:left="5760" w:hanging="360"/>
+      </w:pPr>
+      <w:rPr>
+        <w:rFonts w:ascii="Wingdings" w:hAnsi="Wingdings" w:hint="default"/>
+        <w:sz w:val="20"/>
+      </w:rPr>
+    </w:lvl>
+    <w:lvl w:ilvl="8" w:tentative="1">
+      <w:start w:val="1"/>
+      <w:numFmt w:val="bullet"/>
+      <w:lvlText w:val=""/>
+      <w:lvlJc w:val="left"/>
+      <w:pPr>
+        <w:tabs>
+          <w:tab w:val="num" w:pos="6480"/>
+        </w:tabs>
+        <w:ind w:left="6480" w:hanging="360"/>
+      </w:pPr>
+      <w:rPr>
+        <w:rFonts w:ascii="Wingdings" w:hAnsi="Wingdings" w:hint="default"/>
+        <w:sz w:val="20"/>
+      </w:rPr>
+    </w:lvl>
+  </w:abstractNum>
+  <w:abstractNum w:abstractNumId="9" w15:restartNumberingAfterBreak="0">
+    <w:nsid w:val="73B37735"/>
+    <w:multiLevelType w:val="multilevel"/>
+    <w:tmpl w:val="040A6AB2"/>
+    <w:lvl w:ilvl="0">
+      <w:start w:val="1"/>
+      <w:numFmt w:val="bullet"/>
+      <w:lvlText w:val=""/>
+      <w:lvlJc w:val="left"/>
+      <w:pPr>
+        <w:tabs>
+          <w:tab w:val="num" w:pos="720"/>
+        </w:tabs>
+        <w:ind w:left="720" w:hanging="360"/>
+      </w:pPr>
+      <w:rPr>
+        <w:rFonts w:ascii="Symbol" w:hAnsi="Symbol" w:hint="default"/>
+        <w:sz w:val="20"/>
+      </w:rPr>
+    </w:lvl>
+    <w:lvl w:ilvl="1">
+      <w:start w:val="1"/>
+      <w:numFmt w:val="bullet"/>
+      <w:lvlText w:val="o"/>
+      <w:lvlJc w:val="left"/>
+      <w:pPr>
+        <w:tabs>
+          <w:tab w:val="num" w:pos="1440"/>
+        </w:tabs>
+        <w:ind w:left="1440" w:hanging="360"/>
+      </w:pPr>
+      <w:rPr>
+        <w:rFonts w:ascii="Courier New" w:hAnsi="Courier New" w:hint="default"/>
+        <w:sz w:val="20"/>
+      </w:rPr>
+    </w:lvl>
+    <w:lvl w:ilvl="2" w:tentative="1">
+      <w:start w:val="1"/>
+      <w:numFmt w:val="bullet"/>
+      <w:lvlText w:val=""/>
+      <w:lvlJc w:val="left"/>
+      <w:pPr>
+        <w:tabs>
+          <w:tab w:val="num" w:pos="2160"/>
+        </w:tabs>
+        <w:ind w:left="2160" w:hanging="360"/>
+      </w:pPr>
+      <w:rPr>
+        <w:rFonts w:ascii="Wingdings" w:hAnsi="Wingdings" w:hint="default"/>
+        <w:sz w:val="20"/>
+      </w:rPr>
+    </w:lvl>
+    <w:lvl w:ilvl="3" w:tentative="1">
+      <w:start w:val="1"/>
+      <w:numFmt w:val="bullet"/>
+      <w:lvlText w:val=""/>
+      <w:lvlJc w:val="left"/>
+      <w:pPr>
+        <w:tabs>
+          <w:tab w:val="num" w:pos="2880"/>
+        </w:tabs>
+        <w:ind w:left="2880" w:hanging="360"/>
+      </w:pPr>
+      <w:rPr>
+        <w:rFonts w:ascii="Wingdings" w:hAnsi="Wingdings" w:hint="default"/>
+        <w:sz w:val="20"/>
+      </w:rPr>
+    </w:lvl>
+    <w:lvl w:ilvl="4" w:tentative="1">
+      <w:start w:val="1"/>
+      <w:numFmt w:val="bullet"/>
+      <w:lvlText w:val=""/>
+      <w:lvlJc w:val="left"/>
+      <w:pPr>
+        <w:tabs>
+          <w:tab w:val="num" w:pos="3600"/>
+        </w:tabs>
+        <w:ind w:left="3600" w:hanging="360"/>
+      </w:pPr>
+      <w:rPr>
+        <w:rFonts w:ascii="Wingdings" w:hAnsi="Wingdings" w:hint="default"/>
+        <w:sz w:val="20"/>
+      </w:rPr>
+    </w:lvl>
+    <w:lvl w:ilvl="5" w:tentative="1">
+      <w:start w:val="1"/>
+      <w:numFmt w:val="bullet"/>
+      <w:lvlText w:val=""/>
+      <w:lvlJc w:val="left"/>
+      <w:pPr>
+        <w:tabs>
+          <w:tab w:val="num" w:pos="4320"/>
+        </w:tabs>
+        <w:ind w:left="4320" w:hanging="360"/>
+      </w:pPr>
+      <w:rPr>
+        <w:rFonts w:ascii="Wingdings" w:hAnsi="Wingdings" w:hint="default"/>
+        <w:sz w:val="20"/>
+      </w:rPr>
+    </w:lvl>
+    <w:lvl w:ilvl="6" w:tentative="1">
+      <w:start w:val="1"/>
+      <w:numFmt w:val="bullet"/>
+      <w:lvlText w:val=""/>
+      <w:lvlJc w:val="left"/>
+      <w:pPr>
+        <w:tabs>
+          <w:tab w:val="num" w:pos="5040"/>
+        </w:tabs>
+        <w:ind w:left="5040" w:hanging="360"/>
+      </w:pPr>
+      <w:rPr>
+        <w:rFonts w:ascii="Wingdings" w:hAnsi="Wingdings" w:hint="default"/>
+        <w:sz w:val="20"/>
+      </w:rPr>
+    </w:lvl>
+    <w:lvl w:ilvl="7" w:tentative="1">
+      <w:start w:val="1"/>
+      <w:numFmt w:val="bullet"/>
+      <w:lvlText w:val=""/>
+      <w:lvlJc w:val="left"/>
+      <w:pPr>
+        <w:tabs>
+          <w:tab w:val="num" w:pos="5760"/>
+        </w:tabs>
+        <w:ind w:left="5760" w:hanging="360"/>
+      </w:pPr>
+      <w:rPr>
+        <w:rFonts w:ascii="Wingdings" w:hAnsi="Wingdings" w:hint="default"/>
+        <w:sz w:val="20"/>
+      </w:rPr>
+    </w:lvl>
+    <w:lvl w:ilvl="8" w:tentative="1">
+      <w:start w:val="1"/>
+      <w:numFmt w:val="bullet"/>
+      <w:lvlText w:val=""/>
+      <w:lvlJc w:val="left"/>
+      <w:pPr>
+        <w:tabs>
+          <w:tab w:val="num" w:pos="6480"/>
+        </w:tabs>
+        <w:ind w:left="6480" w:hanging="360"/>
+      </w:pPr>
+      <w:rPr>
+        <w:rFonts w:ascii="Wingdings" w:hAnsi="Wingdings" w:hint="default"/>
+        <w:sz w:val="20"/>
+      </w:rPr>
+    </w:lvl>
+  </w:abstractNum>
+  <w:abstractNum w:abstractNumId="10" w15:restartNumberingAfterBreak="0">
+    <w:nsid w:val="7B374251"/>
+    <w:multiLevelType w:val="multilevel"/>
+    <w:tmpl w:val="E1A07D3A"/>
+    <w:lvl w:ilvl="0">
+      <w:start w:val="1"/>
+      <w:numFmt w:val="bullet"/>
+      <w:lvlText w:val=""/>
+      <w:lvlJc w:val="left"/>
+      <w:pPr>
+        <w:tabs>
+          <w:tab w:val="num" w:pos="720"/>
+        </w:tabs>
+        <w:ind w:left="720" w:hanging="360"/>
+      </w:pPr>
+      <w:rPr>
+        <w:rFonts w:ascii="Symbol" w:hAnsi="Symbol" w:hint="default"/>
+        <w:sz w:val="20"/>
+      </w:rPr>
+    </w:lvl>
+    <w:lvl w:ilvl="1">
+      <w:start w:val="1"/>
+      <w:numFmt w:val="bullet"/>
+      <w:lvlText w:val="o"/>
+      <w:lvlJc w:val="left"/>
+      <w:pPr>
+        <w:tabs>
+          <w:tab w:val="num" w:pos="1440"/>
+        </w:tabs>
+        <w:ind w:left="1440" w:hanging="360"/>
+      </w:pPr>
+      <w:rPr>
+        <w:rFonts w:ascii="Courier New" w:hAnsi="Courier New" w:hint="default"/>
+        <w:sz w:val="20"/>
+      </w:rPr>
+    </w:lvl>
+    <w:lvl w:ilvl="2" w:tentative="1">
+      <w:start w:val="1"/>
+      <w:numFmt w:val="bullet"/>
+      <w:lvlText w:val=""/>
+      <w:lvlJc w:val="left"/>
+      <w:pPr>
+        <w:tabs>
+          <w:tab w:val="num" w:pos="2160"/>
+        </w:tabs>
+        <w:ind w:left="2160" w:hanging="360"/>
+      </w:pPr>
+      <w:rPr>
+        <w:rFonts w:ascii="Wingdings" w:hAnsi="Wingdings" w:hint="default"/>
+        <w:sz w:val="20"/>
+      </w:rPr>
+    </w:lvl>
+    <w:lvl w:ilvl="3" w:tentative="1">
+      <w:start w:val="1"/>
+      <w:numFmt w:val="bullet"/>
+      <w:lvlText w:val=""/>
+      <w:lvlJc w:val="left"/>
+      <w:pPr>
+        <w:tabs>
+          <w:tab w:val="num" w:pos="2880"/>
+        </w:tabs>
+        <w:ind w:left="2880" w:hanging="360"/>
+      </w:pPr>
+      <w:rPr>
+        <w:rFonts w:ascii="Wingdings" w:hAnsi="Wingdings" w:hint="default"/>
+        <w:sz w:val="20"/>
+      </w:rPr>
+    </w:lvl>
+    <w:lvl w:ilvl="4" w:tentative="1">
+      <w:start w:val="1"/>
+      <w:numFmt w:val="bullet"/>
+      <w:lvlText w:val=""/>
+      <w:lvlJc w:val="left"/>
+      <w:pPr>
+        <w:tabs>
+          <w:tab w:val="num" w:pos="3600"/>
+        </w:tabs>
+        <w:ind w:left="3600" w:hanging="360"/>
+      </w:pPr>
+      <w:rPr>
+        <w:rFonts w:ascii="Wingdings" w:hAnsi="Wingdings" w:hint="default"/>
+        <w:sz w:val="20"/>
+      </w:rPr>
+    </w:lvl>
+    <w:lvl w:ilvl="5" w:tentative="1">
+      <w:start w:val="1"/>
+      <w:numFmt w:val="bullet"/>
+      <w:lvlText w:val=""/>
+      <w:lvlJc w:val="left"/>
+      <w:pPr>
+        <w:tabs>
+          <w:tab w:val="num" w:pos="4320"/>
+        </w:tabs>
+        <w:ind w:left="4320" w:hanging="360"/>
+      </w:pPr>
+      <w:rPr>
+        <w:rFonts w:ascii="Wingdings" w:hAnsi="Wingdings" w:hint="default"/>
+        <w:sz w:val="20"/>
+      </w:rPr>
+    </w:lvl>
+    <w:lvl w:ilvl="6" w:tentative="1">
+      <w:start w:val="1"/>
+      <w:numFmt w:val="bullet"/>
+      <w:lvlText w:val=""/>
+      <w:lvlJc w:val="left"/>
+      <w:pPr>
+        <w:tabs>
+          <w:tab w:val="num" w:pos="5040"/>
+        </w:tabs>
+        <w:ind w:left="5040" w:hanging="360"/>
+      </w:pPr>
+      <w:rPr>
+        <w:rFonts w:ascii="Wingdings" w:hAnsi="Wingdings" w:hint="default"/>
+        <w:sz w:val="20"/>
+      </w:rPr>
+    </w:lvl>
+    <w:lvl w:ilvl="7" w:tentative="1">
+      <w:start w:val="1"/>
+      <w:numFmt w:val="bullet"/>
+      <w:lvlText w:val=""/>
+      <w:lvlJc w:val="left"/>
+      <w:pPr>
+        <w:tabs>
+          <w:tab w:val="num" w:pos="5760"/>
+        </w:tabs>
+        <w:ind w:left="5760" w:hanging="360"/>
+      </w:pPr>
+      <w:rPr>
+        <w:rFonts w:ascii="Wingdings" w:hAnsi="Wingdings" w:hint="default"/>
+        <w:sz w:val="20"/>
+      </w:rPr>
+    </w:lvl>
+    <w:lvl w:ilvl="8" w:tentative="1">
+      <w:start w:val="1"/>
+      <w:numFmt w:val="bullet"/>
+      <w:lvlText w:val=""/>
+      <w:lvlJc w:val="left"/>
+      <w:pPr>
+        <w:tabs>
+          <w:tab w:val="num" w:pos="6480"/>
+        </w:tabs>
+        <w:ind w:left="6480" w:hanging="360"/>
+      </w:pPr>
+      <w:rPr>
+        <w:rFonts w:ascii="Wingdings" w:hAnsi="Wingdings" w:hint="default"/>
+        <w:sz w:val="20"/>
+      </w:rPr>
+    </w:lvl>
+  </w:abstractNum>
   <w:num w:numId="1" w16cid:durableId="1781801858">
-    <w:abstractNumId w:val="1"/>
+    <w:abstractNumId w:val="5"/>
     <w:lvlOverride w:ilvl="0">
       <w:startOverride w:val="1"/>
     </w:lvlOverride>
   </w:num>
   <w:num w:numId="2" w16cid:durableId="1669677112">
-    <w:abstractNumId w:val="2"/>
+    <w:abstractNumId w:val="6"/>
     <w:lvlOverride w:ilvl="0">
       <w:startOverride w:val="1"/>
     </w:lvlOverride>
   </w:num>
   <w:num w:numId="3" w16cid:durableId="2133863286">
+    <w:abstractNumId w:val="2"/>
+  </w:num>
+  <w:num w:numId="4" w16cid:durableId="1145245536">
+    <w:abstractNumId w:val="9"/>
+  </w:num>
+  <w:num w:numId="5" w16cid:durableId="1038703907">
+    <w:abstractNumId w:val="10"/>
+  </w:num>
+  <w:num w:numId="6" w16cid:durableId="1700541807">
+    <w:abstractNumId w:val="7"/>
+  </w:num>
+  <w:num w:numId="7" w16cid:durableId="138695030">
+    <w:abstractNumId w:val="3"/>
+  </w:num>
+  <w:num w:numId="8" w16cid:durableId="677394302">
+    <w:abstractNumId w:val="8"/>
+  </w:num>
+  <w:num w:numId="9" w16cid:durableId="2029603785">
     <w:abstractNumId w:val="0"/>
+  </w:num>
+  <w:num w:numId="10" w16cid:durableId="364058599">
+    <w:abstractNumId w:val="1"/>
+  </w:num>
+  <w:num w:numId="11" w16cid:durableId="760836741">
+    <w:abstractNumId w:val="4"/>
   </w:num>
 </w:numbering>
 </file>
@@ -8976,7 +12582,6 @@
   <w:style w:type="character" w:default="1" w:styleId="DefaultParagraphFont">
     <w:name w:val="Default Paragraph Font"/>
     <w:uiPriority w:val="1"/>
-    <w:semiHidden/>
     <w:unhideWhenUsed/>
   </w:style>
   <w:style w:type="table" w:default="1" w:styleId="TableNormal">

--- a/Semester Project Documentation.docx
+++ b/Semester Project Documentation.docx
@@ -81,46 +81,28 @@
           <w:sz w:val="24"/>
           <w:szCs w:val="24"/>
         </w:rPr>
-        <w:t>Prepared by $</w:t>
-      </w:r>
-      <w:proofErr w:type="spellStart"/>
-      <w:r>
-        <w:rPr>
-          <w:rFonts w:ascii="Times New Roman" w:hAnsi="Times New Roman" w:cs="Times New Roman"/>
-          <w:b/>
-          <w:bCs/>
+        <w:t>Prepared by $oftware ¢orp</w:t>
+      </w:r>
+    </w:p>
+    <w:p>
+      <w:pPr>
+        <w:spacing w:after="500"/>
+        <w:jc w:val="center"/>
+        <w:rPr>
+          <w:rFonts w:ascii="Times New Roman" w:hAnsi="Times New Roman" w:cs="Times New Roman"/>
+        </w:rPr>
+      </w:pPr>
+      <w:r>
+        <w:rPr>
+          <w:rFonts w:ascii="Times New Roman" w:hAnsi="Times New Roman" w:cs="Times New Roman"/>
           <w:sz w:val="24"/>
           <w:szCs w:val="24"/>
         </w:rPr>
-        <w:t>oftware</w:t>
-      </w:r>
-      <w:proofErr w:type="spellEnd"/>
-      <w:r>
-        <w:rPr>
-          <w:rFonts w:ascii="Times New Roman" w:hAnsi="Times New Roman" w:cs="Times New Roman"/>
-          <w:b/>
-          <w:bCs/>
-          <w:sz w:val="24"/>
-          <w:szCs w:val="24"/>
-        </w:rPr>
-        <w:t xml:space="preserve"> ¢</w:t>
-      </w:r>
-      <w:proofErr w:type="spellStart"/>
-      <w:r>
-        <w:rPr>
-          <w:rFonts w:ascii="Times New Roman" w:hAnsi="Times New Roman" w:cs="Times New Roman"/>
-          <w:b/>
-          <w:bCs/>
-          <w:sz w:val="24"/>
-          <w:szCs w:val="24"/>
-        </w:rPr>
-        <w:t>orp</w:t>
-      </w:r>
-      <w:proofErr w:type="spellEnd"/>
-    </w:p>
-    <w:p>
-      <w:pPr>
-        <w:spacing w:after="500"/>
+        <w:t>Elisa Castillo</w:t>
+      </w:r>
+    </w:p>
+    <w:p>
+      <w:pPr>
         <w:jc w:val="center"/>
         <w:rPr>
           <w:rFonts w:ascii="Times New Roman" w:hAnsi="Times New Roman" w:cs="Times New Roman"/>
@@ -129,22 +111,6 @@
       <w:r>
         <w:rPr>
           <w:rFonts w:ascii="Times New Roman" w:hAnsi="Times New Roman" w:cs="Times New Roman"/>
-          <w:sz w:val="24"/>
-          <w:szCs w:val="24"/>
-        </w:rPr>
-        <w:t>Elisa Castillo</w:t>
-      </w:r>
-    </w:p>
-    <w:p>
-      <w:pPr>
-        <w:jc w:val="center"/>
-        <w:rPr>
-          <w:rFonts w:ascii="Times New Roman" w:hAnsi="Times New Roman" w:cs="Times New Roman"/>
-        </w:rPr>
-      </w:pPr>
-      <w:r>
-        <w:rPr>
-          <w:rFonts w:ascii="Times New Roman" w:hAnsi="Times New Roman" w:cs="Times New Roman"/>
         </w:rPr>
         <w:t xml:space="preserve">September </w:t>
       </w:r>
@@ -152,7 +118,7 @@
         <w:rPr>
           <w:rFonts w:ascii="Times New Roman" w:hAnsi="Times New Roman" w:cs="Times New Roman"/>
         </w:rPr>
-        <w:t>24</w:t>
+        <w:t>30</w:t>
       </w:r>
       <w:r>
         <w:rPr>
@@ -478,25 +444,7 @@
                 <w:sz w:val="20"/>
                 <w:szCs w:val="20"/>
               </w:rPr>
-              <w:t xml:space="preserve">Initial draft. Worked on document structure, competitive analysis of existing parking platforms, the vision/scope section, and the fifteen use cases with a traceability table mapping each use case to the </w:t>
-            </w:r>
-            <w:proofErr w:type="gramStart"/>
-            <w:r>
-              <w:rPr>
-                <w:rFonts w:ascii="Times New Roman" w:hAnsi="Times New Roman" w:cs="Times New Roman"/>
-                <w:sz w:val="20"/>
-                <w:szCs w:val="20"/>
-              </w:rPr>
-              <w:t>high level</w:t>
-            </w:r>
-            <w:proofErr w:type="gramEnd"/>
-            <w:r>
-              <w:rPr>
-                <w:rFonts w:ascii="Times New Roman" w:hAnsi="Times New Roman" w:cs="Times New Roman"/>
-                <w:sz w:val="20"/>
-                <w:szCs w:val="20"/>
-              </w:rPr>
-              <w:t xml:space="preserve"> features.</w:t>
+              <w:t>Initial draft. Worked on document structure, competitive analysis of existing parking platforms, the vision/scope section, and the fifteen use cases with a traceability table mapping each use case to the high level features.</w:t>
             </w:r>
           </w:p>
         </w:tc>
@@ -762,7 +710,7 @@
                 <w:sz w:val="20"/>
                 <w:szCs w:val="20"/>
               </w:rPr>
-              <w:t>September 2</w:t>
+              <w:t xml:space="preserve">September </w:t>
             </w:r>
             <w:r>
               <w:rPr>
@@ -770,7 +718,7 @@
                 <w:sz w:val="20"/>
                 <w:szCs w:val="20"/>
               </w:rPr>
-              <w:t>9</w:t>
+              <w:t>30</w:t>
             </w:r>
             <w:r>
               <w:rPr>
@@ -3886,35 +3834,7 @@
         <w:rPr>
           <w:rFonts w:ascii="Times New Roman" w:hAnsi="Times New Roman" w:cs="Times New Roman"/>
         </w:rPr>
-        <w:t xml:space="preserve">This document defines the vision, scope, requirements, and project management plan for the Smart Parking Platform, a system that helps drivers locate, reserve, and pay for parking spaces in parking garages in real time. It is a living document. New sections are added each </w:t>
-      </w:r>
-      <w:proofErr w:type="gramStart"/>
-      <w:r>
-        <w:rPr>
-          <w:rFonts w:ascii="Times New Roman" w:hAnsi="Times New Roman" w:cs="Times New Roman"/>
-        </w:rPr>
-        <w:t>week</w:t>
-      </w:r>
-      <w:proofErr w:type="gramEnd"/>
-      <w:r>
-        <w:rPr>
-          <w:rFonts w:ascii="Times New Roman" w:hAnsi="Times New Roman" w:cs="Times New Roman"/>
-        </w:rPr>
-        <w:t xml:space="preserve"> and existing sections are refined until the project is </w:t>
-      </w:r>
-      <w:proofErr w:type="gramStart"/>
-      <w:r>
-        <w:rPr>
-          <w:rFonts w:ascii="Times New Roman" w:hAnsi="Times New Roman" w:cs="Times New Roman"/>
-        </w:rPr>
-        <w:t>complete</w:t>
-      </w:r>
-      <w:proofErr w:type="gramEnd"/>
-      <w:r>
-        <w:rPr>
-          <w:rFonts w:ascii="Times New Roman" w:hAnsi="Times New Roman" w:cs="Times New Roman"/>
-        </w:rPr>
-        <w:t xml:space="preserve"> at the end of the semester.</w:t>
+        <w:t>This document defines the vision, scope, requirements, and project management plan for the Smart Parking Platform, a system that helps drivers locate, reserve, and pay for parking spaces in parking garages in real time. It is a living document. New sections are added each week and existing sections are refined until the project is complete at the end of the semester.</w:t>
       </w:r>
     </w:p>
     <w:p>
@@ -3944,49 +3864,7 @@
         <w:rPr>
           <w:rFonts w:ascii="Times New Roman" w:hAnsi="Times New Roman" w:cs="Times New Roman"/>
         </w:rPr>
-        <w:t>This document is written for the stakeholders of the project including drivers and vehicle owners, parking facility operators, city transportation departments, system administrators, finance and billing personnel, and the development teams at $</w:t>
-      </w:r>
-      <w:proofErr w:type="spellStart"/>
-      <w:r>
-        <w:rPr>
-          <w:rFonts w:ascii="Times New Roman" w:hAnsi="Times New Roman" w:cs="Times New Roman"/>
-        </w:rPr>
-        <w:t>oftware</w:t>
-      </w:r>
-      <w:proofErr w:type="spellEnd"/>
-      <w:r>
-        <w:rPr>
-          <w:rFonts w:ascii="Times New Roman" w:hAnsi="Times New Roman" w:cs="Times New Roman"/>
-        </w:rPr>
-        <w:t xml:space="preserve"> ¢</w:t>
-      </w:r>
-      <w:proofErr w:type="spellStart"/>
-      <w:r>
-        <w:rPr>
-          <w:rFonts w:ascii="Times New Roman" w:hAnsi="Times New Roman" w:cs="Times New Roman"/>
-        </w:rPr>
-        <w:t>orp</w:t>
-      </w:r>
-      <w:proofErr w:type="spellEnd"/>
-      <w:r>
-        <w:rPr>
-          <w:rFonts w:ascii="Times New Roman" w:hAnsi="Times New Roman" w:cs="Times New Roman"/>
-        </w:rPr>
-        <w:t xml:space="preserve">. Business sections are written for a </w:t>
-      </w:r>
-      <w:proofErr w:type="gramStart"/>
-      <w:r>
-        <w:rPr>
-          <w:rFonts w:ascii="Times New Roman" w:hAnsi="Times New Roman" w:cs="Times New Roman"/>
-        </w:rPr>
-        <w:t>non technical</w:t>
-      </w:r>
-      <w:proofErr w:type="gramEnd"/>
-      <w:r>
-        <w:rPr>
-          <w:rFonts w:ascii="Times New Roman" w:hAnsi="Times New Roman" w:cs="Times New Roman"/>
-        </w:rPr>
-        <w:t xml:space="preserve"> audience</w:t>
+        <w:t>This document is written for the stakeholders of the project including drivers and vehicle owners, parking facility operators, city transportation departments, system administrators, finance and billing personnel, and the development teams at $oftware ¢orp. Business sections are written for a non technical audience</w:t>
       </w:r>
       <w:r>
         <w:rPr>
@@ -4034,21 +3912,7 @@
         <w:rPr>
           <w:rFonts w:ascii="Times New Roman" w:hAnsi="Times New Roman" w:cs="Times New Roman"/>
         </w:rPr>
-        <w:t xml:space="preserve">Version numbers follow a simple decimal scheme. Draft versions begin at </w:t>
-      </w:r>
-      <w:proofErr w:type="gramStart"/>
-      <w:r>
-        <w:rPr>
-          <w:rFonts w:ascii="Times New Roman" w:hAnsi="Times New Roman" w:cs="Times New Roman"/>
-        </w:rPr>
-        <w:t>0.1</w:t>
-      </w:r>
-      <w:proofErr w:type="gramEnd"/>
-      <w:r>
-        <w:rPr>
-          <w:rFonts w:ascii="Times New Roman" w:hAnsi="Times New Roman" w:cs="Times New Roman"/>
-        </w:rPr>
-        <w:t xml:space="preserve"> and the final submitted version will be 1.0.</w:t>
+        <w:t>Version numbers follow a simple decimal scheme. Draft versions begin at 0.1 and the final submitted version will be 1.0.</w:t>
       </w:r>
     </w:p>
     <w:p>
@@ -4168,63 +4032,7 @@
         <w:rPr>
           <w:rFonts w:ascii="Times New Roman" w:hAnsi="Times New Roman" w:cs="Times New Roman"/>
         </w:rPr>
-        <w:t>Before defining the scope of the Smart Parking Platform, $</w:t>
-      </w:r>
-      <w:proofErr w:type="spellStart"/>
-      <w:r>
-        <w:rPr>
-          <w:rFonts w:ascii="Times New Roman" w:hAnsi="Times New Roman" w:cs="Times New Roman"/>
-        </w:rPr>
-        <w:t>oftware</w:t>
-      </w:r>
-      <w:proofErr w:type="spellEnd"/>
-      <w:r>
-        <w:rPr>
-          <w:rFonts w:ascii="Times New Roman" w:hAnsi="Times New Roman" w:cs="Times New Roman"/>
-        </w:rPr>
-        <w:t xml:space="preserve"> ¢</w:t>
-      </w:r>
-      <w:proofErr w:type="spellStart"/>
-      <w:r>
-        <w:rPr>
-          <w:rFonts w:ascii="Times New Roman" w:hAnsi="Times New Roman" w:cs="Times New Roman"/>
-        </w:rPr>
-        <w:t>orp</w:t>
-      </w:r>
-      <w:proofErr w:type="spellEnd"/>
-      <w:r>
-        <w:rPr>
-          <w:rFonts w:ascii="Times New Roman" w:hAnsi="Times New Roman" w:cs="Times New Roman"/>
-        </w:rPr>
-        <w:t xml:space="preserve"> reviewed the parking applications that drivers already use today. Three products were selected because together they represent the main models in the market: a reservation marketplace for garages, a booking service built around guaranteed spaces, and a </w:t>
-      </w:r>
-      <w:proofErr w:type="gramStart"/>
-      <w:r>
-        <w:rPr>
-          <w:rFonts w:ascii="Times New Roman" w:hAnsi="Times New Roman" w:cs="Times New Roman"/>
-        </w:rPr>
-        <w:t>session based</w:t>
-      </w:r>
-      <w:proofErr w:type="gramEnd"/>
-      <w:r>
-        <w:rPr>
-          <w:rFonts w:ascii="Times New Roman" w:hAnsi="Times New Roman" w:cs="Times New Roman"/>
-        </w:rPr>
-        <w:t xml:space="preserve"> payment service for </w:t>
-      </w:r>
-      <w:proofErr w:type="gramStart"/>
-      <w:r>
-        <w:rPr>
-          <w:rFonts w:ascii="Times New Roman" w:hAnsi="Times New Roman" w:cs="Times New Roman"/>
-        </w:rPr>
-        <w:t>on street</w:t>
-      </w:r>
-      <w:proofErr w:type="gramEnd"/>
-      <w:r>
-        <w:rPr>
-          <w:rFonts w:ascii="Times New Roman" w:hAnsi="Times New Roman" w:cs="Times New Roman"/>
-        </w:rPr>
-        <w:t xml:space="preserve"> parking. Each product was reviewed for what it does well, where it falls short, and what that gap means for this project.</w:t>
+        <w:t>Before defining the scope of the Smart Parking Platform, $oftware ¢orp reviewed the parking applications that drivers already use today. Three products were selected because together they represent the main models in the market: a reservation marketplace for garages, a booking service built around guaranteed spaces, and a session based payment service for on street parking. Each product was reviewed for what it does well, where it falls short, and what that gap means for this project.</w:t>
       </w:r>
     </w:p>
     <w:p>
@@ -4239,79 +4047,18 @@
         <w:rPr>
           <w:rFonts w:ascii="Times New Roman" w:hAnsi="Times New Roman" w:cs="Times New Roman"/>
         </w:rPr>
-        <w:t xml:space="preserve">2.2 </w:t>
-      </w:r>
-      <w:proofErr w:type="spellStart"/>
-      <w:r>
-        <w:rPr>
-          <w:rFonts w:ascii="Times New Roman" w:hAnsi="Times New Roman" w:cs="Times New Roman"/>
-        </w:rPr>
-        <w:t>SpotHero</w:t>
+        <w:t>2.2 SpotHero</w:t>
       </w:r>
       <w:bookmarkEnd w:id="8"/>
-      <w:proofErr w:type="spellEnd"/>
-    </w:p>
-    <w:p>
-      <w:proofErr w:type="spellStart"/>
-      <w:r>
-        <w:t>SpotHero</w:t>
-      </w:r>
-      <w:proofErr w:type="spellEnd"/>
-      <w:r>
-        <w:t xml:space="preserve"> is </w:t>
-      </w:r>
-      <w:proofErr w:type="gramStart"/>
-      <w:r>
-        <w:t>the</w:t>
-      </w:r>
-      <w:proofErr w:type="gramEnd"/>
-      <w:r>
-        <w:t xml:space="preserve"> well-known parking reservation app in North America. It helps drivers look at prices near a place they are going </w:t>
-      </w:r>
-      <w:proofErr w:type="gramStart"/>
-      <w:r>
-        <w:t>pay</w:t>
-      </w:r>
-      <w:proofErr w:type="gramEnd"/>
-      <w:r>
-        <w:t xml:space="preserve"> ahead to save a spot and then drive to a garage, lot or valet. It says users can save up to fifty percent compared to what they would pay when they arrive </w:t>
-      </w:r>
-      <w:proofErr w:type="gramStart"/>
-      <w:r>
-        <w:t>covers thousands</w:t>
-      </w:r>
-      <w:proofErr w:type="gramEnd"/>
-      <w:r>
-        <w:t xml:space="preserve"> of places in cities like Houston and </w:t>
-      </w:r>
-      <w:proofErr w:type="gramStart"/>
-      <w:r>
-        <w:t>works</w:t>
-      </w:r>
-      <w:proofErr w:type="gramEnd"/>
-      <w:r>
-        <w:t xml:space="preserve"> with Apple CarPlay so drivers can book without using a phone. It also has business accounts that keep work parking separate from parking and send receipts to accounting systems.</w:t>
-      </w:r>
-    </w:p>
-    <w:p>
-      <w:r>
-        <w:t xml:space="preserve">Where it has problems: the spots a driver can see are the ones an owner has decided to list and sell ahead of </w:t>
-      </w:r>
-      <w:proofErr w:type="gramStart"/>
-      <w:r>
-        <w:t>time</w:t>
-      </w:r>
-      <w:proofErr w:type="gramEnd"/>
-      <w:r>
-        <w:t xml:space="preserve"> so what the app shows is already booked spaces, not what is </w:t>
-      </w:r>
-      <w:proofErr w:type="gramStart"/>
-      <w:r>
-        <w:t>actually available</w:t>
-      </w:r>
-      <w:proofErr w:type="gramEnd"/>
-      <w:r>
-        <w:t>, inside the garage. Prices can change a lot and people who use the parking apps say rates go up a lot during busy times. The app is also mostly made for the driver. Tools that help the person who owns the garage are not a focus.</w:t>
+    </w:p>
+    <w:p>
+      <w:r>
+        <w:t>SpotHero is the well-known parking reservation app in North America. It helps drivers look at prices near a place they are going pay ahead to save a spot and then drive to a garage, lot or valet. It says users can save up to fifty percent compared to what they would pay when they arrive covers thousands of places in cities like Houston and works with Apple CarPlay so drivers can book without using a phone. It also has business accounts that keep work parking separate from parking and send receipts to accounting systems.</w:t>
+      </w:r>
+    </w:p>
+    <w:p>
+      <w:r>
+        <w:t>Where it has problems: the spots a driver can see are the ones an owner has decided to list and sell ahead of time so what the app shows is already booked spaces, not what is actually available, inside the garage. Prices can change a lot and people who use the parking apps say rates go up a lot during busy times. The app is also mostly made for the driver. Tools that help the person who owns the garage are not a focus.</w:t>
       </w:r>
     </w:p>
     <w:p>
@@ -4326,17 +4073,9 @@
         <w:rPr>
           <w:rFonts w:ascii="Times New Roman" w:hAnsi="Times New Roman" w:cs="Times New Roman"/>
         </w:rPr>
-        <w:t xml:space="preserve">2.3 </w:t>
-      </w:r>
-      <w:proofErr w:type="spellStart"/>
-      <w:r>
-        <w:rPr>
-          <w:rFonts w:ascii="Times New Roman" w:hAnsi="Times New Roman" w:cs="Times New Roman"/>
-        </w:rPr>
-        <w:t>ParkWhiz</w:t>
+        <w:t>2.3 ParkWhiz</w:t>
       </w:r>
       <w:bookmarkEnd w:id="9"/>
-      <w:proofErr w:type="spellEnd"/>
     </w:p>
     <w:p>
       <w:pPr>
@@ -4345,47 +4084,11 @@
           <w:rFonts w:ascii="Times New Roman" w:hAnsi="Times New Roman" w:cs="Times New Roman"/>
         </w:rPr>
       </w:pPr>
-      <w:proofErr w:type="spellStart"/>
-      <w:r>
-        <w:rPr>
-          <w:rFonts w:ascii="Times New Roman" w:hAnsi="Times New Roman" w:cs="Times New Roman"/>
-        </w:rPr>
-        <w:t>ParkWhiz</w:t>
-      </w:r>
-      <w:proofErr w:type="spellEnd"/>
-      <w:r>
-        <w:rPr>
-          <w:rFonts w:ascii="Times New Roman" w:hAnsi="Times New Roman" w:cs="Times New Roman"/>
-        </w:rPr>
-        <w:t xml:space="preserve"> follows a similar marketplace model with an emphasis on fast booking of guaranteed spaces, and it is frequently recommended alongside </w:t>
-      </w:r>
-      <w:proofErr w:type="spellStart"/>
-      <w:r>
-        <w:rPr>
-          <w:rFonts w:ascii="Times New Roman" w:hAnsi="Times New Roman" w:cs="Times New Roman"/>
-        </w:rPr>
-        <w:t>SpotHero</w:t>
-      </w:r>
-      <w:proofErr w:type="spellEnd"/>
-      <w:r>
-        <w:rPr>
-          <w:rFonts w:ascii="Times New Roman" w:hAnsi="Times New Roman" w:cs="Times New Roman"/>
-        </w:rPr>
-        <w:t xml:space="preserve"> for airport and </w:t>
-      </w:r>
-      <w:proofErr w:type="gramStart"/>
-      <w:r>
-        <w:rPr>
-          <w:rFonts w:ascii="Times New Roman" w:hAnsi="Times New Roman" w:cs="Times New Roman"/>
-        </w:rPr>
-        <w:t>event</w:t>
-      </w:r>
-      <w:proofErr w:type="gramEnd"/>
-      <w:r>
-        <w:rPr>
-          <w:rFonts w:ascii="Times New Roman" w:hAnsi="Times New Roman" w:cs="Times New Roman"/>
-        </w:rPr>
-        <w:t xml:space="preserve"> parking. Its strength is speed and certainty. A driver knows before leaving home that a specific space is held for them.</w:t>
+      <w:r>
+        <w:rPr>
+          <w:rFonts w:ascii="Times New Roman" w:hAnsi="Times New Roman" w:cs="Times New Roman"/>
+        </w:rPr>
+        <w:t>ParkWhiz follows a similar marketplace model with an emphasis on fast booking of guaranteed spaces, and it is frequently recommended alongside SpotHero for airport and event parking. Its strength is speed and certainty. A driver knows before leaving home that a specific space is held for them.</w:t>
       </w:r>
     </w:p>
     <w:p>
@@ -4399,21 +4102,7 @@
         <w:rPr>
           <w:rFonts w:ascii="Times New Roman" w:hAnsi="Times New Roman" w:cs="Times New Roman"/>
         </w:rPr>
-        <w:t xml:space="preserve">Where it falls short: it draws on much of the same aggregated inventory as its competitors, so coverage varies noticeably by city and by venue. Like </w:t>
-      </w:r>
-      <w:proofErr w:type="spellStart"/>
-      <w:r>
-        <w:rPr>
-          <w:rFonts w:ascii="Times New Roman" w:hAnsi="Times New Roman" w:cs="Times New Roman"/>
-        </w:rPr>
-        <w:t>SpotHero</w:t>
-      </w:r>
-      <w:proofErr w:type="spellEnd"/>
-      <w:r>
-        <w:rPr>
-          <w:rFonts w:ascii="Times New Roman" w:hAnsi="Times New Roman" w:cs="Times New Roman"/>
-        </w:rPr>
-        <w:t>, it confirms that a reservation exists but does not tell a driver how full a garage is at this moment, and it offers little to the operator beyond a channel for selling unsold spaces.</w:t>
+        <w:t>Where it falls short: it draws on much of the same aggregated inventory as its competitors, so coverage varies noticeably by city and by venue. Like SpotHero, it confirms that a reservation exists but does not tell a driver how full a garage is at this moment, and it offers little to the operator beyond a channel for selling unsold spaces.</w:t>
       </w:r>
     </w:p>
     <w:p>
@@ -4434,23 +4123,7 @@
     </w:p>
     <w:p>
       <w:r>
-        <w:t xml:space="preserve">ParkMobile is the dominant application </w:t>
-      </w:r>
-      <w:proofErr w:type="gramStart"/>
-      <w:r>
-        <w:t>for on</w:t>
-      </w:r>
-      <w:proofErr w:type="gramEnd"/>
-      <w:r>
-        <w:t xml:space="preserve"> street and municipal parking. </w:t>
-      </w:r>
-      <w:proofErr w:type="gramStart"/>
-      <w:r>
-        <w:t>Drivers park</w:t>
-      </w:r>
-      <w:proofErr w:type="gramEnd"/>
-      <w:r>
-        <w:t>, pay for a session from their phone, and extend that session remotely without returning to the meter. It is adopted widely by cities, which gives it very broad reach and strong name recognition among everyday commuters.</w:t>
+        <w:t>ParkMobile is the dominant application for on street and municipal parking. Drivers park, pay for a session from their phone, and extend that session remotely without returning to the meter. It is adopted widely by cities, which gives it very broad reach and strong name recognition among everyday commuters.</w:t>
       </w:r>
     </w:p>
     <w:p>
@@ -4551,7 +4224,6 @@
                 <w:rFonts w:ascii="Times New Roman" w:hAnsi="Times New Roman" w:cs="Times New Roman"/>
               </w:rPr>
             </w:pPr>
-            <w:proofErr w:type="spellStart"/>
             <w:r>
               <w:rPr>
                 <w:rFonts w:ascii="Times New Roman" w:hAnsi="Times New Roman" w:cs="Times New Roman"/>
@@ -4563,7 +4235,6 @@
               </w:rPr>
               <w:t>SpotHero</w:t>
             </w:r>
-            <w:proofErr w:type="spellEnd"/>
           </w:p>
         </w:tc>
         <w:tc>
@@ -4584,7 +4255,6 @@
                 <w:rFonts w:ascii="Times New Roman" w:hAnsi="Times New Roman" w:cs="Times New Roman"/>
               </w:rPr>
             </w:pPr>
-            <w:proofErr w:type="spellStart"/>
             <w:r>
               <w:rPr>
                 <w:rFonts w:ascii="Times New Roman" w:hAnsi="Times New Roman" w:cs="Times New Roman"/>
@@ -4596,7 +4266,6 @@
               </w:rPr>
               <w:t>ParkWhiz</w:t>
             </w:r>
-            <w:proofErr w:type="spellEnd"/>
           </w:p>
         </w:tc>
         <w:tc>
@@ -5340,21 +5009,7 @@
         <w:rPr>
           <w:rFonts w:ascii="Times New Roman" w:hAnsi="Times New Roman" w:cs="Times New Roman"/>
         </w:rPr>
-        <w:t xml:space="preserve">ccurate real time availability: rather than showing only the spaces an operator has listed for sale, the platform will report live occupancy from operator systems and sensor feeds, so a driver sees what </w:t>
-      </w:r>
-      <w:proofErr w:type="gramStart"/>
-      <w:r>
-        <w:rPr>
-          <w:rFonts w:ascii="Times New Roman" w:hAnsi="Times New Roman" w:cs="Times New Roman"/>
-        </w:rPr>
-        <w:t>is actually free right now</w:t>
-      </w:r>
-      <w:proofErr w:type="gramEnd"/>
-      <w:r>
-        <w:rPr>
-          <w:rFonts w:ascii="Times New Roman" w:hAnsi="Times New Roman" w:cs="Times New Roman"/>
-        </w:rPr>
-        <w:t>.</w:t>
+        <w:t>ccurate real time availability: rather than showing only the spaces an operator has listed for sale, the platform will report live occupancy from operator systems and sensor feeds, so a driver sees what is actually free right now.</w:t>
       </w:r>
     </w:p>
     <w:p>
@@ -5483,35 +5138,7 @@
         <w:rPr>
           <w:rFonts w:ascii="Times New Roman" w:hAnsi="Times New Roman" w:cs="Times New Roman"/>
         </w:rPr>
-        <w:t>$</w:t>
-      </w:r>
-      <w:proofErr w:type="spellStart"/>
-      <w:r>
-        <w:rPr>
-          <w:rFonts w:ascii="Times New Roman" w:hAnsi="Times New Roman" w:cs="Times New Roman"/>
-        </w:rPr>
-        <w:t>oftware</w:t>
-      </w:r>
-      <w:proofErr w:type="spellEnd"/>
-      <w:r>
-        <w:rPr>
-          <w:rFonts w:ascii="Times New Roman" w:hAnsi="Times New Roman" w:cs="Times New Roman"/>
-        </w:rPr>
-        <w:t xml:space="preserve"> ¢</w:t>
-      </w:r>
-      <w:proofErr w:type="spellStart"/>
-      <w:r>
-        <w:rPr>
-          <w:rFonts w:ascii="Times New Roman" w:hAnsi="Times New Roman" w:cs="Times New Roman"/>
-        </w:rPr>
-        <w:t>orp</w:t>
-      </w:r>
-      <w:proofErr w:type="spellEnd"/>
-      <w:r>
-        <w:rPr>
-          <w:rFonts w:ascii="Times New Roman" w:hAnsi="Times New Roman" w:cs="Times New Roman"/>
-        </w:rPr>
-        <w:t xml:space="preserve"> is a software development studio that designs, builds, and delivers complete platforms for clients in the transportation and mobility sector. The studio operates with unlimited theoretical resources and budget, which allows the project to be planned around the best solution rather than around cost. Work is delivered by six teams: mobile application, web application, backend and API, mapping and location services, payment integration, and quality assurance and testing.</w:t>
+        <w:t>$oftware ¢orp is a software development studio that designs, builds, and delivers complete platforms for clients in the transportation and mobility sector. The studio operates with unlimited theoretical resources and budget, which allows the project to be planned around the best solution rather than around cost. Work is delivered by six teams: mobile application, web application, backend and API, mapping and location services, payment integration, and quality assurance and testing.</w:t>
       </w:r>
     </w:p>
     <w:p>
@@ -5555,35 +5182,7 @@
         <w:rPr>
           <w:rFonts w:ascii="Times New Roman" w:hAnsi="Times New Roman" w:cs="Times New Roman"/>
         </w:rPr>
-        <w:t>The operator issued a request for proposal for a platform that would serve both audiences at once. $</w:t>
-      </w:r>
-      <w:proofErr w:type="spellStart"/>
-      <w:r>
-        <w:rPr>
-          <w:rFonts w:ascii="Times New Roman" w:hAnsi="Times New Roman" w:cs="Times New Roman"/>
-        </w:rPr>
-        <w:t>oftware</w:t>
-      </w:r>
-      <w:proofErr w:type="spellEnd"/>
-      <w:r>
-        <w:rPr>
-          <w:rFonts w:ascii="Times New Roman" w:hAnsi="Times New Roman" w:cs="Times New Roman"/>
-        </w:rPr>
-        <w:t xml:space="preserve"> ¢</w:t>
-      </w:r>
-      <w:proofErr w:type="spellStart"/>
-      <w:r>
-        <w:rPr>
-          <w:rFonts w:ascii="Times New Roman" w:hAnsi="Times New Roman" w:cs="Times New Roman"/>
-        </w:rPr>
-        <w:t>orp</w:t>
-      </w:r>
-      <w:proofErr w:type="spellEnd"/>
-      <w:r>
-        <w:rPr>
-          <w:rFonts w:ascii="Times New Roman" w:hAnsi="Times New Roman" w:cs="Times New Roman"/>
-        </w:rPr>
-        <w:t xml:space="preserve"> was selected because the proposal treated the operator dashboard and the driver application as equal halves of a single system rather than building a consumer app and adding reporting later. The engagement covers full delivery of the platform, from requirements gathering through testing and release.</w:t>
+        <w:t>The operator issued a request for proposal for a platform that would serve both audiences at once. $oftware ¢orp was selected because the proposal treated the operator dashboard and the driver application as equal halves of a single system rather than building a consumer app and adding reporting later. The engagement covers full delivery of the platform, from requirements gathering through testing and release.</w:t>
       </w:r>
     </w:p>
     <w:p>
@@ -5620,19 +5219,19 @@
           <w:sz w:val="22"/>
           <w:szCs w:val="22"/>
         </w:rPr>
-        <w:t xml:space="preserve">Drivers lose a significant amount of time searching for parking. The search creates congestion, wastes time that could be spent elsewhere, and adds cars to streets that are already crowded. Parking operators face the other half of the same problem, since they lack the tools to monitor how </w:t>
-      </w:r>
-      <w:proofErr w:type="gramStart"/>
-      <w:r>
+        <w:t>Drivers lose a significant amount of time searching for parking. The search creates congestion, wastes time that could be spent elsewhere, and adds cars to streets that are already crowded. Parking operators face the other half of the same problem, since they lack the tools to monitor how full their facilities are, to set prices against real demand, and to improve the use of the spaces they already have. A garage can sit half empty while drivers circle the block outside it, because neither side can see what the other is doing.</w:t>
+      </w:r>
+    </w:p>
+    <w:p>
+      <w:pPr>
+        <w:pStyle w:val="Heading2"/>
         <w:rPr>
           <w:rFonts w:ascii="Times New Roman" w:eastAsia="Calibri" w:hAnsi="Times New Roman" w:cs="Times New Roman"/>
           <w:color w:val="262626"/>
           <w:sz w:val="22"/>
           <w:szCs w:val="22"/>
         </w:rPr>
-        <w:t>full</w:t>
-      </w:r>
-      <w:proofErr w:type="gramEnd"/>
+      </w:pPr>
       <w:r>
         <w:rPr>
           <w:rFonts w:ascii="Times New Roman" w:eastAsia="Calibri" w:hAnsi="Times New Roman" w:cs="Times New Roman"/>
@@ -5640,47 +5239,7 @@
           <w:sz w:val="22"/>
           <w:szCs w:val="22"/>
         </w:rPr>
-        <w:t xml:space="preserve"> their facilities are, to set prices against real demand, and to improve the use of the spaces they already have. A garage can sit half empty while drivers circle the block outside it, because neither side can see what the other is doing.</w:t>
-      </w:r>
-    </w:p>
-    <w:p>
-      <w:pPr>
-        <w:pStyle w:val="Heading2"/>
-        <w:rPr>
-          <w:rFonts w:ascii="Times New Roman" w:eastAsia="Calibri" w:hAnsi="Times New Roman" w:cs="Times New Roman"/>
-          <w:color w:val="262626"/>
-          <w:sz w:val="22"/>
-          <w:szCs w:val="22"/>
-        </w:rPr>
-      </w:pPr>
-      <w:r>
-        <w:rPr>
-          <w:rFonts w:ascii="Times New Roman" w:eastAsia="Calibri" w:hAnsi="Times New Roman" w:cs="Times New Roman"/>
-          <w:color w:val="262626"/>
-          <w:sz w:val="22"/>
-          <w:szCs w:val="22"/>
-        </w:rPr>
-        <w:t xml:space="preserve">The Smart Parking Platform solves that problem from both directions. It shows drivers which spaces are available at that moment, lets them reserve and pay before they arrive, and guides them to the space itself. It gives operators a live view of occupancy, control over their pricing, and reports that show how their facilities are </w:t>
-      </w:r>
-      <w:proofErr w:type="gramStart"/>
-      <w:r>
-        <w:rPr>
-          <w:rFonts w:ascii="Times New Roman" w:eastAsia="Calibri" w:hAnsi="Times New Roman" w:cs="Times New Roman"/>
-          <w:color w:val="262626"/>
-          <w:sz w:val="22"/>
-          <w:szCs w:val="22"/>
-        </w:rPr>
-        <w:t>actually used</w:t>
-      </w:r>
-      <w:proofErr w:type="gramEnd"/>
-      <w:r>
-        <w:rPr>
-          <w:rFonts w:ascii="Times New Roman" w:eastAsia="Calibri" w:hAnsi="Times New Roman" w:cs="Times New Roman"/>
-          <w:color w:val="262626"/>
-          <w:sz w:val="22"/>
-          <w:szCs w:val="22"/>
-        </w:rPr>
-        <w:t>.</w:t>
+        <w:t>The Smart Parking Platform solves that problem from both directions. It shows drivers which spaces are available at that moment, lets them reserve and pay before they arrive, and guides them to the space itself. It gives operators a live view of occupancy, control over their pricing, and reports that show how their facilities are actually used.</w:t>
       </w:r>
     </w:p>
     <w:p/>
@@ -5813,35 +5372,7 @@
         <w:rPr>
           <w:rFonts w:ascii="Times New Roman" w:hAnsi="Times New Roman" w:cs="Times New Roman"/>
         </w:rPr>
-        <w:t xml:space="preserve">Valet services and </w:t>
-      </w:r>
-      <w:proofErr w:type="gramStart"/>
-      <w:r>
-        <w:rPr>
-          <w:rFonts w:ascii="Times New Roman" w:hAnsi="Times New Roman" w:cs="Times New Roman"/>
-        </w:rPr>
-        <w:t>attendant</w:t>
-      </w:r>
-      <w:proofErr w:type="gramEnd"/>
-      <w:r>
-        <w:rPr>
-          <w:rFonts w:ascii="Times New Roman" w:hAnsi="Times New Roman" w:cs="Times New Roman"/>
-        </w:rPr>
-        <w:t xml:space="preserve"> </w:t>
-      </w:r>
-      <w:proofErr w:type="gramStart"/>
-      <w:r>
-        <w:rPr>
-          <w:rFonts w:ascii="Times New Roman" w:hAnsi="Times New Roman" w:cs="Times New Roman"/>
-        </w:rPr>
-        <w:t>managed</w:t>
-      </w:r>
-      <w:proofErr w:type="gramEnd"/>
-      <w:r>
-        <w:rPr>
-          <w:rFonts w:ascii="Times New Roman" w:hAnsi="Times New Roman" w:cs="Times New Roman"/>
-        </w:rPr>
-        <w:t xml:space="preserve"> parking.</w:t>
+        <w:t>Valet services and attendant managed parking.</w:t>
       </w:r>
     </w:p>
     <w:p>
@@ -6063,21 +5594,7 @@
         <w:rPr>
           <w:rFonts w:ascii="Times New Roman" w:hAnsi="Times New Roman" w:cs="Times New Roman"/>
         </w:rPr>
-        <w:t xml:space="preserve">The Smart Parking Platform is a new system and does not replace an existing product at the </w:t>
-      </w:r>
-      <w:proofErr w:type="gramStart"/>
-      <w:r>
-        <w:rPr>
-          <w:rFonts w:ascii="Times New Roman" w:hAnsi="Times New Roman" w:cs="Times New Roman"/>
-        </w:rPr>
-        <w:t>operator</w:t>
-      </w:r>
-      <w:proofErr w:type="gramEnd"/>
-      <w:r>
-        <w:rPr>
-          <w:rFonts w:ascii="Times New Roman" w:hAnsi="Times New Roman" w:cs="Times New Roman"/>
-        </w:rPr>
-        <w:t xml:space="preserve"> or the city. It presents two faces on one shared backend. Drivers use a mobile and web application to find, reserve, and pay for a space, and parking operators use a dashboard to manage facilities, pricing, and reporting. </w:t>
+        <w:t xml:space="preserve">The Smart Parking Platform is a new system and does not replace an existing product at the operator or the city. It presents two faces on one shared backend. Drivers use a mobile and web application to find, reserve, and pay for a space, and parking operators use a dashboard to manage facilities, pricing, and reporting. </w:t>
       </w:r>
       <w:r>
         <w:rPr>
@@ -6089,35 +5606,7 @@
         <w:rPr>
           <w:rFonts w:ascii="Times New Roman" w:hAnsi="Times New Roman" w:cs="Times New Roman"/>
         </w:rPr>
-        <w:t xml:space="preserve"> space sold to a driver leaves the </w:t>
-      </w:r>
-      <w:proofErr w:type="gramStart"/>
-      <w:r>
-        <w:rPr>
-          <w:rFonts w:ascii="Times New Roman" w:hAnsi="Times New Roman" w:cs="Times New Roman"/>
-        </w:rPr>
-        <w:t>operator</w:t>
-      </w:r>
-      <w:proofErr w:type="gramEnd"/>
-      <w:r>
-        <w:rPr>
-          <w:rFonts w:ascii="Times New Roman" w:hAnsi="Times New Roman" w:cs="Times New Roman"/>
-        </w:rPr>
-        <w:t xml:space="preserve"> view </w:t>
-      </w:r>
-      <w:proofErr w:type="gramStart"/>
-      <w:r>
-        <w:rPr>
-          <w:rFonts w:ascii="Times New Roman" w:hAnsi="Times New Roman" w:cs="Times New Roman"/>
-        </w:rPr>
-        <w:t>in</w:t>
-      </w:r>
-      <w:proofErr w:type="gramEnd"/>
-      <w:r>
-        <w:rPr>
-          <w:rFonts w:ascii="Times New Roman" w:hAnsi="Times New Roman" w:cs="Times New Roman"/>
-        </w:rPr>
-        <w:t xml:space="preserve"> the same moment.</w:t>
+        <w:t xml:space="preserve"> space sold to a driver leaves the operator view in the same moment.</w:t>
       </w:r>
     </w:p>
     <w:p>
@@ -6184,21 +5673,7 @@
         <w:rPr>
           <w:rFonts w:ascii="Times New Roman" w:hAnsi="Times New Roman" w:cs="Times New Roman"/>
         </w:rPr>
-        <w:t xml:space="preserve"> Drivers use the platform occasionally and receive no training, so the driver application </w:t>
-      </w:r>
-      <w:proofErr w:type="gramStart"/>
-      <w:r>
-        <w:rPr>
-          <w:rFonts w:ascii="Times New Roman" w:hAnsi="Times New Roman" w:cs="Times New Roman"/>
-        </w:rPr>
-        <w:t>has to</w:t>
-      </w:r>
-      <w:proofErr w:type="gramEnd"/>
-      <w:r>
-        <w:rPr>
-          <w:rFonts w:ascii="Times New Roman" w:hAnsi="Times New Roman" w:cs="Times New Roman"/>
-        </w:rPr>
-        <w:t xml:space="preserve"> work on the first attempt. Operators use it daily and need depth over simplicity. Finance and billing staff and system administrators use a narrow set of functions with elevated permissions.</w:t>
+        <w:t xml:space="preserve"> Drivers use the platform occasionally and receive no training, so the driver application has to work on the first attempt. Operators use it daily and need depth over simplicity. Finance and billing staff and system administrators use a narrow set of functions with elevated permissions.</w:t>
       </w:r>
     </w:p>
     <w:p>
@@ -6459,21 +5934,7 @@
         <w:rPr>
           <w:rFonts w:ascii="Times New Roman" w:hAnsi="Times New Roman" w:cs="Times New Roman"/>
         </w:rPr>
-        <w:t xml:space="preserve"> Supplies base maps, geocoding, and </w:t>
-      </w:r>
-      <w:proofErr w:type="gramStart"/>
-      <w:r>
-        <w:rPr>
-          <w:rFonts w:ascii="Times New Roman" w:hAnsi="Times New Roman" w:cs="Times New Roman"/>
-        </w:rPr>
-        <w:t>routing</w:t>
-      </w:r>
-      <w:proofErr w:type="gramEnd"/>
-      <w:r>
-        <w:rPr>
-          <w:rFonts w:ascii="Times New Roman" w:hAnsi="Times New Roman" w:cs="Times New Roman"/>
-        </w:rPr>
-        <w:t xml:space="preserve"> to the reserved garage.</w:t>
+        <w:t xml:space="preserve"> Supplies base maps, geocoding, and routing to the reserved garage.</w:t>
       </w:r>
     </w:p>
     <w:p>
@@ -6498,21 +5959,7 @@
         <w:rPr>
           <w:rFonts w:ascii="Times New Roman" w:hAnsi="Times New Roman" w:cs="Times New Roman"/>
         </w:rPr>
-        <w:t xml:space="preserve"> Reports occupancy counts and entry and exit </w:t>
-      </w:r>
-      <w:proofErr w:type="gramStart"/>
-      <w:r>
-        <w:rPr>
-          <w:rFonts w:ascii="Times New Roman" w:hAnsi="Times New Roman" w:cs="Times New Roman"/>
-        </w:rPr>
-        <w:t>events, and</w:t>
-      </w:r>
-      <w:proofErr w:type="gramEnd"/>
-      <w:r>
-        <w:rPr>
-          <w:rFonts w:ascii="Times New Roman" w:hAnsi="Times New Roman" w:cs="Times New Roman"/>
-        </w:rPr>
-        <w:t xml:space="preserve"> validates a reservation at the gate.</w:t>
+        <w:t xml:space="preserve"> Reports occupancy counts and entry and exit events, and validates a reservation at the gate.</w:t>
       </w:r>
     </w:p>
     <w:p>
@@ -6533,13 +5980,7 @@
         <w:rPr>
           <w:rFonts w:ascii="Times New Roman" w:hAnsi="Times New Roman" w:cs="Times New Roman"/>
         </w:rPr>
-        <w:t xml:space="preserve"> </w:t>
-      </w:r>
-      <w:r>
-        <w:rPr>
-          <w:rFonts w:ascii="Times New Roman" w:hAnsi="Times New Roman" w:cs="Times New Roman"/>
-        </w:rPr>
-        <w:t>The city transportation department is a stakeholder rather than an actor. It receives aggregate reporting through the operator and does not sign in to the platform in the first version.</w:t>
+        <w:t xml:space="preserve"> The city transportation department is a stakeholder rather than an actor. It receives aggregate reporting through the operator and does not sign in to the platform in the first version.</w:t>
       </w:r>
     </w:p>
     <w:p/>
@@ -6666,21 +6107,7 @@
         <w:rPr>
           <w:rFonts w:ascii="Times New Roman" w:hAnsi="Times New Roman" w:cs="Times New Roman"/>
         </w:rPr>
-        <w:t xml:space="preserve">As a driver, I want to reserve a parking space for a selected time so that </w:t>
-      </w:r>
-      <w:proofErr w:type="gramStart"/>
-      <w:r>
-        <w:rPr>
-          <w:rFonts w:ascii="Times New Roman" w:hAnsi="Times New Roman" w:cs="Times New Roman"/>
-        </w:rPr>
-        <w:t>a space</w:t>
-      </w:r>
-      <w:proofErr w:type="gramEnd"/>
-      <w:r>
-        <w:rPr>
-          <w:rFonts w:ascii="Times New Roman" w:hAnsi="Times New Roman" w:cs="Times New Roman"/>
-        </w:rPr>
-        <w:t xml:space="preserve"> is available when I arrive.</w:t>
+        <w:t>As a driver, I want to reserve a parking space for a selected time so that a space is available when I arrive.</w:t>
       </w:r>
     </w:p>
     <w:p>
@@ -7119,21 +6546,7 @@
         <w:rPr>
           <w:rFonts w:ascii="Times New Roman" w:hAnsi="Times New Roman" w:cs="Times New Roman"/>
         </w:rPr>
-        <w:t xml:space="preserve">This section presents the work breakdown structure for the Smart Parking Platform and the schedule that is derived from it. The breakdown decomposes the platform into deliverables, the schedule places those deliverables into weeks, and the milestone table marks the points at which a group of deliverables is complete. The schedule covers fifteen working weeks. Week 1 begins Thursday August 27, </w:t>
-      </w:r>
-      <w:proofErr w:type="gramStart"/>
-      <w:r>
-        <w:rPr>
-          <w:rFonts w:ascii="Times New Roman" w:hAnsi="Times New Roman" w:cs="Times New Roman"/>
-        </w:rPr>
-        <w:t>2026</w:t>
-      </w:r>
-      <w:proofErr w:type="gramEnd"/>
-      <w:r>
-        <w:rPr>
-          <w:rFonts w:ascii="Times New Roman" w:hAnsi="Times New Roman" w:cs="Times New Roman"/>
-        </w:rPr>
-        <w:t xml:space="preserve"> and week 15 ends Wednesday December 9, 2026.</w:t>
+        <w:t>This section presents the work breakdown structure for the Smart Parking Platform and the schedule that is derived from it. The breakdown decomposes the platform into deliverables, the schedule places those deliverables into weeks, and the milestone table marks the points at which a group of deliverables is complete. The schedule covers fifteen working weeks. Week 1 begins Thursday August 27, 2026 and week 15 ends Wednesday December 9, 2026.</w:t>
       </w:r>
     </w:p>
     <w:p>
@@ -8467,21 +7880,7 @@
           <w:rFonts w:ascii="Times New Roman" w:hAnsi="Times New Roman" w:cs="Times New Roman"/>
         </w:rPr>
         <w:lastRenderedPageBreak/>
-        <w:t xml:space="preserve">Durations assume the six delivery teams work in parallel </w:t>
-      </w:r>
-      <w:proofErr w:type="gramStart"/>
-      <w:r>
-        <w:rPr>
-          <w:rFonts w:ascii="Times New Roman" w:hAnsi="Times New Roman" w:cs="Times New Roman"/>
-        </w:rPr>
-        <w:t>on</w:t>
-      </w:r>
-      <w:proofErr w:type="gramEnd"/>
-      <w:r>
-        <w:rPr>
-          <w:rFonts w:ascii="Times New Roman" w:hAnsi="Times New Roman" w:cs="Times New Roman"/>
-        </w:rPr>
-        <w:t xml:space="preserve"> their own branches, as described in Section 9.</w:t>
+        <w:t>Durations assume the six delivery teams work in parallel on their own branches, as described in Section 9.</w:t>
       </w:r>
     </w:p>
     <w:p>
@@ -8533,7 +7932,7 @@
           <w14:ligatures w14:val="standardContextual"/>
         </w:rPr>
         <w:drawing>
-          <wp:anchor distT="0" distB="0" distL="114300" distR="114300" simplePos="0" relativeHeight="251677696" behindDoc="0" locked="0" layoutInCell="1" allowOverlap="1" wp14:anchorId="26B23660" wp14:editId="33354CA0">
+          <wp:anchor distT="0" distB="0" distL="114300" distR="114300" simplePos="0" relativeHeight="251677696" behindDoc="0" locked="0" layoutInCell="1" allowOverlap="1" wp14:anchorId="26B23660" wp14:editId="26B32F85">
             <wp:simplePos x="0" y="0"/>
             <wp:positionH relativeFrom="margin">
               <wp:align>center</wp:align>
@@ -9437,7 +8836,7 @@
           <w:noProof/>
         </w:rPr>
         <w:drawing>
-          <wp:anchor distT="0" distB="0" distL="114300" distR="114300" simplePos="0" relativeHeight="251673600" behindDoc="0" locked="0" layoutInCell="1" allowOverlap="1" wp14:anchorId="6D631B46" wp14:editId="233165B6">
+          <wp:anchor distT="0" distB="0" distL="114300" distR="114300" simplePos="0" relativeHeight="251673600" behindDoc="0" locked="0" layoutInCell="1" allowOverlap="1" wp14:anchorId="6D631B46" wp14:editId="75004710">
             <wp:simplePos x="0" y="0"/>
             <wp:positionH relativeFrom="margin">
               <wp:posOffset>3000150</wp:posOffset>
@@ -9507,7 +8906,7 @@
           <w:noProof/>
         </w:rPr>
         <w:drawing>
-          <wp:anchor distT="0" distB="0" distL="114300" distR="114300" simplePos="0" relativeHeight="251669504" behindDoc="0" locked="0" layoutInCell="1" allowOverlap="1" wp14:anchorId="5645262F" wp14:editId="2C81285F">
+          <wp:anchor distT="0" distB="0" distL="114300" distR="114300" simplePos="0" relativeHeight="251669504" behindDoc="0" locked="0" layoutInCell="1" allowOverlap="1" wp14:anchorId="5645262F" wp14:editId="42D15D97">
             <wp:simplePos x="0" y="0"/>
             <wp:positionH relativeFrom="margin">
               <wp:posOffset>-281489</wp:posOffset>
@@ -9575,35 +8974,7 @@
         <w:rPr>
           <w:rFonts w:ascii="Times New Roman" w:hAnsi="Times New Roman" w:cs="Times New Roman"/>
         </w:rPr>
-        <w:t xml:space="preserve">This section presents the risk management approach for the Smart Parking Platform and the register that is derived from it. The rating scales assign a probability and an impact to every risk, the matrix converts that pair into a single risk level, and the register records the response strategy, the owner, and the </w:t>
-      </w:r>
-      <w:proofErr w:type="gramStart"/>
-      <w:r>
-        <w:rPr>
-          <w:rFonts w:ascii="Times New Roman" w:hAnsi="Times New Roman" w:cs="Times New Roman"/>
-        </w:rPr>
-        <w:t>current status</w:t>
-      </w:r>
-      <w:proofErr w:type="gramEnd"/>
-      <w:r>
-        <w:rPr>
-          <w:rFonts w:ascii="Times New Roman" w:hAnsi="Times New Roman" w:cs="Times New Roman"/>
-        </w:rPr>
-        <w:t xml:space="preserve"> for each entry. Sixteen risks are recorded, four in each of the four categories the project tracks: technical, schedule, financial, and people. The register is baselined at the end of the plan and requirements phase in week 4 and is reviewed every two weeks, so probability and impact are </w:t>
-      </w:r>
-      <w:proofErr w:type="gramStart"/>
-      <w:r>
-        <w:rPr>
-          <w:rFonts w:ascii="Times New Roman" w:hAnsi="Times New Roman" w:cs="Times New Roman"/>
-        </w:rPr>
-        <w:t>rescored</w:t>
-      </w:r>
-      <w:proofErr w:type="gramEnd"/>
-      <w:r>
-        <w:rPr>
-          <w:rFonts w:ascii="Times New Roman" w:hAnsi="Times New Roman" w:cs="Times New Roman"/>
-        </w:rPr>
-        <w:t xml:space="preserve"> as the project moves through the phases in Section 6.3.</w:t>
+        <w:t>This section presents the risk management approach for the Smart Parking Platform and the register that is derived from it. The rating scales assign a probability and an impact to every risk, the matrix converts that pair into a single risk level, and the register records the response strategy, the owner, and the current status for each entry. Sixteen risks are recorded, four in each of the four categories the project tracks: technical, schedule, financial, and people. The register is baselined at the end of the plan and requirements phase in week 4 and is reviewed every two weeks, so probability and impact are rescored as the project moves through the phases in Section 6.3.</w:t>
       </w:r>
     </w:p>
     <w:p>
@@ -9630,35 +9001,7 @@
         <w:rPr>
           <w:rFonts w:ascii="Times New Roman" w:hAnsi="Times New Roman" w:cs="Times New Roman"/>
         </w:rPr>
-        <w:t xml:space="preserve">Every risk is scored on two </w:t>
-      </w:r>
-      <w:proofErr w:type="gramStart"/>
-      <w:r>
-        <w:rPr>
-          <w:rFonts w:ascii="Times New Roman" w:hAnsi="Times New Roman" w:cs="Times New Roman"/>
-        </w:rPr>
-        <w:t>five point</w:t>
-      </w:r>
-      <w:proofErr w:type="gramEnd"/>
-      <w:r>
-        <w:rPr>
-          <w:rFonts w:ascii="Times New Roman" w:hAnsi="Times New Roman" w:cs="Times New Roman"/>
-        </w:rPr>
-        <w:t xml:space="preserve"> scales, one for the probability that it occurs and one for the impact if it does. The two scores meet in a </w:t>
-      </w:r>
-      <w:proofErr w:type="gramStart"/>
-      <w:r>
-        <w:rPr>
-          <w:rFonts w:ascii="Times New Roman" w:hAnsi="Times New Roman" w:cs="Times New Roman"/>
-        </w:rPr>
-        <w:t>five by five</w:t>
-      </w:r>
-      <w:proofErr w:type="gramEnd"/>
-      <w:r>
-        <w:rPr>
-          <w:rFonts w:ascii="Times New Roman" w:hAnsi="Times New Roman" w:cs="Times New Roman"/>
-        </w:rPr>
-        <w:t xml:space="preserve"> matrix that resolves them into a single level of low, medium, high, or extreme, so a rare risk with severe consequences and a frequent risk with minor ones do not end up at the same priority. Each risk is then given one of four responses: avoid, mitigate, transfer, or accept.</w:t>
+        <w:t>Every risk is scored on two five point scales, one for the probability that it occurs and one for the impact if it does. The two scores meet in a five by five matrix that resolves them into a single level of low, medium, high, or extreme, so a rare risk with severe consequences and a frequent risk with minor ones do not end up at the same priority. Each risk is then given one of four responses: avoid, mitigate, transfer, or accept.</w:t>
       </w:r>
     </w:p>
     <w:p>
@@ -9743,7 +9086,7 @@
           <w:noProof/>
         </w:rPr>
         <w:drawing>
-          <wp:anchor distT="0" distB="0" distL="114300" distR="114300" simplePos="0" relativeHeight="251671552" behindDoc="0" locked="0" layoutInCell="1" allowOverlap="1" wp14:anchorId="1A105422" wp14:editId="0156CA7E">
+          <wp:anchor distT="0" distB="0" distL="114300" distR="114300" simplePos="0" relativeHeight="251671552" behindDoc="0" locked="0" layoutInCell="1" allowOverlap="1" wp14:anchorId="1A105422" wp14:editId="67C9C682">
             <wp:simplePos x="0" y="0"/>
             <wp:positionH relativeFrom="margin">
               <wp:posOffset>636905</wp:posOffset>
@@ -9842,63 +9185,7 @@
         <w:rPr>
           <w:rFonts w:ascii="Times New Roman" w:hAnsi="Times New Roman" w:cs="Times New Roman"/>
         </w:rPr>
-        <w:t xml:space="preserve">The Smart Parking Platform is delivered by six teams working in parallel, so information </w:t>
-      </w:r>
-      <w:proofErr w:type="gramStart"/>
-      <w:r>
-        <w:rPr>
-          <w:rFonts w:ascii="Times New Roman" w:hAnsi="Times New Roman" w:cs="Times New Roman"/>
-        </w:rPr>
-        <w:t>has to</w:t>
-      </w:r>
-      <w:proofErr w:type="gramEnd"/>
-      <w:r>
-        <w:rPr>
-          <w:rFonts w:ascii="Times New Roman" w:hAnsi="Times New Roman" w:cs="Times New Roman"/>
-        </w:rPr>
-        <w:t xml:space="preserve"> move between them </w:t>
-      </w:r>
-      <w:proofErr w:type="gramStart"/>
-      <w:r>
-        <w:rPr>
-          <w:rFonts w:ascii="Times New Roman" w:hAnsi="Times New Roman" w:cs="Times New Roman"/>
-        </w:rPr>
-        <w:t>on</w:t>
-      </w:r>
-      <w:proofErr w:type="gramEnd"/>
-      <w:r>
-        <w:rPr>
-          <w:rFonts w:ascii="Times New Roman" w:hAnsi="Times New Roman" w:cs="Times New Roman"/>
-        </w:rPr>
-        <w:t xml:space="preserve"> a fixed rhythm rather than on demand. This section names those teams, sets the meeting cadence each one follows, and defines what every audience receives and through which method. Counting the six team </w:t>
-      </w:r>
-      <w:proofErr w:type="gramStart"/>
-      <w:r>
-        <w:rPr>
-          <w:rFonts w:ascii="Times New Roman" w:hAnsi="Times New Roman" w:cs="Times New Roman"/>
-        </w:rPr>
-        <w:t>leads</w:t>
-      </w:r>
-      <w:proofErr w:type="gramEnd"/>
-      <w:r>
-        <w:rPr>
-          <w:rFonts w:ascii="Times New Roman" w:hAnsi="Times New Roman" w:cs="Times New Roman"/>
-        </w:rPr>
-        <w:t xml:space="preserve"> and the project manager, the project carries </w:t>
-      </w:r>
-      <w:proofErr w:type="gramStart"/>
-      <w:r>
-        <w:rPr>
-          <w:rFonts w:ascii="Times New Roman" w:hAnsi="Times New Roman" w:cs="Times New Roman"/>
-        </w:rPr>
-        <w:t>twenty one</w:t>
-      </w:r>
-      <w:proofErr w:type="gramEnd"/>
-      <w:r>
-        <w:rPr>
-          <w:rFonts w:ascii="Times New Roman" w:hAnsi="Times New Roman" w:cs="Times New Roman"/>
-        </w:rPr>
-        <w:t xml:space="preserve"> channels at the coordination level, so cross team decisions are made at a single weekly sync and the detail inside each team stays inside its own standup.</w:t>
+        <w:t>The Smart Parking Platform is delivered by six teams working in parallel, so information has to move between them on a fixed rhythm rather than on demand. This section names those teams, sets the meeting cadence each one follows, and defines what every audience receives and through which method. Counting the six team leads and the project manager, the project carries twenty one channels at the coordination level, so cross team decisions are made at a single weekly sync and the detail inside each team stays inside its own standup.</w:t>
       </w:r>
     </w:p>
     <w:p>
@@ -10050,7 +9337,7 @@
         </w:rPr>
         <w:lastRenderedPageBreak/>
         <w:drawing>
-          <wp:anchor distT="0" distB="0" distL="114300" distR="114300" simplePos="0" relativeHeight="251666432" behindDoc="0" locked="0" layoutInCell="1" allowOverlap="1" wp14:anchorId="2EA6F285" wp14:editId="3A3E2B8C">
+          <wp:anchor distT="0" distB="0" distL="114300" distR="114300" simplePos="0" relativeHeight="251666432" behindDoc="0" locked="0" layoutInCell="1" allowOverlap="1" wp14:anchorId="2EA6F285" wp14:editId="7219EDEE">
             <wp:simplePos x="0" y="0"/>
             <wp:positionH relativeFrom="margin">
               <wp:align>center</wp:align>
@@ -12582,6 +11869,7 @@
   <w:style w:type="character" w:default="1" w:styleId="DefaultParagraphFont">
     <w:name w:val="Default Paragraph Font"/>
     <w:uiPriority w:val="1"/>
+    <w:semiHidden/>
     <w:unhideWhenUsed/>
   </w:style>
   <w:style w:type="table" w:default="1" w:styleId="TableNormal">

--- a/Semester Project Documentation.docx
+++ b/Semester Project Documentation.docx
@@ -81,8 +81,42 @@
           <w:sz w:val="24"/>
           <w:szCs w:val="24"/>
         </w:rPr>
-        <w:t>Prepared by $oftware ¢orp</w:t>
-      </w:r>
+        <w:t>Prepared by $</w:t>
+      </w:r>
+      <w:proofErr w:type="spellStart"/>
+      <w:r>
+        <w:rPr>
+          <w:rFonts w:ascii="Times New Roman" w:hAnsi="Times New Roman" w:cs="Times New Roman"/>
+          <w:b/>
+          <w:bCs/>
+          <w:sz w:val="24"/>
+          <w:szCs w:val="24"/>
+        </w:rPr>
+        <w:t>oftware</w:t>
+      </w:r>
+      <w:proofErr w:type="spellEnd"/>
+      <w:r>
+        <w:rPr>
+          <w:rFonts w:ascii="Times New Roman" w:hAnsi="Times New Roman" w:cs="Times New Roman"/>
+          <w:b/>
+          <w:bCs/>
+          <w:sz w:val="24"/>
+          <w:szCs w:val="24"/>
+        </w:rPr>
+        <w:t xml:space="preserve"> ¢</w:t>
+      </w:r>
+      <w:proofErr w:type="spellStart"/>
+      <w:r>
+        <w:rPr>
+          <w:rFonts w:ascii="Times New Roman" w:hAnsi="Times New Roman" w:cs="Times New Roman"/>
+          <w:b/>
+          <w:bCs/>
+          <w:sz w:val="24"/>
+          <w:szCs w:val="24"/>
+        </w:rPr>
+        <w:t>orp</w:t>
+      </w:r>
+      <w:proofErr w:type="spellEnd"/>
     </w:p>
     <w:p>
       <w:pPr>
@@ -112,13 +146,7 @@
         <w:rPr>
           <w:rFonts w:ascii="Times New Roman" w:hAnsi="Times New Roman" w:cs="Times New Roman"/>
         </w:rPr>
-        <w:t xml:space="preserve">September </w:t>
-      </w:r>
-      <w:r>
-        <w:rPr>
-          <w:rFonts w:ascii="Times New Roman" w:hAnsi="Times New Roman" w:cs="Times New Roman"/>
-        </w:rPr>
-        <w:t>30</w:t>
+        <w:t>October 07</w:t>
       </w:r>
       <w:r>
         <w:rPr>
@@ -147,7 +175,7 @@
           <w:rFonts w:ascii="Times New Roman" w:hAnsi="Times New Roman" w:cs="Times New Roman"/>
         </w:rPr>
       </w:pPr>
-      <w:bookmarkStart w:id="0" w:name="_Toc241617128"/>
+      <w:bookmarkStart w:id="0" w:name="_Toc242125898"/>
       <w:r>
         <w:rPr>
           <w:rFonts w:ascii="Times New Roman" w:hAnsi="Times New Roman" w:cs="Times New Roman"/>
@@ -444,7 +472,25 @@
                 <w:sz w:val="20"/>
                 <w:szCs w:val="20"/>
               </w:rPr>
-              <w:t>Initial draft. Worked on document structure, competitive analysis of existing parking platforms, the vision/scope section, and the fifteen use cases with a traceability table mapping each use case to the high level features.</w:t>
+              <w:t xml:space="preserve">Initial draft. Worked on document structure, competitive analysis of existing parking platforms, the vision/scope section, and the fifteen use cases with a traceability table mapping each use case to the </w:t>
+            </w:r>
+            <w:proofErr w:type="gramStart"/>
+            <w:r>
+              <w:rPr>
+                <w:rFonts w:ascii="Times New Roman" w:hAnsi="Times New Roman" w:cs="Times New Roman"/>
+                <w:sz w:val="20"/>
+                <w:szCs w:val="20"/>
+              </w:rPr>
+              <w:t>high level</w:t>
+            </w:r>
+            <w:proofErr w:type="gramEnd"/>
+            <w:r>
+              <w:rPr>
+                <w:rFonts w:ascii="Times New Roman" w:hAnsi="Times New Roman" w:cs="Times New Roman"/>
+                <w:sz w:val="20"/>
+                <w:szCs w:val="20"/>
+              </w:rPr>
+              <w:t xml:space="preserve"> features.</w:t>
             </w:r>
           </w:p>
         </w:tc>
@@ -785,6 +831,562 @@
           </w:p>
         </w:tc>
       </w:tr>
+      <w:tr>
+        <w:tc>
+          <w:tcPr>
+            <w:tcW w:w="1100" w:type="dxa"/>
+            <w:tcMar>
+              <w:top w:w="80" w:type="dxa"/>
+              <w:left w:w="120" w:type="dxa"/>
+              <w:bottom w:w="80" w:type="dxa"/>
+              <w:right w:w="120" w:type="dxa"/>
+            </w:tcMar>
+          </w:tcPr>
+          <w:p>
+            <w:pPr>
+              <w:spacing w:line="260" w:lineRule="auto"/>
+              <w:rPr>
+                <w:rFonts w:ascii="Times New Roman" w:hAnsi="Times New Roman" w:cs="Times New Roman"/>
+              </w:rPr>
+            </w:pPr>
+            <w:r>
+              <w:rPr>
+                <w:rFonts w:ascii="Times New Roman" w:hAnsi="Times New Roman" w:cs="Times New Roman"/>
+              </w:rPr>
+              <w:t>0.5</w:t>
+            </w:r>
+          </w:p>
+        </w:tc>
+        <w:tc>
+          <w:tcPr>
+            <w:tcW w:w="1900" w:type="dxa"/>
+            <w:tcMar>
+              <w:top w:w="80" w:type="dxa"/>
+              <w:left w:w="120" w:type="dxa"/>
+              <w:bottom w:w="80" w:type="dxa"/>
+              <w:right w:w="120" w:type="dxa"/>
+            </w:tcMar>
+          </w:tcPr>
+          <w:p>
+            <w:pPr>
+              <w:spacing w:line="260" w:lineRule="auto"/>
+              <w:rPr>
+                <w:rFonts w:ascii="Times New Roman" w:hAnsi="Times New Roman" w:cs="Times New Roman"/>
+                <w:sz w:val="20"/>
+                <w:szCs w:val="20"/>
+              </w:rPr>
+            </w:pPr>
+            <w:r>
+              <w:rPr>
+                <w:rFonts w:ascii="Times New Roman" w:hAnsi="Times New Roman" w:cs="Times New Roman"/>
+                <w:sz w:val="20"/>
+                <w:szCs w:val="20"/>
+              </w:rPr>
+              <w:t>October</w:t>
+            </w:r>
+            <w:r>
+              <w:rPr>
+                <w:rFonts w:ascii="Times New Roman" w:hAnsi="Times New Roman" w:cs="Times New Roman"/>
+                <w:sz w:val="20"/>
+                <w:szCs w:val="20"/>
+              </w:rPr>
+              <w:t xml:space="preserve"> </w:t>
+            </w:r>
+            <w:r>
+              <w:rPr>
+                <w:rFonts w:ascii="Times New Roman" w:hAnsi="Times New Roman" w:cs="Times New Roman"/>
+                <w:sz w:val="20"/>
+                <w:szCs w:val="20"/>
+              </w:rPr>
+              <w:t>7</w:t>
+            </w:r>
+            <w:r>
+              <w:rPr>
+                <w:rFonts w:ascii="Times New Roman" w:hAnsi="Times New Roman" w:cs="Times New Roman"/>
+                <w:sz w:val="20"/>
+                <w:szCs w:val="20"/>
+              </w:rPr>
+              <w:t>, 2026</w:t>
+            </w:r>
+          </w:p>
+        </w:tc>
+        <w:tc>
+          <w:tcPr>
+            <w:tcW w:w="2100" w:type="dxa"/>
+            <w:tcMar>
+              <w:top w:w="80" w:type="dxa"/>
+              <w:left w:w="120" w:type="dxa"/>
+              <w:bottom w:w="80" w:type="dxa"/>
+              <w:right w:w="120" w:type="dxa"/>
+            </w:tcMar>
+          </w:tcPr>
+          <w:p>
+            <w:pPr>
+              <w:spacing w:line="260" w:lineRule="auto"/>
+              <w:rPr>
+                <w:rFonts w:ascii="Times New Roman" w:hAnsi="Times New Roman" w:cs="Times New Roman"/>
+              </w:rPr>
+            </w:pPr>
+            <w:r>
+              <w:rPr>
+                <w:rFonts w:ascii="Times New Roman" w:hAnsi="Times New Roman" w:cs="Times New Roman"/>
+              </w:rPr>
+              <w:t>Elisa Castillo</w:t>
+            </w:r>
+          </w:p>
+        </w:tc>
+        <w:tc>
+          <w:tcPr>
+            <w:tcW w:w="4260" w:type="dxa"/>
+            <w:tcMar>
+              <w:top w:w="80" w:type="dxa"/>
+              <w:left w:w="120" w:type="dxa"/>
+              <w:bottom w:w="80" w:type="dxa"/>
+              <w:right w:w="120" w:type="dxa"/>
+            </w:tcMar>
+          </w:tcPr>
+          <w:p>
+            <w:pPr>
+              <w:spacing w:line="260" w:lineRule="auto"/>
+              <w:rPr>
+                <w:rFonts w:ascii="Times New Roman" w:hAnsi="Times New Roman" w:cs="Times New Roman"/>
+                <w:sz w:val="20"/>
+                <w:szCs w:val="20"/>
+              </w:rPr>
+            </w:pPr>
+            <w:r>
+              <w:rPr>
+                <w:rFonts w:ascii="Times New Roman" w:hAnsi="Times New Roman" w:cs="Times New Roman"/>
+                <w:sz w:val="20"/>
+                <w:szCs w:val="20"/>
+              </w:rPr>
+              <w:t xml:space="preserve">Added Section 7 Budget, with 7.1 Resource and Cost Plan and 7.2 Budgeted Cashflow. Built a </w:t>
+            </w:r>
+            <w:proofErr w:type="gramStart"/>
+            <w:r>
+              <w:rPr>
+                <w:rFonts w:ascii="Times New Roman" w:hAnsi="Times New Roman" w:cs="Times New Roman"/>
+                <w:sz w:val="20"/>
+                <w:szCs w:val="20"/>
+              </w:rPr>
+              <w:t>bottom up</w:t>
+            </w:r>
+            <w:proofErr w:type="gramEnd"/>
+            <w:r>
+              <w:rPr>
+                <w:rFonts w:ascii="Times New Roman" w:hAnsi="Times New Roman" w:cs="Times New Roman"/>
+                <w:sz w:val="20"/>
+                <w:szCs w:val="20"/>
+              </w:rPr>
+              <w:t xml:space="preserve"> estimate priced from the twenty </w:t>
+            </w:r>
+            <w:r>
+              <w:rPr>
+                <w:rFonts w:ascii="Times New Roman" w:hAnsi="Times New Roman" w:cs="Times New Roman"/>
+                <w:sz w:val="20"/>
+                <w:szCs w:val="20"/>
+              </w:rPr>
+              <w:t xml:space="preserve">staff </w:t>
+            </w:r>
+            <w:proofErr w:type="gramStart"/>
+            <w:r>
+              <w:rPr>
+                <w:rFonts w:ascii="Times New Roman" w:hAnsi="Times New Roman" w:cs="Times New Roman"/>
+                <w:sz w:val="20"/>
+                <w:szCs w:val="20"/>
+              </w:rPr>
+              <w:t>role</w:t>
+            </w:r>
+            <w:r>
+              <w:rPr>
+                <w:rFonts w:ascii="Times New Roman" w:hAnsi="Times New Roman" w:cs="Times New Roman"/>
+                <w:sz w:val="20"/>
+                <w:szCs w:val="20"/>
+              </w:rPr>
+              <w:t>s</w:t>
+            </w:r>
+            <w:r>
+              <w:rPr>
+                <w:rFonts w:ascii="Times New Roman" w:hAnsi="Times New Roman" w:cs="Times New Roman"/>
+                <w:sz w:val="20"/>
+                <w:szCs w:val="20"/>
+              </w:rPr>
+              <w:t>, and</w:t>
+            </w:r>
+            <w:proofErr w:type="gramEnd"/>
+            <w:r>
+              <w:rPr>
+                <w:rFonts w:ascii="Times New Roman" w:hAnsi="Times New Roman" w:cs="Times New Roman"/>
+                <w:sz w:val="20"/>
+                <w:szCs w:val="20"/>
+              </w:rPr>
+              <w:t xml:space="preserve"> spread the total across four periods aligned to the schedule in Section 6.3. Added Sections 9.4 Roles and Resources and 9.5 RACI Matrix</w:t>
+            </w:r>
+            <w:r>
+              <w:rPr>
+                <w:rFonts w:ascii="Times New Roman" w:hAnsi="Times New Roman" w:cs="Times New Roman"/>
+                <w:sz w:val="20"/>
+                <w:szCs w:val="20"/>
+              </w:rPr>
+              <w:t xml:space="preserve"> that</w:t>
+            </w:r>
+            <w:r>
+              <w:rPr>
+                <w:rFonts w:ascii="Times New Roman" w:hAnsi="Times New Roman" w:cs="Times New Roman"/>
+                <w:sz w:val="20"/>
+                <w:szCs w:val="20"/>
+              </w:rPr>
+              <w:t xml:space="preserve"> assigns one accountable owner to each of the </w:t>
+            </w:r>
+            <w:proofErr w:type="gramStart"/>
+            <w:r>
+              <w:rPr>
+                <w:rFonts w:ascii="Times New Roman" w:hAnsi="Times New Roman" w:cs="Times New Roman"/>
+                <w:sz w:val="20"/>
+                <w:szCs w:val="20"/>
+              </w:rPr>
+              <w:t>twenty five</w:t>
+            </w:r>
+            <w:proofErr w:type="gramEnd"/>
+            <w:r>
+              <w:rPr>
+                <w:rFonts w:ascii="Times New Roman" w:hAnsi="Times New Roman" w:cs="Times New Roman"/>
+                <w:sz w:val="20"/>
+                <w:szCs w:val="20"/>
+              </w:rPr>
+              <w:t xml:space="preserve"> level 3 deliverables.</w:t>
+            </w:r>
+          </w:p>
+        </w:tc>
+      </w:tr>
+      <w:tr>
+        <w:tc>
+          <w:tcPr>
+            <w:tcW w:w="1100" w:type="dxa"/>
+            <w:tcMar>
+              <w:top w:w="80" w:type="dxa"/>
+              <w:left w:w="120" w:type="dxa"/>
+              <w:bottom w:w="80" w:type="dxa"/>
+              <w:right w:w="120" w:type="dxa"/>
+            </w:tcMar>
+          </w:tcPr>
+          <w:p>
+            <w:pPr>
+              <w:spacing w:line="260" w:lineRule="auto"/>
+              <w:rPr>
+                <w:rFonts w:ascii="Times New Roman" w:hAnsi="Times New Roman" w:cs="Times New Roman"/>
+              </w:rPr>
+            </w:pPr>
+          </w:p>
+        </w:tc>
+        <w:tc>
+          <w:tcPr>
+            <w:tcW w:w="1900" w:type="dxa"/>
+            <w:tcMar>
+              <w:top w:w="80" w:type="dxa"/>
+              <w:left w:w="120" w:type="dxa"/>
+              <w:bottom w:w="80" w:type="dxa"/>
+              <w:right w:w="120" w:type="dxa"/>
+            </w:tcMar>
+          </w:tcPr>
+          <w:p>
+            <w:pPr>
+              <w:spacing w:line="260" w:lineRule="auto"/>
+              <w:rPr>
+                <w:rFonts w:ascii="Times New Roman" w:hAnsi="Times New Roman" w:cs="Times New Roman"/>
+                <w:sz w:val="20"/>
+                <w:szCs w:val="20"/>
+              </w:rPr>
+            </w:pPr>
+          </w:p>
+        </w:tc>
+        <w:tc>
+          <w:tcPr>
+            <w:tcW w:w="2100" w:type="dxa"/>
+            <w:tcMar>
+              <w:top w:w="80" w:type="dxa"/>
+              <w:left w:w="120" w:type="dxa"/>
+              <w:bottom w:w="80" w:type="dxa"/>
+              <w:right w:w="120" w:type="dxa"/>
+            </w:tcMar>
+          </w:tcPr>
+          <w:p>
+            <w:pPr>
+              <w:spacing w:line="260" w:lineRule="auto"/>
+              <w:rPr>
+                <w:rFonts w:ascii="Times New Roman" w:hAnsi="Times New Roman" w:cs="Times New Roman"/>
+              </w:rPr>
+            </w:pPr>
+          </w:p>
+        </w:tc>
+        <w:tc>
+          <w:tcPr>
+            <w:tcW w:w="4260" w:type="dxa"/>
+            <w:tcMar>
+              <w:top w:w="80" w:type="dxa"/>
+              <w:left w:w="120" w:type="dxa"/>
+              <w:bottom w:w="80" w:type="dxa"/>
+              <w:right w:w="120" w:type="dxa"/>
+            </w:tcMar>
+          </w:tcPr>
+          <w:p>
+            <w:pPr>
+              <w:spacing w:line="260" w:lineRule="auto"/>
+              <w:rPr>
+                <w:rFonts w:ascii="Times New Roman" w:hAnsi="Times New Roman" w:cs="Times New Roman"/>
+                <w:sz w:val="20"/>
+                <w:szCs w:val="20"/>
+              </w:rPr>
+            </w:pPr>
+          </w:p>
+        </w:tc>
+      </w:tr>
+      <w:tr>
+        <w:tc>
+          <w:tcPr>
+            <w:tcW w:w="1100" w:type="dxa"/>
+            <w:tcMar>
+              <w:top w:w="80" w:type="dxa"/>
+              <w:left w:w="120" w:type="dxa"/>
+              <w:bottom w:w="80" w:type="dxa"/>
+              <w:right w:w="120" w:type="dxa"/>
+            </w:tcMar>
+          </w:tcPr>
+          <w:p>
+            <w:pPr>
+              <w:spacing w:line="260" w:lineRule="auto"/>
+              <w:rPr>
+                <w:rFonts w:ascii="Times New Roman" w:hAnsi="Times New Roman" w:cs="Times New Roman"/>
+              </w:rPr>
+            </w:pPr>
+          </w:p>
+        </w:tc>
+        <w:tc>
+          <w:tcPr>
+            <w:tcW w:w="1900" w:type="dxa"/>
+            <w:tcMar>
+              <w:top w:w="80" w:type="dxa"/>
+              <w:left w:w="120" w:type="dxa"/>
+              <w:bottom w:w="80" w:type="dxa"/>
+              <w:right w:w="120" w:type="dxa"/>
+            </w:tcMar>
+          </w:tcPr>
+          <w:p>
+            <w:pPr>
+              <w:spacing w:line="260" w:lineRule="auto"/>
+              <w:rPr>
+                <w:rFonts w:ascii="Times New Roman" w:hAnsi="Times New Roman" w:cs="Times New Roman"/>
+                <w:sz w:val="20"/>
+                <w:szCs w:val="20"/>
+              </w:rPr>
+            </w:pPr>
+          </w:p>
+        </w:tc>
+        <w:tc>
+          <w:tcPr>
+            <w:tcW w:w="2100" w:type="dxa"/>
+            <w:tcMar>
+              <w:top w:w="80" w:type="dxa"/>
+              <w:left w:w="120" w:type="dxa"/>
+              <w:bottom w:w="80" w:type="dxa"/>
+              <w:right w:w="120" w:type="dxa"/>
+            </w:tcMar>
+          </w:tcPr>
+          <w:p>
+            <w:pPr>
+              <w:spacing w:line="260" w:lineRule="auto"/>
+              <w:rPr>
+                <w:rFonts w:ascii="Times New Roman" w:hAnsi="Times New Roman" w:cs="Times New Roman"/>
+              </w:rPr>
+            </w:pPr>
+          </w:p>
+        </w:tc>
+        <w:tc>
+          <w:tcPr>
+            <w:tcW w:w="4260" w:type="dxa"/>
+            <w:tcMar>
+              <w:top w:w="80" w:type="dxa"/>
+              <w:left w:w="120" w:type="dxa"/>
+              <w:bottom w:w="80" w:type="dxa"/>
+              <w:right w:w="120" w:type="dxa"/>
+            </w:tcMar>
+          </w:tcPr>
+          <w:p>
+            <w:pPr>
+              <w:spacing w:line="260" w:lineRule="auto"/>
+              <w:rPr>
+                <w:rFonts w:ascii="Times New Roman" w:hAnsi="Times New Roman" w:cs="Times New Roman"/>
+                <w:sz w:val="20"/>
+                <w:szCs w:val="20"/>
+              </w:rPr>
+            </w:pPr>
+          </w:p>
+        </w:tc>
+      </w:tr>
+      <w:tr>
+        <w:tc>
+          <w:tcPr>
+            <w:tcW w:w="1100" w:type="dxa"/>
+            <w:tcMar>
+              <w:top w:w="80" w:type="dxa"/>
+              <w:left w:w="120" w:type="dxa"/>
+              <w:bottom w:w="80" w:type="dxa"/>
+              <w:right w:w="120" w:type="dxa"/>
+            </w:tcMar>
+          </w:tcPr>
+          <w:p>
+            <w:pPr>
+              <w:spacing w:line="260" w:lineRule="auto"/>
+              <w:rPr>
+                <w:rFonts w:ascii="Times New Roman" w:hAnsi="Times New Roman" w:cs="Times New Roman"/>
+              </w:rPr>
+            </w:pPr>
+          </w:p>
+        </w:tc>
+        <w:tc>
+          <w:tcPr>
+            <w:tcW w:w="1900" w:type="dxa"/>
+            <w:tcMar>
+              <w:top w:w="80" w:type="dxa"/>
+              <w:left w:w="120" w:type="dxa"/>
+              <w:bottom w:w="80" w:type="dxa"/>
+              <w:right w:w="120" w:type="dxa"/>
+            </w:tcMar>
+          </w:tcPr>
+          <w:p>
+            <w:pPr>
+              <w:spacing w:line="260" w:lineRule="auto"/>
+              <w:rPr>
+                <w:rFonts w:ascii="Times New Roman" w:hAnsi="Times New Roman" w:cs="Times New Roman"/>
+                <w:sz w:val="20"/>
+                <w:szCs w:val="20"/>
+              </w:rPr>
+            </w:pPr>
+          </w:p>
+        </w:tc>
+        <w:tc>
+          <w:tcPr>
+            <w:tcW w:w="2100" w:type="dxa"/>
+            <w:tcMar>
+              <w:top w:w="80" w:type="dxa"/>
+              <w:left w:w="120" w:type="dxa"/>
+              <w:bottom w:w="80" w:type="dxa"/>
+              <w:right w:w="120" w:type="dxa"/>
+            </w:tcMar>
+          </w:tcPr>
+          <w:p>
+            <w:pPr>
+              <w:spacing w:line="260" w:lineRule="auto"/>
+              <w:rPr>
+                <w:rFonts w:ascii="Times New Roman" w:hAnsi="Times New Roman" w:cs="Times New Roman"/>
+              </w:rPr>
+            </w:pPr>
+          </w:p>
+        </w:tc>
+        <w:tc>
+          <w:tcPr>
+            <w:tcW w:w="4260" w:type="dxa"/>
+            <w:tcMar>
+              <w:top w:w="80" w:type="dxa"/>
+              <w:left w:w="120" w:type="dxa"/>
+              <w:bottom w:w="80" w:type="dxa"/>
+              <w:right w:w="120" w:type="dxa"/>
+            </w:tcMar>
+          </w:tcPr>
+          <w:p>
+            <w:pPr>
+              <w:spacing w:line="260" w:lineRule="auto"/>
+              <w:rPr>
+                <w:rFonts w:ascii="Times New Roman" w:hAnsi="Times New Roman" w:cs="Times New Roman"/>
+                <w:sz w:val="20"/>
+                <w:szCs w:val="20"/>
+              </w:rPr>
+            </w:pPr>
+          </w:p>
+        </w:tc>
+      </w:tr>
+      <w:tr>
+        <w:tc>
+          <w:tcPr>
+            <w:tcW w:w="1100" w:type="dxa"/>
+            <w:tcMar>
+              <w:top w:w="80" w:type="dxa"/>
+              <w:left w:w="120" w:type="dxa"/>
+              <w:bottom w:w="80" w:type="dxa"/>
+              <w:right w:w="120" w:type="dxa"/>
+            </w:tcMar>
+          </w:tcPr>
+          <w:p>
+            <w:pPr>
+              <w:spacing w:line="260" w:lineRule="auto"/>
+              <w:rPr>
+                <w:rFonts w:ascii="Times New Roman" w:hAnsi="Times New Roman" w:cs="Times New Roman"/>
+              </w:rPr>
+            </w:pPr>
+          </w:p>
+        </w:tc>
+        <w:tc>
+          <w:tcPr>
+            <w:tcW w:w="1900" w:type="dxa"/>
+            <w:tcMar>
+              <w:top w:w="80" w:type="dxa"/>
+              <w:left w:w="120" w:type="dxa"/>
+              <w:bottom w:w="80" w:type="dxa"/>
+              <w:right w:w="120" w:type="dxa"/>
+            </w:tcMar>
+          </w:tcPr>
+          <w:p>
+            <w:pPr>
+              <w:spacing w:line="260" w:lineRule="auto"/>
+              <w:rPr>
+                <w:rFonts w:ascii="Times New Roman" w:hAnsi="Times New Roman" w:cs="Times New Roman"/>
+                <w:sz w:val="20"/>
+                <w:szCs w:val="20"/>
+              </w:rPr>
+            </w:pPr>
+          </w:p>
+        </w:tc>
+        <w:tc>
+          <w:tcPr>
+            <w:tcW w:w="2100" w:type="dxa"/>
+            <w:tcMar>
+              <w:top w:w="80" w:type="dxa"/>
+              <w:left w:w="120" w:type="dxa"/>
+              <w:bottom w:w="80" w:type="dxa"/>
+              <w:right w:w="120" w:type="dxa"/>
+            </w:tcMar>
+          </w:tcPr>
+          <w:p>
+            <w:pPr>
+              <w:spacing w:line="260" w:lineRule="auto"/>
+              <w:rPr>
+                <w:rFonts w:ascii="Times New Roman" w:hAnsi="Times New Roman" w:cs="Times New Roman"/>
+              </w:rPr>
+            </w:pPr>
+          </w:p>
+        </w:tc>
+        <w:tc>
+          <w:tcPr>
+            <w:tcW w:w="4260" w:type="dxa"/>
+            <w:tcMar>
+              <w:top w:w="80" w:type="dxa"/>
+              <w:left w:w="120" w:type="dxa"/>
+              <w:bottom w:w="80" w:type="dxa"/>
+              <w:right w:w="120" w:type="dxa"/>
+            </w:tcMar>
+          </w:tcPr>
+          <w:p>
+            <w:pPr>
+              <w:spacing w:line="260" w:lineRule="auto"/>
+              <w:rPr>
+                <w:rFonts w:ascii="Times New Roman" w:hAnsi="Times New Roman" w:cs="Times New Roman"/>
+                <w:sz w:val="20"/>
+                <w:szCs w:val="20"/>
+              </w:rPr>
+            </w:pPr>
+          </w:p>
+        </w:tc>
+      </w:tr>
     </w:tbl>
     <w:p>
       <w:pPr>
@@ -806,15 +1408,6 @@
         </w:rPr>
         <w:br w:type="page"/>
       </w:r>
-    </w:p>
-    <w:p>
-      <w:pPr>
-        <w:pStyle w:val="Heading1"/>
-        <w:rPr>
-          <w:rFonts w:ascii="Times New Roman" w:hAnsi="Times New Roman" w:cs="Times New Roman"/>
-        </w:rPr>
-      </w:pPr>
-      <w:bookmarkStart w:id="1" w:name="_Toc241617129"/>
       <w:r>
         <w:rPr>
           <w:rFonts w:ascii="Times New Roman" w:hAnsi="Times New Roman" w:cs="Times New Roman"/>
@@ -822,7 +1415,6 @@
         <w:lastRenderedPageBreak/>
         <w:t>Table of Contents</w:t>
       </w:r>
-      <w:bookmarkEnd w:id="1"/>
     </w:p>
     <w:sdt>
       <w:sdtPr>
@@ -868,7 +1460,7 @@
             </w:rPr>
             <w:fldChar w:fldCharType="separate"/>
           </w:r>
-          <w:hyperlink w:anchor="_Toc241617128" w:history="1">
+          <w:hyperlink w:anchor="_Toc242125898" w:history="1">
             <w:r>
               <w:rPr>
                 <w:rStyle w:val="Hyperlink"/>
@@ -893,7 +1485,7 @@
               <w:rPr>
                 <w:noProof/>
               </w:rPr>
-              <w:instrText xml:space="preserve"> PAGEREF _Toc241617128 \h </w:instrText>
+              <w:instrText xml:space="preserve"> PAGEREF _Toc242125898 \h </w:instrText>
             </w:r>
             <w:r>
               <w:rPr>
@@ -936,14 +1528,14 @@
               <w14:ligatures w14:val="standardContextual"/>
             </w:rPr>
           </w:pPr>
-          <w:hyperlink w:anchor="_Toc241617129" w:history="1">
+          <w:hyperlink w:anchor="_Toc242125899" w:history="1">
             <w:r>
               <w:rPr>
                 <w:rStyle w:val="Hyperlink"/>
                 <w:rFonts w:ascii="Times New Roman" w:hAnsi="Times New Roman" w:cs="Times New Roman"/>
                 <w:noProof/>
               </w:rPr>
-              <w:t>Table of Contents</w:t>
+              <w:t>1. Introduction</w:t>
             </w:r>
             <w:r>
               <w:rPr>
@@ -961,7 +1553,7 @@
               <w:rPr>
                 <w:noProof/>
               </w:rPr>
-              <w:instrText xml:space="preserve"> PAGEREF _Toc241617129 \h </w:instrText>
+              <w:instrText xml:space="preserve"> PAGEREF _Toc242125899 \h </w:instrText>
             </w:r>
             <w:r>
               <w:rPr>
@@ -978,7 +1570,211 @@
               <w:rPr>
                 <w:noProof/>
               </w:rPr>
-              <w:t>3</w:t>
+              <w:t>4</w:t>
+            </w:r>
+            <w:r>
+              <w:rPr>
+                <w:noProof/>
+              </w:rPr>
+              <w:fldChar w:fldCharType="end"/>
+            </w:r>
+          </w:hyperlink>
+        </w:p>
+        <w:p>
+          <w:pPr>
+            <w:pStyle w:val="TOC2"/>
+            <w:tabs>
+              <w:tab w:val="right" w:leader="dot" w:pos="9350"/>
+            </w:tabs>
+            <w:rPr>
+              <w:rFonts w:asciiTheme="minorHAnsi" w:eastAsiaTheme="minorEastAsia" w:hAnsiTheme="minorHAnsi" w:cstheme="minorBidi"/>
+              <w:noProof/>
+              <w:color w:val="auto"/>
+              <w:kern w:val="2"/>
+              <w:sz w:val="24"/>
+              <w:szCs w:val="24"/>
+              <w14:ligatures w14:val="standardContextual"/>
+            </w:rPr>
+          </w:pPr>
+          <w:hyperlink w:anchor="_Toc242125900" w:history="1">
+            <w:r>
+              <w:rPr>
+                <w:rStyle w:val="Hyperlink"/>
+                <w:rFonts w:ascii="Times New Roman" w:hAnsi="Times New Roman" w:cs="Times New Roman"/>
+                <w:noProof/>
+              </w:rPr>
+              <w:t>1.1 Purpose</w:t>
+            </w:r>
+            <w:r>
+              <w:rPr>
+                <w:noProof/>
+              </w:rPr>
+              <w:tab/>
+            </w:r>
+            <w:r>
+              <w:rPr>
+                <w:noProof/>
+              </w:rPr>
+              <w:fldChar w:fldCharType="begin"/>
+            </w:r>
+            <w:r>
+              <w:rPr>
+                <w:noProof/>
+              </w:rPr>
+              <w:instrText xml:space="preserve"> PAGEREF _Toc242125900 \h </w:instrText>
+            </w:r>
+            <w:r>
+              <w:rPr>
+                <w:noProof/>
+              </w:rPr>
+            </w:r>
+            <w:r>
+              <w:rPr>
+                <w:noProof/>
+              </w:rPr>
+              <w:fldChar w:fldCharType="separate"/>
+            </w:r>
+            <w:r>
+              <w:rPr>
+                <w:noProof/>
+              </w:rPr>
+              <w:t>4</w:t>
+            </w:r>
+            <w:r>
+              <w:rPr>
+                <w:noProof/>
+              </w:rPr>
+              <w:fldChar w:fldCharType="end"/>
+            </w:r>
+          </w:hyperlink>
+        </w:p>
+        <w:p>
+          <w:pPr>
+            <w:pStyle w:val="TOC2"/>
+            <w:tabs>
+              <w:tab w:val="right" w:leader="dot" w:pos="9350"/>
+            </w:tabs>
+            <w:rPr>
+              <w:rFonts w:asciiTheme="minorHAnsi" w:eastAsiaTheme="minorEastAsia" w:hAnsiTheme="minorHAnsi" w:cstheme="minorBidi"/>
+              <w:noProof/>
+              <w:color w:val="auto"/>
+              <w:kern w:val="2"/>
+              <w:sz w:val="24"/>
+              <w:szCs w:val="24"/>
+              <w14:ligatures w14:val="standardContextual"/>
+            </w:rPr>
+          </w:pPr>
+          <w:hyperlink w:anchor="_Toc242125901" w:history="1">
+            <w:r>
+              <w:rPr>
+                <w:rStyle w:val="Hyperlink"/>
+                <w:rFonts w:ascii="Times New Roman" w:hAnsi="Times New Roman" w:cs="Times New Roman"/>
+                <w:noProof/>
+              </w:rPr>
+              <w:t>1.2 Intended Audience</w:t>
+            </w:r>
+            <w:r>
+              <w:rPr>
+                <w:noProof/>
+              </w:rPr>
+              <w:tab/>
+            </w:r>
+            <w:r>
+              <w:rPr>
+                <w:noProof/>
+              </w:rPr>
+              <w:fldChar w:fldCharType="begin"/>
+            </w:r>
+            <w:r>
+              <w:rPr>
+                <w:noProof/>
+              </w:rPr>
+              <w:instrText xml:space="preserve"> PAGEREF _Toc242125901 \h </w:instrText>
+            </w:r>
+            <w:r>
+              <w:rPr>
+                <w:noProof/>
+              </w:rPr>
+            </w:r>
+            <w:r>
+              <w:rPr>
+                <w:noProof/>
+              </w:rPr>
+              <w:fldChar w:fldCharType="separate"/>
+            </w:r>
+            <w:r>
+              <w:rPr>
+                <w:noProof/>
+              </w:rPr>
+              <w:t>4</w:t>
+            </w:r>
+            <w:r>
+              <w:rPr>
+                <w:noProof/>
+              </w:rPr>
+              <w:fldChar w:fldCharType="end"/>
+            </w:r>
+          </w:hyperlink>
+        </w:p>
+        <w:p>
+          <w:pPr>
+            <w:pStyle w:val="TOC2"/>
+            <w:tabs>
+              <w:tab w:val="right" w:leader="dot" w:pos="9350"/>
+            </w:tabs>
+            <w:rPr>
+              <w:rFonts w:asciiTheme="minorHAnsi" w:eastAsiaTheme="minorEastAsia" w:hAnsiTheme="minorHAnsi" w:cstheme="minorBidi"/>
+              <w:noProof/>
+              <w:color w:val="auto"/>
+              <w:kern w:val="2"/>
+              <w:sz w:val="24"/>
+              <w:szCs w:val="24"/>
+              <w14:ligatures w14:val="standardContextual"/>
+            </w:rPr>
+          </w:pPr>
+          <w:hyperlink w:anchor="_Toc242125902" w:history="1">
+            <w:r>
+              <w:rPr>
+                <w:rStyle w:val="Hyperlink"/>
+                <w:rFonts w:ascii="Times New Roman" w:hAnsi="Times New Roman" w:cs="Times New Roman"/>
+                <w:noProof/>
+              </w:rPr>
+              <w:t>1.3 Document Conventions</w:t>
+            </w:r>
+            <w:r>
+              <w:rPr>
+                <w:noProof/>
+              </w:rPr>
+              <w:tab/>
+            </w:r>
+            <w:r>
+              <w:rPr>
+                <w:noProof/>
+              </w:rPr>
+              <w:fldChar w:fldCharType="begin"/>
+            </w:r>
+            <w:r>
+              <w:rPr>
+                <w:noProof/>
+              </w:rPr>
+              <w:instrText xml:space="preserve"> PAGEREF _Toc242125902 \h </w:instrText>
+            </w:r>
+            <w:r>
+              <w:rPr>
+                <w:noProof/>
+              </w:rPr>
+            </w:r>
+            <w:r>
+              <w:rPr>
+                <w:noProof/>
+              </w:rPr>
+              <w:fldChar w:fldCharType="separate"/>
+            </w:r>
+            <w:r>
+              <w:rPr>
+                <w:noProof/>
+              </w:rPr>
+              <w:t>4</w:t>
             </w:r>
             <w:r>
               <w:rPr>
@@ -1004,14 +1800,14 @@
               <w14:ligatures w14:val="standardContextual"/>
             </w:rPr>
           </w:pPr>
-          <w:hyperlink w:anchor="_Toc241617130" w:history="1">
+          <w:hyperlink w:anchor="_Toc242125903" w:history="1">
             <w:r>
               <w:rPr>
                 <w:rStyle w:val="Hyperlink"/>
                 <w:rFonts w:ascii="Times New Roman" w:hAnsi="Times New Roman" w:cs="Times New Roman"/>
                 <w:noProof/>
               </w:rPr>
-              <w:t>1. Introduction</w:t>
+              <w:t>2. Research and Competitive Analysis</w:t>
             </w:r>
             <w:r>
               <w:rPr>
@@ -1029,7 +1825,7 @@
               <w:rPr>
                 <w:noProof/>
               </w:rPr>
-              <w:instrText xml:space="preserve"> PAGEREF _Toc241617130 \h </w:instrText>
+              <w:instrText xml:space="preserve"> PAGEREF _Toc242125903 \h </w:instrText>
             </w:r>
             <w:r>
               <w:rPr>
@@ -1046,7 +1842,7 @@
               <w:rPr>
                 <w:noProof/>
               </w:rPr>
-              <w:t>4</w:t>
+              <w:t>5</w:t>
             </w:r>
             <w:r>
               <w:rPr>
@@ -1072,14 +1868,14 @@
               <w14:ligatures w14:val="standardContextual"/>
             </w:rPr>
           </w:pPr>
-          <w:hyperlink w:anchor="_Toc241617131" w:history="1">
+          <w:hyperlink w:anchor="_Toc242125904" w:history="1">
             <w:r>
               <w:rPr>
                 <w:rStyle w:val="Hyperlink"/>
                 <w:rFonts w:ascii="Times New Roman" w:hAnsi="Times New Roman" w:cs="Times New Roman"/>
                 <w:noProof/>
               </w:rPr>
-              <w:t>1.1 Purpose</w:t>
+              <w:t>2.1 Approach</w:t>
             </w:r>
             <w:r>
               <w:rPr>
@@ -1097,7 +1893,7 @@
               <w:rPr>
                 <w:noProof/>
               </w:rPr>
-              <w:instrText xml:space="preserve"> PAGEREF _Toc241617131 \h </w:instrText>
+              <w:instrText xml:space="preserve"> PAGEREF _Toc242125904 \h </w:instrText>
             </w:r>
             <w:r>
               <w:rPr>
@@ -1114,7 +1910,7 @@
               <w:rPr>
                 <w:noProof/>
               </w:rPr>
-              <w:t>4</w:t>
+              <w:t>5</w:t>
             </w:r>
             <w:r>
               <w:rPr>
@@ -1140,14 +1936,14 @@
               <w14:ligatures w14:val="standardContextual"/>
             </w:rPr>
           </w:pPr>
-          <w:hyperlink w:anchor="_Toc241617132" w:history="1">
+          <w:hyperlink w:anchor="_Toc242125905" w:history="1">
             <w:r>
               <w:rPr>
                 <w:rStyle w:val="Hyperlink"/>
                 <w:rFonts w:ascii="Times New Roman" w:hAnsi="Times New Roman" w:cs="Times New Roman"/>
                 <w:noProof/>
               </w:rPr>
-              <w:t>1.2 Intended Audience</w:t>
+              <w:t>2.2 SpotHero</w:t>
             </w:r>
             <w:r>
               <w:rPr>
@@ -1165,7 +1961,7 @@
               <w:rPr>
                 <w:noProof/>
               </w:rPr>
-              <w:instrText xml:space="preserve"> PAGEREF _Toc241617132 \h </w:instrText>
+              <w:instrText xml:space="preserve"> PAGEREF _Toc242125905 \h </w:instrText>
             </w:r>
             <w:r>
               <w:rPr>
@@ -1182,7 +1978,7 @@
               <w:rPr>
                 <w:noProof/>
               </w:rPr>
-              <w:t>4</w:t>
+              <w:t>5</w:t>
             </w:r>
             <w:r>
               <w:rPr>
@@ -1208,14 +2004,14 @@
               <w14:ligatures w14:val="standardContextual"/>
             </w:rPr>
           </w:pPr>
-          <w:hyperlink w:anchor="_Toc241617133" w:history="1">
+          <w:hyperlink w:anchor="_Toc242125906" w:history="1">
             <w:r>
               <w:rPr>
                 <w:rStyle w:val="Hyperlink"/>
                 <w:rFonts w:ascii="Times New Roman" w:hAnsi="Times New Roman" w:cs="Times New Roman"/>
                 <w:noProof/>
               </w:rPr>
-              <w:t>1.3 Document Conventions</w:t>
+              <w:t>2.3 ParkWhiz</w:t>
             </w:r>
             <w:r>
               <w:rPr>
@@ -1233,7 +2029,7 @@
               <w:rPr>
                 <w:noProof/>
               </w:rPr>
-              <w:instrText xml:space="preserve"> PAGEREF _Toc241617133 \h </w:instrText>
+              <w:instrText xml:space="preserve"> PAGEREF _Toc242125906 \h </w:instrText>
             </w:r>
             <w:r>
               <w:rPr>
@@ -1250,7 +2046,211 @@
               <w:rPr>
                 <w:noProof/>
               </w:rPr>
-              <w:t>4</w:t>
+              <w:t>5</w:t>
+            </w:r>
+            <w:r>
+              <w:rPr>
+                <w:noProof/>
+              </w:rPr>
+              <w:fldChar w:fldCharType="end"/>
+            </w:r>
+          </w:hyperlink>
+        </w:p>
+        <w:p>
+          <w:pPr>
+            <w:pStyle w:val="TOC2"/>
+            <w:tabs>
+              <w:tab w:val="right" w:leader="dot" w:pos="9350"/>
+            </w:tabs>
+            <w:rPr>
+              <w:rFonts w:asciiTheme="minorHAnsi" w:eastAsiaTheme="minorEastAsia" w:hAnsiTheme="minorHAnsi" w:cstheme="minorBidi"/>
+              <w:noProof/>
+              <w:color w:val="auto"/>
+              <w:kern w:val="2"/>
+              <w:sz w:val="24"/>
+              <w:szCs w:val="24"/>
+              <w14:ligatures w14:val="standardContextual"/>
+            </w:rPr>
+          </w:pPr>
+          <w:hyperlink w:anchor="_Toc242125907" w:history="1">
+            <w:r>
+              <w:rPr>
+                <w:rStyle w:val="Hyperlink"/>
+                <w:rFonts w:ascii="Times New Roman" w:hAnsi="Times New Roman" w:cs="Times New Roman"/>
+                <w:noProof/>
+              </w:rPr>
+              <w:t>2.4 ParkMobile</w:t>
+            </w:r>
+            <w:r>
+              <w:rPr>
+                <w:noProof/>
+              </w:rPr>
+              <w:tab/>
+            </w:r>
+            <w:r>
+              <w:rPr>
+                <w:noProof/>
+              </w:rPr>
+              <w:fldChar w:fldCharType="begin"/>
+            </w:r>
+            <w:r>
+              <w:rPr>
+                <w:noProof/>
+              </w:rPr>
+              <w:instrText xml:space="preserve"> PAGEREF _Toc242125907 \h </w:instrText>
+            </w:r>
+            <w:r>
+              <w:rPr>
+                <w:noProof/>
+              </w:rPr>
+            </w:r>
+            <w:r>
+              <w:rPr>
+                <w:noProof/>
+              </w:rPr>
+              <w:fldChar w:fldCharType="separate"/>
+            </w:r>
+            <w:r>
+              <w:rPr>
+                <w:noProof/>
+              </w:rPr>
+              <w:t>5</w:t>
+            </w:r>
+            <w:r>
+              <w:rPr>
+                <w:noProof/>
+              </w:rPr>
+              <w:fldChar w:fldCharType="end"/>
+            </w:r>
+          </w:hyperlink>
+        </w:p>
+        <w:p>
+          <w:pPr>
+            <w:pStyle w:val="TOC2"/>
+            <w:tabs>
+              <w:tab w:val="right" w:leader="dot" w:pos="9350"/>
+            </w:tabs>
+            <w:rPr>
+              <w:rFonts w:asciiTheme="minorHAnsi" w:eastAsiaTheme="minorEastAsia" w:hAnsiTheme="minorHAnsi" w:cstheme="minorBidi"/>
+              <w:noProof/>
+              <w:color w:val="auto"/>
+              <w:kern w:val="2"/>
+              <w:sz w:val="24"/>
+              <w:szCs w:val="24"/>
+              <w14:ligatures w14:val="standardContextual"/>
+            </w:rPr>
+          </w:pPr>
+          <w:hyperlink w:anchor="_Toc242125908" w:history="1">
+            <w:r>
+              <w:rPr>
+                <w:rStyle w:val="Hyperlink"/>
+                <w:rFonts w:ascii="Times New Roman" w:hAnsi="Times New Roman" w:cs="Times New Roman"/>
+                <w:noProof/>
+              </w:rPr>
+              <w:t>2.5 Summary Comparison</w:t>
+            </w:r>
+            <w:r>
+              <w:rPr>
+                <w:noProof/>
+              </w:rPr>
+              <w:tab/>
+            </w:r>
+            <w:r>
+              <w:rPr>
+                <w:noProof/>
+              </w:rPr>
+              <w:fldChar w:fldCharType="begin"/>
+            </w:r>
+            <w:r>
+              <w:rPr>
+                <w:noProof/>
+              </w:rPr>
+              <w:instrText xml:space="preserve"> PAGEREF _Toc242125908 \h </w:instrText>
+            </w:r>
+            <w:r>
+              <w:rPr>
+                <w:noProof/>
+              </w:rPr>
+            </w:r>
+            <w:r>
+              <w:rPr>
+                <w:noProof/>
+              </w:rPr>
+              <w:fldChar w:fldCharType="separate"/>
+            </w:r>
+            <w:r>
+              <w:rPr>
+                <w:noProof/>
+              </w:rPr>
+              <w:t>6</w:t>
+            </w:r>
+            <w:r>
+              <w:rPr>
+                <w:noProof/>
+              </w:rPr>
+              <w:fldChar w:fldCharType="end"/>
+            </w:r>
+          </w:hyperlink>
+        </w:p>
+        <w:p>
+          <w:pPr>
+            <w:pStyle w:val="TOC2"/>
+            <w:tabs>
+              <w:tab w:val="right" w:leader="dot" w:pos="9350"/>
+            </w:tabs>
+            <w:rPr>
+              <w:rFonts w:asciiTheme="minorHAnsi" w:eastAsiaTheme="minorEastAsia" w:hAnsiTheme="minorHAnsi" w:cstheme="minorBidi"/>
+              <w:noProof/>
+              <w:color w:val="auto"/>
+              <w:kern w:val="2"/>
+              <w:sz w:val="24"/>
+              <w:szCs w:val="24"/>
+              <w14:ligatures w14:val="standardContextual"/>
+            </w:rPr>
+          </w:pPr>
+          <w:hyperlink w:anchor="_Toc242125909" w:history="1">
+            <w:r>
+              <w:rPr>
+                <w:rStyle w:val="Hyperlink"/>
+                <w:rFonts w:ascii="Times New Roman" w:hAnsi="Times New Roman" w:cs="Times New Roman"/>
+                <w:noProof/>
+              </w:rPr>
+              <w:t>2.6 Opportunities for Differentiation</w:t>
+            </w:r>
+            <w:r>
+              <w:rPr>
+                <w:noProof/>
+              </w:rPr>
+              <w:tab/>
+            </w:r>
+            <w:r>
+              <w:rPr>
+                <w:noProof/>
+              </w:rPr>
+              <w:fldChar w:fldCharType="begin"/>
+            </w:r>
+            <w:r>
+              <w:rPr>
+                <w:noProof/>
+              </w:rPr>
+              <w:instrText xml:space="preserve"> PAGEREF _Toc242125909 \h </w:instrText>
+            </w:r>
+            <w:r>
+              <w:rPr>
+                <w:noProof/>
+              </w:rPr>
+            </w:r>
+            <w:r>
+              <w:rPr>
+                <w:noProof/>
+              </w:rPr>
+              <w:fldChar w:fldCharType="separate"/>
+            </w:r>
+            <w:r>
+              <w:rPr>
+                <w:noProof/>
+              </w:rPr>
+              <w:t>6</w:t>
             </w:r>
             <w:r>
               <w:rPr>
@@ -1276,14 +2276,14 @@
               <w14:ligatures w14:val="standardContextual"/>
             </w:rPr>
           </w:pPr>
-          <w:hyperlink w:anchor="_Toc241617134" w:history="1">
+          <w:hyperlink w:anchor="_Toc242125910" w:history="1">
             <w:r>
               <w:rPr>
                 <w:rStyle w:val="Hyperlink"/>
                 <w:rFonts w:ascii="Times New Roman" w:hAnsi="Times New Roman" w:cs="Times New Roman"/>
                 <w:noProof/>
               </w:rPr>
-              <w:t>2. Research and Competitive Analysis</w:t>
+              <w:t>3. Vision and Scope</w:t>
             </w:r>
             <w:r>
               <w:rPr>
@@ -1301,7 +2301,7 @@
               <w:rPr>
                 <w:noProof/>
               </w:rPr>
-              <w:instrText xml:space="preserve"> PAGEREF _Toc241617134 \h </w:instrText>
+              <w:instrText xml:space="preserve"> PAGEREF _Toc242125910 \h </w:instrText>
             </w:r>
             <w:r>
               <w:rPr>
@@ -1318,7 +2318,7 @@
               <w:rPr>
                 <w:noProof/>
               </w:rPr>
-              <w:t>5</w:t>
+              <w:t>7</w:t>
             </w:r>
             <w:r>
               <w:rPr>
@@ -1344,14 +2344,14 @@
               <w14:ligatures w14:val="standardContextual"/>
             </w:rPr>
           </w:pPr>
-          <w:hyperlink w:anchor="_Toc241617135" w:history="1">
+          <w:hyperlink w:anchor="_Toc242125911" w:history="1">
             <w:r>
               <w:rPr>
                 <w:rStyle w:val="Hyperlink"/>
                 <w:rFonts w:ascii="Times New Roman" w:hAnsi="Times New Roman" w:cs="Times New Roman"/>
                 <w:noProof/>
               </w:rPr>
-              <w:t>2.1 Approach</w:t>
+              <w:t>3.1 The Company</w:t>
             </w:r>
             <w:r>
               <w:rPr>
@@ -1369,7 +2369,7 @@
               <w:rPr>
                 <w:noProof/>
               </w:rPr>
-              <w:instrText xml:space="preserve"> PAGEREF _Toc241617135 \h </w:instrText>
+              <w:instrText xml:space="preserve"> PAGEREF _Toc242125911 \h </w:instrText>
             </w:r>
             <w:r>
               <w:rPr>
@@ -1386,7 +2386,7 @@
               <w:rPr>
                 <w:noProof/>
               </w:rPr>
-              <w:t>5</w:t>
+              <w:t>7</w:t>
             </w:r>
             <w:r>
               <w:rPr>
@@ -1412,14 +2412,14 @@
               <w14:ligatures w14:val="standardContextual"/>
             </w:rPr>
           </w:pPr>
-          <w:hyperlink w:anchor="_Toc241617136" w:history="1">
+          <w:hyperlink w:anchor="_Toc242125912" w:history="1">
             <w:r>
               <w:rPr>
                 <w:rStyle w:val="Hyperlink"/>
                 <w:rFonts w:ascii="Times New Roman" w:hAnsi="Times New Roman" w:cs="Times New Roman"/>
                 <w:noProof/>
               </w:rPr>
-              <w:t>2.2 SpotHero</w:t>
+              <w:t>3.2 How the Project Was Acquired</w:t>
             </w:r>
             <w:r>
               <w:rPr>
@@ -1437,7 +2437,7 @@
               <w:rPr>
                 <w:noProof/>
               </w:rPr>
-              <w:instrText xml:space="preserve"> PAGEREF _Toc241617136 \h </w:instrText>
+              <w:instrText xml:space="preserve"> PAGEREF _Toc242125912 \h </w:instrText>
             </w:r>
             <w:r>
               <w:rPr>
@@ -1454,7 +2454,7 @@
               <w:rPr>
                 <w:noProof/>
               </w:rPr>
-              <w:t>5</w:t>
+              <w:t>7</w:t>
             </w:r>
             <w:r>
               <w:rPr>
@@ -1480,14 +2480,14 @@
               <w14:ligatures w14:val="standardContextual"/>
             </w:rPr>
           </w:pPr>
-          <w:hyperlink w:anchor="_Toc241617137" w:history="1">
+          <w:hyperlink w:anchor="_Toc242125913" w:history="1">
             <w:r>
               <w:rPr>
                 <w:rStyle w:val="Hyperlink"/>
                 <w:rFonts w:ascii="Times New Roman" w:hAnsi="Times New Roman" w:cs="Times New Roman"/>
                 <w:noProof/>
               </w:rPr>
-              <w:t>2.3 ParkWhiz</w:t>
+              <w:t>3.3 Business Need</w:t>
             </w:r>
             <w:r>
               <w:rPr>
@@ -1505,7 +2505,7 @@
               <w:rPr>
                 <w:noProof/>
               </w:rPr>
-              <w:instrText xml:space="preserve"> PAGEREF _Toc241617137 \h </w:instrText>
+              <w:instrText xml:space="preserve"> PAGEREF _Toc242125913 \h </w:instrText>
             </w:r>
             <w:r>
               <w:rPr>
@@ -1522,7 +2522,7 @@
               <w:rPr>
                 <w:noProof/>
               </w:rPr>
-              <w:t>5</w:t>
+              <w:t>7</w:t>
             </w:r>
             <w:r>
               <w:rPr>
@@ -1548,14 +2548,14 @@
               <w14:ligatures w14:val="standardContextual"/>
             </w:rPr>
           </w:pPr>
-          <w:hyperlink w:anchor="_Toc241617138" w:history="1">
+          <w:hyperlink w:anchor="_Toc242125914" w:history="1">
             <w:r>
               <w:rPr>
                 <w:rStyle w:val="Hyperlink"/>
                 <w:rFonts w:ascii="Times New Roman" w:hAnsi="Times New Roman" w:cs="Times New Roman"/>
                 <w:noProof/>
               </w:rPr>
-              <w:t>2.4 ParkMobile</w:t>
+              <w:t>3.4 Scope</w:t>
             </w:r>
             <w:r>
               <w:rPr>
@@ -1573,7 +2573,7 @@
               <w:rPr>
                 <w:noProof/>
               </w:rPr>
-              <w:instrText xml:space="preserve"> PAGEREF _Toc241617138 \h </w:instrText>
+              <w:instrText xml:space="preserve"> PAGEREF _Toc242125914 \h </w:instrText>
             </w:r>
             <w:r>
               <w:rPr>
@@ -1590,7 +2590,7 @@
               <w:rPr>
                 <w:noProof/>
               </w:rPr>
-              <w:t>5</w:t>
+              <w:t>7</w:t>
             </w:r>
             <w:r>
               <w:rPr>
@@ -1616,14 +2616,14 @@
               <w14:ligatures w14:val="standardContextual"/>
             </w:rPr>
           </w:pPr>
-          <w:hyperlink w:anchor="_Toc241617139" w:history="1">
+          <w:hyperlink w:anchor="_Toc242125915" w:history="1">
             <w:r>
               <w:rPr>
                 <w:rStyle w:val="Hyperlink"/>
                 <w:rFonts w:ascii="Times New Roman" w:hAnsi="Times New Roman" w:cs="Times New Roman"/>
                 <w:noProof/>
               </w:rPr>
-              <w:t>2.5 Summary Comparison</w:t>
+              <w:t>3.5 Out of Scope for Now</w:t>
             </w:r>
             <w:r>
               <w:rPr>
@@ -1641,7 +2641,7 @@
               <w:rPr>
                 <w:noProof/>
               </w:rPr>
-              <w:instrText xml:space="preserve"> PAGEREF _Toc241617139 \h </w:instrText>
+              <w:instrText xml:space="preserve"> PAGEREF _Toc242125915 \h </w:instrText>
             </w:r>
             <w:r>
               <w:rPr>
@@ -1658,7 +2658,7 @@
               <w:rPr>
                 <w:noProof/>
               </w:rPr>
-              <w:t>6</w:t>
+              <w:t>8</w:t>
             </w:r>
             <w:r>
               <w:rPr>
@@ -1684,14 +2684,14 @@
               <w14:ligatures w14:val="standardContextual"/>
             </w:rPr>
           </w:pPr>
-          <w:hyperlink w:anchor="_Toc241617140" w:history="1">
+          <w:hyperlink w:anchor="_Toc242125916" w:history="1">
             <w:r>
               <w:rPr>
                 <w:rStyle w:val="Hyperlink"/>
                 <w:rFonts w:ascii="Times New Roman" w:hAnsi="Times New Roman" w:cs="Times New Roman"/>
                 <w:noProof/>
               </w:rPr>
-              <w:t>2.6 Opportunities for Differentiation</w:t>
+              <w:t>3.6 Project Constraints</w:t>
             </w:r>
             <w:r>
               <w:rPr>
@@ -1709,7 +2709,7 @@
               <w:rPr>
                 <w:noProof/>
               </w:rPr>
-              <w:instrText xml:space="preserve"> PAGEREF _Toc241617140 \h </w:instrText>
+              <w:instrText xml:space="preserve"> PAGEREF _Toc242125916 \h </w:instrText>
             </w:r>
             <w:r>
               <w:rPr>
@@ -1726,7 +2726,7 @@
               <w:rPr>
                 <w:noProof/>
               </w:rPr>
-              <w:t>6</w:t>
+              <w:t>8</w:t>
             </w:r>
             <w:r>
               <w:rPr>
@@ -1752,14 +2752,14 @@
               <w14:ligatures w14:val="standardContextual"/>
             </w:rPr>
           </w:pPr>
-          <w:hyperlink w:anchor="_Toc241617141" w:history="1">
+          <w:hyperlink w:anchor="_Toc242125917" w:history="1">
             <w:r>
               <w:rPr>
                 <w:rStyle w:val="Hyperlink"/>
                 <w:rFonts w:ascii="Times New Roman" w:hAnsi="Times New Roman" w:cs="Times New Roman"/>
                 <w:noProof/>
               </w:rPr>
-              <w:t>3. Vision and Scope</w:t>
+              <w:t>4. Software Requirements Specification</w:t>
             </w:r>
             <w:r>
               <w:rPr>
@@ -1777,7 +2777,7 @@
               <w:rPr>
                 <w:noProof/>
               </w:rPr>
-              <w:instrText xml:space="preserve"> PAGEREF _Toc241617141 \h </w:instrText>
+              <w:instrText xml:space="preserve"> PAGEREF _Toc242125917 \h </w:instrText>
             </w:r>
             <w:r>
               <w:rPr>
@@ -1794,7 +2794,7 @@
               <w:rPr>
                 <w:noProof/>
               </w:rPr>
-              <w:t>7</w:t>
+              <w:t>8</w:t>
             </w:r>
             <w:r>
               <w:rPr>
@@ -1820,14 +2820,14 @@
               <w14:ligatures w14:val="standardContextual"/>
             </w:rPr>
           </w:pPr>
-          <w:hyperlink w:anchor="_Toc241617142" w:history="1">
+          <w:hyperlink w:anchor="_Toc242125918" w:history="1">
             <w:r>
               <w:rPr>
                 <w:rStyle w:val="Hyperlink"/>
                 <w:rFonts w:ascii="Times New Roman" w:hAnsi="Times New Roman" w:cs="Times New Roman"/>
                 <w:noProof/>
               </w:rPr>
-              <w:t>3.1 The Company</w:t>
+              <w:t>4.1 Overall Description</w:t>
             </w:r>
             <w:r>
               <w:rPr>
@@ -1845,7 +2845,7 @@
               <w:rPr>
                 <w:noProof/>
               </w:rPr>
-              <w:instrText xml:space="preserve"> PAGEREF _Toc241617142 \h </w:instrText>
+              <w:instrText xml:space="preserve"> PAGEREF _Toc242125918 \h </w:instrText>
             </w:r>
             <w:r>
               <w:rPr>
@@ -1862,7 +2862,7 @@
               <w:rPr>
                 <w:noProof/>
               </w:rPr>
-              <w:t>7</w:t>
+              <w:t>8</w:t>
             </w:r>
             <w:r>
               <w:rPr>
@@ -1888,14 +2888,14 @@
               <w14:ligatures w14:val="standardContextual"/>
             </w:rPr>
           </w:pPr>
-          <w:hyperlink w:anchor="_Toc241617143" w:history="1">
+          <w:hyperlink w:anchor="_Toc242125919" w:history="1">
             <w:r>
               <w:rPr>
                 <w:rStyle w:val="Hyperlink"/>
                 <w:rFonts w:ascii="Times New Roman" w:hAnsi="Times New Roman" w:cs="Times New Roman"/>
                 <w:noProof/>
               </w:rPr>
-              <w:t>3.2 How the Project Was Acquired</w:t>
+              <w:t>4.2 Actors</w:t>
             </w:r>
             <w:r>
               <w:rPr>
@@ -1913,7 +2913,7 @@
               <w:rPr>
                 <w:noProof/>
               </w:rPr>
-              <w:instrText xml:space="preserve"> PAGEREF _Toc241617143 \h </w:instrText>
+              <w:instrText xml:space="preserve"> PAGEREF _Toc242125919 \h </w:instrText>
             </w:r>
             <w:r>
               <w:rPr>
@@ -1930,7 +2930,7 @@
               <w:rPr>
                 <w:noProof/>
               </w:rPr>
-              <w:t>7</w:t>
+              <w:t>9</w:t>
             </w:r>
             <w:r>
               <w:rPr>
@@ -1956,14 +2956,14 @@
               <w14:ligatures w14:val="standardContextual"/>
             </w:rPr>
           </w:pPr>
-          <w:hyperlink w:anchor="_Toc241617144" w:history="1">
+          <w:hyperlink w:anchor="_Toc242125920" w:history="1">
             <w:r>
               <w:rPr>
                 <w:rStyle w:val="Hyperlink"/>
                 <w:rFonts w:ascii="Times New Roman" w:hAnsi="Times New Roman" w:cs="Times New Roman"/>
                 <w:noProof/>
               </w:rPr>
-              <w:t>3.3 Business Need</w:t>
+              <w:t>4.3 Use Cases</w:t>
             </w:r>
             <w:r>
               <w:rPr>
@@ -1981,7 +2981,7 @@
               <w:rPr>
                 <w:noProof/>
               </w:rPr>
-              <w:instrText xml:space="preserve"> PAGEREF _Toc241617144 \h </w:instrText>
+              <w:instrText xml:space="preserve"> PAGEREF _Toc242125920 \h </w:instrText>
             </w:r>
             <w:r>
               <w:rPr>
@@ -1998,7 +2998,7 @@
               <w:rPr>
                 <w:noProof/>
               </w:rPr>
-              <w:t>7</w:t>
+              <w:t>9</w:t>
             </w:r>
             <w:r>
               <w:rPr>
@@ -2024,14 +3024,14 @@
               <w14:ligatures w14:val="standardContextual"/>
             </w:rPr>
           </w:pPr>
-          <w:hyperlink w:anchor="_Toc241617145" w:history="1">
+          <w:hyperlink w:anchor="_Toc242125921" w:history="1">
             <w:r>
               <w:rPr>
                 <w:rStyle w:val="Hyperlink"/>
                 <w:rFonts w:ascii="Times New Roman" w:hAnsi="Times New Roman" w:cs="Times New Roman"/>
                 <w:noProof/>
               </w:rPr>
-              <w:t>3.4 Scope</w:t>
+              <w:t>4.4 Nonfunctional Requirements</w:t>
             </w:r>
             <w:r>
               <w:rPr>
@@ -2049,7 +3049,7 @@
               <w:rPr>
                 <w:noProof/>
               </w:rPr>
-              <w:instrText xml:space="preserve"> PAGEREF _Toc241617145 \h </w:instrText>
+              <w:instrText xml:space="preserve"> PAGEREF _Toc242125921 \h </w:instrText>
             </w:r>
             <w:r>
               <w:rPr>
@@ -2066,7 +3066,7 @@
               <w:rPr>
                 <w:noProof/>
               </w:rPr>
-              <w:t>7</w:t>
+              <w:t>10</w:t>
             </w:r>
             <w:r>
               <w:rPr>
@@ -2092,14 +3092,14 @@
               <w14:ligatures w14:val="standardContextual"/>
             </w:rPr>
           </w:pPr>
-          <w:hyperlink w:anchor="_Toc241617146" w:history="1">
+          <w:hyperlink w:anchor="_Toc242125922" w:history="1">
             <w:r>
               <w:rPr>
                 <w:rStyle w:val="Hyperlink"/>
                 <w:rFonts w:ascii="Times New Roman" w:hAnsi="Times New Roman" w:cs="Times New Roman"/>
                 <w:noProof/>
               </w:rPr>
-              <w:t>3.5 Out of Scope for Now</w:t>
+              <w:t>4.5 External Interface Requirements</w:t>
             </w:r>
             <w:r>
               <w:rPr>
@@ -2117,7 +3117,7 @@
               <w:rPr>
                 <w:noProof/>
               </w:rPr>
-              <w:instrText xml:space="preserve"> PAGEREF _Toc241617146 \h </w:instrText>
+              <w:instrText xml:space="preserve"> PAGEREF _Toc242125922 \h </w:instrText>
             </w:r>
             <w:r>
               <w:rPr>
@@ -2134,7 +3134,143 @@
               <w:rPr>
                 <w:noProof/>
               </w:rPr>
-              <w:t>8</w:t>
+              <w:t>10</w:t>
+            </w:r>
+            <w:r>
+              <w:rPr>
+                <w:noProof/>
+              </w:rPr>
+              <w:fldChar w:fldCharType="end"/>
+            </w:r>
+          </w:hyperlink>
+        </w:p>
+        <w:p>
+          <w:pPr>
+            <w:pStyle w:val="TOC1"/>
+            <w:tabs>
+              <w:tab w:val="right" w:leader="dot" w:pos="9350"/>
+            </w:tabs>
+            <w:rPr>
+              <w:rFonts w:asciiTheme="minorHAnsi" w:eastAsiaTheme="minorEastAsia" w:hAnsiTheme="minorHAnsi" w:cstheme="minorBidi"/>
+              <w:noProof/>
+              <w:color w:val="auto"/>
+              <w:kern w:val="2"/>
+              <w:sz w:val="24"/>
+              <w:szCs w:val="24"/>
+              <w14:ligatures w14:val="standardContextual"/>
+            </w:rPr>
+          </w:pPr>
+          <w:hyperlink w:anchor="_Toc242125923" w:history="1">
+            <w:r>
+              <w:rPr>
+                <w:rStyle w:val="Hyperlink"/>
+                <w:rFonts w:ascii="Times New Roman" w:hAnsi="Times New Roman" w:cs="Times New Roman"/>
+                <w:noProof/>
+              </w:rPr>
+              <w:t>5. Stakeholder Analysis and Management</w:t>
+            </w:r>
+            <w:r>
+              <w:rPr>
+                <w:noProof/>
+              </w:rPr>
+              <w:tab/>
+            </w:r>
+            <w:r>
+              <w:rPr>
+                <w:noProof/>
+              </w:rPr>
+              <w:fldChar w:fldCharType="begin"/>
+            </w:r>
+            <w:r>
+              <w:rPr>
+                <w:noProof/>
+              </w:rPr>
+              <w:instrText xml:space="preserve"> PAGEREF _Toc242125923 \h </w:instrText>
+            </w:r>
+            <w:r>
+              <w:rPr>
+                <w:noProof/>
+              </w:rPr>
+            </w:r>
+            <w:r>
+              <w:rPr>
+                <w:noProof/>
+              </w:rPr>
+              <w:fldChar w:fldCharType="separate"/>
+            </w:r>
+            <w:r>
+              <w:rPr>
+                <w:noProof/>
+              </w:rPr>
+              <w:t>10</w:t>
+            </w:r>
+            <w:r>
+              <w:rPr>
+                <w:noProof/>
+              </w:rPr>
+              <w:fldChar w:fldCharType="end"/>
+            </w:r>
+          </w:hyperlink>
+        </w:p>
+        <w:p>
+          <w:pPr>
+            <w:pStyle w:val="TOC1"/>
+            <w:tabs>
+              <w:tab w:val="right" w:leader="dot" w:pos="9350"/>
+            </w:tabs>
+            <w:rPr>
+              <w:rFonts w:asciiTheme="minorHAnsi" w:eastAsiaTheme="minorEastAsia" w:hAnsiTheme="minorHAnsi" w:cstheme="minorBidi"/>
+              <w:noProof/>
+              <w:color w:val="auto"/>
+              <w:kern w:val="2"/>
+              <w:sz w:val="24"/>
+              <w:szCs w:val="24"/>
+              <w14:ligatures w14:val="standardContextual"/>
+            </w:rPr>
+          </w:pPr>
+          <w:hyperlink w:anchor="_Toc242125924" w:history="1">
+            <w:r>
+              <w:rPr>
+                <w:rStyle w:val="Hyperlink"/>
+                <w:rFonts w:ascii="Times New Roman" w:hAnsi="Times New Roman" w:cs="Times New Roman"/>
+                <w:noProof/>
+              </w:rPr>
+              <w:t>6. Project Schedule</w:t>
+            </w:r>
+            <w:r>
+              <w:rPr>
+                <w:noProof/>
+              </w:rPr>
+              <w:tab/>
+            </w:r>
+            <w:r>
+              <w:rPr>
+                <w:noProof/>
+              </w:rPr>
+              <w:fldChar w:fldCharType="begin"/>
+            </w:r>
+            <w:r>
+              <w:rPr>
+                <w:noProof/>
+              </w:rPr>
+              <w:instrText xml:space="preserve"> PAGEREF _Toc242125924 \h </w:instrText>
+            </w:r>
+            <w:r>
+              <w:rPr>
+                <w:noProof/>
+              </w:rPr>
+            </w:r>
+            <w:r>
+              <w:rPr>
+                <w:noProof/>
+              </w:rPr>
+              <w:fldChar w:fldCharType="separate"/>
+            </w:r>
+            <w:r>
+              <w:rPr>
+                <w:noProof/>
+              </w:rPr>
+              <w:t>10</w:t>
             </w:r>
             <w:r>
               <w:rPr>
@@ -2160,14 +3296,14 @@
               <w14:ligatures w14:val="standardContextual"/>
             </w:rPr>
           </w:pPr>
-          <w:hyperlink w:anchor="_Toc241617147" w:history="1">
+          <w:hyperlink w:anchor="_Toc242125925" w:history="1">
             <w:r>
               <w:rPr>
                 <w:rStyle w:val="Hyperlink"/>
                 <w:rFonts w:ascii="Times New Roman" w:hAnsi="Times New Roman" w:cs="Times New Roman"/>
                 <w:noProof/>
               </w:rPr>
-              <w:t>3.6 Project Constraints</w:t>
+              <w:t>6.1 Work Breakdown Structure</w:t>
             </w:r>
             <w:r>
               <w:rPr>
@@ -2185,7 +3321,7 @@
               <w:rPr>
                 <w:noProof/>
               </w:rPr>
-              <w:instrText xml:space="preserve"> PAGEREF _Toc241617147 \h </w:instrText>
+              <w:instrText xml:space="preserve"> PAGEREF _Toc242125925 \h </w:instrText>
             </w:r>
             <w:r>
               <w:rPr>
@@ -2202,7 +3338,279 @@
               <w:rPr>
                 <w:noProof/>
               </w:rPr>
-              <w:t>8</w:t>
+              <w:t>10</w:t>
+            </w:r>
+            <w:r>
+              <w:rPr>
+                <w:noProof/>
+              </w:rPr>
+              <w:fldChar w:fldCharType="end"/>
+            </w:r>
+          </w:hyperlink>
+        </w:p>
+        <w:p>
+          <w:pPr>
+            <w:pStyle w:val="TOC2"/>
+            <w:tabs>
+              <w:tab w:val="right" w:leader="dot" w:pos="9350"/>
+            </w:tabs>
+            <w:rPr>
+              <w:rFonts w:asciiTheme="minorHAnsi" w:eastAsiaTheme="minorEastAsia" w:hAnsiTheme="minorHAnsi" w:cstheme="minorBidi"/>
+              <w:noProof/>
+              <w:color w:val="auto"/>
+              <w:kern w:val="2"/>
+              <w:sz w:val="24"/>
+              <w:szCs w:val="24"/>
+              <w14:ligatures w14:val="standardContextual"/>
+            </w:rPr>
+          </w:pPr>
+          <w:hyperlink w:anchor="_Toc242125926" w:history="1">
+            <w:r>
+              <w:rPr>
+                <w:rStyle w:val="Hyperlink"/>
+                <w:rFonts w:ascii="Times New Roman" w:hAnsi="Times New Roman" w:cs="Times New Roman"/>
+                <w:noProof/>
+              </w:rPr>
+              <w:t>6.2 Estimation Basis</w:t>
+            </w:r>
+            <w:r>
+              <w:rPr>
+                <w:noProof/>
+              </w:rPr>
+              <w:tab/>
+            </w:r>
+            <w:r>
+              <w:rPr>
+                <w:noProof/>
+              </w:rPr>
+              <w:fldChar w:fldCharType="begin"/>
+            </w:r>
+            <w:r>
+              <w:rPr>
+                <w:noProof/>
+              </w:rPr>
+              <w:instrText xml:space="preserve"> PAGEREF _Toc242125926 \h </w:instrText>
+            </w:r>
+            <w:r>
+              <w:rPr>
+                <w:noProof/>
+              </w:rPr>
+            </w:r>
+            <w:r>
+              <w:rPr>
+                <w:noProof/>
+              </w:rPr>
+              <w:fldChar w:fldCharType="separate"/>
+            </w:r>
+            <w:r>
+              <w:rPr>
+                <w:noProof/>
+              </w:rPr>
+              <w:t>12</w:t>
+            </w:r>
+            <w:r>
+              <w:rPr>
+                <w:noProof/>
+              </w:rPr>
+              <w:fldChar w:fldCharType="end"/>
+            </w:r>
+          </w:hyperlink>
+        </w:p>
+        <w:p>
+          <w:pPr>
+            <w:pStyle w:val="TOC2"/>
+            <w:tabs>
+              <w:tab w:val="right" w:leader="dot" w:pos="9350"/>
+            </w:tabs>
+            <w:rPr>
+              <w:rFonts w:asciiTheme="minorHAnsi" w:eastAsiaTheme="minorEastAsia" w:hAnsiTheme="minorHAnsi" w:cstheme="minorBidi"/>
+              <w:noProof/>
+              <w:color w:val="auto"/>
+              <w:kern w:val="2"/>
+              <w:sz w:val="24"/>
+              <w:szCs w:val="24"/>
+              <w14:ligatures w14:val="standardContextual"/>
+            </w:rPr>
+          </w:pPr>
+          <w:hyperlink w:anchor="_Toc242125927" w:history="1">
+            <w:r>
+              <w:rPr>
+                <w:rStyle w:val="Hyperlink"/>
+                <w:rFonts w:ascii="Times New Roman" w:hAnsi="Times New Roman" w:cs="Times New Roman"/>
+                <w:noProof/>
+              </w:rPr>
+              <w:t>6.3 Project Timeline</w:t>
+            </w:r>
+            <w:r>
+              <w:rPr>
+                <w:noProof/>
+              </w:rPr>
+              <w:tab/>
+            </w:r>
+            <w:r>
+              <w:rPr>
+                <w:noProof/>
+              </w:rPr>
+              <w:fldChar w:fldCharType="begin"/>
+            </w:r>
+            <w:r>
+              <w:rPr>
+                <w:noProof/>
+              </w:rPr>
+              <w:instrText xml:space="preserve"> PAGEREF _Toc242125927 \h </w:instrText>
+            </w:r>
+            <w:r>
+              <w:rPr>
+                <w:noProof/>
+              </w:rPr>
+            </w:r>
+            <w:r>
+              <w:rPr>
+                <w:noProof/>
+              </w:rPr>
+              <w:fldChar w:fldCharType="separate"/>
+            </w:r>
+            <w:r>
+              <w:rPr>
+                <w:noProof/>
+              </w:rPr>
+              <w:t>13</w:t>
+            </w:r>
+            <w:r>
+              <w:rPr>
+                <w:noProof/>
+              </w:rPr>
+              <w:fldChar w:fldCharType="end"/>
+            </w:r>
+          </w:hyperlink>
+        </w:p>
+        <w:p>
+          <w:pPr>
+            <w:pStyle w:val="TOC2"/>
+            <w:tabs>
+              <w:tab w:val="right" w:leader="dot" w:pos="9350"/>
+            </w:tabs>
+            <w:rPr>
+              <w:rFonts w:asciiTheme="minorHAnsi" w:eastAsiaTheme="minorEastAsia" w:hAnsiTheme="minorHAnsi" w:cstheme="minorBidi"/>
+              <w:noProof/>
+              <w:color w:val="auto"/>
+              <w:kern w:val="2"/>
+              <w:sz w:val="24"/>
+              <w:szCs w:val="24"/>
+              <w14:ligatures w14:val="standardContextual"/>
+            </w:rPr>
+          </w:pPr>
+          <w:hyperlink w:anchor="_Toc242125928" w:history="1">
+            <w:r>
+              <w:rPr>
+                <w:rStyle w:val="Hyperlink"/>
+                <w:rFonts w:ascii="Times New Roman" w:hAnsi="Times New Roman" w:cs="Times New Roman"/>
+                <w:noProof/>
+              </w:rPr>
+              <w:t>6.4 Product Backlog</w:t>
+            </w:r>
+            <w:r>
+              <w:rPr>
+                <w:noProof/>
+              </w:rPr>
+              <w:tab/>
+            </w:r>
+            <w:r>
+              <w:rPr>
+                <w:noProof/>
+              </w:rPr>
+              <w:fldChar w:fldCharType="begin"/>
+            </w:r>
+            <w:r>
+              <w:rPr>
+                <w:noProof/>
+              </w:rPr>
+              <w:instrText xml:space="preserve"> PAGEREF _Toc242125928 \h </w:instrText>
+            </w:r>
+            <w:r>
+              <w:rPr>
+                <w:noProof/>
+              </w:rPr>
+            </w:r>
+            <w:r>
+              <w:rPr>
+                <w:noProof/>
+              </w:rPr>
+              <w:fldChar w:fldCharType="separate"/>
+            </w:r>
+            <w:r>
+              <w:rPr>
+                <w:noProof/>
+              </w:rPr>
+              <w:t>14</w:t>
+            </w:r>
+            <w:r>
+              <w:rPr>
+                <w:noProof/>
+              </w:rPr>
+              <w:fldChar w:fldCharType="end"/>
+            </w:r>
+          </w:hyperlink>
+        </w:p>
+        <w:p>
+          <w:pPr>
+            <w:pStyle w:val="TOC2"/>
+            <w:tabs>
+              <w:tab w:val="right" w:leader="dot" w:pos="9350"/>
+            </w:tabs>
+            <w:rPr>
+              <w:rFonts w:asciiTheme="minorHAnsi" w:eastAsiaTheme="minorEastAsia" w:hAnsiTheme="minorHAnsi" w:cstheme="minorBidi"/>
+              <w:noProof/>
+              <w:color w:val="auto"/>
+              <w:kern w:val="2"/>
+              <w:sz w:val="24"/>
+              <w:szCs w:val="24"/>
+              <w14:ligatures w14:val="standardContextual"/>
+            </w:rPr>
+          </w:pPr>
+          <w:hyperlink w:anchor="_Toc242125929" w:history="1">
+            <w:r>
+              <w:rPr>
+                <w:rStyle w:val="Hyperlink"/>
+                <w:rFonts w:ascii="Times New Roman" w:hAnsi="Times New Roman" w:cs="Times New Roman"/>
+                <w:noProof/>
+              </w:rPr>
+              <w:t>6.5 Sprint 1 Backlog</w:t>
+            </w:r>
+            <w:r>
+              <w:rPr>
+                <w:noProof/>
+              </w:rPr>
+              <w:tab/>
+            </w:r>
+            <w:r>
+              <w:rPr>
+                <w:noProof/>
+              </w:rPr>
+              <w:fldChar w:fldCharType="begin"/>
+            </w:r>
+            <w:r>
+              <w:rPr>
+                <w:noProof/>
+              </w:rPr>
+              <w:instrText xml:space="preserve"> PAGEREF _Toc242125929 \h </w:instrText>
+            </w:r>
+            <w:r>
+              <w:rPr>
+                <w:noProof/>
+              </w:rPr>
+            </w:r>
+            <w:r>
+              <w:rPr>
+                <w:noProof/>
+              </w:rPr>
+              <w:fldChar w:fldCharType="separate"/>
+            </w:r>
+            <w:r>
+              <w:rPr>
+                <w:noProof/>
+              </w:rPr>
+              <w:t>14</w:t>
             </w:r>
             <w:r>
               <w:rPr>
@@ -2228,14 +3636,14 @@
               <w14:ligatures w14:val="standardContextual"/>
             </w:rPr>
           </w:pPr>
-          <w:hyperlink w:anchor="_Toc241617148" w:history="1">
+          <w:hyperlink w:anchor="_Toc242125930" w:history="1">
             <w:r>
               <w:rPr>
                 <w:rStyle w:val="Hyperlink"/>
                 <w:rFonts w:ascii="Times New Roman" w:hAnsi="Times New Roman" w:cs="Times New Roman"/>
                 <w:noProof/>
               </w:rPr>
-              <w:t>4. Software Requirements Specification</w:t>
+              <w:t>7. Budget</w:t>
             </w:r>
             <w:r>
               <w:rPr>
@@ -2253,7 +3661,7 @@
               <w:rPr>
                 <w:noProof/>
               </w:rPr>
-              <w:instrText xml:space="preserve"> PAGEREF _Toc241617148 \h </w:instrText>
+              <w:instrText xml:space="preserve"> PAGEREF _Toc242125930 \h </w:instrText>
             </w:r>
             <w:r>
               <w:rPr>
@@ -2270,7 +3678,7 @@
               <w:rPr>
                 <w:noProof/>
               </w:rPr>
-              <w:t>8</w:t>
+              <w:t>15</w:t>
             </w:r>
             <w:r>
               <w:rPr>
@@ -2296,14 +3704,14 @@
               <w14:ligatures w14:val="standardContextual"/>
             </w:rPr>
           </w:pPr>
-          <w:hyperlink w:anchor="_Toc241617149" w:history="1">
+          <w:hyperlink w:anchor="_Toc242125931" w:history="1">
             <w:r>
               <w:rPr>
                 <w:rStyle w:val="Hyperlink"/>
                 <w:rFonts w:ascii="Times New Roman" w:hAnsi="Times New Roman" w:cs="Times New Roman"/>
                 <w:noProof/>
               </w:rPr>
-              <w:t>4.1 Overall Description</w:t>
+              <w:t>7.1 Resource and Cost Plan</w:t>
             </w:r>
             <w:r>
               <w:rPr>
@@ -2321,7 +3729,7 @@
               <w:rPr>
                 <w:noProof/>
               </w:rPr>
-              <w:instrText xml:space="preserve"> PAGEREF _Toc241617149 \h </w:instrText>
+              <w:instrText xml:space="preserve"> PAGEREF _Toc242125931 \h </w:instrText>
             </w:r>
             <w:r>
               <w:rPr>
@@ -2338,7 +3746,7 @@
               <w:rPr>
                 <w:noProof/>
               </w:rPr>
-              <w:t>8</w:t>
+              <w:t>15</w:t>
             </w:r>
             <w:r>
               <w:rPr>
@@ -2364,14 +3772,14 @@
               <w14:ligatures w14:val="standardContextual"/>
             </w:rPr>
           </w:pPr>
-          <w:hyperlink w:anchor="_Toc241617150" w:history="1">
+          <w:hyperlink w:anchor="_Toc242125932" w:history="1">
             <w:r>
               <w:rPr>
                 <w:rStyle w:val="Hyperlink"/>
                 <w:rFonts w:ascii="Times New Roman" w:hAnsi="Times New Roman" w:cs="Times New Roman"/>
                 <w:noProof/>
               </w:rPr>
-              <w:t>4.2 Actors</w:t>
+              <w:t>7.2 Budgeted Cashflow</w:t>
             </w:r>
             <w:r>
               <w:rPr>
@@ -2389,7 +3797,7 @@
               <w:rPr>
                 <w:noProof/>
               </w:rPr>
-              <w:instrText xml:space="preserve"> PAGEREF _Toc241617150 \h </w:instrText>
+              <w:instrText xml:space="preserve"> PAGEREF _Toc242125932 \h </w:instrText>
             </w:r>
             <w:r>
               <w:rPr>
@@ -2406,7 +3814,75 @@
               <w:rPr>
                 <w:noProof/>
               </w:rPr>
-              <w:t>9</w:t>
+              <w:t>16</w:t>
+            </w:r>
+            <w:r>
+              <w:rPr>
+                <w:noProof/>
+              </w:rPr>
+              <w:fldChar w:fldCharType="end"/>
+            </w:r>
+          </w:hyperlink>
+        </w:p>
+        <w:p>
+          <w:pPr>
+            <w:pStyle w:val="TOC1"/>
+            <w:tabs>
+              <w:tab w:val="right" w:leader="dot" w:pos="9350"/>
+            </w:tabs>
+            <w:rPr>
+              <w:rFonts w:asciiTheme="minorHAnsi" w:eastAsiaTheme="minorEastAsia" w:hAnsiTheme="minorHAnsi" w:cstheme="minorBidi"/>
+              <w:noProof/>
+              <w:color w:val="auto"/>
+              <w:kern w:val="2"/>
+              <w:sz w:val="24"/>
+              <w:szCs w:val="24"/>
+              <w14:ligatures w14:val="standardContextual"/>
+            </w:rPr>
+          </w:pPr>
+          <w:hyperlink w:anchor="_Toc242125933" w:history="1">
+            <w:r>
+              <w:rPr>
+                <w:rStyle w:val="Hyperlink"/>
+                <w:rFonts w:ascii="Times New Roman" w:hAnsi="Times New Roman" w:cs="Times New Roman"/>
+                <w:noProof/>
+              </w:rPr>
+              <w:t>8. Risk Management</w:t>
+            </w:r>
+            <w:r>
+              <w:rPr>
+                <w:noProof/>
+              </w:rPr>
+              <w:tab/>
+            </w:r>
+            <w:r>
+              <w:rPr>
+                <w:noProof/>
+              </w:rPr>
+              <w:fldChar w:fldCharType="begin"/>
+            </w:r>
+            <w:r>
+              <w:rPr>
+                <w:noProof/>
+              </w:rPr>
+              <w:instrText xml:space="preserve"> PAGEREF _Toc242125933 \h </w:instrText>
+            </w:r>
+            <w:r>
+              <w:rPr>
+                <w:noProof/>
+              </w:rPr>
+            </w:r>
+            <w:r>
+              <w:rPr>
+                <w:noProof/>
+              </w:rPr>
+              <w:fldChar w:fldCharType="separate"/>
+            </w:r>
+            <w:r>
+              <w:rPr>
+                <w:noProof/>
+              </w:rPr>
+              <w:t>16</w:t>
             </w:r>
             <w:r>
               <w:rPr>
@@ -2432,14 +3908,14 @@
               <w14:ligatures w14:val="standardContextual"/>
             </w:rPr>
           </w:pPr>
-          <w:hyperlink w:anchor="_Toc241617151" w:history="1">
+          <w:hyperlink w:anchor="_Toc242125934" w:history="1">
             <w:r>
               <w:rPr>
                 <w:rStyle w:val="Hyperlink"/>
                 <w:rFonts w:ascii="Times New Roman" w:hAnsi="Times New Roman" w:cs="Times New Roman"/>
                 <w:noProof/>
               </w:rPr>
-              <w:t>4.3 Use Cases</w:t>
+              <w:t>8.1 Approach and rating scales</w:t>
             </w:r>
             <w:r>
               <w:rPr>
@@ -2457,7 +3933,7 @@
               <w:rPr>
                 <w:noProof/>
               </w:rPr>
-              <w:instrText xml:space="preserve"> PAGEREF _Toc241617151 \h </w:instrText>
+              <w:instrText xml:space="preserve"> PAGEREF _Toc242125934 \h </w:instrText>
             </w:r>
             <w:r>
               <w:rPr>
@@ -2474,7 +3950,7 @@
               <w:rPr>
                 <w:noProof/>
               </w:rPr>
-              <w:t>9</w:t>
+              <w:t>16</w:t>
             </w:r>
             <w:r>
               <w:rPr>
@@ -2500,14 +3976,14 @@
               <w14:ligatures w14:val="standardContextual"/>
             </w:rPr>
           </w:pPr>
-          <w:hyperlink w:anchor="_Toc241617152" w:history="1">
+          <w:hyperlink w:anchor="_Toc242125935" w:history="1">
             <w:r>
               <w:rPr>
                 <w:rStyle w:val="Hyperlink"/>
                 <w:rFonts w:ascii="Times New Roman" w:hAnsi="Times New Roman" w:cs="Times New Roman"/>
                 <w:noProof/>
               </w:rPr>
-              <w:t>4.4 Nonfunctional Requirements</w:t>
+              <w:t>8.2 Risk register</w:t>
             </w:r>
             <w:r>
               <w:rPr>
@@ -2525,7 +4001,7 @@
               <w:rPr>
                 <w:noProof/>
               </w:rPr>
-              <w:instrText xml:space="preserve"> PAGEREF _Toc241617152 \h </w:instrText>
+              <w:instrText xml:space="preserve"> PAGEREF _Toc242125935 \h </w:instrText>
             </w:r>
             <w:r>
               <w:rPr>
@@ -2542,7 +4018,75 @@
               <w:rPr>
                 <w:noProof/>
               </w:rPr>
-              <w:t>10</w:t>
+              <w:t>17</w:t>
+            </w:r>
+            <w:r>
+              <w:rPr>
+                <w:noProof/>
+              </w:rPr>
+              <w:fldChar w:fldCharType="end"/>
+            </w:r>
+          </w:hyperlink>
+        </w:p>
+        <w:p>
+          <w:pPr>
+            <w:pStyle w:val="TOC1"/>
+            <w:tabs>
+              <w:tab w:val="right" w:leader="dot" w:pos="9350"/>
+            </w:tabs>
+            <w:rPr>
+              <w:rFonts w:asciiTheme="minorHAnsi" w:eastAsiaTheme="minorEastAsia" w:hAnsiTheme="minorHAnsi" w:cstheme="minorBidi"/>
+              <w:noProof/>
+              <w:color w:val="auto"/>
+              <w:kern w:val="2"/>
+              <w:sz w:val="24"/>
+              <w:szCs w:val="24"/>
+              <w14:ligatures w14:val="standardContextual"/>
+            </w:rPr>
+          </w:pPr>
+          <w:hyperlink w:anchor="_Toc242125936" w:history="1">
+            <w:r>
+              <w:rPr>
+                <w:rStyle w:val="Hyperlink"/>
+                <w:rFonts w:ascii="Times New Roman" w:hAnsi="Times New Roman" w:cs="Times New Roman"/>
+                <w:noProof/>
+              </w:rPr>
+              <w:t>9. Team Structure and Coordination</w:t>
+            </w:r>
+            <w:r>
+              <w:rPr>
+                <w:noProof/>
+              </w:rPr>
+              <w:tab/>
+            </w:r>
+            <w:r>
+              <w:rPr>
+                <w:noProof/>
+              </w:rPr>
+              <w:fldChar w:fldCharType="begin"/>
+            </w:r>
+            <w:r>
+              <w:rPr>
+                <w:noProof/>
+              </w:rPr>
+              <w:instrText xml:space="preserve"> PAGEREF _Toc242125936 \h </w:instrText>
+            </w:r>
+            <w:r>
+              <w:rPr>
+                <w:noProof/>
+              </w:rPr>
+            </w:r>
+            <w:r>
+              <w:rPr>
+                <w:noProof/>
+              </w:rPr>
+              <w:fldChar w:fldCharType="separate"/>
+            </w:r>
+            <w:r>
+              <w:rPr>
+                <w:noProof/>
+              </w:rPr>
+              <w:t>17</w:t>
             </w:r>
             <w:r>
               <w:rPr>
@@ -2568,14 +4112,14 @@
               <w14:ligatures w14:val="standardContextual"/>
             </w:rPr>
           </w:pPr>
-          <w:hyperlink w:anchor="_Toc241617153" w:history="1">
+          <w:hyperlink w:anchor="_Toc242125937" w:history="1">
             <w:r>
               <w:rPr>
                 <w:rStyle w:val="Hyperlink"/>
                 <w:rFonts w:ascii="Times New Roman" w:hAnsi="Times New Roman" w:cs="Times New Roman"/>
                 <w:noProof/>
               </w:rPr>
-              <w:t>4.5 External Interface Requirements</w:t>
+              <w:t>9.1 Delivery teams</w:t>
             </w:r>
             <w:r>
               <w:rPr>
@@ -2593,7 +4137,7 @@
               <w:rPr>
                 <w:noProof/>
               </w:rPr>
-              <w:instrText xml:space="preserve"> PAGEREF _Toc241617153 \h </w:instrText>
+              <w:instrText xml:space="preserve"> PAGEREF _Toc242125937 \h </w:instrText>
             </w:r>
             <w:r>
               <w:rPr>
@@ -2610,7 +4154,280 @@
               <w:rPr>
                 <w:noProof/>
               </w:rPr>
-              <w:t>10</w:t>
+              <w:t>17</w:t>
+            </w:r>
+            <w:r>
+              <w:rPr>
+                <w:noProof/>
+              </w:rPr>
+              <w:fldChar w:fldCharType="end"/>
+            </w:r>
+          </w:hyperlink>
+        </w:p>
+        <w:p>
+          <w:pPr>
+            <w:pStyle w:val="TOC2"/>
+            <w:tabs>
+              <w:tab w:val="right" w:leader="dot" w:pos="9350"/>
+            </w:tabs>
+            <w:rPr>
+              <w:rFonts w:asciiTheme="minorHAnsi" w:eastAsiaTheme="minorEastAsia" w:hAnsiTheme="minorHAnsi" w:cstheme="minorBidi"/>
+              <w:noProof/>
+              <w:color w:val="auto"/>
+              <w:kern w:val="2"/>
+              <w:sz w:val="24"/>
+              <w:szCs w:val="24"/>
+              <w14:ligatures w14:val="standardContextual"/>
+            </w:rPr>
+          </w:pPr>
+          <w:hyperlink w:anchor="_Toc242125938" w:history="1">
+            <w:r>
+              <w:rPr>
+                <w:rStyle w:val="Hyperlink"/>
+                <w:rFonts w:ascii="Times New Roman" w:hAnsi="Times New Roman" w:cs="Times New Roman"/>
+                <w:noProof/>
+              </w:rPr>
+              <w:t>9.2 Communication plan</w:t>
+            </w:r>
+            <w:r>
+              <w:rPr>
+                <w:noProof/>
+              </w:rPr>
+              <w:tab/>
+            </w:r>
+            <w:r>
+              <w:rPr>
+                <w:noProof/>
+              </w:rPr>
+              <w:fldChar w:fldCharType="begin"/>
+            </w:r>
+            <w:r>
+              <w:rPr>
+                <w:noProof/>
+              </w:rPr>
+              <w:instrText xml:space="preserve"> PAGEREF _Toc242125938 \h </w:instrText>
+            </w:r>
+            <w:r>
+              <w:rPr>
+                <w:noProof/>
+              </w:rPr>
+            </w:r>
+            <w:r>
+              <w:rPr>
+                <w:noProof/>
+              </w:rPr>
+              <w:fldChar w:fldCharType="separate"/>
+            </w:r>
+            <w:r>
+              <w:rPr>
+                <w:noProof/>
+              </w:rPr>
+              <w:t>18</w:t>
+            </w:r>
+            <w:r>
+              <w:rPr>
+                <w:noProof/>
+              </w:rPr>
+              <w:fldChar w:fldCharType="end"/>
+            </w:r>
+          </w:hyperlink>
+        </w:p>
+        <w:p>
+          <w:pPr>
+            <w:pStyle w:val="TOC2"/>
+            <w:tabs>
+              <w:tab w:val="right" w:leader="dot" w:pos="9350"/>
+            </w:tabs>
+            <w:rPr>
+              <w:rFonts w:asciiTheme="minorHAnsi" w:eastAsiaTheme="minorEastAsia" w:hAnsiTheme="minorHAnsi" w:cstheme="minorBidi"/>
+              <w:noProof/>
+              <w:color w:val="auto"/>
+              <w:kern w:val="2"/>
+              <w:sz w:val="24"/>
+              <w:szCs w:val="24"/>
+              <w14:ligatures w14:val="standardContextual"/>
+            </w:rPr>
+          </w:pPr>
+          <w:hyperlink w:anchor="_Toc242125939" w:history="1">
+            <w:r>
+              <w:rPr>
+                <w:rStyle w:val="Hyperlink"/>
+                <w:rFonts w:ascii="Times New Roman" w:hAnsi="Times New Roman" w:cs="Times New Roman"/>
+                <w:noProof/>
+              </w:rPr>
+              <w:t>9.3 Reporting method by audience</w:t>
+            </w:r>
+            <w:r>
+              <w:rPr>
+                <w:noProof/>
+              </w:rPr>
+              <w:tab/>
+            </w:r>
+            <w:r>
+              <w:rPr>
+                <w:noProof/>
+              </w:rPr>
+              <w:fldChar w:fldCharType="begin"/>
+            </w:r>
+            <w:r>
+              <w:rPr>
+                <w:noProof/>
+              </w:rPr>
+              <w:instrText xml:space="preserve"> PAGEREF _Toc242125939 \h </w:instrText>
+            </w:r>
+            <w:r>
+              <w:rPr>
+                <w:noProof/>
+              </w:rPr>
+            </w:r>
+            <w:r>
+              <w:rPr>
+                <w:noProof/>
+              </w:rPr>
+              <w:fldChar w:fldCharType="separate"/>
+            </w:r>
+            <w:r>
+              <w:rPr>
+                <w:noProof/>
+              </w:rPr>
+              <w:t>18</w:t>
+            </w:r>
+            <w:r>
+              <w:rPr>
+                <w:noProof/>
+              </w:rPr>
+              <w:fldChar w:fldCharType="end"/>
+            </w:r>
+          </w:hyperlink>
+        </w:p>
+        <w:p>
+          <w:pPr>
+            <w:pStyle w:val="TOC2"/>
+            <w:tabs>
+              <w:tab w:val="right" w:leader="dot" w:pos="9350"/>
+            </w:tabs>
+            <w:rPr>
+              <w:rFonts w:asciiTheme="minorHAnsi" w:eastAsiaTheme="minorEastAsia" w:hAnsiTheme="minorHAnsi" w:cstheme="minorBidi"/>
+              <w:noProof/>
+              <w:color w:val="auto"/>
+              <w:kern w:val="2"/>
+              <w:sz w:val="24"/>
+              <w:szCs w:val="24"/>
+              <w14:ligatures w14:val="standardContextual"/>
+            </w:rPr>
+          </w:pPr>
+          <w:hyperlink w:anchor="_Toc242125940" w:history="1">
+            <w:r>
+              <w:rPr>
+                <w:rStyle w:val="Hyperlink"/>
+                <w:rFonts w:ascii="Times New Roman" w:hAnsi="Times New Roman" w:cs="Times New Roman"/>
+                <w:noProof/>
+              </w:rPr>
+              <w:t>9.4 Roles and Resources</w:t>
+            </w:r>
+            <w:r>
+              <w:rPr>
+                <w:noProof/>
+              </w:rPr>
+              <w:tab/>
+            </w:r>
+            <w:r>
+              <w:rPr>
+                <w:noProof/>
+              </w:rPr>
+              <w:fldChar w:fldCharType="begin"/>
+            </w:r>
+            <w:r>
+              <w:rPr>
+                <w:noProof/>
+              </w:rPr>
+              <w:instrText xml:space="preserve"> PAGEREF _Toc242125940 \h </w:instrText>
+            </w:r>
+            <w:r>
+              <w:rPr>
+                <w:noProof/>
+              </w:rPr>
+            </w:r>
+            <w:r>
+              <w:rPr>
+                <w:noProof/>
+              </w:rPr>
+              <w:fldChar w:fldCharType="separate"/>
+            </w:r>
+            <w:r>
+              <w:rPr>
+                <w:noProof/>
+              </w:rPr>
+              <w:t>18</w:t>
+            </w:r>
+            <w:r>
+              <w:rPr>
+                <w:noProof/>
+              </w:rPr>
+              <w:fldChar w:fldCharType="end"/>
+            </w:r>
+          </w:hyperlink>
+        </w:p>
+        <w:p>
+          <w:pPr>
+            <w:pStyle w:val="TOC2"/>
+            <w:tabs>
+              <w:tab w:val="right" w:leader="dot" w:pos="9350"/>
+            </w:tabs>
+            <w:rPr>
+              <w:rFonts w:asciiTheme="minorHAnsi" w:eastAsiaTheme="minorEastAsia" w:hAnsiTheme="minorHAnsi" w:cstheme="minorBidi"/>
+              <w:noProof/>
+              <w:color w:val="auto"/>
+              <w:kern w:val="2"/>
+              <w:sz w:val="24"/>
+              <w:szCs w:val="24"/>
+              <w14:ligatures w14:val="standardContextual"/>
+            </w:rPr>
+          </w:pPr>
+          <w:hyperlink w:anchor="_Toc242125941" w:history="1">
+            <w:r>
+              <w:rPr>
+                <w:rStyle w:val="Hyperlink"/>
+                <w:rFonts w:ascii="Times New Roman" w:hAnsi="Times New Roman" w:cs="Times New Roman"/>
+                <w:noProof/>
+                <w:lang w:val="fr-FR"/>
+              </w:rPr>
+              <w:t>9.5 RACI Matrix</w:t>
+            </w:r>
+            <w:r>
+              <w:rPr>
+                <w:noProof/>
+              </w:rPr>
+              <w:tab/>
+            </w:r>
+            <w:r>
+              <w:rPr>
+                <w:noProof/>
+              </w:rPr>
+              <w:fldChar w:fldCharType="begin"/>
+            </w:r>
+            <w:r>
+              <w:rPr>
+                <w:noProof/>
+              </w:rPr>
+              <w:instrText xml:space="preserve"> PAGEREF _Toc242125941 \h </w:instrText>
+            </w:r>
+            <w:r>
+              <w:rPr>
+                <w:noProof/>
+              </w:rPr>
+            </w:r>
+            <w:r>
+              <w:rPr>
+                <w:noProof/>
+              </w:rPr>
+              <w:fldChar w:fldCharType="separate"/>
+            </w:r>
+            <w:r>
+              <w:rPr>
+                <w:noProof/>
+              </w:rPr>
+              <w:t>19</w:t>
             </w:r>
             <w:r>
               <w:rPr>
@@ -2636,14 +4453,15 @@
               <w14:ligatures w14:val="standardContextual"/>
             </w:rPr>
           </w:pPr>
-          <w:hyperlink w:anchor="_Toc241617154" w:history="1">
+          <w:hyperlink w:anchor="_Toc242125942" w:history="1">
             <w:r>
               <w:rPr>
                 <w:rStyle w:val="Hyperlink"/>
                 <w:rFonts w:ascii="Times New Roman" w:hAnsi="Times New Roman" w:cs="Times New Roman"/>
                 <w:noProof/>
-              </w:rPr>
-              <w:t>5. Stakeholder Analysis and Management</w:t>
+                <w:lang w:val="fr-FR"/>
+              </w:rPr>
+              <w:t>10. Appendices</w:t>
             </w:r>
             <w:r>
               <w:rPr>
@@ -2661,7 +4479,7 @@
               <w:rPr>
                 <w:noProof/>
               </w:rPr>
-              <w:instrText xml:space="preserve"> PAGEREF _Toc241617154 \h </w:instrText>
+              <w:instrText xml:space="preserve"> PAGEREF _Toc242125942 \h </w:instrText>
             </w:r>
             <w:r>
               <w:rPr>
@@ -2678,7 +4496,7 @@
               <w:rPr>
                 <w:noProof/>
               </w:rPr>
-              <w:t>10</w:t>
+              <w:t>20</w:t>
             </w:r>
             <w:r>
               <w:rPr>
@@ -2704,14 +4522,15 @@
               <w14:ligatures w14:val="standardContextual"/>
             </w:rPr>
           </w:pPr>
-          <w:hyperlink w:anchor="_Toc241617155" w:history="1">
+          <w:hyperlink w:anchor="_Toc242125943" w:history="1">
             <w:r>
               <w:rPr>
                 <w:rStyle w:val="Hyperlink"/>
                 <w:rFonts w:ascii="Times New Roman" w:hAnsi="Times New Roman" w:cs="Times New Roman"/>
                 <w:noProof/>
-              </w:rPr>
-              <w:t>6. Project Schedule</w:t>
+                <w:lang w:val="fr-FR"/>
+              </w:rPr>
+              <w:t>11. References</w:t>
             </w:r>
             <w:r>
               <w:rPr>
@@ -2729,7 +4548,7 @@
               <w:rPr>
                 <w:noProof/>
               </w:rPr>
-              <w:instrText xml:space="preserve"> PAGEREF _Toc241617155 \h </w:instrText>
+              <w:instrText xml:space="preserve"> PAGEREF _Toc242125943 \h </w:instrText>
             </w:r>
             <w:r>
               <w:rPr>
@@ -2746,1027 +4565,7 @@
               <w:rPr>
                 <w:noProof/>
               </w:rPr>
-              <w:t>10</w:t>
-            </w:r>
-            <w:r>
-              <w:rPr>
-                <w:noProof/>
-              </w:rPr>
-              <w:fldChar w:fldCharType="end"/>
-            </w:r>
-          </w:hyperlink>
-        </w:p>
-        <w:p>
-          <w:pPr>
-            <w:pStyle w:val="TOC2"/>
-            <w:tabs>
-              <w:tab w:val="right" w:leader="dot" w:pos="9350"/>
-            </w:tabs>
-            <w:rPr>
-              <w:rFonts w:asciiTheme="minorHAnsi" w:eastAsiaTheme="minorEastAsia" w:hAnsiTheme="minorHAnsi" w:cstheme="minorBidi"/>
-              <w:noProof/>
-              <w:color w:val="auto"/>
-              <w:kern w:val="2"/>
-              <w:sz w:val="24"/>
-              <w:szCs w:val="24"/>
-              <w14:ligatures w14:val="standardContextual"/>
-            </w:rPr>
-          </w:pPr>
-          <w:hyperlink w:anchor="_Toc241617156" w:history="1">
-            <w:r>
-              <w:rPr>
-                <w:rStyle w:val="Hyperlink"/>
-                <w:rFonts w:ascii="Times New Roman" w:hAnsi="Times New Roman" w:cs="Times New Roman"/>
-                <w:noProof/>
-              </w:rPr>
-              <w:t>6.1 Work Breakdown Structure</w:t>
-            </w:r>
-            <w:r>
-              <w:rPr>
-                <w:noProof/>
-              </w:rPr>
-              <w:tab/>
-            </w:r>
-            <w:r>
-              <w:rPr>
-                <w:noProof/>
-              </w:rPr>
-              <w:fldChar w:fldCharType="begin"/>
-            </w:r>
-            <w:r>
-              <w:rPr>
-                <w:noProof/>
-              </w:rPr>
-              <w:instrText xml:space="preserve"> PAGEREF _Toc241617156 \h </w:instrText>
-            </w:r>
-            <w:r>
-              <w:rPr>
-                <w:noProof/>
-              </w:rPr>
-            </w:r>
-            <w:r>
-              <w:rPr>
-                <w:noProof/>
-              </w:rPr>
-              <w:fldChar w:fldCharType="separate"/>
-            </w:r>
-            <w:r>
-              <w:rPr>
-                <w:noProof/>
-              </w:rPr>
-              <w:t>11</w:t>
-            </w:r>
-            <w:r>
-              <w:rPr>
-                <w:noProof/>
-              </w:rPr>
-              <w:fldChar w:fldCharType="end"/>
-            </w:r>
-          </w:hyperlink>
-        </w:p>
-        <w:p>
-          <w:pPr>
-            <w:pStyle w:val="TOC2"/>
-            <w:tabs>
-              <w:tab w:val="right" w:leader="dot" w:pos="9350"/>
-            </w:tabs>
-            <w:rPr>
-              <w:rFonts w:asciiTheme="minorHAnsi" w:eastAsiaTheme="minorEastAsia" w:hAnsiTheme="minorHAnsi" w:cstheme="minorBidi"/>
-              <w:noProof/>
-              <w:color w:val="auto"/>
-              <w:kern w:val="2"/>
-              <w:sz w:val="24"/>
-              <w:szCs w:val="24"/>
-              <w14:ligatures w14:val="standardContextual"/>
-            </w:rPr>
-          </w:pPr>
-          <w:hyperlink w:anchor="_Toc241617157" w:history="1">
-            <w:r>
-              <w:rPr>
-                <w:rStyle w:val="Hyperlink"/>
-                <w:rFonts w:ascii="Times New Roman" w:hAnsi="Times New Roman" w:cs="Times New Roman"/>
-                <w:noProof/>
-              </w:rPr>
-              <w:t>6.2 Estimation Basis</w:t>
-            </w:r>
-            <w:r>
-              <w:rPr>
-                <w:noProof/>
-              </w:rPr>
-              <w:tab/>
-            </w:r>
-            <w:r>
-              <w:rPr>
-                <w:noProof/>
-              </w:rPr>
-              <w:fldChar w:fldCharType="begin"/>
-            </w:r>
-            <w:r>
-              <w:rPr>
-                <w:noProof/>
-              </w:rPr>
-              <w:instrText xml:space="preserve"> PAGEREF _Toc241617157 \h </w:instrText>
-            </w:r>
-            <w:r>
-              <w:rPr>
-                <w:noProof/>
-              </w:rPr>
-            </w:r>
-            <w:r>
-              <w:rPr>
-                <w:noProof/>
-              </w:rPr>
-              <w:fldChar w:fldCharType="separate"/>
-            </w:r>
-            <w:r>
-              <w:rPr>
-                <w:noProof/>
-              </w:rPr>
-              <w:t>12</w:t>
-            </w:r>
-            <w:r>
-              <w:rPr>
-                <w:noProof/>
-              </w:rPr>
-              <w:fldChar w:fldCharType="end"/>
-            </w:r>
-          </w:hyperlink>
-        </w:p>
-        <w:p>
-          <w:pPr>
-            <w:pStyle w:val="TOC2"/>
-            <w:tabs>
-              <w:tab w:val="right" w:leader="dot" w:pos="9350"/>
-            </w:tabs>
-            <w:rPr>
-              <w:rFonts w:asciiTheme="minorHAnsi" w:eastAsiaTheme="minorEastAsia" w:hAnsiTheme="minorHAnsi" w:cstheme="minorBidi"/>
-              <w:noProof/>
-              <w:color w:val="auto"/>
-              <w:kern w:val="2"/>
-              <w:sz w:val="24"/>
-              <w:szCs w:val="24"/>
-              <w14:ligatures w14:val="standardContextual"/>
-            </w:rPr>
-          </w:pPr>
-          <w:hyperlink w:anchor="_Toc241617158" w:history="1">
-            <w:r>
-              <w:rPr>
-                <w:rStyle w:val="Hyperlink"/>
-                <w:rFonts w:ascii="Times New Roman" w:hAnsi="Times New Roman" w:cs="Times New Roman"/>
-                <w:noProof/>
-              </w:rPr>
-              <w:t>6.3 Project Timeline</w:t>
-            </w:r>
-            <w:r>
-              <w:rPr>
-                <w:noProof/>
-              </w:rPr>
-              <w:tab/>
-            </w:r>
-            <w:r>
-              <w:rPr>
-                <w:noProof/>
-              </w:rPr>
-              <w:fldChar w:fldCharType="begin"/>
-            </w:r>
-            <w:r>
-              <w:rPr>
-                <w:noProof/>
-              </w:rPr>
-              <w:instrText xml:space="preserve"> PAGEREF _Toc241617158 \h </w:instrText>
-            </w:r>
-            <w:r>
-              <w:rPr>
-                <w:noProof/>
-              </w:rPr>
-            </w:r>
-            <w:r>
-              <w:rPr>
-                <w:noProof/>
-              </w:rPr>
-              <w:fldChar w:fldCharType="separate"/>
-            </w:r>
-            <w:r>
-              <w:rPr>
-                <w:noProof/>
-              </w:rPr>
-              <w:t>13</w:t>
-            </w:r>
-            <w:r>
-              <w:rPr>
-                <w:noProof/>
-              </w:rPr>
-              <w:fldChar w:fldCharType="end"/>
-            </w:r>
-          </w:hyperlink>
-        </w:p>
-        <w:p>
-          <w:pPr>
-            <w:pStyle w:val="TOC2"/>
-            <w:tabs>
-              <w:tab w:val="right" w:leader="dot" w:pos="9350"/>
-            </w:tabs>
-            <w:rPr>
-              <w:rFonts w:asciiTheme="minorHAnsi" w:eastAsiaTheme="minorEastAsia" w:hAnsiTheme="minorHAnsi" w:cstheme="minorBidi"/>
-              <w:noProof/>
-              <w:color w:val="auto"/>
-              <w:kern w:val="2"/>
-              <w:sz w:val="24"/>
-              <w:szCs w:val="24"/>
-              <w14:ligatures w14:val="standardContextual"/>
-            </w:rPr>
-          </w:pPr>
-          <w:hyperlink w:anchor="_Toc241617159" w:history="1">
-            <w:r>
-              <w:rPr>
-                <w:rStyle w:val="Hyperlink"/>
-                <w:rFonts w:ascii="Times New Roman" w:hAnsi="Times New Roman" w:cs="Times New Roman"/>
-                <w:noProof/>
-              </w:rPr>
-              <w:t>6.4 Product Backlog</w:t>
-            </w:r>
-            <w:r>
-              <w:rPr>
-                <w:noProof/>
-              </w:rPr>
-              <w:tab/>
-            </w:r>
-            <w:r>
-              <w:rPr>
-                <w:noProof/>
-              </w:rPr>
-              <w:fldChar w:fldCharType="begin"/>
-            </w:r>
-            <w:r>
-              <w:rPr>
-                <w:noProof/>
-              </w:rPr>
-              <w:instrText xml:space="preserve"> PAGEREF _Toc241617159 \h </w:instrText>
-            </w:r>
-            <w:r>
-              <w:rPr>
-                <w:noProof/>
-              </w:rPr>
-            </w:r>
-            <w:r>
-              <w:rPr>
-                <w:noProof/>
-              </w:rPr>
-              <w:fldChar w:fldCharType="separate"/>
-            </w:r>
-            <w:r>
-              <w:rPr>
-                <w:noProof/>
-              </w:rPr>
-              <w:t>14</w:t>
-            </w:r>
-            <w:r>
-              <w:rPr>
-                <w:noProof/>
-              </w:rPr>
-              <w:fldChar w:fldCharType="end"/>
-            </w:r>
-          </w:hyperlink>
-        </w:p>
-        <w:p>
-          <w:pPr>
-            <w:pStyle w:val="TOC2"/>
-            <w:tabs>
-              <w:tab w:val="right" w:leader="dot" w:pos="9350"/>
-            </w:tabs>
-            <w:rPr>
-              <w:rFonts w:asciiTheme="minorHAnsi" w:eastAsiaTheme="minorEastAsia" w:hAnsiTheme="minorHAnsi" w:cstheme="minorBidi"/>
-              <w:noProof/>
-              <w:color w:val="auto"/>
-              <w:kern w:val="2"/>
-              <w:sz w:val="24"/>
-              <w:szCs w:val="24"/>
-              <w14:ligatures w14:val="standardContextual"/>
-            </w:rPr>
-          </w:pPr>
-          <w:hyperlink w:anchor="_Toc241617160" w:history="1">
-            <w:r>
-              <w:rPr>
-                <w:rStyle w:val="Hyperlink"/>
-                <w:rFonts w:ascii="Times New Roman" w:hAnsi="Times New Roman" w:cs="Times New Roman"/>
-                <w:noProof/>
-              </w:rPr>
-              <w:t>6.5 Sprint 1 Backlog</w:t>
-            </w:r>
-            <w:r>
-              <w:rPr>
-                <w:noProof/>
-              </w:rPr>
-              <w:tab/>
-            </w:r>
-            <w:r>
-              <w:rPr>
-                <w:noProof/>
-              </w:rPr>
-              <w:fldChar w:fldCharType="begin"/>
-            </w:r>
-            <w:r>
-              <w:rPr>
-                <w:noProof/>
-              </w:rPr>
-              <w:instrText xml:space="preserve"> PAGEREF _Toc241617160 \h </w:instrText>
-            </w:r>
-            <w:r>
-              <w:rPr>
-                <w:noProof/>
-              </w:rPr>
-            </w:r>
-            <w:r>
-              <w:rPr>
-                <w:noProof/>
-              </w:rPr>
-              <w:fldChar w:fldCharType="separate"/>
-            </w:r>
-            <w:r>
-              <w:rPr>
-                <w:noProof/>
-              </w:rPr>
-              <w:t>14</w:t>
-            </w:r>
-            <w:r>
-              <w:rPr>
-                <w:noProof/>
-              </w:rPr>
-              <w:fldChar w:fldCharType="end"/>
-            </w:r>
-          </w:hyperlink>
-        </w:p>
-        <w:p>
-          <w:pPr>
-            <w:pStyle w:val="TOC1"/>
-            <w:tabs>
-              <w:tab w:val="right" w:leader="dot" w:pos="9350"/>
-            </w:tabs>
-            <w:rPr>
-              <w:rFonts w:asciiTheme="minorHAnsi" w:eastAsiaTheme="minorEastAsia" w:hAnsiTheme="minorHAnsi" w:cstheme="minorBidi"/>
-              <w:noProof/>
-              <w:color w:val="auto"/>
-              <w:kern w:val="2"/>
-              <w:sz w:val="24"/>
-              <w:szCs w:val="24"/>
-              <w14:ligatures w14:val="standardContextual"/>
-            </w:rPr>
-          </w:pPr>
-          <w:hyperlink w:anchor="_Toc241617161" w:history="1">
-            <w:r>
-              <w:rPr>
-                <w:rStyle w:val="Hyperlink"/>
-                <w:rFonts w:ascii="Times New Roman" w:hAnsi="Times New Roman" w:cs="Times New Roman"/>
-                <w:noProof/>
-              </w:rPr>
-              <w:t>7. Budget</w:t>
-            </w:r>
-            <w:r>
-              <w:rPr>
-                <w:noProof/>
-              </w:rPr>
-              <w:tab/>
-            </w:r>
-            <w:r>
-              <w:rPr>
-                <w:noProof/>
-              </w:rPr>
-              <w:fldChar w:fldCharType="begin"/>
-            </w:r>
-            <w:r>
-              <w:rPr>
-                <w:noProof/>
-              </w:rPr>
-              <w:instrText xml:space="preserve"> PAGEREF _Toc241617161 \h </w:instrText>
-            </w:r>
-            <w:r>
-              <w:rPr>
-                <w:noProof/>
-              </w:rPr>
-            </w:r>
-            <w:r>
-              <w:rPr>
-                <w:noProof/>
-              </w:rPr>
-              <w:fldChar w:fldCharType="separate"/>
-            </w:r>
-            <w:r>
-              <w:rPr>
-                <w:noProof/>
-              </w:rPr>
-              <w:t>15</w:t>
-            </w:r>
-            <w:r>
-              <w:rPr>
-                <w:noProof/>
-              </w:rPr>
-              <w:fldChar w:fldCharType="end"/>
-            </w:r>
-          </w:hyperlink>
-        </w:p>
-        <w:p>
-          <w:pPr>
-            <w:pStyle w:val="TOC1"/>
-            <w:tabs>
-              <w:tab w:val="right" w:leader="dot" w:pos="9350"/>
-            </w:tabs>
-            <w:rPr>
-              <w:rFonts w:asciiTheme="minorHAnsi" w:eastAsiaTheme="minorEastAsia" w:hAnsiTheme="minorHAnsi" w:cstheme="minorBidi"/>
-              <w:noProof/>
-              <w:color w:val="auto"/>
-              <w:kern w:val="2"/>
-              <w:sz w:val="24"/>
-              <w:szCs w:val="24"/>
-              <w14:ligatures w14:val="standardContextual"/>
-            </w:rPr>
-          </w:pPr>
-          <w:hyperlink w:anchor="_Toc241617162" w:history="1">
-            <w:r>
-              <w:rPr>
-                <w:rStyle w:val="Hyperlink"/>
-                <w:rFonts w:ascii="Times New Roman" w:hAnsi="Times New Roman" w:cs="Times New Roman"/>
-                <w:noProof/>
-              </w:rPr>
-              <w:t>8. Risk Management</w:t>
-            </w:r>
-            <w:r>
-              <w:rPr>
-                <w:noProof/>
-              </w:rPr>
-              <w:tab/>
-            </w:r>
-            <w:r>
-              <w:rPr>
-                <w:noProof/>
-              </w:rPr>
-              <w:fldChar w:fldCharType="begin"/>
-            </w:r>
-            <w:r>
-              <w:rPr>
-                <w:noProof/>
-              </w:rPr>
-              <w:instrText xml:space="preserve"> PAGEREF _Toc241617162 \h </w:instrText>
-            </w:r>
-            <w:r>
-              <w:rPr>
-                <w:noProof/>
-              </w:rPr>
-            </w:r>
-            <w:r>
-              <w:rPr>
-                <w:noProof/>
-              </w:rPr>
-              <w:fldChar w:fldCharType="separate"/>
-            </w:r>
-            <w:r>
-              <w:rPr>
-                <w:noProof/>
-              </w:rPr>
-              <w:t>15</w:t>
-            </w:r>
-            <w:r>
-              <w:rPr>
-                <w:noProof/>
-              </w:rPr>
-              <w:fldChar w:fldCharType="end"/>
-            </w:r>
-          </w:hyperlink>
-        </w:p>
-        <w:p>
-          <w:pPr>
-            <w:pStyle w:val="TOC2"/>
-            <w:tabs>
-              <w:tab w:val="right" w:leader="dot" w:pos="9350"/>
-            </w:tabs>
-            <w:rPr>
-              <w:rFonts w:asciiTheme="minorHAnsi" w:eastAsiaTheme="minorEastAsia" w:hAnsiTheme="minorHAnsi" w:cstheme="minorBidi"/>
-              <w:noProof/>
-              <w:color w:val="auto"/>
-              <w:kern w:val="2"/>
-              <w:sz w:val="24"/>
-              <w:szCs w:val="24"/>
-              <w14:ligatures w14:val="standardContextual"/>
-            </w:rPr>
-          </w:pPr>
-          <w:hyperlink w:anchor="_Toc241617163" w:history="1">
-            <w:r>
-              <w:rPr>
-                <w:rStyle w:val="Hyperlink"/>
-                <w:rFonts w:ascii="Times New Roman" w:hAnsi="Times New Roman" w:cs="Times New Roman"/>
-                <w:noProof/>
-              </w:rPr>
-              <w:t>8.1 Approach and rating scales</w:t>
-            </w:r>
-            <w:r>
-              <w:rPr>
-                <w:noProof/>
-              </w:rPr>
-              <w:tab/>
-            </w:r>
-            <w:r>
-              <w:rPr>
-                <w:noProof/>
-              </w:rPr>
-              <w:fldChar w:fldCharType="begin"/>
-            </w:r>
-            <w:r>
-              <w:rPr>
-                <w:noProof/>
-              </w:rPr>
-              <w:instrText xml:space="preserve"> PAGEREF _Toc241617163 \h </w:instrText>
-            </w:r>
-            <w:r>
-              <w:rPr>
-                <w:noProof/>
-              </w:rPr>
-            </w:r>
-            <w:r>
-              <w:rPr>
-                <w:noProof/>
-              </w:rPr>
-              <w:fldChar w:fldCharType="separate"/>
-            </w:r>
-            <w:r>
-              <w:rPr>
-                <w:noProof/>
-              </w:rPr>
-              <w:t>15</w:t>
-            </w:r>
-            <w:r>
-              <w:rPr>
-                <w:noProof/>
-              </w:rPr>
-              <w:fldChar w:fldCharType="end"/>
-            </w:r>
-          </w:hyperlink>
-        </w:p>
-        <w:p>
-          <w:pPr>
-            <w:pStyle w:val="TOC2"/>
-            <w:tabs>
-              <w:tab w:val="right" w:leader="dot" w:pos="9350"/>
-            </w:tabs>
-            <w:rPr>
-              <w:rFonts w:asciiTheme="minorHAnsi" w:eastAsiaTheme="minorEastAsia" w:hAnsiTheme="minorHAnsi" w:cstheme="minorBidi"/>
-              <w:noProof/>
-              <w:color w:val="auto"/>
-              <w:kern w:val="2"/>
-              <w:sz w:val="24"/>
-              <w:szCs w:val="24"/>
-              <w14:ligatures w14:val="standardContextual"/>
-            </w:rPr>
-          </w:pPr>
-          <w:hyperlink w:anchor="_Toc241617164" w:history="1">
-            <w:r>
-              <w:rPr>
-                <w:rStyle w:val="Hyperlink"/>
-                <w:rFonts w:ascii="Times New Roman" w:hAnsi="Times New Roman" w:cs="Times New Roman"/>
-                <w:noProof/>
-              </w:rPr>
-              <w:t>8.2 Risk register</w:t>
-            </w:r>
-            <w:r>
-              <w:rPr>
-                <w:noProof/>
-              </w:rPr>
-              <w:tab/>
-            </w:r>
-            <w:r>
-              <w:rPr>
-                <w:noProof/>
-              </w:rPr>
-              <w:fldChar w:fldCharType="begin"/>
-            </w:r>
-            <w:r>
-              <w:rPr>
-                <w:noProof/>
-              </w:rPr>
-              <w:instrText xml:space="preserve"> PAGEREF _Toc241617164 \h </w:instrText>
-            </w:r>
-            <w:r>
-              <w:rPr>
-                <w:noProof/>
-              </w:rPr>
-            </w:r>
-            <w:r>
-              <w:rPr>
-                <w:noProof/>
-              </w:rPr>
-              <w:fldChar w:fldCharType="separate"/>
-            </w:r>
-            <w:r>
-              <w:rPr>
-                <w:noProof/>
-              </w:rPr>
-              <w:t>16</w:t>
-            </w:r>
-            <w:r>
-              <w:rPr>
-                <w:noProof/>
-              </w:rPr>
-              <w:fldChar w:fldCharType="end"/>
-            </w:r>
-          </w:hyperlink>
-        </w:p>
-        <w:p>
-          <w:pPr>
-            <w:pStyle w:val="TOC1"/>
-            <w:tabs>
-              <w:tab w:val="right" w:leader="dot" w:pos="9350"/>
-            </w:tabs>
-            <w:rPr>
-              <w:rFonts w:asciiTheme="minorHAnsi" w:eastAsiaTheme="minorEastAsia" w:hAnsiTheme="minorHAnsi" w:cstheme="minorBidi"/>
-              <w:noProof/>
-              <w:color w:val="auto"/>
-              <w:kern w:val="2"/>
-              <w:sz w:val="24"/>
-              <w:szCs w:val="24"/>
-              <w14:ligatures w14:val="standardContextual"/>
-            </w:rPr>
-          </w:pPr>
-          <w:hyperlink w:anchor="_Toc241617165" w:history="1">
-            <w:r>
-              <w:rPr>
-                <w:rStyle w:val="Hyperlink"/>
-                <w:rFonts w:ascii="Times New Roman" w:hAnsi="Times New Roman" w:cs="Times New Roman"/>
-                <w:noProof/>
-              </w:rPr>
-              <w:t>9. Team Structure and Coordination</w:t>
-            </w:r>
-            <w:r>
-              <w:rPr>
-                <w:noProof/>
-              </w:rPr>
-              <w:tab/>
-            </w:r>
-            <w:r>
-              <w:rPr>
-                <w:noProof/>
-              </w:rPr>
-              <w:fldChar w:fldCharType="begin"/>
-            </w:r>
-            <w:r>
-              <w:rPr>
-                <w:noProof/>
-              </w:rPr>
-              <w:instrText xml:space="preserve"> PAGEREF _Toc241617165 \h </w:instrText>
-            </w:r>
-            <w:r>
-              <w:rPr>
-                <w:noProof/>
-              </w:rPr>
-            </w:r>
-            <w:r>
-              <w:rPr>
-                <w:noProof/>
-              </w:rPr>
-              <w:fldChar w:fldCharType="separate"/>
-            </w:r>
-            <w:r>
-              <w:rPr>
-                <w:noProof/>
-              </w:rPr>
-              <w:t>16</w:t>
-            </w:r>
-            <w:r>
-              <w:rPr>
-                <w:noProof/>
-              </w:rPr>
-              <w:fldChar w:fldCharType="end"/>
-            </w:r>
-          </w:hyperlink>
-        </w:p>
-        <w:p>
-          <w:pPr>
-            <w:pStyle w:val="TOC2"/>
-            <w:tabs>
-              <w:tab w:val="right" w:leader="dot" w:pos="9350"/>
-            </w:tabs>
-            <w:rPr>
-              <w:rFonts w:asciiTheme="minorHAnsi" w:eastAsiaTheme="minorEastAsia" w:hAnsiTheme="minorHAnsi" w:cstheme="minorBidi"/>
-              <w:noProof/>
-              <w:color w:val="auto"/>
-              <w:kern w:val="2"/>
-              <w:sz w:val="24"/>
-              <w:szCs w:val="24"/>
-              <w14:ligatures w14:val="standardContextual"/>
-            </w:rPr>
-          </w:pPr>
-          <w:hyperlink w:anchor="_Toc241617166" w:history="1">
-            <w:r>
-              <w:rPr>
-                <w:rStyle w:val="Hyperlink"/>
-                <w:rFonts w:ascii="Times New Roman" w:hAnsi="Times New Roman" w:cs="Times New Roman"/>
-                <w:noProof/>
-              </w:rPr>
-              <w:t>9.1 Delivery teams</w:t>
-            </w:r>
-            <w:r>
-              <w:rPr>
-                <w:noProof/>
-              </w:rPr>
-              <w:tab/>
-            </w:r>
-            <w:r>
-              <w:rPr>
-                <w:noProof/>
-              </w:rPr>
-              <w:fldChar w:fldCharType="begin"/>
-            </w:r>
-            <w:r>
-              <w:rPr>
-                <w:noProof/>
-              </w:rPr>
-              <w:instrText xml:space="preserve"> PAGEREF _Toc241617166 \h </w:instrText>
-            </w:r>
-            <w:r>
-              <w:rPr>
-                <w:noProof/>
-              </w:rPr>
-            </w:r>
-            <w:r>
-              <w:rPr>
-                <w:noProof/>
-              </w:rPr>
-              <w:fldChar w:fldCharType="separate"/>
-            </w:r>
-            <w:r>
-              <w:rPr>
-                <w:noProof/>
-              </w:rPr>
-              <w:t>16</w:t>
-            </w:r>
-            <w:r>
-              <w:rPr>
-                <w:noProof/>
-              </w:rPr>
-              <w:fldChar w:fldCharType="end"/>
-            </w:r>
-          </w:hyperlink>
-        </w:p>
-        <w:p>
-          <w:pPr>
-            <w:pStyle w:val="TOC2"/>
-            <w:tabs>
-              <w:tab w:val="right" w:leader="dot" w:pos="9350"/>
-            </w:tabs>
-            <w:rPr>
-              <w:rFonts w:asciiTheme="minorHAnsi" w:eastAsiaTheme="minorEastAsia" w:hAnsiTheme="minorHAnsi" w:cstheme="minorBidi"/>
-              <w:noProof/>
-              <w:color w:val="auto"/>
-              <w:kern w:val="2"/>
-              <w:sz w:val="24"/>
-              <w:szCs w:val="24"/>
-              <w14:ligatures w14:val="standardContextual"/>
-            </w:rPr>
-          </w:pPr>
-          <w:hyperlink w:anchor="_Toc241617167" w:history="1">
-            <w:r>
-              <w:rPr>
-                <w:rStyle w:val="Hyperlink"/>
-                <w:rFonts w:ascii="Times New Roman" w:hAnsi="Times New Roman" w:cs="Times New Roman"/>
-                <w:noProof/>
-              </w:rPr>
-              <w:t>9.2 Communication plan</w:t>
-            </w:r>
-            <w:r>
-              <w:rPr>
-                <w:noProof/>
-              </w:rPr>
-              <w:tab/>
-            </w:r>
-            <w:r>
-              <w:rPr>
-                <w:noProof/>
-              </w:rPr>
-              <w:fldChar w:fldCharType="begin"/>
-            </w:r>
-            <w:r>
-              <w:rPr>
-                <w:noProof/>
-              </w:rPr>
-              <w:instrText xml:space="preserve"> PAGEREF _Toc241617167 \h </w:instrText>
-            </w:r>
-            <w:r>
-              <w:rPr>
-                <w:noProof/>
-              </w:rPr>
-            </w:r>
-            <w:r>
-              <w:rPr>
-                <w:noProof/>
-              </w:rPr>
-              <w:fldChar w:fldCharType="separate"/>
-            </w:r>
-            <w:r>
-              <w:rPr>
-                <w:noProof/>
-              </w:rPr>
-              <w:t>17</w:t>
-            </w:r>
-            <w:r>
-              <w:rPr>
-                <w:noProof/>
-              </w:rPr>
-              <w:fldChar w:fldCharType="end"/>
-            </w:r>
-          </w:hyperlink>
-        </w:p>
-        <w:p>
-          <w:pPr>
-            <w:pStyle w:val="TOC2"/>
-            <w:tabs>
-              <w:tab w:val="right" w:leader="dot" w:pos="9350"/>
-            </w:tabs>
-            <w:rPr>
-              <w:rFonts w:asciiTheme="minorHAnsi" w:eastAsiaTheme="minorEastAsia" w:hAnsiTheme="minorHAnsi" w:cstheme="minorBidi"/>
-              <w:noProof/>
-              <w:color w:val="auto"/>
-              <w:kern w:val="2"/>
-              <w:sz w:val="24"/>
-              <w:szCs w:val="24"/>
-              <w14:ligatures w14:val="standardContextual"/>
-            </w:rPr>
-          </w:pPr>
-          <w:hyperlink w:anchor="_Toc241617168" w:history="1">
-            <w:r>
-              <w:rPr>
-                <w:rStyle w:val="Hyperlink"/>
-                <w:rFonts w:ascii="Times New Roman" w:hAnsi="Times New Roman" w:cs="Times New Roman"/>
-                <w:noProof/>
-              </w:rPr>
-              <w:t>9.3 Reporting method by audience</w:t>
-            </w:r>
-            <w:r>
-              <w:rPr>
-                <w:noProof/>
-              </w:rPr>
-              <w:tab/>
-            </w:r>
-            <w:r>
-              <w:rPr>
-                <w:noProof/>
-              </w:rPr>
-              <w:fldChar w:fldCharType="begin"/>
-            </w:r>
-            <w:r>
-              <w:rPr>
-                <w:noProof/>
-              </w:rPr>
-              <w:instrText xml:space="preserve"> PAGEREF _Toc241617168 \h </w:instrText>
-            </w:r>
-            <w:r>
-              <w:rPr>
-                <w:noProof/>
-              </w:rPr>
-            </w:r>
-            <w:r>
-              <w:rPr>
-                <w:noProof/>
-              </w:rPr>
-              <w:fldChar w:fldCharType="separate"/>
-            </w:r>
-            <w:r>
-              <w:rPr>
-                <w:noProof/>
-              </w:rPr>
-              <w:t>17</w:t>
-            </w:r>
-            <w:r>
-              <w:rPr>
-                <w:noProof/>
-              </w:rPr>
-              <w:fldChar w:fldCharType="end"/>
-            </w:r>
-          </w:hyperlink>
-        </w:p>
-        <w:p>
-          <w:pPr>
-            <w:pStyle w:val="TOC1"/>
-            <w:tabs>
-              <w:tab w:val="right" w:leader="dot" w:pos="9350"/>
-            </w:tabs>
-            <w:rPr>
-              <w:rFonts w:asciiTheme="minorHAnsi" w:eastAsiaTheme="minorEastAsia" w:hAnsiTheme="minorHAnsi" w:cstheme="minorBidi"/>
-              <w:noProof/>
-              <w:color w:val="auto"/>
-              <w:kern w:val="2"/>
-              <w:sz w:val="24"/>
-              <w:szCs w:val="24"/>
-              <w14:ligatures w14:val="standardContextual"/>
-            </w:rPr>
-          </w:pPr>
-          <w:hyperlink w:anchor="_Toc241617169" w:history="1">
-            <w:r>
-              <w:rPr>
-                <w:rStyle w:val="Hyperlink"/>
-                <w:rFonts w:ascii="Times New Roman" w:hAnsi="Times New Roman" w:cs="Times New Roman"/>
-                <w:noProof/>
-              </w:rPr>
-              <w:t>10. Appendices</w:t>
-            </w:r>
-            <w:r>
-              <w:rPr>
-                <w:noProof/>
-              </w:rPr>
-              <w:tab/>
-            </w:r>
-            <w:r>
-              <w:rPr>
-                <w:noProof/>
-              </w:rPr>
-              <w:fldChar w:fldCharType="begin"/>
-            </w:r>
-            <w:r>
-              <w:rPr>
-                <w:noProof/>
-              </w:rPr>
-              <w:instrText xml:space="preserve"> PAGEREF _Toc241617169 \h </w:instrText>
-            </w:r>
-            <w:r>
-              <w:rPr>
-                <w:noProof/>
-              </w:rPr>
-            </w:r>
-            <w:r>
-              <w:rPr>
-                <w:noProof/>
-              </w:rPr>
-              <w:fldChar w:fldCharType="separate"/>
-            </w:r>
-            <w:r>
-              <w:rPr>
-                <w:noProof/>
-              </w:rPr>
-              <w:t>17</w:t>
-            </w:r>
-            <w:r>
-              <w:rPr>
-                <w:noProof/>
-              </w:rPr>
-              <w:fldChar w:fldCharType="end"/>
-            </w:r>
-          </w:hyperlink>
-        </w:p>
-        <w:p>
-          <w:pPr>
-            <w:pStyle w:val="TOC1"/>
-            <w:tabs>
-              <w:tab w:val="right" w:leader="dot" w:pos="9350"/>
-            </w:tabs>
-            <w:rPr>
-              <w:rFonts w:asciiTheme="minorHAnsi" w:eastAsiaTheme="minorEastAsia" w:hAnsiTheme="minorHAnsi" w:cstheme="minorBidi"/>
-              <w:noProof/>
-              <w:color w:val="auto"/>
-              <w:kern w:val="2"/>
-              <w:sz w:val="24"/>
-              <w:szCs w:val="24"/>
-              <w14:ligatures w14:val="standardContextual"/>
-            </w:rPr>
-          </w:pPr>
-          <w:hyperlink w:anchor="_Toc241617170" w:history="1">
-            <w:r>
-              <w:rPr>
-                <w:rStyle w:val="Hyperlink"/>
-                <w:rFonts w:ascii="Times New Roman" w:hAnsi="Times New Roman" w:cs="Times New Roman"/>
-                <w:noProof/>
-              </w:rPr>
-              <w:t>11. References</w:t>
-            </w:r>
-            <w:r>
-              <w:rPr>
-                <w:noProof/>
-              </w:rPr>
-              <w:tab/>
-            </w:r>
-            <w:r>
-              <w:rPr>
-                <w:noProof/>
-              </w:rPr>
-              <w:fldChar w:fldCharType="begin"/>
-            </w:r>
-            <w:r>
-              <w:rPr>
-                <w:noProof/>
-              </w:rPr>
-              <w:instrText xml:space="preserve"> PAGEREF _Toc241617170 \h </w:instrText>
-            </w:r>
-            <w:r>
-              <w:rPr>
-                <w:noProof/>
-              </w:rPr>
-            </w:r>
-            <w:r>
-              <w:rPr>
-                <w:noProof/>
-              </w:rPr>
-              <w:fldChar w:fldCharType="separate"/>
-            </w:r>
-            <w:r>
-              <w:rPr>
-                <w:noProof/>
-              </w:rPr>
-              <w:t>18</w:t>
+              <w:t>20</w:t>
             </w:r>
             <w:r>
               <w:rPr>
@@ -3798,28 +4597,86 @@
           <w:rFonts w:ascii="Times New Roman" w:hAnsi="Times New Roman" w:cs="Times New Roman"/>
         </w:rPr>
       </w:pPr>
-      <w:bookmarkStart w:id="2" w:name="_Toc241617130"/>
+      <w:bookmarkStart w:id="1" w:name="_Toc242125899"/>
       <w:r>
         <w:rPr>
           <w:rFonts w:ascii="Times New Roman" w:hAnsi="Times New Roman" w:cs="Times New Roman"/>
         </w:rPr>
         <w:t>1. Introduction</w:t>
       </w:r>
+      <w:bookmarkEnd w:id="1"/>
+    </w:p>
+    <w:p>
+      <w:pPr>
+        <w:pStyle w:val="Heading2"/>
+        <w:rPr>
+          <w:rFonts w:ascii="Times New Roman" w:hAnsi="Times New Roman" w:cs="Times New Roman"/>
+        </w:rPr>
+      </w:pPr>
+      <w:bookmarkStart w:id="2" w:name="_Toc242125900"/>
+      <w:r>
+        <w:rPr>
+          <w:rFonts w:ascii="Times New Roman" w:hAnsi="Times New Roman" w:cs="Times New Roman"/>
+        </w:rPr>
+        <w:t>1.1 Purpose</w:t>
+      </w:r>
       <w:bookmarkEnd w:id="2"/>
     </w:p>
     <w:p>
       <w:pPr>
+        <w:spacing w:after="160" w:line="276" w:lineRule="auto"/>
+        <w:rPr>
+          <w:rFonts w:ascii="Times New Roman" w:hAnsi="Times New Roman" w:cs="Times New Roman"/>
+        </w:rPr>
+      </w:pPr>
+      <w:r>
+        <w:rPr>
+          <w:rFonts w:ascii="Times New Roman" w:hAnsi="Times New Roman" w:cs="Times New Roman"/>
+        </w:rPr>
+        <w:t xml:space="preserve">This document defines the vision, scope, requirements, and project management plan for the Smart Parking Platform, a system that helps drivers locate, reserve, and pay for parking spaces in parking garages in real time. It is a living document. New sections are added each </w:t>
+      </w:r>
+      <w:proofErr w:type="gramStart"/>
+      <w:r>
+        <w:rPr>
+          <w:rFonts w:ascii="Times New Roman" w:hAnsi="Times New Roman" w:cs="Times New Roman"/>
+        </w:rPr>
+        <w:t>week</w:t>
+      </w:r>
+      <w:proofErr w:type="gramEnd"/>
+      <w:r>
+        <w:rPr>
+          <w:rFonts w:ascii="Times New Roman" w:hAnsi="Times New Roman" w:cs="Times New Roman"/>
+        </w:rPr>
+        <w:t xml:space="preserve"> and existing sections are refined until the project is </w:t>
+      </w:r>
+      <w:proofErr w:type="gramStart"/>
+      <w:r>
+        <w:rPr>
+          <w:rFonts w:ascii="Times New Roman" w:hAnsi="Times New Roman" w:cs="Times New Roman"/>
+        </w:rPr>
+        <w:t>complete</w:t>
+      </w:r>
+      <w:proofErr w:type="gramEnd"/>
+      <w:r>
+        <w:rPr>
+          <w:rFonts w:ascii="Times New Roman" w:hAnsi="Times New Roman" w:cs="Times New Roman"/>
+        </w:rPr>
+        <w:t xml:space="preserve"> at the end of the semester.</w:t>
+      </w:r>
+    </w:p>
+    <w:p>
+      <w:pPr>
         <w:pStyle w:val="Heading2"/>
         <w:rPr>
           <w:rFonts w:ascii="Times New Roman" w:hAnsi="Times New Roman" w:cs="Times New Roman"/>
         </w:rPr>
       </w:pPr>
-      <w:bookmarkStart w:id="3" w:name="_Toc241617131"/>
-      <w:r>
-        <w:rPr>
-          <w:rFonts w:ascii="Times New Roman" w:hAnsi="Times New Roman" w:cs="Times New Roman"/>
-        </w:rPr>
-        <w:t>1.1 Purpose</w:t>
+      <w:bookmarkStart w:id="3" w:name="_Toc242125901"/>
+      <w:r>
+        <w:rPr>
+          <w:rFonts w:ascii="Times New Roman" w:hAnsi="Times New Roman" w:cs="Times New Roman"/>
+        </w:rPr>
+        <w:t>1.2 Intended Audience</w:t>
       </w:r>
       <w:bookmarkEnd w:id="3"/>
     </w:p>
@@ -3834,7 +4691,61 @@
         <w:rPr>
           <w:rFonts w:ascii="Times New Roman" w:hAnsi="Times New Roman" w:cs="Times New Roman"/>
         </w:rPr>
-        <w:t>This document defines the vision, scope, requirements, and project management plan for the Smart Parking Platform, a system that helps drivers locate, reserve, and pay for parking spaces in parking garages in real time. It is a living document. New sections are added each week and existing sections are refined until the project is complete at the end of the semester.</w:t>
+        <w:t>This document is written for the stakeholders of the project including drivers and vehicle owners, parking facility operators, city transportation departments, system administrators, finance and billing personnel, and the development teams at $</w:t>
+      </w:r>
+      <w:proofErr w:type="spellStart"/>
+      <w:r>
+        <w:rPr>
+          <w:rFonts w:ascii="Times New Roman" w:hAnsi="Times New Roman" w:cs="Times New Roman"/>
+        </w:rPr>
+        <w:t>oftware</w:t>
+      </w:r>
+      <w:proofErr w:type="spellEnd"/>
+      <w:r>
+        <w:rPr>
+          <w:rFonts w:ascii="Times New Roman" w:hAnsi="Times New Roman" w:cs="Times New Roman"/>
+        </w:rPr>
+        <w:t xml:space="preserve"> ¢</w:t>
+      </w:r>
+      <w:proofErr w:type="spellStart"/>
+      <w:r>
+        <w:rPr>
+          <w:rFonts w:ascii="Times New Roman" w:hAnsi="Times New Roman" w:cs="Times New Roman"/>
+        </w:rPr>
+        <w:t>orp</w:t>
+      </w:r>
+      <w:proofErr w:type="spellEnd"/>
+      <w:r>
+        <w:rPr>
+          <w:rFonts w:ascii="Times New Roman" w:hAnsi="Times New Roman" w:cs="Times New Roman"/>
+        </w:rPr>
+        <w:t xml:space="preserve">. Business sections are written for a </w:t>
+      </w:r>
+      <w:proofErr w:type="gramStart"/>
+      <w:r>
+        <w:rPr>
+          <w:rFonts w:ascii="Times New Roman" w:hAnsi="Times New Roman" w:cs="Times New Roman"/>
+        </w:rPr>
+        <w:t>non technical</w:t>
+      </w:r>
+      <w:proofErr w:type="gramEnd"/>
+      <w:r>
+        <w:rPr>
+          <w:rFonts w:ascii="Times New Roman" w:hAnsi="Times New Roman" w:cs="Times New Roman"/>
+        </w:rPr>
+        <w:t xml:space="preserve"> audience</w:t>
+      </w:r>
+      <w:r>
+        <w:rPr>
+          <w:rFonts w:ascii="Times New Roman" w:hAnsi="Times New Roman" w:cs="Times New Roman"/>
+        </w:rPr>
+        <w:t xml:space="preserve"> and t</w:t>
+      </w:r>
+      <w:r>
+        <w:rPr>
+          <w:rFonts w:ascii="Times New Roman" w:hAnsi="Times New Roman" w:cs="Times New Roman"/>
+        </w:rPr>
+        <w:t>echnical sections are written for the engineering and quality assurance teams.</w:t>
       </w:r>
     </w:p>
     <w:p>
@@ -3844,56 +4755,14 @@
           <w:rFonts w:ascii="Times New Roman" w:hAnsi="Times New Roman" w:cs="Times New Roman"/>
         </w:rPr>
       </w:pPr>
-      <w:bookmarkStart w:id="4" w:name="_Toc241617132"/>
-      <w:r>
-        <w:rPr>
-          <w:rFonts w:ascii="Times New Roman" w:hAnsi="Times New Roman" w:cs="Times New Roman"/>
-        </w:rPr>
-        <w:t>1.2 Intended Audience</w:t>
+      <w:bookmarkStart w:id="4" w:name="_Toc242125902"/>
+      <w:r>
+        <w:rPr>
+          <w:rFonts w:ascii="Times New Roman" w:hAnsi="Times New Roman" w:cs="Times New Roman"/>
+        </w:rPr>
+        <w:t>1.3 Document Conventions</w:t>
       </w:r>
       <w:bookmarkEnd w:id="4"/>
-    </w:p>
-    <w:p>
-      <w:pPr>
-        <w:spacing w:after="160" w:line="276" w:lineRule="auto"/>
-        <w:rPr>
-          <w:rFonts w:ascii="Times New Roman" w:hAnsi="Times New Roman" w:cs="Times New Roman"/>
-        </w:rPr>
-      </w:pPr>
-      <w:r>
-        <w:rPr>
-          <w:rFonts w:ascii="Times New Roman" w:hAnsi="Times New Roman" w:cs="Times New Roman"/>
-        </w:rPr>
-        <w:t>This document is written for the stakeholders of the project including drivers and vehicle owners, parking facility operators, city transportation departments, system administrators, finance and billing personnel, and the development teams at $oftware ¢orp. Business sections are written for a non technical audience</w:t>
-      </w:r>
-      <w:r>
-        <w:rPr>
-          <w:rFonts w:ascii="Times New Roman" w:hAnsi="Times New Roman" w:cs="Times New Roman"/>
-        </w:rPr>
-        <w:t xml:space="preserve"> and t</w:t>
-      </w:r>
-      <w:r>
-        <w:rPr>
-          <w:rFonts w:ascii="Times New Roman" w:hAnsi="Times New Roman" w:cs="Times New Roman"/>
-        </w:rPr>
-        <w:t>echnical sections are written for the engineering and quality assurance teams.</w:t>
-      </w:r>
-    </w:p>
-    <w:p>
-      <w:pPr>
-        <w:pStyle w:val="Heading2"/>
-        <w:rPr>
-          <w:rFonts w:ascii="Times New Roman" w:hAnsi="Times New Roman" w:cs="Times New Roman"/>
-        </w:rPr>
-      </w:pPr>
-      <w:bookmarkStart w:id="5" w:name="_Toc241617133"/>
-      <w:r>
-        <w:rPr>
-          <w:rFonts w:ascii="Times New Roman" w:hAnsi="Times New Roman" w:cs="Times New Roman"/>
-        </w:rPr>
-        <w:t>1.3 Document Conventions</w:t>
-      </w:r>
-      <w:bookmarkEnd w:id="5"/>
     </w:p>
     <w:p>
       <w:pPr>
@@ -3912,7 +4781,21 @@
         <w:rPr>
           <w:rFonts w:ascii="Times New Roman" w:hAnsi="Times New Roman" w:cs="Times New Roman"/>
         </w:rPr>
-        <w:t>Version numbers follow a simple decimal scheme. Draft versions begin at 0.1 and the final submitted version will be 1.0.</w:t>
+        <w:t xml:space="preserve">Version numbers follow a simple decimal scheme. Draft versions begin at </w:t>
+      </w:r>
+      <w:proofErr w:type="gramStart"/>
+      <w:r>
+        <w:rPr>
+          <w:rFonts w:ascii="Times New Roman" w:hAnsi="Times New Roman" w:cs="Times New Roman"/>
+        </w:rPr>
+        <w:t>0.1</w:t>
+      </w:r>
+      <w:proofErr w:type="gramEnd"/>
+      <w:r>
+        <w:rPr>
+          <w:rFonts w:ascii="Times New Roman" w:hAnsi="Times New Roman" w:cs="Times New Roman"/>
+        </w:rPr>
+        <w:t xml:space="preserve"> and the final submitted version will be 1.0.</w:t>
       </w:r>
     </w:p>
     <w:p>
@@ -3995,7 +4878,7 @@
           <w:rFonts w:ascii="Times New Roman" w:hAnsi="Times New Roman" w:cs="Times New Roman"/>
         </w:rPr>
       </w:pPr>
-      <w:bookmarkStart w:id="6" w:name="_Toc241617134"/>
+      <w:bookmarkStart w:id="5" w:name="_Toc242125903"/>
       <w:r>
         <w:rPr>
           <w:rFonts w:ascii="Times New Roman" w:hAnsi="Times New Roman" w:cs="Times New Roman"/>
@@ -4003,23 +4886,204 @@
         <w:lastRenderedPageBreak/>
         <w:t>2. Research and Competitive Analysis</w:t>
       </w:r>
+      <w:bookmarkEnd w:id="5"/>
+    </w:p>
+    <w:p>
+      <w:pPr>
+        <w:pStyle w:val="Heading2"/>
+        <w:rPr>
+          <w:rFonts w:ascii="Times New Roman" w:hAnsi="Times New Roman" w:cs="Times New Roman"/>
+        </w:rPr>
+      </w:pPr>
+      <w:bookmarkStart w:id="6" w:name="_Toc242125904"/>
+      <w:r>
+        <w:rPr>
+          <w:rFonts w:ascii="Times New Roman" w:hAnsi="Times New Roman" w:cs="Times New Roman"/>
+        </w:rPr>
+        <w:t>2.1 Approach</w:t>
+      </w:r>
       <w:bookmarkEnd w:id="6"/>
     </w:p>
     <w:p>
       <w:pPr>
+        <w:spacing w:after="160" w:line="276" w:lineRule="auto"/>
+        <w:rPr>
+          <w:rFonts w:ascii="Times New Roman" w:hAnsi="Times New Roman" w:cs="Times New Roman"/>
+        </w:rPr>
+      </w:pPr>
+      <w:r>
+        <w:rPr>
+          <w:rFonts w:ascii="Times New Roman" w:hAnsi="Times New Roman" w:cs="Times New Roman"/>
+        </w:rPr>
+        <w:t>Before defining the scope of the Smart Parking Platform, $</w:t>
+      </w:r>
+      <w:proofErr w:type="spellStart"/>
+      <w:r>
+        <w:rPr>
+          <w:rFonts w:ascii="Times New Roman" w:hAnsi="Times New Roman" w:cs="Times New Roman"/>
+        </w:rPr>
+        <w:t>oftware</w:t>
+      </w:r>
+      <w:proofErr w:type="spellEnd"/>
+      <w:r>
+        <w:rPr>
+          <w:rFonts w:ascii="Times New Roman" w:hAnsi="Times New Roman" w:cs="Times New Roman"/>
+        </w:rPr>
+        <w:t xml:space="preserve"> ¢</w:t>
+      </w:r>
+      <w:proofErr w:type="spellStart"/>
+      <w:r>
+        <w:rPr>
+          <w:rFonts w:ascii="Times New Roman" w:hAnsi="Times New Roman" w:cs="Times New Roman"/>
+        </w:rPr>
+        <w:t>orp</w:t>
+      </w:r>
+      <w:proofErr w:type="spellEnd"/>
+      <w:r>
+        <w:rPr>
+          <w:rFonts w:ascii="Times New Roman" w:hAnsi="Times New Roman" w:cs="Times New Roman"/>
+        </w:rPr>
+        <w:t xml:space="preserve"> reviewed the parking applications that drivers already use today. Three products were selected because together they represent the main models in the market: a reservation marketplace for garages, a booking service built around guaranteed spaces, and a </w:t>
+      </w:r>
+      <w:proofErr w:type="gramStart"/>
+      <w:r>
+        <w:rPr>
+          <w:rFonts w:ascii="Times New Roman" w:hAnsi="Times New Roman" w:cs="Times New Roman"/>
+        </w:rPr>
+        <w:t>session based</w:t>
+      </w:r>
+      <w:proofErr w:type="gramEnd"/>
+      <w:r>
+        <w:rPr>
+          <w:rFonts w:ascii="Times New Roman" w:hAnsi="Times New Roman" w:cs="Times New Roman"/>
+        </w:rPr>
+        <w:t xml:space="preserve"> payment service for </w:t>
+      </w:r>
+      <w:proofErr w:type="gramStart"/>
+      <w:r>
+        <w:rPr>
+          <w:rFonts w:ascii="Times New Roman" w:hAnsi="Times New Roman" w:cs="Times New Roman"/>
+        </w:rPr>
+        <w:t>on street</w:t>
+      </w:r>
+      <w:proofErr w:type="gramEnd"/>
+      <w:r>
+        <w:rPr>
+          <w:rFonts w:ascii="Times New Roman" w:hAnsi="Times New Roman" w:cs="Times New Roman"/>
+        </w:rPr>
+        <w:t xml:space="preserve"> parking. Each product was reviewed for what it does well, where it falls short, and what that gap means for this project.</w:t>
+      </w:r>
+    </w:p>
+    <w:p>
+      <w:pPr>
         <w:pStyle w:val="Heading2"/>
         <w:rPr>
           <w:rFonts w:ascii="Times New Roman" w:hAnsi="Times New Roman" w:cs="Times New Roman"/>
         </w:rPr>
       </w:pPr>
-      <w:bookmarkStart w:id="7" w:name="_Toc241617135"/>
-      <w:r>
-        <w:rPr>
-          <w:rFonts w:ascii="Times New Roman" w:hAnsi="Times New Roman" w:cs="Times New Roman"/>
-        </w:rPr>
-        <w:t>2.1 Approach</w:t>
+      <w:bookmarkStart w:id="7" w:name="_Toc242125905"/>
+      <w:r>
+        <w:rPr>
+          <w:rFonts w:ascii="Times New Roman" w:hAnsi="Times New Roman" w:cs="Times New Roman"/>
+        </w:rPr>
+        <w:t xml:space="preserve">2.2 </w:t>
+      </w:r>
+      <w:proofErr w:type="spellStart"/>
+      <w:r>
+        <w:rPr>
+          <w:rFonts w:ascii="Times New Roman" w:hAnsi="Times New Roman" w:cs="Times New Roman"/>
+        </w:rPr>
+        <w:t>SpotHero</w:t>
       </w:r>
       <w:bookmarkEnd w:id="7"/>
+      <w:proofErr w:type="spellEnd"/>
+    </w:p>
+    <w:p>
+      <w:proofErr w:type="spellStart"/>
+      <w:r>
+        <w:t>SpotHero</w:t>
+      </w:r>
+      <w:proofErr w:type="spellEnd"/>
+      <w:r>
+        <w:t xml:space="preserve"> is </w:t>
+      </w:r>
+      <w:proofErr w:type="gramStart"/>
+      <w:r>
+        <w:t>the</w:t>
+      </w:r>
+      <w:proofErr w:type="gramEnd"/>
+      <w:r>
+        <w:t xml:space="preserve"> well-known parking reservation app in North America. It helps drivers look at prices near a place they are going </w:t>
+      </w:r>
+      <w:proofErr w:type="gramStart"/>
+      <w:r>
+        <w:t>pay</w:t>
+      </w:r>
+      <w:proofErr w:type="gramEnd"/>
+      <w:r>
+        <w:t xml:space="preserve"> ahead to save a spot and then drive to a garage, lot or valet. It says users can save up to fifty percent compared to what they would pay when they arrive </w:t>
+      </w:r>
+      <w:proofErr w:type="gramStart"/>
+      <w:r>
+        <w:t>covers thousands</w:t>
+      </w:r>
+      <w:proofErr w:type="gramEnd"/>
+      <w:r>
+        <w:t xml:space="preserve"> of places in cities like Houston and </w:t>
+      </w:r>
+      <w:proofErr w:type="gramStart"/>
+      <w:r>
+        <w:t>works</w:t>
+      </w:r>
+      <w:proofErr w:type="gramEnd"/>
+      <w:r>
+        <w:t xml:space="preserve"> with Apple CarPlay so drivers can book without using a phone. It also has business accounts that keep work parking separate from parking and send receipts to accounting systems.</w:t>
+      </w:r>
+    </w:p>
+    <w:p>
+      <w:r>
+        <w:t xml:space="preserve">Where it has problems: the spots a driver can see are the ones an owner has decided to list and sell ahead of </w:t>
+      </w:r>
+      <w:proofErr w:type="gramStart"/>
+      <w:r>
+        <w:t>time</w:t>
+      </w:r>
+      <w:proofErr w:type="gramEnd"/>
+      <w:r>
+        <w:t xml:space="preserve"> so what the app shows is already booked spaces, not what is </w:t>
+      </w:r>
+      <w:proofErr w:type="gramStart"/>
+      <w:r>
+        <w:t>actually available</w:t>
+      </w:r>
+      <w:proofErr w:type="gramEnd"/>
+      <w:r>
+        <w:t>, inside the garage. Prices can change a lot and people who use the parking apps say rates go up a lot during busy times. The app is also mostly made for the driver. Tools that help the person who owns the garage are not a focus.</w:t>
+      </w:r>
+    </w:p>
+    <w:p>
+      <w:pPr>
+        <w:pStyle w:val="Heading2"/>
+        <w:rPr>
+          <w:rFonts w:ascii="Times New Roman" w:hAnsi="Times New Roman" w:cs="Times New Roman"/>
+        </w:rPr>
+      </w:pPr>
+      <w:bookmarkStart w:id="8" w:name="_Toc242125906"/>
+      <w:r>
+        <w:rPr>
+          <w:rFonts w:ascii="Times New Roman" w:hAnsi="Times New Roman" w:cs="Times New Roman"/>
+        </w:rPr>
+        <w:t xml:space="preserve">2.3 </w:t>
+      </w:r>
+      <w:proofErr w:type="spellStart"/>
+      <w:r>
+        <w:rPr>
+          <w:rFonts w:ascii="Times New Roman" w:hAnsi="Times New Roman" w:cs="Times New Roman"/>
+        </w:rPr>
+        <w:t>ParkWhiz</w:t>
+      </w:r>
+      <w:bookmarkEnd w:id="8"/>
+      <w:proofErr w:type="spellEnd"/>
     </w:p>
     <w:p>
       <w:pPr>
@@ -4028,11 +5092,75 @@
           <w:rFonts w:ascii="Times New Roman" w:hAnsi="Times New Roman" w:cs="Times New Roman"/>
         </w:rPr>
       </w:pPr>
-      <w:r>
-        <w:rPr>
-          <w:rFonts w:ascii="Times New Roman" w:hAnsi="Times New Roman" w:cs="Times New Roman"/>
-        </w:rPr>
-        <w:t>Before defining the scope of the Smart Parking Platform, $oftware ¢orp reviewed the parking applications that drivers already use today. Three products were selected because together they represent the main models in the market: a reservation marketplace for garages, a booking service built around guaranteed spaces, and a session based payment service for on street parking. Each product was reviewed for what it does well, where it falls short, and what that gap means for this project.</w:t>
+      <w:proofErr w:type="spellStart"/>
+      <w:r>
+        <w:rPr>
+          <w:rFonts w:ascii="Times New Roman" w:hAnsi="Times New Roman" w:cs="Times New Roman"/>
+        </w:rPr>
+        <w:t>ParkWhiz</w:t>
+      </w:r>
+      <w:proofErr w:type="spellEnd"/>
+      <w:r>
+        <w:rPr>
+          <w:rFonts w:ascii="Times New Roman" w:hAnsi="Times New Roman" w:cs="Times New Roman"/>
+        </w:rPr>
+        <w:t xml:space="preserve"> follows a similar marketplace model with an emphasis on fast booking of guaranteed spaces, and it is frequently recommended alongside </w:t>
+      </w:r>
+      <w:proofErr w:type="spellStart"/>
+      <w:r>
+        <w:rPr>
+          <w:rFonts w:ascii="Times New Roman" w:hAnsi="Times New Roman" w:cs="Times New Roman"/>
+        </w:rPr>
+        <w:t>SpotHero</w:t>
+      </w:r>
+      <w:proofErr w:type="spellEnd"/>
+      <w:r>
+        <w:rPr>
+          <w:rFonts w:ascii="Times New Roman" w:hAnsi="Times New Roman" w:cs="Times New Roman"/>
+        </w:rPr>
+        <w:t xml:space="preserve"> for airport and </w:t>
+      </w:r>
+      <w:proofErr w:type="gramStart"/>
+      <w:r>
+        <w:rPr>
+          <w:rFonts w:ascii="Times New Roman" w:hAnsi="Times New Roman" w:cs="Times New Roman"/>
+        </w:rPr>
+        <w:t>event</w:t>
+      </w:r>
+      <w:proofErr w:type="gramEnd"/>
+      <w:r>
+        <w:rPr>
+          <w:rFonts w:ascii="Times New Roman" w:hAnsi="Times New Roman" w:cs="Times New Roman"/>
+        </w:rPr>
+        <w:t xml:space="preserve"> parking. Its strength is speed and certainty. A driver knows before leaving home that a specific space is held for them.</w:t>
+      </w:r>
+    </w:p>
+    <w:p>
+      <w:pPr>
+        <w:spacing w:after="160" w:line="276" w:lineRule="auto"/>
+        <w:rPr>
+          <w:rFonts w:ascii="Times New Roman" w:hAnsi="Times New Roman" w:cs="Times New Roman"/>
+        </w:rPr>
+      </w:pPr>
+      <w:r>
+        <w:rPr>
+          <w:rFonts w:ascii="Times New Roman" w:hAnsi="Times New Roman" w:cs="Times New Roman"/>
+        </w:rPr>
+        <w:t xml:space="preserve">Where it falls short: it draws on much of the same aggregated inventory as its competitors, so coverage varies noticeably by city and by venue. Like </w:t>
+      </w:r>
+      <w:proofErr w:type="spellStart"/>
+      <w:r>
+        <w:rPr>
+          <w:rFonts w:ascii="Times New Roman" w:hAnsi="Times New Roman" w:cs="Times New Roman"/>
+        </w:rPr>
+        <w:t>SpotHero</w:t>
+      </w:r>
+      <w:proofErr w:type="spellEnd"/>
+      <w:r>
+        <w:rPr>
+          <w:rFonts w:ascii="Times New Roman" w:hAnsi="Times New Roman" w:cs="Times New Roman"/>
+        </w:rPr>
+        <w:t>, it confirms that a reservation exists but does not tell a driver how full a garage is at this moment, and it offers little to the operator beyond a channel for selling unsold spaces.</w:t>
       </w:r>
     </w:p>
     <w:p>
@@ -4042,23 +5170,39 @@
           <w:rFonts w:ascii="Times New Roman" w:hAnsi="Times New Roman" w:cs="Times New Roman"/>
         </w:rPr>
       </w:pPr>
-      <w:bookmarkStart w:id="8" w:name="_Toc241617136"/>
-      <w:r>
-        <w:rPr>
-          <w:rFonts w:ascii="Times New Roman" w:hAnsi="Times New Roman" w:cs="Times New Roman"/>
-        </w:rPr>
-        <w:t>2.2 SpotHero</w:t>
-      </w:r>
-      <w:bookmarkEnd w:id="8"/>
-    </w:p>
-    <w:p>
-      <w:r>
-        <w:t>SpotHero is the well-known parking reservation app in North America. It helps drivers look at prices near a place they are going pay ahead to save a spot and then drive to a garage, lot or valet. It says users can save up to fifty percent compared to what they would pay when they arrive covers thousands of places in cities like Houston and works with Apple CarPlay so drivers can book without using a phone. It also has business accounts that keep work parking separate from parking and send receipts to accounting systems.</w:t>
-      </w:r>
-    </w:p>
-    <w:p>
-      <w:r>
-        <w:t>Where it has problems: the spots a driver can see are the ones an owner has decided to list and sell ahead of time so what the app shows is already booked spaces, not what is actually available, inside the garage. Prices can change a lot and people who use the parking apps say rates go up a lot during busy times. The app is also mostly made for the driver. Tools that help the person who owns the garage are not a focus.</w:t>
+      <w:bookmarkStart w:id="9" w:name="_Toc242125907"/>
+      <w:r>
+        <w:rPr>
+          <w:rFonts w:ascii="Times New Roman" w:hAnsi="Times New Roman" w:cs="Times New Roman"/>
+        </w:rPr>
+        <w:t>2.4 ParkMobile</w:t>
+      </w:r>
+      <w:bookmarkEnd w:id="9"/>
+    </w:p>
+    <w:p>
+      <w:r>
+        <w:t xml:space="preserve">ParkMobile is the dominant application </w:t>
+      </w:r>
+      <w:proofErr w:type="gramStart"/>
+      <w:r>
+        <w:t>for on</w:t>
+      </w:r>
+      <w:proofErr w:type="gramEnd"/>
+      <w:r>
+        <w:t xml:space="preserve"> street and municipal parking. </w:t>
+      </w:r>
+      <w:proofErr w:type="gramStart"/>
+      <w:r>
+        <w:t>Drivers park</w:t>
+      </w:r>
+      <w:proofErr w:type="gramEnd"/>
+      <w:r>
+        <w:t>, pay for a session from their phone, and extend that session remotely without returning to the meter. It is adopted widely by cities, which gives it very broad reach and strong name recognition among everyday commuters.</w:t>
+      </w:r>
+    </w:p>
+    <w:p>
+      <w:r>
+        <w:t>Where it falls short: it is designed around metered zones rather than garages, so garage reservation is not its core strength. Reviews of these applications describe notifications that arrive after a session has already expired and charges for sessions the driver believed had ended, which points to a reliability problem in the alerting and session tracking layer. Service fees added on top of the parking rate are a common source of complaints.</w:t>
       </w:r>
     </w:p>
     <w:p>
@@ -4068,77 +5212,7 @@
           <w:rFonts w:ascii="Times New Roman" w:hAnsi="Times New Roman" w:cs="Times New Roman"/>
         </w:rPr>
       </w:pPr>
-      <w:bookmarkStart w:id="9" w:name="_Toc241617137"/>
-      <w:r>
-        <w:rPr>
-          <w:rFonts w:ascii="Times New Roman" w:hAnsi="Times New Roman" w:cs="Times New Roman"/>
-        </w:rPr>
-        <w:t>2.3 ParkWhiz</w:t>
-      </w:r>
-      <w:bookmarkEnd w:id="9"/>
-    </w:p>
-    <w:p>
-      <w:pPr>
-        <w:spacing w:after="160" w:line="276" w:lineRule="auto"/>
-        <w:rPr>
-          <w:rFonts w:ascii="Times New Roman" w:hAnsi="Times New Roman" w:cs="Times New Roman"/>
-        </w:rPr>
-      </w:pPr>
-      <w:r>
-        <w:rPr>
-          <w:rFonts w:ascii="Times New Roman" w:hAnsi="Times New Roman" w:cs="Times New Roman"/>
-        </w:rPr>
-        <w:t>ParkWhiz follows a similar marketplace model with an emphasis on fast booking of guaranteed spaces, and it is frequently recommended alongside SpotHero for airport and event parking. Its strength is speed and certainty. A driver knows before leaving home that a specific space is held for them.</w:t>
-      </w:r>
-    </w:p>
-    <w:p>
-      <w:pPr>
-        <w:spacing w:after="160" w:line="276" w:lineRule="auto"/>
-        <w:rPr>
-          <w:rFonts w:ascii="Times New Roman" w:hAnsi="Times New Roman" w:cs="Times New Roman"/>
-        </w:rPr>
-      </w:pPr>
-      <w:r>
-        <w:rPr>
-          <w:rFonts w:ascii="Times New Roman" w:hAnsi="Times New Roman" w:cs="Times New Roman"/>
-        </w:rPr>
-        <w:t>Where it falls short: it draws on much of the same aggregated inventory as its competitors, so coverage varies noticeably by city and by venue. Like SpotHero, it confirms that a reservation exists but does not tell a driver how full a garage is at this moment, and it offers little to the operator beyond a channel for selling unsold spaces.</w:t>
-      </w:r>
-    </w:p>
-    <w:p>
-      <w:pPr>
-        <w:pStyle w:val="Heading2"/>
-        <w:rPr>
-          <w:rFonts w:ascii="Times New Roman" w:hAnsi="Times New Roman" w:cs="Times New Roman"/>
-        </w:rPr>
-      </w:pPr>
-      <w:bookmarkStart w:id="10" w:name="_Toc241617138"/>
-      <w:r>
-        <w:rPr>
-          <w:rFonts w:ascii="Times New Roman" w:hAnsi="Times New Roman" w:cs="Times New Roman"/>
-        </w:rPr>
-        <w:t>2.4 ParkMobile</w:t>
-      </w:r>
-      <w:bookmarkEnd w:id="10"/>
-    </w:p>
-    <w:p>
-      <w:r>
-        <w:t>ParkMobile is the dominant application for on street and municipal parking. Drivers park, pay for a session from their phone, and extend that session remotely without returning to the meter. It is adopted widely by cities, which gives it very broad reach and strong name recognition among everyday commuters.</w:t>
-      </w:r>
-    </w:p>
-    <w:p>
-      <w:r>
-        <w:t>Where it falls short: it is designed around metered zones rather than garages, so garage reservation is not its core strength. Reviews of these applications describe notifications that arrive after a session has already expired and charges for sessions the driver believed had ended, which points to a reliability problem in the alerting and session tracking layer. Service fees added on top of the parking rate are a common source of complaints.</w:t>
-      </w:r>
-    </w:p>
-    <w:p>
-      <w:pPr>
-        <w:pStyle w:val="Heading2"/>
-        <w:rPr>
-          <w:rFonts w:ascii="Times New Roman" w:hAnsi="Times New Roman" w:cs="Times New Roman"/>
-        </w:rPr>
-      </w:pPr>
-      <w:bookmarkStart w:id="11" w:name="_Toc241617139"/>
+      <w:bookmarkStart w:id="10" w:name="_Toc242125908"/>
       <w:r>
         <w:rPr>
           <w:rFonts w:ascii="Times New Roman" w:hAnsi="Times New Roman" w:cs="Times New Roman"/>
@@ -4146,7 +5220,7 @@
         <w:lastRenderedPageBreak/>
         <w:t>2.5 Summary Comparison</w:t>
       </w:r>
-      <w:bookmarkEnd w:id="11"/>
+      <w:bookmarkEnd w:id="10"/>
     </w:p>
     <w:tbl>
       <w:tblPr>
@@ -4224,6 +5298,7 @@
                 <w:rFonts w:ascii="Times New Roman" w:hAnsi="Times New Roman" w:cs="Times New Roman"/>
               </w:rPr>
             </w:pPr>
+            <w:proofErr w:type="spellStart"/>
             <w:r>
               <w:rPr>
                 <w:rFonts w:ascii="Times New Roman" w:hAnsi="Times New Roman" w:cs="Times New Roman"/>
@@ -4235,6 +5310,7 @@
               </w:rPr>
               <w:t>SpotHero</w:t>
             </w:r>
+            <w:proofErr w:type="spellEnd"/>
           </w:p>
         </w:tc>
         <w:tc>
@@ -4255,6 +5331,7 @@
                 <w:rFonts w:ascii="Times New Roman" w:hAnsi="Times New Roman" w:cs="Times New Roman"/>
               </w:rPr>
             </w:pPr>
+            <w:proofErr w:type="spellStart"/>
             <w:r>
               <w:rPr>
                 <w:rFonts w:ascii="Times New Roman" w:hAnsi="Times New Roman" w:cs="Times New Roman"/>
@@ -4266,6 +5343,7 @@
               </w:rPr>
               <w:t>ParkWhiz</w:t>
             </w:r>
+            <w:proofErr w:type="spellEnd"/>
           </w:p>
         </w:tc>
         <w:tc>
@@ -4978,14 +6056,14 @@
           <w:rFonts w:ascii="Times New Roman" w:hAnsi="Times New Roman" w:cs="Times New Roman"/>
         </w:rPr>
       </w:pPr>
-      <w:bookmarkStart w:id="12" w:name="_Toc241617140"/>
+      <w:bookmarkStart w:id="11" w:name="_Toc242125909"/>
       <w:r>
         <w:rPr>
           <w:rFonts w:ascii="Times New Roman" w:hAnsi="Times New Roman" w:cs="Times New Roman"/>
         </w:rPr>
         <w:t>2.6 Opportunities for Differentiation</w:t>
       </w:r>
-      <w:bookmarkEnd w:id="12"/>
+      <w:bookmarkEnd w:id="11"/>
     </w:p>
     <w:p>
       <w:pPr>
@@ -5009,7 +6087,21 @@
         <w:rPr>
           <w:rFonts w:ascii="Times New Roman" w:hAnsi="Times New Roman" w:cs="Times New Roman"/>
         </w:rPr>
-        <w:t>ccurate real time availability: rather than showing only the spaces an operator has listed for sale, the platform will report live occupancy from operator systems and sensor feeds, so a driver sees what is actually free right now.</w:t>
+        <w:t xml:space="preserve">ccurate real time availability: rather than showing only the spaces an operator has listed for sale, the platform will report live occupancy from operator systems and sensor feeds, so a driver sees what </w:t>
+      </w:r>
+      <w:proofErr w:type="gramStart"/>
+      <w:r>
+        <w:rPr>
+          <w:rFonts w:ascii="Times New Roman" w:hAnsi="Times New Roman" w:cs="Times New Roman"/>
+        </w:rPr>
+        <w:t>is actually free right now</w:t>
+      </w:r>
+      <w:proofErr w:type="gramEnd"/>
+      <w:r>
+        <w:rPr>
+          <w:rFonts w:ascii="Times New Roman" w:hAnsi="Times New Roman" w:cs="Times New Roman"/>
+        </w:rPr>
+        <w:t>.</w:t>
       </w:r>
     </w:p>
     <w:p>
@@ -5101,7 +6193,7 @@
           <w:rFonts w:ascii="Times New Roman" w:hAnsi="Times New Roman" w:cs="Times New Roman"/>
         </w:rPr>
       </w:pPr>
-      <w:bookmarkStart w:id="13" w:name="_Toc241617141"/>
+      <w:bookmarkStart w:id="12" w:name="_Toc242125910"/>
       <w:r>
         <w:rPr>
           <w:rFonts w:ascii="Times New Roman" w:hAnsi="Times New Roman" w:cs="Times New Roman"/>
@@ -5109,21 +6201,79 @@
         <w:lastRenderedPageBreak/>
         <w:t>3. Vision and Scope</w:t>
       </w:r>
+      <w:bookmarkEnd w:id="12"/>
+    </w:p>
+    <w:p>
+      <w:pPr>
+        <w:pStyle w:val="Heading2"/>
+        <w:rPr>
+          <w:rFonts w:ascii="Times New Roman" w:hAnsi="Times New Roman" w:cs="Times New Roman"/>
+        </w:rPr>
+      </w:pPr>
+      <w:bookmarkStart w:id="13" w:name="_Toc242125911"/>
+      <w:r>
+        <w:rPr>
+          <w:rFonts w:ascii="Times New Roman" w:hAnsi="Times New Roman" w:cs="Times New Roman"/>
+        </w:rPr>
+        <w:t>3.1 The Company</w:t>
+      </w:r>
       <w:bookmarkEnd w:id="13"/>
     </w:p>
     <w:p>
       <w:pPr>
+        <w:spacing w:after="160" w:line="276" w:lineRule="auto"/>
+        <w:rPr>
+          <w:rFonts w:ascii="Times New Roman" w:hAnsi="Times New Roman" w:cs="Times New Roman"/>
+        </w:rPr>
+      </w:pPr>
+      <w:r>
+        <w:rPr>
+          <w:rFonts w:ascii="Times New Roman" w:hAnsi="Times New Roman" w:cs="Times New Roman"/>
+        </w:rPr>
+        <w:t>$</w:t>
+      </w:r>
+      <w:proofErr w:type="spellStart"/>
+      <w:r>
+        <w:rPr>
+          <w:rFonts w:ascii="Times New Roman" w:hAnsi="Times New Roman" w:cs="Times New Roman"/>
+        </w:rPr>
+        <w:t>oftware</w:t>
+      </w:r>
+      <w:proofErr w:type="spellEnd"/>
+      <w:r>
+        <w:rPr>
+          <w:rFonts w:ascii="Times New Roman" w:hAnsi="Times New Roman" w:cs="Times New Roman"/>
+        </w:rPr>
+        <w:t xml:space="preserve"> ¢</w:t>
+      </w:r>
+      <w:proofErr w:type="spellStart"/>
+      <w:r>
+        <w:rPr>
+          <w:rFonts w:ascii="Times New Roman" w:hAnsi="Times New Roman" w:cs="Times New Roman"/>
+        </w:rPr>
+        <w:t>orp</w:t>
+      </w:r>
+      <w:proofErr w:type="spellEnd"/>
+      <w:r>
+        <w:rPr>
+          <w:rFonts w:ascii="Times New Roman" w:hAnsi="Times New Roman" w:cs="Times New Roman"/>
+        </w:rPr>
+        <w:t xml:space="preserve"> is a software development studio that designs, builds, and delivers complete platforms for clients in the transportation and mobility sector. The studio operates with unlimited theoretical resources and budget, which allows the project to be planned around the best solution rather than around cost. Work is delivered by six teams: mobile application, web application, backend and API, mapping and location services, payment integration, and quality assurance and testing.</w:t>
+      </w:r>
+    </w:p>
+    <w:p>
+      <w:pPr>
         <w:pStyle w:val="Heading2"/>
         <w:rPr>
           <w:rFonts w:ascii="Times New Roman" w:hAnsi="Times New Roman" w:cs="Times New Roman"/>
         </w:rPr>
       </w:pPr>
-      <w:bookmarkStart w:id="14" w:name="_Toc241617142"/>
-      <w:r>
-        <w:rPr>
-          <w:rFonts w:ascii="Times New Roman" w:hAnsi="Times New Roman" w:cs="Times New Roman"/>
-        </w:rPr>
-        <w:t>3.1 The Company</w:t>
+      <w:bookmarkStart w:id="14" w:name="_Toc242125912"/>
+      <w:r>
+        <w:rPr>
+          <w:rFonts w:ascii="Times New Roman" w:hAnsi="Times New Roman" w:cs="Times New Roman"/>
+        </w:rPr>
+        <w:t>3.2 How the Project Was Acquired</w:t>
       </w:r>
       <w:bookmarkEnd w:id="14"/>
     </w:p>
@@ -5138,7 +6288,49 @@
         <w:rPr>
           <w:rFonts w:ascii="Times New Roman" w:hAnsi="Times New Roman" w:cs="Times New Roman"/>
         </w:rPr>
-        <w:t>$oftware ¢orp is a software development studio that designs, builds, and delivers complete platforms for clients in the transportation and mobility sector. The studio operates with unlimited theoretical resources and budget, which allows the project to be planned around the best solution rather than around cost. Work is delivered by six teams: mobile application, web application, backend and API, mapping and location services, payment integration, and quality assurance and testing.</w:t>
+        <w:t>The Smart Parking Platform was commissioned by a regional parking operator that manages a portfolio of downtown and airport garages, working in partnership with a city transportation department. The operator had been losing revenue to unsold spaces while drivers circled the same blocks looking for parking, and the city was measuring the resulting congestion in its downtown corridors. Neither party could solve the problem with the tools available to them, since the existing consumer parking apps sell reservations but return little usable data to the facilities themselves.</w:t>
+      </w:r>
+    </w:p>
+    <w:p>
+      <w:pPr>
+        <w:spacing w:after="160" w:line="276" w:lineRule="auto"/>
+        <w:rPr>
+          <w:rFonts w:ascii="Times New Roman" w:hAnsi="Times New Roman" w:cs="Times New Roman"/>
+        </w:rPr>
+      </w:pPr>
+      <w:r>
+        <w:rPr>
+          <w:rFonts w:ascii="Times New Roman" w:hAnsi="Times New Roman" w:cs="Times New Roman"/>
+        </w:rPr>
+        <w:t>The operator issued a request for proposal for a platform that would serve both audiences at once. $</w:t>
+      </w:r>
+      <w:proofErr w:type="spellStart"/>
+      <w:r>
+        <w:rPr>
+          <w:rFonts w:ascii="Times New Roman" w:hAnsi="Times New Roman" w:cs="Times New Roman"/>
+        </w:rPr>
+        <w:t>oftware</w:t>
+      </w:r>
+      <w:proofErr w:type="spellEnd"/>
+      <w:r>
+        <w:rPr>
+          <w:rFonts w:ascii="Times New Roman" w:hAnsi="Times New Roman" w:cs="Times New Roman"/>
+        </w:rPr>
+        <w:t xml:space="preserve"> ¢</w:t>
+      </w:r>
+      <w:proofErr w:type="spellStart"/>
+      <w:r>
+        <w:rPr>
+          <w:rFonts w:ascii="Times New Roman" w:hAnsi="Times New Roman" w:cs="Times New Roman"/>
+        </w:rPr>
+        <w:t>orp</w:t>
+      </w:r>
+      <w:proofErr w:type="spellEnd"/>
+      <w:r>
+        <w:rPr>
+          <w:rFonts w:ascii="Times New Roman" w:hAnsi="Times New Roman" w:cs="Times New Roman"/>
+        </w:rPr>
+        <w:t xml:space="preserve"> was selected because the proposal treated the operator dashboard and the driver application as equal halves of a single system rather than building a consumer app and adding reporting later. The engagement covers full delivery of the platform, from requirements gathering through testing and release.</w:t>
       </w:r>
     </w:p>
     <w:p>
@@ -5148,43 +6340,77 @@
           <w:rFonts w:ascii="Times New Roman" w:hAnsi="Times New Roman" w:cs="Times New Roman"/>
         </w:rPr>
       </w:pPr>
-      <w:bookmarkStart w:id="15" w:name="_Toc241617143"/>
-      <w:r>
-        <w:rPr>
-          <w:rFonts w:ascii="Times New Roman" w:hAnsi="Times New Roman" w:cs="Times New Roman"/>
-        </w:rPr>
-        <w:t>3.2 How the Project Was Acquired</w:t>
+      <w:bookmarkStart w:id="15" w:name="_Toc242125913"/>
+      <w:r>
+        <w:rPr>
+          <w:rFonts w:ascii="Times New Roman" w:hAnsi="Times New Roman" w:cs="Times New Roman"/>
+        </w:rPr>
+        <w:t>3.3 Business Need</w:t>
       </w:r>
       <w:bookmarkEnd w:id="15"/>
     </w:p>
     <w:p>
       <w:pPr>
-        <w:spacing w:after="160" w:line="276" w:lineRule="auto"/>
-        <w:rPr>
-          <w:rFonts w:ascii="Times New Roman" w:hAnsi="Times New Roman" w:cs="Times New Roman"/>
-        </w:rPr>
-      </w:pPr>
-      <w:r>
-        <w:rPr>
-          <w:rFonts w:ascii="Times New Roman" w:hAnsi="Times New Roman" w:cs="Times New Roman"/>
-        </w:rPr>
-        <w:t>The Smart Parking Platform was commissioned by a regional parking operator that manages a portfolio of downtown and airport garages, working in partnership with a city transportation department. The operator had been losing revenue to unsold spaces while drivers circled the same blocks looking for parking, and the city was measuring the resulting congestion in its downtown corridors. Neither party could solve the problem with the tools available to them, since the existing consumer parking apps sell reservations but return little usable data to the facilities themselves.</w:t>
-      </w:r>
-    </w:p>
-    <w:p>
-      <w:pPr>
-        <w:spacing w:after="160" w:line="276" w:lineRule="auto"/>
-        <w:rPr>
-          <w:rFonts w:ascii="Times New Roman" w:hAnsi="Times New Roman" w:cs="Times New Roman"/>
-        </w:rPr>
-      </w:pPr>
-      <w:r>
-        <w:rPr>
-          <w:rFonts w:ascii="Times New Roman" w:hAnsi="Times New Roman" w:cs="Times New Roman"/>
-        </w:rPr>
-        <w:t>The operator issued a request for proposal for a platform that would serve both audiences at once. $oftware ¢orp was selected because the proposal treated the operator dashboard and the driver application as equal halves of a single system rather than building a consumer app and adding reporting later. The engagement covers full delivery of the platform, from requirements gathering through testing and release.</w:t>
-      </w:r>
-    </w:p>
+        <w:rPr>
+          <w:rFonts w:ascii="Times New Roman" w:hAnsi="Times New Roman" w:cs="Times New Roman"/>
+        </w:rPr>
+      </w:pPr>
+      <w:r>
+        <w:rPr>
+          <w:rFonts w:ascii="Times New Roman" w:hAnsi="Times New Roman" w:cs="Times New Roman"/>
+        </w:rPr>
+        <w:t xml:space="preserve">Drivers lose a significant amount of time searching for parking. The search creates congestion, wastes time that could be spent elsewhere, and adds cars to streets that are already crowded. Parking operators face the other half of the same problem, since they lack the tools to monitor how </w:t>
+      </w:r>
+      <w:proofErr w:type="gramStart"/>
+      <w:r>
+        <w:rPr>
+          <w:rFonts w:ascii="Times New Roman" w:hAnsi="Times New Roman" w:cs="Times New Roman"/>
+        </w:rPr>
+        <w:t>full</w:t>
+      </w:r>
+      <w:proofErr w:type="gramEnd"/>
+      <w:r>
+        <w:rPr>
+          <w:rFonts w:ascii="Times New Roman" w:hAnsi="Times New Roman" w:cs="Times New Roman"/>
+        </w:rPr>
+        <w:t xml:space="preserve"> their facilities are, to set prices against real demand, and to improve the use of the spaces they already have. A garage can sit half empty while drivers circle the block outside it, because neither side can see what the other is doing.</w:t>
+      </w:r>
+    </w:p>
+    <w:p>
+      <w:pPr>
+        <w:rPr>
+          <w:rFonts w:ascii="Times New Roman" w:hAnsi="Times New Roman" w:cs="Times New Roman"/>
+        </w:rPr>
+      </w:pPr>
+    </w:p>
+    <w:p>
+      <w:pPr>
+        <w:rPr>
+          <w:rFonts w:ascii="Times New Roman" w:hAnsi="Times New Roman" w:cs="Times New Roman"/>
+        </w:rPr>
+      </w:pPr>
+      <w:r>
+        <w:rPr>
+          <w:rFonts w:ascii="Times New Roman" w:hAnsi="Times New Roman" w:cs="Times New Roman"/>
+        </w:rPr>
+        <w:t xml:space="preserve">The Smart Parking Platform solves that problem from both directions. It shows drivers which spaces are available at that moment, lets them reserve and pay before they arrive, and guides them to the space itself. It gives operators a live view of occupancy, control over their pricing, and reports that show how their facilities are </w:t>
+      </w:r>
+      <w:proofErr w:type="gramStart"/>
+      <w:r>
+        <w:rPr>
+          <w:rFonts w:ascii="Times New Roman" w:hAnsi="Times New Roman" w:cs="Times New Roman"/>
+        </w:rPr>
+        <w:t>actually used</w:t>
+      </w:r>
+      <w:proofErr w:type="gramEnd"/>
+      <w:r>
+        <w:rPr>
+          <w:rFonts w:ascii="Times New Roman" w:hAnsi="Times New Roman" w:cs="Times New Roman"/>
+        </w:rPr>
+        <w:t>.</w:t>
+      </w:r>
+    </w:p>
+    <w:p/>
     <w:p>
       <w:pPr>
         <w:pStyle w:val="Heading2"/>
@@ -5192,128 +6418,64 @@
           <w:rFonts w:ascii="Times New Roman" w:hAnsi="Times New Roman" w:cs="Times New Roman"/>
         </w:rPr>
       </w:pPr>
-      <w:bookmarkStart w:id="16" w:name="_Toc241617144"/>
-      <w:r>
-        <w:rPr>
-          <w:rFonts w:ascii="Times New Roman" w:hAnsi="Times New Roman" w:cs="Times New Roman"/>
-        </w:rPr>
-        <w:t>3.3 Business Need</w:t>
+      <w:bookmarkStart w:id="16" w:name="_Toc242125914"/>
+      <w:r>
+        <w:rPr>
+          <w:rFonts w:ascii="Times New Roman" w:hAnsi="Times New Roman" w:cs="Times New Roman"/>
+        </w:rPr>
+        <w:t>3.4 Scope</w:t>
       </w:r>
       <w:bookmarkEnd w:id="16"/>
     </w:p>
     <w:p>
       <w:pPr>
+        <w:rPr>
+          <w:rFonts w:ascii="Times New Roman" w:hAnsi="Times New Roman" w:cs="Times New Roman"/>
+        </w:rPr>
+      </w:pPr>
+      <w:r>
+        <w:rPr>
+          <w:rFonts w:ascii="Times New Roman" w:hAnsi="Times New Roman" w:cs="Times New Roman"/>
+        </w:rPr>
+        <w:t>The first version of the Smart Parking Platform lets drivers and parking operators create accounts, verify their identity, and sign in securely. Drivers see the spaces available at participating garages on an interactive map, select a date and time, reserve a space, and pay for it with the digital payment methods built into the platform. The platform keeps a record of every reservation, makes receipts available, and sends confirmations, arrival alerts, and reminders when a reservation is close to expiring.</w:t>
+      </w:r>
+    </w:p>
+    <w:p>
+      <w:pPr>
+        <w:rPr>
+          <w:rFonts w:ascii="Times New Roman" w:hAnsi="Times New Roman" w:cs="Times New Roman"/>
+        </w:rPr>
+      </w:pPr>
+    </w:p>
+    <w:p>
+      <w:pPr>
+        <w:rPr>
+          <w:rFonts w:ascii="Times New Roman" w:hAnsi="Times New Roman" w:cs="Times New Roman"/>
+        </w:rPr>
+      </w:pPr>
+      <w:r>
+        <w:rPr>
+          <w:rFonts w:ascii="Times New Roman" w:hAnsi="Times New Roman" w:cs="Times New Roman"/>
+        </w:rPr>
+        <w:t>Parking operators receive a dashboard that manages their facilities, updates availability, adjusts pricing, and reports on occupancy, utilization, demand patterns, and revenue. The platform also connects to external navigation services, so drivers receive directions to the garage they reserved.</w:t>
+      </w:r>
+    </w:p>
+    <w:p>
+      <w:pPr>
         <w:pStyle w:val="Heading2"/>
         <w:rPr>
-          <w:rFonts w:ascii="Times New Roman" w:eastAsia="Calibri" w:hAnsi="Times New Roman" w:cs="Times New Roman"/>
-          <w:color w:val="262626"/>
-          <w:sz w:val="22"/>
-          <w:szCs w:val="22"/>
-        </w:rPr>
-      </w:pPr>
-      <w:bookmarkStart w:id="17" w:name="_Toc241617145"/>
-      <w:r>
-        <w:rPr>
-          <w:rFonts w:ascii="Times New Roman" w:eastAsia="Calibri" w:hAnsi="Times New Roman" w:cs="Times New Roman"/>
-          <w:color w:val="262626"/>
-          <w:sz w:val="22"/>
-          <w:szCs w:val="22"/>
-        </w:rPr>
-        <w:t>Drivers lose a significant amount of time searching for parking. The search creates congestion, wastes time that could be spent elsewhere, and adds cars to streets that are already crowded. Parking operators face the other half of the same problem, since they lack the tools to monitor how full their facilities are, to set prices against real demand, and to improve the use of the spaces they already have. A garage can sit half empty while drivers circle the block outside it, because neither side can see what the other is doing.</w:t>
-      </w:r>
-    </w:p>
-    <w:p>
-      <w:pPr>
-        <w:pStyle w:val="Heading2"/>
-        <w:rPr>
-          <w:rFonts w:ascii="Times New Roman" w:eastAsia="Calibri" w:hAnsi="Times New Roman" w:cs="Times New Roman"/>
-          <w:color w:val="262626"/>
-          <w:sz w:val="22"/>
-          <w:szCs w:val="22"/>
-        </w:rPr>
-      </w:pPr>
-      <w:r>
-        <w:rPr>
-          <w:rFonts w:ascii="Times New Roman" w:eastAsia="Calibri" w:hAnsi="Times New Roman" w:cs="Times New Roman"/>
-          <w:color w:val="262626"/>
-          <w:sz w:val="22"/>
-          <w:szCs w:val="22"/>
-        </w:rPr>
-        <w:t>The Smart Parking Platform solves that problem from both directions. It shows drivers which spaces are available at that moment, lets them reserve and pay before they arrive, and guides them to the space itself. It gives operators a live view of occupancy, control over their pricing, and reports that show how their facilities are actually used.</w:t>
-      </w:r>
-    </w:p>
-    <w:p/>
-    <w:p>
-      <w:pPr>
-        <w:pStyle w:val="Heading2"/>
-        <w:rPr>
-          <w:rFonts w:ascii="Times New Roman" w:hAnsi="Times New Roman" w:cs="Times New Roman"/>
-        </w:rPr>
-      </w:pPr>
+          <w:rFonts w:ascii="Times New Roman" w:hAnsi="Times New Roman" w:cs="Times New Roman"/>
+        </w:rPr>
+      </w:pPr>
+      <w:bookmarkStart w:id="17" w:name="_Toc242125915"/>
       <w:r>
         <w:rPr>
           <w:rFonts w:ascii="Times New Roman" w:hAnsi="Times New Roman" w:cs="Times New Roman"/>
         </w:rPr>
         <w:lastRenderedPageBreak/>
-        <w:t>3.4 Scope</w:t>
+        <w:t>3.5 Out of Scope for Now</w:t>
       </w:r>
       <w:bookmarkEnd w:id="17"/>
-    </w:p>
-    <w:p>
-      <w:pPr>
-        <w:pStyle w:val="Heading2"/>
-        <w:rPr>
-          <w:rFonts w:ascii="Times New Roman" w:eastAsia="Calibri" w:hAnsi="Times New Roman" w:cs="Times New Roman"/>
-          <w:color w:val="262626"/>
-          <w:sz w:val="22"/>
-          <w:szCs w:val="22"/>
-        </w:rPr>
-      </w:pPr>
-      <w:bookmarkStart w:id="18" w:name="_Toc241617146"/>
-      <w:r>
-        <w:rPr>
-          <w:rFonts w:ascii="Times New Roman" w:eastAsia="Calibri" w:hAnsi="Times New Roman" w:cs="Times New Roman"/>
-          <w:color w:val="262626"/>
-          <w:sz w:val="22"/>
-          <w:szCs w:val="22"/>
-        </w:rPr>
-        <w:t>The first version of the Smart Parking Platform lets drivers and parking operators create accounts, verify their identity, and sign in securely. Drivers see the spaces available at participating garages on an interactive map, select a date and time, reserve a space, and pay for it with the digital payment methods built into the platform. The platform keeps a record of every reservation, makes receipts available, and sends confirmations, arrival alerts, and reminders when a reservation is close to expiring.</w:t>
-      </w:r>
-    </w:p>
-    <w:p>
-      <w:pPr>
-        <w:pStyle w:val="Heading2"/>
-        <w:rPr>
-          <w:rFonts w:ascii="Times New Roman" w:eastAsia="Calibri" w:hAnsi="Times New Roman" w:cs="Times New Roman"/>
-          <w:color w:val="262626"/>
-          <w:sz w:val="22"/>
-          <w:szCs w:val="22"/>
-        </w:rPr>
-      </w:pPr>
-      <w:r>
-        <w:rPr>
-          <w:rFonts w:ascii="Times New Roman" w:eastAsia="Calibri" w:hAnsi="Times New Roman" w:cs="Times New Roman"/>
-          <w:color w:val="262626"/>
-          <w:sz w:val="22"/>
-          <w:szCs w:val="22"/>
-        </w:rPr>
-        <w:t>Parking operators receive a dashboard that manages their facilities, updates availability, adjusts pricing, and reports on occupancy, utilization, demand patterns, and revenue. The platform also connects to external navigation services, so drivers receive directions to the garage they reserved.</w:t>
-      </w:r>
-    </w:p>
-    <w:p>
-      <w:pPr>
-        <w:pStyle w:val="Heading2"/>
-        <w:rPr>
-          <w:rFonts w:ascii="Times New Roman" w:hAnsi="Times New Roman" w:cs="Times New Roman"/>
-        </w:rPr>
-      </w:pPr>
-      <w:r>
-        <w:rPr>
-          <w:rFonts w:ascii="Times New Roman" w:hAnsi="Times New Roman" w:cs="Times New Roman"/>
-        </w:rPr>
-        <w:t>3.5 Out of Scope for Now</w:t>
-      </w:r>
-      <w:bookmarkEnd w:id="18"/>
     </w:p>
     <w:p>
       <w:pPr>
@@ -5372,7 +6534,35 @@
         <w:rPr>
           <w:rFonts w:ascii="Times New Roman" w:hAnsi="Times New Roman" w:cs="Times New Roman"/>
         </w:rPr>
-        <w:t>Valet services and attendant managed parking.</w:t>
+        <w:t xml:space="preserve">Valet services and </w:t>
+      </w:r>
+      <w:proofErr w:type="gramStart"/>
+      <w:r>
+        <w:rPr>
+          <w:rFonts w:ascii="Times New Roman" w:hAnsi="Times New Roman" w:cs="Times New Roman"/>
+        </w:rPr>
+        <w:t>attendant</w:t>
+      </w:r>
+      <w:proofErr w:type="gramEnd"/>
+      <w:r>
+        <w:rPr>
+          <w:rFonts w:ascii="Times New Roman" w:hAnsi="Times New Roman" w:cs="Times New Roman"/>
+        </w:rPr>
+        <w:t xml:space="preserve"> </w:t>
+      </w:r>
+      <w:proofErr w:type="gramStart"/>
+      <w:r>
+        <w:rPr>
+          <w:rFonts w:ascii="Times New Roman" w:hAnsi="Times New Roman" w:cs="Times New Roman"/>
+        </w:rPr>
+        <w:t>managed</w:t>
+      </w:r>
+      <w:proofErr w:type="gramEnd"/>
+      <w:r>
+        <w:rPr>
+          <w:rFonts w:ascii="Times New Roman" w:hAnsi="Times New Roman" w:cs="Times New Roman"/>
+        </w:rPr>
+        <w:t xml:space="preserve"> parking.</w:t>
       </w:r>
     </w:p>
     <w:p>
@@ -5462,14 +6652,14 @@
           <w:rFonts w:ascii="Times New Roman" w:hAnsi="Times New Roman" w:cs="Times New Roman"/>
         </w:rPr>
       </w:pPr>
-      <w:bookmarkStart w:id="19" w:name="_Toc241617147"/>
+      <w:bookmarkStart w:id="18" w:name="_Toc242125916"/>
       <w:r>
         <w:rPr>
           <w:rFonts w:ascii="Times New Roman" w:hAnsi="Times New Roman" w:cs="Times New Roman"/>
         </w:rPr>
         <w:t>3.6 Project Constraints</w:t>
       </w:r>
-      <w:bookmarkEnd w:id="19"/>
+      <w:bookmarkEnd w:id="18"/>
     </w:p>
     <w:p>
       <w:pPr>
@@ -5558,33 +6748,33 @@
           <w:rFonts w:ascii="Times New Roman" w:hAnsi="Times New Roman" w:cs="Times New Roman"/>
         </w:rPr>
       </w:pPr>
-      <w:bookmarkStart w:id="20" w:name="_Toc241617148"/>
+      <w:bookmarkStart w:id="19" w:name="_Toc242125917"/>
       <w:r>
         <w:rPr>
           <w:rFonts w:ascii="Times New Roman" w:hAnsi="Times New Roman" w:cs="Times New Roman"/>
         </w:rPr>
         <w:t>4. Software Requirements Specification</w:t>
       </w:r>
+      <w:bookmarkEnd w:id="19"/>
+    </w:p>
+    <w:p>
+      <w:pPr>
+        <w:pStyle w:val="Heading2"/>
+        <w:rPr>
+          <w:rFonts w:ascii="Times New Roman" w:hAnsi="Times New Roman" w:cs="Times New Roman"/>
+        </w:rPr>
+      </w:pPr>
+      <w:bookmarkStart w:id="20" w:name="_Toc242125918"/>
+      <w:r>
+        <w:rPr>
+          <w:rFonts w:ascii="Times New Roman" w:hAnsi="Times New Roman" w:cs="Times New Roman"/>
+        </w:rPr>
+        <w:t>4.1 Overall Description</w:t>
+      </w:r>
       <w:bookmarkEnd w:id="20"/>
     </w:p>
     <w:p>
       <w:pPr>
-        <w:pStyle w:val="Heading2"/>
-        <w:rPr>
-          <w:rFonts w:ascii="Times New Roman" w:hAnsi="Times New Roman" w:cs="Times New Roman"/>
-        </w:rPr>
-      </w:pPr>
-      <w:bookmarkStart w:id="21" w:name="_Toc241617149"/>
-      <w:r>
-        <w:rPr>
-          <w:rFonts w:ascii="Times New Roman" w:hAnsi="Times New Roman" w:cs="Times New Roman"/>
-        </w:rPr>
-        <w:t>4.1 Overall Description</w:t>
-      </w:r>
-      <w:bookmarkEnd w:id="21"/>
-    </w:p>
-    <w:p>
-      <w:pPr>
         <w:spacing w:after="120"/>
         <w:rPr>
           <w:rFonts w:ascii="Times New Roman" w:hAnsi="Times New Roman" w:cs="Times New Roman"/>
@@ -5594,7 +6784,21 @@
         <w:rPr>
           <w:rFonts w:ascii="Times New Roman" w:hAnsi="Times New Roman" w:cs="Times New Roman"/>
         </w:rPr>
-        <w:t xml:space="preserve">The Smart Parking Platform is a new system and does not replace an existing product at the operator or the city. It presents two faces on one shared backend. Drivers use a mobile and web application to find, reserve, and pay for a space, and parking operators use a dashboard to manage facilities, pricing, and reporting. </w:t>
+        <w:t xml:space="preserve">The Smart Parking Platform is a new system and does not replace an existing product at the </w:t>
+      </w:r>
+      <w:proofErr w:type="gramStart"/>
+      <w:r>
+        <w:rPr>
+          <w:rFonts w:ascii="Times New Roman" w:hAnsi="Times New Roman" w:cs="Times New Roman"/>
+        </w:rPr>
+        <w:t>operator</w:t>
+      </w:r>
+      <w:proofErr w:type="gramEnd"/>
+      <w:r>
+        <w:rPr>
+          <w:rFonts w:ascii="Times New Roman" w:hAnsi="Times New Roman" w:cs="Times New Roman"/>
+        </w:rPr>
+        <w:t xml:space="preserve"> or the city. It presents two faces on one shared backend. Drivers use a mobile and web application to find, reserve, and pay for a space, and parking operators use a dashboard to manage facilities, pricing, and reporting. </w:t>
       </w:r>
       <w:r>
         <w:rPr>
@@ -5606,7 +6810,35 @@
         <w:rPr>
           <w:rFonts w:ascii="Times New Roman" w:hAnsi="Times New Roman" w:cs="Times New Roman"/>
         </w:rPr>
-        <w:t xml:space="preserve"> space sold to a driver leaves the operator view in the same moment.</w:t>
+        <w:t xml:space="preserve"> space sold to a driver leaves the </w:t>
+      </w:r>
+      <w:proofErr w:type="gramStart"/>
+      <w:r>
+        <w:rPr>
+          <w:rFonts w:ascii="Times New Roman" w:hAnsi="Times New Roman" w:cs="Times New Roman"/>
+        </w:rPr>
+        <w:t>operator</w:t>
+      </w:r>
+      <w:proofErr w:type="gramEnd"/>
+      <w:r>
+        <w:rPr>
+          <w:rFonts w:ascii="Times New Roman" w:hAnsi="Times New Roman" w:cs="Times New Roman"/>
+        </w:rPr>
+        <w:t xml:space="preserve"> view </w:t>
+      </w:r>
+      <w:proofErr w:type="gramStart"/>
+      <w:r>
+        <w:rPr>
+          <w:rFonts w:ascii="Times New Roman" w:hAnsi="Times New Roman" w:cs="Times New Roman"/>
+        </w:rPr>
+        <w:t>in</w:t>
+      </w:r>
+      <w:proofErr w:type="gramEnd"/>
+      <w:r>
+        <w:rPr>
+          <w:rFonts w:ascii="Times New Roman" w:hAnsi="Times New Roman" w:cs="Times New Roman"/>
+        </w:rPr>
+        <w:t xml:space="preserve"> the same moment.</w:t>
       </w:r>
     </w:p>
     <w:p>
@@ -5666,14 +6898,27 @@
           <w:b/>
           <w:bCs/>
         </w:rPr>
-        <w:lastRenderedPageBreak/>
         <w:t>User classes:</w:t>
       </w:r>
       <w:r>
         <w:rPr>
           <w:rFonts w:ascii="Times New Roman" w:hAnsi="Times New Roman" w:cs="Times New Roman"/>
         </w:rPr>
-        <w:t xml:space="preserve"> Drivers use the platform occasionally and receive no training, so the driver application has to work on the first attempt. Operators use it daily and need depth over simplicity. Finance and billing staff and system administrators use a narrow set of functions with elevated permissions.</w:t>
+        <w:t xml:space="preserve"> Drivers use the platform occasionally and receive no training, so the driver application </w:t>
+      </w:r>
+      <w:proofErr w:type="gramStart"/>
+      <w:r>
+        <w:rPr>
+          <w:rFonts w:ascii="Times New Roman" w:hAnsi="Times New Roman" w:cs="Times New Roman"/>
+        </w:rPr>
+        <w:t>has to</w:t>
+      </w:r>
+      <w:proofErr w:type="gramEnd"/>
+      <w:r>
+        <w:rPr>
+          <w:rFonts w:ascii="Times New Roman" w:hAnsi="Times New Roman" w:cs="Times New Roman"/>
+        </w:rPr>
+        <w:t xml:space="preserve"> work on the first attempt. Operators use it daily and need depth over simplicity. Finance and billing staff and system administrators use a narrow set of functions with elevated permissions.</w:t>
       </w:r>
     </w:p>
     <w:p>
@@ -5748,14 +6993,15 @@
           <w:rFonts w:ascii="Times New Roman" w:hAnsi="Times New Roman" w:cs="Times New Roman"/>
         </w:rPr>
       </w:pPr>
-      <w:bookmarkStart w:id="22" w:name="_Toc241617150"/>
-      <w:r>
-        <w:rPr>
-          <w:rFonts w:ascii="Times New Roman" w:hAnsi="Times New Roman" w:cs="Times New Roman"/>
-        </w:rPr>
+      <w:bookmarkStart w:id="21" w:name="_Toc242125919"/>
+      <w:r>
+        <w:rPr>
+          <w:rFonts w:ascii="Times New Roman" w:hAnsi="Times New Roman" w:cs="Times New Roman"/>
+        </w:rPr>
+        <w:lastRenderedPageBreak/>
         <w:t>4.2 Actors</w:t>
       </w:r>
-      <w:bookmarkEnd w:id="22"/>
+      <w:bookmarkEnd w:id="21"/>
     </w:p>
     <w:p>
       <w:pPr>
@@ -5934,7 +7180,21 @@
         <w:rPr>
           <w:rFonts w:ascii="Times New Roman" w:hAnsi="Times New Roman" w:cs="Times New Roman"/>
         </w:rPr>
-        <w:t xml:space="preserve"> Supplies base maps, geocoding, and routing to the reserved garage.</w:t>
+        <w:t xml:space="preserve"> Supplies base maps, geocoding, and </w:t>
+      </w:r>
+      <w:proofErr w:type="gramStart"/>
+      <w:r>
+        <w:rPr>
+          <w:rFonts w:ascii="Times New Roman" w:hAnsi="Times New Roman" w:cs="Times New Roman"/>
+        </w:rPr>
+        <w:t>routing</w:t>
+      </w:r>
+      <w:proofErr w:type="gramEnd"/>
+      <w:r>
+        <w:rPr>
+          <w:rFonts w:ascii="Times New Roman" w:hAnsi="Times New Roman" w:cs="Times New Roman"/>
+        </w:rPr>
+        <w:t xml:space="preserve"> to the reserved garage.</w:t>
       </w:r>
     </w:p>
     <w:p>
@@ -5959,7 +7219,21 @@
         <w:rPr>
           <w:rFonts w:ascii="Times New Roman" w:hAnsi="Times New Roman" w:cs="Times New Roman"/>
         </w:rPr>
-        <w:t xml:space="preserve"> Reports occupancy counts and entry and exit events, and validates a reservation at the gate.</w:t>
+        <w:t xml:space="preserve"> Reports occupancy counts and entry and exit </w:t>
+      </w:r>
+      <w:proofErr w:type="gramStart"/>
+      <w:r>
+        <w:rPr>
+          <w:rFonts w:ascii="Times New Roman" w:hAnsi="Times New Roman" w:cs="Times New Roman"/>
+        </w:rPr>
+        <w:t>events, and</w:t>
+      </w:r>
+      <w:proofErr w:type="gramEnd"/>
+      <w:r>
+        <w:rPr>
+          <w:rFonts w:ascii="Times New Roman" w:hAnsi="Times New Roman" w:cs="Times New Roman"/>
+        </w:rPr>
+        <w:t xml:space="preserve"> validates a reservation at the gate.</w:t>
       </w:r>
     </w:p>
     <w:p>
@@ -5991,14 +7265,14 @@
           <w:rFonts w:ascii="Times New Roman" w:hAnsi="Times New Roman" w:cs="Times New Roman"/>
         </w:rPr>
       </w:pPr>
-      <w:bookmarkStart w:id="23" w:name="_Toc241617151"/>
+      <w:bookmarkStart w:id="22" w:name="_Toc242125920"/>
       <w:r>
         <w:rPr>
           <w:rFonts w:ascii="Times New Roman" w:hAnsi="Times New Roman" w:cs="Times New Roman"/>
         </w:rPr>
         <w:t>4.3 Use Cases</w:t>
       </w:r>
-      <w:bookmarkEnd w:id="23"/>
+      <w:bookmarkEnd w:id="22"/>
     </w:p>
     <w:p>
       <w:pPr>
@@ -6107,7 +7381,21 @@
         <w:rPr>
           <w:rFonts w:ascii="Times New Roman" w:hAnsi="Times New Roman" w:cs="Times New Roman"/>
         </w:rPr>
-        <w:t>As a driver, I want to reserve a parking space for a selected time so that a space is available when I arrive.</w:t>
+        <w:t xml:space="preserve">As a driver, I want to reserve a parking space for a selected time so that </w:t>
+      </w:r>
+      <w:proofErr w:type="gramStart"/>
+      <w:r>
+        <w:rPr>
+          <w:rFonts w:ascii="Times New Roman" w:hAnsi="Times New Roman" w:cs="Times New Roman"/>
+        </w:rPr>
+        <w:t>a space</w:t>
+      </w:r>
+      <w:proofErr w:type="gramEnd"/>
+      <w:r>
+        <w:rPr>
+          <w:rFonts w:ascii="Times New Roman" w:hAnsi="Times New Roman" w:cs="Times New Roman"/>
+        </w:rPr>
+        <w:t xml:space="preserve"> is available when I arrive.</w:t>
       </w:r>
     </w:p>
     <w:p>
@@ -6145,7 +7433,6 @@
           <w:rFonts w:ascii="Times New Roman" w:hAnsi="Times New Roman" w:cs="Times New Roman"/>
           <w:b/>
         </w:rPr>
-        <w:lastRenderedPageBreak/>
         <w:t xml:space="preserve">Garage Navigation - </w:t>
       </w:r>
       <w:r>
@@ -6234,6 +7521,7 @@
           <w:rFonts w:ascii="Times New Roman" w:hAnsi="Times New Roman" w:cs="Times New Roman"/>
           <w:b/>
         </w:rPr>
+        <w:lastRenderedPageBreak/>
         <w:t xml:space="preserve">Reservation History and Receipts - </w:t>
       </w:r>
       <w:r>
@@ -6338,46 +7626,46 @@
           <w:rFonts w:ascii="Times New Roman" w:hAnsi="Times New Roman" w:cs="Times New Roman"/>
         </w:rPr>
       </w:pPr>
-      <w:bookmarkStart w:id="24" w:name="_Toc241617152"/>
+      <w:bookmarkStart w:id="23" w:name="_Toc242125921"/>
       <w:r>
         <w:rPr>
           <w:rFonts w:ascii="Times New Roman" w:hAnsi="Times New Roman" w:cs="Times New Roman"/>
         </w:rPr>
         <w:t>4.4 Nonfunctional Requirements</w:t>
       </w:r>
+      <w:bookmarkEnd w:id="23"/>
+    </w:p>
+    <w:p>
+      <w:pPr>
+        <w:pStyle w:val="Heading2"/>
+        <w:rPr>
+          <w:rFonts w:ascii="Times New Roman" w:hAnsi="Times New Roman" w:cs="Times New Roman"/>
+        </w:rPr>
+      </w:pPr>
+      <w:bookmarkStart w:id="24" w:name="_Toc242125922"/>
+      <w:r>
+        <w:rPr>
+          <w:rFonts w:ascii="Times New Roman" w:hAnsi="Times New Roman" w:cs="Times New Roman"/>
+        </w:rPr>
+        <w:t>4.5 External Interface Requirements</w:t>
+      </w:r>
       <w:bookmarkEnd w:id="24"/>
     </w:p>
     <w:p>
       <w:pPr>
-        <w:pStyle w:val="Heading2"/>
-        <w:rPr>
-          <w:rFonts w:ascii="Times New Roman" w:hAnsi="Times New Roman" w:cs="Times New Roman"/>
-        </w:rPr>
-      </w:pPr>
-      <w:bookmarkStart w:id="25" w:name="_Toc241617153"/>
-      <w:r>
-        <w:rPr>
-          <w:rFonts w:ascii="Times New Roman" w:hAnsi="Times New Roman" w:cs="Times New Roman"/>
-        </w:rPr>
-        <w:t>4.5 External Interface Requirements</w:t>
+        <w:pStyle w:val="Heading1"/>
+        <w:rPr>
+          <w:rFonts w:ascii="Times New Roman" w:hAnsi="Times New Roman" w:cs="Times New Roman"/>
+        </w:rPr>
+      </w:pPr>
+      <w:bookmarkStart w:id="25" w:name="_Toc242125923"/>
+      <w:r>
+        <w:rPr>
+          <w:rFonts w:ascii="Times New Roman" w:hAnsi="Times New Roman" w:cs="Times New Roman"/>
+        </w:rPr>
+        <w:t>5. Stakeholder Analysis and Management</w:t>
       </w:r>
       <w:bookmarkEnd w:id="25"/>
-    </w:p>
-    <w:p>
-      <w:pPr>
-        <w:pStyle w:val="Heading1"/>
-        <w:rPr>
-          <w:rFonts w:ascii="Times New Roman" w:hAnsi="Times New Roman" w:cs="Times New Roman"/>
-        </w:rPr>
-      </w:pPr>
-      <w:bookmarkStart w:id="26" w:name="_Toc241617154"/>
-      <w:r>
-        <w:rPr>
-          <w:rFonts w:ascii="Times New Roman" w:hAnsi="Times New Roman" w:cs="Times New Roman"/>
-        </w:rPr>
-        <w:t>5. Stakeholder Analysis and Management</w:t>
-      </w:r>
-      <w:bookmarkEnd w:id="26"/>
     </w:p>
     <w:p>
       <w:pPr>
@@ -6526,45 +7814,58 @@
           <w:rFonts w:ascii="Times New Roman" w:hAnsi="Times New Roman" w:cs="Times New Roman"/>
         </w:rPr>
       </w:pPr>
-      <w:bookmarkStart w:id="27" w:name="_Toc241617155"/>
+      <w:bookmarkStart w:id="26" w:name="_Toc242125924"/>
       <w:r>
         <w:rPr>
           <w:rFonts w:ascii="Times New Roman" w:hAnsi="Times New Roman" w:cs="Times New Roman"/>
         </w:rPr>
         <w:t>6. Project Schedule</w:t>
       </w:r>
+      <w:bookmarkEnd w:id="26"/>
+    </w:p>
+    <w:p>
+      <w:pPr>
+        <w:spacing w:after="160"/>
+        <w:rPr>
+          <w:rFonts w:ascii="Times New Roman" w:hAnsi="Times New Roman" w:cs="Times New Roman"/>
+        </w:rPr>
+      </w:pPr>
+      <w:r>
+        <w:rPr>
+          <w:rFonts w:ascii="Times New Roman" w:hAnsi="Times New Roman" w:cs="Times New Roman"/>
+        </w:rPr>
+        <w:t xml:space="preserve">This section presents the work breakdown structure for the Smart Parking Platform and the schedule that is derived from it. The breakdown decomposes the platform into deliverables, the schedule places those deliverables into weeks, and the milestone table marks the points at which a group of deliverables is complete. The schedule covers fifteen working weeks. Week 1 begins Thursday August 27, </w:t>
+      </w:r>
+      <w:proofErr w:type="gramStart"/>
+      <w:r>
+        <w:rPr>
+          <w:rFonts w:ascii="Times New Roman" w:hAnsi="Times New Roman" w:cs="Times New Roman"/>
+        </w:rPr>
+        <w:t>2026</w:t>
+      </w:r>
+      <w:proofErr w:type="gramEnd"/>
+      <w:r>
+        <w:rPr>
+          <w:rFonts w:ascii="Times New Roman" w:hAnsi="Times New Roman" w:cs="Times New Roman"/>
+        </w:rPr>
+        <w:t xml:space="preserve"> and week 15 ends Wednesday December 9, 2026.</w:t>
+      </w:r>
+    </w:p>
+    <w:p>
+      <w:pPr>
+        <w:pStyle w:val="Heading2"/>
+        <w:rPr>
+          <w:rFonts w:ascii="Times New Roman" w:hAnsi="Times New Roman" w:cs="Times New Roman"/>
+        </w:rPr>
+      </w:pPr>
+      <w:bookmarkStart w:id="27" w:name="_Toc242125925"/>
+      <w:r>
+        <w:rPr>
+          <w:rFonts w:ascii="Times New Roman" w:hAnsi="Times New Roman" w:cs="Times New Roman"/>
+        </w:rPr>
+        <w:t>6.1 Work Breakdown Structure</w:t>
+      </w:r>
       <w:bookmarkEnd w:id="27"/>
-    </w:p>
-    <w:p>
-      <w:pPr>
-        <w:spacing w:after="160"/>
-        <w:rPr>
-          <w:rFonts w:ascii="Times New Roman" w:hAnsi="Times New Roman" w:cs="Times New Roman"/>
-        </w:rPr>
-      </w:pPr>
-      <w:r>
-        <w:rPr>
-          <w:rFonts w:ascii="Times New Roman" w:hAnsi="Times New Roman" w:cs="Times New Roman"/>
-        </w:rPr>
-        <w:t>This section presents the work breakdown structure for the Smart Parking Platform and the schedule that is derived from it. The breakdown decomposes the platform into deliverables, the schedule places those deliverables into weeks, and the milestone table marks the points at which a group of deliverables is complete. The schedule covers fifteen working weeks. Week 1 begins Thursday August 27, 2026 and week 15 ends Wednesday December 9, 2026.</w:t>
-      </w:r>
-    </w:p>
-    <w:p>
-      <w:pPr>
-        <w:pStyle w:val="Heading2"/>
-        <w:rPr>
-          <w:rFonts w:ascii="Times New Roman" w:hAnsi="Times New Roman" w:cs="Times New Roman"/>
-        </w:rPr>
-      </w:pPr>
-      <w:bookmarkStart w:id="28" w:name="_Toc241617156"/>
-      <w:r>
-        <w:rPr>
-          <w:rFonts w:ascii="Times New Roman" w:hAnsi="Times New Roman" w:cs="Times New Roman"/>
-        </w:rPr>
-        <w:lastRenderedPageBreak/>
-        <w:t>6.1 Work Breakdown Structure</w:t>
-      </w:r>
-      <w:bookmarkEnd w:id="28"/>
     </w:p>
     <w:p>
       <w:pPr>
@@ -6748,6 +8049,7 @@
         <w:rPr>
           <w:rFonts w:ascii="Times New Roman" w:hAnsi="Times New Roman" w:cs="Times New Roman"/>
         </w:rPr>
+        <w:lastRenderedPageBreak/>
         <w:t>1.4.1 Work Breakdown Structure and Schedule</w:t>
       </w:r>
     </w:p>
@@ -7407,7 +8709,6 @@
         <w:rPr>
           <w:rFonts w:ascii="Times New Roman" w:hAnsi="Times New Roman" w:cs="Times New Roman"/>
         </w:rPr>
-        <w:lastRenderedPageBreak/>
         <w:t>3.5.2 Refund and Cancellation Handling</w:t>
       </w:r>
     </w:p>
@@ -7608,6 +8909,7 @@
         <w:rPr>
           <w:rFonts w:ascii="Times New Roman" w:hAnsi="Times New Roman" w:cs="Times New Roman"/>
         </w:rPr>
+        <w:lastRenderedPageBreak/>
         <w:t>5.1 Environment Setup</w:t>
       </w:r>
     </w:p>
@@ -7779,14 +9081,14 @@
       <w:pPr>
         <w:pStyle w:val="Heading2"/>
       </w:pPr>
-      <w:bookmarkStart w:id="29" w:name="_Toc241617157"/>
+      <w:bookmarkStart w:id="28" w:name="_Toc242125926"/>
       <w:r>
         <w:rPr>
           <w:rFonts w:ascii="Times New Roman" w:hAnsi="Times New Roman" w:cs="Times New Roman"/>
         </w:rPr>
         <w:t>6.2 Estimation Basis</w:t>
       </w:r>
-      <w:bookmarkEnd w:id="29"/>
+      <w:bookmarkEnd w:id="28"/>
     </w:p>
     <w:p>
       <w:pPr>
@@ -7879,8 +9181,21 @@
         <w:rPr>
           <w:rFonts w:ascii="Times New Roman" w:hAnsi="Times New Roman" w:cs="Times New Roman"/>
         </w:rPr>
-        <w:lastRenderedPageBreak/>
-        <w:t>Durations assume the six delivery teams work in parallel on their own branches, as described in Section 9.</w:t>
+        <w:t xml:space="preserve">Durations assume the six delivery teams work in parallel </w:t>
+      </w:r>
+      <w:proofErr w:type="gramStart"/>
+      <w:r>
+        <w:rPr>
+          <w:rFonts w:ascii="Times New Roman" w:hAnsi="Times New Roman" w:cs="Times New Roman"/>
+        </w:rPr>
+        <w:t>on</w:t>
+      </w:r>
+      <w:proofErr w:type="gramEnd"/>
+      <w:r>
+        <w:rPr>
+          <w:rFonts w:ascii="Times New Roman" w:hAnsi="Times New Roman" w:cs="Times New Roman"/>
+        </w:rPr>
+        <w:t xml:space="preserve"> their own branches, as described in Section 9.</w:t>
       </w:r>
     </w:p>
     <w:p>
@@ -7910,14 +9225,15 @@
           <w:rFonts w:ascii="Times New Roman" w:hAnsi="Times New Roman" w:cs="Times New Roman"/>
         </w:rPr>
       </w:pPr>
-      <w:bookmarkStart w:id="30" w:name="_Toc241617158"/>
-      <w:r>
-        <w:rPr>
-          <w:rFonts w:ascii="Times New Roman" w:hAnsi="Times New Roman" w:cs="Times New Roman"/>
-        </w:rPr>
+      <w:bookmarkStart w:id="29" w:name="_Toc242125927"/>
+      <w:r>
+        <w:rPr>
+          <w:rFonts w:ascii="Times New Roman" w:hAnsi="Times New Roman" w:cs="Times New Roman"/>
+        </w:rPr>
+        <w:lastRenderedPageBreak/>
         <w:t>6.3 Project Timeline</w:t>
       </w:r>
-      <w:bookmarkEnd w:id="30"/>
+      <w:bookmarkEnd w:id="29"/>
     </w:p>
     <w:p>
       <w:pPr>
@@ -7932,7 +9248,7 @@
           <w14:ligatures w14:val="standardContextual"/>
         </w:rPr>
         <w:drawing>
-          <wp:anchor distT="0" distB="0" distL="114300" distR="114300" simplePos="0" relativeHeight="251677696" behindDoc="0" locked="0" layoutInCell="1" allowOverlap="1" wp14:anchorId="26B23660" wp14:editId="26B32F85">
+          <wp:anchor distT="0" distB="0" distL="114300" distR="114300" simplePos="0" relativeHeight="251677696" behindDoc="0" locked="0" layoutInCell="1" allowOverlap="1" wp14:anchorId="26B23660" wp14:editId="08CDE8EE">
             <wp:simplePos x="0" y="0"/>
             <wp:positionH relativeFrom="margin">
               <wp:align>center</wp:align>
@@ -8608,7 +9924,7 @@
       <w:pPr>
         <w:pStyle w:val="Heading2"/>
       </w:pPr>
-      <w:bookmarkStart w:id="31" w:name="_Toc241617159"/>
+      <w:bookmarkStart w:id="30" w:name="_Toc242125928"/>
       <w:r>
         <w:rPr>
           <w:rFonts w:ascii="Times New Roman" w:hAnsi="Times New Roman" w:cs="Times New Roman"/>
@@ -8616,7 +9932,7 @@
         </w:rPr>
         <w:lastRenderedPageBreak/>
         <w:drawing>
-          <wp:anchor distT="0" distB="0" distL="114300" distR="114300" simplePos="0" relativeHeight="251679744" behindDoc="0" locked="0" layoutInCell="1" allowOverlap="1" wp14:anchorId="2ECC6D53" wp14:editId="30C2DCBD">
+          <wp:anchor distT="0" distB="0" distL="114300" distR="114300" simplePos="0" relativeHeight="251679744" behindDoc="0" locked="0" layoutInCell="1" allowOverlap="1" wp14:anchorId="2ECC6D53" wp14:editId="10479ED6">
             <wp:simplePos x="0" y="0"/>
             <wp:positionH relativeFrom="margin">
               <wp:align>center</wp:align>
@@ -8692,26 +10008,26 @@
         </w:rPr>
         <w:t>Product Backlog</w:t>
       </w:r>
+      <w:bookmarkEnd w:id="30"/>
+    </w:p>
+    <w:p>
+      <w:pPr>
+        <w:pStyle w:val="Heading2"/>
+      </w:pPr>
+      <w:bookmarkStart w:id="31" w:name="_Toc242125929"/>
+      <w:r>
+        <w:rPr>
+          <w:rFonts w:ascii="Times New Roman" w:hAnsi="Times New Roman" w:cs="Times New Roman"/>
+        </w:rPr>
+        <w:t xml:space="preserve">6.5 </w:t>
+      </w:r>
+      <w:r>
+        <w:rPr>
+          <w:rFonts w:ascii="Times New Roman" w:hAnsi="Times New Roman" w:cs="Times New Roman"/>
+        </w:rPr>
+        <w:t>Sprint 1 Backlog</w:t>
+      </w:r>
       <w:bookmarkEnd w:id="31"/>
-    </w:p>
-    <w:p>
-      <w:pPr>
-        <w:pStyle w:val="Heading2"/>
-      </w:pPr>
-      <w:bookmarkStart w:id="32" w:name="_Toc241617160"/>
-      <w:r>
-        <w:rPr>
-          <w:rFonts w:ascii="Times New Roman" w:hAnsi="Times New Roman" w:cs="Times New Roman"/>
-        </w:rPr>
-        <w:t xml:space="preserve">6.5 </w:t>
-      </w:r>
-      <w:r>
-        <w:rPr>
-          <w:rFonts w:ascii="Times New Roman" w:hAnsi="Times New Roman" w:cs="Times New Roman"/>
-        </w:rPr>
-        <w:t>Sprint 1 Backlog</w:t>
-      </w:r>
-      <w:bookmarkEnd w:id="32"/>
     </w:p>
     <w:p>
       <w:pPr>
@@ -8722,20 +10038,34 @@
           <w:szCs w:val="40"/>
         </w:rPr>
       </w:pPr>
-      <w:r>
-        <w:rPr>
-          <w:rFonts w:ascii="Times New Roman" w:eastAsiaTheme="majorEastAsia" w:hAnsi="Times New Roman" w:cs="Times New Roman"/>
+    </w:p>
+    <w:p>
+      <w:pPr>
+        <w:pStyle w:val="Heading1"/>
+        <w:rPr>
+          <w:rFonts w:ascii="Times New Roman" w:hAnsi="Times New Roman" w:cs="Times New Roman"/>
+        </w:rPr>
+      </w:pPr>
+      <w:bookmarkStart w:id="32" w:name="_Toc242125930"/>
+      <w:r>
+        <w:rPr>
+          <w:rFonts w:ascii="Times New Roman" w:hAnsi="Times New Roman" w:cs="Times New Roman"/>
           <w:noProof/>
-          <w:color w:val="0F4761" w:themeColor="accent1" w:themeShade="BF"/>
-          <w:sz w:val="40"/>
-          <w:szCs w:val="40"/>
           <w14:ligatures w14:val="standardContextual"/>
         </w:rPr>
         <w:lastRenderedPageBreak/>
         <w:drawing>
-          <wp:inline distT="0" distB="0" distL="0" distR="0" wp14:anchorId="062AC33B" wp14:editId="6D08D569">
-            <wp:extent cx="6099175" cy="3054456"/>
+          <wp:anchor distT="0" distB="0" distL="114300" distR="114300" simplePos="0" relativeHeight="251689984" behindDoc="0" locked="0" layoutInCell="1" allowOverlap="1" wp14:anchorId="062AC33B" wp14:editId="7E727A61">
+            <wp:simplePos x="0" y="0"/>
+            <wp:positionH relativeFrom="margin">
+              <wp:align>left</wp:align>
+            </wp:positionH>
+            <wp:positionV relativeFrom="paragraph">
+              <wp:posOffset>333</wp:posOffset>
+            </wp:positionV>
+            <wp:extent cx="5758249" cy="2883721"/>
             <wp:effectExtent l="0" t="0" r="0" b="0"/>
+            <wp:wrapTopAndBottom/>
             <wp:docPr id="1157711203" name="Picture 4"/>
             <wp:cNvGraphicFramePr>
               <a:graphicFrameLocks xmlns:a="http://schemas.openxmlformats.org/drawingml/2006/main" noChangeAspect="1"/>
@@ -8763,7 +10093,7 @@
                   <pic:spPr bwMode="auto">
                     <a:xfrm>
                       <a:off x="0" y="0"/>
-                      <a:ext cx="6112037" cy="3060897"/>
+                      <a:ext cx="5758249" cy="2883721"/>
                     </a:xfrm>
                     <a:prstGeom prst="rect">
                       <a:avLst/>
@@ -8780,24 +10110,86 @@
                 </pic:pic>
               </a:graphicData>
             </a:graphic>
-          </wp:inline>
+          </wp:anchor>
         </w:drawing>
       </w:r>
-    </w:p>
-    <w:p>
-      <w:pPr>
-        <w:pStyle w:val="Heading1"/>
-        <w:rPr>
-          <w:rFonts w:ascii="Times New Roman" w:hAnsi="Times New Roman" w:cs="Times New Roman"/>
-        </w:rPr>
-      </w:pPr>
-      <w:bookmarkStart w:id="33" w:name="_Toc241617161"/>
       <w:r>
         <w:rPr>
           <w:rFonts w:ascii="Times New Roman" w:hAnsi="Times New Roman" w:cs="Times New Roman"/>
         </w:rPr>
         <w:t>7. Budget</w:t>
       </w:r>
+      <w:bookmarkEnd w:id="32"/>
+    </w:p>
+    <w:p>
+      <w:pPr>
+        <w:spacing w:after="160"/>
+        <w:rPr>
+          <w:rFonts w:ascii="Times New Roman" w:hAnsi="Times New Roman" w:cs="Times New Roman"/>
+        </w:rPr>
+      </w:pPr>
+      <w:r>
+        <w:rPr>
+          <w:rFonts w:ascii="Times New Roman" w:hAnsi="Times New Roman" w:cs="Times New Roman"/>
+        </w:rPr>
+        <w:t xml:space="preserve">This section presents the cost of building the Smart Parking Platform and the schedule on which that cost is spent. The resource plan prices the team, the cost plan adds everything the team consumes, and the cashflow distributes the total across the </w:t>
+      </w:r>
+      <w:proofErr w:type="gramStart"/>
+      <w:r>
+        <w:rPr>
+          <w:rFonts w:ascii="Times New Roman" w:hAnsi="Times New Roman" w:cs="Times New Roman"/>
+        </w:rPr>
+        <w:t>fifteen week</w:t>
+      </w:r>
+      <w:proofErr w:type="gramEnd"/>
+      <w:r>
+        <w:rPr>
+          <w:rFonts w:ascii="Times New Roman" w:hAnsi="Times New Roman" w:cs="Times New Roman"/>
+        </w:rPr>
+        <w:t xml:space="preserve"> schedule. The budget is not a constraint on this project, since Section 3.6 sets it as theoretically unlimited, so the figure here exists to tell the operator what the platform </w:t>
+      </w:r>
+      <w:proofErr w:type="gramStart"/>
+      <w:r>
+        <w:rPr>
+          <w:rFonts w:ascii="Times New Roman" w:hAnsi="Times New Roman" w:cs="Times New Roman"/>
+        </w:rPr>
+        <w:t>cost</w:t>
+      </w:r>
+      <w:proofErr w:type="gramEnd"/>
+      <w:r>
+        <w:rPr>
+          <w:rFonts w:ascii="Times New Roman" w:hAnsi="Times New Roman" w:cs="Times New Roman"/>
+        </w:rPr>
+        <w:t xml:space="preserve"> to build rather than to cap what gets built.</w:t>
+      </w:r>
+    </w:p>
+    <w:p>
+      <w:pPr>
+        <w:pStyle w:val="Heading2"/>
+        <w:rPr>
+          <w:b/>
+          <w:bCs/>
+        </w:rPr>
+      </w:pPr>
+      <w:bookmarkStart w:id="33" w:name="_Toc242125931"/>
+      <w:r>
+        <w:rPr>
+          <w:rFonts w:ascii="Times New Roman" w:hAnsi="Times New Roman" w:cs="Times New Roman"/>
+        </w:rPr>
+        <w:t>7</w:t>
+      </w:r>
+      <w:r>
+        <w:rPr>
+          <w:rFonts w:ascii="Times New Roman" w:hAnsi="Times New Roman" w:cs="Times New Roman"/>
+        </w:rPr>
+        <w:t xml:space="preserve">.1 </w:t>
+      </w:r>
+      <w:r>
+        <w:rPr>
+          <w:rFonts w:ascii="Times New Roman" w:hAnsi="Times New Roman" w:cs="Times New Roman"/>
+        </w:rPr>
+        <w:t>Resource and Cost Plan</w:t>
+      </w:r>
       <w:bookmarkEnd w:id="33"/>
     </w:p>
     <w:p>
@@ -8807,42 +10199,259 @@
           <w:rFonts w:ascii="Times New Roman" w:hAnsi="Times New Roman" w:cs="Times New Roman"/>
         </w:rPr>
       </w:pPr>
-    </w:p>
-    <w:p>
-      <w:pPr>
-        <w:pStyle w:val="Heading1"/>
-        <w:rPr>
-          <w:rFonts w:ascii="Times New Roman" w:hAnsi="Times New Roman" w:cs="Times New Roman"/>
-        </w:rPr>
-      </w:pPr>
-      <w:bookmarkStart w:id="34" w:name="_Toc241617162"/>
-      <w:r>
-        <w:rPr>
-          <w:rFonts w:ascii="Times New Roman" w:hAnsi="Times New Roman" w:cs="Times New Roman"/>
-        </w:rPr>
-        <w:t>8. Risk Management</w:t>
-      </w:r>
-      <w:bookmarkEnd w:id="34"/>
-    </w:p>
-    <w:p>
-      <w:pPr>
-        <w:rPr>
-          <w:rFonts w:ascii="Times New Roman" w:hAnsi="Times New Roman" w:cs="Times New Roman"/>
-        </w:rPr>
-      </w:pPr>
       <w:r>
         <w:rPr>
           <w:rFonts w:ascii="Times New Roman" w:hAnsi="Times New Roman" w:cs="Times New Roman"/>
           <w:noProof/>
+          <w14:ligatures w14:val="standardContextual"/>
         </w:rPr>
         <w:drawing>
-          <wp:anchor distT="0" distB="0" distL="114300" distR="114300" simplePos="0" relativeHeight="251673600" behindDoc="0" locked="0" layoutInCell="1" allowOverlap="1" wp14:anchorId="6D631B46" wp14:editId="75004710">
+          <wp:anchor distT="0" distB="0" distL="114300" distR="114300" simplePos="0" relativeHeight="251693056" behindDoc="0" locked="0" layoutInCell="1" allowOverlap="1" wp14:anchorId="7DDC8295" wp14:editId="395EA1D0">
             <wp:simplePos x="0" y="0"/>
             <wp:positionH relativeFrom="margin">
-              <wp:posOffset>3000150</wp:posOffset>
+              <wp:align>center</wp:align>
             </wp:positionH>
             <wp:positionV relativeFrom="page">
-              <wp:posOffset>6579645</wp:posOffset>
+              <wp:posOffset>6413331</wp:posOffset>
+            </wp:positionV>
+            <wp:extent cx="5448300" cy="2943860"/>
+            <wp:effectExtent l="0" t="0" r="0" b="8890"/>
+            <wp:wrapTopAndBottom/>
+            <wp:docPr id="968175247" name="Picture 2"/>
+            <wp:cNvGraphicFramePr>
+              <a:graphicFrameLocks xmlns:a="http://schemas.openxmlformats.org/drawingml/2006/main" noChangeAspect="1"/>
+            </wp:cNvGraphicFramePr>
+            <a:graphic xmlns:a="http://schemas.openxmlformats.org/drawingml/2006/main">
+              <a:graphicData uri="http://schemas.openxmlformats.org/drawingml/2006/picture">
+                <pic:pic xmlns:pic="http://schemas.openxmlformats.org/drawingml/2006/picture">
+                  <pic:nvPicPr>
+                    <pic:cNvPr id="968175247" name="Picture 968175247"/>
+                    <pic:cNvPicPr/>
+                  </pic:nvPicPr>
+                  <pic:blipFill rotWithShape="1">
+                    <a:blip r:embed="rId12" cstate="print">
+                      <a:extLst>
+                        <a:ext uri="{28A0092B-C50C-407E-A947-70E740481C1C}">
+                          <a14:useLocalDpi xmlns:a14="http://schemas.microsoft.com/office/drawing/2010/main" val="0"/>
+                        </a:ext>
+                      </a:extLst>
+                    </a:blip>
+                    <a:srcRect l="323"/>
+                    <a:stretch>
+                      <a:fillRect/>
+                    </a:stretch>
+                  </pic:blipFill>
+                  <pic:spPr bwMode="auto">
+                    <a:xfrm>
+                      <a:off x="0" y="0"/>
+                      <a:ext cx="5448300" cy="2943860"/>
+                    </a:xfrm>
+                    <a:prstGeom prst="rect">
+                      <a:avLst/>
+                    </a:prstGeom>
+                    <a:ln>
+                      <a:noFill/>
+                    </a:ln>
+                    <a:extLst>
+                      <a:ext uri="{53640926-AAD7-44D8-BBD7-CCE9431645EC}">
+                        <a14:shadowObscured xmlns:a14="http://schemas.microsoft.com/office/drawing/2010/main"/>
+                      </a:ext>
+                    </a:extLst>
+                  </pic:spPr>
+                </pic:pic>
+              </a:graphicData>
+            </a:graphic>
+            <wp14:sizeRelH relativeFrom="margin">
+              <wp14:pctWidth>0</wp14:pctWidth>
+            </wp14:sizeRelH>
+            <wp14:sizeRelV relativeFrom="margin">
+              <wp14:pctHeight>0</wp14:pctHeight>
+            </wp14:sizeRelV>
+          </wp:anchor>
+        </w:drawing>
+      </w:r>
+      <w:r>
+        <w:rPr>
+          <w:rFonts w:ascii="Times New Roman" w:hAnsi="Times New Roman" w:cs="Times New Roman"/>
+        </w:rPr>
+        <w:t xml:space="preserve">The estimate is built from the bottom up. Every line carries its own quantity and unit cost and the lines are summed, so each number traces back to the work package or purchase that produced it. Labor is </w:t>
+      </w:r>
+      <w:proofErr w:type="gramStart"/>
+      <w:r>
+        <w:rPr>
+          <w:rFonts w:ascii="Times New Roman" w:hAnsi="Times New Roman" w:cs="Times New Roman"/>
+        </w:rPr>
+        <w:t>priced</w:t>
+      </w:r>
+      <w:proofErr w:type="gramEnd"/>
+      <w:r>
+        <w:rPr>
+          <w:rFonts w:ascii="Times New Roman" w:hAnsi="Times New Roman" w:cs="Times New Roman"/>
+        </w:rPr>
+        <w:t xml:space="preserve"> from the roles in Section 9.4. Overhead is applied at twenty five percent of labor, and a contingency reserve of fifteen percent is added last, set above the middle of the usual range because the platform depends on third party mapping, payment, and sensor services.</w:t>
+      </w:r>
+    </w:p>
+    <w:p>
+      <w:pPr>
+        <w:spacing w:after="160"/>
+        <w:rPr>
+          <w:rFonts w:ascii="Times New Roman" w:hAnsi="Times New Roman" w:cs="Times New Roman"/>
+        </w:rPr>
+      </w:pPr>
+    </w:p>
+    <w:p>
+      <w:pPr>
+        <w:pStyle w:val="Heading2"/>
+        <w:rPr>
+          <w:rFonts w:ascii="Times New Roman" w:hAnsi="Times New Roman" w:cs="Times New Roman"/>
+        </w:rPr>
+      </w:pPr>
+      <w:bookmarkStart w:id="34" w:name="_Toc242125932"/>
+      <w:r>
+        <w:rPr>
+          <w:rFonts w:ascii="Times New Roman" w:hAnsi="Times New Roman" w:cs="Times New Roman"/>
+        </w:rPr>
+        <w:t xml:space="preserve">7.2 </w:t>
+      </w:r>
+      <w:r>
+        <w:rPr>
+          <w:rFonts w:ascii="Times New Roman" w:hAnsi="Times New Roman" w:cs="Times New Roman"/>
+        </w:rPr>
+        <w:t>Budgeted Cashflow</w:t>
+      </w:r>
+      <w:bookmarkEnd w:id="34"/>
+    </w:p>
+    <w:p>
+      <w:pPr>
+        <w:spacing w:after="160"/>
+        <w:rPr>
+          <w:rFonts w:ascii="Times New Roman" w:hAnsi="Times New Roman" w:cs="Times New Roman"/>
+        </w:rPr>
+      </w:pPr>
+      <w:r>
+        <w:rPr>
+          <w:rFonts w:ascii="Times New Roman" w:hAnsi="Times New Roman" w:cs="Times New Roman"/>
+          <w:noProof/>
+          <w14:ligatures w14:val="standardContextual"/>
+        </w:rPr>
+        <w:drawing>
+          <wp:anchor distT="0" distB="0" distL="114300" distR="114300" simplePos="0" relativeHeight="251691008" behindDoc="0" locked="0" layoutInCell="1" allowOverlap="1" wp14:anchorId="72DE4D90" wp14:editId="02DC29A2">
+            <wp:simplePos x="0" y="0"/>
+            <wp:positionH relativeFrom="margin">
+              <wp:align>center</wp:align>
+            </wp:positionH>
+            <wp:positionV relativeFrom="paragraph">
+              <wp:posOffset>860449</wp:posOffset>
+            </wp:positionV>
+            <wp:extent cx="5956246" cy="1564012"/>
+            <wp:effectExtent l="0" t="0" r="6985" b="0"/>
+            <wp:wrapTopAndBottom/>
+            <wp:docPr id="1914397177" name="Picture 3"/>
+            <wp:cNvGraphicFramePr>
+              <a:graphicFrameLocks xmlns:a="http://schemas.openxmlformats.org/drawingml/2006/main" noChangeAspect="1"/>
+            </wp:cNvGraphicFramePr>
+            <a:graphic xmlns:a="http://schemas.openxmlformats.org/drawingml/2006/main">
+              <a:graphicData uri="http://schemas.openxmlformats.org/drawingml/2006/picture">
+                <pic:pic xmlns:pic="http://schemas.openxmlformats.org/drawingml/2006/picture">
+                  <pic:nvPicPr>
+                    <pic:cNvPr id="1914397177" name="Picture 1914397177"/>
+                    <pic:cNvPicPr/>
+                  </pic:nvPicPr>
+                  <pic:blipFill>
+                    <a:blip r:embed="rId13" cstate="print">
+                      <a:extLst>
+                        <a:ext uri="{28A0092B-C50C-407E-A947-70E740481C1C}">
+                          <a14:useLocalDpi xmlns:a14="http://schemas.microsoft.com/office/drawing/2010/main" val="0"/>
+                        </a:ext>
+                      </a:extLst>
+                    </a:blip>
+                    <a:stretch>
+                      <a:fillRect/>
+                    </a:stretch>
+                  </pic:blipFill>
+                  <pic:spPr>
+                    <a:xfrm>
+                      <a:off x="0" y="0"/>
+                      <a:ext cx="5956246" cy="1564012"/>
+                    </a:xfrm>
+                    <a:prstGeom prst="rect">
+                      <a:avLst/>
+                    </a:prstGeom>
+                  </pic:spPr>
+                </pic:pic>
+              </a:graphicData>
+            </a:graphic>
+            <wp14:sizeRelH relativeFrom="margin">
+              <wp14:pctWidth>0</wp14:pctWidth>
+            </wp14:sizeRelH>
+            <wp14:sizeRelV relativeFrom="margin">
+              <wp14:pctHeight>0</wp14:pctHeight>
+            </wp14:sizeRelV>
+          </wp:anchor>
+        </w:drawing>
+      </w:r>
+      <w:r>
+        <w:rPr>
+          <w:rFonts w:ascii="Times New Roman" w:hAnsi="Times New Roman" w:cs="Times New Roman"/>
+        </w:rPr>
+        <w:t>The total is spread across four periods of roughly four weeks, aligned to the phases in Section 6.3, so each period can be read against the work it pays for. Labor follows the staffing ramp</w:t>
+      </w:r>
+      <w:r>
+        <w:rPr>
+          <w:rFonts w:ascii="Times New Roman" w:hAnsi="Times New Roman" w:cs="Times New Roman"/>
+        </w:rPr>
+        <w:t xml:space="preserve"> such as</w:t>
+      </w:r>
+      <w:r>
+        <w:rPr>
+          <w:rFonts w:ascii="Times New Roman" w:hAnsi="Times New Roman" w:cs="Times New Roman"/>
+        </w:rPr>
+        <w:t xml:space="preserve"> light while the team is still eliciting requirements, full through the build, and tapering across the release weeks. Non labor costs land in the period that triggers them, which is why the compliance assessment sits in period three. The cashflow total and the cost plan total agree, and the check at the foot of the table confirms it.</w:t>
+      </w:r>
+    </w:p>
+    <w:p>
+      <w:pPr>
+        <w:spacing w:after="160"/>
+        <w:rPr>
+          <w:rFonts w:ascii="Times New Roman" w:hAnsi="Times New Roman" w:cs="Times New Roman"/>
+        </w:rPr>
+      </w:pPr>
+    </w:p>
+    <w:p>
+      <w:pPr>
+        <w:pStyle w:val="Heading1"/>
+        <w:rPr>
+          <w:rFonts w:ascii="Times New Roman" w:hAnsi="Times New Roman" w:cs="Times New Roman"/>
+        </w:rPr>
+      </w:pPr>
+      <w:bookmarkStart w:id="35" w:name="_Toc242125933"/>
+      <w:r>
+        <w:rPr>
+          <w:rFonts w:ascii="Times New Roman" w:hAnsi="Times New Roman" w:cs="Times New Roman"/>
+        </w:rPr>
+        <w:t>8. Risk Management</w:t>
+      </w:r>
+      <w:bookmarkEnd w:id="35"/>
+    </w:p>
+    <w:p>
+      <w:pPr>
+        <w:rPr>
+          <w:rFonts w:ascii="Times New Roman" w:hAnsi="Times New Roman" w:cs="Times New Roman"/>
+        </w:rPr>
+      </w:pPr>
+      <w:r>
+        <w:rPr>
+          <w:rFonts w:ascii="Times New Roman" w:hAnsi="Times New Roman" w:cs="Times New Roman"/>
+          <w:noProof/>
+        </w:rPr>
+        <w:drawing>
+          <wp:anchor distT="0" distB="0" distL="114300" distR="114300" simplePos="0" relativeHeight="251673600" behindDoc="0" locked="0" layoutInCell="1" allowOverlap="1" wp14:anchorId="6D631B46" wp14:editId="3BBC142C">
+            <wp:simplePos x="0" y="0"/>
+            <wp:positionH relativeFrom="margin">
+              <wp:posOffset>3084094</wp:posOffset>
+            </wp:positionH>
+            <wp:positionV relativeFrom="page">
+              <wp:posOffset>5849368</wp:posOffset>
             </wp:positionV>
             <wp:extent cx="3233420" cy="988695"/>
             <wp:effectExtent l="0" t="0" r="5080" b="1905"/>
@@ -8859,7 +10468,7 @@
                     <pic:cNvPicPr/>
                   </pic:nvPicPr>
                   <pic:blipFill rotWithShape="1">
-                    <a:blip r:embed="rId12" cstate="print">
+                    <a:blip r:embed="rId14" cstate="print">
                       <a:extLst>
                         <a:ext uri="{28A0092B-C50C-407E-A947-70E740481C1C}">
                           <a14:useLocalDpi xmlns:a14="http://schemas.microsoft.com/office/drawing/2010/main" val="0"/>
@@ -8906,13 +10515,13 @@
           <w:noProof/>
         </w:rPr>
         <w:drawing>
-          <wp:anchor distT="0" distB="0" distL="114300" distR="114300" simplePos="0" relativeHeight="251669504" behindDoc="0" locked="0" layoutInCell="1" allowOverlap="1" wp14:anchorId="5645262F" wp14:editId="42D15D97">
+          <wp:anchor distT="0" distB="0" distL="114300" distR="114300" simplePos="0" relativeHeight="251669504" behindDoc="0" locked="0" layoutInCell="1" allowOverlap="1" wp14:anchorId="5645262F" wp14:editId="01949245">
             <wp:simplePos x="0" y="0"/>
             <wp:positionH relativeFrom="margin">
-              <wp:posOffset>-281489</wp:posOffset>
+              <wp:posOffset>-213387</wp:posOffset>
             </wp:positionH>
             <wp:positionV relativeFrom="margin">
-              <wp:posOffset>5689661</wp:posOffset>
+              <wp:posOffset>4906213</wp:posOffset>
             </wp:positionV>
             <wp:extent cx="3225165" cy="1017270"/>
             <wp:effectExtent l="0" t="0" r="0" b="0"/>
@@ -8929,7 +10538,7 @@
                     <pic:cNvPicPr/>
                   </pic:nvPicPr>
                   <pic:blipFill rotWithShape="1">
-                    <a:blip r:embed="rId12" cstate="print">
+                    <a:blip r:embed="rId14" cstate="print">
                       <a:extLst>
                         <a:ext uri="{28A0092B-C50C-407E-A947-70E740481C1C}">
                           <a14:useLocalDpi xmlns:a14="http://schemas.microsoft.com/office/drawing/2010/main" val="0"/>
@@ -8974,21 +10583,49 @@
         <w:rPr>
           <w:rFonts w:ascii="Times New Roman" w:hAnsi="Times New Roman" w:cs="Times New Roman"/>
         </w:rPr>
-        <w:t>This section presents the risk management approach for the Smart Parking Platform and the register that is derived from it. The rating scales assign a probability and an impact to every risk, the matrix converts that pair into a single risk level, and the register records the response strategy, the owner, and the current status for each entry. Sixteen risks are recorded, four in each of the four categories the project tracks: technical, schedule, financial, and people. The register is baselined at the end of the plan and requirements phase in week 4 and is reviewed every two weeks, so probability and impact are rescored as the project moves through the phases in Section 6.3.</w:t>
+        <w:t xml:space="preserve">This section presents the risk management approach for the Smart Parking Platform and the register that is derived from it. The rating scales assign a probability and an impact to every risk, the matrix converts that pair into a single risk level, and the register records the response strategy, the owner, and the </w:t>
+      </w:r>
+      <w:proofErr w:type="gramStart"/>
+      <w:r>
+        <w:rPr>
+          <w:rFonts w:ascii="Times New Roman" w:hAnsi="Times New Roman" w:cs="Times New Roman"/>
+        </w:rPr>
+        <w:t>current status</w:t>
+      </w:r>
+      <w:proofErr w:type="gramEnd"/>
+      <w:r>
+        <w:rPr>
+          <w:rFonts w:ascii="Times New Roman" w:hAnsi="Times New Roman" w:cs="Times New Roman"/>
+        </w:rPr>
+        <w:t xml:space="preserve"> for each entry. Sixteen risks are recorded, four in each of the four categories the project tracks: technical, schedule, financial, and people. The register is baselined at the end of the plan and requirements phase in week 4 and is reviewed every two weeks, so probability and impact are </w:t>
+      </w:r>
+      <w:proofErr w:type="gramStart"/>
+      <w:r>
+        <w:rPr>
+          <w:rFonts w:ascii="Times New Roman" w:hAnsi="Times New Roman" w:cs="Times New Roman"/>
+        </w:rPr>
+        <w:t>rescored</w:t>
+      </w:r>
+      <w:proofErr w:type="gramEnd"/>
+      <w:r>
+        <w:rPr>
+          <w:rFonts w:ascii="Times New Roman" w:hAnsi="Times New Roman" w:cs="Times New Roman"/>
+        </w:rPr>
+        <w:t xml:space="preserve"> as the project moves through the phases in Section 6.3.</w:t>
       </w:r>
     </w:p>
     <w:p>
       <w:pPr>
         <w:pStyle w:val="Heading2"/>
       </w:pPr>
-      <w:bookmarkStart w:id="35" w:name="_Toc241617163"/>
+      <w:bookmarkStart w:id="36" w:name="_Toc242125934"/>
       <w:r>
         <w:rPr>
           <w:rFonts w:ascii="Times New Roman" w:hAnsi="Times New Roman" w:cs="Times New Roman"/>
         </w:rPr>
         <w:t>8.1 Approach and rating scales</w:t>
       </w:r>
-      <w:bookmarkEnd w:id="35"/>
+      <w:bookmarkEnd w:id="36"/>
     </w:p>
     <w:p>
       <w:pPr>
@@ -9000,29 +10637,127 @@
       <w:r>
         <w:rPr>
           <w:rFonts w:ascii="Times New Roman" w:hAnsi="Times New Roman" w:cs="Times New Roman"/>
-        </w:rPr>
-        <w:t>Every risk is scored on two five point scales, one for the probability that it occurs and one for the impact if it does. The two scores meet in a five by five matrix that resolves them into a single level of low, medium, high, or extreme, so a rare risk with severe consequences and a frequent risk with minor ones do not end up at the same priority. Each risk is then given one of four responses: avoid, mitigate, transfer, or accept.</w:t>
-      </w:r>
-    </w:p>
-    <w:p>
-      <w:pPr>
-        <w:pStyle w:val="Heading2"/>
-      </w:pPr>
-      <w:bookmarkStart w:id="36" w:name="_Toc241617164"/>
-      <w:r>
-        <w:rPr>
           <w:noProof/>
-          <w14:ligatures w14:val="standardContextual"/>
-        </w:rPr>
-        <w:lastRenderedPageBreak/>
+        </w:rPr>
         <w:drawing>
-          <wp:anchor distT="0" distB="0" distL="114300" distR="114300" simplePos="0" relativeHeight="251676672" behindDoc="0" locked="0" layoutInCell="1" allowOverlap="1" wp14:anchorId="293707B8" wp14:editId="25E8A409">
+          <wp:anchor distT="0" distB="0" distL="114300" distR="114300" simplePos="0" relativeHeight="251671552" behindDoc="0" locked="0" layoutInCell="1" allowOverlap="1" wp14:anchorId="1A105422" wp14:editId="01F07A68">
             <wp:simplePos x="0" y="0"/>
             <wp:positionH relativeFrom="margin">
               <wp:align>center</wp:align>
             </wp:positionH>
+            <wp:positionV relativeFrom="page">
+              <wp:posOffset>8144414</wp:posOffset>
+            </wp:positionV>
+            <wp:extent cx="4622165" cy="1120140"/>
+            <wp:effectExtent l="0" t="0" r="6985" b="3810"/>
+            <wp:wrapTopAndBottom/>
+            <wp:docPr id="326942221" name="Picture 1"/>
+            <wp:cNvGraphicFramePr>
+              <a:graphicFrameLocks xmlns:a="http://schemas.openxmlformats.org/drawingml/2006/main" noChangeAspect="1"/>
+            </wp:cNvGraphicFramePr>
+            <a:graphic xmlns:a="http://schemas.openxmlformats.org/drawingml/2006/main">
+              <a:graphicData uri="http://schemas.openxmlformats.org/drawingml/2006/picture">
+                <pic:pic xmlns:pic="http://schemas.openxmlformats.org/drawingml/2006/picture">
+                  <pic:nvPicPr>
+                    <pic:cNvPr id="1383716892" name="Picture 1383716892"/>
+                    <pic:cNvPicPr/>
+                  </pic:nvPicPr>
+                  <pic:blipFill rotWithShape="1">
+                    <a:blip r:embed="rId14" cstate="print">
+                      <a:extLst>
+                        <a:ext uri="{28A0092B-C50C-407E-A947-70E740481C1C}">
+                          <a14:useLocalDpi xmlns:a14="http://schemas.microsoft.com/office/drawing/2010/main" val="0"/>
+                        </a:ext>
+                      </a:extLst>
+                    </a:blip>
+                    <a:srcRect l="1724" t="63209" r="40379" b="14342"/>
+                    <a:stretch>
+                      <a:fillRect/>
+                    </a:stretch>
+                  </pic:blipFill>
+                  <pic:spPr bwMode="auto">
+                    <a:xfrm>
+                      <a:off x="0" y="0"/>
+                      <a:ext cx="4622165" cy="1120140"/>
+                    </a:xfrm>
+                    <a:prstGeom prst="rect">
+                      <a:avLst/>
+                    </a:prstGeom>
+                    <a:ln>
+                      <a:noFill/>
+                    </a:ln>
+                    <a:extLst>
+                      <a:ext uri="{53640926-AAD7-44D8-BBD7-CCE9431645EC}">
+                        <a14:shadowObscured xmlns:a14="http://schemas.microsoft.com/office/drawing/2010/main"/>
+                      </a:ext>
+                    </a:extLst>
+                  </pic:spPr>
+                </pic:pic>
+              </a:graphicData>
+            </a:graphic>
+            <wp14:sizeRelH relativeFrom="margin">
+              <wp14:pctWidth>0</wp14:pctWidth>
+            </wp14:sizeRelH>
+            <wp14:sizeRelV relativeFrom="margin">
+              <wp14:pctHeight>0</wp14:pctHeight>
+            </wp14:sizeRelV>
+          </wp:anchor>
+        </w:drawing>
+      </w:r>
+      <w:r>
+        <w:rPr>
+          <w:rFonts w:ascii="Times New Roman" w:hAnsi="Times New Roman" w:cs="Times New Roman"/>
+        </w:rPr>
+        <w:t xml:space="preserve">Every risk is scored on two </w:t>
+      </w:r>
+      <w:proofErr w:type="gramStart"/>
+      <w:r>
+        <w:rPr>
+          <w:rFonts w:ascii="Times New Roman" w:hAnsi="Times New Roman" w:cs="Times New Roman"/>
+        </w:rPr>
+        <w:t>five point</w:t>
+      </w:r>
+      <w:proofErr w:type="gramEnd"/>
+      <w:r>
+        <w:rPr>
+          <w:rFonts w:ascii="Times New Roman" w:hAnsi="Times New Roman" w:cs="Times New Roman"/>
+        </w:rPr>
+        <w:t xml:space="preserve"> scales, one for the probability that it occurs and one for the impact if it does. The two scores meet in a </w:t>
+      </w:r>
+      <w:proofErr w:type="gramStart"/>
+      <w:r>
+        <w:rPr>
+          <w:rFonts w:ascii="Times New Roman" w:hAnsi="Times New Roman" w:cs="Times New Roman"/>
+        </w:rPr>
+        <w:t>five by five</w:t>
+      </w:r>
+      <w:proofErr w:type="gramEnd"/>
+      <w:r>
+        <w:rPr>
+          <w:rFonts w:ascii="Times New Roman" w:hAnsi="Times New Roman" w:cs="Times New Roman"/>
+        </w:rPr>
+        <w:t xml:space="preserve"> matrix that resolves them into a single level of low, medium, high, or extreme, so a rare risk with severe consequences and a frequent risk with minor ones do not end up at the same priority. Each risk is then given one of four responses: avoid, mitigate, transfer, or accept.</w:t>
+      </w:r>
+    </w:p>
+    <w:p>
+      <w:pPr>
+        <w:pStyle w:val="Heading2"/>
+      </w:pPr>
+      <w:bookmarkStart w:id="37" w:name="_Toc242125935"/>
+      <w:r>
+        <w:rPr>
+          <w:noProof/>
+          <w14:ligatures w14:val="standardContextual"/>
+        </w:rPr>
+        <w:lastRenderedPageBreak/>
+        <w:drawing>
+          <wp:anchor distT="0" distB="0" distL="114300" distR="114300" simplePos="0" relativeHeight="251684864" behindDoc="0" locked="0" layoutInCell="1" allowOverlap="1" wp14:anchorId="0F6FC38C" wp14:editId="29494953">
+            <wp:simplePos x="0" y="0"/>
+            <wp:positionH relativeFrom="margin">
+              <wp:posOffset>-105410</wp:posOffset>
+            </wp:positionH>
             <wp:positionV relativeFrom="paragraph">
-              <wp:posOffset>1113790</wp:posOffset>
+              <wp:posOffset>267110</wp:posOffset>
             </wp:positionV>
             <wp:extent cx="6355715" cy="3222625"/>
             <wp:effectExtent l="0" t="0" r="6985" b="0"/>
@@ -9039,7 +10774,7 @@
                     <pic:cNvPicPr/>
                   </pic:nvPicPr>
                   <pic:blipFill rotWithShape="1">
-                    <a:blip r:embed="rId13" cstate="print">
+                    <a:blip r:embed="rId15" cstate="print">
                       <a:extLst>
                         <a:ext uri="{28A0092B-C50C-407E-A947-70E740481C1C}">
                           <a14:useLocalDpi xmlns:a14="http://schemas.microsoft.com/office/drawing/2010/main" val="0"/>
@@ -9083,82 +10818,11 @@
       <w:r>
         <w:rPr>
           <w:rFonts w:ascii="Times New Roman" w:hAnsi="Times New Roman" w:cs="Times New Roman"/>
-          <w:noProof/>
-        </w:rPr>
-        <w:drawing>
-          <wp:anchor distT="0" distB="0" distL="114300" distR="114300" simplePos="0" relativeHeight="251671552" behindDoc="0" locked="0" layoutInCell="1" allowOverlap="1" wp14:anchorId="1A105422" wp14:editId="67C9C682">
-            <wp:simplePos x="0" y="0"/>
-            <wp:positionH relativeFrom="margin">
-              <wp:posOffset>636905</wp:posOffset>
-            </wp:positionH>
-            <wp:positionV relativeFrom="page">
-              <wp:posOffset>647700</wp:posOffset>
-            </wp:positionV>
-            <wp:extent cx="4622165" cy="1120140"/>
-            <wp:effectExtent l="0" t="0" r="6985" b="3810"/>
-            <wp:wrapTopAndBottom/>
-            <wp:docPr id="326942221" name="Picture 1"/>
-            <wp:cNvGraphicFramePr>
-              <a:graphicFrameLocks xmlns:a="http://schemas.openxmlformats.org/drawingml/2006/main" noChangeAspect="1"/>
-            </wp:cNvGraphicFramePr>
-            <a:graphic xmlns:a="http://schemas.openxmlformats.org/drawingml/2006/main">
-              <a:graphicData uri="http://schemas.openxmlformats.org/drawingml/2006/picture">
-                <pic:pic xmlns:pic="http://schemas.openxmlformats.org/drawingml/2006/picture">
-                  <pic:nvPicPr>
-                    <pic:cNvPr id="1383716892" name="Picture 1383716892"/>
-                    <pic:cNvPicPr/>
-                  </pic:nvPicPr>
-                  <pic:blipFill rotWithShape="1">
-                    <a:blip r:embed="rId12" cstate="print">
-                      <a:extLst>
-                        <a:ext uri="{28A0092B-C50C-407E-A947-70E740481C1C}">
-                          <a14:useLocalDpi xmlns:a14="http://schemas.microsoft.com/office/drawing/2010/main" val="0"/>
-                        </a:ext>
-                      </a:extLst>
-                    </a:blip>
-                    <a:srcRect l="1724" t="63209" r="40379" b="14342"/>
-                    <a:stretch>
-                      <a:fillRect/>
-                    </a:stretch>
-                  </pic:blipFill>
-                  <pic:spPr bwMode="auto">
-                    <a:xfrm>
-                      <a:off x="0" y="0"/>
-                      <a:ext cx="4622165" cy="1120140"/>
-                    </a:xfrm>
-                    <a:prstGeom prst="rect">
-                      <a:avLst/>
-                    </a:prstGeom>
-                    <a:ln>
-                      <a:noFill/>
-                    </a:ln>
-                    <a:extLst>
-                      <a:ext uri="{53640926-AAD7-44D8-BBD7-CCE9431645EC}">
-                        <a14:shadowObscured xmlns:a14="http://schemas.microsoft.com/office/drawing/2010/main"/>
-                      </a:ext>
-                    </a:extLst>
-                  </pic:spPr>
-                </pic:pic>
-              </a:graphicData>
-            </a:graphic>
-            <wp14:sizeRelH relativeFrom="margin">
-              <wp14:pctWidth>0</wp14:pctWidth>
-            </wp14:sizeRelH>
-            <wp14:sizeRelV relativeFrom="margin">
-              <wp14:pctHeight>0</wp14:pctHeight>
-            </wp14:sizeRelV>
-          </wp:anchor>
-        </w:drawing>
-      </w:r>
-      <w:r>
-        <w:rPr>
-          <w:rFonts w:ascii="Times New Roman" w:hAnsi="Times New Roman" w:cs="Times New Roman"/>
         </w:rPr>
         <w:t>8.2 Risk register</w:t>
       </w:r>
-      <w:bookmarkEnd w:id="36"/>
-    </w:p>
-    <w:p/>
+      <w:bookmarkEnd w:id="37"/>
+    </w:p>
     <w:p>
       <w:pPr>
         <w:pStyle w:val="Heading1"/>
@@ -9166,26 +10830,82 @@
           <w:rFonts w:ascii="Times New Roman" w:hAnsi="Times New Roman" w:cs="Times New Roman"/>
         </w:rPr>
       </w:pPr>
-      <w:bookmarkStart w:id="37" w:name="_Toc241617165"/>
+      <w:bookmarkStart w:id="38" w:name="_Toc242125936"/>
       <w:r>
         <w:rPr>
           <w:rFonts w:ascii="Times New Roman" w:hAnsi="Times New Roman" w:cs="Times New Roman"/>
         </w:rPr>
         <w:t>9. Team Structure and Coordination</w:t>
       </w:r>
-      <w:bookmarkEnd w:id="37"/>
-    </w:p>
-    <w:p>
-      <w:pPr>
-        <w:rPr>
-          <w:rFonts w:ascii="Times New Roman" w:hAnsi="Times New Roman" w:cs="Times New Roman"/>
-        </w:rPr>
-      </w:pPr>
-      <w:r>
-        <w:rPr>
-          <w:rFonts w:ascii="Times New Roman" w:hAnsi="Times New Roman" w:cs="Times New Roman"/>
-        </w:rPr>
-        <w:t>The Smart Parking Platform is delivered by six teams working in parallel, so information has to move between them on a fixed rhythm rather than on demand. This section names those teams, sets the meeting cadence each one follows, and defines what every audience receives and through which method. Counting the six team leads and the project manager, the project carries twenty one channels at the coordination level, so cross team decisions are made at a single weekly sync and the detail inside each team stays inside its own standup.</w:t>
+      <w:bookmarkEnd w:id="38"/>
+    </w:p>
+    <w:p>
+      <w:pPr>
+        <w:rPr>
+          <w:rFonts w:ascii="Times New Roman" w:hAnsi="Times New Roman" w:cs="Times New Roman"/>
+        </w:rPr>
+      </w:pPr>
+      <w:r>
+        <w:rPr>
+          <w:rFonts w:ascii="Times New Roman" w:hAnsi="Times New Roman" w:cs="Times New Roman"/>
+        </w:rPr>
+        <w:t xml:space="preserve">The Smart Parking Platform is delivered by six teams working in parallel, so information </w:t>
+      </w:r>
+      <w:proofErr w:type="gramStart"/>
+      <w:r>
+        <w:rPr>
+          <w:rFonts w:ascii="Times New Roman" w:hAnsi="Times New Roman" w:cs="Times New Roman"/>
+        </w:rPr>
+        <w:t>has to</w:t>
+      </w:r>
+      <w:proofErr w:type="gramEnd"/>
+      <w:r>
+        <w:rPr>
+          <w:rFonts w:ascii="Times New Roman" w:hAnsi="Times New Roman" w:cs="Times New Roman"/>
+        </w:rPr>
+        <w:t xml:space="preserve"> move between them </w:t>
+      </w:r>
+      <w:proofErr w:type="gramStart"/>
+      <w:r>
+        <w:rPr>
+          <w:rFonts w:ascii="Times New Roman" w:hAnsi="Times New Roman" w:cs="Times New Roman"/>
+        </w:rPr>
+        <w:t>on</w:t>
+      </w:r>
+      <w:proofErr w:type="gramEnd"/>
+      <w:r>
+        <w:rPr>
+          <w:rFonts w:ascii="Times New Roman" w:hAnsi="Times New Roman" w:cs="Times New Roman"/>
+        </w:rPr>
+        <w:t xml:space="preserve"> a fixed rhythm rather than on demand. This section names those teams, sets the meeting cadence each one follows, and defines what every audience receives and through which method. Counting the six team </w:t>
+      </w:r>
+      <w:proofErr w:type="gramStart"/>
+      <w:r>
+        <w:rPr>
+          <w:rFonts w:ascii="Times New Roman" w:hAnsi="Times New Roman" w:cs="Times New Roman"/>
+        </w:rPr>
+        <w:t>leads</w:t>
+      </w:r>
+      <w:proofErr w:type="gramEnd"/>
+      <w:r>
+        <w:rPr>
+          <w:rFonts w:ascii="Times New Roman" w:hAnsi="Times New Roman" w:cs="Times New Roman"/>
+        </w:rPr>
+        <w:t xml:space="preserve"> and the project manager, the project carries </w:t>
+      </w:r>
+      <w:proofErr w:type="gramStart"/>
+      <w:r>
+        <w:rPr>
+          <w:rFonts w:ascii="Times New Roman" w:hAnsi="Times New Roman" w:cs="Times New Roman"/>
+        </w:rPr>
+        <w:t>twenty one</w:t>
+      </w:r>
+      <w:proofErr w:type="gramEnd"/>
+      <w:r>
+        <w:rPr>
+          <w:rFonts w:ascii="Times New Roman" w:hAnsi="Times New Roman" w:cs="Times New Roman"/>
+        </w:rPr>
+        <w:t xml:space="preserve"> channels at the coordination level, so cross team decisions are made at a single weekly sync and the detail inside each team stays inside its own standup.</w:t>
       </w:r>
     </w:p>
     <w:p>
@@ -9195,14 +10915,14 @@
           <w:rFonts w:ascii="Times New Roman" w:hAnsi="Times New Roman" w:cs="Times New Roman"/>
         </w:rPr>
       </w:pPr>
-      <w:bookmarkStart w:id="38" w:name="_Toc241617166"/>
+      <w:bookmarkStart w:id="39" w:name="_Toc242125937"/>
       <w:r>
         <w:rPr>
           <w:rFonts w:ascii="Times New Roman" w:hAnsi="Times New Roman" w:cs="Times New Roman"/>
         </w:rPr>
         <w:t>9.1 Delivery teams</w:t>
       </w:r>
-      <w:bookmarkEnd w:id="38"/>
+      <w:bookmarkEnd w:id="39"/>
     </w:p>
     <w:p>
       <w:pPr>
@@ -9329,7 +11049,7 @@
       <w:pPr>
         <w:pStyle w:val="Heading2"/>
       </w:pPr>
-      <w:bookmarkStart w:id="39" w:name="_Toc241617167"/>
+      <w:bookmarkStart w:id="40" w:name="_Toc242125938"/>
       <w:r>
         <w:rPr>
           <w:rFonts w:ascii="Times New Roman" w:hAnsi="Times New Roman" w:cs="Times New Roman"/>
@@ -9337,7 +11057,7 @@
         </w:rPr>
         <w:lastRenderedPageBreak/>
         <w:drawing>
-          <wp:anchor distT="0" distB="0" distL="114300" distR="114300" simplePos="0" relativeHeight="251666432" behindDoc="0" locked="0" layoutInCell="1" allowOverlap="1" wp14:anchorId="2EA6F285" wp14:editId="7219EDEE">
+          <wp:anchor distT="0" distB="0" distL="114300" distR="114300" simplePos="0" relativeHeight="251666432" behindDoc="0" locked="0" layoutInCell="1" allowOverlap="1" wp14:anchorId="2EA6F285" wp14:editId="7EE3BDAC">
             <wp:simplePos x="0" y="0"/>
             <wp:positionH relativeFrom="margin">
               <wp:align>center</wp:align>
@@ -9360,7 +11080,7 @@
                     <pic:cNvPicPr/>
                   </pic:nvPicPr>
                   <pic:blipFill rotWithShape="1">
-                    <a:blip r:embed="rId14" cstate="print">
+                    <a:blip r:embed="rId16" cstate="print">
                       <a:extLst>
                         <a:ext uri="{28A0092B-C50C-407E-A947-70E740481C1C}">
                           <a14:useLocalDpi xmlns:a14="http://schemas.microsoft.com/office/drawing/2010/main" val="0"/>
@@ -9413,27 +11133,27 @@
         </w:rPr>
         <w:t>Communication plan</w:t>
       </w:r>
-      <w:bookmarkEnd w:id="39"/>
+      <w:bookmarkEnd w:id="40"/>
     </w:p>
     <w:p/>
     <w:p>
       <w:pPr>
         <w:pStyle w:val="Heading2"/>
       </w:pPr>
-      <w:bookmarkStart w:id="40" w:name="_Toc241617168"/>
+      <w:bookmarkStart w:id="41" w:name="_Toc242125939"/>
       <w:r>
         <w:rPr>
           <w:rFonts w:ascii="Times New Roman" w:hAnsi="Times New Roman" w:cs="Times New Roman"/>
           <w:noProof/>
         </w:rPr>
         <w:drawing>
-          <wp:anchor distT="0" distB="0" distL="114300" distR="114300" simplePos="0" relativeHeight="251675648" behindDoc="0" locked="0" layoutInCell="1" allowOverlap="1" wp14:anchorId="7384153B" wp14:editId="73AFCC51">
+          <wp:anchor distT="0" distB="0" distL="114300" distR="114300" simplePos="0" relativeHeight="251675648" behindDoc="0" locked="0" layoutInCell="1" allowOverlap="1" wp14:anchorId="7384153B" wp14:editId="478B9EAA">
             <wp:simplePos x="0" y="0"/>
             <wp:positionH relativeFrom="margin">
-              <wp:align>center</wp:align>
+              <wp:posOffset>656673</wp:posOffset>
             </wp:positionH>
-            <wp:positionV relativeFrom="topMargin">
-              <wp:posOffset>6962775</wp:posOffset>
+            <wp:positionV relativeFrom="paragraph">
+              <wp:posOffset>400060</wp:posOffset>
             </wp:positionV>
             <wp:extent cx="4622165" cy="1404620"/>
             <wp:effectExtent l="0" t="0" r="6985" b="5080"/>
@@ -9450,7 +11170,7 @@
                     <pic:cNvPicPr/>
                   </pic:nvPicPr>
                   <pic:blipFill rotWithShape="1">
-                    <a:blip r:embed="rId15" cstate="print">
+                    <a:blip r:embed="rId17" cstate="print">
                       <a:extLst>
                         <a:ext uri="{28A0092B-C50C-407E-A947-70E740481C1C}">
                           <a14:useLocalDpi xmlns:a14="http://schemas.microsoft.com/office/drawing/2010/main" val="0"/>
@@ -9503,31 +11223,214 @@
         </w:rPr>
         <w:t xml:space="preserve"> Reporting method by audience</w:t>
       </w:r>
-      <w:bookmarkEnd w:id="40"/>
+      <w:bookmarkEnd w:id="41"/>
+    </w:p>
+    <w:p>
+      <w:pPr>
+        <w:pStyle w:val="Heading2"/>
+        <w:rPr>
+          <w:rFonts w:ascii="Times New Roman" w:hAnsi="Times New Roman" w:cs="Times New Roman"/>
+        </w:rPr>
+      </w:pPr>
+      <w:bookmarkStart w:id="42" w:name="_Toc242125940"/>
+      <w:r>
+        <w:rPr>
+          <w:rFonts w:ascii="Times New Roman" w:hAnsi="Times New Roman" w:cs="Times New Roman"/>
+        </w:rPr>
+        <w:t>9.4 Roles and Resources</w:t>
+      </w:r>
+      <w:bookmarkEnd w:id="42"/>
     </w:p>
     <w:p/>
     <w:p>
       <w:pPr>
+        <w:pStyle w:val="Heading2"/>
+        <w:rPr>
+          <w:rFonts w:ascii="Times New Roman" w:hAnsi="Times New Roman" w:cs="Times New Roman"/>
+          <w:lang w:val="fr-FR"/>
+        </w:rPr>
+      </w:pPr>
+      <w:bookmarkStart w:id="43" w:name="_Toc242125941"/>
+      <w:r>
+        <w:rPr>
+          <w:noProof/>
+          <w14:ligatures w14:val="standardContextual"/>
+        </w:rPr>
+        <w:lastRenderedPageBreak/>
+        <w:drawing>
+          <wp:anchor distT="0" distB="0" distL="114300" distR="114300" simplePos="0" relativeHeight="251695104" behindDoc="0" locked="0" layoutInCell="1" allowOverlap="1" wp14:anchorId="45DE5A99" wp14:editId="784B3CF5">
+            <wp:simplePos x="0" y="0"/>
+            <wp:positionH relativeFrom="margin">
+              <wp:align>right</wp:align>
+            </wp:positionH>
+            <wp:positionV relativeFrom="paragraph">
+              <wp:posOffset>4398939</wp:posOffset>
+            </wp:positionV>
+            <wp:extent cx="5943600" cy="3024505"/>
+            <wp:effectExtent l="0" t="0" r="0" b="4445"/>
+            <wp:wrapTopAndBottom/>
+            <wp:docPr id="734262089" name="Picture 4"/>
+            <wp:cNvGraphicFramePr>
+              <a:graphicFrameLocks xmlns:a="http://schemas.openxmlformats.org/drawingml/2006/main" noChangeAspect="1"/>
+            </wp:cNvGraphicFramePr>
+            <a:graphic xmlns:a="http://schemas.openxmlformats.org/drawingml/2006/main">
+              <a:graphicData uri="http://schemas.openxmlformats.org/drawingml/2006/picture">
+                <pic:pic xmlns:pic="http://schemas.openxmlformats.org/drawingml/2006/picture">
+                  <pic:nvPicPr>
+                    <pic:cNvPr id="734262089" name="Picture 734262089"/>
+                    <pic:cNvPicPr/>
+                  </pic:nvPicPr>
+                  <pic:blipFill>
+                    <a:blip r:embed="rId18" cstate="print">
+                      <a:extLst>
+                        <a:ext uri="{28A0092B-C50C-407E-A947-70E740481C1C}">
+                          <a14:useLocalDpi xmlns:a14="http://schemas.microsoft.com/office/drawing/2010/main" val="0"/>
+                        </a:ext>
+                      </a:extLst>
+                    </a:blip>
+                    <a:stretch>
+                      <a:fillRect/>
+                    </a:stretch>
+                  </pic:blipFill>
+                  <pic:spPr>
+                    <a:xfrm>
+                      <a:off x="0" y="0"/>
+                      <a:ext cx="5943600" cy="3024505"/>
+                    </a:xfrm>
+                    <a:prstGeom prst="rect">
+                      <a:avLst/>
+                    </a:prstGeom>
+                  </pic:spPr>
+                </pic:pic>
+              </a:graphicData>
+            </a:graphic>
+          </wp:anchor>
+        </w:drawing>
+      </w:r>
+      <w:r>
+        <w:rPr>
+          <w:rFonts w:ascii="Times New Roman" w:hAnsi="Times New Roman" w:cs="Times New Roman"/>
+          <w:noProof/>
+          <w14:ligatures w14:val="standardContextual"/>
+        </w:rPr>
+        <w:drawing>
+          <wp:anchor distT="0" distB="0" distL="114300" distR="114300" simplePos="0" relativeHeight="251686912" behindDoc="0" locked="0" layoutInCell="1" allowOverlap="1" wp14:anchorId="06576834" wp14:editId="4DB6F50C">
+            <wp:simplePos x="0" y="0"/>
+            <wp:positionH relativeFrom="margin">
+              <wp:align>center</wp:align>
+            </wp:positionH>
+            <wp:positionV relativeFrom="margin">
+              <wp:posOffset>-288972</wp:posOffset>
+            </wp:positionV>
+            <wp:extent cx="6355715" cy="4323715"/>
+            <wp:effectExtent l="0" t="0" r="6985" b="635"/>
+            <wp:wrapTopAndBottom/>
+            <wp:docPr id="194129519" name="Picture 1"/>
+            <wp:cNvGraphicFramePr>
+              <a:graphicFrameLocks xmlns:a="http://schemas.openxmlformats.org/drawingml/2006/main" noChangeAspect="1"/>
+            </wp:cNvGraphicFramePr>
+            <a:graphic xmlns:a="http://schemas.openxmlformats.org/drawingml/2006/main">
+              <a:graphicData uri="http://schemas.openxmlformats.org/drawingml/2006/picture">
+                <pic:pic xmlns:pic="http://schemas.openxmlformats.org/drawingml/2006/picture">
+                  <pic:nvPicPr>
+                    <pic:cNvPr id="194129519" name="Picture 194129519"/>
+                    <pic:cNvPicPr/>
+                  </pic:nvPicPr>
+                  <pic:blipFill>
+                    <a:blip r:embed="rId19" cstate="print">
+                      <a:extLst>
+                        <a:ext uri="{28A0092B-C50C-407E-A947-70E740481C1C}">
+                          <a14:useLocalDpi xmlns:a14="http://schemas.microsoft.com/office/drawing/2010/main" val="0"/>
+                        </a:ext>
+                      </a:extLst>
+                    </a:blip>
+                    <a:stretch>
+                      <a:fillRect/>
+                    </a:stretch>
+                  </pic:blipFill>
+                  <pic:spPr>
+                    <a:xfrm>
+                      <a:off x="0" y="0"/>
+                      <a:ext cx="6355715" cy="4323715"/>
+                    </a:xfrm>
+                    <a:prstGeom prst="rect">
+                      <a:avLst/>
+                    </a:prstGeom>
+                  </pic:spPr>
+                </pic:pic>
+              </a:graphicData>
+            </a:graphic>
+            <wp14:sizeRelH relativeFrom="margin">
+              <wp14:pctWidth>0</wp14:pctWidth>
+            </wp14:sizeRelH>
+            <wp14:sizeRelV relativeFrom="margin">
+              <wp14:pctHeight>0</wp14:pctHeight>
+            </wp14:sizeRelV>
+          </wp:anchor>
+        </w:drawing>
+      </w:r>
+      <w:r>
+        <w:rPr>
+          <w:rFonts w:ascii="Times New Roman" w:hAnsi="Times New Roman" w:cs="Times New Roman"/>
+          <w:lang w:val="fr-FR"/>
+        </w:rPr>
+        <w:t>9.5</w:t>
+      </w:r>
+      <w:r>
+        <w:rPr>
+          <w:rFonts w:ascii="Times New Roman" w:hAnsi="Times New Roman" w:cs="Times New Roman"/>
+          <w:lang w:val="fr-FR"/>
+        </w:rPr>
+        <w:t xml:space="preserve"> RACI Matrix</w:t>
+      </w:r>
+      <w:bookmarkEnd w:id="43"/>
+    </w:p>
+    <w:p>
+      <w:pPr>
+        <w:rPr>
+          <w:lang w:val="fr-FR"/>
+        </w:rPr>
+      </w:pPr>
+    </w:p>
+    <w:p>
+      <w:pPr>
+        <w:rPr>
+          <w:lang w:val="fr-FR"/>
+        </w:rPr>
+      </w:pPr>
+    </w:p>
+    <w:p>
+      <w:pPr>
+        <w:rPr>
+          <w:lang w:val="fr-FR"/>
+        </w:rPr>
+      </w:pPr>
+    </w:p>
+    <w:p>
+      <w:pPr>
         <w:pStyle w:val="Heading1"/>
         <w:rPr>
           <w:rFonts w:ascii="Times New Roman" w:hAnsi="Times New Roman" w:cs="Times New Roman"/>
-        </w:rPr>
-      </w:pPr>
-      <w:bookmarkStart w:id="41" w:name="_Toc241617169"/>
-      <w:r>
-        <w:rPr>
-          <w:rFonts w:ascii="Times New Roman" w:hAnsi="Times New Roman" w:cs="Times New Roman"/>
+          <w:lang w:val="fr-FR"/>
+        </w:rPr>
+      </w:pPr>
+      <w:bookmarkStart w:id="44" w:name="_Toc242125942"/>
+      <w:r>
+        <w:rPr>
+          <w:rFonts w:ascii="Times New Roman" w:hAnsi="Times New Roman" w:cs="Times New Roman"/>
+          <w:lang w:val="fr-FR"/>
         </w:rPr>
         <w:lastRenderedPageBreak/>
         <w:t>10. Appendices</w:t>
       </w:r>
-      <w:bookmarkEnd w:id="41"/>
+      <w:bookmarkEnd w:id="44"/>
     </w:p>
     <w:p>
       <w:pPr>
         <w:spacing w:after="160"/>
         <w:rPr>
           <w:rFonts w:ascii="Times New Roman" w:hAnsi="Times New Roman" w:cs="Times New Roman"/>
+          <w:lang w:val="fr-FR"/>
         </w:rPr>
       </w:pPr>
     </w:p>
@@ -9536,90 +11439,34 @@
         <w:pStyle w:val="Heading1"/>
         <w:rPr>
           <w:rFonts w:ascii="Times New Roman" w:hAnsi="Times New Roman" w:cs="Times New Roman"/>
-        </w:rPr>
-      </w:pPr>
-      <w:bookmarkStart w:id="42" w:name="_Toc241617170"/>
-      <w:r>
-        <w:rPr>
-          <w:rFonts w:ascii="Times New Roman" w:hAnsi="Times New Roman" w:cs="Times New Roman"/>
-        </w:rPr>
-        <w:t>11. References</w:t>
-      </w:r>
-      <w:bookmarkEnd w:id="42"/>
+          <w:lang w:val="fr-FR"/>
+        </w:rPr>
+      </w:pPr>
+      <w:bookmarkStart w:id="45" w:name="_Toc242125943"/>
+      <w:r>
+        <w:rPr>
+          <w:rFonts w:ascii="Times New Roman" w:hAnsi="Times New Roman" w:cs="Times New Roman"/>
+          <w:lang w:val="fr-FR"/>
+        </w:rPr>
+        <w:t xml:space="preserve">11. </w:t>
+      </w:r>
+      <w:proofErr w:type="spellStart"/>
+      <w:r>
+        <w:rPr>
+          <w:rFonts w:ascii="Times New Roman" w:hAnsi="Times New Roman" w:cs="Times New Roman"/>
+          <w:lang w:val="fr-FR"/>
+        </w:rPr>
+        <w:t>References</w:t>
+      </w:r>
+      <w:bookmarkEnd w:id="45"/>
+      <w:proofErr w:type="spellEnd"/>
     </w:p>
     <w:p>
       <w:pPr>
         <w:spacing w:after="100" w:line="276" w:lineRule="auto"/>
         <w:rPr>
           <w:rFonts w:ascii="Times New Roman" w:hAnsi="Times New Roman" w:cs="Times New Roman"/>
-        </w:rPr>
-      </w:pPr>
-      <w:hyperlink r:id="rId16" w:history="1">
-        <w:r>
-          <w:rPr>
-            <w:rStyle w:val="Hyperlink"/>
-            <w:rFonts w:ascii="Times New Roman" w:hAnsi="Times New Roman" w:cs="Times New Roman"/>
-          </w:rPr>
-          <w:t>https://spothero.com/</w:t>
-        </w:r>
-      </w:hyperlink>
-    </w:p>
-    <w:p>
-      <w:pPr>
-        <w:spacing w:after="100" w:line="276" w:lineRule="auto"/>
-        <w:rPr>
-          <w:rFonts w:ascii="Times New Roman" w:hAnsi="Times New Roman" w:cs="Times New Roman"/>
-        </w:rPr>
-      </w:pPr>
-      <w:hyperlink r:id="rId17" w:history="1">
-        <w:r>
-          <w:rPr>
-            <w:rStyle w:val="Hyperlink"/>
-            <w:rFonts w:ascii="Times New Roman" w:hAnsi="Times New Roman" w:cs="Times New Roman"/>
-          </w:rPr>
-          <w:t>https://apps.apple.com/us/app/spothero-1-rated-parking-app/id499097243</w:t>
-        </w:r>
-      </w:hyperlink>
-    </w:p>
-    <w:p>
-      <w:pPr>
-        <w:spacing w:after="100" w:line="276" w:lineRule="auto"/>
-        <w:rPr>
-          <w:rFonts w:ascii="Times New Roman" w:hAnsi="Times New Roman" w:cs="Times New Roman"/>
-        </w:rPr>
-      </w:pPr>
-      <w:hyperlink r:id="rId18" w:history="1">
-        <w:r>
-          <w:rPr>
-            <w:rStyle w:val="Hyperlink"/>
-            <w:rFonts w:ascii="Times New Roman" w:hAnsi="Times New Roman" w:cs="Times New Roman"/>
-          </w:rPr>
-          <w:t>https://winsparking.com/compare/parkwhiz</w:t>
-        </w:r>
-      </w:hyperlink>
-    </w:p>
-    <w:p>
-      <w:pPr>
-        <w:spacing w:after="100" w:line="276" w:lineRule="auto"/>
-        <w:rPr>
-          <w:rFonts w:ascii="Times New Roman" w:hAnsi="Times New Roman" w:cs="Times New Roman"/>
-        </w:rPr>
-      </w:pPr>
-      <w:hyperlink r:id="rId19" w:history="1">
-        <w:r>
-          <w:rPr>
-            <w:rStyle w:val="Hyperlink"/>
-            <w:rFonts w:ascii="Times New Roman" w:hAnsi="Times New Roman" w:cs="Times New Roman"/>
-          </w:rPr>
-          <w:t>https://www.parkwhiz.com/how-it-works/</w:t>
-        </w:r>
-      </w:hyperlink>
-    </w:p>
-    <w:p>
-      <w:pPr>
-        <w:spacing w:after="100" w:line="276" w:lineRule="auto"/>
-        <w:rPr>
-          <w:rFonts w:ascii="Times New Roman" w:hAnsi="Times New Roman" w:cs="Times New Roman"/>
+          <w:lang w:val="fr-FR"/>
         </w:rPr>
       </w:pPr>
       <w:hyperlink r:id="rId20" w:history="1">
@@ -9627,8 +11474,9 @@
           <w:rPr>
             <w:rStyle w:val="Hyperlink"/>
             <w:rFonts w:ascii="Times New Roman" w:hAnsi="Times New Roman" w:cs="Times New Roman"/>
+            <w:lang w:val="fr-FR"/>
           </w:rPr>
-          <w:t>https://www.flashparking.com/demand-network/</w:t>
+          <w:t>https://spothero.com/</w:t>
         </w:r>
       </w:hyperlink>
     </w:p>
@@ -9637,6 +11485,7 @@
         <w:spacing w:after="100" w:line="276" w:lineRule="auto"/>
         <w:rPr>
           <w:rFonts w:ascii="Times New Roman" w:hAnsi="Times New Roman" w:cs="Times New Roman"/>
+          <w:lang w:val="fr-FR"/>
         </w:rPr>
       </w:pPr>
       <w:hyperlink r:id="rId21" w:history="1">
@@ -9644,8 +11493,9 @@
           <w:rPr>
             <w:rStyle w:val="Hyperlink"/>
             <w:rFonts w:ascii="Times New Roman" w:hAnsi="Times New Roman" w:cs="Times New Roman"/>
+            <w:lang w:val="fr-FR"/>
           </w:rPr>
-          <w:t>https://parkmobile.io/parking/how-reservations-work</w:t>
+          <w:t>https://apps.apple.com/us/app/spothero-1-rated-parking-app/id499097243</w:t>
         </w:r>
       </w:hyperlink>
     </w:p>
@@ -9654,6 +11504,7 @@
         <w:spacing w:after="100" w:line="276" w:lineRule="auto"/>
         <w:rPr>
           <w:rFonts w:ascii="Times New Roman" w:hAnsi="Times New Roman" w:cs="Times New Roman"/>
+          <w:lang w:val="fr-FR"/>
         </w:rPr>
       </w:pPr>
       <w:hyperlink r:id="rId22" w:history="1">
@@ -9661,13 +11512,90 @@
           <w:rPr>
             <w:rStyle w:val="Hyperlink"/>
             <w:rFonts w:ascii="Times New Roman" w:hAnsi="Times New Roman" w:cs="Times New Roman"/>
+            <w:lang w:val="fr-FR"/>
+          </w:rPr>
+          <w:t>https://winsparking.com/compare/parkwhiz</w:t>
+        </w:r>
+      </w:hyperlink>
+    </w:p>
+    <w:p>
+      <w:pPr>
+        <w:spacing w:after="100" w:line="276" w:lineRule="auto"/>
+        <w:rPr>
+          <w:rFonts w:ascii="Times New Roman" w:hAnsi="Times New Roman" w:cs="Times New Roman"/>
+          <w:lang w:val="fr-FR"/>
+        </w:rPr>
+      </w:pPr>
+      <w:hyperlink r:id="rId23" w:history="1">
+        <w:r>
+          <w:rPr>
+            <w:rStyle w:val="Hyperlink"/>
+            <w:rFonts w:ascii="Times New Roman" w:hAnsi="Times New Roman" w:cs="Times New Roman"/>
+            <w:lang w:val="fr-FR"/>
+          </w:rPr>
+          <w:t>https://www.parkwhiz.com/how-it-works/</w:t>
+        </w:r>
+      </w:hyperlink>
+    </w:p>
+    <w:p>
+      <w:pPr>
+        <w:spacing w:after="100" w:line="276" w:lineRule="auto"/>
+        <w:rPr>
+          <w:rFonts w:ascii="Times New Roman" w:hAnsi="Times New Roman" w:cs="Times New Roman"/>
+          <w:lang w:val="fr-FR"/>
+        </w:rPr>
+      </w:pPr>
+      <w:hyperlink r:id="rId24" w:history="1">
+        <w:r>
+          <w:rPr>
+            <w:rStyle w:val="Hyperlink"/>
+            <w:rFonts w:ascii="Times New Roman" w:hAnsi="Times New Roman" w:cs="Times New Roman"/>
+            <w:lang w:val="fr-FR"/>
+          </w:rPr>
+          <w:t>https://www.flashparking.com/demand-network/</w:t>
+        </w:r>
+      </w:hyperlink>
+    </w:p>
+    <w:p>
+      <w:pPr>
+        <w:spacing w:after="100" w:line="276" w:lineRule="auto"/>
+        <w:rPr>
+          <w:rFonts w:ascii="Times New Roman" w:hAnsi="Times New Roman" w:cs="Times New Roman"/>
+          <w:lang w:val="fr-FR"/>
+        </w:rPr>
+      </w:pPr>
+      <w:hyperlink r:id="rId25" w:history="1">
+        <w:r>
+          <w:rPr>
+            <w:rStyle w:val="Hyperlink"/>
+            <w:rFonts w:ascii="Times New Roman" w:hAnsi="Times New Roman" w:cs="Times New Roman"/>
+            <w:lang w:val="fr-FR"/>
+          </w:rPr>
+          <w:t>https://parkmobile.io/parking/how-reservations-work</w:t>
+        </w:r>
+      </w:hyperlink>
+    </w:p>
+    <w:p>
+      <w:pPr>
+        <w:spacing w:after="100" w:line="276" w:lineRule="auto"/>
+        <w:rPr>
+          <w:rFonts w:ascii="Times New Roman" w:hAnsi="Times New Roman" w:cs="Times New Roman"/>
+          <w:lang w:val="fr-FR"/>
+        </w:rPr>
+      </w:pPr>
+      <w:hyperlink r:id="rId26" w:history="1">
+        <w:r>
+          <w:rPr>
+            <w:rStyle w:val="Hyperlink"/>
+            <w:rFonts w:ascii="Times New Roman" w:hAnsi="Times New Roman" w:cs="Times New Roman"/>
+            <w:lang w:val="fr-FR"/>
           </w:rPr>
           <w:t>https://unstar.app/es-ES/blog/parkmobile-spothero-paybyphone-parkwhiz-passport-parking-apps-ranked-2026</w:t>
         </w:r>
       </w:hyperlink>
     </w:p>
     <w:sectPr>
-      <w:footerReference w:type="default" r:id="rId23"/>
+      <w:footerReference w:type="default" r:id="rId27"/>
       <w:pgSz w:w="12240" w:h="15840"/>
       <w:pgMar w:top="1440" w:right="1440" w:bottom="1440" w:left="1440" w:header="720" w:footer="720" w:gutter="0"/>
       <w:cols w:space="720"/>
